--- a/design/character-system.docx
+++ b/design/character-system.docx
@@ -2989,7 +2989,27 @@
       <w:pPr>
         <w:pStyle w:val="Heading5"/>
       </w:pPr>
-      <w:r>
+    </w:p>
+    <w:p>
+      <w:pPr>
+        <w:rPr>
+          <w:rFonts w:eastAsiaTheme="majorEastAsia" w:cs="Times New Roman (Headings CS)"/>
+          <w:caps/>
+          <w:color w:val="0F4761" w:themeColor="accent1" w:themeShade="BF"/>
+          <w:spacing w:val="20"/>
+          <w:sz w:val="16"/>
+        </w:rPr>
+      </w:pPr>
+      <w:r>
+        <w:br w:type="page"/>
+      </w:r>
+    </w:p>
+    <w:p>
+      <w:pPr>
+        <w:pStyle w:val="Heading5"/>
+      </w:pPr>
+      <w:r>
+        <w:lastRenderedPageBreak/>
         <w:t>Wits Skills</w:t>
       </w:r>
     </w:p>
@@ -3262,7 +3282,6 @@
           </w:tcPr>
           <w:p>
             <w:r>
-              <w:lastRenderedPageBreak/>
               <w:t>Attunement</w:t>
             </w:r>
             <w:r>
@@ -3678,8 +3697,8 @@
       <w:tblGrid>
         <w:gridCol w:w="2785"/>
         <w:gridCol w:w="1350"/>
-        <w:gridCol w:w="2430"/>
-        <w:gridCol w:w="2785"/>
+        <w:gridCol w:w="2340"/>
+        <w:gridCol w:w="2875"/>
       </w:tblGrid>
       <w:tr>
         <w:tc>
@@ -3715,7 +3734,7 @@
         </w:tc>
         <w:tc>
           <w:tcPr>
-            <w:tcW w:w="2430" w:type="dxa"/>
+            <w:tcW w:w="2340" w:type="dxa"/>
           </w:tcPr>
           <w:p>
             <w:r>
@@ -3728,7 +3747,7 @@
         </w:tc>
         <w:tc>
           <w:tcPr>
-            <w:tcW w:w="2785" w:type="dxa"/>
+            <w:tcW w:w="2875" w:type="dxa"/>
           </w:tcPr>
           <w:p>
             <w:r>
@@ -3766,7 +3785,7 @@
         </w:tc>
         <w:tc>
           <w:tcPr>
-            <w:tcW w:w="2430" w:type="dxa"/>
+            <w:tcW w:w="2340" w:type="dxa"/>
           </w:tcPr>
           <w:p>
             <w:r>
@@ -3775,7 +3794,6 @@
             <w:r>
               <w:t>(</w:t>
             </w:r>
-            <w:proofErr w:type="gramStart"/>
             <w:r>
               <w:rPr>
                 <w:rStyle w:val="Emphasis"/>
@@ -3789,30 +3807,26 @@
               <w:t xml:space="preserve"> </w:t>
             </w:r>
             <w:r>
+              <w:t xml:space="preserve">× </w:t>
+            </w:r>
+            <w:r>
+              <w:t xml:space="preserve"> 5)</w:t>
+            </w:r>
+          </w:p>
+          <w:p>
+            <w:r>
+              <w:t>+ (Level</w:t>
+            </w:r>
+            <w:r>
+              <w:t xml:space="preserve"> </w:t>
+            </w:r>
+            <w:r>
               <w:t>×</w:t>
             </w:r>
-            <w:proofErr w:type="gramEnd"/>
             <w:r>
               <w:t xml:space="preserve"> </w:t>
             </w:r>
             <w:r>
-              <w:t xml:space="preserve"> 5)</w:t>
-            </w:r>
-          </w:p>
-          <w:p>
-            <w:r>
-              <w:t>+ (Level</w:t>
-            </w:r>
-            <w:r>
-              <w:t xml:space="preserve"> </w:t>
-            </w:r>
-            <w:r>
-              <w:t>×</w:t>
-            </w:r>
-            <w:r>
-              <w:t xml:space="preserve"> </w:t>
-            </w:r>
-            <w:r>
               <w:rPr>
                 <w:rStyle w:val="Emphasis"/>
               </w:rPr>
@@ -3831,7 +3845,7 @@
         </w:tc>
         <w:tc>
           <w:tcPr>
-            <w:tcW w:w="2785" w:type="dxa"/>
+            <w:tcW w:w="2875" w:type="dxa"/>
           </w:tcPr>
           <w:p>
             <w:r>
@@ -3868,13 +3882,13 @@
         </w:tc>
         <w:tc>
           <w:tcPr>
-            <w:tcW w:w="2430" w:type="dxa"/>
+            <w:tcW w:w="2340" w:type="dxa"/>
           </w:tcPr>
           <w:p/>
         </w:tc>
         <w:tc>
           <w:tcPr>
-            <w:tcW w:w="2785" w:type="dxa"/>
+            <w:tcW w:w="2875" w:type="dxa"/>
           </w:tcPr>
           <w:p>
             <w:r>
@@ -3909,13 +3923,13 @@
         </w:tc>
         <w:tc>
           <w:tcPr>
-            <w:tcW w:w="2430" w:type="dxa"/>
+            <w:tcW w:w="2340" w:type="dxa"/>
           </w:tcPr>
           <w:p/>
         </w:tc>
         <w:tc>
           <w:tcPr>
-            <w:tcW w:w="2785" w:type="dxa"/>
+            <w:tcW w:w="2875" w:type="dxa"/>
           </w:tcPr>
           <w:p>
             <w:r>
@@ -3947,22 +3961,17 @@
         </w:tc>
         <w:tc>
           <w:tcPr>
-            <w:tcW w:w="2430" w:type="dxa"/>
+            <w:tcW w:w="2340" w:type="dxa"/>
           </w:tcPr>
           <w:p/>
         </w:tc>
         <w:tc>
           <w:tcPr>
-            <w:tcW w:w="2785" w:type="dxa"/>
-          </w:tcPr>
-          <w:p>
-            <w:proofErr w:type="gramStart"/>
-            <w:r>
-              <w:t>Chance</w:t>
-            </w:r>
-            <w:proofErr w:type="gramEnd"/>
-            <w:r>
-              <w:t xml:space="preserve"> to avoid physical attacks</w:t>
+            <w:tcW w:w="2875" w:type="dxa"/>
+          </w:tcPr>
+          <w:p>
+            <w:r>
+              <w:t>Chance to avoid physical attacks</w:t>
             </w:r>
           </w:p>
         </w:tc>
@@ -3993,13 +4002,13 @@
         </w:tc>
         <w:tc>
           <w:tcPr>
-            <w:tcW w:w="2430" w:type="dxa"/>
+            <w:tcW w:w="2340" w:type="dxa"/>
           </w:tcPr>
           <w:p/>
         </w:tc>
         <w:tc>
           <w:tcPr>
-            <w:tcW w:w="2785" w:type="dxa"/>
+            <w:tcW w:w="2875" w:type="dxa"/>
           </w:tcPr>
           <w:p>
             <w:r>
@@ -4037,13 +4046,13 @@
         </w:tc>
         <w:tc>
           <w:tcPr>
-            <w:tcW w:w="2430" w:type="dxa"/>
+            <w:tcW w:w="2340" w:type="dxa"/>
           </w:tcPr>
           <w:p/>
         </w:tc>
         <w:tc>
           <w:tcPr>
-            <w:tcW w:w="2785" w:type="dxa"/>
+            <w:tcW w:w="2875" w:type="dxa"/>
           </w:tcPr>
           <w:p>
             <w:r>
@@ -4078,13 +4087,13 @@
         </w:tc>
         <w:tc>
           <w:tcPr>
-            <w:tcW w:w="2430" w:type="dxa"/>
+            <w:tcW w:w="2340" w:type="dxa"/>
           </w:tcPr>
           <w:p/>
         </w:tc>
         <w:tc>
           <w:tcPr>
-            <w:tcW w:w="2785" w:type="dxa"/>
+            <w:tcW w:w="2875" w:type="dxa"/>
           </w:tcPr>
           <w:p>
             <w:r>
@@ -4116,13 +4125,13 @@
         </w:tc>
         <w:tc>
           <w:tcPr>
-            <w:tcW w:w="2430" w:type="dxa"/>
+            <w:tcW w:w="2340" w:type="dxa"/>
           </w:tcPr>
           <w:p/>
         </w:tc>
         <w:tc>
           <w:tcPr>
-            <w:tcW w:w="2785" w:type="dxa"/>
+            <w:tcW w:w="2875" w:type="dxa"/>
           </w:tcPr>
           <w:p>
             <w:r>
@@ -4157,7 +4166,7 @@
         </w:tc>
         <w:tc>
           <w:tcPr>
-            <w:tcW w:w="2430" w:type="dxa"/>
+            <w:tcW w:w="2340" w:type="dxa"/>
           </w:tcPr>
           <w:p>
             <w:r>
@@ -4193,7 +4202,7 @@
         </w:tc>
         <w:tc>
           <w:tcPr>
-            <w:tcW w:w="2785" w:type="dxa"/>
+            <w:tcW w:w="2875" w:type="dxa"/>
           </w:tcPr>
           <w:p>
             <w:r>
@@ -4205,7 +4214,7 @@
     </w:tbl>
     <w:p>
       <w:pPr>
-        <w:pStyle w:val="Heading2"/>
+        <w:pStyle w:val="Heading3"/>
       </w:pPr>
       <w:r>
         <w:br w:type="page"/>
@@ -4340,17 +4349,8 @@
                 <w:rStyle w:val="Emphasis"/>
                 <w:i/>
               </w:rPr>
-              <w:t xml:space="preserve">. The attack </w:t>
-            </w:r>
-            <w:proofErr w:type="gramStart"/>
-            <w:r>
-              <w:rPr>
-                <w:rStyle w:val="Emphasis"/>
-                <w:i/>
-              </w:rPr>
-              <w:t>applies</w:t>
-            </w:r>
-            <w:proofErr w:type="gramEnd"/>
+              <w:t>. The attack applies</w:t>
+            </w:r>
             <w:r>
               <w:rPr>
                 <w:rStyle w:val="Emphasis"/>
@@ -4421,21 +4421,12 @@
               </w:rPr>
               <w:t xml:space="preserve">: </w:t>
             </w:r>
-            <w:proofErr w:type="gramStart"/>
             <w:r>
               <w:rPr>
                 <w:rStyle w:val="Emphasis"/>
                 <w:i/>
               </w:rPr>
-              <w:t>8 × 10</w:t>
-            </w:r>
-            <w:proofErr w:type="gramEnd"/>
-            <w:r>
-              <w:rPr>
-                <w:rStyle w:val="Emphasis"/>
-                <w:i/>
-              </w:rPr>
-              <w:t>% = 0.8 (round up to 1)</w:t>
+              <w:t>8 × 10% = 0.8 (round up to 1)</w:t>
             </w:r>
           </w:p>
           <w:p>
@@ -4549,16 +4540,11 @@
     </w:tbl>
     <w:p>
       <w:r>
-        <w:t xml:space="preserve">All </w:t>
-      </w:r>
-      <w:proofErr w:type="gramStart"/>
-      <w:r>
-        <w:t>r</w:t>
+        <w:t>All r</w:t>
       </w:r>
       <w:r>
         <w:t>esistances</w:t>
       </w:r>
-      <w:proofErr w:type="gramEnd"/>
       <w:r>
         <w:t xml:space="preserve"> </w:t>
       </w:r>
@@ -4584,15 +4570,7 @@
         <w:t>.</w:t>
       </w:r>
       <w:r>
-        <w:t xml:space="preserve"> </w:t>
-      </w:r>
-      <w:proofErr w:type="gramStart"/>
-      <w:r>
-        <w:t>Resistances are</w:t>
-      </w:r>
-      <w:proofErr w:type="gramEnd"/>
-      <w:r>
-        <w:t xml:space="preserve"> mostly added by items.</w:t>
+        <w:t xml:space="preserve"> Resistances are mostly added by items.</w:t>
       </w:r>
     </w:p>
     <w:tbl>
@@ -4916,54 +4894,43 @@
     </w:p>
     <w:p>
       <w:pPr>
-        <w:pStyle w:val="Heading2"/>
+        <w:pStyle w:val="Heading3"/>
       </w:pPr>
       <w:r>
         <w:lastRenderedPageBreak/>
-        <w:t>Saves</w:t>
+        <w:t>Challenge</w:t>
+      </w:r>
+      <w:r>
+        <w:t xml:space="preserve"> Rolls</w:t>
       </w:r>
     </w:p>
     <w:p>
       <w:r>
-        <w:t xml:space="preserve">Some situations require a save roll. </w:t>
-      </w:r>
-      <w:r>
-        <w:t xml:space="preserve">Save rolls </w:t>
+        <w:t>Some situations require a</w:t>
+      </w:r>
+      <w:r>
+        <w:t xml:space="preserve"> challenge roll</w:t>
+      </w:r>
+      <w:r>
+        <w:t xml:space="preserve">. </w:t>
+      </w:r>
+      <w:r>
+        <w:t>Challenge</w:t>
+      </w:r>
+      <w:r>
+        <w:t xml:space="preserve"> rolls </w:t>
       </w:r>
       <w:r>
         <w:t xml:space="preserve">are made </w:t>
       </w:r>
-      <w:proofErr w:type="gramStart"/>
       <w:r>
         <w:t xml:space="preserve">by </w:t>
       </w:r>
       <w:r>
-        <w:rPr>
-          <w:rStyle w:val="Emphasis"/>
-        </w:rPr>
-        <w:t>n</w:t>
-      </w:r>
-      <w:proofErr w:type="gramEnd"/>
-      <w:r>
-        <w:rPr>
-          <w:rStyle w:val="Emphasis"/>
-        </w:rPr>
+        <w:t>rolling</w:t>
+      </w:r>
+      <w:r>
         <w:t xml:space="preserve"> </w:t>
-      </w:r>
-      <w:r>
-        <w:t>rolling</w:t>
-      </w:r>
-      <w:r>
-        <w:t xml:space="preserve"> </w:t>
-      </w:r>
-      <w:r>
-        <w:t>six-sided dice</w:t>
-      </w:r>
-      <w:r>
-        <w:t xml:space="preserve"> </w:t>
-      </w:r>
-      <w:r>
-        <w:t xml:space="preserve">where </w:t>
       </w:r>
       <w:r>
         <w:rPr>
@@ -4972,44 +4939,274 @@
         <w:t xml:space="preserve">n </w:t>
       </w:r>
       <w:r>
-        <w:t>is the attribute demanded by the save.</w:t>
+        <w:t>six-sided dice</w:t>
+      </w:r>
+      <w:r>
+        <w:t>,</w:t>
       </w:r>
       <w:r>
         <w:t xml:space="preserve"> </w:t>
       </w:r>
       <w:r>
-        <w:t xml:space="preserve">The highest number rolled is </w:t>
-      </w:r>
-      <w:proofErr w:type="spellStart"/>
-      <w:r>
-        <w:t>used</w:t>
-      </w:r>
-      <w:r>
-        <w:t>For</w:t>
-      </w:r>
-      <w:proofErr w:type="spellEnd"/>
-      <w:r>
-        <w:t xml:space="preserve"> </w:t>
-      </w:r>
-      <w:proofErr w:type="gramStart"/>
-      <w:r>
-        <w:t>instance,</w:t>
-      </w:r>
-      <w:proofErr w:type="gramEnd"/>
-      <w:r>
-        <w:t xml:space="preserve"> to avoid being stunned by a </w:t>
-      </w:r>
-      <w:r>
-        <w:t xml:space="preserve">Shockwave spell, </w:t>
-      </w:r>
-      <w:r>
-        <w:t xml:space="preserve">the PC rolls </w:t>
-      </w:r>
-      <w:r>
-        <w:t>3 dice because they have 3 Aura.</w:t>
-      </w:r>
-      <w:r>
-        <w:t xml:space="preserve"> </w:t>
+        <w:t xml:space="preserve">where </w:t>
+      </w:r>
+      <w:r>
+        <w:rPr>
+          <w:rStyle w:val="Emphasis"/>
+        </w:rPr>
+        <w:t xml:space="preserve">n </w:t>
+      </w:r>
+      <w:r>
+        <w:t xml:space="preserve">is the attribute demanded by the </w:t>
+      </w:r>
+      <w:r>
+        <w:t>challenge</w:t>
+      </w:r>
+      <w:r>
+        <w:t>.</w:t>
+      </w:r>
+    </w:p>
+    <w:p>
+      <w:r>
+        <w:t>The highest number rolled is used</w:t>
+      </w:r>
+      <w:r>
+        <w:t xml:space="preserve"> to determine if the </w:t>
+      </w:r>
+      <w:r>
+        <w:t>result is a failure or a success.</w:t>
+      </w:r>
+      <w:r>
+        <w:t xml:space="preserve"> Additional effects can occur on critical </w:t>
+      </w:r>
+      <w:r>
+        <w:t>failures and critical successes.</w:t>
+      </w:r>
+    </w:p>
+    <w:tbl>
+      <w:tblPr>
+        <w:tblStyle w:val="TableGrid"/>
+        <w:tblpPr w:leftFromText="187" w:rightFromText="187" w:bottomFromText="115" w:vertAnchor="text" w:tblpY="1"/>
+        <w:tblOverlap w:val="never"/>
+        <w:tblW w:w="0" w:type="auto"/>
+        <w:tblCellMar>
+          <w:top w:w="72" w:type="dxa"/>
+          <w:left w:w="72" w:type="dxa"/>
+          <w:bottom w:w="72" w:type="dxa"/>
+          <w:right w:w="72" w:type="dxa"/>
+        </w:tblCellMar>
+        <w:tblLook w:val="04A0" w:firstRow="1" w:lastRow="0" w:firstColumn="1" w:lastColumn="0" w:noHBand="0" w:noVBand="1"/>
+      </w:tblPr>
+      <w:tblGrid>
+        <w:gridCol w:w="2715"/>
+        <w:gridCol w:w="6635"/>
+      </w:tblGrid>
+      <w:tr>
+        <w:tc>
+          <w:tcPr>
+            <w:tcW w:w="2715" w:type="dxa"/>
+          </w:tcPr>
+          <w:p>
+            <w:r>
+              <w:t>Highest Roll</w:t>
+            </w:r>
+          </w:p>
+        </w:tc>
+        <w:tc>
+          <w:tcPr>
+            <w:tcW w:w="6635" w:type="dxa"/>
+          </w:tcPr>
+          <w:p>
+            <w:r>
+              <w:rPr>
+                <w:rStyle w:val="Emphasis"/>
+              </w:rPr>
+              <w:t>Degree of Success</w:t>
+            </w:r>
+          </w:p>
+        </w:tc>
+      </w:tr>
+      <w:tr>
+        <w:trPr>
+          <w:cnfStyle w:val="000000010000" w:firstRow="0" w:lastRow="0" w:firstColumn="0" w:lastColumn="0" w:oddVBand="0" w:evenVBand="0" w:oddHBand="0" w:evenHBand="1" w:firstRowFirstColumn="0" w:firstRowLastColumn="0" w:lastRowFirstColumn="0" w:lastRowLastColumn="0"/>
+        </w:trPr>
+        <w:tc>
+          <w:tcPr>
+            <w:tcW w:w="2715" w:type="dxa"/>
+          </w:tcPr>
+          <w:p>
+            <w:r>
+              <w:t>1</w:t>
+            </w:r>
+          </w:p>
+        </w:tc>
+        <w:tc>
+          <w:tcPr>
+            <w:tcW w:w="6635" w:type="dxa"/>
+          </w:tcPr>
+          <w:p>
+            <w:r>
+              <w:t xml:space="preserve">Critical Failure: </w:t>
+            </w:r>
+            <w:r>
+              <w:t xml:space="preserve">You fail </w:t>
+            </w:r>
+            <w:r>
+              <w:t xml:space="preserve">miserably </w:t>
+            </w:r>
+            <w:r>
+              <w:t xml:space="preserve">and </w:t>
+            </w:r>
+            <w:r>
+              <w:t>an additional, negative effect occurs</w:t>
+            </w:r>
+            <w:r>
+              <w:t>.</w:t>
+            </w:r>
+          </w:p>
+        </w:tc>
+      </w:tr>
+      <w:tr>
+        <w:tc>
+          <w:tcPr>
+            <w:tcW w:w="2715" w:type="dxa"/>
+          </w:tcPr>
+          <w:p>
+            <w:r>
+              <w:t>2-3</w:t>
+            </w:r>
+          </w:p>
+        </w:tc>
+        <w:tc>
+          <w:tcPr>
+            <w:tcW w:w="6635" w:type="dxa"/>
+          </w:tcPr>
+          <w:p>
+            <w:r>
+              <w:t>Failure</w:t>
+            </w:r>
+            <w:r>
+              <w:t>: You fail.</w:t>
+            </w:r>
+          </w:p>
+        </w:tc>
+      </w:tr>
+      <w:tr>
+        <w:trPr>
+          <w:cnfStyle w:val="000000010000" w:firstRow="0" w:lastRow="0" w:firstColumn="0" w:lastColumn="0" w:oddVBand="0" w:evenVBand="0" w:oddHBand="0" w:evenHBand="1" w:firstRowFirstColumn="0" w:firstRowLastColumn="0" w:lastRowFirstColumn="0" w:lastRowLastColumn="0"/>
+        </w:trPr>
+        <w:tc>
+          <w:tcPr>
+            <w:tcW w:w="2715" w:type="dxa"/>
+          </w:tcPr>
+          <w:p>
+            <w:r>
+              <w:t>4-5</w:t>
+            </w:r>
+          </w:p>
+        </w:tc>
+        <w:tc>
+          <w:tcPr>
+            <w:tcW w:w="6635" w:type="dxa"/>
+          </w:tcPr>
+          <w:p>
+            <w:r>
+              <w:t>Success</w:t>
+            </w:r>
+            <w:r>
+              <w:t xml:space="preserve">: You </w:t>
+            </w:r>
+            <w:r>
+              <w:t>succeed</w:t>
+            </w:r>
+            <w:r>
+              <w:t>.</w:t>
+            </w:r>
+          </w:p>
+        </w:tc>
+      </w:tr>
+      <w:tr>
+        <w:tc>
+          <w:tcPr>
+            <w:tcW w:w="2715" w:type="dxa"/>
+          </w:tcPr>
+          <w:p>
+            <w:r>
+              <w:t>6</w:t>
+            </w:r>
+          </w:p>
+        </w:tc>
+        <w:tc>
+          <w:tcPr>
+            <w:tcW w:w="6635" w:type="dxa"/>
+          </w:tcPr>
+          <w:p>
+            <w:r>
+              <w:t xml:space="preserve">Critical </w:t>
+            </w:r>
+            <w:r>
+              <w:t>Success</w:t>
+            </w:r>
+            <w:r>
+              <w:t xml:space="preserve">: You </w:t>
+            </w:r>
+            <w:r>
+              <w:t>succeed flawlessly and</w:t>
+            </w:r>
+            <w:r>
+              <w:t xml:space="preserve"> an additional, positive effect occurs</w:t>
+            </w:r>
+            <w:r>
+              <w:t>.</w:t>
+            </w:r>
+          </w:p>
+        </w:tc>
+      </w:tr>
+    </w:tbl>
+    <w:p>
+      <w:pPr>
+        <w:pStyle w:val="Heading3"/>
+      </w:pPr>
+      <w:r>
+        <w:t>Skill Check</w:t>
+      </w:r>
+    </w:p>
+    <w:p>
+      <w:r>
+        <w:t>While c</w:t>
+      </w:r>
+      <w:r>
+        <w:t>hallenge</w:t>
+      </w:r>
+      <w:r>
+        <w:t xml:space="preserve"> rolls </w:t>
+      </w:r>
+      <w:r>
+        <w:t>are specifically for combat</w:t>
+      </w:r>
+      <w:r>
+        <w:t xml:space="preserve">, dialogue only has </w:t>
+      </w:r>
+      <w:r>
+        <w:t xml:space="preserve">simple </w:t>
+      </w:r>
+      <w:r>
+        <w:t xml:space="preserve">skill </w:t>
+      </w:r>
+      <w:r>
+        <w:t>checks</w:t>
+      </w:r>
+      <w:r>
+        <w:t xml:space="preserve">. Since dialogue is arguably more important, and I want to avoid having players scum-saving to avoid failing a roll, it makes sense to </w:t>
+      </w:r>
+      <w:r>
+        <w:t>reveal a dialogue option based on a skill check (and show the required skill</w:t>
+      </w:r>
+      <w:r>
+        <w:t xml:space="preserve"> and </w:t>
+      </w:r>
+      <w:r>
+        <w:t>value in the dialogue option).</w:t>
       </w:r>
     </w:p>
     <w:p>
@@ -5022,6 +5219,30 @@
         </w:rPr>
       </w:pPr>
       <w:r>
+        <w:t>Choosing a dialogue option with a skill always passes</w:t>
+      </w:r>
+      <w:r>
+        <w:t xml:space="preserve"> if the player's skill </w:t>
+      </w:r>
+      <w:r>
+        <w:t xml:space="preserve">value </w:t>
+      </w:r>
+      <w:r>
+        <w:t>is at or above the</w:t>
+      </w:r>
+      <w:r>
+        <w:t xml:space="preserve"> demanded</w:t>
+      </w:r>
+      <w:r>
+        <w:t xml:space="preserve"> </w:t>
+      </w:r>
+      <w:r>
+        <w:t xml:space="preserve">skill </w:t>
+      </w:r>
+      <w:r>
+        <w:t>value.</w:t>
+      </w:r>
+      <w:r>
         <w:br w:type="page"/>
       </w:r>
     </w:p>
@@ -5089,6 +5310,40 @@
       </w:r>
       <w:r>
         <w:t>their level will be adjusted to 1 below the PC’s.</w:t>
+      </w:r>
+    </w:p>
+    <w:p>
+      <w:r>
+        <w:br w:type="page"/>
+      </w:r>
+    </w:p>
+    <w:p>
+      <w:pPr>
+        <w:pStyle w:val="Heading2"/>
+      </w:pPr>
+      <w:r>
+        <w:lastRenderedPageBreak/>
+        <w:t>Character Paths</w:t>
+      </w:r>
+    </w:p>
+    <w:p>
+      <w:r>
+        <w:t xml:space="preserve">The four paths a Player can choose are </w:t>
+      </w:r>
+      <w:r>
+        <w:t xml:space="preserve">Vanguard, Prowler, Whisper, and Artificer. Each path has slightly different statistics and </w:t>
+      </w:r>
+      <w:r>
+        <w:t>a</w:t>
+      </w:r>
+      <w:r>
+        <w:t xml:space="preserve"> unique</w:t>
+      </w:r>
+      <w:r>
+        <w:t xml:space="preserve"> talent tree</w:t>
+      </w:r>
+      <w:r>
+        <w:t>.</w:t>
       </w:r>
     </w:p>
     <w:sectPr>
@@ -5170,7 +5425,10 @@
       <w:t>◈</w:t>
     </w:r>
     <w:r>
-      <w:t xml:space="preserve"> Experience &amp; Progression</w:t>
+      <w:t xml:space="preserve"> </w:t>
+    </w:r>
+    <w:r>
+      <w:t>Character System</w:t>
     </w:r>
   </w:p>
 </w:hdr>
@@ -6981,6 +7239,119 @@
     </w:lvl>
   </w:abstractNum>
   <w:abstractNum w:abstractNumId="17" w15:restartNumberingAfterBreak="0">
+    <w:nsid w:val="6BDC2A0F"/>
+    <w:multiLevelType w:val="hybridMultilevel"/>
+    <w:tmpl w:val="7FCC328A"/>
+    <w:lvl w:ilvl="0" w:tplc="04090001">
+      <w:start w:val="1"/>
+      <w:numFmt w:val="bullet"/>
+      <w:lvlText w:val=""/>
+      <w:lvlJc w:val="left"/>
+      <w:pPr>
+        <w:ind w:left="720" w:hanging="360"/>
+      </w:pPr>
+      <w:rPr>
+        <w:rFonts w:ascii="Symbol" w:hAnsi="Symbol" w:hint="default"/>
+      </w:rPr>
+    </w:lvl>
+    <w:lvl w:ilvl="1" w:tplc="04090003" w:tentative="1">
+      <w:start w:val="1"/>
+      <w:numFmt w:val="bullet"/>
+      <w:lvlText w:val="o"/>
+      <w:lvlJc w:val="left"/>
+      <w:pPr>
+        <w:ind w:left="1440" w:hanging="360"/>
+      </w:pPr>
+      <w:rPr>
+        <w:rFonts w:ascii="Courier New" w:hAnsi="Courier New" w:cs="Courier New" w:hint="default"/>
+      </w:rPr>
+    </w:lvl>
+    <w:lvl w:ilvl="2" w:tplc="04090005" w:tentative="1">
+      <w:start w:val="1"/>
+      <w:numFmt w:val="bullet"/>
+      <w:lvlText w:val=""/>
+      <w:lvlJc w:val="left"/>
+      <w:pPr>
+        <w:ind w:left="2160" w:hanging="360"/>
+      </w:pPr>
+      <w:rPr>
+        <w:rFonts w:ascii="Wingdings" w:hAnsi="Wingdings" w:hint="default"/>
+      </w:rPr>
+    </w:lvl>
+    <w:lvl w:ilvl="3" w:tplc="04090001" w:tentative="1">
+      <w:start w:val="1"/>
+      <w:numFmt w:val="bullet"/>
+      <w:lvlText w:val=""/>
+      <w:lvlJc w:val="left"/>
+      <w:pPr>
+        <w:ind w:left="2880" w:hanging="360"/>
+      </w:pPr>
+      <w:rPr>
+        <w:rFonts w:ascii="Symbol" w:hAnsi="Symbol" w:hint="default"/>
+      </w:rPr>
+    </w:lvl>
+    <w:lvl w:ilvl="4" w:tplc="04090003" w:tentative="1">
+      <w:start w:val="1"/>
+      <w:numFmt w:val="bullet"/>
+      <w:lvlText w:val="o"/>
+      <w:lvlJc w:val="left"/>
+      <w:pPr>
+        <w:ind w:left="3600" w:hanging="360"/>
+      </w:pPr>
+      <w:rPr>
+        <w:rFonts w:ascii="Courier New" w:hAnsi="Courier New" w:cs="Courier New" w:hint="default"/>
+      </w:rPr>
+    </w:lvl>
+    <w:lvl w:ilvl="5" w:tplc="04090005" w:tentative="1">
+      <w:start w:val="1"/>
+      <w:numFmt w:val="bullet"/>
+      <w:lvlText w:val=""/>
+      <w:lvlJc w:val="left"/>
+      <w:pPr>
+        <w:ind w:left="4320" w:hanging="360"/>
+      </w:pPr>
+      <w:rPr>
+        <w:rFonts w:ascii="Wingdings" w:hAnsi="Wingdings" w:hint="default"/>
+      </w:rPr>
+    </w:lvl>
+    <w:lvl w:ilvl="6" w:tplc="04090001" w:tentative="1">
+      <w:start w:val="1"/>
+      <w:numFmt w:val="bullet"/>
+      <w:lvlText w:val=""/>
+      <w:lvlJc w:val="left"/>
+      <w:pPr>
+        <w:ind w:left="5040" w:hanging="360"/>
+      </w:pPr>
+      <w:rPr>
+        <w:rFonts w:ascii="Symbol" w:hAnsi="Symbol" w:hint="default"/>
+      </w:rPr>
+    </w:lvl>
+    <w:lvl w:ilvl="7" w:tplc="04090003" w:tentative="1">
+      <w:start w:val="1"/>
+      <w:numFmt w:val="bullet"/>
+      <w:lvlText w:val="o"/>
+      <w:lvlJc w:val="left"/>
+      <w:pPr>
+        <w:ind w:left="5760" w:hanging="360"/>
+      </w:pPr>
+      <w:rPr>
+        <w:rFonts w:ascii="Courier New" w:hAnsi="Courier New" w:cs="Courier New" w:hint="default"/>
+      </w:rPr>
+    </w:lvl>
+    <w:lvl w:ilvl="8" w:tplc="04090005" w:tentative="1">
+      <w:start w:val="1"/>
+      <w:numFmt w:val="bullet"/>
+      <w:lvlText w:val=""/>
+      <w:lvlJc w:val="left"/>
+      <w:pPr>
+        <w:ind w:left="6480" w:hanging="360"/>
+      </w:pPr>
+      <w:rPr>
+        <w:rFonts w:ascii="Wingdings" w:hAnsi="Wingdings" w:hint="default"/>
+      </w:rPr>
+    </w:lvl>
+  </w:abstractNum>
+  <w:abstractNum w:abstractNumId="18" w15:restartNumberingAfterBreak="0">
     <w:nsid w:val="710C1AB9"/>
     <w:multiLevelType w:val="hybridMultilevel"/>
     <w:tmpl w:val="BFF8FE20"/>
@@ -7093,7 +7464,7 @@
       </w:rPr>
     </w:lvl>
   </w:abstractNum>
-  <w:abstractNum w:abstractNumId="18" w15:restartNumberingAfterBreak="0">
+  <w:abstractNum w:abstractNumId="19" w15:restartNumberingAfterBreak="0">
     <w:nsid w:val="756F7823"/>
     <w:multiLevelType w:val="hybridMultilevel"/>
     <w:tmpl w:val="64765930"/>
@@ -7206,7 +7577,7 @@
       </w:rPr>
     </w:lvl>
   </w:abstractNum>
-  <w:abstractNum w:abstractNumId="19" w15:restartNumberingAfterBreak="0">
+  <w:abstractNum w:abstractNumId="20" w15:restartNumberingAfterBreak="0">
     <w:nsid w:val="798B1C8A"/>
     <w:multiLevelType w:val="hybridMultilevel"/>
     <w:tmpl w:val="F8D6B2E2"/>
@@ -7295,7 +7666,7 @@
       </w:pPr>
     </w:lvl>
   </w:abstractNum>
-  <w:abstractNum w:abstractNumId="20" w15:restartNumberingAfterBreak="0">
+  <w:abstractNum w:abstractNumId="21" w15:restartNumberingAfterBreak="0">
     <w:nsid w:val="79911088"/>
     <w:multiLevelType w:val="hybridMultilevel"/>
     <w:tmpl w:val="B89254AA"/>
@@ -7408,11 +7779,124 @@
       </w:rPr>
     </w:lvl>
   </w:abstractNum>
+  <w:abstractNum w:abstractNumId="22" w15:restartNumberingAfterBreak="0">
+    <w:nsid w:val="7E5556B8"/>
+    <w:multiLevelType w:val="hybridMultilevel"/>
+    <w:tmpl w:val="37C87164"/>
+    <w:lvl w:ilvl="0" w:tplc="04090001">
+      <w:start w:val="1"/>
+      <w:numFmt w:val="bullet"/>
+      <w:lvlText w:val=""/>
+      <w:lvlJc w:val="left"/>
+      <w:pPr>
+        <w:ind w:left="3600" w:hanging="360"/>
+      </w:pPr>
+      <w:rPr>
+        <w:rFonts w:ascii="Symbol" w:hAnsi="Symbol" w:hint="default"/>
+      </w:rPr>
+    </w:lvl>
+    <w:lvl w:ilvl="1" w:tplc="04090003" w:tentative="1">
+      <w:start w:val="1"/>
+      <w:numFmt w:val="bullet"/>
+      <w:lvlText w:val="o"/>
+      <w:lvlJc w:val="left"/>
+      <w:pPr>
+        <w:ind w:left="4320" w:hanging="360"/>
+      </w:pPr>
+      <w:rPr>
+        <w:rFonts w:ascii="Courier New" w:hAnsi="Courier New" w:cs="Courier New" w:hint="default"/>
+      </w:rPr>
+    </w:lvl>
+    <w:lvl w:ilvl="2" w:tplc="04090005" w:tentative="1">
+      <w:start w:val="1"/>
+      <w:numFmt w:val="bullet"/>
+      <w:lvlText w:val=""/>
+      <w:lvlJc w:val="left"/>
+      <w:pPr>
+        <w:ind w:left="5040" w:hanging="360"/>
+      </w:pPr>
+      <w:rPr>
+        <w:rFonts w:ascii="Wingdings" w:hAnsi="Wingdings" w:hint="default"/>
+      </w:rPr>
+    </w:lvl>
+    <w:lvl w:ilvl="3" w:tplc="04090001" w:tentative="1">
+      <w:start w:val="1"/>
+      <w:numFmt w:val="bullet"/>
+      <w:lvlText w:val=""/>
+      <w:lvlJc w:val="left"/>
+      <w:pPr>
+        <w:ind w:left="5760" w:hanging="360"/>
+      </w:pPr>
+      <w:rPr>
+        <w:rFonts w:ascii="Symbol" w:hAnsi="Symbol" w:hint="default"/>
+      </w:rPr>
+    </w:lvl>
+    <w:lvl w:ilvl="4" w:tplc="04090003" w:tentative="1">
+      <w:start w:val="1"/>
+      <w:numFmt w:val="bullet"/>
+      <w:lvlText w:val="o"/>
+      <w:lvlJc w:val="left"/>
+      <w:pPr>
+        <w:ind w:left="6480" w:hanging="360"/>
+      </w:pPr>
+      <w:rPr>
+        <w:rFonts w:ascii="Courier New" w:hAnsi="Courier New" w:cs="Courier New" w:hint="default"/>
+      </w:rPr>
+    </w:lvl>
+    <w:lvl w:ilvl="5" w:tplc="04090005" w:tentative="1">
+      <w:start w:val="1"/>
+      <w:numFmt w:val="bullet"/>
+      <w:lvlText w:val=""/>
+      <w:lvlJc w:val="left"/>
+      <w:pPr>
+        <w:ind w:left="7200" w:hanging="360"/>
+      </w:pPr>
+      <w:rPr>
+        <w:rFonts w:ascii="Wingdings" w:hAnsi="Wingdings" w:hint="default"/>
+      </w:rPr>
+    </w:lvl>
+    <w:lvl w:ilvl="6" w:tplc="04090001" w:tentative="1">
+      <w:start w:val="1"/>
+      <w:numFmt w:val="bullet"/>
+      <w:lvlText w:val=""/>
+      <w:lvlJc w:val="left"/>
+      <w:pPr>
+        <w:ind w:left="7920" w:hanging="360"/>
+      </w:pPr>
+      <w:rPr>
+        <w:rFonts w:ascii="Symbol" w:hAnsi="Symbol" w:hint="default"/>
+      </w:rPr>
+    </w:lvl>
+    <w:lvl w:ilvl="7" w:tplc="04090003" w:tentative="1">
+      <w:start w:val="1"/>
+      <w:numFmt w:val="bullet"/>
+      <w:lvlText w:val="o"/>
+      <w:lvlJc w:val="left"/>
+      <w:pPr>
+        <w:ind w:left="8640" w:hanging="360"/>
+      </w:pPr>
+      <w:rPr>
+        <w:rFonts w:ascii="Courier New" w:hAnsi="Courier New" w:cs="Courier New" w:hint="default"/>
+      </w:rPr>
+    </w:lvl>
+    <w:lvl w:ilvl="8" w:tplc="04090005" w:tentative="1">
+      <w:start w:val="1"/>
+      <w:numFmt w:val="bullet"/>
+      <w:lvlText w:val=""/>
+      <w:lvlJc w:val="left"/>
+      <w:pPr>
+        <w:ind w:left="9360" w:hanging="360"/>
+      </w:pPr>
+      <w:rPr>
+        <w:rFonts w:ascii="Wingdings" w:hAnsi="Wingdings" w:hint="default"/>
+      </w:rPr>
+    </w:lvl>
+  </w:abstractNum>
   <w:num w:numId="1" w16cid:durableId="1934632031">
-    <w:abstractNumId w:val="19"/>
+    <w:abstractNumId w:val="20"/>
   </w:num>
   <w:num w:numId="2" w16cid:durableId="144322598">
-    <w:abstractNumId w:val="20"/>
+    <w:abstractNumId w:val="21"/>
   </w:num>
   <w:num w:numId="3" w16cid:durableId="279459713">
     <w:abstractNumId w:val="9"/>
@@ -7430,7 +7914,7 @@
     <w:abstractNumId w:val="13"/>
   </w:num>
   <w:num w:numId="8" w16cid:durableId="850493014">
-    <w:abstractNumId w:val="18"/>
+    <w:abstractNumId w:val="19"/>
   </w:num>
   <w:num w:numId="9" w16cid:durableId="1604802902">
     <w:abstractNumId w:val="5"/>
@@ -7451,7 +7935,7 @@
     <w:abstractNumId w:val="10"/>
   </w:num>
   <w:num w:numId="15" w16cid:durableId="2064256533">
-    <w:abstractNumId w:val="17"/>
+    <w:abstractNumId w:val="18"/>
   </w:num>
   <w:num w:numId="16" w16cid:durableId="2141260341">
     <w:abstractNumId w:val="4"/>
@@ -7470,6 +7954,12 @@
   </w:num>
   <w:num w:numId="21" w16cid:durableId="854998761">
     <w:abstractNumId w:val="8"/>
+  </w:num>
+  <w:num w:numId="22" w16cid:durableId="134612965">
+    <w:abstractNumId w:val="22"/>
+  </w:num>
+  <w:num w:numId="23" w16cid:durableId="161894447">
+    <w:abstractNumId w:val="17"/>
   </w:num>
 </w:numbering>
 </file>

--- a/design/character-system.docx
+++ b/design/character-system.docx
@@ -3794,6 +3794,7 @@
             <w:r>
               <w:t>(</w:t>
             </w:r>
+            <w:proofErr w:type="gramStart"/>
             <w:r>
               <w:rPr>
                 <w:rStyle w:val="Emphasis"/>
@@ -3807,7 +3808,11 @@
               <w:t xml:space="preserve"> </w:t>
             </w:r>
             <w:r>
-              <w:t xml:space="preserve">× </w:t>
+              <w:t>×</w:t>
+            </w:r>
+            <w:proofErr w:type="gramEnd"/>
+            <w:r>
+              <w:t xml:space="preserve"> </w:t>
             </w:r>
             <w:r>
               <w:t xml:space="preserve"> 5)</w:t>
@@ -5331,19 +5336,19 @@
         <w:t xml:space="preserve">The four paths a Player can choose are </w:t>
       </w:r>
       <w:r>
-        <w:t xml:space="preserve">Vanguard, Prowler, Whisper, and Artificer. Each path has slightly different statistics and </w:t>
-      </w:r>
-      <w:r>
-        <w:t>a</w:t>
-      </w:r>
-      <w:r>
-        <w:t xml:space="preserve"> unique</w:t>
-      </w:r>
-      <w:r>
-        <w:t xml:space="preserve"> talent tree</w:t>
-      </w:r>
-      <w:r>
-        <w:t>.</w:t>
+        <w:t xml:space="preserve">Vanguard, Prowler, Whisper, and Artificer. Each path has slightly different </w:t>
+      </w:r>
+      <w:r>
+        <w:t>starting statistics</w:t>
+      </w:r>
+      <w:r>
+        <w:t xml:space="preserve"> and </w:t>
+      </w:r>
+      <w:r>
+        <w:t>a selection of unique talents only they can pick</w:t>
+      </w:r>
+      <w:r>
+        <w:t xml:space="preserve"> from.</w:t>
       </w:r>
     </w:p>
     <w:sectPr>

--- a/design/character-system.docx
+++ b/design/character-system.docx
@@ -2250,7 +2250,21 @@
                 <w:rStyle w:val="Emphasis"/>
                 <w:i/>
               </w:rPr>
-              <w:t>Skills have five levels, each of which carries a bonus</w:t>
+              <w:t xml:space="preserve">Skills have five levels, of which </w:t>
+            </w:r>
+            <w:r>
+              <w:rPr>
+                <w:rStyle w:val="Emphasis"/>
+                <w:i/>
+              </w:rPr>
+              <w:t xml:space="preserve">1-3 and 4-5 </w:t>
+            </w:r>
+            <w:r>
+              <w:rPr>
+                <w:rStyle w:val="Emphasis"/>
+                <w:i/>
+              </w:rPr>
+              <w:t>carries a bonus</w:t>
             </w:r>
             <w:r>
               <w:rPr>
@@ -2319,19 +2333,11 @@
                 <w:rStyle w:val="Emphasis"/>
               </w:rPr>
             </w:pPr>
-            <w:proofErr w:type="spellStart"/>
             <w:r>
               <w:rPr>
                 <w:rStyle w:val="Emphasis"/>
               </w:rPr>
-              <w:t>Prereq</w:t>
-            </w:r>
-            <w:proofErr w:type="spellEnd"/>
-            <w:r>
-              <w:rPr>
-                <w:rStyle w:val="Emphasis"/>
-              </w:rPr>
-              <w:t>.</w:t>
+              <w:t>Prereq.</w:t>
             </w:r>
           </w:p>
         </w:tc>
@@ -2413,18 +2419,15 @@
               <w:t>+</w:t>
             </w:r>
             <w:r>
+              <w:t>1</w:t>
+            </w:r>
+            <w:r>
               <w:t xml:space="preserve"> </w:t>
             </w:r>
             <w:r>
-              <w:rPr>
-                <w:rStyle w:val="Emphasis"/>
-              </w:rPr>
               <w:t xml:space="preserve">Melee </w:t>
             </w:r>
             <w:r>
-              <w:rPr>
-                <w:rStyle w:val="Emphasis"/>
-              </w:rPr>
               <w:t>Accuracy</w:t>
             </w:r>
           </w:p>
@@ -2516,18 +2519,36 @@
           </w:tcPr>
           <w:p>
             <w:r>
-              <w:t xml:space="preserve">+ </w:t>
+              <w:t>+</w:t>
+            </w:r>
+            <w:r>
+              <w:t>25</w:t>
+            </w:r>
+            <w:r>
+              <w:t>%</w:t>
+            </w:r>
+            <w:r>
+              <w:t xml:space="preserve"> </w:t>
             </w:r>
             <w:r>
               <w:t>Melee Damage</w:t>
             </w:r>
-          </w:p>
-          <w:p>
-            <w:r>
-              <w:t xml:space="preserve">- </w:t>
-            </w:r>
-            <w:r>
-              <w:t>Melee Accuracy</w:t>
+            <w:r>
+              <w:t xml:space="preserve"> to </w:t>
+            </w:r>
+            <w:r>
+              <w:t xml:space="preserve">low-health </w:t>
+            </w:r>
+            <w:r>
+              <w:t>enemies</w:t>
+            </w:r>
+          </w:p>
+          <w:p>
+            <w:r>
+              <w:t xml:space="preserve">+10% </w:t>
+            </w:r>
+            <w:r>
+              <w:t>lose control</w:t>
             </w:r>
           </w:p>
         </w:tc>
@@ -2568,7 +2589,13 @@
           </w:tcPr>
           <w:p>
             <w:r>
-              <w:t xml:space="preserve">+ </w:t>
+              <w:t>+</w:t>
+            </w:r>
+            <w:r>
+              <w:t>5</w:t>
+            </w:r>
+            <w:r>
+              <w:t xml:space="preserve"> </w:t>
             </w:r>
             <w:r>
               <w:t xml:space="preserve">Melee Critical </w:t>
@@ -2621,13 +2648,16 @@
           </w:tcPr>
           <w:p>
             <w:r>
-              <w:t xml:space="preserve">+ </w:t>
+              <w:t>+</w:t>
+            </w:r>
+            <w:r>
+              <w:t>25</w:t>
+            </w:r>
+            <w:r>
+              <w:t xml:space="preserve"> </w:t>
             </w:r>
             <w:r>
               <w:t>Health</w:t>
-            </w:r>
-            <w:r>
-              <w:t xml:space="preserve"> by a flat amount</w:t>
             </w:r>
           </w:p>
         </w:tc>
@@ -2668,10 +2698,68 @@
           </w:tcPr>
           <w:p>
             <w:r>
-              <w:t xml:space="preserve">+ </w:t>
-            </w:r>
-            <w:r>
-              <w:t>Defense</w:t>
+              <w:t>+</w:t>
+            </w:r>
+            <w:r>
+              <w:t>5 Health</w:t>
+            </w:r>
+            <w:r>
+              <w:t xml:space="preserve"> Regeneration</w:t>
+            </w:r>
+          </w:p>
+          <w:p>
+            <w:pPr>
+              <w:rPr>
+                <w:vertAlign w:val="superscript"/>
+              </w:rPr>
+            </w:pPr>
+            <w:r>
+              <w:t>+5</w:t>
+            </w:r>
+            <w:r>
+              <w:t xml:space="preserve"> </w:t>
+            </w:r>
+            <w:r>
+              <w:t>R</w:t>
+            </w:r>
+            <w:r>
+              <w:rPr>
+                <w:vertAlign w:val="superscript"/>
+              </w:rPr>
+              <w:t>SLASHING</w:t>
+            </w:r>
+          </w:p>
+          <w:p>
+            <w:pPr>
+              <w:rPr>
+                <w:vertAlign w:val="superscript"/>
+              </w:rPr>
+            </w:pPr>
+            <w:r>
+              <w:t xml:space="preserve">+5 </w:t>
+            </w:r>
+            <w:r>
+              <w:t>R</w:t>
+            </w:r>
+            <w:r>
+              <w:rPr>
+                <w:vertAlign w:val="superscript"/>
+              </w:rPr>
+              <w:t>PIERCING</w:t>
+            </w:r>
+          </w:p>
+          <w:p>
+            <w:r>
+              <w:t xml:space="preserve">+5 </w:t>
+            </w:r>
+            <w:r>
+              <w:t>R</w:t>
+            </w:r>
+            <w:r>
+              <w:rPr>
+                <w:vertAlign w:val="superscript"/>
+              </w:rPr>
+              <w:t>BLUDGEONING</w:t>
             </w:r>
           </w:p>
         </w:tc>
@@ -2723,19 +2811,11 @@
             <w:tcW w:w="1710" w:type="dxa"/>
           </w:tcPr>
           <w:p>
-            <w:proofErr w:type="spellStart"/>
             <w:r>
               <w:rPr>
                 <w:rStyle w:val="Emphasis"/>
               </w:rPr>
-              <w:t>Prereq</w:t>
-            </w:r>
-            <w:proofErr w:type="spellEnd"/>
-            <w:r>
-              <w:rPr>
-                <w:rStyle w:val="Emphasis"/>
-              </w:rPr>
-              <w:t>.</w:t>
+              <w:t>Prereq.</w:t>
             </w:r>
           </w:p>
         </w:tc>
@@ -2790,7 +2870,17 @@
           <w:tcPr>
             <w:tcW w:w="5395" w:type="dxa"/>
           </w:tcPr>
-          <w:p/>
+          <w:p>
+            <w:r>
+              <w:t>+</w:t>
+            </w:r>
+            <w:r>
+              <w:t>1</w:t>
+            </w:r>
+            <w:r>
+              <w:t xml:space="preserve"> Ranged Accuracy</w:t>
+            </w:r>
+          </w:p>
         </w:tc>
       </w:tr>
       <w:tr>
@@ -2827,7 +2917,16 @@
           <w:tcPr>
             <w:tcW w:w="5395" w:type="dxa"/>
           </w:tcPr>
-          <w:p/>
+          <w:p>
+            <w:r>
+              <w:t>+5 Ranged Critical Chance</w:t>
+            </w:r>
+          </w:p>
+          <w:p>
+            <w:r>
+              <w:t>+10% recover arrows</w:t>
+            </w:r>
+          </w:p>
         </w:tc>
       </w:tr>
       <w:tr>
@@ -2867,7 +2966,17 @@
           <w:tcPr>
             <w:tcW w:w="5395" w:type="dxa"/>
           </w:tcPr>
-          <w:p/>
+          <w:p>
+            <w:r>
+              <w:t>+</w:t>
+            </w:r>
+            <w:r>
+              <w:t>1</w:t>
+            </w:r>
+            <w:r>
+              <w:t xml:space="preserve"> Ranged Accuracy</w:t>
+            </w:r>
+          </w:p>
         </w:tc>
       </w:tr>
       <w:tr>
@@ -2904,7 +3013,17 @@
           <w:tcPr>
             <w:tcW w:w="5395" w:type="dxa"/>
           </w:tcPr>
-          <w:p/>
+          <w:p>
+            <w:r>
+              <w:t>+</w:t>
+            </w:r>
+            <w:r>
+              <w:t>5</w:t>
+            </w:r>
+            <w:r>
+              <w:t>% Ranged Damage</w:t>
+            </w:r>
+          </w:p>
         </w:tc>
       </w:tr>
       <w:tr>
@@ -2944,7 +3063,17 @@
           <w:tcPr>
             <w:tcW w:w="5395" w:type="dxa"/>
           </w:tcPr>
-          <w:p/>
+          <w:p>
+            <w:r>
+              <w:t>+</w:t>
+            </w:r>
+            <w:r>
+              <w:t>1</w:t>
+            </w:r>
+            <w:r>
+              <w:t xml:space="preserve"> Defense</w:t>
+            </w:r>
+          </w:p>
         </w:tc>
       </w:tr>
       <w:tr>
@@ -2981,7 +3110,17 @@
           <w:tcPr>
             <w:tcW w:w="5395" w:type="dxa"/>
           </w:tcPr>
-          <w:p/>
+          <w:p>
+            <w:r>
+              <w:t>+</w:t>
+            </w:r>
+            <w:r>
+              <w:t xml:space="preserve">1 </w:t>
+            </w:r>
+            <w:r>
+              <w:t>Defense</w:t>
+            </w:r>
+          </w:p>
         </w:tc>
       </w:tr>
     </w:tbl>
@@ -3051,19 +3190,11 @@
             <w:tcW w:w="1710" w:type="dxa"/>
           </w:tcPr>
           <w:p>
-            <w:proofErr w:type="spellStart"/>
             <w:r>
               <w:rPr>
                 <w:rStyle w:val="Emphasis"/>
               </w:rPr>
-              <w:t>Prereq</w:t>
-            </w:r>
-            <w:proofErr w:type="spellEnd"/>
-            <w:r>
-              <w:rPr>
-                <w:rStyle w:val="Emphasis"/>
-              </w:rPr>
-              <w:t>.</w:t>
+              <w:t>Prereq.</w:t>
             </w:r>
           </w:p>
         </w:tc>
@@ -3118,7 +3249,17 @@
           <w:tcPr>
             <w:tcW w:w="5395" w:type="dxa"/>
           </w:tcPr>
-          <w:p/>
+          <w:p>
+            <w:r>
+              <w:t xml:space="preserve">+10% </w:t>
+            </w:r>
+            <w:r>
+              <w:t>recover a resource</w:t>
+            </w:r>
+            <w:r>
+              <w:t xml:space="preserve"> when crafting</w:t>
+            </w:r>
+          </w:p>
         </w:tc>
       </w:tr>
       <w:tr>
@@ -3155,7 +3296,14 @@
           <w:tcPr>
             <w:tcW w:w="5395" w:type="dxa"/>
           </w:tcPr>
-          <w:p/>
+          <w:p>
+            <w:r>
+              <w:t xml:space="preserve">+10% craft </w:t>
+            </w:r>
+            <w:r>
+              <w:t>an extra item</w:t>
+            </w:r>
+          </w:p>
         </w:tc>
       </w:tr>
       <w:tr>
@@ -3195,7 +3343,11 @@
           <w:tcPr>
             <w:tcW w:w="5395" w:type="dxa"/>
           </w:tcPr>
-          <w:p/>
+          <w:p>
+            <w:r>
+              <w:t>+10% Health restoration</w:t>
+            </w:r>
+          </w:p>
         </w:tc>
       </w:tr>
       <w:tr>
@@ -3232,7 +3384,11 @@
           <w:tcPr>
             <w:tcW w:w="5395" w:type="dxa"/>
           </w:tcPr>
-          <w:p/>
+          <w:p>
+            <w:r>
+              <w:t>Unlock Poultice Recipe</w:t>
+            </w:r>
+          </w:p>
         </w:tc>
       </w:tr>
       <w:tr>
@@ -3359,19 +3515,11 @@
             <w:tcW w:w="1710" w:type="dxa"/>
           </w:tcPr>
           <w:p>
-            <w:proofErr w:type="spellStart"/>
             <w:r>
               <w:rPr>
                 <w:rStyle w:val="Emphasis"/>
               </w:rPr>
-              <w:t>Prereq</w:t>
-            </w:r>
-            <w:proofErr w:type="spellEnd"/>
-            <w:r>
-              <w:rPr>
-                <w:rStyle w:val="Emphasis"/>
-              </w:rPr>
-              <w:t>.</w:t>
+              <w:t>Prereq.</w:t>
             </w:r>
           </w:p>
         </w:tc>
@@ -3794,7 +3942,6 @@
             <w:r>
               <w:t>(</w:t>
             </w:r>
-            <w:proofErr w:type="gramStart"/>
             <w:r>
               <w:rPr>
                 <w:rStyle w:val="Emphasis"/>
@@ -3808,11 +3955,7 @@
               <w:t xml:space="preserve"> </w:t>
             </w:r>
             <w:r>
-              <w:t>×</w:t>
-            </w:r>
-            <w:proofErr w:type="gramEnd"/>
-            <w:r>
-              <w:t xml:space="preserve"> </w:t>
+              <w:t xml:space="preserve">× </w:t>
             </w:r>
             <w:r>
               <w:t xml:space="preserve"> 5)</w:t>
@@ -8577,7 +8720,6 @@
   <w:style w:type="character" w:default="1" w:styleId="DefaultParagraphFont">
     <w:name w:val="Default Paragraph Font"/>
     <w:uiPriority w:val="1"/>
-    <w:semiHidden/>
     <w:unhideWhenUsed/>
   </w:style>
   <w:style w:type="table" w:default="1" w:styleId="TableNormal">

--- a/design/character-system.docx
+++ b/design/character-system.docx
@@ -45,12 +45,14 @@
         <w:t>quests</w:t>
       </w:r>
       <w:r>
-        <w:t>. Each battle returns some amount of XP to move the player towards the XP goal for that act. The XP goal is based on the level the player should be at the end of the act.</w:t>
+        <w:t>.</w:t>
       </w:r>
     </w:p>
     <w:tbl>
       <w:tblPr>
         <w:tblStyle w:val="TableGrid"/>
+        <w:tblpPr w:leftFromText="187" w:rightFromText="187" w:bottomFromText="115" w:vertAnchor="text" w:tblpY="1"/>
+        <w:tblOverlap w:val="never"/>
         <w:tblW w:w="5000" w:type="pct"/>
         <w:tblCellMar>
           <w:top w:w="72" w:type="dxa"/>
@@ -1170,10 +1172,13 @@
           </w:tcPr>
           <w:p>
             <w:r>
-              <w:t>83</w:t>
-            </w:r>
-            <w:r>
-              <w:t xml:space="preserve">00 XP </w:t>
+              <w:t>8</w:t>
+            </w:r>
+            <w:r>
+              <w:t>25</w:t>
+            </w:r>
+            <w:r>
+              <w:t xml:space="preserve">0 XP </w:t>
             </w:r>
             <w:r>
               <w:rPr>
@@ -1185,7 +1190,7 @@
               <w:rPr>
                 <w:vertAlign w:val="superscript"/>
               </w:rPr>
-              <w:t>95</w:t>
+              <w:t>9</w:t>
             </w:r>
             <w:r>
               <w:rPr>
@@ -1197,6 +1202,12 @@
               <w:rPr>
                 <w:vertAlign w:val="superscript"/>
               </w:rPr>
+              <w:t>0</w:t>
+            </w:r>
+            <w:r>
+              <w:rPr>
+                <w:vertAlign w:val="superscript"/>
+              </w:rPr>
               <w:t xml:space="preserve"> XP</w:t>
             </w:r>
           </w:p>
@@ -1208,6 +1219,65 @@
           <w:p>
             <w:r>
               <w:t>2 Skill Points</w:t>
+            </w:r>
+          </w:p>
+        </w:tc>
+      </w:tr>
+      <w:tr>
+        <w:trPr>
+          <w:cnfStyle w:val="000000010000" w:firstRow="0" w:lastRow="0" w:firstColumn="0" w:lastColumn="0" w:oddVBand="0" w:evenVBand="0" w:oddHBand="0" w:evenHBand="1" w:firstRowFirstColumn="0" w:firstRowLastColumn="0" w:lastRowFirstColumn="0" w:lastRowLastColumn="0"/>
+        </w:trPr>
+        <w:tc>
+          <w:tcPr>
+            <w:tcW w:w="623" w:type="pct"/>
+          </w:tcPr>
+          <w:p>
+            <w:r>
+              <w:t>LVL 16</w:t>
+            </w:r>
+          </w:p>
+        </w:tc>
+        <w:tc>
+          <w:tcPr>
+            <w:tcW w:w="1107" w:type="pct"/>
+          </w:tcPr>
+          <w:p>
+            <w:r>
+              <w:t xml:space="preserve">9200 XP </w:t>
+            </w:r>
+            <w:r>
+              <w:rPr>
+                <w:vertAlign w:val="superscript"/>
+              </w:rPr>
+              <w:t>+</w:t>
+            </w:r>
+            <w:r>
+              <w:rPr>
+                <w:vertAlign w:val="superscript"/>
+              </w:rPr>
+              <w:t>950</w:t>
+            </w:r>
+            <w:r>
+              <w:rPr>
+                <w:vertAlign w:val="superscript"/>
+              </w:rPr>
+              <w:t xml:space="preserve"> XP</w:t>
+            </w:r>
+          </w:p>
+        </w:tc>
+        <w:tc>
+          <w:tcPr>
+            <w:tcW w:w="3270" w:type="pct"/>
+          </w:tcPr>
+          <w:p>
+            <w:r>
+              <w:t xml:space="preserve">1 Talent Point, </w:t>
+            </w:r>
+            <w:r>
+              <w:rPr>
+                <w:rStyle w:val="Strong"/>
+              </w:rPr>
+              <w:t>1 Attribute Point</w:t>
             </w:r>
           </w:p>
         </w:tc>
@@ -1225,6 +1295,282 @@
       </w:pPr>
       <w:r>
         <w:lastRenderedPageBreak/>
+        <w:t>Balancing Act</w:t>
+      </w:r>
+    </w:p>
+    <w:p>
+      <w:r>
+        <w:t xml:space="preserve">Each </w:t>
+      </w:r>
+      <w:r>
+        <w:t>encounter</w:t>
+      </w:r>
+      <w:r>
+        <w:t xml:space="preserve"> or resolved quest</w:t>
+      </w:r>
+      <w:r>
+        <w:t xml:space="preserve"> </w:t>
+      </w:r>
+      <w:r>
+        <w:t xml:space="preserve">step </w:t>
+      </w:r>
+      <w:r>
+        <w:t>rewards some XP to move the player towards the XP goal for that part of the story</w:t>
+      </w:r>
+      <w:r>
+        <w:t xml:space="preserve"> as well as </w:t>
+      </w:r>
+      <w:r>
+        <w:t>items (like weapons or resources) that will help the player equip their party for the next encounter.</w:t>
+      </w:r>
+    </w:p>
+    <w:p>
+      <w:r>
+        <w:t>For example, in the first Act, the player should advance from LVL 0 to LVL 3, reaching LVL 3 right before they escape the Hand of Sorrow. This ensures that balancing Act 2 is easier: the player is assumed to be at least LVL 3, so enemies and skill checks can be adjusted accordingly.</w:t>
+      </w:r>
+    </w:p>
+    <w:p>
+      <w:pPr>
+        <w:pStyle w:val="Heading3"/>
+      </w:pPr>
+      <w:r>
+        <w:t>The Goal of Balancing</w:t>
+      </w:r>
+    </w:p>
+    <w:p>
+      <w:r>
+        <w:t xml:space="preserve">The game should provide a consistent challenge to the player. Tactics should be important to defeating enemies in battle, and </w:t>
+      </w:r>
+      <w:r>
+        <w:t>crafting should be a key part of the game, not a</w:t>
+      </w:r>
+      <w:r>
+        <w:t>n optional</w:t>
+      </w:r>
+      <w:r>
+        <w:t xml:space="preserve"> side-show</w:t>
+      </w:r>
+      <w:r>
+        <w:t>.</w:t>
+      </w:r>
+    </w:p>
+    <w:p>
+      <w:r>
+        <w:t xml:space="preserve">Encounters </w:t>
+      </w:r>
+      <w:r>
+        <w:t xml:space="preserve">should usually be </w:t>
+      </w:r>
+      <w:r>
+        <w:t>achievable</w:t>
+      </w:r>
+      <w:r>
+        <w:t xml:space="preserve">, and scale </w:t>
+      </w:r>
+      <w:r>
+        <w:t>with</w:t>
+      </w:r>
+      <w:r>
+        <w:t xml:space="preserve"> the player</w:t>
+      </w:r>
+      <w:r>
+        <w:t xml:space="preserve">'s power. </w:t>
+      </w:r>
+      <w:r>
+        <w:t xml:space="preserve">However, they should not automatically scale with the player's power, rather I </w:t>
+      </w:r>
+      <w:r>
+        <w:t xml:space="preserve">think there's a power fantasy that is fulfilled by coming back to a boss you couldn't beat at a lower </w:t>
+      </w:r>
+      <w:r>
+        <w:t>level and</w:t>
+      </w:r>
+      <w:r>
+        <w:t xml:space="preserve"> destroying them once you've acquired certain Talents or higher stats.</w:t>
+      </w:r>
+    </w:p>
+    <w:p>
+      <w:pPr>
+        <w:pStyle w:val="Heading4"/>
+      </w:pPr>
+      <w:r>
+        <w:t>Seek to Achieve</w:t>
+      </w:r>
+      <w:r>
+        <w:t xml:space="preserve"> (most of the time)</w:t>
+      </w:r>
+    </w:p>
+    <w:p>
+      <w:pPr>
+        <w:pStyle w:val="ListParagraph"/>
+        <w:numPr>
+          <w:ilvl w:val="0"/>
+          <w:numId w:val="32"/>
+        </w:numPr>
+      </w:pPr>
+      <w:r>
+        <w:t>A</w:t>
+      </w:r>
+      <w:r>
+        <w:t xml:space="preserve"> consistent challenge for the player as they progress their characters up levels and equipment, culminating in a </w:t>
+      </w:r>
+      <w:r>
+        <w:t>powerful</w:t>
+      </w:r>
+      <w:r>
+        <w:t xml:space="preserve"> party that can take </w:t>
+      </w:r>
+      <w:r>
+        <w:t>on dangerous encounters</w:t>
+      </w:r>
+    </w:p>
+    <w:p>
+      <w:pPr>
+        <w:pStyle w:val="Heading4"/>
+      </w:pPr>
+      <w:r>
+        <w:t>Seek to Avoid</w:t>
+      </w:r>
+      <w:r>
+        <w:t xml:space="preserve"> (most of the time)</w:t>
+      </w:r>
+    </w:p>
+    <w:p>
+      <w:pPr>
+        <w:pStyle w:val="ListParagraph"/>
+        <w:numPr>
+          <w:ilvl w:val="0"/>
+          <w:numId w:val="32"/>
+        </w:numPr>
+      </w:pPr>
+      <w:r>
+        <w:t>C</w:t>
+      </w:r>
+      <w:r>
+        <w:t xml:space="preserve">licking through endless mooks that </w:t>
+      </w:r>
+      <w:r>
+        <w:t>have no chance against you</w:t>
+      </w:r>
+    </w:p>
+    <w:p>
+      <w:pPr>
+        <w:pStyle w:val="ListParagraph"/>
+        <w:numPr>
+          <w:ilvl w:val="0"/>
+          <w:numId w:val="32"/>
+        </w:numPr>
+      </w:pPr>
+      <w:r>
+        <w:t xml:space="preserve"> </w:t>
+      </w:r>
+      <w:r>
+        <w:t xml:space="preserve">Frequently fighting enemies </w:t>
+      </w:r>
+      <w:r>
+        <w:t xml:space="preserve">that are </w:t>
+      </w:r>
+      <w:r>
+        <w:t xml:space="preserve">far too powerful for you, who you have no chance </w:t>
+      </w:r>
+      <w:proofErr w:type="gramStart"/>
+      <w:r>
+        <w:t>against</w:t>
+      </w:r>
+      <w:proofErr w:type="gramEnd"/>
+      <w:r>
+        <w:t xml:space="preserve"> (even with great tactics)</w:t>
+      </w:r>
+    </w:p>
+    <w:p>
+      <w:pPr>
+        <w:pStyle w:val="Heading3"/>
+      </w:pPr>
+      <w:r>
+        <w:t>Scaling</w:t>
+      </w:r>
+    </w:p>
+    <w:p>
+      <w:r>
+        <w:t xml:space="preserve">Since XP is based on encounters and not the enemies within them, </w:t>
+      </w:r>
+      <w:r>
+        <w:rPr>
+          <w:highlight w:val="yellow"/>
+        </w:rPr>
+        <w:t>TODO</w:t>
+      </w:r>
+    </w:p>
+    <w:p>
+      <w:pPr>
+        <w:rPr>
+          <w:i/>
+          <w:iCs/>
+        </w:rPr>
+      </w:pPr>
+      <w:r>
+        <w:rPr>
+          <w:i/>
+          <w:iCs/>
+        </w:rPr>
+        <w:t>Idea: Have a shorthand for XP, like 1 "story point"</w:t>
+      </w:r>
+      <w:r>
+        <w:rPr>
+          <w:i/>
+          <w:iCs/>
+        </w:rPr>
+        <w:t xml:space="preserve">? And scale up the value of a story point later since XP is </w:t>
+      </w:r>
+      <w:r>
+        <w:rPr>
+          <w:i/>
+          <w:iCs/>
+        </w:rPr>
+        <w:t>just</w:t>
+      </w:r>
+      <w:r>
+        <w:rPr>
+          <w:i/>
+          <w:iCs/>
+        </w:rPr>
+        <w:t xml:space="preserve"> a visual flair</w:t>
+      </w:r>
+      <w:r>
+        <w:rPr>
+          <w:i/>
+          <w:iCs/>
+        </w:rPr>
+        <w:t xml:space="preserve"> to give the good feeling of "number go up"</w:t>
+      </w:r>
+      <w:r>
+        <w:rPr>
+          <w:i/>
+          <w:iCs/>
+        </w:rPr>
+        <w:t>.</w:t>
+      </w:r>
+      <w:r>
+        <w:rPr>
+          <w:i/>
+          <w:iCs/>
+        </w:rPr>
+        <w:t xml:space="preserve"> AKA, a story point is worth 100xp at the beginning, but 1000xp later?</w:t>
+      </w:r>
+      <w:r>
+        <w:rPr>
+          <w:i/>
+          <w:iCs/>
+        </w:rPr>
+        <w:br w:type="page"/>
+      </w:r>
+    </w:p>
+    <w:p>
+      <w:pPr>
+        <w:pStyle w:val="Heading2"/>
+      </w:pPr>
+      <w:r>
+        <w:lastRenderedPageBreak/>
         <w:t>Character Systems</w:t>
       </w:r>
     </w:p>
@@ -1233,7 +1579,10 @@
         <w:t xml:space="preserve">Each time a character levels up, they receive </w:t>
       </w:r>
       <w:r>
-        <w:t xml:space="preserve">points towards some </w:t>
+        <w:t xml:space="preserve">points </w:t>
+      </w:r>
+      <w:r>
+        <w:t xml:space="preserve">to allocate towards some </w:t>
       </w:r>
       <w:r>
         <w:t xml:space="preserve">of </w:t>
@@ -1242,13 +1591,13 @@
         <w:t xml:space="preserve">their </w:t>
       </w:r>
       <w:r>
-        <w:rPr>
-          <w:rStyle w:val="Emphasis"/>
-        </w:rPr>
-        <w:t xml:space="preserve">primary statistics </w:t>
-      </w:r>
-      <w:r>
-        <w:t>to distribute as well as their derived stats.</w:t>
+        <w:t xml:space="preserve">Attributes, Talents, </w:t>
+      </w:r>
+      <w:r>
+        <w:t xml:space="preserve">and </w:t>
+      </w:r>
+      <w:r>
+        <w:t>Skills.</w:t>
       </w:r>
     </w:p>
     <w:p>
@@ -1544,7 +1893,13 @@
         <w:t>are</w:t>
       </w:r>
       <w:r>
-        <w:t xml:space="preserve"> different for each class.</w:t>
+        <w:t xml:space="preserve"> different for each </w:t>
+      </w:r>
+      <w:r>
+        <w:t>path</w:t>
+      </w:r>
+      <w:r>
+        <w:t>.</w:t>
       </w:r>
     </w:p>
     <w:tbl>
@@ -1859,7 +2214,13 @@
     </w:p>
     <w:p>
       <w:r>
-        <w:t>Base values are different for each class.</w:t>
+        <w:t xml:space="preserve">Base values are different for each </w:t>
+      </w:r>
+      <w:r>
+        <w:t>path</w:t>
+      </w:r>
+      <w:r>
+        <w:t>.</w:t>
       </w:r>
     </w:p>
     <w:tbl>
@@ -2333,11 +2694,19 @@
                 <w:rStyle w:val="Emphasis"/>
               </w:rPr>
             </w:pPr>
+            <w:proofErr w:type="spellStart"/>
             <w:r>
               <w:rPr>
                 <w:rStyle w:val="Emphasis"/>
               </w:rPr>
-              <w:t>Prereq.</w:t>
+              <w:t>Prereq</w:t>
+            </w:r>
+            <w:proofErr w:type="spellEnd"/>
+            <w:r>
+              <w:rPr>
+                <w:rStyle w:val="Emphasis"/>
+              </w:rPr>
+              <w:t>.</w:t>
             </w:r>
           </w:p>
         </w:tc>
@@ -2717,10 +3086,7 @@
               <w:t>+5</w:t>
             </w:r>
             <w:r>
-              <w:t xml:space="preserve"> </w:t>
-            </w:r>
-            <w:r>
-              <w:t>R</w:t>
+              <w:t xml:space="preserve"> R</w:t>
             </w:r>
             <w:r>
               <w:rPr>
@@ -2811,11 +3177,19 @@
             <w:tcW w:w="1710" w:type="dxa"/>
           </w:tcPr>
           <w:p>
+            <w:proofErr w:type="spellStart"/>
             <w:r>
               <w:rPr>
                 <w:rStyle w:val="Emphasis"/>
               </w:rPr>
-              <w:t>Prereq.</w:t>
+              <w:t>Prereq</w:t>
+            </w:r>
+            <w:proofErr w:type="spellEnd"/>
+            <w:r>
+              <w:rPr>
+                <w:rStyle w:val="Emphasis"/>
+              </w:rPr>
+              <w:t>.</w:t>
             </w:r>
           </w:p>
         </w:tc>
@@ -3190,11 +3564,19 @@
             <w:tcW w:w="1710" w:type="dxa"/>
           </w:tcPr>
           <w:p>
+            <w:proofErr w:type="spellStart"/>
             <w:r>
               <w:rPr>
                 <w:rStyle w:val="Emphasis"/>
               </w:rPr>
-              <w:t>Prereq.</w:t>
+              <w:t>Prereq</w:t>
+            </w:r>
+            <w:proofErr w:type="spellEnd"/>
+            <w:r>
+              <w:rPr>
+                <w:rStyle w:val="Emphasis"/>
+              </w:rPr>
+              <w:t>.</w:t>
             </w:r>
           </w:p>
         </w:tc>
@@ -3515,11 +3897,19 @@
             <w:tcW w:w="1710" w:type="dxa"/>
           </w:tcPr>
           <w:p>
+            <w:proofErr w:type="spellStart"/>
             <w:r>
               <w:rPr>
                 <w:rStyle w:val="Emphasis"/>
               </w:rPr>
-              <w:t>Prereq.</w:t>
+              <w:t>Prereq</w:t>
+            </w:r>
+            <w:proofErr w:type="spellEnd"/>
+            <w:r>
+              <w:rPr>
+                <w:rStyle w:val="Emphasis"/>
+              </w:rPr>
+              <w:t>.</w:t>
             </w:r>
           </w:p>
         </w:tc>
@@ -3833,7 +4223,7 @@
         <w:tblStyle w:val="TableGrid"/>
         <w:tblpPr w:leftFromText="187" w:rightFromText="187" w:bottomFromText="115" w:vertAnchor="text" w:tblpY="1"/>
         <w:tblOverlap w:val="never"/>
-        <w:tblW w:w="0" w:type="auto"/>
+        <w:tblW w:w="5000" w:type="pct"/>
         <w:tblCellMar>
           <w:top w:w="72" w:type="dxa"/>
           <w:left w:w="72" w:type="dxa"/>
@@ -3843,15 +4233,14 @@
         <w:tblLook w:val="04A0" w:firstRow="1" w:lastRow="0" w:firstColumn="1" w:lastColumn="0" w:noHBand="0" w:noVBand="1"/>
       </w:tblPr>
       <w:tblGrid>
-        <w:gridCol w:w="2785"/>
-        <w:gridCol w:w="1350"/>
-        <w:gridCol w:w="2340"/>
-        <w:gridCol w:w="2875"/>
+        <w:gridCol w:w="3714"/>
+        <w:gridCol w:w="1141"/>
+        <w:gridCol w:w="4495"/>
       </w:tblGrid>
       <w:tr>
         <w:tc>
           <w:tcPr>
-            <w:tcW w:w="2785" w:type="dxa"/>
+            <w:tcW w:w="3714" w:type="dxa"/>
           </w:tcPr>
           <w:p>
             <w:r>
@@ -3864,7 +4253,7 @@
         </w:tc>
         <w:tc>
           <w:tcPr>
-            <w:tcW w:w="1350" w:type="dxa"/>
+            <w:tcW w:w="1141" w:type="dxa"/>
           </w:tcPr>
           <w:p>
             <w:pPr>
@@ -3882,20 +4271,7 @@
         </w:tc>
         <w:tc>
           <w:tcPr>
-            <w:tcW w:w="2340" w:type="dxa"/>
-          </w:tcPr>
-          <w:p>
-            <w:r>
-              <w:rPr>
-                <w:rStyle w:val="Emphasis"/>
-              </w:rPr>
-              <w:t>Equation</w:t>
-            </w:r>
-          </w:p>
-        </w:tc>
-        <w:tc>
-          <w:tcPr>
-            <w:tcW w:w="2875" w:type="dxa"/>
+            <w:tcW w:w="4495" w:type="dxa"/>
           </w:tcPr>
           <w:p>
             <w:r>
@@ -3913,7 +4289,7 @@
         </w:trPr>
         <w:tc>
           <w:tcPr>
-            <w:tcW w:w="2785" w:type="dxa"/>
+            <w:tcW w:w="3714" w:type="dxa"/>
           </w:tcPr>
           <w:p>
             <w:r>
@@ -3923,7 +4299,7 @@
         </w:tc>
         <w:tc>
           <w:tcPr>
-            <w:tcW w:w="1350" w:type="dxa"/>
+            <w:tcW w:w="1141" w:type="dxa"/>
           </w:tcPr>
           <w:p>
             <w:r>
@@ -3933,67 +4309,7 @@
         </w:tc>
         <w:tc>
           <w:tcPr>
-            <w:tcW w:w="2340" w:type="dxa"/>
-          </w:tcPr>
-          <w:p>
-            <w:r>
-              <w:t xml:space="preserve">+ </w:t>
-            </w:r>
-            <w:r>
-              <w:t>(</w:t>
-            </w:r>
-            <w:r>
-              <w:rPr>
-                <w:rStyle w:val="Emphasis"/>
-              </w:rPr>
-              <w:t>Brawn</w:t>
-            </w:r>
-            <w:r>
-              <w:t xml:space="preserve"> </w:t>
-            </w:r>
-            <w:r>
-              <w:t xml:space="preserve"> </w:t>
-            </w:r>
-            <w:r>
-              <w:t xml:space="preserve">× </w:t>
-            </w:r>
-            <w:r>
-              <w:t xml:space="preserve"> 5)</w:t>
-            </w:r>
-          </w:p>
-          <w:p>
-            <w:r>
-              <w:t>+ (Level</w:t>
-            </w:r>
-            <w:r>
-              <w:t xml:space="preserve"> </w:t>
-            </w:r>
-            <w:r>
-              <w:t>×</w:t>
-            </w:r>
-            <w:r>
-              <w:t xml:space="preserve"> </w:t>
-            </w:r>
-            <w:r>
-              <w:rPr>
-                <w:rStyle w:val="Emphasis"/>
-              </w:rPr>
-              <w:t xml:space="preserve">Level </w:t>
-            </w:r>
-            <w:r>
-              <w:rPr>
-                <w:rStyle w:val="Emphasis"/>
-              </w:rPr>
-              <w:t>Health Modifier</w:t>
-            </w:r>
-            <w:r>
-              <w:t>)</w:t>
-            </w:r>
-          </w:p>
-        </w:tc>
-        <w:tc>
-          <w:tcPr>
-            <w:tcW w:w="2875" w:type="dxa"/>
+            <w:tcW w:w="4495" w:type="dxa"/>
           </w:tcPr>
           <w:p>
             <w:r>
@@ -4005,7 +4321,7 @@
       <w:tr>
         <w:tc>
           <w:tcPr>
-            <w:tcW w:w="2785" w:type="dxa"/>
+            <w:tcW w:w="3714" w:type="dxa"/>
           </w:tcPr>
           <w:p>
             <w:pPr>
@@ -4020,7 +4336,7 @@
         </w:tc>
         <w:tc>
           <w:tcPr>
-            <w:tcW w:w="1350" w:type="dxa"/>
+            <w:tcW w:w="1141" w:type="dxa"/>
           </w:tcPr>
           <w:p>
             <w:r>
@@ -4030,13 +4346,7 @@
         </w:tc>
         <w:tc>
           <w:tcPr>
-            <w:tcW w:w="2340" w:type="dxa"/>
-          </w:tcPr>
-          <w:p/>
-        </w:tc>
-        <w:tc>
-          <w:tcPr>
-            <w:tcW w:w="2875" w:type="dxa"/>
+            <w:tcW w:w="4495" w:type="dxa"/>
           </w:tcPr>
           <w:p>
             <w:r>
@@ -4051,7 +4361,7 @@
         </w:trPr>
         <w:tc>
           <w:tcPr>
-            <w:tcW w:w="2785" w:type="dxa"/>
+            <w:tcW w:w="3714" w:type="dxa"/>
           </w:tcPr>
           <w:p>
             <w:r>
@@ -4061,7 +4371,7 @@
         </w:tc>
         <w:tc>
           <w:tcPr>
-            <w:tcW w:w="1350" w:type="dxa"/>
+            <w:tcW w:w="1141" w:type="dxa"/>
           </w:tcPr>
           <w:p>
             <w:r>
@@ -4071,13 +4381,7 @@
         </w:tc>
         <w:tc>
           <w:tcPr>
-            <w:tcW w:w="2340" w:type="dxa"/>
-          </w:tcPr>
-          <w:p/>
-        </w:tc>
-        <w:tc>
-          <w:tcPr>
-            <w:tcW w:w="2875" w:type="dxa"/>
+            <w:tcW w:w="4495" w:type="dxa"/>
           </w:tcPr>
           <w:p>
             <w:r>
@@ -4089,7 +4393,7 @@
       <w:tr>
         <w:tc>
           <w:tcPr>
-            <w:tcW w:w="2785" w:type="dxa"/>
+            <w:tcW w:w="3714" w:type="dxa"/>
           </w:tcPr>
           <w:p>
             <w:r>
@@ -4099,7 +4403,7 @@
         </w:tc>
         <w:tc>
           <w:tcPr>
-            <w:tcW w:w="1350" w:type="dxa"/>
+            <w:tcW w:w="1141" w:type="dxa"/>
           </w:tcPr>
           <w:p>
             <w:r>
@@ -4109,13 +4413,7 @@
         </w:tc>
         <w:tc>
           <w:tcPr>
-            <w:tcW w:w="2340" w:type="dxa"/>
-          </w:tcPr>
-          <w:p/>
-        </w:tc>
-        <w:tc>
-          <w:tcPr>
-            <w:tcW w:w="2875" w:type="dxa"/>
+            <w:tcW w:w="4495" w:type="dxa"/>
           </w:tcPr>
           <w:p>
             <w:r>
@@ -4130,7 +4428,7 @@
         </w:trPr>
         <w:tc>
           <w:tcPr>
-            <w:tcW w:w="2785" w:type="dxa"/>
+            <w:tcW w:w="3714" w:type="dxa"/>
           </w:tcPr>
           <w:p>
             <w:r>
@@ -4140,7 +4438,7 @@
         </w:tc>
         <w:tc>
           <w:tcPr>
-            <w:tcW w:w="1350" w:type="dxa"/>
+            <w:tcW w:w="1141" w:type="dxa"/>
           </w:tcPr>
           <w:p>
             <w:r>
@@ -4150,13 +4448,7 @@
         </w:tc>
         <w:tc>
           <w:tcPr>
-            <w:tcW w:w="2340" w:type="dxa"/>
-          </w:tcPr>
-          <w:p/>
-        </w:tc>
-        <w:tc>
-          <w:tcPr>
-            <w:tcW w:w="2875" w:type="dxa"/>
+            <w:tcW w:w="4495" w:type="dxa"/>
           </w:tcPr>
           <w:p>
             <w:r>
@@ -4168,7 +4460,7 @@
       <w:tr>
         <w:tc>
           <w:tcPr>
-            <w:tcW w:w="2785" w:type="dxa"/>
+            <w:tcW w:w="3714" w:type="dxa"/>
           </w:tcPr>
           <w:p>
             <w:r>
@@ -4178,7 +4470,7 @@
         </w:tc>
         <w:tc>
           <w:tcPr>
-            <w:tcW w:w="1350" w:type="dxa"/>
+            <w:tcW w:w="1141" w:type="dxa"/>
           </w:tcPr>
           <w:p>
             <w:r>
@@ -4194,13 +4486,7 @@
         </w:tc>
         <w:tc>
           <w:tcPr>
-            <w:tcW w:w="2340" w:type="dxa"/>
-          </w:tcPr>
-          <w:p/>
-        </w:tc>
-        <w:tc>
-          <w:tcPr>
-            <w:tcW w:w="2875" w:type="dxa"/>
+            <w:tcW w:w="4495" w:type="dxa"/>
           </w:tcPr>
           <w:p>
             <w:r>
@@ -4215,7 +4501,7 @@
         </w:trPr>
         <w:tc>
           <w:tcPr>
-            <w:tcW w:w="2785" w:type="dxa"/>
+            <w:tcW w:w="3714" w:type="dxa"/>
           </w:tcPr>
           <w:p>
             <w:r>
@@ -4225,7 +4511,7 @@
         </w:tc>
         <w:tc>
           <w:tcPr>
-            <w:tcW w:w="1350" w:type="dxa"/>
+            <w:tcW w:w="1141" w:type="dxa"/>
           </w:tcPr>
           <w:p>
             <w:r>
@@ -4235,13 +4521,7 @@
         </w:tc>
         <w:tc>
           <w:tcPr>
-            <w:tcW w:w="2340" w:type="dxa"/>
-          </w:tcPr>
-          <w:p/>
-        </w:tc>
-        <w:tc>
-          <w:tcPr>
-            <w:tcW w:w="2875" w:type="dxa"/>
+            <w:tcW w:w="4495" w:type="dxa"/>
           </w:tcPr>
           <w:p>
             <w:r>
@@ -4253,7 +4533,7 @@
       <w:tr>
         <w:tc>
           <w:tcPr>
-            <w:tcW w:w="2785" w:type="dxa"/>
+            <w:tcW w:w="3714" w:type="dxa"/>
           </w:tcPr>
           <w:p>
             <w:r>
@@ -4263,7 +4543,7 @@
         </w:tc>
         <w:tc>
           <w:tcPr>
-            <w:tcW w:w="1350" w:type="dxa"/>
+            <w:tcW w:w="1141" w:type="dxa"/>
           </w:tcPr>
           <w:p>
             <w:r>
@@ -4273,13 +4553,7 @@
         </w:tc>
         <w:tc>
           <w:tcPr>
-            <w:tcW w:w="2340" w:type="dxa"/>
-          </w:tcPr>
-          <w:p/>
-        </w:tc>
-        <w:tc>
-          <w:tcPr>
-            <w:tcW w:w="2875" w:type="dxa"/>
+            <w:tcW w:w="4495" w:type="dxa"/>
           </w:tcPr>
           <w:p>
             <w:r>
@@ -4294,7 +4568,7 @@
         </w:trPr>
         <w:tc>
           <w:tcPr>
-            <w:tcW w:w="2785" w:type="dxa"/>
+            <w:tcW w:w="3714" w:type="dxa"/>
           </w:tcPr>
           <w:p>
             <w:r>
@@ -4304,7 +4578,7 @@
         </w:tc>
         <w:tc>
           <w:tcPr>
-            <w:tcW w:w="1350" w:type="dxa"/>
+            <w:tcW w:w="1141" w:type="dxa"/>
           </w:tcPr>
           <w:p>
             <w:r>
@@ -4314,43 +4588,7 @@
         </w:tc>
         <w:tc>
           <w:tcPr>
-            <w:tcW w:w="2340" w:type="dxa"/>
-          </w:tcPr>
-          <w:p>
-            <w:r>
-              <w:t xml:space="preserve">+ (Aura </w:t>
-            </w:r>
-            <w:r>
-              <w:t>×</w:t>
-            </w:r>
-            <w:r>
-              <w:t xml:space="preserve"> 5)</w:t>
-            </w:r>
-          </w:p>
-          <w:p>
-            <w:r>
-              <w:t xml:space="preserve">+ (Level </w:t>
-            </w:r>
-            <w:r>
-              <w:t>×</w:t>
-            </w:r>
-            <w:r>
-              <w:t xml:space="preserve"> </w:t>
-            </w:r>
-            <w:r>
-              <w:rPr>
-                <w:rStyle w:val="Emphasis"/>
-              </w:rPr>
-              <w:t>Level Mana Modifier</w:t>
-            </w:r>
-            <w:r>
-              <w:t>)</w:t>
-            </w:r>
-          </w:p>
-        </w:tc>
-        <w:tc>
-          <w:tcPr>
-            <w:tcW w:w="2875" w:type="dxa"/>
+            <w:tcW w:w="4495" w:type="dxa"/>
           </w:tcPr>
           <w:p>
             <w:r>
@@ -4497,49 +4735,102 @@
                 <w:rStyle w:val="Emphasis"/>
                 <w:i/>
               </w:rPr>
-              <w:t>. The attack applies</w:t>
-            </w:r>
+              <w:t xml:space="preserve">. The attack </w:t>
+            </w:r>
+            <w:proofErr w:type="gramStart"/>
             <w:r>
               <w:rPr>
                 <w:rStyle w:val="Emphasis"/>
                 <w:i/>
               </w:rPr>
-              <w:t xml:space="preserve"> 8 </w:t>
-            </w:r>
+              <w:t>applies</w:t>
+            </w:r>
+            <w:proofErr w:type="gramEnd"/>
             <w:r>
               <w:rPr>
                 <w:rStyle w:val="Emphasis"/>
                 <w:i/>
               </w:rPr>
-              <w:t>piercing</w:t>
+              <w:t xml:space="preserve"> 8 </w:t>
             </w:r>
             <w:r>
               <w:rPr>
                 <w:rStyle w:val="Emphasis"/>
                 <w:i/>
               </w:rPr>
-              <w:t xml:space="preserve"> damage and </w:t>
+              <w:t>piercing</w:t>
             </w:r>
             <w:r>
               <w:rPr>
                 <w:rStyle w:val="Emphasis"/>
                 <w:i/>
               </w:rPr>
-              <w:t>5</w:t>
+              <w:t xml:space="preserve"> damage and </w:t>
             </w:r>
             <w:r>
               <w:rPr>
                 <w:rStyle w:val="Emphasis"/>
                 <w:i/>
               </w:rPr>
-              <w:t xml:space="preserve"> </w:t>
+              <w:t>5</w:t>
             </w:r>
             <w:r>
               <w:rPr>
                 <w:rStyle w:val="Emphasis"/>
                 <w:i/>
               </w:rPr>
+              <w:t xml:space="preserve"> </w:t>
+            </w:r>
+            <w:r>
+              <w:rPr>
+                <w:rStyle w:val="Emphasis"/>
+                <w:i/>
+              </w:rPr>
               <w:t>fire damage.</w:t>
+            </w:r>
+          </w:p>
+          <w:p>
+            <w:pPr>
+              <w:pStyle w:val="Info"/>
+              <w:numPr>
+                <w:ilvl w:val="0"/>
+                <w:numId w:val="21"/>
+              </w:numPr>
+              <w:spacing w:line="276" w:lineRule="auto"/>
+              <w:rPr>
+                <w:rStyle w:val="Emphasis"/>
+                <w:i/>
+              </w:rPr>
+            </w:pPr>
+            <w:r>
+              <w:rPr>
+                <w:rStyle w:val="Emphasis"/>
+                <w:i/>
+              </w:rPr>
+              <w:t>Ignore Piercing Damage</w:t>
+            </w:r>
+            <w:r>
+              <w:rPr>
+                <w:rStyle w:val="Emphasis"/>
+                <w:i/>
+              </w:rPr>
+              <w:t xml:space="preserve">: </w:t>
+            </w:r>
+            <w:proofErr w:type="gramStart"/>
+            <w:r>
+              <w:rPr>
+                <w:rStyle w:val="Emphasis"/>
+                <w:i/>
+              </w:rPr>
+              <w:t>8 × 10</w:t>
+            </w:r>
+            <w:proofErr w:type="gramEnd"/>
+            <w:r>
+              <w:rPr>
+                <w:rStyle w:val="Emphasis"/>
+                <w:i/>
+              </w:rPr>
+              <w:t>% = 0.8 (round up to 1)</w:t>
             </w:r>
           </w:p>
           <w:p>
@@ -4560,41 +4851,6 @@
                 <w:rStyle w:val="Emphasis"/>
                 <w:i/>
               </w:rPr>
-              <w:t>Ignore Piercing Damage</w:t>
-            </w:r>
-            <w:r>
-              <w:rPr>
-                <w:rStyle w:val="Emphasis"/>
-                <w:i/>
-              </w:rPr>
-              <w:t xml:space="preserve">: </w:t>
-            </w:r>
-            <w:r>
-              <w:rPr>
-                <w:rStyle w:val="Emphasis"/>
-                <w:i/>
-              </w:rPr>
-              <w:t>8 × 10% = 0.8 (round up to 1)</w:t>
-            </w:r>
-          </w:p>
-          <w:p>
-            <w:pPr>
-              <w:pStyle w:val="Info"/>
-              <w:numPr>
-                <w:ilvl w:val="0"/>
-                <w:numId w:val="21"/>
-              </w:numPr>
-              <w:spacing w:after="160" w:line="276" w:lineRule="auto"/>
-              <w:rPr>
-                <w:rStyle w:val="Emphasis"/>
-                <w:i/>
-              </w:rPr>
-            </w:pPr>
-            <w:r>
-              <w:rPr>
-                <w:rStyle w:val="Emphasis"/>
-                <w:i/>
-              </w:rPr>
               <w:t>Ignore Fire Damage</w:t>
             </w:r>
             <w:r>
@@ -4718,7 +4974,448 @@
         <w:t>.</w:t>
       </w:r>
       <w:r>
-        <w:t xml:space="preserve"> Resistances are mostly added by items.</w:t>
+        <w:t xml:space="preserve"> Resistances are </w:t>
+      </w:r>
+      <w:r>
+        <w:t>usually</w:t>
+      </w:r>
+      <w:r>
+        <w:t xml:space="preserve"> added by items.</w:t>
+      </w:r>
+    </w:p>
+    <w:tbl>
+      <w:tblPr>
+        <w:tblStyle w:val="TableGrid"/>
+        <w:tblpPr w:leftFromText="187" w:rightFromText="187" w:bottomFromText="115" w:vertAnchor="text" w:tblpY="1"/>
+        <w:tblOverlap w:val="never"/>
+        <w:tblW w:w="0" w:type="auto"/>
+        <w:tblCellMar>
+          <w:top w:w="72" w:type="dxa"/>
+          <w:left w:w="72" w:type="dxa"/>
+          <w:bottom w:w="72" w:type="dxa"/>
+          <w:right w:w="72" w:type="dxa"/>
+        </w:tblCellMar>
+        <w:tblLook w:val="04A0" w:firstRow="1" w:lastRow="0" w:firstColumn="1" w:lastColumn="0" w:noHBand="0" w:noVBand="1"/>
+      </w:tblPr>
+      <w:tblGrid>
+        <w:gridCol w:w="7015"/>
+        <w:gridCol w:w="2335"/>
+      </w:tblGrid>
+      <w:tr>
+        <w:tc>
+          <w:tcPr>
+            <w:tcW w:w="7015" w:type="dxa"/>
+          </w:tcPr>
+          <w:p>
+            <w:r>
+              <w:rPr>
+                <w:rStyle w:val="Emphasis"/>
+              </w:rPr>
+              <w:t>Statistic</w:t>
+            </w:r>
+          </w:p>
+        </w:tc>
+        <w:tc>
+          <w:tcPr>
+            <w:tcW w:w="2335" w:type="dxa"/>
+          </w:tcPr>
+          <w:p>
+            <w:r>
+              <w:rPr>
+                <w:rStyle w:val="Emphasis"/>
+              </w:rPr>
+              <w:t>Abbr.</w:t>
+            </w:r>
+          </w:p>
+        </w:tc>
+      </w:tr>
+      <w:tr>
+        <w:trPr>
+          <w:cnfStyle w:val="000000010000" w:firstRow="0" w:lastRow="0" w:firstColumn="0" w:lastColumn="0" w:oddVBand="0" w:evenVBand="0" w:oddHBand="0" w:evenHBand="1" w:firstRowFirstColumn="0" w:firstRowLastColumn="0" w:lastRowFirstColumn="0" w:lastRowLastColumn="0"/>
+        </w:trPr>
+        <w:tc>
+          <w:tcPr>
+            <w:tcW w:w="7015" w:type="dxa"/>
+          </w:tcPr>
+          <w:p>
+            <w:r>
+              <w:t>Slashing Resistance</w:t>
+            </w:r>
+          </w:p>
+        </w:tc>
+        <w:tc>
+          <w:tcPr>
+            <w:tcW w:w="2335" w:type="dxa"/>
+          </w:tcPr>
+          <w:p>
+            <w:r>
+              <w:t>R</w:t>
+            </w:r>
+            <w:r>
+              <w:rPr>
+                <w:vertAlign w:val="superscript"/>
+              </w:rPr>
+              <w:t>SLASHING</w:t>
+            </w:r>
+          </w:p>
+        </w:tc>
+      </w:tr>
+      <w:tr>
+        <w:tc>
+          <w:tcPr>
+            <w:tcW w:w="7015" w:type="dxa"/>
+          </w:tcPr>
+          <w:p>
+            <w:r>
+              <w:t>Piercing Resistance</w:t>
+            </w:r>
+          </w:p>
+        </w:tc>
+        <w:tc>
+          <w:tcPr>
+            <w:tcW w:w="2335" w:type="dxa"/>
+          </w:tcPr>
+          <w:p>
+            <w:r>
+              <w:t>R</w:t>
+            </w:r>
+            <w:r>
+              <w:rPr>
+                <w:vertAlign w:val="superscript"/>
+              </w:rPr>
+              <w:t>PIERCING</w:t>
+            </w:r>
+          </w:p>
+        </w:tc>
+      </w:tr>
+      <w:tr>
+        <w:trPr>
+          <w:cnfStyle w:val="000000010000" w:firstRow="0" w:lastRow="0" w:firstColumn="0" w:lastColumn="0" w:oddVBand="0" w:evenVBand="0" w:oddHBand="0" w:evenHBand="1" w:firstRowFirstColumn="0" w:firstRowLastColumn="0" w:lastRowFirstColumn="0" w:lastRowLastColumn="0"/>
+        </w:trPr>
+        <w:tc>
+          <w:tcPr>
+            <w:tcW w:w="7015" w:type="dxa"/>
+          </w:tcPr>
+          <w:p>
+            <w:r>
+              <w:t>Bludgeoning Resistance</w:t>
+            </w:r>
+          </w:p>
+        </w:tc>
+        <w:tc>
+          <w:tcPr>
+            <w:tcW w:w="2335" w:type="dxa"/>
+          </w:tcPr>
+          <w:p>
+            <w:r>
+              <w:t>R</w:t>
+            </w:r>
+            <w:r>
+              <w:rPr>
+                <w:vertAlign w:val="superscript"/>
+              </w:rPr>
+              <w:t>BLUDGEONING</w:t>
+            </w:r>
+          </w:p>
+        </w:tc>
+      </w:tr>
+      <w:tr>
+        <w:trPr>
+          <w:trHeight w:val="162"/>
+        </w:trPr>
+        <w:tc>
+          <w:tcPr>
+            <w:tcW w:w="7015" w:type="dxa"/>
+          </w:tcPr>
+          <w:p>
+            <w:r>
+              <w:rPr>
+                <w:rFonts w:cs="Segoe UI Symbol"/>
+              </w:rPr>
+              <w:t>Fire Resistance</w:t>
+            </w:r>
+          </w:p>
+        </w:tc>
+        <w:tc>
+          <w:tcPr>
+            <w:tcW w:w="2335" w:type="dxa"/>
+          </w:tcPr>
+          <w:p>
+            <w:r>
+              <w:t>R</w:t>
+            </w:r>
+            <w:r>
+              <w:rPr>
+                <w:vertAlign w:val="superscript"/>
+              </w:rPr>
+              <w:t>FIRE</w:t>
+            </w:r>
+          </w:p>
+        </w:tc>
+      </w:tr>
+      <w:tr>
+        <w:trPr>
+          <w:cnfStyle w:val="000000010000" w:firstRow="0" w:lastRow="0" w:firstColumn="0" w:lastColumn="0" w:oddVBand="0" w:evenVBand="0" w:oddHBand="0" w:evenHBand="1" w:firstRowFirstColumn="0" w:firstRowLastColumn="0" w:lastRowFirstColumn="0" w:lastRowLastColumn="0"/>
+        </w:trPr>
+        <w:tc>
+          <w:tcPr>
+            <w:tcW w:w="7015" w:type="dxa"/>
+          </w:tcPr>
+          <w:p>
+            <w:r>
+              <w:rPr>
+                <w:rFonts w:cs="Segoe UI Symbol"/>
+              </w:rPr>
+              <w:t>Cold Resistance</w:t>
+            </w:r>
+          </w:p>
+        </w:tc>
+        <w:tc>
+          <w:tcPr>
+            <w:tcW w:w="2335" w:type="dxa"/>
+          </w:tcPr>
+          <w:p>
+            <w:r>
+              <w:t>R</w:t>
+            </w:r>
+            <w:r>
+              <w:rPr>
+                <w:vertAlign w:val="superscript"/>
+              </w:rPr>
+              <w:t>COLD</w:t>
+            </w:r>
+          </w:p>
+        </w:tc>
+      </w:tr>
+      <w:tr>
+        <w:tc>
+          <w:tcPr>
+            <w:tcW w:w="7015" w:type="dxa"/>
+          </w:tcPr>
+          <w:p>
+            <w:r>
+              <w:rPr>
+                <w:rFonts w:cs="Segoe UI Symbol"/>
+              </w:rPr>
+              <w:t>Energy Resistance</w:t>
+            </w:r>
+          </w:p>
+        </w:tc>
+        <w:tc>
+          <w:tcPr>
+            <w:tcW w:w="2335" w:type="dxa"/>
+          </w:tcPr>
+          <w:p>
+            <w:r>
+              <w:t>R</w:t>
+            </w:r>
+            <w:r>
+              <w:rPr>
+                <w:vertAlign w:val="superscript"/>
+              </w:rPr>
+              <w:t>ENERGY</w:t>
+            </w:r>
+          </w:p>
+        </w:tc>
+      </w:tr>
+      <w:tr>
+        <w:trPr>
+          <w:cnfStyle w:val="000000010000" w:firstRow="0" w:lastRow="0" w:firstColumn="0" w:lastColumn="0" w:oddVBand="0" w:evenVBand="0" w:oddHBand="0" w:evenHBand="1" w:firstRowFirstColumn="0" w:firstRowLastColumn="0" w:lastRowFirstColumn="0" w:lastRowLastColumn="0"/>
+        </w:trPr>
+        <w:tc>
+          <w:tcPr>
+            <w:tcW w:w="7015" w:type="dxa"/>
+          </w:tcPr>
+          <w:p>
+            <w:r>
+              <w:rPr>
+                <w:rFonts w:cs="Segoe UI Symbol"/>
+              </w:rPr>
+              <w:t>Poison Resistance</w:t>
+            </w:r>
+          </w:p>
+        </w:tc>
+        <w:tc>
+          <w:tcPr>
+            <w:tcW w:w="2335" w:type="dxa"/>
+          </w:tcPr>
+          <w:p>
+            <w:r>
+              <w:t>R</w:t>
+            </w:r>
+            <w:r>
+              <w:rPr>
+                <w:vertAlign w:val="superscript"/>
+              </w:rPr>
+              <w:t>POISON</w:t>
+            </w:r>
+          </w:p>
+        </w:tc>
+      </w:tr>
+      <w:tr>
+        <w:tc>
+          <w:tcPr>
+            <w:tcW w:w="7015" w:type="dxa"/>
+          </w:tcPr>
+          <w:p>
+            <w:r>
+              <w:rPr>
+                <w:rFonts w:cs="Segoe UI Symbol"/>
+              </w:rPr>
+              <w:t>Psychic Resistance</w:t>
+            </w:r>
+          </w:p>
+        </w:tc>
+        <w:tc>
+          <w:tcPr>
+            <w:tcW w:w="2335" w:type="dxa"/>
+          </w:tcPr>
+          <w:p>
+            <w:r>
+              <w:t>R</w:t>
+            </w:r>
+            <w:r>
+              <w:rPr>
+                <w:vertAlign w:val="superscript"/>
+              </w:rPr>
+              <w:t>PSYCHIC</w:t>
+            </w:r>
+          </w:p>
+        </w:tc>
+      </w:tr>
+    </w:tbl>
+    <w:p>
+      <w:pPr>
+        <w:pStyle w:val="Heading2"/>
+      </w:pPr>
+    </w:p>
+    <w:p>
+      <w:pPr>
+        <w:rPr>
+          <w:rFonts w:eastAsiaTheme="majorEastAsia" w:cstheme="majorBidi"/>
+          <w:color w:val="0F4761" w:themeColor="accent1" w:themeShade="BF"/>
+          <w:sz w:val="32"/>
+          <w:szCs w:val="32"/>
+        </w:rPr>
+      </w:pPr>
+      <w:r>
+        <w:br w:type="page"/>
+      </w:r>
+    </w:p>
+    <w:p>
+      <w:pPr>
+        <w:pStyle w:val="Heading3"/>
+      </w:pPr>
+      <w:r>
+        <w:lastRenderedPageBreak/>
+        <w:t>Challenge</w:t>
+      </w:r>
+      <w:r>
+        <w:t xml:space="preserve"> Rolls</w:t>
+      </w:r>
+    </w:p>
+    <w:p>
+      <w:r>
+        <w:t xml:space="preserve">Effects </w:t>
+      </w:r>
+      <w:r>
+        <w:t>in b</w:t>
+      </w:r>
+      <w:r>
+        <w:t xml:space="preserve">attle sometimes </w:t>
+      </w:r>
+      <w:r>
+        <w:t>require a</w:t>
+      </w:r>
+      <w:r>
+        <w:t xml:space="preserve"> challenge roll</w:t>
+      </w:r>
+      <w:r>
+        <w:t xml:space="preserve">. </w:t>
+      </w:r>
+      <w:r>
+        <w:t>Challenge</w:t>
+      </w:r>
+      <w:r>
+        <w:t xml:space="preserve"> rolls </w:t>
+      </w:r>
+      <w:r>
+        <w:t xml:space="preserve">are made </w:t>
+      </w:r>
+      <w:r>
+        <w:t xml:space="preserve">by </w:t>
+      </w:r>
+      <w:r>
+        <w:t>rolling</w:t>
+      </w:r>
+      <w:r>
+        <w:t xml:space="preserve"> </w:t>
+      </w:r>
+      <w:r>
+        <w:rPr>
+          <w:rStyle w:val="Emphasis"/>
+        </w:rPr>
+        <w:t xml:space="preserve">n </w:t>
+      </w:r>
+      <w:r>
+        <w:t>six-sided dice</w:t>
+      </w:r>
+      <w:r>
+        <w:t>,</w:t>
+      </w:r>
+      <w:r>
+        <w:t xml:space="preserve"> </w:t>
+      </w:r>
+      <w:r>
+        <w:t xml:space="preserve">where </w:t>
+      </w:r>
+      <w:r>
+        <w:rPr>
+          <w:rStyle w:val="Emphasis"/>
+        </w:rPr>
+        <w:t xml:space="preserve">n </w:t>
+      </w:r>
+      <w:r>
+        <w:t xml:space="preserve">is </w:t>
+      </w:r>
+      <w:r>
+        <w:t>an</w:t>
+      </w:r>
+      <w:r>
+        <w:t xml:space="preserve"> </w:t>
+      </w:r>
+      <w:r>
+        <w:rPr>
+          <w:b/>
+          <w:bCs/>
+        </w:rPr>
+        <w:t>attribute</w:t>
+      </w:r>
+      <w:r>
+        <w:t xml:space="preserve"> demanded by the </w:t>
+      </w:r>
+      <w:r>
+        <w:t>challenge</w:t>
+      </w:r>
+      <w:r>
+        <w:t>.</w:t>
+      </w:r>
+    </w:p>
+    <w:p>
+      <w:r>
+        <w:t>The highest number rolled is used</w:t>
+      </w:r>
+      <w:r>
+        <w:t xml:space="preserve"> to determine if the </w:t>
+      </w:r>
+      <w:r>
+        <w:t>result is a failure or a success.</w:t>
+      </w:r>
+      <w:r>
+        <w:t xml:space="preserve"> Additional effects can occur on critical </w:t>
+      </w:r>
+      <w:r>
+        <w:t>failures and critical successes.</w:t>
       </w:r>
     </w:p>
     <w:tbl>
@@ -4746,23 +5443,20 @@
           </w:tcPr>
           <w:p>
             <w:r>
+              <w:t>Highest Roll</w:t>
+            </w:r>
+          </w:p>
+        </w:tc>
+        <w:tc>
+          <w:tcPr>
+            <w:tcW w:w="6635" w:type="dxa"/>
+          </w:tcPr>
+          <w:p>
+            <w:r>
               <w:rPr>
                 <w:rStyle w:val="Emphasis"/>
               </w:rPr>
-              <w:t>Statistic</w:t>
-            </w:r>
-          </w:p>
-        </w:tc>
-        <w:tc>
-          <w:tcPr>
-            <w:tcW w:w="6635" w:type="dxa"/>
-          </w:tcPr>
-          <w:p>
-            <w:r>
-              <w:rPr>
-                <w:rStyle w:val="Emphasis"/>
-              </w:rPr>
-              <w:t>Abbr.</w:t>
+              <w:t>Degree of Success</w:t>
             </w:r>
           </w:p>
         </w:tc>
@@ -4777,7 +5471,7 @@
           </w:tcPr>
           <w:p>
             <w:r>
-              <w:t>Slashing Resistance</w:t>
+              <w:t>1</w:t>
             </w:r>
           </w:p>
         </w:tc>
@@ -4787,13 +5481,22 @@
           </w:tcPr>
           <w:p>
             <w:r>
-              <w:t>R</w:t>
-            </w:r>
-            <w:r>
-              <w:rPr>
-                <w:vertAlign w:val="superscript"/>
-              </w:rPr>
-              <w:t>SLASHING</w:t>
+              <w:t xml:space="preserve">Critical Failure: </w:t>
+            </w:r>
+            <w:r>
+              <w:t xml:space="preserve">You fail </w:t>
+            </w:r>
+            <w:r>
+              <w:t xml:space="preserve">miserably </w:t>
+            </w:r>
+            <w:r>
+              <w:t xml:space="preserve">and </w:t>
+            </w:r>
+            <w:r>
+              <w:t>an additional, negative effect occurs</w:t>
+            </w:r>
+            <w:r>
+              <w:t>.</w:t>
             </w:r>
           </w:p>
         </w:tc>
@@ -4805,7 +5508,7 @@
           </w:tcPr>
           <w:p>
             <w:r>
-              <w:t>Piercing Resistance</w:t>
+              <w:t>2-3</w:t>
             </w:r>
           </w:p>
         </w:tc>
@@ -4815,13 +5518,10 @@
           </w:tcPr>
           <w:p>
             <w:r>
-              <w:t>R</w:t>
-            </w:r>
-            <w:r>
-              <w:rPr>
-                <w:vertAlign w:val="superscript"/>
-              </w:rPr>
-              <w:t>PIERCING</w:t>
+              <w:t>Failure</w:t>
+            </w:r>
+            <w:r>
+              <w:t>: You fail.</w:t>
             </w:r>
           </w:p>
         </w:tc>
@@ -4836,7 +5536,7 @@
           </w:tcPr>
           <w:p>
             <w:r>
-              <w:t>Bludgeoning Resistance</w:t>
+              <w:t>4-5</w:t>
             </w:r>
           </w:p>
         </w:tc>
@@ -4846,31 +5546,28 @@
           </w:tcPr>
           <w:p>
             <w:r>
-              <w:t>R</w:t>
-            </w:r>
-            <w:r>
-              <w:rPr>
-                <w:vertAlign w:val="superscript"/>
-              </w:rPr>
-              <w:t>BLUDGEONING</w:t>
+              <w:t>Success</w:t>
+            </w:r>
+            <w:r>
+              <w:t xml:space="preserve">: You </w:t>
+            </w:r>
+            <w:r>
+              <w:t>succeed</w:t>
+            </w:r>
+            <w:r>
+              <w:t>.</w:t>
             </w:r>
           </w:p>
         </w:tc>
       </w:tr>
       <w:tr>
-        <w:trPr>
-          <w:trHeight w:val="162"/>
-        </w:trPr>
         <w:tc>
           <w:tcPr>
             <w:tcW w:w="2715" w:type="dxa"/>
           </w:tcPr>
           <w:p>
             <w:r>
-              <w:rPr>
-                <w:rFonts w:cs="Segoe UI Symbol"/>
-              </w:rPr>
-              <w:t>Fire Resistance</w:t>
+              <w:t>6</w:t>
             </w:r>
           </w:p>
         </w:tc>
@@ -4880,143 +5577,22 @@
           </w:tcPr>
           <w:p>
             <w:r>
-              <w:t>R</w:t>
-            </w:r>
-            <w:r>
-              <w:rPr>
-                <w:vertAlign w:val="superscript"/>
-              </w:rPr>
-              <w:t>FIRE</w:t>
-            </w:r>
-          </w:p>
-        </w:tc>
-      </w:tr>
-      <w:tr>
-        <w:trPr>
-          <w:cnfStyle w:val="000000010000" w:firstRow="0" w:lastRow="0" w:firstColumn="0" w:lastColumn="0" w:oddVBand="0" w:evenVBand="0" w:oddHBand="0" w:evenHBand="1" w:firstRowFirstColumn="0" w:firstRowLastColumn="0" w:lastRowFirstColumn="0" w:lastRowLastColumn="0"/>
-        </w:trPr>
-        <w:tc>
-          <w:tcPr>
-            <w:tcW w:w="2715" w:type="dxa"/>
-          </w:tcPr>
-          <w:p>
-            <w:r>
-              <w:rPr>
-                <w:rFonts w:cs="Segoe UI Symbol"/>
-              </w:rPr>
-              <w:t>Cold Resistance</w:t>
-            </w:r>
-          </w:p>
-        </w:tc>
-        <w:tc>
-          <w:tcPr>
-            <w:tcW w:w="6635" w:type="dxa"/>
-          </w:tcPr>
-          <w:p>
-            <w:r>
-              <w:t>R</w:t>
-            </w:r>
-            <w:r>
-              <w:rPr>
-                <w:vertAlign w:val="superscript"/>
-              </w:rPr>
-              <w:t>COLD</w:t>
-            </w:r>
-          </w:p>
-        </w:tc>
-      </w:tr>
-      <w:tr>
-        <w:tc>
-          <w:tcPr>
-            <w:tcW w:w="2715" w:type="dxa"/>
-          </w:tcPr>
-          <w:p>
-            <w:r>
-              <w:rPr>
-                <w:rFonts w:cs="Segoe UI Symbol"/>
-              </w:rPr>
-              <w:t>Energy Resistance</w:t>
-            </w:r>
-          </w:p>
-        </w:tc>
-        <w:tc>
-          <w:tcPr>
-            <w:tcW w:w="6635" w:type="dxa"/>
-          </w:tcPr>
-          <w:p>
-            <w:r>
-              <w:t>R</w:t>
-            </w:r>
-            <w:r>
-              <w:rPr>
-                <w:vertAlign w:val="superscript"/>
-              </w:rPr>
-              <w:t>ENERGY</w:t>
-            </w:r>
-          </w:p>
-        </w:tc>
-      </w:tr>
-      <w:tr>
-        <w:trPr>
-          <w:cnfStyle w:val="000000010000" w:firstRow="0" w:lastRow="0" w:firstColumn="0" w:lastColumn="0" w:oddVBand="0" w:evenVBand="0" w:oddHBand="0" w:evenHBand="1" w:firstRowFirstColumn="0" w:firstRowLastColumn="0" w:lastRowFirstColumn="0" w:lastRowLastColumn="0"/>
-        </w:trPr>
-        <w:tc>
-          <w:tcPr>
-            <w:tcW w:w="2715" w:type="dxa"/>
-          </w:tcPr>
-          <w:p>
-            <w:r>
-              <w:rPr>
-                <w:rFonts w:cs="Segoe UI Symbol"/>
-              </w:rPr>
-              <w:t>Poison Resistance</w:t>
-            </w:r>
-          </w:p>
-        </w:tc>
-        <w:tc>
-          <w:tcPr>
-            <w:tcW w:w="6635" w:type="dxa"/>
-          </w:tcPr>
-          <w:p>
-            <w:r>
-              <w:t>R</w:t>
-            </w:r>
-            <w:r>
-              <w:rPr>
-                <w:vertAlign w:val="superscript"/>
-              </w:rPr>
-              <w:t>POISON</w:t>
-            </w:r>
-          </w:p>
-        </w:tc>
-      </w:tr>
-      <w:tr>
-        <w:tc>
-          <w:tcPr>
-            <w:tcW w:w="2715" w:type="dxa"/>
-          </w:tcPr>
-          <w:p>
-            <w:r>
-              <w:rPr>
-                <w:rFonts w:cs="Segoe UI Symbol"/>
-              </w:rPr>
-              <w:t>Psychic Resistance</w:t>
-            </w:r>
-          </w:p>
-        </w:tc>
-        <w:tc>
-          <w:tcPr>
-            <w:tcW w:w="6635" w:type="dxa"/>
-          </w:tcPr>
-          <w:p>
-            <w:r>
-              <w:t>R</w:t>
-            </w:r>
-            <w:r>
-              <w:rPr>
-                <w:vertAlign w:val="superscript"/>
-              </w:rPr>
-              <w:t>PSYCHIC</w:t>
+              <w:t xml:space="preserve">Critical </w:t>
+            </w:r>
+            <w:r>
+              <w:t>Success</w:t>
+            </w:r>
+            <w:r>
+              <w:t xml:space="preserve">: You </w:t>
+            </w:r>
+            <w:r>
+              <w:t>succeed flawlessly and</w:t>
+            </w:r>
+            <w:r>
+              <w:t xml:space="preserve"> an additional, positive effect occurs</w:t>
+            </w:r>
+            <w:r>
+              <w:t>.</w:t>
             </w:r>
           </w:p>
         </w:tc>
@@ -5024,111 +5600,136 @@
     </w:tbl>
     <w:p>
       <w:pPr>
-        <w:pStyle w:val="Heading2"/>
-      </w:pPr>
-    </w:p>
-    <w:p>
-      <w:pPr>
-        <w:rPr>
-          <w:rFonts w:eastAsiaTheme="majorEastAsia" w:cstheme="majorBidi"/>
-          <w:color w:val="0F4761" w:themeColor="accent1" w:themeShade="BF"/>
-          <w:sz w:val="32"/>
-          <w:szCs w:val="32"/>
-        </w:rPr>
-      </w:pPr>
-      <w:r>
-        <w:br w:type="page"/>
-      </w:r>
-    </w:p>
-    <w:p>
-      <w:pPr>
         <w:pStyle w:val="Heading3"/>
       </w:pPr>
       <w:r>
-        <w:lastRenderedPageBreak/>
-        <w:t>Challenge</w:t>
-      </w:r>
-      <w:r>
-        <w:t xml:space="preserve"> Rolls</w:t>
-      </w:r>
-    </w:p>
-    <w:p>
-      <w:r>
-        <w:t>Some situations require a</w:t>
-      </w:r>
-      <w:r>
-        <w:t xml:space="preserve"> challenge roll</w:t>
-      </w:r>
-      <w:r>
-        <w:t xml:space="preserve">. </w:t>
-      </w:r>
-      <w:r>
-        <w:t>Challenge</w:t>
+        <w:t>Skill Check</w:t>
+      </w:r>
+    </w:p>
+    <w:p>
+      <w:r>
+        <w:t>While c</w:t>
+      </w:r>
+      <w:r>
+        <w:t>hallenge</w:t>
       </w:r>
       <w:r>
         <w:t xml:space="preserve"> rolls </w:t>
       </w:r>
       <w:r>
-        <w:t xml:space="preserve">are made </w:t>
-      </w:r>
-      <w:r>
-        <w:t xml:space="preserve">by </w:t>
-      </w:r>
-      <w:r>
-        <w:t>rolling</w:t>
+        <w:t>are specifically for combat</w:t>
+      </w:r>
+      <w:r>
+        <w:t xml:space="preserve">, dialogue </w:t>
+      </w:r>
+      <w:r>
+        <w:t>uses</w:t>
       </w:r>
       <w:r>
         <w:t xml:space="preserve"> </w:t>
       </w:r>
       <w:r>
-        <w:rPr>
-          <w:rStyle w:val="Emphasis"/>
-        </w:rPr>
-        <w:t xml:space="preserve">n </w:t>
-      </w:r>
-      <w:r>
-        <w:t>six-sided dice</w:t>
+        <w:t xml:space="preserve">skill </w:t>
+      </w:r>
+      <w:r>
+        <w:t>checks</w:t>
+      </w:r>
+      <w:r>
+        <w:t>.</w:t>
+      </w:r>
+    </w:p>
+    <w:p>
+      <w:r>
+        <w:t>D</w:t>
+      </w:r>
+      <w:r>
+        <w:t>ialogue is more important</w:t>
+      </w:r>
+      <w:r>
+        <w:t xml:space="preserve"> to the player agency</w:t>
       </w:r>
       <w:r>
         <w:t>,</w:t>
       </w:r>
       <w:r>
+        <w:t xml:space="preserve"> and I want to avoid </w:t>
+      </w:r>
+      <w:r>
+        <w:t>players getting frustrated during dialogue by</w:t>
+      </w:r>
+      <w:r>
+        <w:t xml:space="preserve"> failing a roll, it makes sense to </w:t>
+      </w:r>
+      <w:r>
+        <w:t>reveal a dialogue option based on a skill check (and show the required skill</w:t>
+      </w:r>
+      <w:r>
+        <w:t xml:space="preserve"> and </w:t>
+      </w:r>
+      <w:r>
+        <w:t>value in the dialogue option).</w:t>
+      </w:r>
+    </w:p>
+    <w:p>
+      <w:r>
+        <w:t xml:space="preserve">Choosing a dialogue option with a skill </w:t>
+      </w:r>
+      <w:r>
+        <w:rPr>
+          <w:i/>
+          <w:iCs/>
+        </w:rPr>
+        <w:t>always passes</w:t>
+      </w:r>
+      <w:r>
+        <w:t xml:space="preserve"> if the player's skill </w:t>
+      </w:r>
+      <w:r>
+        <w:t xml:space="preserve">value </w:t>
+      </w:r>
+      <w:r>
+        <w:t>is at or above the</w:t>
+      </w:r>
+      <w:r>
+        <w:t xml:space="preserve"> demanded</w:t>
+      </w:r>
+      <w:r>
         <w:t xml:space="preserve"> </w:t>
       </w:r>
       <w:r>
-        <w:t xml:space="preserve">where </w:t>
-      </w:r>
-      <w:r>
-        <w:rPr>
-          <w:rStyle w:val="Emphasis"/>
-        </w:rPr>
-        <w:t xml:space="preserve">n </w:t>
-      </w:r>
-      <w:r>
-        <w:t xml:space="preserve">is the attribute demanded by the </w:t>
-      </w:r>
-      <w:r>
-        <w:t>challenge</w:t>
+        <w:t xml:space="preserve">skill </w:t>
+      </w:r>
+      <w:r>
+        <w:t>value.</w:t>
+      </w:r>
+      <w:r>
+        <w:t xml:space="preserve"> There is no </w:t>
+      </w:r>
+      <w:proofErr w:type="gramStart"/>
+      <w:r>
+        <w:t>roll</w:t>
+      </w:r>
+      <w:proofErr w:type="gramEnd"/>
+      <w:r>
+        <w:t xml:space="preserve">, it's just available to them due to </w:t>
+      </w:r>
+      <w:r>
+        <w:t xml:space="preserve">what skills </w:t>
+      </w:r>
+      <w:r>
+        <w:t xml:space="preserve">they </w:t>
+      </w:r>
+      <w:r>
+        <w:t xml:space="preserve">have </w:t>
+      </w:r>
+      <w:r>
+        <w:t>allocated their points</w:t>
+      </w:r>
+      <w:r>
+        <w:t xml:space="preserve"> into</w:t>
       </w:r>
       <w:r>
         <w:t>.</w:t>
-      </w:r>
-    </w:p>
-    <w:p>
-      <w:r>
-        <w:t>The highest number rolled is used</w:t>
-      </w:r>
-      <w:r>
-        <w:t xml:space="preserve"> to determine if the </w:t>
-      </w:r>
-      <w:r>
-        <w:t>result is a failure or a success.</w:t>
-      </w:r>
-      <w:r>
-        <w:t xml:space="preserve"> Additional effects can occur on critical </w:t>
-      </w:r>
-      <w:r>
-        <w:t>failures and critical successes.</w:t>
       </w:r>
     </w:p>
     <w:tbl>
@@ -5137,226 +5738,349 @@
         <w:tblpPr w:leftFromText="187" w:rightFromText="187" w:bottomFromText="115" w:vertAnchor="text" w:tblpY="1"/>
         <w:tblOverlap w:val="never"/>
         <w:tblW w:w="0" w:type="auto"/>
+        <w:tblBorders>
+          <w:top w:val="single" w:sz="4" w:space="0" w:color="D1D1D1" w:themeColor="background2" w:themeShade="E6"/>
+          <w:left w:val="single" w:sz="4" w:space="0" w:color="D1D1D1" w:themeColor="background2" w:themeShade="E6"/>
+          <w:bottom w:val="single" w:sz="4" w:space="0" w:color="D1D1D1" w:themeColor="background2" w:themeShade="E6"/>
+          <w:right w:val="single" w:sz="4" w:space="0" w:color="D1D1D1" w:themeColor="background2" w:themeShade="E6"/>
+          <w:insideH w:val="single" w:sz="4" w:space="0" w:color="D1D1D1" w:themeColor="background2" w:themeShade="E6"/>
+          <w:insideV w:val="single" w:sz="4" w:space="0" w:color="D1D1D1" w:themeColor="background2" w:themeShade="E6"/>
+        </w:tblBorders>
         <w:tblCellMar>
-          <w:top w:w="72" w:type="dxa"/>
-          <w:left w:w="72" w:type="dxa"/>
-          <w:bottom w:w="72" w:type="dxa"/>
-          <w:right w:w="72" w:type="dxa"/>
+          <w:top w:w="144" w:type="dxa"/>
+          <w:left w:w="144" w:type="dxa"/>
+          <w:bottom w:w="144" w:type="dxa"/>
+          <w:right w:w="144" w:type="dxa"/>
         </w:tblCellMar>
         <w:tblLook w:val="04A0" w:firstRow="1" w:lastRow="0" w:firstColumn="1" w:lastColumn="0" w:noHBand="0" w:noVBand="1"/>
       </w:tblPr>
       <w:tblGrid>
-        <w:gridCol w:w="2715"/>
-        <w:gridCol w:w="6635"/>
+        <w:gridCol w:w="9350"/>
       </w:tblGrid>
       <w:tr>
         <w:tc>
           <w:tcPr>
-            <w:tcW w:w="2715" w:type="dxa"/>
-          </w:tcPr>
-          <w:p>
-            <w:r>
-              <w:t>Highest Roll</w:t>
-            </w:r>
-          </w:p>
-        </w:tc>
-        <w:tc>
-          <w:tcPr>
-            <w:tcW w:w="6635" w:type="dxa"/>
-          </w:tcPr>
-          <w:p>
-            <w:r>
+            <w:tcW w:w="9350" w:type="dxa"/>
+            <w:shd w:val="clear" w:color="auto" w:fill="F2F2F2" w:themeFill="background1" w:themeFillShade="F2"/>
+          </w:tcPr>
+          <w:p>
+            <w:pPr>
+              <w:pStyle w:val="Info"/>
+              <w:tabs>
+                <w:tab w:val="left" w:pos="1655"/>
+              </w:tabs>
+              <w:spacing w:after="160" w:line="276" w:lineRule="auto"/>
               <w:rPr>
                 <w:rStyle w:val="Emphasis"/>
-              </w:rPr>
-              <w:t>Degree of Success</w:t>
-            </w:r>
-          </w:p>
-        </w:tc>
-      </w:tr>
-      <w:tr>
-        <w:trPr>
-          <w:cnfStyle w:val="000000010000" w:firstRow="0" w:lastRow="0" w:firstColumn="0" w:lastColumn="0" w:oddVBand="0" w:evenVBand="0" w:oddHBand="0" w:evenHBand="1" w:firstRowFirstColumn="0" w:firstRowLastColumn="0" w:lastRowFirstColumn="0" w:lastRowLastColumn="0"/>
-        </w:trPr>
-        <w:tc>
-          <w:tcPr>
-            <w:tcW w:w="2715" w:type="dxa"/>
-          </w:tcPr>
-          <w:p>
-            <w:r>
-              <w:t>1</w:t>
-            </w:r>
-          </w:p>
-        </w:tc>
-        <w:tc>
-          <w:tcPr>
-            <w:tcW w:w="6635" w:type="dxa"/>
-          </w:tcPr>
-          <w:p>
-            <w:r>
-              <w:t xml:space="preserve">Critical Failure: </w:t>
-            </w:r>
-            <w:r>
-              <w:t xml:space="preserve">You fail </w:t>
-            </w:r>
-            <w:r>
-              <w:t xml:space="preserve">miserably </w:t>
-            </w:r>
-            <w:r>
-              <w:t xml:space="preserve">and </w:t>
-            </w:r>
-            <w:r>
-              <w:t>an additional, negative effect occurs</w:t>
-            </w:r>
-            <w:r>
+                <w:i/>
+              </w:rPr>
+            </w:pPr>
+            <w:r>
+              <w:rPr>
+                <w:rStyle w:val="Emphasis"/>
+                <w:i/>
+              </w:rPr>
+              <w:t>Example</w:t>
+            </w:r>
+            <w:r>
+              <w:rPr>
+                <w:rStyle w:val="Emphasis"/>
+                <w:i/>
+              </w:rPr>
+              <w:tab/>
+            </w:r>
+          </w:p>
+          <w:p>
+            <w:pPr>
+              <w:pStyle w:val="Info"/>
+              <w:spacing w:after="160" w:line="276" w:lineRule="auto"/>
+              <w:rPr>
+                <w:rStyle w:val="Emphasis"/>
+                <w:i/>
+              </w:rPr>
+            </w:pPr>
+            <w:r>
+              <w:rPr>
+                <w:rStyle w:val="Emphasis"/>
+                <w:i/>
+              </w:rPr>
+              <w:t xml:space="preserve">The PC </w:t>
+            </w:r>
+            <w:r>
+              <w:rPr>
+                <w:rStyle w:val="Emphasis"/>
+                <w:i/>
+              </w:rPr>
+              <w:t xml:space="preserve">has a </w:t>
+            </w:r>
+            <w:r>
+              <w:rPr>
+                <w:rStyle w:val="Emphasis"/>
+                <w:i/>
+              </w:rPr>
+              <w:t xml:space="preserve">Melee </w:t>
+            </w:r>
+            <w:r>
+              <w:rPr>
+                <w:rStyle w:val="Emphasis"/>
+                <w:i/>
+              </w:rPr>
+              <w:t>skill of 2 and a Medicine skill of 4</w:t>
+            </w:r>
+            <w:r>
+              <w:rPr>
+                <w:rStyle w:val="Emphasis"/>
+                <w:i/>
+              </w:rPr>
+              <w:t xml:space="preserve">. They're currently in a dialogue </w:t>
+            </w:r>
+            <w:r>
+              <w:rPr>
+                <w:rStyle w:val="Emphasis"/>
+                <w:i/>
+              </w:rPr>
+              <w:t xml:space="preserve">with a doctor who's asking for help </w:t>
+            </w:r>
+            <w:r>
+              <w:rPr>
+                <w:rStyle w:val="Emphasis"/>
+                <w:i/>
+              </w:rPr>
+              <w:t xml:space="preserve">treating </w:t>
+            </w:r>
+            <w:r>
+              <w:rPr>
+                <w:rStyle w:val="Emphasis"/>
+                <w:i/>
+              </w:rPr>
+              <w:t>a</w:t>
+            </w:r>
+            <w:r>
+              <w:rPr>
+                <w:rStyle w:val="Emphasis"/>
+                <w:i/>
+              </w:rPr>
+              <w:t xml:space="preserve">n </w:t>
+            </w:r>
+            <w:proofErr w:type="gramStart"/>
+            <w:r>
+              <w:rPr>
+                <w:rStyle w:val="Emphasis"/>
+                <w:i/>
+              </w:rPr>
+              <w:t xml:space="preserve">unconscious </w:t>
+            </w:r>
+            <w:r>
+              <w:rPr>
+                <w:rStyle w:val="Emphasis"/>
+                <w:i/>
+              </w:rPr>
+              <w:t xml:space="preserve"> </w:t>
+            </w:r>
+            <w:r>
+              <w:rPr>
+                <w:rStyle w:val="Emphasis"/>
+                <w:i/>
+              </w:rPr>
+              <w:t>soldier</w:t>
+            </w:r>
+            <w:proofErr w:type="gramEnd"/>
+            <w:r>
+              <w:rPr>
+                <w:rStyle w:val="Emphasis"/>
+                <w:i/>
+              </w:rPr>
+              <w:t xml:space="preserve"> who </w:t>
+            </w:r>
+            <w:r>
+              <w:rPr>
+                <w:rStyle w:val="Emphasis"/>
+                <w:i/>
+              </w:rPr>
+              <w:t xml:space="preserve">was injured in an </w:t>
+            </w:r>
+            <w:r>
+              <w:rPr>
+                <w:rStyle w:val="Emphasis"/>
+                <w:i/>
+              </w:rPr>
+              <w:t>encounter</w:t>
+            </w:r>
+            <w:r>
+              <w:rPr>
+                <w:rStyle w:val="Emphasis"/>
+                <w:i/>
+              </w:rPr>
+              <w:t xml:space="preserve"> with a group of</w:t>
+            </w:r>
+            <w:r>
+              <w:rPr>
+                <w:rStyle w:val="Emphasis"/>
+                <w:i/>
+              </w:rPr>
+              <w:t xml:space="preserve"> </w:t>
+            </w:r>
+            <w:r>
+              <w:rPr>
+                <w:rStyle w:val="Emphasis"/>
+                <w:i/>
+              </w:rPr>
+              <w:t>Husks</w:t>
+            </w:r>
+            <w:r>
+              <w:rPr>
+                <w:rStyle w:val="Emphasis"/>
+                <w:i/>
+              </w:rPr>
               <w:t>.</w:t>
             </w:r>
           </w:p>
-        </w:tc>
-      </w:tr>
-      <w:tr>
-        <w:tc>
-          <w:tcPr>
-            <w:tcW w:w="2715" w:type="dxa"/>
-          </w:tcPr>
-          <w:p>
-            <w:r>
-              <w:t>2-3</w:t>
-            </w:r>
-          </w:p>
-        </w:tc>
-        <w:tc>
-          <w:tcPr>
-            <w:tcW w:w="6635" w:type="dxa"/>
-          </w:tcPr>
-          <w:p>
-            <w:r>
-              <w:t>Failure</w:t>
-            </w:r>
-            <w:r>
-              <w:t>: You fail.</w:t>
-            </w:r>
-          </w:p>
-        </w:tc>
-      </w:tr>
-      <w:tr>
-        <w:trPr>
-          <w:cnfStyle w:val="000000010000" w:firstRow="0" w:lastRow="0" w:firstColumn="0" w:lastColumn="0" w:oddVBand="0" w:evenVBand="0" w:oddHBand="0" w:evenHBand="1" w:firstRowFirstColumn="0" w:firstRowLastColumn="0" w:lastRowFirstColumn="0" w:lastRowLastColumn="0"/>
-        </w:trPr>
-        <w:tc>
-          <w:tcPr>
-            <w:tcW w:w="2715" w:type="dxa"/>
-          </w:tcPr>
-          <w:p>
-            <w:r>
-              <w:t>4-5</w:t>
-            </w:r>
-          </w:p>
-        </w:tc>
-        <w:tc>
-          <w:tcPr>
-            <w:tcW w:w="6635" w:type="dxa"/>
-          </w:tcPr>
-          <w:p>
-            <w:r>
-              <w:t>Success</w:t>
-            </w:r>
-            <w:r>
-              <w:t xml:space="preserve">: You </w:t>
-            </w:r>
-            <w:r>
-              <w:t>succeed</w:t>
-            </w:r>
-            <w:r>
-              <w:t>.</w:t>
-            </w:r>
-          </w:p>
-        </w:tc>
-      </w:tr>
-      <w:tr>
-        <w:tc>
-          <w:tcPr>
-            <w:tcW w:w="2715" w:type="dxa"/>
-          </w:tcPr>
-          <w:p>
-            <w:r>
-              <w:t>6</w:t>
-            </w:r>
-          </w:p>
-        </w:tc>
-        <w:tc>
-          <w:tcPr>
-            <w:tcW w:w="6635" w:type="dxa"/>
-          </w:tcPr>
-          <w:p>
-            <w:r>
-              <w:t xml:space="preserve">Critical </w:t>
-            </w:r>
-            <w:r>
-              <w:t>Success</w:t>
-            </w:r>
-            <w:r>
-              <w:t xml:space="preserve">: You </w:t>
-            </w:r>
-            <w:r>
-              <w:t>succeed flawlessly and</w:t>
-            </w:r>
-            <w:r>
-              <w:t xml:space="preserve"> an additional, positive effect occurs</w:t>
-            </w:r>
-            <w:r>
-              <w:t>.</w:t>
+          <w:p>
+            <w:pPr>
+              <w:pStyle w:val="Info"/>
+              <w:spacing w:after="160" w:line="276" w:lineRule="auto"/>
+              <w:rPr>
+                <w:rStyle w:val="Emphasis"/>
+                <w:i/>
+                <w:iCs w:val="0"/>
+              </w:rPr>
+            </w:pPr>
+            <w:r>
+              <w:rPr>
+                <w:rStyle w:val="Emphasis"/>
+                <w:i/>
+                <w:iCs w:val="0"/>
+              </w:rPr>
+              <w:t>Doctor Yovann: "</w:t>
+            </w:r>
+            <w:r>
+              <w:rPr>
+                <w:rStyle w:val="Emphasis"/>
+                <w:i/>
+                <w:iCs w:val="0"/>
+              </w:rPr>
+              <w:t xml:space="preserve">I don't know if I have the supplies to treat him. </w:t>
+            </w:r>
+            <w:r>
+              <w:rPr>
+                <w:rStyle w:val="Emphasis"/>
+                <w:i/>
+                <w:iCs w:val="0"/>
+              </w:rPr>
+              <w:t xml:space="preserve">There are more wounded on the way from the front, </w:t>
+            </w:r>
+            <w:r>
+              <w:rPr>
+                <w:rStyle w:val="Emphasis"/>
+                <w:i/>
+                <w:iCs w:val="0"/>
+              </w:rPr>
+              <w:t>we're going to have to make sacrifices."</w:t>
+            </w:r>
+          </w:p>
+          <w:p>
+            <w:pPr>
+              <w:pStyle w:val="Info"/>
+              <w:numPr>
+                <w:ilvl w:val="0"/>
+                <w:numId w:val="24"/>
+              </w:numPr>
+              <w:spacing w:line="276" w:lineRule="auto"/>
+              <w:rPr>
+                <w:rStyle w:val="Emphasis"/>
+              </w:rPr>
+            </w:pPr>
+            <w:r>
+              <w:rPr>
+                <w:rStyle w:val="Emphasis"/>
+              </w:rPr>
+              <w:t xml:space="preserve">[Medicine 2] </w:t>
+            </w:r>
+            <w:r>
+              <w:rPr>
+                <w:rStyle w:val="Emphasis"/>
+              </w:rPr>
+              <w:t xml:space="preserve">Let me take a look. </w:t>
+            </w:r>
+            <w:r>
+              <w:rPr>
+                <w:rStyle w:val="Emphasis"/>
+                <w:i/>
+                <w:iCs w:val="0"/>
+              </w:rPr>
+              <w:t xml:space="preserve">Treat </w:t>
+            </w:r>
+            <w:r>
+              <w:rPr>
+                <w:rStyle w:val="Emphasis"/>
+                <w:i/>
+                <w:iCs w:val="0"/>
+              </w:rPr>
+              <w:t>the infection</w:t>
+            </w:r>
+          </w:p>
+          <w:p>
+            <w:pPr>
+              <w:pStyle w:val="Info"/>
+              <w:numPr>
+                <w:ilvl w:val="0"/>
+                <w:numId w:val="24"/>
+              </w:numPr>
+              <w:spacing w:after="160" w:line="276" w:lineRule="auto"/>
+              <w:rPr>
+                <w:rStyle w:val="Emphasis"/>
+              </w:rPr>
+            </w:pPr>
+            <w:r>
+              <w:rPr>
+                <w:rStyle w:val="Emphasis"/>
+              </w:rPr>
+              <w:t>[</w:t>
+            </w:r>
+            <w:r>
+              <w:rPr>
+                <w:rStyle w:val="Emphasis"/>
+              </w:rPr>
+              <w:t>Melee</w:t>
+            </w:r>
+            <w:r>
+              <w:rPr>
+                <w:rStyle w:val="Emphasis"/>
+              </w:rPr>
+              <w:t xml:space="preserve"> 2] </w:t>
+            </w:r>
+            <w:r>
+              <w:rPr>
+                <w:rStyle w:val="Emphasis"/>
+              </w:rPr>
+              <w:t xml:space="preserve">We're going to need a </w:t>
+            </w:r>
+            <w:r>
+              <w:rPr>
+                <w:rStyle w:val="Emphasis"/>
+              </w:rPr>
+              <w:t xml:space="preserve">tourniquet! </w:t>
+            </w:r>
+            <w:r>
+              <w:rPr>
+                <w:rStyle w:val="Emphasis"/>
+                <w:i/>
+                <w:iCs w:val="0"/>
+              </w:rPr>
+              <w:t xml:space="preserve">Slice off the infected </w:t>
+            </w:r>
+            <w:r>
+              <w:rPr>
+                <w:rStyle w:val="Emphasis"/>
+                <w:i/>
+                <w:iCs w:val="0"/>
+              </w:rPr>
+              <w:t>tissue</w:t>
             </w:r>
           </w:p>
         </w:tc>
       </w:tr>
     </w:tbl>
-    <w:p>
-      <w:pPr>
-        <w:pStyle w:val="Heading3"/>
-      </w:pPr>
-      <w:r>
-        <w:t>Skill Check</w:t>
-      </w:r>
-    </w:p>
-    <w:p>
-      <w:r>
-        <w:t>While c</w:t>
-      </w:r>
-      <w:r>
-        <w:t>hallenge</w:t>
-      </w:r>
-      <w:r>
-        <w:t xml:space="preserve"> rolls </w:t>
-      </w:r>
-      <w:r>
-        <w:t>are specifically for combat</w:t>
-      </w:r>
-      <w:r>
-        <w:t xml:space="preserve">, dialogue only has </w:t>
-      </w:r>
-      <w:r>
-        <w:t xml:space="preserve">simple </w:t>
-      </w:r>
-      <w:r>
-        <w:t xml:space="preserve">skill </w:t>
-      </w:r>
-      <w:r>
-        <w:t>checks</w:t>
-      </w:r>
-      <w:r>
-        <w:t xml:space="preserve">. Since dialogue is arguably more important, and I want to avoid having players scum-saving to avoid failing a roll, it makes sense to </w:t>
-      </w:r>
-      <w:r>
-        <w:t>reveal a dialogue option based on a skill check (and show the required skill</w:t>
-      </w:r>
-      <w:r>
-        <w:t xml:space="preserve"> and </w:t>
-      </w:r>
-      <w:r>
-        <w:t>value in the dialogue option).</w:t>
-      </w:r>
-    </w:p>
     <w:p>
       <w:pPr>
         <w:rPr>
@@ -5367,30 +6091,6 @@
         </w:rPr>
       </w:pPr>
       <w:r>
-        <w:t>Choosing a dialogue option with a skill always passes</w:t>
-      </w:r>
-      <w:r>
-        <w:t xml:space="preserve"> if the player's skill </w:t>
-      </w:r>
-      <w:r>
-        <w:t xml:space="preserve">value </w:t>
-      </w:r>
-      <w:r>
-        <w:t>is at or above the</w:t>
-      </w:r>
-      <w:r>
-        <w:t xml:space="preserve"> demanded</w:t>
-      </w:r>
-      <w:r>
-        <w:t xml:space="preserve"> </w:t>
-      </w:r>
-      <w:r>
-        <w:t xml:space="preserve">skill </w:t>
-      </w:r>
-      <w:r>
-        <w:t>value.</w:t>
-      </w:r>
-      <w:r>
         <w:br w:type="page"/>
       </w:r>
     </w:p>
@@ -5471,35 +6171,4341 @@
       </w:pPr>
       <w:r>
         <w:lastRenderedPageBreak/>
-        <w:t>Character Paths</w:t>
-      </w:r>
-    </w:p>
-    <w:p>
-      <w:r>
-        <w:t xml:space="preserve">The four paths a Player can choose are </w:t>
-      </w:r>
-      <w:r>
-        <w:t xml:space="preserve">Vanguard, Prowler, Whisper, and Artificer. Each path has slightly different </w:t>
-      </w:r>
-      <w:r>
-        <w:t>starting statistics</w:t>
-      </w:r>
-      <w:r>
-        <w:t xml:space="preserve"> and </w:t>
-      </w:r>
-      <w:r>
-        <w:t>a selection of unique talents only they can pick</w:t>
-      </w:r>
-      <w:r>
-        <w:t xml:space="preserve"> from.</w:t>
+        <w:t>Talents</w:t>
+      </w:r>
+    </w:p>
+    <w:p>
+      <w:r>
+        <w:t xml:space="preserve">The four paths are </w:t>
+      </w:r>
+      <w:r>
+        <w:rPr>
+          <w:b/>
+          <w:bCs/>
+        </w:rPr>
+        <w:t>Vanguard</w:t>
+      </w:r>
+      <w:r>
+        <w:t xml:space="preserve">, </w:t>
+      </w:r>
+      <w:r>
+        <w:rPr>
+          <w:b/>
+          <w:bCs/>
+        </w:rPr>
+        <w:t>Prowler</w:t>
+      </w:r>
+      <w:r>
+        <w:t xml:space="preserve">, </w:t>
+      </w:r>
+      <w:r>
+        <w:rPr>
+          <w:b/>
+          <w:bCs/>
+        </w:rPr>
+        <w:t>Whisper</w:t>
+      </w:r>
+      <w:r>
+        <w:t xml:space="preserve">, and </w:t>
+      </w:r>
+      <w:r>
+        <w:rPr>
+          <w:b/>
+          <w:bCs/>
+        </w:rPr>
+        <w:t>Artificer</w:t>
+      </w:r>
+      <w:r>
+        <w:t xml:space="preserve">. </w:t>
+      </w:r>
+      <w:r>
+        <w:t xml:space="preserve">Since up to level </w:t>
+      </w:r>
+      <w:r>
+        <w:t>16</w:t>
+      </w:r>
+      <w:r>
+        <w:t xml:space="preserve"> there </w:t>
+      </w:r>
+      <w:r>
+        <w:t xml:space="preserve">are </w:t>
+      </w:r>
+      <w:r>
+        <w:t>~</w:t>
+      </w:r>
+      <w:r>
+        <w:t>9</w:t>
+      </w:r>
+      <w:r>
+        <w:t xml:space="preserve"> Talent points available to the player, </w:t>
+      </w:r>
+      <w:r>
+        <w:t xml:space="preserve">I think there should be </w:t>
+      </w:r>
+      <w:r>
+        <w:t xml:space="preserve">about </w:t>
+      </w:r>
+      <w:r>
+        <w:t>three times as many Talents</w:t>
+      </w:r>
+      <w:r>
+        <w:t xml:space="preserve"> (30)</w:t>
+      </w:r>
+      <w:r>
+        <w:t xml:space="preserve"> </w:t>
+      </w:r>
+      <w:r>
+        <w:t>for the player to spend points on.</w:t>
+      </w:r>
+    </w:p>
+    <w:p>
+      <w:pPr>
+        <w:sectPr>
+          <w:headerReference w:type="default" r:id="rId8"/>
+          <w:type w:val="continuous"/>
+          <w:pgSz w:w="12240" w:h="15840"/>
+          <w:pgMar w:top="1440" w:right="1440" w:bottom="1440" w:left="1440" w:header="720" w:footer="720" w:gutter="0"/>
+          <w:cols w:space="720"/>
+          <w:docGrid w:linePitch="360"/>
+        </w:sectPr>
+      </w:pPr>
+      <w:r>
+        <w:t xml:space="preserve">Of the 30 Talents in a tree, </w:t>
+      </w:r>
+      <w:r>
+        <w:t xml:space="preserve">15 points </w:t>
+      </w:r>
+      <w:r>
+        <w:t xml:space="preserve">will be </w:t>
+      </w:r>
+      <w:r>
+        <w:t xml:space="preserve">shared </w:t>
+      </w:r>
+      <w:r>
+        <w:t xml:space="preserve">with another </w:t>
+      </w:r>
+      <w:r>
+        <w:t>path</w:t>
+      </w:r>
+      <w:r>
+        <w:t xml:space="preserve">, leaving 15 </w:t>
+      </w:r>
+      <w:r>
+        <w:t xml:space="preserve">unique </w:t>
+      </w:r>
+      <w:r>
+        <w:t xml:space="preserve">Talents </w:t>
+      </w:r>
+      <w:r>
+        <w:t xml:space="preserve">for </w:t>
+      </w:r>
+      <w:r>
+        <w:t xml:space="preserve">a chosen </w:t>
+      </w:r>
+      <w:r>
+        <w:t>path</w:t>
+      </w:r>
+      <w:r>
+        <w:t>.</w:t>
+      </w:r>
+    </w:p>
+    <w:p>
+      <w:r>
+        <w:t>Planning process: Write 100</w:t>
+      </w:r>
+      <w:r>
+        <w:t>+</w:t>
+      </w:r>
+      <w:r>
+        <w:t xml:space="preserve"> talent name ideas down, pick 20 to make generic</w:t>
+      </w:r>
+      <w:r>
+        <w:t xml:space="preserve">, then split the other 80+ up into </w:t>
+      </w:r>
+      <w:r>
+        <w:t>different</w:t>
+      </w:r>
+      <w:r>
+        <w:t xml:space="preserve"> paths.</w:t>
+      </w:r>
+    </w:p>
+    <w:p>
+      <w:pPr>
+        <w:pStyle w:val="ListParagraph"/>
+        <w:numPr>
+          <w:ilvl w:val="0"/>
+          <w:numId w:val="28"/>
+        </w:numPr>
+        <w:rPr>
+          <w:strike/>
+        </w:rPr>
+      </w:pPr>
+      <w:r>
+        <w:rPr>
+          <w:strike/>
+        </w:rPr>
+        <w:t>Brainstorming</w:t>
+      </w:r>
+      <w:r>
+        <w:rPr>
+          <w:strike/>
+        </w:rPr>
+        <w:t>; Write down interesting abilit</w:t>
+      </w:r>
+      <w:r>
+        <w:rPr>
+          <w:strike/>
+        </w:rPr>
+        <w:t>y names</w:t>
+      </w:r>
+      <w:r>
+        <w:rPr>
+          <w:strike/>
+        </w:rPr>
+        <w:t xml:space="preserve"> from</w:t>
+      </w:r>
+      <w:r>
+        <w:rPr>
+          <w:strike/>
+        </w:rPr>
+        <w:t xml:space="preserve"> games</w:t>
+      </w:r>
+      <w:r>
+        <w:rPr>
+          <w:strike/>
+        </w:rPr>
+        <w:t>;</w:t>
+      </w:r>
+      <w:r>
+        <w:rPr>
+          <w:strike/>
+        </w:rPr>
+        <w:t xml:space="preserve"> Sonny</w:t>
+      </w:r>
+      <w:r>
+        <w:rPr>
+          <w:strike/>
+        </w:rPr>
+        <w:t>, Grimwild</w:t>
+      </w:r>
+      <w:r>
+        <w:rPr>
+          <w:strike/>
+        </w:rPr>
+        <w:t>, Dragon Age: Origins</w:t>
+      </w:r>
+      <w:r>
+        <w:rPr>
+          <w:strike/>
+        </w:rPr>
+        <w:t>, Fallout, Skyrim</w:t>
+      </w:r>
+      <w:r>
+        <w:rPr>
+          <w:strike/>
+        </w:rPr>
+        <w:t xml:space="preserve"> </w:t>
+      </w:r>
+      <w:r>
+        <w:rPr>
+          <w:strike/>
+        </w:rPr>
+        <w:t xml:space="preserve">… </w:t>
+      </w:r>
+      <w:r>
+        <w:rPr>
+          <w:i/>
+          <w:iCs/>
+          <w:strike/>
+        </w:rPr>
+        <w:t>List on next page</w:t>
+      </w:r>
+    </w:p>
+    <w:p>
+      <w:pPr>
+        <w:pStyle w:val="ListParagraph"/>
+        <w:numPr>
+          <w:ilvl w:val="0"/>
+          <w:numId w:val="28"/>
+        </w:numPr>
+      </w:pPr>
+      <w:r>
+        <w:t xml:space="preserve">Writing: Go through each name, one at a time, and </w:t>
+      </w:r>
+      <w:r>
+        <w:t>adjust its name</w:t>
+      </w:r>
+      <w:r>
+        <w:t xml:space="preserve"> to fit the world of Polaris better, if </w:t>
+      </w:r>
+      <w:r>
+        <w:t>adjustments are needed.</w:t>
+      </w:r>
+    </w:p>
+    <w:p>
+      <w:pPr>
+        <w:pStyle w:val="ListParagraph"/>
+        <w:numPr>
+          <w:ilvl w:val="0"/>
+          <w:numId w:val="28"/>
+        </w:numPr>
+      </w:pPr>
+      <w:r>
+        <w:t>Re</w:t>
+      </w:r>
+      <w:r>
+        <w:t>qu</w:t>
+      </w:r>
+      <w:r>
+        <w:t>i</w:t>
+      </w:r>
+      <w:r>
+        <w:t xml:space="preserve">rements: Determine the requirements each </w:t>
+      </w:r>
+      <w:r>
+        <w:t>path</w:t>
+      </w:r>
+      <w:r>
+        <w:t xml:space="preserve"> should fulfill: Healing, damage, defense, utility, etc.</w:t>
+      </w:r>
+    </w:p>
+    <w:p>
+      <w:pPr>
+        <w:pStyle w:val="ListParagraph"/>
+        <w:numPr>
+          <w:ilvl w:val="0"/>
+          <w:numId w:val="28"/>
+        </w:numPr>
+      </w:pPr>
+      <w:r>
+        <w:t xml:space="preserve">Cards: Write the name of each Talent on an index </w:t>
+      </w:r>
+      <w:r>
+        <w:t>card and</w:t>
+      </w:r>
+      <w:r>
+        <w:t xml:space="preserve"> put them in four stacks. On the back of the card, write a brief description and what paths make the most sense for this card.</w:t>
+      </w:r>
+    </w:p>
+    <w:p>
+      <w:pPr>
+        <w:pStyle w:val="ListParagraph"/>
+        <w:numPr>
+          <w:ilvl w:val="0"/>
+          <w:numId w:val="28"/>
+        </w:numPr>
+      </w:pPr>
+      <w:r>
+        <w:t xml:space="preserve">Assign: Decide what Talents go to which </w:t>
+      </w:r>
+      <w:r>
+        <w:t>Paths</w:t>
+      </w:r>
+      <w:r>
+        <w:t>.</w:t>
+      </w:r>
+    </w:p>
+    <w:p>
+      <w:pPr>
+        <w:pStyle w:val="ListParagraph"/>
+        <w:numPr>
+          <w:ilvl w:val="0"/>
+          <w:numId w:val="28"/>
+        </w:numPr>
+      </w:pPr>
+      <w:r>
+        <w:t>Design: Design the tree</w:t>
+      </w:r>
+      <w:r>
+        <w:t>s</w:t>
+      </w:r>
+      <w:r>
+        <w:t xml:space="preserve"> and where the different Talents will appear</w:t>
+      </w:r>
+      <w:r>
+        <w:t>, and what their requisites are.</w:t>
+      </w:r>
+      <w:r>
+        <w:t xml:space="preserve"> </w:t>
+      </w:r>
+      <w:r>
+        <w:t>A</w:t>
+      </w:r>
+      <w:r>
+        <w:t>ssign a complexity/power value to Talents</w:t>
+      </w:r>
+      <w:r>
+        <w:t xml:space="preserve"> first to make this easier.</w:t>
+      </w:r>
+    </w:p>
+    <w:p>
+      <w:pPr>
+        <w:pStyle w:val="Heading3"/>
+      </w:pPr>
+      <w:r>
+        <w:t>Path</w:t>
+      </w:r>
+      <w:r>
+        <w:t xml:space="preserve"> Requirements</w:t>
+      </w:r>
+    </w:p>
+    <w:p>
+      <w:pPr>
+        <w:pStyle w:val="ListParagraph"/>
+        <w:numPr>
+          <w:ilvl w:val="0"/>
+          <w:numId w:val="30"/>
+        </w:numPr>
+      </w:pPr>
+      <w:r>
+        <w:rPr>
+          <w:b/>
+          <w:bCs/>
+        </w:rPr>
+        <w:t>Damage</w:t>
+      </w:r>
+      <w:r>
+        <w:t xml:space="preserve">: </w:t>
+      </w:r>
+      <w:r>
+        <w:t>Dishing out</w:t>
+      </w:r>
+      <w:r>
+        <w:t xml:space="preserve"> </w:t>
+      </w:r>
+      <w:r>
+        <w:t xml:space="preserve">any </w:t>
+      </w:r>
+      <w:r>
+        <w:t xml:space="preserve">form of </w:t>
+      </w:r>
+      <w:r>
+        <w:t>damage to enemies</w:t>
+      </w:r>
+    </w:p>
+    <w:p>
+      <w:pPr>
+        <w:pStyle w:val="ListParagraph"/>
+        <w:numPr>
+          <w:ilvl w:val="0"/>
+          <w:numId w:val="30"/>
+        </w:numPr>
+      </w:pPr>
+      <w:r>
+        <w:rPr>
+          <w:b/>
+          <w:bCs/>
+        </w:rPr>
+        <w:t>Survivability</w:t>
+      </w:r>
+      <w:r>
+        <w:t xml:space="preserve">: </w:t>
+      </w:r>
+      <w:r>
+        <w:t xml:space="preserve">Absorbing or </w:t>
+      </w:r>
+      <w:r>
+        <w:t>avoiding</w:t>
+      </w:r>
+      <w:r>
+        <w:t xml:space="preserve"> damage</w:t>
+      </w:r>
+    </w:p>
+    <w:p>
+      <w:pPr>
+        <w:pStyle w:val="ListParagraph"/>
+        <w:numPr>
+          <w:ilvl w:val="0"/>
+          <w:numId w:val="30"/>
+        </w:numPr>
+      </w:pPr>
+      <w:r>
+        <w:rPr>
+          <w:b/>
+          <w:bCs/>
+        </w:rPr>
+        <w:t>Healing</w:t>
+      </w:r>
+      <w:r>
+        <w:t>: Keeping yourself and others alive</w:t>
+      </w:r>
+    </w:p>
+    <w:p>
+      <w:pPr>
+        <w:pStyle w:val="ListParagraph"/>
+        <w:numPr>
+          <w:ilvl w:val="0"/>
+          <w:numId w:val="30"/>
+        </w:numPr>
+      </w:pPr>
+      <w:r>
+        <w:t xml:space="preserve">Utility- </w:t>
+      </w:r>
+      <w:r>
+        <w:t>Buff/Debuff: Helping your</w:t>
+      </w:r>
+      <w:r>
+        <w:t xml:space="preserve"> </w:t>
+      </w:r>
+      <w:r>
+        <w:t>allies</w:t>
+      </w:r>
+      <w:r>
+        <w:t xml:space="preserve"> and hindering your enemies</w:t>
+      </w:r>
+    </w:p>
+    <w:p>
+      <w:pPr>
+        <w:pStyle w:val="ListParagraph"/>
+        <w:numPr>
+          <w:ilvl w:val="0"/>
+          <w:numId w:val="30"/>
+        </w:numPr>
+      </w:pPr>
+      <w:r>
+        <w:t xml:space="preserve">Utility- </w:t>
+      </w:r>
+      <w:r>
+        <w:t>Tinkering: Your crafting ability outside of battle</w:t>
+      </w:r>
+    </w:p>
+    <w:p>
+      <w:pPr>
+        <w:pStyle w:val="ListParagraph"/>
+        <w:numPr>
+          <w:ilvl w:val="1"/>
+          <w:numId w:val="30"/>
+        </w:numPr>
+      </w:pPr>
+      <w:r>
+        <w:t xml:space="preserve">All paths: </w:t>
+      </w:r>
+      <w:r>
+        <w:t>Poultices</w:t>
+      </w:r>
+      <w:r>
+        <w:t>, poisons</w:t>
+      </w:r>
+    </w:p>
+    <w:p>
+      <w:pPr>
+        <w:pStyle w:val="ListParagraph"/>
+        <w:numPr>
+          <w:ilvl w:val="1"/>
+          <w:numId w:val="30"/>
+        </w:numPr>
+      </w:pPr>
+      <w:r>
+        <w:t>Vanguard:</w:t>
+      </w:r>
+      <w:r>
+        <w:t xml:space="preserve"> </w:t>
+      </w:r>
+      <w:r>
+        <w:t>Disposable Armor (provides Guard</w:t>
+      </w:r>
+      <w:r>
+        <w:t xml:space="preserve"> and resistances</w:t>
+      </w:r>
+      <w:r>
+        <w:t xml:space="preserve">) </w:t>
+      </w:r>
+    </w:p>
+    <w:p>
+      <w:pPr>
+        <w:pStyle w:val="ListParagraph"/>
+        <w:numPr>
+          <w:ilvl w:val="1"/>
+          <w:numId w:val="30"/>
+        </w:numPr>
+      </w:pPr>
+      <w:r>
+        <w:t>Prowler:</w:t>
+      </w:r>
+      <w:r>
+        <w:t xml:space="preserve"> Ammunition</w:t>
+      </w:r>
+      <w:r>
+        <w:t xml:space="preserve"> (arrows)</w:t>
+      </w:r>
+      <w:r>
+        <w:t xml:space="preserve">, and </w:t>
+      </w:r>
+      <w:r>
+        <w:rPr>
+          <w:i/>
+          <w:iCs/>
+        </w:rPr>
+        <w:t>potent</w:t>
+      </w:r>
+      <w:r>
+        <w:t xml:space="preserve"> </w:t>
+      </w:r>
+      <w:r>
+        <w:t>poisons</w:t>
+      </w:r>
+    </w:p>
+    <w:p>
+      <w:pPr>
+        <w:pStyle w:val="ListParagraph"/>
+        <w:numPr>
+          <w:ilvl w:val="1"/>
+          <w:numId w:val="30"/>
+        </w:numPr>
+      </w:pPr>
+      <w:r>
+        <w:t>Whisper:</w:t>
+      </w:r>
+      <w:r>
+        <w:t xml:space="preserve"> </w:t>
+      </w:r>
+      <w:r>
+        <w:t>Totems</w:t>
+      </w:r>
+      <w:r>
+        <w:t xml:space="preserve"> (to</w:t>
+      </w:r>
+      <w:r>
+        <w:t xml:space="preserve"> cast spells safely</w:t>
+      </w:r>
+      <w:r>
+        <w:t>)</w:t>
+      </w:r>
+    </w:p>
+    <w:p>
+      <w:pPr>
+        <w:pStyle w:val="ListParagraph"/>
+        <w:numPr>
+          <w:ilvl w:val="1"/>
+          <w:numId w:val="30"/>
+        </w:numPr>
+      </w:pPr>
+      <w:r>
+        <w:t>Artificer:</w:t>
+      </w:r>
+      <w:r>
+        <w:t xml:space="preserve"> </w:t>
+      </w:r>
+      <w:r>
+        <w:t>Elixirs</w:t>
+      </w:r>
+      <w:r>
+        <w:t xml:space="preserve"> (disposable buffs)</w:t>
+      </w:r>
+      <w:r>
+        <w:t xml:space="preserve">, </w:t>
+      </w:r>
+      <w:r>
+        <w:t>gadgets</w:t>
+      </w:r>
+      <w:r>
+        <w:t xml:space="preserve"> (</w:t>
+      </w:r>
+      <w:r>
+        <w:t xml:space="preserve">reusable </w:t>
+      </w:r>
+      <w:r>
+        <w:t>buffs</w:t>
+      </w:r>
+      <w:r>
+        <w:t>, disposable debuffs</w:t>
+      </w:r>
+      <w:r>
+        <w:t>)</w:t>
+      </w:r>
+    </w:p>
+    <w:p>
+      <w:r>
+        <w:br w:type="page"/>
+      </w:r>
+    </w:p>
+    <w:p>
+      <w:pPr>
+        <w:sectPr>
+          <w:type w:val="continuous"/>
+          <w:pgSz w:w="12240" w:h="15840"/>
+          <w:pgMar w:top="1440" w:right="1440" w:bottom="1440" w:left="1440" w:header="720" w:footer="720" w:gutter="0"/>
+          <w:cols w:space="720"/>
+          <w:docGrid w:linePitch="360"/>
+        </w:sectPr>
+      </w:pPr>
+    </w:p>
+    <w:p>
+      <w:pPr>
+        <w:pStyle w:val="Heading2"/>
+      </w:pPr>
+      <w:r>
+        <w:lastRenderedPageBreak/>
+        <w:t>Talent Brainstorming</w:t>
+      </w:r>
+    </w:p>
+    <w:p>
+      <w:pPr>
+        <w:pStyle w:val="ListParagraph"/>
+        <w:numPr>
+          <w:ilvl w:val="0"/>
+          <w:numId w:val="26"/>
+        </w:numPr>
+        <w:sectPr>
+          <w:type w:val="continuous"/>
+          <w:pgSz w:w="12240" w:h="15840"/>
+          <w:pgMar w:top="1440" w:right="1440" w:bottom="1440" w:left="1440" w:header="720" w:footer="720" w:gutter="0"/>
+          <w:cols w:space="720"/>
+          <w:docGrid w:linePitch="360"/>
+        </w:sectPr>
+      </w:pPr>
+    </w:p>
+    <w:p>
+      <w:pPr>
+        <w:pStyle w:val="ListParagraph"/>
+        <w:numPr>
+          <w:ilvl w:val="0"/>
+          <w:numId w:val="26"/>
+        </w:numPr>
+        <w:sectPr>
+          <w:type w:val="continuous"/>
+          <w:pgSz w:w="12240" w:h="15840"/>
+          <w:pgMar w:top="1440" w:right="1440" w:bottom="1440" w:left="1440" w:header="720" w:footer="720" w:gutter="0"/>
+          <w:cols w:num="3" w:space="720"/>
+          <w:docGrid w:linePitch="360"/>
+        </w:sectPr>
+      </w:pPr>
+    </w:p>
+    <w:p>
+      <w:pPr>
+        <w:pStyle w:val="ListParagraph"/>
+        <w:numPr>
+          <w:ilvl w:val="0"/>
+          <w:numId w:val="29"/>
+        </w:numPr>
+        <w:tabs>
+          <w:tab w:val="left" w:pos="2520"/>
+        </w:tabs>
+        <w:rPr>
+          <w:sz w:val="16"/>
+          <w:szCs w:val="16"/>
+        </w:rPr>
+      </w:pPr>
+      <w:r>
+        <w:rPr>
+          <w:sz w:val="16"/>
+          <w:szCs w:val="16"/>
+        </w:rPr>
+        <w:t>According to Plan</w:t>
+      </w:r>
+    </w:p>
+    <w:p>
+      <w:pPr>
+        <w:pStyle w:val="ListParagraph"/>
+        <w:numPr>
+          <w:ilvl w:val="0"/>
+          <w:numId w:val="29"/>
+        </w:numPr>
+        <w:tabs>
+          <w:tab w:val="left" w:pos="2520"/>
+        </w:tabs>
+        <w:rPr>
+          <w:sz w:val="16"/>
+          <w:szCs w:val="16"/>
+        </w:rPr>
+      </w:pPr>
+      <w:r>
+        <w:rPr>
+          <w:sz w:val="16"/>
+          <w:szCs w:val="16"/>
+        </w:rPr>
+        <w:t>Adrenaline Rush</w:t>
+      </w:r>
+    </w:p>
+    <w:p>
+      <w:pPr>
+        <w:pStyle w:val="ListParagraph"/>
+        <w:numPr>
+          <w:ilvl w:val="0"/>
+          <w:numId w:val="29"/>
+        </w:numPr>
+        <w:tabs>
+          <w:tab w:val="left" w:pos="2520"/>
+        </w:tabs>
+        <w:rPr>
+          <w:sz w:val="16"/>
+          <w:szCs w:val="16"/>
+        </w:rPr>
+      </w:pPr>
+      <w:r>
+        <w:rPr>
+          <w:sz w:val="16"/>
+          <w:szCs w:val="16"/>
+        </w:rPr>
+        <w:t xml:space="preserve"> Aegis</w:t>
+      </w:r>
+    </w:p>
+    <w:p>
+      <w:pPr>
+        <w:pStyle w:val="ListParagraph"/>
+        <w:numPr>
+          <w:ilvl w:val="0"/>
+          <w:numId w:val="29"/>
+        </w:numPr>
+        <w:tabs>
+          <w:tab w:val="left" w:pos="2520"/>
+        </w:tabs>
+        <w:rPr>
+          <w:sz w:val="16"/>
+          <w:szCs w:val="16"/>
+        </w:rPr>
+      </w:pPr>
+      <w:r>
+        <w:rPr>
+          <w:sz w:val="16"/>
+          <w:szCs w:val="16"/>
+        </w:rPr>
+        <w:t>Aim</w:t>
+      </w:r>
+    </w:p>
+    <w:p>
+      <w:pPr>
+        <w:pStyle w:val="ListParagraph"/>
+        <w:numPr>
+          <w:ilvl w:val="0"/>
+          <w:numId w:val="29"/>
+        </w:numPr>
+        <w:tabs>
+          <w:tab w:val="left" w:pos="2520"/>
+        </w:tabs>
+        <w:rPr>
+          <w:sz w:val="16"/>
+          <w:szCs w:val="16"/>
+        </w:rPr>
+      </w:pPr>
+      <w:r>
+        <w:rPr>
+          <w:sz w:val="16"/>
+          <w:szCs w:val="16"/>
+        </w:rPr>
+        <w:t>Alchemist</w:t>
+      </w:r>
+    </w:p>
+    <w:p>
+      <w:pPr>
+        <w:pStyle w:val="ListParagraph"/>
+        <w:numPr>
+          <w:ilvl w:val="0"/>
+          <w:numId w:val="29"/>
+        </w:numPr>
+        <w:tabs>
+          <w:tab w:val="left" w:pos="2520"/>
+        </w:tabs>
+        <w:rPr>
+          <w:sz w:val="16"/>
+          <w:szCs w:val="16"/>
+        </w:rPr>
+      </w:pPr>
+      <w:r>
+        <w:rPr>
+          <w:sz w:val="16"/>
+          <w:szCs w:val="16"/>
+        </w:rPr>
+        <w:t xml:space="preserve"> </w:t>
+      </w:r>
+      <w:proofErr w:type="spellStart"/>
+      <w:r>
+        <w:rPr>
+          <w:sz w:val="16"/>
+          <w:szCs w:val="16"/>
+        </w:rPr>
+        <w:t>Anchorshot</w:t>
+      </w:r>
+      <w:proofErr w:type="spellEnd"/>
+    </w:p>
+    <w:p>
+      <w:pPr>
+        <w:pStyle w:val="ListParagraph"/>
+        <w:numPr>
+          <w:ilvl w:val="0"/>
+          <w:numId w:val="29"/>
+        </w:numPr>
+        <w:tabs>
+          <w:tab w:val="left" w:pos="2520"/>
+        </w:tabs>
+        <w:rPr>
+          <w:sz w:val="16"/>
+          <w:szCs w:val="16"/>
+        </w:rPr>
+      </w:pPr>
+      <w:r>
+        <w:rPr>
+          <w:sz w:val="16"/>
+          <w:szCs w:val="16"/>
+        </w:rPr>
+        <w:t xml:space="preserve"> Animal Companion</w:t>
+      </w:r>
+    </w:p>
+    <w:p>
+      <w:pPr>
+        <w:pStyle w:val="ListParagraph"/>
+        <w:numPr>
+          <w:ilvl w:val="0"/>
+          <w:numId w:val="29"/>
+        </w:numPr>
+        <w:tabs>
+          <w:tab w:val="left" w:pos="2520"/>
+        </w:tabs>
+        <w:rPr>
+          <w:sz w:val="16"/>
+          <w:szCs w:val="16"/>
+        </w:rPr>
+      </w:pPr>
+      <w:r>
+        <w:rPr>
+          <w:sz w:val="16"/>
+          <w:szCs w:val="16"/>
+        </w:rPr>
+        <w:t>Animalism</w:t>
+      </w:r>
+    </w:p>
+    <w:p>
+      <w:pPr>
+        <w:pStyle w:val="ListParagraph"/>
+        <w:numPr>
+          <w:ilvl w:val="0"/>
+          <w:numId w:val="29"/>
+        </w:numPr>
+        <w:tabs>
+          <w:tab w:val="left" w:pos="2520"/>
+        </w:tabs>
+        <w:rPr>
+          <w:sz w:val="16"/>
+          <w:szCs w:val="16"/>
+        </w:rPr>
+      </w:pPr>
+      <w:r>
+        <w:rPr>
+          <w:sz w:val="16"/>
+          <w:szCs w:val="16"/>
+        </w:rPr>
+        <w:t>Arcane Recovery</w:t>
+      </w:r>
+    </w:p>
+    <w:p>
+      <w:pPr>
+        <w:pStyle w:val="ListParagraph"/>
+        <w:numPr>
+          <w:ilvl w:val="0"/>
+          <w:numId w:val="29"/>
+        </w:numPr>
+        <w:tabs>
+          <w:tab w:val="left" w:pos="2520"/>
+        </w:tabs>
+        <w:rPr>
+          <w:sz w:val="16"/>
+          <w:szCs w:val="16"/>
+        </w:rPr>
+      </w:pPr>
+      <w:r>
+        <w:rPr>
+          <w:sz w:val="16"/>
+          <w:szCs w:val="16"/>
+        </w:rPr>
+        <w:t>Arcanist</w:t>
+      </w:r>
+    </w:p>
+    <w:p>
+      <w:pPr>
+        <w:pStyle w:val="ListParagraph"/>
+        <w:numPr>
+          <w:ilvl w:val="0"/>
+          <w:numId w:val="29"/>
+        </w:numPr>
+        <w:tabs>
+          <w:tab w:val="left" w:pos="2520"/>
+        </w:tabs>
+        <w:rPr>
+          <w:sz w:val="16"/>
+          <w:szCs w:val="16"/>
+        </w:rPr>
+      </w:pPr>
+      <w:r>
+        <w:rPr>
+          <w:sz w:val="16"/>
+          <w:szCs w:val="16"/>
+        </w:rPr>
+        <w:t xml:space="preserve"> Assassination</w:t>
+      </w:r>
+    </w:p>
+    <w:p>
+      <w:pPr>
+        <w:pStyle w:val="ListParagraph"/>
+        <w:numPr>
+          <w:ilvl w:val="0"/>
+          <w:numId w:val="29"/>
+        </w:numPr>
+        <w:tabs>
+          <w:tab w:val="left" w:pos="2520"/>
+        </w:tabs>
+        <w:rPr>
+          <w:sz w:val="16"/>
+          <w:szCs w:val="16"/>
+        </w:rPr>
+      </w:pPr>
+      <w:r>
+        <w:rPr>
+          <w:sz w:val="16"/>
+          <w:szCs w:val="16"/>
+        </w:rPr>
+        <w:t>Assault</w:t>
+      </w:r>
+    </w:p>
+    <w:p>
+      <w:pPr>
+        <w:pStyle w:val="ListParagraph"/>
+        <w:numPr>
+          <w:ilvl w:val="0"/>
+          <w:numId w:val="29"/>
+        </w:numPr>
+        <w:tabs>
+          <w:tab w:val="left" w:pos="2520"/>
+        </w:tabs>
+        <w:rPr>
+          <w:sz w:val="16"/>
+          <w:szCs w:val="16"/>
+        </w:rPr>
+      </w:pPr>
+      <w:r>
+        <w:rPr>
+          <w:sz w:val="16"/>
+          <w:szCs w:val="16"/>
+        </w:rPr>
+        <w:t>Automatons</w:t>
+      </w:r>
+    </w:p>
+    <w:p>
+      <w:pPr>
+        <w:pStyle w:val="ListParagraph"/>
+        <w:numPr>
+          <w:ilvl w:val="0"/>
+          <w:numId w:val="29"/>
+        </w:numPr>
+        <w:tabs>
+          <w:tab w:val="left" w:pos="2520"/>
+        </w:tabs>
+        <w:rPr>
+          <w:sz w:val="16"/>
+          <w:szCs w:val="16"/>
+        </w:rPr>
+      </w:pPr>
+      <w:r>
+        <w:rPr>
+          <w:sz w:val="16"/>
+          <w:szCs w:val="16"/>
+        </w:rPr>
+        <w:t>Awaken</w:t>
+      </w:r>
+    </w:p>
+    <w:p>
+      <w:pPr>
+        <w:pStyle w:val="ListParagraph"/>
+        <w:numPr>
+          <w:ilvl w:val="0"/>
+          <w:numId w:val="29"/>
+        </w:numPr>
+        <w:tabs>
+          <w:tab w:val="left" w:pos="2520"/>
+        </w:tabs>
+        <w:rPr>
+          <w:sz w:val="16"/>
+          <w:szCs w:val="16"/>
+        </w:rPr>
+      </w:pPr>
+      <w:r>
+        <w:rPr>
+          <w:sz w:val="16"/>
+          <w:szCs w:val="16"/>
+        </w:rPr>
+        <w:t>Backstab</w:t>
+      </w:r>
+    </w:p>
+    <w:p>
+      <w:pPr>
+        <w:pStyle w:val="ListParagraph"/>
+        <w:numPr>
+          <w:ilvl w:val="0"/>
+          <w:numId w:val="29"/>
+        </w:numPr>
+        <w:tabs>
+          <w:tab w:val="left" w:pos="2520"/>
+        </w:tabs>
+        <w:rPr>
+          <w:sz w:val="16"/>
+          <w:szCs w:val="16"/>
+        </w:rPr>
+      </w:pPr>
+      <w:r>
+        <w:rPr>
+          <w:sz w:val="16"/>
+          <w:szCs w:val="16"/>
+        </w:rPr>
+        <w:t>Bash</w:t>
+      </w:r>
+    </w:p>
+    <w:p>
+      <w:pPr>
+        <w:pStyle w:val="ListParagraph"/>
+        <w:numPr>
+          <w:ilvl w:val="0"/>
+          <w:numId w:val="29"/>
+        </w:numPr>
+        <w:tabs>
+          <w:tab w:val="left" w:pos="2520"/>
+        </w:tabs>
+        <w:rPr>
+          <w:sz w:val="16"/>
+          <w:szCs w:val="16"/>
+        </w:rPr>
+      </w:pPr>
+      <w:r>
+        <w:rPr>
+          <w:sz w:val="16"/>
+          <w:szCs w:val="16"/>
+        </w:rPr>
+        <w:t>Bastion</w:t>
+      </w:r>
+    </w:p>
+    <w:p>
+      <w:pPr>
+        <w:pStyle w:val="ListParagraph"/>
+        <w:numPr>
+          <w:ilvl w:val="0"/>
+          <w:numId w:val="29"/>
+        </w:numPr>
+        <w:tabs>
+          <w:tab w:val="left" w:pos="2520"/>
+        </w:tabs>
+        <w:rPr>
+          <w:sz w:val="16"/>
+          <w:szCs w:val="16"/>
+        </w:rPr>
+      </w:pPr>
+      <w:r>
+        <w:rPr>
+          <w:sz w:val="16"/>
+          <w:szCs w:val="16"/>
+        </w:rPr>
+        <w:t>Battle Cry</w:t>
+      </w:r>
+    </w:p>
+    <w:p>
+      <w:pPr>
+        <w:pStyle w:val="ListParagraph"/>
+        <w:numPr>
+          <w:ilvl w:val="0"/>
+          <w:numId w:val="29"/>
+        </w:numPr>
+        <w:tabs>
+          <w:tab w:val="left" w:pos="2520"/>
+        </w:tabs>
+        <w:rPr>
+          <w:sz w:val="16"/>
+          <w:szCs w:val="16"/>
+        </w:rPr>
+      </w:pPr>
+      <w:r>
+        <w:rPr>
+          <w:sz w:val="16"/>
+          <w:szCs w:val="16"/>
+        </w:rPr>
+        <w:t>Below the Belt</w:t>
+      </w:r>
+    </w:p>
+    <w:p>
+      <w:pPr>
+        <w:pStyle w:val="ListParagraph"/>
+        <w:numPr>
+          <w:ilvl w:val="0"/>
+          <w:numId w:val="29"/>
+        </w:numPr>
+        <w:tabs>
+          <w:tab w:val="left" w:pos="2520"/>
+        </w:tabs>
+        <w:rPr>
+          <w:sz w:val="16"/>
+          <w:szCs w:val="16"/>
+        </w:rPr>
+      </w:pPr>
+      <w:r>
+        <w:rPr>
+          <w:sz w:val="16"/>
+          <w:szCs w:val="16"/>
+        </w:rPr>
+        <w:t>Blessed</w:t>
+      </w:r>
+    </w:p>
+    <w:p>
+      <w:pPr>
+        <w:pStyle w:val="ListParagraph"/>
+        <w:numPr>
+          <w:ilvl w:val="0"/>
+          <w:numId w:val="29"/>
+        </w:numPr>
+        <w:tabs>
+          <w:tab w:val="left" w:pos="2520"/>
+        </w:tabs>
+        <w:rPr>
+          <w:sz w:val="16"/>
+          <w:szCs w:val="16"/>
+        </w:rPr>
+      </w:pPr>
+      <w:r>
+        <w:rPr>
+          <w:sz w:val="16"/>
+          <w:szCs w:val="16"/>
+        </w:rPr>
+        <w:t>Break</w:t>
+      </w:r>
+    </w:p>
+    <w:p>
+      <w:pPr>
+        <w:pStyle w:val="ListParagraph"/>
+        <w:numPr>
+          <w:ilvl w:val="0"/>
+          <w:numId w:val="29"/>
+        </w:numPr>
+        <w:tabs>
+          <w:tab w:val="left" w:pos="2520"/>
+        </w:tabs>
+        <w:rPr>
+          <w:sz w:val="16"/>
+          <w:szCs w:val="16"/>
+        </w:rPr>
+      </w:pPr>
+      <w:r>
+        <w:rPr>
+          <w:sz w:val="16"/>
+          <w:szCs w:val="16"/>
+        </w:rPr>
+        <w:t>Bulwark</w:t>
+      </w:r>
+    </w:p>
+    <w:p>
+      <w:pPr>
+        <w:pStyle w:val="ListParagraph"/>
+        <w:numPr>
+          <w:ilvl w:val="0"/>
+          <w:numId w:val="29"/>
+        </w:numPr>
+        <w:tabs>
+          <w:tab w:val="left" w:pos="2520"/>
+        </w:tabs>
+        <w:rPr>
+          <w:sz w:val="16"/>
+          <w:szCs w:val="16"/>
+        </w:rPr>
+      </w:pPr>
+      <w:r>
+        <w:rPr>
+          <w:sz w:val="16"/>
+          <w:szCs w:val="16"/>
+        </w:rPr>
+        <w:t>Challenge</w:t>
+      </w:r>
+    </w:p>
+    <w:p>
+      <w:pPr>
+        <w:pStyle w:val="ListParagraph"/>
+        <w:numPr>
+          <w:ilvl w:val="0"/>
+          <w:numId w:val="29"/>
+        </w:numPr>
+        <w:tabs>
+          <w:tab w:val="left" w:pos="2520"/>
+        </w:tabs>
+        <w:rPr>
+          <w:sz w:val="16"/>
+          <w:szCs w:val="16"/>
+        </w:rPr>
+      </w:pPr>
+      <w:r>
+        <w:rPr>
+          <w:sz w:val="16"/>
+          <w:szCs w:val="16"/>
+        </w:rPr>
+        <w:t>Channel</w:t>
+      </w:r>
+    </w:p>
+    <w:p>
+      <w:pPr>
+        <w:pStyle w:val="ListParagraph"/>
+        <w:numPr>
+          <w:ilvl w:val="0"/>
+          <w:numId w:val="29"/>
+        </w:numPr>
+        <w:tabs>
+          <w:tab w:val="left" w:pos="2520"/>
+        </w:tabs>
+        <w:rPr>
+          <w:sz w:val="16"/>
+          <w:szCs w:val="16"/>
+        </w:rPr>
+      </w:pPr>
+      <w:r>
+        <w:rPr>
+          <w:sz w:val="16"/>
+          <w:szCs w:val="16"/>
+        </w:rPr>
+        <w:t>Cleave</w:t>
+      </w:r>
+    </w:p>
+    <w:p>
+      <w:pPr>
+        <w:pStyle w:val="ListParagraph"/>
+        <w:numPr>
+          <w:ilvl w:val="0"/>
+          <w:numId w:val="29"/>
+        </w:numPr>
+        <w:tabs>
+          <w:tab w:val="left" w:pos="2520"/>
+        </w:tabs>
+        <w:rPr>
+          <w:sz w:val="16"/>
+          <w:szCs w:val="16"/>
+        </w:rPr>
+      </w:pPr>
+      <w:r>
+        <w:rPr>
+          <w:sz w:val="16"/>
+          <w:szCs w:val="16"/>
+        </w:rPr>
+        <w:t>Control</w:t>
+      </w:r>
+    </w:p>
+    <w:p>
+      <w:pPr>
+        <w:pStyle w:val="ListParagraph"/>
+        <w:numPr>
+          <w:ilvl w:val="0"/>
+          <w:numId w:val="29"/>
+        </w:numPr>
+        <w:tabs>
+          <w:tab w:val="left" w:pos="2520"/>
+        </w:tabs>
+        <w:rPr>
+          <w:sz w:val="16"/>
+          <w:szCs w:val="16"/>
+        </w:rPr>
+      </w:pPr>
+      <w:r>
+        <w:rPr>
+          <w:sz w:val="16"/>
+          <w:szCs w:val="16"/>
+        </w:rPr>
+        <w:t>Counterspell</w:t>
+      </w:r>
+    </w:p>
+    <w:p>
+      <w:pPr>
+        <w:pStyle w:val="ListParagraph"/>
+        <w:numPr>
+          <w:ilvl w:val="0"/>
+          <w:numId w:val="29"/>
+        </w:numPr>
+        <w:tabs>
+          <w:tab w:val="left" w:pos="2520"/>
+        </w:tabs>
+        <w:rPr>
+          <w:sz w:val="16"/>
+          <w:szCs w:val="16"/>
+        </w:rPr>
+      </w:pPr>
+      <w:r>
+        <w:rPr>
+          <w:sz w:val="16"/>
+          <w:szCs w:val="16"/>
+        </w:rPr>
+        <w:t>Courage</w:t>
+      </w:r>
+    </w:p>
+    <w:p>
+      <w:pPr>
+        <w:pStyle w:val="ListParagraph"/>
+        <w:numPr>
+          <w:ilvl w:val="0"/>
+          <w:numId w:val="29"/>
+        </w:numPr>
+        <w:tabs>
+          <w:tab w:val="left" w:pos="2520"/>
+        </w:tabs>
+        <w:rPr>
+          <w:sz w:val="16"/>
+          <w:szCs w:val="16"/>
+        </w:rPr>
+      </w:pPr>
+      <w:r>
+        <w:rPr>
+          <w:sz w:val="16"/>
+          <w:szCs w:val="16"/>
+        </w:rPr>
+        <w:t>Dauntless</w:t>
+      </w:r>
+    </w:p>
+    <w:p>
+      <w:pPr>
+        <w:pStyle w:val="ListParagraph"/>
+        <w:numPr>
+          <w:ilvl w:val="0"/>
+          <w:numId w:val="29"/>
+        </w:numPr>
+        <w:tabs>
+          <w:tab w:val="left" w:pos="2520"/>
+        </w:tabs>
+        <w:rPr>
+          <w:sz w:val="16"/>
+          <w:szCs w:val="16"/>
+        </w:rPr>
+      </w:pPr>
+      <w:r>
+        <w:rPr>
+          <w:sz w:val="16"/>
+          <w:szCs w:val="16"/>
+        </w:rPr>
+        <w:t>Deadly Aim</w:t>
+      </w:r>
+    </w:p>
+    <w:p>
+      <w:pPr>
+        <w:pStyle w:val="ListParagraph"/>
+        <w:numPr>
+          <w:ilvl w:val="0"/>
+          <w:numId w:val="29"/>
+        </w:numPr>
+        <w:tabs>
+          <w:tab w:val="left" w:pos="2520"/>
+        </w:tabs>
+        <w:rPr>
+          <w:sz w:val="16"/>
+          <w:szCs w:val="16"/>
+        </w:rPr>
+      </w:pPr>
+      <w:r>
+        <w:rPr>
+          <w:sz w:val="16"/>
+          <w:szCs w:val="16"/>
+        </w:rPr>
+        <w:t>Decimate</w:t>
+      </w:r>
+    </w:p>
+    <w:p>
+      <w:pPr>
+        <w:pStyle w:val="ListParagraph"/>
+        <w:numPr>
+          <w:ilvl w:val="0"/>
+          <w:numId w:val="29"/>
+        </w:numPr>
+        <w:tabs>
+          <w:tab w:val="left" w:pos="2520"/>
+        </w:tabs>
+        <w:rPr>
+          <w:sz w:val="16"/>
+          <w:szCs w:val="16"/>
+        </w:rPr>
+      </w:pPr>
+      <w:r>
+        <w:rPr>
+          <w:sz w:val="16"/>
+          <w:szCs w:val="16"/>
+        </w:rPr>
+        <w:t>Destroy</w:t>
+      </w:r>
+    </w:p>
+    <w:p>
+      <w:pPr>
+        <w:pStyle w:val="ListParagraph"/>
+        <w:numPr>
+          <w:ilvl w:val="0"/>
+          <w:numId w:val="29"/>
+        </w:numPr>
+        <w:tabs>
+          <w:tab w:val="left" w:pos="2520"/>
+        </w:tabs>
+        <w:rPr>
+          <w:sz w:val="16"/>
+          <w:szCs w:val="16"/>
+        </w:rPr>
+      </w:pPr>
+      <w:r>
+        <w:rPr>
+          <w:sz w:val="16"/>
+          <w:szCs w:val="16"/>
+        </w:rPr>
+        <w:t>Devout</w:t>
+      </w:r>
+    </w:p>
+    <w:p>
+      <w:pPr>
+        <w:pStyle w:val="ListParagraph"/>
+        <w:numPr>
+          <w:ilvl w:val="0"/>
+          <w:numId w:val="29"/>
+        </w:numPr>
+        <w:tabs>
+          <w:tab w:val="left" w:pos="2520"/>
+        </w:tabs>
+        <w:rPr>
+          <w:sz w:val="16"/>
+          <w:szCs w:val="16"/>
+        </w:rPr>
+      </w:pPr>
+      <w:r>
+        <w:rPr>
+          <w:sz w:val="16"/>
+          <w:szCs w:val="16"/>
+        </w:rPr>
+        <w:t>Dirty Fighting</w:t>
+      </w:r>
+    </w:p>
+    <w:p>
+      <w:pPr>
+        <w:pStyle w:val="ListParagraph"/>
+        <w:numPr>
+          <w:ilvl w:val="0"/>
+          <w:numId w:val="29"/>
+        </w:numPr>
+        <w:tabs>
+          <w:tab w:val="left" w:pos="2520"/>
+        </w:tabs>
+        <w:rPr>
+          <w:sz w:val="16"/>
+          <w:szCs w:val="16"/>
+        </w:rPr>
+      </w:pPr>
+      <w:r>
+        <w:rPr>
+          <w:sz w:val="16"/>
+          <w:szCs w:val="16"/>
+        </w:rPr>
+        <w:t>Discipline</w:t>
+      </w:r>
+    </w:p>
+    <w:p>
+      <w:pPr>
+        <w:pStyle w:val="ListParagraph"/>
+        <w:numPr>
+          <w:ilvl w:val="0"/>
+          <w:numId w:val="29"/>
+        </w:numPr>
+        <w:tabs>
+          <w:tab w:val="left" w:pos="2520"/>
+        </w:tabs>
+        <w:rPr>
+          <w:sz w:val="16"/>
+          <w:szCs w:val="16"/>
+        </w:rPr>
+      </w:pPr>
+      <w:r>
+        <w:rPr>
+          <w:sz w:val="16"/>
+          <w:szCs w:val="16"/>
+        </w:rPr>
+        <w:t>Disengage</w:t>
+      </w:r>
+    </w:p>
+    <w:p>
+      <w:pPr>
+        <w:pStyle w:val="ListParagraph"/>
+        <w:numPr>
+          <w:ilvl w:val="0"/>
+          <w:numId w:val="29"/>
+        </w:numPr>
+        <w:tabs>
+          <w:tab w:val="left" w:pos="2520"/>
+        </w:tabs>
+        <w:rPr>
+          <w:sz w:val="16"/>
+          <w:szCs w:val="16"/>
+        </w:rPr>
+      </w:pPr>
+      <w:r>
+        <w:rPr>
+          <w:sz w:val="16"/>
+          <w:szCs w:val="16"/>
+        </w:rPr>
+        <w:t>Disrupt</w:t>
+      </w:r>
+    </w:p>
+    <w:p>
+      <w:pPr>
+        <w:pStyle w:val="ListParagraph"/>
+        <w:numPr>
+          <w:ilvl w:val="0"/>
+          <w:numId w:val="29"/>
+        </w:numPr>
+        <w:tabs>
+          <w:tab w:val="left" w:pos="2520"/>
+        </w:tabs>
+        <w:rPr>
+          <w:sz w:val="16"/>
+          <w:szCs w:val="16"/>
+        </w:rPr>
+      </w:pPr>
+      <w:r>
+        <w:rPr>
+          <w:sz w:val="16"/>
+          <w:szCs w:val="16"/>
+        </w:rPr>
+        <w:t>Doctrine</w:t>
+      </w:r>
+    </w:p>
+    <w:p>
+      <w:pPr>
+        <w:pStyle w:val="ListParagraph"/>
+        <w:numPr>
+          <w:ilvl w:val="0"/>
+          <w:numId w:val="29"/>
+        </w:numPr>
+        <w:tabs>
+          <w:tab w:val="left" w:pos="2520"/>
+        </w:tabs>
+        <w:rPr>
+          <w:sz w:val="16"/>
+          <w:szCs w:val="16"/>
+        </w:rPr>
+      </w:pPr>
+      <w:r>
+        <w:rPr>
+          <w:sz w:val="16"/>
+          <w:szCs w:val="16"/>
+        </w:rPr>
+        <w:t>Dynamic Entrance</w:t>
+      </w:r>
+    </w:p>
+    <w:p>
+      <w:pPr>
+        <w:pStyle w:val="ListParagraph"/>
+        <w:numPr>
+          <w:ilvl w:val="0"/>
+          <w:numId w:val="29"/>
+        </w:numPr>
+        <w:tabs>
+          <w:tab w:val="left" w:pos="2520"/>
+        </w:tabs>
+        <w:rPr>
+          <w:sz w:val="16"/>
+          <w:szCs w:val="16"/>
+        </w:rPr>
+      </w:pPr>
+      <w:r>
+        <w:rPr>
+          <w:sz w:val="16"/>
+          <w:szCs w:val="16"/>
+        </w:rPr>
+        <w:t>Educated</w:t>
+      </w:r>
+    </w:p>
+    <w:p>
+      <w:pPr>
+        <w:pStyle w:val="ListParagraph"/>
+        <w:numPr>
+          <w:ilvl w:val="0"/>
+          <w:numId w:val="29"/>
+        </w:numPr>
+        <w:tabs>
+          <w:tab w:val="left" w:pos="2520"/>
+        </w:tabs>
+        <w:rPr>
+          <w:sz w:val="16"/>
+          <w:szCs w:val="16"/>
+        </w:rPr>
+      </w:pPr>
+      <w:r>
+        <w:rPr>
+          <w:sz w:val="16"/>
+          <w:szCs w:val="16"/>
+        </w:rPr>
+        <w:t>Enrage</w:t>
+      </w:r>
+    </w:p>
+    <w:p>
+      <w:pPr>
+        <w:pStyle w:val="ListParagraph"/>
+        <w:numPr>
+          <w:ilvl w:val="0"/>
+          <w:numId w:val="29"/>
+        </w:numPr>
+        <w:tabs>
+          <w:tab w:val="left" w:pos="2520"/>
+        </w:tabs>
+        <w:rPr>
+          <w:sz w:val="16"/>
+          <w:szCs w:val="16"/>
+        </w:rPr>
+      </w:pPr>
+      <w:r>
+        <w:rPr>
+          <w:sz w:val="16"/>
+          <w:szCs w:val="16"/>
+        </w:rPr>
+        <w:t>Epiphany</w:t>
+      </w:r>
+    </w:p>
+    <w:p>
+      <w:pPr>
+        <w:pStyle w:val="ListParagraph"/>
+        <w:numPr>
+          <w:ilvl w:val="0"/>
+          <w:numId w:val="29"/>
+        </w:numPr>
+        <w:tabs>
+          <w:tab w:val="left" w:pos="2520"/>
+        </w:tabs>
+        <w:rPr>
+          <w:sz w:val="16"/>
+          <w:szCs w:val="16"/>
+        </w:rPr>
+      </w:pPr>
+      <w:r>
+        <w:rPr>
+          <w:sz w:val="16"/>
+          <w:szCs w:val="16"/>
+        </w:rPr>
+        <w:t>Expertise</w:t>
+      </w:r>
+    </w:p>
+    <w:p>
+      <w:pPr>
+        <w:pStyle w:val="ListParagraph"/>
+        <w:numPr>
+          <w:ilvl w:val="0"/>
+          <w:numId w:val="29"/>
+        </w:numPr>
+        <w:tabs>
+          <w:tab w:val="left" w:pos="2520"/>
+        </w:tabs>
+        <w:rPr>
+          <w:sz w:val="16"/>
+          <w:szCs w:val="16"/>
+        </w:rPr>
+      </w:pPr>
+      <w:r>
+        <w:rPr>
+          <w:sz w:val="16"/>
+          <w:szCs w:val="16"/>
+        </w:rPr>
+        <w:t>Explorer</w:t>
+      </w:r>
+    </w:p>
+    <w:p>
+      <w:pPr>
+        <w:pStyle w:val="ListParagraph"/>
+        <w:numPr>
+          <w:ilvl w:val="0"/>
+          <w:numId w:val="29"/>
+        </w:numPr>
+        <w:tabs>
+          <w:tab w:val="left" w:pos="2520"/>
+        </w:tabs>
+        <w:rPr>
+          <w:sz w:val="16"/>
+          <w:szCs w:val="16"/>
+        </w:rPr>
+      </w:pPr>
+      <w:r>
+        <w:rPr>
+          <w:sz w:val="16"/>
+          <w:szCs w:val="16"/>
+        </w:rPr>
+        <w:t>Familiar</w:t>
+      </w:r>
+    </w:p>
+    <w:p>
+      <w:pPr>
+        <w:pStyle w:val="ListParagraph"/>
+        <w:numPr>
+          <w:ilvl w:val="0"/>
+          <w:numId w:val="29"/>
+        </w:numPr>
+        <w:tabs>
+          <w:tab w:val="left" w:pos="2520"/>
+        </w:tabs>
+        <w:rPr>
+          <w:sz w:val="16"/>
+          <w:szCs w:val="16"/>
+        </w:rPr>
+      </w:pPr>
+      <w:r>
+        <w:rPr>
+          <w:sz w:val="16"/>
+          <w:szCs w:val="16"/>
+        </w:rPr>
+        <w:t>Fast Metabolism</w:t>
+      </w:r>
+    </w:p>
+    <w:p>
+      <w:pPr>
+        <w:pStyle w:val="ListParagraph"/>
+        <w:numPr>
+          <w:ilvl w:val="0"/>
+          <w:numId w:val="29"/>
+        </w:numPr>
+        <w:tabs>
+          <w:tab w:val="left" w:pos="2520"/>
+        </w:tabs>
+        <w:rPr>
+          <w:sz w:val="16"/>
+          <w:szCs w:val="16"/>
+        </w:rPr>
+      </w:pPr>
+      <w:r>
+        <w:rPr>
+          <w:sz w:val="16"/>
+          <w:szCs w:val="16"/>
+        </w:rPr>
+        <w:t>Favored Enemy</w:t>
+      </w:r>
+    </w:p>
+    <w:p>
+      <w:pPr>
+        <w:pStyle w:val="ListParagraph"/>
+        <w:numPr>
+          <w:ilvl w:val="0"/>
+          <w:numId w:val="29"/>
+        </w:numPr>
+        <w:tabs>
+          <w:tab w:val="left" w:pos="2520"/>
+        </w:tabs>
+        <w:rPr>
+          <w:sz w:val="16"/>
+          <w:szCs w:val="16"/>
+        </w:rPr>
+      </w:pPr>
+      <w:r>
+        <w:rPr>
+          <w:sz w:val="16"/>
+          <w:szCs w:val="16"/>
+        </w:rPr>
+        <w:t>Fearsome</w:t>
+      </w:r>
+    </w:p>
+    <w:p>
+      <w:pPr>
+        <w:pStyle w:val="ListParagraph"/>
+        <w:numPr>
+          <w:ilvl w:val="0"/>
+          <w:numId w:val="29"/>
+        </w:numPr>
+        <w:tabs>
+          <w:tab w:val="left" w:pos="2520"/>
+        </w:tabs>
+        <w:rPr>
+          <w:sz w:val="16"/>
+          <w:szCs w:val="16"/>
+        </w:rPr>
+      </w:pPr>
+      <w:r>
+        <w:rPr>
+          <w:sz w:val="16"/>
+          <w:szCs w:val="16"/>
+        </w:rPr>
+        <w:t>Finesse</w:t>
+      </w:r>
+    </w:p>
+    <w:p>
+      <w:pPr>
+        <w:pStyle w:val="ListParagraph"/>
+        <w:numPr>
+          <w:ilvl w:val="0"/>
+          <w:numId w:val="29"/>
+        </w:numPr>
+        <w:tabs>
+          <w:tab w:val="left" w:pos="2520"/>
+        </w:tabs>
+        <w:rPr>
+          <w:sz w:val="16"/>
+          <w:szCs w:val="16"/>
+        </w:rPr>
+      </w:pPr>
+      <w:r>
+        <w:rPr>
+          <w:sz w:val="16"/>
+          <w:szCs w:val="16"/>
+        </w:rPr>
+        <w:t>Fireball</w:t>
+      </w:r>
+    </w:p>
+    <w:p>
+      <w:pPr>
+        <w:pStyle w:val="ListParagraph"/>
+        <w:numPr>
+          <w:ilvl w:val="0"/>
+          <w:numId w:val="29"/>
+        </w:numPr>
+        <w:tabs>
+          <w:tab w:val="left" w:pos="2520"/>
+        </w:tabs>
+        <w:rPr>
+          <w:sz w:val="16"/>
+          <w:szCs w:val="16"/>
+        </w:rPr>
+      </w:pPr>
+      <w:r>
+        <w:rPr>
+          <w:sz w:val="16"/>
+          <w:szCs w:val="16"/>
+        </w:rPr>
+        <w:t>Flesh Wounds</w:t>
+      </w:r>
+    </w:p>
+    <w:p>
+      <w:pPr>
+        <w:pStyle w:val="ListParagraph"/>
+        <w:numPr>
+          <w:ilvl w:val="0"/>
+          <w:numId w:val="29"/>
+        </w:numPr>
+        <w:tabs>
+          <w:tab w:val="left" w:pos="2520"/>
+        </w:tabs>
+        <w:rPr>
+          <w:sz w:val="16"/>
+          <w:szCs w:val="16"/>
+        </w:rPr>
+      </w:pPr>
+      <w:r>
+        <w:rPr>
+          <w:sz w:val="16"/>
+          <w:szCs w:val="16"/>
+        </w:rPr>
+        <w:t>Flurry</w:t>
+      </w:r>
+    </w:p>
+    <w:p>
+      <w:pPr>
+        <w:pStyle w:val="ListParagraph"/>
+        <w:numPr>
+          <w:ilvl w:val="0"/>
+          <w:numId w:val="29"/>
+        </w:numPr>
+        <w:tabs>
+          <w:tab w:val="left" w:pos="2520"/>
+        </w:tabs>
+        <w:rPr>
+          <w:sz w:val="16"/>
+          <w:szCs w:val="16"/>
+        </w:rPr>
+      </w:pPr>
+      <w:r>
+        <w:rPr>
+          <w:sz w:val="16"/>
+          <w:szCs w:val="16"/>
+        </w:rPr>
+        <w:t>Free Will</w:t>
+      </w:r>
+    </w:p>
+    <w:p>
+      <w:pPr>
+        <w:pStyle w:val="ListParagraph"/>
+        <w:numPr>
+          <w:ilvl w:val="0"/>
+          <w:numId w:val="29"/>
+        </w:numPr>
+        <w:tabs>
+          <w:tab w:val="left" w:pos="2520"/>
+        </w:tabs>
+        <w:rPr>
+          <w:sz w:val="16"/>
+          <w:szCs w:val="16"/>
+        </w:rPr>
+      </w:pPr>
+      <w:r>
+        <w:rPr>
+          <w:sz w:val="16"/>
+          <w:szCs w:val="16"/>
+        </w:rPr>
+        <w:t>Frenzy</w:t>
+      </w:r>
+    </w:p>
+    <w:p>
+      <w:pPr>
+        <w:pStyle w:val="ListParagraph"/>
+        <w:numPr>
+          <w:ilvl w:val="0"/>
+          <w:numId w:val="29"/>
+        </w:numPr>
+        <w:tabs>
+          <w:tab w:val="left" w:pos="2520"/>
+        </w:tabs>
+        <w:rPr>
+          <w:sz w:val="16"/>
+          <w:szCs w:val="16"/>
+        </w:rPr>
+      </w:pPr>
+      <w:r>
+        <w:rPr>
+          <w:sz w:val="16"/>
+          <w:szCs w:val="16"/>
+        </w:rPr>
+        <w:t xml:space="preserve"> Friendly Face</w:t>
+      </w:r>
+    </w:p>
+    <w:p>
+      <w:pPr>
+        <w:pStyle w:val="ListParagraph"/>
+        <w:numPr>
+          <w:ilvl w:val="0"/>
+          <w:numId w:val="29"/>
+        </w:numPr>
+        <w:tabs>
+          <w:tab w:val="left" w:pos="2520"/>
+        </w:tabs>
+        <w:rPr>
+          <w:sz w:val="16"/>
+          <w:szCs w:val="16"/>
+        </w:rPr>
+      </w:pPr>
+      <w:r>
+        <w:rPr>
+          <w:sz w:val="16"/>
+          <w:szCs w:val="16"/>
+        </w:rPr>
+        <w:t>Fury</w:t>
+      </w:r>
+    </w:p>
+    <w:p>
+      <w:pPr>
+        <w:pStyle w:val="ListParagraph"/>
+        <w:numPr>
+          <w:ilvl w:val="0"/>
+          <w:numId w:val="29"/>
+        </w:numPr>
+        <w:tabs>
+          <w:tab w:val="left" w:pos="2520"/>
+        </w:tabs>
+        <w:rPr>
+          <w:sz w:val="16"/>
+          <w:szCs w:val="16"/>
+        </w:rPr>
+      </w:pPr>
+      <w:r>
+        <w:rPr>
+          <w:sz w:val="16"/>
+          <w:szCs w:val="16"/>
+        </w:rPr>
+        <w:t>Got Your Back</w:t>
+      </w:r>
+    </w:p>
+    <w:p>
+      <w:pPr>
+        <w:pStyle w:val="ListParagraph"/>
+        <w:numPr>
+          <w:ilvl w:val="0"/>
+          <w:numId w:val="29"/>
+        </w:numPr>
+        <w:tabs>
+          <w:tab w:val="left" w:pos="2520"/>
+        </w:tabs>
+        <w:rPr>
+          <w:sz w:val="16"/>
+          <w:szCs w:val="16"/>
+        </w:rPr>
+      </w:pPr>
+      <w:r>
+        <w:rPr>
+          <w:sz w:val="16"/>
+          <w:szCs w:val="16"/>
+        </w:rPr>
+        <w:t>Grenades</w:t>
+      </w:r>
+    </w:p>
+    <w:p>
+      <w:pPr>
+        <w:pStyle w:val="ListParagraph"/>
+        <w:numPr>
+          <w:ilvl w:val="0"/>
+          <w:numId w:val="29"/>
+        </w:numPr>
+        <w:tabs>
+          <w:tab w:val="left" w:pos="2520"/>
+        </w:tabs>
+        <w:rPr>
+          <w:sz w:val="16"/>
+          <w:szCs w:val="16"/>
+        </w:rPr>
+      </w:pPr>
+      <w:r>
+        <w:rPr>
+          <w:sz w:val="16"/>
+          <w:szCs w:val="16"/>
+        </w:rPr>
+        <w:t>Guardian</w:t>
+      </w:r>
+    </w:p>
+    <w:p>
+      <w:pPr>
+        <w:pStyle w:val="ListParagraph"/>
+        <w:numPr>
+          <w:ilvl w:val="0"/>
+          <w:numId w:val="29"/>
+        </w:numPr>
+        <w:tabs>
+          <w:tab w:val="left" w:pos="2520"/>
+        </w:tabs>
+        <w:rPr>
+          <w:sz w:val="16"/>
+          <w:szCs w:val="16"/>
+        </w:rPr>
+      </w:pPr>
+      <w:r>
+        <w:rPr>
+          <w:sz w:val="16"/>
+          <w:szCs w:val="16"/>
+        </w:rPr>
+        <w:t>Haste</w:t>
+      </w:r>
+    </w:p>
+    <w:p>
+      <w:pPr>
+        <w:pStyle w:val="ListParagraph"/>
+        <w:numPr>
+          <w:ilvl w:val="0"/>
+          <w:numId w:val="29"/>
+        </w:numPr>
+        <w:tabs>
+          <w:tab w:val="left" w:pos="2520"/>
+        </w:tabs>
+        <w:rPr>
+          <w:sz w:val="16"/>
+          <w:szCs w:val="16"/>
+        </w:rPr>
+      </w:pPr>
+      <w:r>
+        <w:rPr>
+          <w:sz w:val="16"/>
+          <w:szCs w:val="16"/>
+        </w:rPr>
+        <w:t>Healer</w:t>
+      </w:r>
+    </w:p>
+    <w:p>
+      <w:pPr>
+        <w:pStyle w:val="ListParagraph"/>
+        <w:numPr>
+          <w:ilvl w:val="0"/>
+          <w:numId w:val="29"/>
+        </w:numPr>
+        <w:tabs>
+          <w:tab w:val="left" w:pos="2520"/>
+        </w:tabs>
+        <w:rPr>
+          <w:sz w:val="16"/>
+          <w:szCs w:val="16"/>
+        </w:rPr>
+      </w:pPr>
+      <w:r>
+        <w:rPr>
+          <w:sz w:val="16"/>
+          <w:szCs w:val="16"/>
+        </w:rPr>
+        <w:t>Healing Hands</w:t>
+      </w:r>
+    </w:p>
+    <w:p>
+      <w:pPr>
+        <w:pStyle w:val="ListParagraph"/>
+        <w:numPr>
+          <w:ilvl w:val="0"/>
+          <w:numId w:val="29"/>
+        </w:numPr>
+        <w:tabs>
+          <w:tab w:val="left" w:pos="2520"/>
+        </w:tabs>
+        <w:rPr>
+          <w:sz w:val="16"/>
+          <w:szCs w:val="16"/>
+        </w:rPr>
+      </w:pPr>
+      <w:r>
+        <w:rPr>
+          <w:sz w:val="16"/>
+          <w:szCs w:val="16"/>
+        </w:rPr>
+        <w:t>Herbalism</w:t>
+      </w:r>
+    </w:p>
+    <w:p>
+      <w:pPr>
+        <w:pStyle w:val="ListParagraph"/>
+        <w:numPr>
+          <w:ilvl w:val="0"/>
+          <w:numId w:val="29"/>
+        </w:numPr>
+        <w:tabs>
+          <w:tab w:val="left" w:pos="2520"/>
+        </w:tabs>
+        <w:rPr>
+          <w:sz w:val="16"/>
+          <w:szCs w:val="16"/>
+        </w:rPr>
+      </w:pPr>
+      <w:r>
+        <w:rPr>
+          <w:sz w:val="16"/>
+          <w:szCs w:val="16"/>
+        </w:rPr>
+        <w:t>Heroic Defense</w:t>
+      </w:r>
+    </w:p>
+    <w:p>
+      <w:pPr>
+        <w:pStyle w:val="ListParagraph"/>
+        <w:numPr>
+          <w:ilvl w:val="0"/>
+          <w:numId w:val="29"/>
+        </w:numPr>
+        <w:tabs>
+          <w:tab w:val="left" w:pos="2520"/>
+        </w:tabs>
+        <w:rPr>
+          <w:sz w:val="16"/>
+          <w:szCs w:val="16"/>
+        </w:rPr>
+      </w:pPr>
+      <w:r>
+        <w:rPr>
+          <w:sz w:val="16"/>
+          <w:szCs w:val="16"/>
+        </w:rPr>
+        <w:t>Heroic Offense</w:t>
+      </w:r>
+    </w:p>
+    <w:p>
+      <w:pPr>
+        <w:pStyle w:val="ListParagraph"/>
+        <w:numPr>
+          <w:ilvl w:val="0"/>
+          <w:numId w:val="29"/>
+        </w:numPr>
+        <w:tabs>
+          <w:tab w:val="left" w:pos="2520"/>
+        </w:tabs>
+        <w:rPr>
+          <w:sz w:val="16"/>
+          <w:szCs w:val="16"/>
+        </w:rPr>
+      </w:pPr>
+      <w:r>
+        <w:rPr>
+          <w:sz w:val="16"/>
+          <w:szCs w:val="16"/>
+        </w:rPr>
+        <w:t>Hex</w:t>
+      </w:r>
+    </w:p>
+    <w:p>
+      <w:pPr>
+        <w:pStyle w:val="ListParagraph"/>
+        <w:numPr>
+          <w:ilvl w:val="0"/>
+          <w:numId w:val="29"/>
+        </w:numPr>
+        <w:tabs>
+          <w:tab w:val="left" w:pos="2520"/>
+        </w:tabs>
+        <w:rPr>
+          <w:sz w:val="16"/>
+          <w:szCs w:val="16"/>
+        </w:rPr>
+      </w:pPr>
+      <w:r>
+        <w:rPr>
+          <w:sz w:val="16"/>
+          <w:szCs w:val="16"/>
+        </w:rPr>
+        <w:t>Hunter</w:t>
+      </w:r>
+    </w:p>
+    <w:p>
+      <w:pPr>
+        <w:pStyle w:val="ListParagraph"/>
+        <w:numPr>
+          <w:ilvl w:val="0"/>
+          <w:numId w:val="29"/>
+        </w:numPr>
+        <w:tabs>
+          <w:tab w:val="left" w:pos="2520"/>
+        </w:tabs>
+        <w:rPr>
+          <w:sz w:val="16"/>
+          <w:szCs w:val="16"/>
+        </w:rPr>
+      </w:pPr>
+      <w:r>
+        <w:rPr>
+          <w:sz w:val="16"/>
+          <w:szCs w:val="16"/>
+        </w:rPr>
+        <w:t>Hunter's Mark</w:t>
+      </w:r>
+    </w:p>
+    <w:p>
+      <w:pPr>
+        <w:pStyle w:val="ListParagraph"/>
+        <w:numPr>
+          <w:ilvl w:val="0"/>
+          <w:numId w:val="29"/>
+        </w:numPr>
+        <w:tabs>
+          <w:tab w:val="left" w:pos="2520"/>
+        </w:tabs>
+        <w:rPr>
+          <w:sz w:val="20"/>
+          <w:szCs w:val="20"/>
+        </w:rPr>
+      </w:pPr>
+      <w:r>
+        <w:rPr>
+          <w:sz w:val="16"/>
+          <w:szCs w:val="16"/>
+        </w:rPr>
+        <w:t>Hymn</w:t>
+      </w:r>
+    </w:p>
+    <w:p>
+      <w:pPr>
+        <w:pStyle w:val="ListParagraph"/>
+        <w:numPr>
+          <w:ilvl w:val="0"/>
+          <w:numId w:val="29"/>
+        </w:numPr>
+        <w:tabs>
+          <w:tab w:val="left" w:pos="2520"/>
+        </w:tabs>
+        <w:rPr>
+          <w:sz w:val="16"/>
+          <w:szCs w:val="16"/>
+        </w:rPr>
+      </w:pPr>
+      <w:r>
+        <w:rPr>
+          <w:sz w:val="16"/>
+          <w:szCs w:val="16"/>
+        </w:rPr>
+        <w:t>Immobilize</w:t>
+      </w:r>
+    </w:p>
+    <w:p>
+      <w:pPr>
+        <w:pStyle w:val="ListParagraph"/>
+        <w:numPr>
+          <w:ilvl w:val="0"/>
+          <w:numId w:val="29"/>
+        </w:numPr>
+        <w:tabs>
+          <w:tab w:val="left" w:pos="2520"/>
+        </w:tabs>
+        <w:rPr>
+          <w:sz w:val="16"/>
+          <w:szCs w:val="16"/>
+        </w:rPr>
+      </w:pPr>
+      <w:r>
+        <w:rPr>
+          <w:sz w:val="16"/>
+          <w:szCs w:val="16"/>
+        </w:rPr>
+        <w:t>Incinerate</w:t>
+      </w:r>
+    </w:p>
+    <w:p>
+      <w:pPr>
+        <w:pStyle w:val="ListParagraph"/>
+        <w:numPr>
+          <w:ilvl w:val="0"/>
+          <w:numId w:val="29"/>
+        </w:numPr>
+        <w:tabs>
+          <w:tab w:val="left" w:pos="2520"/>
+        </w:tabs>
+        <w:rPr>
+          <w:sz w:val="16"/>
+          <w:szCs w:val="16"/>
+        </w:rPr>
+      </w:pPr>
+      <w:r>
+        <w:rPr>
+          <w:sz w:val="16"/>
+          <w:szCs w:val="16"/>
+        </w:rPr>
+        <w:t>Indomitable</w:t>
+      </w:r>
+    </w:p>
+    <w:p>
+      <w:pPr>
+        <w:pStyle w:val="ListParagraph"/>
+        <w:numPr>
+          <w:ilvl w:val="0"/>
+          <w:numId w:val="29"/>
+        </w:numPr>
+        <w:tabs>
+          <w:tab w:val="left" w:pos="2520"/>
+        </w:tabs>
+        <w:rPr>
+          <w:sz w:val="16"/>
+          <w:szCs w:val="16"/>
+        </w:rPr>
+      </w:pPr>
+      <w:r>
+        <w:rPr>
+          <w:sz w:val="16"/>
+          <w:szCs w:val="16"/>
+        </w:rPr>
+        <w:t>Intense Training</w:t>
+      </w:r>
+    </w:p>
+    <w:p>
+      <w:pPr>
+        <w:pStyle w:val="ListParagraph"/>
+        <w:numPr>
+          <w:ilvl w:val="0"/>
+          <w:numId w:val="29"/>
+        </w:numPr>
+        <w:tabs>
+          <w:tab w:val="left" w:pos="2520"/>
+        </w:tabs>
+        <w:rPr>
+          <w:sz w:val="16"/>
+          <w:szCs w:val="16"/>
+        </w:rPr>
+      </w:pPr>
+      <w:r>
+        <w:rPr>
+          <w:sz w:val="16"/>
+          <w:szCs w:val="16"/>
+        </w:rPr>
+        <w:t>Into the Fray</w:t>
+      </w:r>
+    </w:p>
+    <w:p>
+      <w:pPr>
+        <w:pStyle w:val="ListParagraph"/>
+        <w:numPr>
+          <w:ilvl w:val="0"/>
+          <w:numId w:val="29"/>
+        </w:numPr>
+        <w:tabs>
+          <w:tab w:val="left" w:pos="2520"/>
+        </w:tabs>
+        <w:rPr>
+          <w:sz w:val="16"/>
+          <w:szCs w:val="16"/>
+        </w:rPr>
+      </w:pPr>
+      <w:r>
+        <w:rPr>
+          <w:sz w:val="16"/>
+          <w:szCs w:val="16"/>
+        </w:rPr>
+        <w:t>Iron Will</w:t>
+      </w:r>
+    </w:p>
+    <w:p>
+      <w:pPr>
+        <w:pStyle w:val="ListParagraph"/>
+        <w:numPr>
+          <w:ilvl w:val="0"/>
+          <w:numId w:val="29"/>
+        </w:numPr>
+        <w:tabs>
+          <w:tab w:val="left" w:pos="2520"/>
+        </w:tabs>
+        <w:rPr>
+          <w:sz w:val="16"/>
+          <w:szCs w:val="16"/>
+        </w:rPr>
+      </w:pPr>
+      <w:r>
+        <w:rPr>
+          <w:sz w:val="16"/>
+          <w:szCs w:val="16"/>
+        </w:rPr>
+        <w:t>Jack of All Trades</w:t>
+      </w:r>
+    </w:p>
+    <w:p>
+      <w:pPr>
+        <w:pStyle w:val="ListParagraph"/>
+        <w:numPr>
+          <w:ilvl w:val="0"/>
+          <w:numId w:val="29"/>
+        </w:numPr>
+        <w:tabs>
+          <w:tab w:val="left" w:pos="2520"/>
+        </w:tabs>
+        <w:rPr>
+          <w:sz w:val="16"/>
+          <w:szCs w:val="16"/>
+        </w:rPr>
+      </w:pPr>
+      <w:r>
+        <w:rPr>
+          <w:sz w:val="16"/>
+          <w:szCs w:val="16"/>
+        </w:rPr>
+        <w:t>Judgement</w:t>
+      </w:r>
+    </w:p>
+    <w:p>
+      <w:pPr>
+        <w:pStyle w:val="ListParagraph"/>
+        <w:numPr>
+          <w:ilvl w:val="0"/>
+          <w:numId w:val="29"/>
+        </w:numPr>
+        <w:tabs>
+          <w:tab w:val="left" w:pos="2520"/>
+        </w:tabs>
+        <w:rPr>
+          <w:sz w:val="16"/>
+          <w:szCs w:val="16"/>
+        </w:rPr>
+      </w:pPr>
+      <w:r>
+        <w:rPr>
+          <w:sz w:val="16"/>
+          <w:szCs w:val="16"/>
+        </w:rPr>
+        <w:t>Keen Senses</w:t>
+      </w:r>
+    </w:p>
+    <w:p>
+      <w:pPr>
+        <w:pStyle w:val="ListParagraph"/>
+        <w:numPr>
+          <w:ilvl w:val="0"/>
+          <w:numId w:val="29"/>
+        </w:numPr>
+        <w:tabs>
+          <w:tab w:val="left" w:pos="2520"/>
+        </w:tabs>
+        <w:rPr>
+          <w:sz w:val="16"/>
+          <w:szCs w:val="16"/>
+        </w:rPr>
+      </w:pPr>
+      <w:r>
+        <w:rPr>
+          <w:sz w:val="16"/>
+          <w:szCs w:val="16"/>
+        </w:rPr>
+        <w:t>Kindred Spirits</w:t>
+      </w:r>
+    </w:p>
+    <w:p>
+      <w:pPr>
+        <w:pStyle w:val="ListParagraph"/>
+        <w:numPr>
+          <w:ilvl w:val="0"/>
+          <w:numId w:val="29"/>
+        </w:numPr>
+        <w:tabs>
+          <w:tab w:val="left" w:pos="2520"/>
+        </w:tabs>
+        <w:rPr>
+          <w:sz w:val="16"/>
+          <w:szCs w:val="16"/>
+        </w:rPr>
+      </w:pPr>
+      <w:r>
+        <w:rPr>
+          <w:sz w:val="16"/>
+          <w:szCs w:val="16"/>
+        </w:rPr>
+        <w:t>Lethality</w:t>
+      </w:r>
+    </w:p>
+    <w:p>
+      <w:pPr>
+        <w:pStyle w:val="ListParagraph"/>
+        <w:numPr>
+          <w:ilvl w:val="0"/>
+          <w:numId w:val="29"/>
+        </w:numPr>
+        <w:tabs>
+          <w:tab w:val="left" w:pos="2520"/>
+        </w:tabs>
+        <w:rPr>
+          <w:sz w:val="16"/>
+          <w:szCs w:val="16"/>
+        </w:rPr>
+      </w:pPr>
+      <w:r>
+        <w:rPr>
+          <w:sz w:val="16"/>
+          <w:szCs w:val="16"/>
+        </w:rPr>
+        <w:t>Life Giver</w:t>
+      </w:r>
+    </w:p>
+    <w:p>
+      <w:pPr>
+        <w:pStyle w:val="ListParagraph"/>
+        <w:numPr>
+          <w:ilvl w:val="0"/>
+          <w:numId w:val="29"/>
+        </w:numPr>
+        <w:tabs>
+          <w:tab w:val="left" w:pos="2520"/>
+        </w:tabs>
+        <w:rPr>
+          <w:sz w:val="16"/>
+          <w:szCs w:val="16"/>
+        </w:rPr>
+      </w:pPr>
+      <w:r>
+        <w:rPr>
+          <w:sz w:val="16"/>
+          <w:szCs w:val="16"/>
+        </w:rPr>
+        <w:t>Lightning</w:t>
+      </w:r>
+    </w:p>
+    <w:p>
+      <w:pPr>
+        <w:pStyle w:val="ListParagraph"/>
+        <w:numPr>
+          <w:ilvl w:val="0"/>
+          <w:numId w:val="29"/>
+        </w:numPr>
+        <w:tabs>
+          <w:tab w:val="left" w:pos="2520"/>
+        </w:tabs>
+        <w:rPr>
+          <w:sz w:val="16"/>
+          <w:szCs w:val="16"/>
+        </w:rPr>
+      </w:pPr>
+      <w:r>
+        <w:rPr>
+          <w:sz w:val="16"/>
+          <w:szCs w:val="16"/>
+        </w:rPr>
+        <w:t>Lightning Reflexes</w:t>
+      </w:r>
+    </w:p>
+    <w:p>
+      <w:pPr>
+        <w:pStyle w:val="ListParagraph"/>
+        <w:numPr>
+          <w:ilvl w:val="0"/>
+          <w:numId w:val="29"/>
+        </w:numPr>
+        <w:tabs>
+          <w:tab w:val="left" w:pos="2520"/>
+        </w:tabs>
+        <w:rPr>
+          <w:sz w:val="16"/>
+          <w:szCs w:val="16"/>
+        </w:rPr>
+      </w:pPr>
+      <w:r>
+        <w:rPr>
+          <w:sz w:val="16"/>
+          <w:szCs w:val="16"/>
+        </w:rPr>
+        <w:t>Lurker</w:t>
+      </w:r>
+    </w:p>
+    <w:p>
+      <w:pPr>
+        <w:pStyle w:val="ListParagraph"/>
+        <w:numPr>
+          <w:ilvl w:val="0"/>
+          <w:numId w:val="29"/>
+        </w:numPr>
+        <w:tabs>
+          <w:tab w:val="left" w:pos="2520"/>
+        </w:tabs>
+        <w:rPr>
+          <w:sz w:val="16"/>
+          <w:szCs w:val="16"/>
+        </w:rPr>
+      </w:pPr>
+      <w:r>
+        <w:rPr>
+          <w:sz w:val="16"/>
+          <w:szCs w:val="16"/>
+        </w:rPr>
+        <w:t>Maelstrom</w:t>
+      </w:r>
+    </w:p>
+    <w:p>
+      <w:pPr>
+        <w:pStyle w:val="ListParagraph"/>
+        <w:numPr>
+          <w:ilvl w:val="0"/>
+          <w:numId w:val="29"/>
+        </w:numPr>
+        <w:tabs>
+          <w:tab w:val="left" w:pos="2520"/>
+        </w:tabs>
+        <w:rPr>
+          <w:sz w:val="16"/>
+          <w:szCs w:val="16"/>
+        </w:rPr>
+      </w:pPr>
+      <w:r>
+        <w:rPr>
+          <w:sz w:val="16"/>
+          <w:szCs w:val="16"/>
+        </w:rPr>
+        <w:t>Mark of Death</w:t>
+      </w:r>
+    </w:p>
+    <w:p>
+      <w:pPr>
+        <w:pStyle w:val="ListParagraph"/>
+        <w:numPr>
+          <w:ilvl w:val="0"/>
+          <w:numId w:val="29"/>
+        </w:numPr>
+        <w:tabs>
+          <w:tab w:val="left" w:pos="2520"/>
+        </w:tabs>
+        <w:rPr>
+          <w:sz w:val="16"/>
+          <w:szCs w:val="16"/>
+        </w:rPr>
+      </w:pPr>
+      <w:r>
+        <w:rPr>
+          <w:sz w:val="16"/>
+          <w:szCs w:val="16"/>
+        </w:rPr>
+        <w:t>Mighty</w:t>
+      </w:r>
+    </w:p>
+    <w:p>
+      <w:pPr>
+        <w:pStyle w:val="ListParagraph"/>
+        <w:numPr>
+          <w:ilvl w:val="0"/>
+          <w:numId w:val="29"/>
+        </w:numPr>
+        <w:tabs>
+          <w:tab w:val="left" w:pos="2520"/>
+        </w:tabs>
+        <w:rPr>
+          <w:sz w:val="16"/>
+          <w:szCs w:val="16"/>
+        </w:rPr>
+      </w:pPr>
+      <w:r>
+        <w:rPr>
+          <w:sz w:val="16"/>
+          <w:szCs w:val="16"/>
+        </w:rPr>
+        <w:t>Mind Blast</w:t>
+      </w:r>
+    </w:p>
+    <w:p>
+      <w:pPr>
+        <w:pStyle w:val="ListParagraph"/>
+        <w:numPr>
+          <w:ilvl w:val="0"/>
+          <w:numId w:val="29"/>
+        </w:numPr>
+        <w:tabs>
+          <w:tab w:val="left" w:pos="2520"/>
+        </w:tabs>
+        <w:rPr>
+          <w:sz w:val="16"/>
+          <w:szCs w:val="16"/>
+        </w:rPr>
+      </w:pPr>
+      <w:r>
+        <w:rPr>
+          <w:sz w:val="16"/>
+          <w:szCs w:val="16"/>
+        </w:rPr>
+        <w:t>Mind over Matter</w:t>
+      </w:r>
+    </w:p>
+    <w:p>
+      <w:pPr>
+        <w:pStyle w:val="ListParagraph"/>
+        <w:numPr>
+          <w:ilvl w:val="0"/>
+          <w:numId w:val="29"/>
+        </w:numPr>
+        <w:tabs>
+          <w:tab w:val="left" w:pos="2520"/>
+        </w:tabs>
+        <w:rPr>
+          <w:sz w:val="16"/>
+          <w:szCs w:val="16"/>
+        </w:rPr>
+      </w:pPr>
+      <w:r>
+        <w:rPr>
+          <w:sz w:val="16"/>
+          <w:szCs w:val="16"/>
+        </w:rPr>
+        <w:t>Mind Seed</w:t>
+      </w:r>
+    </w:p>
+    <w:p>
+      <w:pPr>
+        <w:pStyle w:val="ListParagraph"/>
+        <w:numPr>
+          <w:ilvl w:val="0"/>
+          <w:numId w:val="29"/>
+        </w:numPr>
+        <w:tabs>
+          <w:tab w:val="left" w:pos="2520"/>
+        </w:tabs>
+        <w:rPr>
+          <w:sz w:val="16"/>
+          <w:szCs w:val="16"/>
+        </w:rPr>
+      </w:pPr>
+      <w:r>
+        <w:rPr>
+          <w:sz w:val="16"/>
+          <w:szCs w:val="16"/>
+        </w:rPr>
+        <w:t>Muffle</w:t>
+      </w:r>
+    </w:p>
+    <w:p>
+      <w:pPr>
+        <w:pStyle w:val="ListParagraph"/>
+        <w:numPr>
+          <w:ilvl w:val="0"/>
+          <w:numId w:val="29"/>
+        </w:numPr>
+        <w:tabs>
+          <w:tab w:val="left" w:pos="2520"/>
+        </w:tabs>
+        <w:rPr>
+          <w:sz w:val="16"/>
+          <w:szCs w:val="16"/>
+        </w:rPr>
+      </w:pPr>
+      <w:r>
+        <w:rPr>
+          <w:sz w:val="16"/>
+          <w:szCs w:val="16"/>
+        </w:rPr>
+        <w:t>Oak/</w:t>
+      </w:r>
+      <w:r>
+        <w:rPr>
+          <w:sz w:val="16"/>
+          <w:szCs w:val="16"/>
+        </w:rPr>
+        <w:t>Stone</w:t>
+      </w:r>
+      <w:r>
+        <w:rPr>
+          <w:sz w:val="16"/>
+          <w:szCs w:val="16"/>
+        </w:rPr>
+        <w:t>/Iron -</w:t>
+      </w:r>
+      <w:r>
+        <w:rPr>
+          <w:sz w:val="16"/>
+          <w:szCs w:val="16"/>
+        </w:rPr>
+        <w:t>flesh</w:t>
+      </w:r>
+    </w:p>
+    <w:p>
+      <w:pPr>
+        <w:pStyle w:val="ListParagraph"/>
+        <w:numPr>
+          <w:ilvl w:val="0"/>
+          <w:numId w:val="29"/>
+        </w:numPr>
+        <w:tabs>
+          <w:tab w:val="left" w:pos="2520"/>
+        </w:tabs>
+        <w:rPr>
+          <w:sz w:val="16"/>
+          <w:szCs w:val="16"/>
+        </w:rPr>
+      </w:pPr>
+      <w:proofErr w:type="spellStart"/>
+      <w:r>
+        <w:rPr>
+          <w:sz w:val="16"/>
+          <w:szCs w:val="16"/>
+        </w:rPr>
+        <w:t>Oathsworn</w:t>
+      </w:r>
+      <w:proofErr w:type="spellEnd"/>
+    </w:p>
+    <w:p>
+      <w:pPr>
+        <w:pStyle w:val="ListParagraph"/>
+        <w:numPr>
+          <w:ilvl w:val="0"/>
+          <w:numId w:val="29"/>
+        </w:numPr>
+        <w:tabs>
+          <w:tab w:val="left" w:pos="2520"/>
+        </w:tabs>
+        <w:rPr>
+          <w:sz w:val="16"/>
+          <w:szCs w:val="16"/>
+        </w:rPr>
+      </w:pPr>
+      <w:r>
+        <w:rPr>
+          <w:sz w:val="16"/>
+          <w:szCs w:val="16"/>
+        </w:rPr>
+        <w:t>Opportunist</w:t>
+      </w:r>
+    </w:p>
+    <w:p>
+      <w:pPr>
+        <w:pStyle w:val="ListParagraph"/>
+        <w:numPr>
+          <w:ilvl w:val="0"/>
+          <w:numId w:val="29"/>
+        </w:numPr>
+        <w:tabs>
+          <w:tab w:val="left" w:pos="2520"/>
+        </w:tabs>
+        <w:rPr>
+          <w:sz w:val="16"/>
+          <w:szCs w:val="16"/>
+        </w:rPr>
+      </w:pPr>
+      <w:r>
+        <w:rPr>
+          <w:sz w:val="16"/>
+          <w:szCs w:val="16"/>
+        </w:rPr>
+        <w:t>Opportunist</w:t>
+      </w:r>
+    </w:p>
+    <w:p>
+      <w:pPr>
+        <w:pStyle w:val="ListParagraph"/>
+        <w:numPr>
+          <w:ilvl w:val="0"/>
+          <w:numId w:val="29"/>
+        </w:numPr>
+        <w:tabs>
+          <w:tab w:val="left" w:pos="2520"/>
+        </w:tabs>
+        <w:rPr>
+          <w:sz w:val="16"/>
+          <w:szCs w:val="16"/>
+        </w:rPr>
+      </w:pPr>
+      <w:r>
+        <w:rPr>
+          <w:sz w:val="16"/>
+          <w:szCs w:val="16"/>
+        </w:rPr>
+        <w:t>Overkill</w:t>
+      </w:r>
+    </w:p>
+    <w:p>
+      <w:pPr>
+        <w:pStyle w:val="ListParagraph"/>
+        <w:numPr>
+          <w:ilvl w:val="0"/>
+          <w:numId w:val="29"/>
+        </w:numPr>
+        <w:tabs>
+          <w:tab w:val="left" w:pos="2520"/>
+        </w:tabs>
+        <w:rPr>
+          <w:sz w:val="16"/>
+          <w:szCs w:val="16"/>
+        </w:rPr>
+      </w:pPr>
+      <w:r>
+        <w:rPr>
+          <w:sz w:val="16"/>
+          <w:szCs w:val="16"/>
+        </w:rPr>
+        <w:t>Overpower</w:t>
+      </w:r>
+    </w:p>
+    <w:p>
+      <w:pPr>
+        <w:pStyle w:val="ListParagraph"/>
+        <w:numPr>
+          <w:ilvl w:val="0"/>
+          <w:numId w:val="29"/>
+        </w:numPr>
+        <w:tabs>
+          <w:tab w:val="left" w:pos="2520"/>
+        </w:tabs>
+        <w:rPr>
+          <w:sz w:val="16"/>
+          <w:szCs w:val="16"/>
+        </w:rPr>
+      </w:pPr>
+      <w:r>
+        <w:rPr>
+          <w:sz w:val="16"/>
+          <w:szCs w:val="16"/>
+        </w:rPr>
+        <w:t>Panache</w:t>
+      </w:r>
+    </w:p>
+    <w:p>
+      <w:pPr>
+        <w:pStyle w:val="ListParagraph"/>
+        <w:numPr>
+          <w:ilvl w:val="0"/>
+          <w:numId w:val="29"/>
+        </w:numPr>
+        <w:tabs>
+          <w:tab w:val="left" w:pos="2520"/>
+        </w:tabs>
+        <w:rPr>
+          <w:sz w:val="16"/>
+          <w:szCs w:val="16"/>
+        </w:rPr>
+      </w:pPr>
+      <w:r>
+        <w:rPr>
+          <w:sz w:val="16"/>
+          <w:szCs w:val="16"/>
+        </w:rPr>
+        <w:t>Pinning Shot</w:t>
+      </w:r>
+    </w:p>
+    <w:p>
+      <w:pPr>
+        <w:pStyle w:val="ListParagraph"/>
+        <w:numPr>
+          <w:ilvl w:val="0"/>
+          <w:numId w:val="29"/>
+        </w:numPr>
+        <w:tabs>
+          <w:tab w:val="left" w:pos="2520"/>
+        </w:tabs>
+        <w:rPr>
+          <w:sz w:val="16"/>
+          <w:szCs w:val="16"/>
+        </w:rPr>
+      </w:pPr>
+      <w:r>
+        <w:rPr>
+          <w:sz w:val="16"/>
+          <w:szCs w:val="16"/>
+        </w:rPr>
+        <w:t>Placebo</w:t>
+      </w:r>
+    </w:p>
+    <w:p>
+      <w:pPr>
+        <w:pStyle w:val="ListParagraph"/>
+        <w:numPr>
+          <w:ilvl w:val="0"/>
+          <w:numId w:val="29"/>
+        </w:numPr>
+        <w:tabs>
+          <w:tab w:val="left" w:pos="2520"/>
+        </w:tabs>
+        <w:rPr>
+          <w:sz w:val="16"/>
+          <w:szCs w:val="16"/>
+        </w:rPr>
+      </w:pPr>
+      <w:r>
+        <w:rPr>
+          <w:sz w:val="16"/>
+          <w:szCs w:val="16"/>
+        </w:rPr>
+        <w:t>Poisoner</w:t>
+      </w:r>
+    </w:p>
+    <w:p>
+      <w:pPr>
+        <w:pStyle w:val="ListParagraph"/>
+        <w:numPr>
+          <w:ilvl w:val="0"/>
+          <w:numId w:val="29"/>
+        </w:numPr>
+        <w:tabs>
+          <w:tab w:val="left" w:pos="2520"/>
+        </w:tabs>
+        <w:rPr>
+          <w:sz w:val="16"/>
+          <w:szCs w:val="16"/>
+        </w:rPr>
+      </w:pPr>
+      <w:r>
+        <w:rPr>
+          <w:sz w:val="16"/>
+          <w:szCs w:val="16"/>
+        </w:rPr>
+        <w:t>Power of Blood</w:t>
+      </w:r>
+    </w:p>
+    <w:p>
+      <w:pPr>
+        <w:pStyle w:val="ListParagraph"/>
+        <w:numPr>
+          <w:ilvl w:val="0"/>
+          <w:numId w:val="29"/>
+        </w:numPr>
+        <w:tabs>
+          <w:tab w:val="left" w:pos="2520"/>
+        </w:tabs>
+        <w:rPr>
+          <w:sz w:val="16"/>
+          <w:szCs w:val="16"/>
+        </w:rPr>
+      </w:pPr>
+      <w:r>
+        <w:rPr>
+          <w:sz w:val="16"/>
+          <w:szCs w:val="16"/>
+        </w:rPr>
+        <w:t>Predator</w:t>
+      </w:r>
+    </w:p>
+    <w:p>
+      <w:pPr>
+        <w:pStyle w:val="ListParagraph"/>
+        <w:numPr>
+          <w:ilvl w:val="0"/>
+          <w:numId w:val="29"/>
+        </w:numPr>
+        <w:tabs>
+          <w:tab w:val="left" w:pos="2520"/>
+        </w:tabs>
+        <w:rPr>
+          <w:sz w:val="16"/>
+          <w:szCs w:val="16"/>
+        </w:rPr>
+      </w:pPr>
+      <w:r>
+        <w:rPr>
+          <w:sz w:val="16"/>
+          <w:szCs w:val="16"/>
+        </w:rPr>
+        <w:t>Primordial Bonds</w:t>
+      </w:r>
+    </w:p>
+    <w:p>
+      <w:pPr>
+        <w:pStyle w:val="ListParagraph"/>
+        <w:numPr>
+          <w:ilvl w:val="0"/>
+          <w:numId w:val="29"/>
+        </w:numPr>
+        <w:tabs>
+          <w:tab w:val="left" w:pos="2520"/>
+        </w:tabs>
+        <w:rPr>
+          <w:sz w:val="16"/>
+          <w:szCs w:val="16"/>
+        </w:rPr>
+      </w:pPr>
+      <w:r>
+        <w:rPr>
+          <w:sz w:val="16"/>
+          <w:szCs w:val="16"/>
+        </w:rPr>
+        <w:t>Protocol</w:t>
+      </w:r>
+    </w:p>
+    <w:p>
+      <w:pPr>
+        <w:pStyle w:val="ListParagraph"/>
+        <w:numPr>
+          <w:ilvl w:val="0"/>
+          <w:numId w:val="29"/>
+        </w:numPr>
+        <w:tabs>
+          <w:tab w:val="left" w:pos="2520"/>
+        </w:tabs>
+        <w:rPr>
+          <w:sz w:val="16"/>
+          <w:szCs w:val="16"/>
+        </w:rPr>
+      </w:pPr>
+      <w:r>
+        <w:rPr>
+          <w:sz w:val="16"/>
+          <w:szCs w:val="16"/>
+        </w:rPr>
+        <w:t>Pummel</w:t>
+      </w:r>
+    </w:p>
+    <w:p>
+      <w:pPr>
+        <w:pStyle w:val="ListParagraph"/>
+        <w:numPr>
+          <w:ilvl w:val="0"/>
+          <w:numId w:val="29"/>
+        </w:numPr>
+        <w:tabs>
+          <w:tab w:val="left" w:pos="2520"/>
+        </w:tabs>
+        <w:rPr>
+          <w:sz w:val="16"/>
+          <w:szCs w:val="16"/>
+        </w:rPr>
+      </w:pPr>
+      <w:r>
+        <w:rPr>
+          <w:sz w:val="16"/>
+          <w:szCs w:val="16"/>
+        </w:rPr>
+        <w:t>Rage</w:t>
+      </w:r>
+    </w:p>
+    <w:p>
+      <w:pPr>
+        <w:pStyle w:val="ListParagraph"/>
+        <w:numPr>
+          <w:ilvl w:val="0"/>
+          <w:numId w:val="29"/>
+        </w:numPr>
+        <w:tabs>
+          <w:tab w:val="left" w:pos="2520"/>
+        </w:tabs>
+        <w:rPr>
+          <w:sz w:val="16"/>
+          <w:szCs w:val="16"/>
+        </w:rPr>
+      </w:pPr>
+      <w:r>
+        <w:rPr>
+          <w:sz w:val="16"/>
+          <w:szCs w:val="16"/>
+        </w:rPr>
+        <w:t>Rapid Reload</w:t>
+      </w:r>
+    </w:p>
+    <w:p>
+      <w:pPr>
+        <w:pStyle w:val="ListParagraph"/>
+        <w:numPr>
+          <w:ilvl w:val="0"/>
+          <w:numId w:val="29"/>
+        </w:numPr>
+        <w:tabs>
+          <w:tab w:val="left" w:pos="2520"/>
+        </w:tabs>
+        <w:rPr>
+          <w:sz w:val="16"/>
+          <w:szCs w:val="16"/>
+        </w:rPr>
+      </w:pPr>
+      <w:r>
+        <w:rPr>
+          <w:sz w:val="16"/>
+          <w:szCs w:val="16"/>
+        </w:rPr>
+        <w:t>Rapid Shot</w:t>
+      </w:r>
+    </w:p>
+    <w:p>
+      <w:pPr>
+        <w:pStyle w:val="ListParagraph"/>
+        <w:numPr>
+          <w:ilvl w:val="0"/>
+          <w:numId w:val="29"/>
+        </w:numPr>
+        <w:tabs>
+          <w:tab w:val="left" w:pos="2520"/>
+        </w:tabs>
+        <w:rPr>
+          <w:sz w:val="16"/>
+          <w:szCs w:val="16"/>
+        </w:rPr>
+      </w:pPr>
+      <w:r>
+        <w:rPr>
+          <w:sz w:val="16"/>
+          <w:szCs w:val="16"/>
+        </w:rPr>
+        <w:t>Reader</w:t>
+      </w:r>
+    </w:p>
+    <w:p>
+      <w:pPr>
+        <w:pStyle w:val="ListParagraph"/>
+        <w:numPr>
+          <w:ilvl w:val="0"/>
+          <w:numId w:val="29"/>
+        </w:numPr>
+        <w:tabs>
+          <w:tab w:val="left" w:pos="2520"/>
+        </w:tabs>
+        <w:rPr>
+          <w:sz w:val="16"/>
+          <w:szCs w:val="16"/>
+        </w:rPr>
+      </w:pPr>
+      <w:r>
+        <w:rPr>
+          <w:sz w:val="16"/>
+          <w:szCs w:val="16"/>
+        </w:rPr>
+        <w:t>Rebuke</w:t>
+      </w:r>
+    </w:p>
+    <w:p>
+      <w:pPr>
+        <w:pStyle w:val="ListParagraph"/>
+        <w:numPr>
+          <w:ilvl w:val="0"/>
+          <w:numId w:val="29"/>
+        </w:numPr>
+        <w:tabs>
+          <w:tab w:val="left" w:pos="2520"/>
+        </w:tabs>
+        <w:rPr>
+          <w:sz w:val="16"/>
+          <w:szCs w:val="16"/>
+        </w:rPr>
+      </w:pPr>
+      <w:r>
+        <w:rPr>
+          <w:sz w:val="16"/>
+          <w:szCs w:val="16"/>
+        </w:rPr>
+        <w:t>Reconstruct</w:t>
+      </w:r>
+    </w:p>
+    <w:p>
+      <w:pPr>
+        <w:pStyle w:val="ListParagraph"/>
+        <w:numPr>
+          <w:ilvl w:val="0"/>
+          <w:numId w:val="29"/>
+        </w:numPr>
+        <w:tabs>
+          <w:tab w:val="left" w:pos="2520"/>
+        </w:tabs>
+        <w:rPr>
+          <w:sz w:val="16"/>
+          <w:szCs w:val="16"/>
+        </w:rPr>
+      </w:pPr>
+      <w:r>
+        <w:rPr>
+          <w:sz w:val="16"/>
+          <w:szCs w:val="16"/>
+        </w:rPr>
+        <w:t>Relentless</w:t>
+      </w:r>
+    </w:p>
+    <w:p>
+      <w:pPr>
+        <w:pStyle w:val="ListParagraph"/>
+        <w:numPr>
+          <w:ilvl w:val="0"/>
+          <w:numId w:val="29"/>
+        </w:numPr>
+        <w:tabs>
+          <w:tab w:val="left" w:pos="2520"/>
+        </w:tabs>
+        <w:rPr>
+          <w:sz w:val="16"/>
+          <w:szCs w:val="16"/>
+        </w:rPr>
+      </w:pPr>
+      <w:r>
+        <w:rPr>
+          <w:sz w:val="16"/>
+          <w:szCs w:val="16"/>
+        </w:rPr>
+        <w:t>Rend</w:t>
+      </w:r>
+    </w:p>
+    <w:p>
+      <w:pPr>
+        <w:pStyle w:val="ListParagraph"/>
+        <w:numPr>
+          <w:ilvl w:val="0"/>
+          <w:numId w:val="29"/>
+        </w:numPr>
+        <w:tabs>
+          <w:tab w:val="left" w:pos="2520"/>
+        </w:tabs>
+        <w:rPr>
+          <w:sz w:val="16"/>
+          <w:szCs w:val="16"/>
+        </w:rPr>
+      </w:pPr>
+      <w:r>
+        <w:rPr>
+          <w:sz w:val="16"/>
+          <w:szCs w:val="16"/>
+        </w:rPr>
+        <w:t>Restore</w:t>
+      </w:r>
+    </w:p>
+    <w:p>
+      <w:pPr>
+        <w:pStyle w:val="ListParagraph"/>
+        <w:numPr>
+          <w:ilvl w:val="0"/>
+          <w:numId w:val="29"/>
+        </w:numPr>
+        <w:tabs>
+          <w:tab w:val="left" w:pos="2520"/>
+        </w:tabs>
+        <w:rPr>
+          <w:sz w:val="16"/>
+          <w:szCs w:val="16"/>
+        </w:rPr>
+      </w:pPr>
+      <w:r>
+        <w:rPr>
+          <w:sz w:val="16"/>
+          <w:szCs w:val="16"/>
+        </w:rPr>
+        <w:t>Revival</w:t>
+      </w:r>
+    </w:p>
+    <w:p>
+      <w:pPr>
+        <w:pStyle w:val="ListParagraph"/>
+        <w:numPr>
+          <w:ilvl w:val="0"/>
+          <w:numId w:val="29"/>
+        </w:numPr>
+        <w:tabs>
+          <w:tab w:val="left" w:pos="2520"/>
+        </w:tabs>
+        <w:rPr>
+          <w:sz w:val="16"/>
+          <w:szCs w:val="16"/>
+        </w:rPr>
+      </w:pPr>
+      <w:r>
+        <w:rPr>
+          <w:sz w:val="16"/>
+          <w:szCs w:val="16"/>
+        </w:rPr>
+        <w:t>Riposte</w:t>
+      </w:r>
+    </w:p>
+    <w:p>
+      <w:pPr>
+        <w:pStyle w:val="ListParagraph"/>
+        <w:numPr>
+          <w:ilvl w:val="0"/>
+          <w:numId w:val="29"/>
+        </w:numPr>
+        <w:tabs>
+          <w:tab w:val="left" w:pos="2520"/>
+        </w:tabs>
+        <w:rPr>
+          <w:sz w:val="16"/>
+          <w:szCs w:val="16"/>
+        </w:rPr>
+      </w:pPr>
+      <w:r>
+        <w:rPr>
+          <w:sz w:val="16"/>
+          <w:szCs w:val="16"/>
+        </w:rPr>
+        <w:t>Ritualist</w:t>
+      </w:r>
+    </w:p>
+    <w:p>
+      <w:pPr>
+        <w:pStyle w:val="ListParagraph"/>
+        <w:numPr>
+          <w:ilvl w:val="0"/>
+          <w:numId w:val="29"/>
+        </w:numPr>
+        <w:tabs>
+          <w:tab w:val="left" w:pos="2520"/>
+        </w:tabs>
+        <w:rPr>
+          <w:sz w:val="16"/>
+          <w:szCs w:val="16"/>
+        </w:rPr>
+      </w:pPr>
+      <w:r>
+        <w:rPr>
+          <w:sz w:val="16"/>
+          <w:szCs w:val="16"/>
+        </w:rPr>
+        <w:t>Scattershot</w:t>
+      </w:r>
+    </w:p>
+    <w:p>
+      <w:pPr>
+        <w:pStyle w:val="ListParagraph"/>
+        <w:numPr>
+          <w:ilvl w:val="0"/>
+          <w:numId w:val="29"/>
+        </w:numPr>
+        <w:tabs>
+          <w:tab w:val="left" w:pos="2520"/>
+        </w:tabs>
+        <w:rPr>
+          <w:sz w:val="16"/>
+          <w:szCs w:val="16"/>
+        </w:rPr>
+      </w:pPr>
+      <w:r>
+        <w:rPr>
+          <w:sz w:val="16"/>
+          <w:szCs w:val="16"/>
+        </w:rPr>
+        <w:t>Second Wind</w:t>
+      </w:r>
+    </w:p>
+    <w:p>
+      <w:pPr>
+        <w:pStyle w:val="ListParagraph"/>
+        <w:numPr>
+          <w:ilvl w:val="0"/>
+          <w:numId w:val="29"/>
+        </w:numPr>
+        <w:tabs>
+          <w:tab w:val="left" w:pos="2520"/>
+        </w:tabs>
+        <w:rPr>
+          <w:sz w:val="16"/>
+          <w:szCs w:val="16"/>
+        </w:rPr>
+      </w:pPr>
+      <w:r>
+        <w:rPr>
+          <w:sz w:val="16"/>
+          <w:szCs w:val="16"/>
+        </w:rPr>
+        <w:t>Sharpshooter</w:t>
+      </w:r>
+    </w:p>
+    <w:p>
+      <w:pPr>
+        <w:pStyle w:val="ListParagraph"/>
+        <w:numPr>
+          <w:ilvl w:val="0"/>
+          <w:numId w:val="29"/>
+        </w:numPr>
+        <w:tabs>
+          <w:tab w:val="left" w:pos="2520"/>
+        </w:tabs>
+        <w:rPr>
+          <w:sz w:val="16"/>
+          <w:szCs w:val="16"/>
+        </w:rPr>
+      </w:pPr>
+      <w:r>
+        <w:rPr>
+          <w:sz w:val="16"/>
+          <w:szCs w:val="16"/>
+        </w:rPr>
+        <w:t>Shatter</w:t>
+      </w:r>
+    </w:p>
+    <w:p>
+      <w:pPr>
+        <w:pStyle w:val="ListParagraph"/>
+        <w:numPr>
+          <w:ilvl w:val="0"/>
+          <w:numId w:val="29"/>
+        </w:numPr>
+        <w:tabs>
+          <w:tab w:val="left" w:pos="2520"/>
+        </w:tabs>
+        <w:rPr>
+          <w:sz w:val="16"/>
+          <w:szCs w:val="16"/>
+        </w:rPr>
+      </w:pPr>
+      <w:r>
+        <w:rPr>
+          <w:sz w:val="16"/>
+          <w:szCs w:val="16"/>
+        </w:rPr>
+        <w:t>Shepherd</w:t>
+      </w:r>
+    </w:p>
+    <w:p>
+      <w:pPr>
+        <w:pStyle w:val="ListParagraph"/>
+        <w:numPr>
+          <w:ilvl w:val="0"/>
+          <w:numId w:val="29"/>
+        </w:numPr>
+        <w:tabs>
+          <w:tab w:val="left" w:pos="2520"/>
+        </w:tabs>
+        <w:rPr>
+          <w:sz w:val="16"/>
+          <w:szCs w:val="16"/>
+        </w:rPr>
+      </w:pPr>
+      <w:r>
+        <w:rPr>
+          <w:sz w:val="16"/>
+          <w:szCs w:val="16"/>
+        </w:rPr>
+        <w:t>Shield Wall</w:t>
+      </w:r>
+    </w:p>
+    <w:p>
+      <w:pPr>
+        <w:pStyle w:val="ListParagraph"/>
+        <w:numPr>
+          <w:ilvl w:val="0"/>
+          <w:numId w:val="29"/>
+        </w:numPr>
+        <w:tabs>
+          <w:tab w:val="left" w:pos="2520"/>
+        </w:tabs>
+        <w:rPr>
+          <w:sz w:val="16"/>
+          <w:szCs w:val="16"/>
+        </w:rPr>
+      </w:pPr>
+      <w:r>
+        <w:rPr>
+          <w:sz w:val="16"/>
+          <w:szCs w:val="16"/>
+        </w:rPr>
+        <w:t>Silent Running</w:t>
+      </w:r>
+    </w:p>
+    <w:p>
+      <w:pPr>
+        <w:pStyle w:val="ListParagraph"/>
+        <w:numPr>
+          <w:ilvl w:val="0"/>
+          <w:numId w:val="29"/>
+        </w:numPr>
+        <w:tabs>
+          <w:tab w:val="left" w:pos="2520"/>
+        </w:tabs>
+        <w:rPr>
+          <w:sz w:val="16"/>
+          <w:szCs w:val="16"/>
+        </w:rPr>
+      </w:pPr>
+      <w:r>
+        <w:rPr>
+          <w:sz w:val="16"/>
+          <w:szCs w:val="16"/>
+        </w:rPr>
+        <w:t>Skullduggery</w:t>
+      </w:r>
+    </w:p>
+    <w:p>
+      <w:pPr>
+        <w:pStyle w:val="ListParagraph"/>
+        <w:numPr>
+          <w:ilvl w:val="0"/>
+          <w:numId w:val="29"/>
+        </w:numPr>
+        <w:tabs>
+          <w:tab w:val="left" w:pos="2520"/>
+        </w:tabs>
+        <w:rPr>
+          <w:sz w:val="16"/>
+          <w:szCs w:val="16"/>
+        </w:rPr>
+      </w:pPr>
+      <w:r>
+        <w:rPr>
+          <w:sz w:val="16"/>
+          <w:szCs w:val="16"/>
+        </w:rPr>
+        <w:t>Slash</w:t>
+      </w:r>
+    </w:p>
+    <w:p>
+      <w:pPr>
+        <w:pStyle w:val="ListParagraph"/>
+        <w:numPr>
+          <w:ilvl w:val="0"/>
+          <w:numId w:val="29"/>
+        </w:numPr>
+        <w:tabs>
+          <w:tab w:val="left" w:pos="2520"/>
+        </w:tabs>
+        <w:rPr>
+          <w:sz w:val="16"/>
+          <w:szCs w:val="16"/>
+        </w:rPr>
+      </w:pPr>
+      <w:r>
+        <w:rPr>
+          <w:sz w:val="16"/>
+          <w:szCs w:val="16"/>
+        </w:rPr>
+        <w:t>Smite</w:t>
+      </w:r>
+    </w:p>
+    <w:p>
+      <w:pPr>
+        <w:pStyle w:val="ListParagraph"/>
+        <w:numPr>
+          <w:ilvl w:val="0"/>
+          <w:numId w:val="29"/>
+        </w:numPr>
+        <w:tabs>
+          <w:tab w:val="left" w:pos="2520"/>
+        </w:tabs>
+        <w:rPr>
+          <w:sz w:val="16"/>
+          <w:szCs w:val="16"/>
+        </w:rPr>
+      </w:pPr>
+      <w:proofErr w:type="spellStart"/>
+      <w:r>
+        <w:rPr>
+          <w:sz w:val="16"/>
+          <w:szCs w:val="16"/>
+        </w:rPr>
+        <w:t>Spelleater</w:t>
+      </w:r>
+      <w:proofErr w:type="spellEnd"/>
+    </w:p>
+    <w:p>
+      <w:pPr>
+        <w:pStyle w:val="ListParagraph"/>
+        <w:numPr>
+          <w:ilvl w:val="0"/>
+          <w:numId w:val="29"/>
+        </w:numPr>
+        <w:tabs>
+          <w:tab w:val="left" w:pos="2520"/>
+        </w:tabs>
+        <w:rPr>
+          <w:sz w:val="16"/>
+          <w:szCs w:val="16"/>
+        </w:rPr>
+      </w:pPr>
+      <w:proofErr w:type="spellStart"/>
+      <w:r>
+        <w:rPr>
+          <w:sz w:val="16"/>
+          <w:szCs w:val="16"/>
+        </w:rPr>
+        <w:t>Stonefist</w:t>
+      </w:r>
+      <w:proofErr w:type="spellEnd"/>
+    </w:p>
+    <w:p>
+      <w:pPr>
+        <w:pStyle w:val="ListParagraph"/>
+        <w:numPr>
+          <w:ilvl w:val="0"/>
+          <w:numId w:val="29"/>
+        </w:numPr>
+        <w:tabs>
+          <w:tab w:val="left" w:pos="2520"/>
+        </w:tabs>
+        <w:rPr>
+          <w:sz w:val="16"/>
+          <w:szCs w:val="16"/>
+        </w:rPr>
+      </w:pPr>
+      <w:r>
+        <w:rPr>
+          <w:sz w:val="16"/>
+          <w:szCs w:val="16"/>
+        </w:rPr>
+        <w:t>Tactician</w:t>
+      </w:r>
+    </w:p>
+    <w:p>
+      <w:pPr>
+        <w:pStyle w:val="ListParagraph"/>
+        <w:numPr>
+          <w:ilvl w:val="0"/>
+          <w:numId w:val="29"/>
+        </w:numPr>
+        <w:tabs>
+          <w:tab w:val="left" w:pos="2520"/>
+        </w:tabs>
+        <w:rPr>
+          <w:sz w:val="16"/>
+          <w:szCs w:val="16"/>
+        </w:rPr>
+      </w:pPr>
+      <w:r>
+        <w:rPr>
+          <w:sz w:val="16"/>
+          <w:szCs w:val="16"/>
+        </w:rPr>
+        <w:t>Taunt</w:t>
+      </w:r>
+    </w:p>
+    <w:p>
+      <w:pPr>
+        <w:pStyle w:val="ListParagraph"/>
+        <w:numPr>
+          <w:ilvl w:val="0"/>
+          <w:numId w:val="29"/>
+        </w:numPr>
+        <w:tabs>
+          <w:tab w:val="left" w:pos="2520"/>
+        </w:tabs>
+        <w:rPr>
+          <w:sz w:val="16"/>
+          <w:szCs w:val="16"/>
+        </w:rPr>
+      </w:pPr>
+      <w:r>
+        <w:rPr>
+          <w:sz w:val="16"/>
+          <w:szCs w:val="16"/>
+        </w:rPr>
+        <w:t>Tempest</w:t>
+      </w:r>
+    </w:p>
+    <w:p>
+      <w:pPr>
+        <w:pStyle w:val="ListParagraph"/>
+        <w:numPr>
+          <w:ilvl w:val="0"/>
+          <w:numId w:val="29"/>
+        </w:numPr>
+        <w:tabs>
+          <w:tab w:val="left" w:pos="2520"/>
+        </w:tabs>
+        <w:rPr>
+          <w:sz w:val="16"/>
+          <w:szCs w:val="16"/>
+        </w:rPr>
+      </w:pPr>
+      <w:r>
+        <w:rPr>
+          <w:sz w:val="16"/>
+          <w:szCs w:val="16"/>
+        </w:rPr>
+        <w:t>Tenacity</w:t>
+      </w:r>
+    </w:p>
+    <w:p>
+      <w:pPr>
+        <w:pStyle w:val="ListParagraph"/>
+        <w:numPr>
+          <w:ilvl w:val="0"/>
+          <w:numId w:val="29"/>
+        </w:numPr>
+        <w:tabs>
+          <w:tab w:val="left" w:pos="2520"/>
+        </w:tabs>
+        <w:rPr>
+          <w:sz w:val="16"/>
+          <w:szCs w:val="16"/>
+        </w:rPr>
+      </w:pPr>
+      <w:r>
+        <w:rPr>
+          <w:sz w:val="16"/>
+          <w:szCs w:val="16"/>
+        </w:rPr>
+        <w:t>Terrify</w:t>
+      </w:r>
+    </w:p>
+    <w:p>
+      <w:pPr>
+        <w:pStyle w:val="ListParagraph"/>
+        <w:numPr>
+          <w:ilvl w:val="0"/>
+          <w:numId w:val="29"/>
+        </w:numPr>
+        <w:tabs>
+          <w:tab w:val="left" w:pos="2520"/>
+        </w:tabs>
+        <w:rPr>
+          <w:sz w:val="16"/>
+          <w:szCs w:val="16"/>
+        </w:rPr>
+      </w:pPr>
+      <w:r>
+        <w:rPr>
+          <w:sz w:val="16"/>
+          <w:szCs w:val="16"/>
+        </w:rPr>
+        <w:t>Tether</w:t>
+      </w:r>
+    </w:p>
+    <w:p>
+      <w:pPr>
+        <w:pStyle w:val="ListParagraph"/>
+        <w:numPr>
+          <w:ilvl w:val="0"/>
+          <w:numId w:val="29"/>
+        </w:numPr>
+        <w:tabs>
+          <w:tab w:val="left" w:pos="2520"/>
+        </w:tabs>
+        <w:rPr>
+          <w:sz w:val="16"/>
+          <w:szCs w:val="16"/>
+        </w:rPr>
+      </w:pPr>
+      <w:r>
+        <w:rPr>
+          <w:sz w:val="16"/>
+          <w:szCs w:val="16"/>
+        </w:rPr>
+        <w:t>Threaten</w:t>
+      </w:r>
+    </w:p>
+    <w:p>
+      <w:pPr>
+        <w:pStyle w:val="ListParagraph"/>
+        <w:numPr>
+          <w:ilvl w:val="0"/>
+          <w:numId w:val="29"/>
+        </w:numPr>
+        <w:tabs>
+          <w:tab w:val="left" w:pos="2520"/>
+        </w:tabs>
+        <w:rPr>
+          <w:sz w:val="16"/>
+          <w:szCs w:val="16"/>
+        </w:rPr>
+      </w:pPr>
+      <w:r>
+        <w:rPr>
+          <w:sz w:val="16"/>
+          <w:szCs w:val="16"/>
+        </w:rPr>
+        <w:t>Tumultuous Mind</w:t>
+      </w:r>
+    </w:p>
+    <w:p>
+      <w:pPr>
+        <w:pStyle w:val="ListParagraph"/>
+        <w:numPr>
+          <w:ilvl w:val="0"/>
+          <w:numId w:val="29"/>
+        </w:numPr>
+        <w:tabs>
+          <w:tab w:val="left" w:pos="2520"/>
+        </w:tabs>
+        <w:rPr>
+          <w:sz w:val="16"/>
+          <w:szCs w:val="16"/>
+        </w:rPr>
+      </w:pPr>
+      <w:r>
+        <w:rPr>
+          <w:sz w:val="16"/>
+          <w:szCs w:val="16"/>
+        </w:rPr>
+        <w:t>Uncanny Dodge</w:t>
+      </w:r>
+    </w:p>
+    <w:p>
+      <w:pPr>
+        <w:pStyle w:val="ListParagraph"/>
+        <w:numPr>
+          <w:ilvl w:val="0"/>
+          <w:numId w:val="29"/>
+        </w:numPr>
+        <w:tabs>
+          <w:tab w:val="left" w:pos="2520"/>
+        </w:tabs>
+        <w:rPr>
+          <w:sz w:val="16"/>
+          <w:szCs w:val="16"/>
+        </w:rPr>
+      </w:pPr>
+      <w:r>
+        <w:rPr>
+          <w:sz w:val="16"/>
+          <w:szCs w:val="16"/>
+        </w:rPr>
+        <w:t>Verdant Whispers</w:t>
+      </w:r>
+    </w:p>
+    <w:p>
+      <w:pPr>
+        <w:pStyle w:val="ListParagraph"/>
+        <w:numPr>
+          <w:ilvl w:val="0"/>
+          <w:numId w:val="29"/>
+        </w:numPr>
+        <w:tabs>
+          <w:tab w:val="left" w:pos="2520"/>
+        </w:tabs>
+        <w:rPr>
+          <w:sz w:val="16"/>
+          <w:szCs w:val="16"/>
+        </w:rPr>
+      </w:pPr>
+      <w:r>
+        <w:rPr>
+          <w:sz w:val="16"/>
+          <w:szCs w:val="16"/>
+        </w:rPr>
+        <w:t>Visions</w:t>
+      </w:r>
+    </w:p>
+    <w:p>
+      <w:pPr>
+        <w:pStyle w:val="ListParagraph"/>
+        <w:numPr>
+          <w:ilvl w:val="0"/>
+          <w:numId w:val="29"/>
+        </w:numPr>
+        <w:tabs>
+          <w:tab w:val="left" w:pos="2520"/>
+        </w:tabs>
+        <w:rPr>
+          <w:sz w:val="16"/>
+          <w:szCs w:val="16"/>
+        </w:rPr>
+      </w:pPr>
+      <w:r>
+        <w:rPr>
+          <w:sz w:val="16"/>
+          <w:szCs w:val="16"/>
+        </w:rPr>
+        <w:t>Vital Strike</w:t>
+      </w:r>
+    </w:p>
+    <w:p>
+      <w:pPr>
+        <w:pStyle w:val="ListParagraph"/>
+        <w:numPr>
+          <w:ilvl w:val="0"/>
+          <w:numId w:val="29"/>
+        </w:numPr>
+        <w:tabs>
+          <w:tab w:val="left" w:pos="2520"/>
+        </w:tabs>
+        <w:rPr>
+          <w:sz w:val="16"/>
+          <w:szCs w:val="16"/>
+        </w:rPr>
+      </w:pPr>
+      <w:r>
+        <w:rPr>
+          <w:sz w:val="16"/>
+          <w:szCs w:val="16"/>
+        </w:rPr>
+        <w:t>War Cry</w:t>
+      </w:r>
+    </w:p>
+    <w:p>
+      <w:pPr>
+        <w:pStyle w:val="ListParagraph"/>
+        <w:numPr>
+          <w:ilvl w:val="0"/>
+          <w:numId w:val="29"/>
+        </w:numPr>
+        <w:tabs>
+          <w:tab w:val="left" w:pos="2520"/>
+        </w:tabs>
+        <w:rPr>
+          <w:sz w:val="16"/>
+          <w:szCs w:val="16"/>
+        </w:rPr>
+      </w:pPr>
+      <w:proofErr w:type="spellStart"/>
+      <w:r>
+        <w:rPr>
+          <w:sz w:val="16"/>
+          <w:szCs w:val="16"/>
+        </w:rPr>
+        <w:t>Warborn</w:t>
+      </w:r>
+      <w:proofErr w:type="spellEnd"/>
+    </w:p>
+    <w:p>
+      <w:pPr>
+        <w:pStyle w:val="ListParagraph"/>
+        <w:numPr>
+          <w:ilvl w:val="0"/>
+          <w:numId w:val="29"/>
+        </w:numPr>
+        <w:tabs>
+          <w:tab w:val="left" w:pos="2520"/>
+        </w:tabs>
+        <w:rPr>
+          <w:sz w:val="16"/>
+          <w:szCs w:val="16"/>
+        </w:rPr>
+      </w:pPr>
+      <w:proofErr w:type="spellStart"/>
+      <w:r>
+        <w:rPr>
+          <w:sz w:val="16"/>
+          <w:szCs w:val="16"/>
+        </w:rPr>
+        <w:t>Warsongs</w:t>
+      </w:r>
+      <w:proofErr w:type="spellEnd"/>
+    </w:p>
+    <w:p>
+      <w:pPr>
+        <w:pStyle w:val="ListParagraph"/>
+        <w:numPr>
+          <w:ilvl w:val="0"/>
+          <w:numId w:val="29"/>
+        </w:numPr>
+        <w:tabs>
+          <w:tab w:val="left" w:pos="2520"/>
+        </w:tabs>
+        <w:rPr>
+          <w:sz w:val="16"/>
+          <w:szCs w:val="16"/>
+        </w:rPr>
+      </w:pPr>
+      <w:r>
+        <w:rPr>
+          <w:sz w:val="16"/>
+          <w:szCs w:val="16"/>
+        </w:rPr>
+        <w:t>Wayfarer</w:t>
+      </w:r>
+    </w:p>
+    <w:p>
+      <w:pPr>
+        <w:pStyle w:val="ListParagraph"/>
+        <w:numPr>
+          <w:ilvl w:val="0"/>
+          <w:numId w:val="29"/>
+        </w:numPr>
+        <w:tabs>
+          <w:tab w:val="left" w:pos="2520"/>
+        </w:tabs>
+        <w:rPr>
+          <w:sz w:val="16"/>
+          <w:szCs w:val="16"/>
+        </w:rPr>
+      </w:pPr>
+      <w:r>
+        <w:rPr>
+          <w:sz w:val="16"/>
+          <w:szCs w:val="16"/>
+        </w:rPr>
+        <w:t>Weapon Mastery</w:t>
+      </w:r>
+    </w:p>
+    <w:p>
+      <w:pPr>
+        <w:pStyle w:val="ListParagraph"/>
+        <w:numPr>
+          <w:ilvl w:val="0"/>
+          <w:numId w:val="29"/>
+        </w:numPr>
+        <w:tabs>
+          <w:tab w:val="left" w:pos="2520"/>
+        </w:tabs>
+        <w:rPr>
+          <w:sz w:val="16"/>
+          <w:szCs w:val="16"/>
+        </w:rPr>
+      </w:pPr>
+      <w:r>
+        <w:rPr>
+          <w:sz w:val="16"/>
+          <w:szCs w:val="16"/>
+        </w:rPr>
+        <w:t>Weapon Sweep</w:t>
+      </w:r>
+    </w:p>
+    <w:p>
+      <w:pPr>
+        <w:pStyle w:val="ListParagraph"/>
+        <w:numPr>
+          <w:ilvl w:val="0"/>
+          <w:numId w:val="29"/>
+        </w:numPr>
+        <w:tabs>
+          <w:tab w:val="left" w:pos="2520"/>
+        </w:tabs>
+        <w:rPr>
+          <w:sz w:val="16"/>
+          <w:szCs w:val="16"/>
+        </w:rPr>
+      </w:pPr>
+      <w:r>
+        <w:rPr>
+          <w:sz w:val="16"/>
+          <w:szCs w:val="16"/>
+        </w:rPr>
+        <w:t>Weasel</w:t>
+      </w:r>
+    </w:p>
+    <w:p>
+      <w:pPr>
+        <w:pStyle w:val="ListParagraph"/>
+        <w:numPr>
+          <w:ilvl w:val="0"/>
+          <w:numId w:val="29"/>
+        </w:numPr>
+        <w:tabs>
+          <w:tab w:val="left" w:pos="2520"/>
+        </w:tabs>
+        <w:rPr>
+          <w:sz w:val="16"/>
+          <w:szCs w:val="16"/>
+        </w:rPr>
+      </w:pPr>
+      <w:r>
+        <w:rPr>
+          <w:sz w:val="16"/>
+          <w:szCs w:val="16"/>
+        </w:rPr>
+        <w:t>Wild Shape</w:t>
+      </w:r>
+    </w:p>
+    <w:p>
+      <w:pPr>
+        <w:pStyle w:val="ListParagraph"/>
+        <w:numPr>
+          <w:ilvl w:val="0"/>
+          <w:numId w:val="29"/>
+        </w:numPr>
+        <w:tabs>
+          <w:tab w:val="left" w:pos="2520"/>
+        </w:tabs>
+        <w:rPr>
+          <w:sz w:val="16"/>
+          <w:szCs w:val="16"/>
+        </w:rPr>
+      </w:pPr>
+      <w:r>
+        <w:rPr>
+          <w:sz w:val="16"/>
+          <w:szCs w:val="16"/>
+        </w:rPr>
+        <w:t>Wilder</w:t>
+      </w:r>
+    </w:p>
+    <w:p>
+      <w:pPr>
+        <w:pStyle w:val="ListParagraph"/>
+        <w:numPr>
+          <w:ilvl w:val="0"/>
+          <w:numId w:val="29"/>
+        </w:numPr>
+        <w:tabs>
+          <w:tab w:val="left" w:pos="2520"/>
+        </w:tabs>
+        <w:rPr>
+          <w:sz w:val="16"/>
+          <w:szCs w:val="16"/>
+        </w:rPr>
+      </w:pPr>
+      <w:proofErr w:type="spellStart"/>
+      <w:r>
+        <w:rPr>
+          <w:sz w:val="16"/>
+          <w:szCs w:val="16"/>
+        </w:rPr>
+        <w:t>Windcall</w:t>
+      </w:r>
+      <w:proofErr w:type="spellEnd"/>
+    </w:p>
+    <w:p>
+      <w:pPr>
+        <w:pStyle w:val="ListParagraph"/>
+        <w:numPr>
+          <w:ilvl w:val="0"/>
+          <w:numId w:val="29"/>
+        </w:numPr>
+        <w:tabs>
+          <w:tab w:val="left" w:pos="2520"/>
+        </w:tabs>
+        <w:rPr>
+          <w:sz w:val="16"/>
+          <w:szCs w:val="16"/>
+        </w:rPr>
+      </w:pPr>
+      <w:r>
+        <w:rPr>
+          <w:sz w:val="16"/>
+          <w:szCs w:val="16"/>
+        </w:rPr>
+        <w:t>Winter's Grasp</w:t>
+      </w:r>
+    </w:p>
+    <w:p>
+      <w:pPr>
+        <w:pStyle w:val="ListParagraph"/>
+        <w:numPr>
+          <w:ilvl w:val="0"/>
+          <w:numId w:val="29"/>
+        </w:numPr>
+        <w:tabs>
+          <w:tab w:val="left" w:pos="2520"/>
+        </w:tabs>
+        <w:rPr>
+          <w:sz w:val="16"/>
+          <w:szCs w:val="16"/>
+        </w:rPr>
+      </w:pPr>
+      <w:r>
+        <w:rPr>
+          <w:sz w:val="16"/>
+          <w:szCs w:val="16"/>
+        </w:rPr>
+        <w:t>Wisps</w:t>
+      </w:r>
+    </w:p>
+    <w:p>
+      <w:pPr>
+        <w:pStyle w:val="ListParagraph"/>
+        <w:numPr>
+          <w:ilvl w:val="0"/>
+          <w:numId w:val="29"/>
+        </w:numPr>
+        <w:tabs>
+          <w:tab w:val="left" w:pos="2520"/>
+        </w:tabs>
+        <w:rPr>
+          <w:sz w:val="16"/>
+          <w:szCs w:val="16"/>
+        </w:rPr>
+      </w:pPr>
+      <w:r>
+        <w:rPr>
+          <w:sz w:val="16"/>
+          <w:szCs w:val="16"/>
+        </w:rPr>
+        <w:t>Wound</w:t>
+      </w:r>
+    </w:p>
+    <w:p>
+      <w:pPr>
+        <w:pStyle w:val="ListParagraph"/>
+        <w:numPr>
+          <w:ilvl w:val="0"/>
+          <w:numId w:val="29"/>
+        </w:numPr>
+        <w:tabs>
+          <w:tab w:val="left" w:pos="2520"/>
+        </w:tabs>
+        <w:rPr>
+          <w:sz w:val="16"/>
+          <w:szCs w:val="16"/>
+        </w:rPr>
+      </w:pPr>
+      <w:r>
+        <w:rPr>
+          <w:sz w:val="16"/>
+          <w:szCs w:val="16"/>
+        </w:rPr>
+        <w:t>Wrath</w:t>
       </w:r>
     </w:p>
     <w:sectPr>
-      <w:headerReference w:type="default" r:id="rId8"/>
       <w:type w:val="continuous"/>
       <w:pgSz w:w="12240" w:h="15840"/>
       <w:pgMar w:top="1440" w:right="1440" w:bottom="1440" w:left="1440" w:header="720" w:footer="720" w:gutter="0"/>
-      <w:cols w:space="720"/>
+      <w:cols w:num="3" w:space="720"/>
       <w:docGrid w:linePitch="360"/>
     </w:sectPr>
   </w:body>
@@ -5585,6 +10591,119 @@
 <file path=word/numbering.xml><?xml version="1.0" encoding="utf-8"?>
 <w:numbering xmlns:wpc="http://schemas.microsoft.com/office/word/2010/wordprocessingCanvas" xmlns:cx="http://schemas.microsoft.com/office/drawing/2014/chartex" xmlns:cx1="http://schemas.microsoft.com/office/drawing/2015/9/8/chartex" xmlns:cx2="http://schemas.microsoft.com/office/drawing/2015/10/21/chartex" xmlns:cx3="http://schemas.microsoft.com/office/drawing/2016/5/9/chartex" xmlns:cx4="http://schemas.microsoft.com/office/drawing/2016/5/10/chartex" xmlns:cx5="http://schemas.microsoft.com/office/drawing/2016/5/11/chartex" xmlns:cx6="http://schemas.microsoft.com/office/drawing/2016/5/12/chartex" xmlns:cx7="http://schemas.microsoft.com/office/drawing/2016/5/13/chartex" xmlns:cx8="http://schemas.microsoft.com/office/drawing/2016/5/14/chartex" xmlns:mc="http://schemas.openxmlformats.org/markup-compatibility/2006" xmlns:aink="http://schemas.microsoft.com/office/drawing/2016/ink" xmlns:am3d="http://schemas.microsoft.com/office/drawing/2017/model3d" xmlns:o="urn:schemas-microsoft-com:office:office" xmlns:oel="http://schemas.microsoft.com/office/2019/extlst" xmlns:r="http://schemas.openxmlformats.org/officeDocument/2006/relationships" xmlns:m="http://schemas.openxmlformats.org/officeDocument/2006/math" xmlns:v="urn:schemas-microsoft-com:vml" xmlns:wp14="http://schemas.microsoft.com/office/word/2010/wordprocessingDrawing" xmlns:wp="http://schemas.openxmlformats.org/drawingml/2006/wordprocessingDrawing" xmlns:w10="urn:schemas-microsoft-com:office:word" xmlns:w="http://schemas.openxmlformats.org/wordprocessingml/2006/main" xmlns:w14="http://schemas.microsoft.com/office/word/2010/wordml" xmlns:w15="http://schemas.microsoft.com/office/word/2012/wordml" xmlns:w16cex="http://schemas.microsoft.com/office/word/2018/wordml/cex" xmlns:w16cid="http://schemas.microsoft.com/office/word/2016/wordml/cid" xmlns:w16="http://schemas.microsoft.com/office/word/2018/wordml" xmlns:w16du="http://schemas.microsoft.com/office/word/2023/wordml/word16du" xmlns:w16sdtdh="http://schemas.microsoft.com/office/word/2020/wordml/sdtdatahash" xmlns:w16sdtfl="http://schemas.microsoft.com/office/word/2024/wordml/sdtformatlock" xmlns:w16se="http://schemas.microsoft.com/office/word/2015/wordml/symex" xmlns:wpg="http://schemas.microsoft.com/office/word/2010/wordprocessingGroup" xmlns:wpi="http://schemas.microsoft.com/office/word/2010/wordprocessingInk" xmlns:wne="http://schemas.microsoft.com/office/word/2006/wordml" xmlns:wps="http://schemas.microsoft.com/office/word/2010/wordprocessingShape" mc:Ignorable="w14 w15 w16se w16cid w16 w16cex w16sdtdh w16sdtfl w16du wp14">
   <w:abstractNum w:abstractNumId="0" w15:restartNumberingAfterBreak="0">
+    <w:nsid w:val="00E57A50"/>
+    <w:multiLevelType w:val="hybridMultilevel"/>
+    <w:tmpl w:val="368E5CE2"/>
+    <w:lvl w:ilvl="0" w:tplc="0409000F">
+      <w:start w:val="1"/>
+      <w:numFmt w:val="decimal"/>
+      <w:lvlText w:val="%1."/>
+      <w:lvlJc w:val="left"/>
+      <w:pPr>
+        <w:ind w:left="720" w:hanging="360"/>
+      </w:pPr>
+      <w:rPr>
+        <w:rFonts w:hint="default"/>
+      </w:rPr>
+    </w:lvl>
+    <w:lvl w:ilvl="1" w:tplc="FFFFFFFF" w:tentative="1">
+      <w:start w:val="1"/>
+      <w:numFmt w:val="bullet"/>
+      <w:lvlText w:val="o"/>
+      <w:lvlJc w:val="left"/>
+      <w:pPr>
+        <w:ind w:left="1440" w:hanging="360"/>
+      </w:pPr>
+      <w:rPr>
+        <w:rFonts w:ascii="Courier New" w:hAnsi="Courier New" w:cs="Courier New" w:hint="default"/>
+      </w:rPr>
+    </w:lvl>
+    <w:lvl w:ilvl="2" w:tplc="FFFFFFFF" w:tentative="1">
+      <w:start w:val="1"/>
+      <w:numFmt w:val="bullet"/>
+      <w:lvlText w:val=""/>
+      <w:lvlJc w:val="left"/>
+      <w:pPr>
+        <w:ind w:left="2160" w:hanging="360"/>
+      </w:pPr>
+      <w:rPr>
+        <w:rFonts w:ascii="Wingdings" w:hAnsi="Wingdings" w:hint="default"/>
+      </w:rPr>
+    </w:lvl>
+    <w:lvl w:ilvl="3" w:tplc="FFFFFFFF" w:tentative="1">
+      <w:start w:val="1"/>
+      <w:numFmt w:val="bullet"/>
+      <w:lvlText w:val=""/>
+      <w:lvlJc w:val="left"/>
+      <w:pPr>
+        <w:ind w:left="2880" w:hanging="360"/>
+      </w:pPr>
+      <w:rPr>
+        <w:rFonts w:ascii="Symbol" w:hAnsi="Symbol" w:hint="default"/>
+      </w:rPr>
+    </w:lvl>
+    <w:lvl w:ilvl="4" w:tplc="FFFFFFFF" w:tentative="1">
+      <w:start w:val="1"/>
+      <w:numFmt w:val="bullet"/>
+      <w:lvlText w:val="o"/>
+      <w:lvlJc w:val="left"/>
+      <w:pPr>
+        <w:ind w:left="3600" w:hanging="360"/>
+      </w:pPr>
+      <w:rPr>
+        <w:rFonts w:ascii="Courier New" w:hAnsi="Courier New" w:cs="Courier New" w:hint="default"/>
+      </w:rPr>
+    </w:lvl>
+    <w:lvl w:ilvl="5" w:tplc="FFFFFFFF" w:tentative="1">
+      <w:start w:val="1"/>
+      <w:numFmt w:val="bullet"/>
+      <w:lvlText w:val=""/>
+      <w:lvlJc w:val="left"/>
+      <w:pPr>
+        <w:ind w:left="4320" w:hanging="360"/>
+      </w:pPr>
+      <w:rPr>
+        <w:rFonts w:ascii="Wingdings" w:hAnsi="Wingdings" w:hint="default"/>
+      </w:rPr>
+    </w:lvl>
+    <w:lvl w:ilvl="6" w:tplc="FFFFFFFF" w:tentative="1">
+      <w:start w:val="1"/>
+      <w:numFmt w:val="bullet"/>
+      <w:lvlText w:val=""/>
+      <w:lvlJc w:val="left"/>
+      <w:pPr>
+        <w:ind w:left="5040" w:hanging="360"/>
+      </w:pPr>
+      <w:rPr>
+        <w:rFonts w:ascii="Symbol" w:hAnsi="Symbol" w:hint="default"/>
+      </w:rPr>
+    </w:lvl>
+    <w:lvl w:ilvl="7" w:tplc="FFFFFFFF" w:tentative="1">
+      <w:start w:val="1"/>
+      <w:numFmt w:val="bullet"/>
+      <w:lvlText w:val="o"/>
+      <w:lvlJc w:val="left"/>
+      <w:pPr>
+        <w:ind w:left="5760" w:hanging="360"/>
+      </w:pPr>
+      <w:rPr>
+        <w:rFonts w:ascii="Courier New" w:hAnsi="Courier New" w:cs="Courier New" w:hint="default"/>
+      </w:rPr>
+    </w:lvl>
+    <w:lvl w:ilvl="8" w:tplc="FFFFFFFF" w:tentative="1">
+      <w:start w:val="1"/>
+      <w:numFmt w:val="bullet"/>
+      <w:lvlText w:val=""/>
+      <w:lvlJc w:val="left"/>
+      <w:pPr>
+        <w:ind w:left="6480" w:hanging="360"/>
+      </w:pPr>
+      <w:rPr>
+        <w:rFonts w:ascii="Wingdings" w:hAnsi="Wingdings" w:hint="default"/>
+      </w:rPr>
+    </w:lvl>
+  </w:abstractNum>
+  <w:abstractNum w:abstractNumId="1" w15:restartNumberingAfterBreak="0">
     <w:nsid w:val="048105B6"/>
     <w:multiLevelType w:val="hybridMultilevel"/>
     <w:tmpl w:val="4EF699CE"/>
@@ -5673,7 +10792,233 @@
       </w:pPr>
     </w:lvl>
   </w:abstractNum>
-  <w:abstractNum w:abstractNumId="1" w15:restartNumberingAfterBreak="0">
+  <w:abstractNum w:abstractNumId="2" w15:restartNumberingAfterBreak="0">
+    <w:nsid w:val="06FF25A0"/>
+    <w:multiLevelType w:val="hybridMultilevel"/>
+    <w:tmpl w:val="54A83D08"/>
+    <w:lvl w:ilvl="0" w:tplc="04090001">
+      <w:start w:val="1"/>
+      <w:numFmt w:val="bullet"/>
+      <w:lvlText w:val=""/>
+      <w:lvlJc w:val="left"/>
+      <w:pPr>
+        <w:ind w:left="720" w:hanging="360"/>
+      </w:pPr>
+      <w:rPr>
+        <w:rFonts w:ascii="Symbol" w:hAnsi="Symbol" w:hint="default"/>
+      </w:rPr>
+    </w:lvl>
+    <w:lvl w:ilvl="1" w:tplc="04090003" w:tentative="1">
+      <w:start w:val="1"/>
+      <w:numFmt w:val="bullet"/>
+      <w:lvlText w:val="o"/>
+      <w:lvlJc w:val="left"/>
+      <w:pPr>
+        <w:ind w:left="1440" w:hanging="360"/>
+      </w:pPr>
+      <w:rPr>
+        <w:rFonts w:ascii="Courier New" w:hAnsi="Courier New" w:cs="Courier New" w:hint="default"/>
+      </w:rPr>
+    </w:lvl>
+    <w:lvl w:ilvl="2" w:tplc="04090005" w:tentative="1">
+      <w:start w:val="1"/>
+      <w:numFmt w:val="bullet"/>
+      <w:lvlText w:val=""/>
+      <w:lvlJc w:val="left"/>
+      <w:pPr>
+        <w:ind w:left="2160" w:hanging="360"/>
+      </w:pPr>
+      <w:rPr>
+        <w:rFonts w:ascii="Wingdings" w:hAnsi="Wingdings" w:hint="default"/>
+      </w:rPr>
+    </w:lvl>
+    <w:lvl w:ilvl="3" w:tplc="04090001" w:tentative="1">
+      <w:start w:val="1"/>
+      <w:numFmt w:val="bullet"/>
+      <w:lvlText w:val=""/>
+      <w:lvlJc w:val="left"/>
+      <w:pPr>
+        <w:ind w:left="2880" w:hanging="360"/>
+      </w:pPr>
+      <w:rPr>
+        <w:rFonts w:ascii="Symbol" w:hAnsi="Symbol" w:hint="default"/>
+      </w:rPr>
+    </w:lvl>
+    <w:lvl w:ilvl="4" w:tplc="04090003" w:tentative="1">
+      <w:start w:val="1"/>
+      <w:numFmt w:val="bullet"/>
+      <w:lvlText w:val="o"/>
+      <w:lvlJc w:val="left"/>
+      <w:pPr>
+        <w:ind w:left="3600" w:hanging="360"/>
+      </w:pPr>
+      <w:rPr>
+        <w:rFonts w:ascii="Courier New" w:hAnsi="Courier New" w:cs="Courier New" w:hint="default"/>
+      </w:rPr>
+    </w:lvl>
+    <w:lvl w:ilvl="5" w:tplc="04090005" w:tentative="1">
+      <w:start w:val="1"/>
+      <w:numFmt w:val="bullet"/>
+      <w:lvlText w:val=""/>
+      <w:lvlJc w:val="left"/>
+      <w:pPr>
+        <w:ind w:left="4320" w:hanging="360"/>
+      </w:pPr>
+      <w:rPr>
+        <w:rFonts w:ascii="Wingdings" w:hAnsi="Wingdings" w:hint="default"/>
+      </w:rPr>
+    </w:lvl>
+    <w:lvl w:ilvl="6" w:tplc="04090001" w:tentative="1">
+      <w:start w:val="1"/>
+      <w:numFmt w:val="bullet"/>
+      <w:lvlText w:val=""/>
+      <w:lvlJc w:val="left"/>
+      <w:pPr>
+        <w:ind w:left="5040" w:hanging="360"/>
+      </w:pPr>
+      <w:rPr>
+        <w:rFonts w:ascii="Symbol" w:hAnsi="Symbol" w:hint="default"/>
+      </w:rPr>
+    </w:lvl>
+    <w:lvl w:ilvl="7" w:tplc="04090003" w:tentative="1">
+      <w:start w:val="1"/>
+      <w:numFmt w:val="bullet"/>
+      <w:lvlText w:val="o"/>
+      <w:lvlJc w:val="left"/>
+      <w:pPr>
+        <w:ind w:left="5760" w:hanging="360"/>
+      </w:pPr>
+      <w:rPr>
+        <w:rFonts w:ascii="Courier New" w:hAnsi="Courier New" w:cs="Courier New" w:hint="default"/>
+      </w:rPr>
+    </w:lvl>
+    <w:lvl w:ilvl="8" w:tplc="04090005" w:tentative="1">
+      <w:start w:val="1"/>
+      <w:numFmt w:val="bullet"/>
+      <w:lvlText w:val=""/>
+      <w:lvlJc w:val="left"/>
+      <w:pPr>
+        <w:ind w:left="6480" w:hanging="360"/>
+      </w:pPr>
+      <w:rPr>
+        <w:rFonts w:ascii="Wingdings" w:hAnsi="Wingdings" w:hint="default"/>
+      </w:rPr>
+    </w:lvl>
+  </w:abstractNum>
+  <w:abstractNum w:abstractNumId="3" w15:restartNumberingAfterBreak="0">
+    <w:nsid w:val="073818FD"/>
+    <w:multiLevelType w:val="hybridMultilevel"/>
+    <w:tmpl w:val="D2967B12"/>
+    <w:lvl w:ilvl="0" w:tplc="04090001">
+      <w:start w:val="1"/>
+      <w:numFmt w:val="bullet"/>
+      <w:lvlText w:val=""/>
+      <w:lvlJc w:val="left"/>
+      <w:pPr>
+        <w:ind w:left="720" w:hanging="360"/>
+      </w:pPr>
+      <w:rPr>
+        <w:rFonts w:ascii="Symbol" w:hAnsi="Symbol" w:hint="default"/>
+      </w:rPr>
+    </w:lvl>
+    <w:lvl w:ilvl="1" w:tplc="04090003" w:tentative="1">
+      <w:start w:val="1"/>
+      <w:numFmt w:val="bullet"/>
+      <w:lvlText w:val="o"/>
+      <w:lvlJc w:val="left"/>
+      <w:pPr>
+        <w:ind w:left="1440" w:hanging="360"/>
+      </w:pPr>
+      <w:rPr>
+        <w:rFonts w:ascii="Courier New" w:hAnsi="Courier New" w:cs="Courier New" w:hint="default"/>
+      </w:rPr>
+    </w:lvl>
+    <w:lvl w:ilvl="2" w:tplc="04090005" w:tentative="1">
+      <w:start w:val="1"/>
+      <w:numFmt w:val="bullet"/>
+      <w:lvlText w:val=""/>
+      <w:lvlJc w:val="left"/>
+      <w:pPr>
+        <w:ind w:left="2160" w:hanging="360"/>
+      </w:pPr>
+      <w:rPr>
+        <w:rFonts w:ascii="Wingdings" w:hAnsi="Wingdings" w:hint="default"/>
+      </w:rPr>
+    </w:lvl>
+    <w:lvl w:ilvl="3" w:tplc="04090001" w:tentative="1">
+      <w:start w:val="1"/>
+      <w:numFmt w:val="bullet"/>
+      <w:lvlText w:val=""/>
+      <w:lvlJc w:val="left"/>
+      <w:pPr>
+        <w:ind w:left="2880" w:hanging="360"/>
+      </w:pPr>
+      <w:rPr>
+        <w:rFonts w:ascii="Symbol" w:hAnsi="Symbol" w:hint="default"/>
+      </w:rPr>
+    </w:lvl>
+    <w:lvl w:ilvl="4" w:tplc="04090003" w:tentative="1">
+      <w:start w:val="1"/>
+      <w:numFmt w:val="bullet"/>
+      <w:lvlText w:val="o"/>
+      <w:lvlJc w:val="left"/>
+      <w:pPr>
+        <w:ind w:left="3600" w:hanging="360"/>
+      </w:pPr>
+      <w:rPr>
+        <w:rFonts w:ascii="Courier New" w:hAnsi="Courier New" w:cs="Courier New" w:hint="default"/>
+      </w:rPr>
+    </w:lvl>
+    <w:lvl w:ilvl="5" w:tplc="04090005" w:tentative="1">
+      <w:start w:val="1"/>
+      <w:numFmt w:val="bullet"/>
+      <w:lvlText w:val=""/>
+      <w:lvlJc w:val="left"/>
+      <w:pPr>
+        <w:ind w:left="4320" w:hanging="360"/>
+      </w:pPr>
+      <w:rPr>
+        <w:rFonts w:ascii="Wingdings" w:hAnsi="Wingdings" w:hint="default"/>
+      </w:rPr>
+    </w:lvl>
+    <w:lvl w:ilvl="6" w:tplc="04090001" w:tentative="1">
+      <w:start w:val="1"/>
+      <w:numFmt w:val="bullet"/>
+      <w:lvlText w:val=""/>
+      <w:lvlJc w:val="left"/>
+      <w:pPr>
+        <w:ind w:left="5040" w:hanging="360"/>
+      </w:pPr>
+      <w:rPr>
+        <w:rFonts w:ascii="Symbol" w:hAnsi="Symbol" w:hint="default"/>
+      </w:rPr>
+    </w:lvl>
+    <w:lvl w:ilvl="7" w:tplc="04090003" w:tentative="1">
+      <w:start w:val="1"/>
+      <w:numFmt w:val="bullet"/>
+      <w:lvlText w:val="o"/>
+      <w:lvlJc w:val="left"/>
+      <w:pPr>
+        <w:ind w:left="5760" w:hanging="360"/>
+      </w:pPr>
+      <w:rPr>
+        <w:rFonts w:ascii="Courier New" w:hAnsi="Courier New" w:cs="Courier New" w:hint="default"/>
+      </w:rPr>
+    </w:lvl>
+    <w:lvl w:ilvl="8" w:tplc="04090005" w:tentative="1">
+      <w:start w:val="1"/>
+      <w:numFmt w:val="bullet"/>
+      <w:lvlText w:val=""/>
+      <w:lvlJc w:val="left"/>
+      <w:pPr>
+        <w:ind w:left="6480" w:hanging="360"/>
+      </w:pPr>
+      <w:rPr>
+        <w:rFonts w:ascii="Wingdings" w:hAnsi="Wingdings" w:hint="default"/>
+      </w:rPr>
+    </w:lvl>
+  </w:abstractNum>
+  <w:abstractNum w:abstractNumId="4" w15:restartNumberingAfterBreak="0">
     <w:nsid w:val="0740631F"/>
     <w:multiLevelType w:val="hybridMultilevel"/>
     <w:tmpl w:val="E0223C34"/>
@@ -5786,7 +11131,7 @@
       </w:rPr>
     </w:lvl>
   </w:abstractNum>
-  <w:abstractNum w:abstractNumId="2" w15:restartNumberingAfterBreak="0">
+  <w:abstractNum w:abstractNumId="5" w15:restartNumberingAfterBreak="0">
     <w:nsid w:val="0AD23D17"/>
     <w:multiLevelType w:val="hybridMultilevel"/>
     <w:tmpl w:val="D2409A3E"/>
@@ -5899,7 +11244,7 @@
       </w:rPr>
     </w:lvl>
   </w:abstractNum>
-  <w:abstractNum w:abstractNumId="3" w15:restartNumberingAfterBreak="0">
+  <w:abstractNum w:abstractNumId="6" w15:restartNumberingAfterBreak="0">
     <w:nsid w:val="0F1374E5"/>
     <w:multiLevelType w:val="hybridMultilevel"/>
     <w:tmpl w:val="68D64252"/>
@@ -6012,7 +11357,7 @@
       </w:rPr>
     </w:lvl>
   </w:abstractNum>
-  <w:abstractNum w:abstractNumId="4" w15:restartNumberingAfterBreak="0">
+  <w:abstractNum w:abstractNumId="7" w15:restartNumberingAfterBreak="0">
     <w:nsid w:val="13357EC0"/>
     <w:multiLevelType w:val="hybridMultilevel"/>
     <w:tmpl w:val="8EE449CE"/>
@@ -6101,7 +11446,7 @@
       </w:pPr>
     </w:lvl>
   </w:abstractNum>
-  <w:abstractNum w:abstractNumId="5" w15:restartNumberingAfterBreak="0">
+  <w:abstractNum w:abstractNumId="8" w15:restartNumberingAfterBreak="0">
     <w:nsid w:val="134578DB"/>
     <w:multiLevelType w:val="hybridMultilevel"/>
     <w:tmpl w:val="8C4A720C"/>
@@ -6214,7 +11559,120 @@
       </w:rPr>
     </w:lvl>
   </w:abstractNum>
-  <w:abstractNum w:abstractNumId="6" w15:restartNumberingAfterBreak="0">
+  <w:abstractNum w:abstractNumId="9" w15:restartNumberingAfterBreak="0">
+    <w:nsid w:val="187623E2"/>
+    <w:multiLevelType w:val="hybridMultilevel"/>
+    <w:tmpl w:val="888E2CE2"/>
+    <w:lvl w:ilvl="0" w:tplc="04090001">
+      <w:start w:val="1"/>
+      <w:numFmt w:val="bullet"/>
+      <w:lvlText w:val=""/>
+      <w:lvlJc w:val="left"/>
+      <w:pPr>
+        <w:ind w:left="720" w:hanging="360"/>
+      </w:pPr>
+      <w:rPr>
+        <w:rFonts w:ascii="Symbol" w:hAnsi="Symbol" w:hint="default"/>
+      </w:rPr>
+    </w:lvl>
+    <w:lvl w:ilvl="1" w:tplc="04090003" w:tentative="1">
+      <w:start w:val="1"/>
+      <w:numFmt w:val="bullet"/>
+      <w:lvlText w:val="o"/>
+      <w:lvlJc w:val="left"/>
+      <w:pPr>
+        <w:ind w:left="1440" w:hanging="360"/>
+      </w:pPr>
+      <w:rPr>
+        <w:rFonts w:ascii="Courier New" w:hAnsi="Courier New" w:cs="Courier New" w:hint="default"/>
+      </w:rPr>
+    </w:lvl>
+    <w:lvl w:ilvl="2" w:tplc="04090005" w:tentative="1">
+      <w:start w:val="1"/>
+      <w:numFmt w:val="bullet"/>
+      <w:lvlText w:val=""/>
+      <w:lvlJc w:val="left"/>
+      <w:pPr>
+        <w:ind w:left="2160" w:hanging="360"/>
+      </w:pPr>
+      <w:rPr>
+        <w:rFonts w:ascii="Wingdings" w:hAnsi="Wingdings" w:hint="default"/>
+      </w:rPr>
+    </w:lvl>
+    <w:lvl w:ilvl="3" w:tplc="04090001" w:tentative="1">
+      <w:start w:val="1"/>
+      <w:numFmt w:val="bullet"/>
+      <w:lvlText w:val=""/>
+      <w:lvlJc w:val="left"/>
+      <w:pPr>
+        <w:ind w:left="2880" w:hanging="360"/>
+      </w:pPr>
+      <w:rPr>
+        <w:rFonts w:ascii="Symbol" w:hAnsi="Symbol" w:hint="default"/>
+      </w:rPr>
+    </w:lvl>
+    <w:lvl w:ilvl="4" w:tplc="04090003" w:tentative="1">
+      <w:start w:val="1"/>
+      <w:numFmt w:val="bullet"/>
+      <w:lvlText w:val="o"/>
+      <w:lvlJc w:val="left"/>
+      <w:pPr>
+        <w:ind w:left="3600" w:hanging="360"/>
+      </w:pPr>
+      <w:rPr>
+        <w:rFonts w:ascii="Courier New" w:hAnsi="Courier New" w:cs="Courier New" w:hint="default"/>
+      </w:rPr>
+    </w:lvl>
+    <w:lvl w:ilvl="5" w:tplc="04090005" w:tentative="1">
+      <w:start w:val="1"/>
+      <w:numFmt w:val="bullet"/>
+      <w:lvlText w:val=""/>
+      <w:lvlJc w:val="left"/>
+      <w:pPr>
+        <w:ind w:left="4320" w:hanging="360"/>
+      </w:pPr>
+      <w:rPr>
+        <w:rFonts w:ascii="Wingdings" w:hAnsi="Wingdings" w:hint="default"/>
+      </w:rPr>
+    </w:lvl>
+    <w:lvl w:ilvl="6" w:tplc="04090001" w:tentative="1">
+      <w:start w:val="1"/>
+      <w:numFmt w:val="bullet"/>
+      <w:lvlText w:val=""/>
+      <w:lvlJc w:val="left"/>
+      <w:pPr>
+        <w:ind w:left="5040" w:hanging="360"/>
+      </w:pPr>
+      <w:rPr>
+        <w:rFonts w:ascii="Symbol" w:hAnsi="Symbol" w:hint="default"/>
+      </w:rPr>
+    </w:lvl>
+    <w:lvl w:ilvl="7" w:tplc="04090003" w:tentative="1">
+      <w:start w:val="1"/>
+      <w:numFmt w:val="bullet"/>
+      <w:lvlText w:val="o"/>
+      <w:lvlJc w:val="left"/>
+      <w:pPr>
+        <w:ind w:left="5760" w:hanging="360"/>
+      </w:pPr>
+      <w:rPr>
+        <w:rFonts w:ascii="Courier New" w:hAnsi="Courier New" w:cs="Courier New" w:hint="default"/>
+      </w:rPr>
+    </w:lvl>
+    <w:lvl w:ilvl="8" w:tplc="04090005" w:tentative="1">
+      <w:start w:val="1"/>
+      <w:numFmt w:val="bullet"/>
+      <w:lvlText w:val=""/>
+      <w:lvlJc w:val="left"/>
+      <w:pPr>
+        <w:ind w:left="6480" w:hanging="360"/>
+      </w:pPr>
+      <w:rPr>
+        <w:rFonts w:ascii="Wingdings" w:hAnsi="Wingdings" w:hint="default"/>
+      </w:rPr>
+    </w:lvl>
+  </w:abstractNum>
+  <w:abstractNum w:abstractNumId="10" w15:restartNumberingAfterBreak="0">
     <w:nsid w:val="1C052AC9"/>
     <w:multiLevelType w:val="hybridMultilevel"/>
     <w:tmpl w:val="F34E7910"/>
@@ -6327,7 +11785,7 @@
       </w:rPr>
     </w:lvl>
   </w:abstractNum>
-  <w:abstractNum w:abstractNumId="7" w15:restartNumberingAfterBreak="0">
+  <w:abstractNum w:abstractNumId="11" w15:restartNumberingAfterBreak="0">
     <w:nsid w:val="210751B6"/>
     <w:multiLevelType w:val="hybridMultilevel"/>
     <w:tmpl w:val="D298C59E"/>
@@ -6440,7 +11898,7 @@
       </w:rPr>
     </w:lvl>
   </w:abstractNum>
-  <w:abstractNum w:abstractNumId="8" w15:restartNumberingAfterBreak="0">
+  <w:abstractNum w:abstractNumId="12" w15:restartNumberingAfterBreak="0">
     <w:nsid w:val="269B3172"/>
     <w:multiLevelType w:val="hybridMultilevel"/>
     <w:tmpl w:val="285839DC"/>
@@ -6553,7 +12011,405 @@
       </w:rPr>
     </w:lvl>
   </w:abstractNum>
-  <w:abstractNum w:abstractNumId="9" w15:restartNumberingAfterBreak="0">
+  <w:abstractNum w:abstractNumId="13" w15:restartNumberingAfterBreak="0">
+    <w:nsid w:val="30085D61"/>
+    <w:multiLevelType w:val="hybridMultilevel"/>
+    <w:tmpl w:val="3C284E3A"/>
+    <w:lvl w:ilvl="0" w:tplc="04090001">
+      <w:start w:val="1"/>
+      <w:numFmt w:val="bullet"/>
+      <w:lvlText w:val=""/>
+      <w:lvlJc w:val="left"/>
+      <w:pPr>
+        <w:ind w:left="720" w:hanging="360"/>
+      </w:pPr>
+      <w:rPr>
+        <w:rFonts w:ascii="Symbol" w:hAnsi="Symbol" w:hint="default"/>
+      </w:rPr>
+    </w:lvl>
+    <w:lvl w:ilvl="1" w:tplc="04090003">
+      <w:start w:val="1"/>
+      <w:numFmt w:val="bullet"/>
+      <w:lvlText w:val="o"/>
+      <w:lvlJc w:val="left"/>
+      <w:pPr>
+        <w:ind w:left="1440" w:hanging="360"/>
+      </w:pPr>
+      <w:rPr>
+        <w:rFonts w:ascii="Courier New" w:hAnsi="Courier New" w:cs="Courier New" w:hint="default"/>
+      </w:rPr>
+    </w:lvl>
+    <w:lvl w:ilvl="2" w:tplc="04090005" w:tentative="1">
+      <w:start w:val="1"/>
+      <w:numFmt w:val="bullet"/>
+      <w:lvlText w:val=""/>
+      <w:lvlJc w:val="left"/>
+      <w:pPr>
+        <w:ind w:left="2160" w:hanging="360"/>
+      </w:pPr>
+      <w:rPr>
+        <w:rFonts w:ascii="Wingdings" w:hAnsi="Wingdings" w:hint="default"/>
+      </w:rPr>
+    </w:lvl>
+    <w:lvl w:ilvl="3" w:tplc="04090001" w:tentative="1">
+      <w:start w:val="1"/>
+      <w:numFmt w:val="bullet"/>
+      <w:lvlText w:val=""/>
+      <w:lvlJc w:val="left"/>
+      <w:pPr>
+        <w:ind w:left="2880" w:hanging="360"/>
+      </w:pPr>
+      <w:rPr>
+        <w:rFonts w:ascii="Symbol" w:hAnsi="Symbol" w:hint="default"/>
+      </w:rPr>
+    </w:lvl>
+    <w:lvl w:ilvl="4" w:tplc="04090003" w:tentative="1">
+      <w:start w:val="1"/>
+      <w:numFmt w:val="bullet"/>
+      <w:lvlText w:val="o"/>
+      <w:lvlJc w:val="left"/>
+      <w:pPr>
+        <w:ind w:left="3600" w:hanging="360"/>
+      </w:pPr>
+      <w:rPr>
+        <w:rFonts w:ascii="Courier New" w:hAnsi="Courier New" w:cs="Courier New" w:hint="default"/>
+      </w:rPr>
+    </w:lvl>
+    <w:lvl w:ilvl="5" w:tplc="04090005" w:tentative="1">
+      <w:start w:val="1"/>
+      <w:numFmt w:val="bullet"/>
+      <w:lvlText w:val=""/>
+      <w:lvlJc w:val="left"/>
+      <w:pPr>
+        <w:ind w:left="4320" w:hanging="360"/>
+      </w:pPr>
+      <w:rPr>
+        <w:rFonts w:ascii="Wingdings" w:hAnsi="Wingdings" w:hint="default"/>
+      </w:rPr>
+    </w:lvl>
+    <w:lvl w:ilvl="6" w:tplc="04090001" w:tentative="1">
+      <w:start w:val="1"/>
+      <w:numFmt w:val="bullet"/>
+      <w:lvlText w:val=""/>
+      <w:lvlJc w:val="left"/>
+      <w:pPr>
+        <w:ind w:left="5040" w:hanging="360"/>
+      </w:pPr>
+      <w:rPr>
+        <w:rFonts w:ascii="Symbol" w:hAnsi="Symbol" w:hint="default"/>
+      </w:rPr>
+    </w:lvl>
+    <w:lvl w:ilvl="7" w:tplc="04090003" w:tentative="1">
+      <w:start w:val="1"/>
+      <w:numFmt w:val="bullet"/>
+      <w:lvlText w:val="o"/>
+      <w:lvlJc w:val="left"/>
+      <w:pPr>
+        <w:ind w:left="5760" w:hanging="360"/>
+      </w:pPr>
+      <w:rPr>
+        <w:rFonts w:ascii="Courier New" w:hAnsi="Courier New" w:cs="Courier New" w:hint="default"/>
+      </w:rPr>
+    </w:lvl>
+    <w:lvl w:ilvl="8" w:tplc="04090005" w:tentative="1">
+      <w:start w:val="1"/>
+      <w:numFmt w:val="bullet"/>
+      <w:lvlText w:val=""/>
+      <w:lvlJc w:val="left"/>
+      <w:pPr>
+        <w:ind w:left="6480" w:hanging="360"/>
+      </w:pPr>
+      <w:rPr>
+        <w:rFonts w:ascii="Wingdings" w:hAnsi="Wingdings" w:hint="default"/>
+      </w:rPr>
+    </w:lvl>
+  </w:abstractNum>
+  <w:abstractNum w:abstractNumId="14" w15:restartNumberingAfterBreak="0">
+    <w:nsid w:val="34056BD4"/>
+    <w:multiLevelType w:val="hybridMultilevel"/>
+    <w:tmpl w:val="C82E186E"/>
+    <w:lvl w:ilvl="0" w:tplc="0409000F">
+      <w:start w:val="1"/>
+      <w:numFmt w:val="decimal"/>
+      <w:lvlText w:val="%1."/>
+      <w:lvlJc w:val="left"/>
+      <w:pPr>
+        <w:ind w:left="720" w:hanging="360"/>
+      </w:pPr>
+    </w:lvl>
+    <w:lvl w:ilvl="1" w:tplc="04090019" w:tentative="1">
+      <w:start w:val="1"/>
+      <w:numFmt w:val="lowerLetter"/>
+      <w:lvlText w:val="%2."/>
+      <w:lvlJc w:val="left"/>
+      <w:pPr>
+        <w:ind w:left="1440" w:hanging="360"/>
+      </w:pPr>
+    </w:lvl>
+    <w:lvl w:ilvl="2" w:tplc="0409001B" w:tentative="1">
+      <w:start w:val="1"/>
+      <w:numFmt w:val="lowerRoman"/>
+      <w:lvlText w:val="%3."/>
+      <w:lvlJc w:val="right"/>
+      <w:pPr>
+        <w:ind w:left="2160" w:hanging="180"/>
+      </w:pPr>
+    </w:lvl>
+    <w:lvl w:ilvl="3" w:tplc="0409000F" w:tentative="1">
+      <w:start w:val="1"/>
+      <w:numFmt w:val="decimal"/>
+      <w:lvlText w:val="%4."/>
+      <w:lvlJc w:val="left"/>
+      <w:pPr>
+        <w:ind w:left="2880" w:hanging="360"/>
+      </w:pPr>
+    </w:lvl>
+    <w:lvl w:ilvl="4" w:tplc="04090019" w:tentative="1">
+      <w:start w:val="1"/>
+      <w:numFmt w:val="lowerLetter"/>
+      <w:lvlText w:val="%5."/>
+      <w:lvlJc w:val="left"/>
+      <w:pPr>
+        <w:ind w:left="3600" w:hanging="360"/>
+      </w:pPr>
+    </w:lvl>
+    <w:lvl w:ilvl="5" w:tplc="0409001B" w:tentative="1">
+      <w:start w:val="1"/>
+      <w:numFmt w:val="lowerRoman"/>
+      <w:lvlText w:val="%6."/>
+      <w:lvlJc w:val="right"/>
+      <w:pPr>
+        <w:ind w:left="4320" w:hanging="180"/>
+      </w:pPr>
+    </w:lvl>
+    <w:lvl w:ilvl="6" w:tplc="0409000F" w:tentative="1">
+      <w:start w:val="1"/>
+      <w:numFmt w:val="decimal"/>
+      <w:lvlText w:val="%7."/>
+      <w:lvlJc w:val="left"/>
+      <w:pPr>
+        <w:ind w:left="5040" w:hanging="360"/>
+      </w:pPr>
+    </w:lvl>
+    <w:lvl w:ilvl="7" w:tplc="04090019" w:tentative="1">
+      <w:start w:val="1"/>
+      <w:numFmt w:val="lowerLetter"/>
+      <w:lvlText w:val="%8."/>
+      <w:lvlJc w:val="left"/>
+      <w:pPr>
+        <w:ind w:left="5760" w:hanging="360"/>
+      </w:pPr>
+    </w:lvl>
+    <w:lvl w:ilvl="8" w:tplc="0409001B" w:tentative="1">
+      <w:start w:val="1"/>
+      <w:numFmt w:val="lowerRoman"/>
+      <w:lvlText w:val="%9."/>
+      <w:lvlJc w:val="right"/>
+      <w:pPr>
+        <w:ind w:left="6480" w:hanging="180"/>
+      </w:pPr>
+    </w:lvl>
+  </w:abstractNum>
+  <w:abstractNum w:abstractNumId="15" w15:restartNumberingAfterBreak="0">
+    <w:nsid w:val="375038A2"/>
+    <w:multiLevelType w:val="hybridMultilevel"/>
+    <w:tmpl w:val="9A4CC9FE"/>
+    <w:lvl w:ilvl="0" w:tplc="04090001">
+      <w:start w:val="1"/>
+      <w:numFmt w:val="bullet"/>
+      <w:lvlText w:val=""/>
+      <w:lvlJc w:val="left"/>
+      <w:pPr>
+        <w:ind w:left="720" w:hanging="360"/>
+      </w:pPr>
+      <w:rPr>
+        <w:rFonts w:ascii="Symbol" w:hAnsi="Symbol" w:hint="default"/>
+      </w:rPr>
+    </w:lvl>
+    <w:lvl w:ilvl="1" w:tplc="04090003" w:tentative="1">
+      <w:start w:val="1"/>
+      <w:numFmt w:val="bullet"/>
+      <w:lvlText w:val="o"/>
+      <w:lvlJc w:val="left"/>
+      <w:pPr>
+        <w:ind w:left="1440" w:hanging="360"/>
+      </w:pPr>
+      <w:rPr>
+        <w:rFonts w:ascii="Courier New" w:hAnsi="Courier New" w:cs="Courier New" w:hint="default"/>
+      </w:rPr>
+    </w:lvl>
+    <w:lvl w:ilvl="2" w:tplc="04090005" w:tentative="1">
+      <w:start w:val="1"/>
+      <w:numFmt w:val="bullet"/>
+      <w:lvlText w:val=""/>
+      <w:lvlJc w:val="left"/>
+      <w:pPr>
+        <w:ind w:left="2160" w:hanging="360"/>
+      </w:pPr>
+      <w:rPr>
+        <w:rFonts w:ascii="Wingdings" w:hAnsi="Wingdings" w:hint="default"/>
+      </w:rPr>
+    </w:lvl>
+    <w:lvl w:ilvl="3" w:tplc="04090001" w:tentative="1">
+      <w:start w:val="1"/>
+      <w:numFmt w:val="bullet"/>
+      <w:lvlText w:val=""/>
+      <w:lvlJc w:val="left"/>
+      <w:pPr>
+        <w:ind w:left="2880" w:hanging="360"/>
+      </w:pPr>
+      <w:rPr>
+        <w:rFonts w:ascii="Symbol" w:hAnsi="Symbol" w:hint="default"/>
+      </w:rPr>
+    </w:lvl>
+    <w:lvl w:ilvl="4" w:tplc="04090003" w:tentative="1">
+      <w:start w:val="1"/>
+      <w:numFmt w:val="bullet"/>
+      <w:lvlText w:val="o"/>
+      <w:lvlJc w:val="left"/>
+      <w:pPr>
+        <w:ind w:left="3600" w:hanging="360"/>
+      </w:pPr>
+      <w:rPr>
+        <w:rFonts w:ascii="Courier New" w:hAnsi="Courier New" w:cs="Courier New" w:hint="default"/>
+      </w:rPr>
+    </w:lvl>
+    <w:lvl w:ilvl="5" w:tplc="04090005" w:tentative="1">
+      <w:start w:val="1"/>
+      <w:numFmt w:val="bullet"/>
+      <w:lvlText w:val=""/>
+      <w:lvlJc w:val="left"/>
+      <w:pPr>
+        <w:ind w:left="4320" w:hanging="360"/>
+      </w:pPr>
+      <w:rPr>
+        <w:rFonts w:ascii="Wingdings" w:hAnsi="Wingdings" w:hint="default"/>
+      </w:rPr>
+    </w:lvl>
+    <w:lvl w:ilvl="6" w:tplc="04090001" w:tentative="1">
+      <w:start w:val="1"/>
+      <w:numFmt w:val="bullet"/>
+      <w:lvlText w:val=""/>
+      <w:lvlJc w:val="left"/>
+      <w:pPr>
+        <w:ind w:left="5040" w:hanging="360"/>
+      </w:pPr>
+      <w:rPr>
+        <w:rFonts w:ascii="Symbol" w:hAnsi="Symbol" w:hint="default"/>
+      </w:rPr>
+    </w:lvl>
+    <w:lvl w:ilvl="7" w:tplc="04090003" w:tentative="1">
+      <w:start w:val="1"/>
+      <w:numFmt w:val="bullet"/>
+      <w:lvlText w:val="o"/>
+      <w:lvlJc w:val="left"/>
+      <w:pPr>
+        <w:ind w:left="5760" w:hanging="360"/>
+      </w:pPr>
+      <w:rPr>
+        <w:rFonts w:ascii="Courier New" w:hAnsi="Courier New" w:cs="Courier New" w:hint="default"/>
+      </w:rPr>
+    </w:lvl>
+    <w:lvl w:ilvl="8" w:tplc="04090005" w:tentative="1">
+      <w:start w:val="1"/>
+      <w:numFmt w:val="bullet"/>
+      <w:lvlText w:val=""/>
+      <w:lvlJc w:val="left"/>
+      <w:pPr>
+        <w:ind w:left="6480" w:hanging="360"/>
+      </w:pPr>
+      <w:rPr>
+        <w:rFonts w:ascii="Wingdings" w:hAnsi="Wingdings" w:hint="default"/>
+      </w:rPr>
+    </w:lvl>
+  </w:abstractNum>
+  <w:abstractNum w:abstractNumId="16" w15:restartNumberingAfterBreak="0">
+    <w:nsid w:val="38D213B9"/>
+    <w:multiLevelType w:val="hybridMultilevel"/>
+    <w:tmpl w:val="A4364AD6"/>
+    <w:lvl w:ilvl="0" w:tplc="0409000F">
+      <w:start w:val="1"/>
+      <w:numFmt w:val="decimal"/>
+      <w:lvlText w:val="%1."/>
+      <w:lvlJc w:val="left"/>
+      <w:pPr>
+        <w:ind w:left="720" w:hanging="360"/>
+      </w:pPr>
+    </w:lvl>
+    <w:lvl w:ilvl="1" w:tplc="04090019" w:tentative="1">
+      <w:start w:val="1"/>
+      <w:numFmt w:val="lowerLetter"/>
+      <w:lvlText w:val="%2."/>
+      <w:lvlJc w:val="left"/>
+      <w:pPr>
+        <w:ind w:left="1440" w:hanging="360"/>
+      </w:pPr>
+    </w:lvl>
+    <w:lvl w:ilvl="2" w:tplc="0409001B" w:tentative="1">
+      <w:start w:val="1"/>
+      <w:numFmt w:val="lowerRoman"/>
+      <w:lvlText w:val="%3."/>
+      <w:lvlJc w:val="right"/>
+      <w:pPr>
+        <w:ind w:left="2160" w:hanging="180"/>
+      </w:pPr>
+    </w:lvl>
+    <w:lvl w:ilvl="3" w:tplc="0409000F" w:tentative="1">
+      <w:start w:val="1"/>
+      <w:numFmt w:val="decimal"/>
+      <w:lvlText w:val="%4."/>
+      <w:lvlJc w:val="left"/>
+      <w:pPr>
+        <w:ind w:left="2880" w:hanging="360"/>
+      </w:pPr>
+    </w:lvl>
+    <w:lvl w:ilvl="4" w:tplc="04090019" w:tentative="1">
+      <w:start w:val="1"/>
+      <w:numFmt w:val="lowerLetter"/>
+      <w:lvlText w:val="%5."/>
+      <w:lvlJc w:val="left"/>
+      <w:pPr>
+        <w:ind w:left="3600" w:hanging="360"/>
+      </w:pPr>
+    </w:lvl>
+    <w:lvl w:ilvl="5" w:tplc="0409001B" w:tentative="1">
+      <w:start w:val="1"/>
+      <w:numFmt w:val="lowerRoman"/>
+      <w:lvlText w:val="%6."/>
+      <w:lvlJc w:val="right"/>
+      <w:pPr>
+        <w:ind w:left="4320" w:hanging="180"/>
+      </w:pPr>
+    </w:lvl>
+    <w:lvl w:ilvl="6" w:tplc="0409000F" w:tentative="1">
+      <w:start w:val="1"/>
+      <w:numFmt w:val="decimal"/>
+      <w:lvlText w:val="%7."/>
+      <w:lvlJc w:val="left"/>
+      <w:pPr>
+        <w:ind w:left="5040" w:hanging="360"/>
+      </w:pPr>
+    </w:lvl>
+    <w:lvl w:ilvl="7" w:tplc="04090019" w:tentative="1">
+      <w:start w:val="1"/>
+      <w:numFmt w:val="lowerLetter"/>
+      <w:lvlText w:val="%8."/>
+      <w:lvlJc w:val="left"/>
+      <w:pPr>
+        <w:ind w:left="5760" w:hanging="360"/>
+      </w:pPr>
+    </w:lvl>
+    <w:lvl w:ilvl="8" w:tplc="0409001B" w:tentative="1">
+      <w:start w:val="1"/>
+      <w:numFmt w:val="lowerRoman"/>
+      <w:lvlText w:val="%9."/>
+      <w:lvlJc w:val="right"/>
+      <w:pPr>
+        <w:ind w:left="6480" w:hanging="180"/>
+      </w:pPr>
+    </w:lvl>
+  </w:abstractNum>
+  <w:abstractNum w:abstractNumId="17" w15:restartNumberingAfterBreak="0">
     <w:nsid w:val="3B8356F1"/>
     <w:multiLevelType w:val="hybridMultilevel"/>
     <w:tmpl w:val="8EEEBB50"/>
@@ -6642,7 +12498,120 @@
       </w:pPr>
     </w:lvl>
   </w:abstractNum>
-  <w:abstractNum w:abstractNumId="10" w15:restartNumberingAfterBreak="0">
+  <w:abstractNum w:abstractNumId="18" w15:restartNumberingAfterBreak="0">
+    <w:nsid w:val="3BAA25E5"/>
+    <w:multiLevelType w:val="hybridMultilevel"/>
+    <w:tmpl w:val="D8C825EC"/>
+    <w:lvl w:ilvl="0" w:tplc="2CA28E42">
+      <w:start w:val="1"/>
+      <w:numFmt w:val="decimal"/>
+      <w:lvlText w:val="%1."/>
+      <w:lvlJc w:val="center"/>
+      <w:pPr>
+        <w:ind w:left="720" w:hanging="360"/>
+      </w:pPr>
+      <w:rPr>
+        <w:rFonts w:hint="default"/>
+      </w:rPr>
+    </w:lvl>
+    <w:lvl w:ilvl="1" w:tplc="FFFFFFFF" w:tentative="1">
+      <w:start w:val="1"/>
+      <w:numFmt w:val="bullet"/>
+      <w:lvlText w:val="o"/>
+      <w:lvlJc w:val="left"/>
+      <w:pPr>
+        <w:ind w:left="1440" w:hanging="360"/>
+      </w:pPr>
+      <w:rPr>
+        <w:rFonts w:ascii="Courier New" w:hAnsi="Courier New" w:cs="Courier New" w:hint="default"/>
+      </w:rPr>
+    </w:lvl>
+    <w:lvl w:ilvl="2" w:tplc="FFFFFFFF" w:tentative="1">
+      <w:start w:val="1"/>
+      <w:numFmt w:val="bullet"/>
+      <w:lvlText w:val=""/>
+      <w:lvlJc w:val="left"/>
+      <w:pPr>
+        <w:ind w:left="2160" w:hanging="360"/>
+      </w:pPr>
+      <w:rPr>
+        <w:rFonts w:ascii="Wingdings" w:hAnsi="Wingdings" w:hint="default"/>
+      </w:rPr>
+    </w:lvl>
+    <w:lvl w:ilvl="3" w:tplc="FFFFFFFF" w:tentative="1">
+      <w:start w:val="1"/>
+      <w:numFmt w:val="bullet"/>
+      <w:lvlText w:val=""/>
+      <w:lvlJc w:val="left"/>
+      <w:pPr>
+        <w:ind w:left="2880" w:hanging="360"/>
+      </w:pPr>
+      <w:rPr>
+        <w:rFonts w:ascii="Symbol" w:hAnsi="Symbol" w:hint="default"/>
+      </w:rPr>
+    </w:lvl>
+    <w:lvl w:ilvl="4" w:tplc="FFFFFFFF" w:tentative="1">
+      <w:start w:val="1"/>
+      <w:numFmt w:val="bullet"/>
+      <w:lvlText w:val="o"/>
+      <w:lvlJc w:val="left"/>
+      <w:pPr>
+        <w:ind w:left="3600" w:hanging="360"/>
+      </w:pPr>
+      <w:rPr>
+        <w:rFonts w:ascii="Courier New" w:hAnsi="Courier New" w:cs="Courier New" w:hint="default"/>
+      </w:rPr>
+    </w:lvl>
+    <w:lvl w:ilvl="5" w:tplc="FFFFFFFF" w:tentative="1">
+      <w:start w:val="1"/>
+      <w:numFmt w:val="bullet"/>
+      <w:lvlText w:val=""/>
+      <w:lvlJc w:val="left"/>
+      <w:pPr>
+        <w:ind w:left="4320" w:hanging="360"/>
+      </w:pPr>
+      <w:rPr>
+        <w:rFonts w:ascii="Wingdings" w:hAnsi="Wingdings" w:hint="default"/>
+      </w:rPr>
+    </w:lvl>
+    <w:lvl w:ilvl="6" w:tplc="FFFFFFFF" w:tentative="1">
+      <w:start w:val="1"/>
+      <w:numFmt w:val="bullet"/>
+      <w:lvlText w:val=""/>
+      <w:lvlJc w:val="left"/>
+      <w:pPr>
+        <w:ind w:left="5040" w:hanging="360"/>
+      </w:pPr>
+      <w:rPr>
+        <w:rFonts w:ascii="Symbol" w:hAnsi="Symbol" w:hint="default"/>
+      </w:rPr>
+    </w:lvl>
+    <w:lvl w:ilvl="7" w:tplc="FFFFFFFF" w:tentative="1">
+      <w:start w:val="1"/>
+      <w:numFmt w:val="bullet"/>
+      <w:lvlText w:val="o"/>
+      <w:lvlJc w:val="left"/>
+      <w:pPr>
+        <w:ind w:left="5760" w:hanging="360"/>
+      </w:pPr>
+      <w:rPr>
+        <w:rFonts w:ascii="Courier New" w:hAnsi="Courier New" w:cs="Courier New" w:hint="default"/>
+      </w:rPr>
+    </w:lvl>
+    <w:lvl w:ilvl="8" w:tplc="FFFFFFFF" w:tentative="1">
+      <w:start w:val="1"/>
+      <w:numFmt w:val="bullet"/>
+      <w:lvlText w:val=""/>
+      <w:lvlJc w:val="left"/>
+      <w:pPr>
+        <w:ind w:left="6480" w:hanging="360"/>
+      </w:pPr>
+      <w:rPr>
+        <w:rFonts w:ascii="Wingdings" w:hAnsi="Wingdings" w:hint="default"/>
+      </w:rPr>
+    </w:lvl>
+  </w:abstractNum>
+  <w:abstractNum w:abstractNumId="19" w15:restartNumberingAfterBreak="0">
     <w:nsid w:val="3DA9465C"/>
     <w:multiLevelType w:val="hybridMultilevel"/>
     <w:tmpl w:val="D056F0EA"/>
@@ -6755,7 +12724,7 @@
       </w:rPr>
     </w:lvl>
   </w:abstractNum>
-  <w:abstractNum w:abstractNumId="11" w15:restartNumberingAfterBreak="0">
+  <w:abstractNum w:abstractNumId="20" w15:restartNumberingAfterBreak="0">
     <w:nsid w:val="484949ED"/>
     <w:multiLevelType w:val="hybridMultilevel"/>
     <w:tmpl w:val="B726C06A"/>
@@ -6844,7 +12813,7 @@
       </w:pPr>
     </w:lvl>
   </w:abstractNum>
-  <w:abstractNum w:abstractNumId="12" w15:restartNumberingAfterBreak="0">
+  <w:abstractNum w:abstractNumId="21" w15:restartNumberingAfterBreak="0">
     <w:nsid w:val="4D9503E4"/>
     <w:multiLevelType w:val="hybridMultilevel"/>
     <w:tmpl w:val="C03C3DF2"/>
@@ -6935,7 +12904,7 @@
       </w:pPr>
     </w:lvl>
   </w:abstractNum>
-  <w:abstractNum w:abstractNumId="13" w15:restartNumberingAfterBreak="0">
+  <w:abstractNum w:abstractNumId="22" w15:restartNumberingAfterBreak="0">
     <w:nsid w:val="4E1F4DAD"/>
     <w:multiLevelType w:val="hybridMultilevel"/>
     <w:tmpl w:val="3D241A32"/>
@@ -7048,7 +13017,7 @@
       </w:rPr>
     </w:lvl>
   </w:abstractNum>
-  <w:abstractNum w:abstractNumId="14" w15:restartNumberingAfterBreak="0">
+  <w:abstractNum w:abstractNumId="23" w15:restartNumberingAfterBreak="0">
     <w:nsid w:val="522C29FE"/>
     <w:multiLevelType w:val="hybridMultilevel"/>
     <w:tmpl w:val="74426494"/>
@@ -7161,7 +13130,7 @@
       </w:rPr>
     </w:lvl>
   </w:abstractNum>
-  <w:abstractNum w:abstractNumId="15" w15:restartNumberingAfterBreak="0">
+  <w:abstractNum w:abstractNumId="24" w15:restartNumberingAfterBreak="0">
     <w:nsid w:val="5D2A6FAF"/>
     <w:multiLevelType w:val="hybridMultilevel"/>
     <w:tmpl w:val="B5AE7E34"/>
@@ -7273,7 +13242,7 @@
       </w:rPr>
     </w:lvl>
   </w:abstractNum>
-  <w:abstractNum w:abstractNumId="16" w15:restartNumberingAfterBreak="0">
+  <w:abstractNum w:abstractNumId="25" w15:restartNumberingAfterBreak="0">
     <w:nsid w:val="6B6A1E2A"/>
     <w:multiLevelType w:val="hybridMultilevel"/>
     <w:tmpl w:val="0458059A"/>
@@ -7386,7 +13355,7 @@
       </w:rPr>
     </w:lvl>
   </w:abstractNum>
-  <w:abstractNum w:abstractNumId="17" w15:restartNumberingAfterBreak="0">
+  <w:abstractNum w:abstractNumId="26" w15:restartNumberingAfterBreak="0">
     <w:nsid w:val="6BDC2A0F"/>
     <w:multiLevelType w:val="hybridMultilevel"/>
     <w:tmpl w:val="7FCC328A"/>
@@ -7499,7 +13468,7 @@
       </w:rPr>
     </w:lvl>
   </w:abstractNum>
-  <w:abstractNum w:abstractNumId="18" w15:restartNumberingAfterBreak="0">
+  <w:abstractNum w:abstractNumId="27" w15:restartNumberingAfterBreak="0">
     <w:nsid w:val="710C1AB9"/>
     <w:multiLevelType w:val="hybridMultilevel"/>
     <w:tmpl w:val="BFF8FE20"/>
@@ -7612,7 +13581,7 @@
       </w:rPr>
     </w:lvl>
   </w:abstractNum>
-  <w:abstractNum w:abstractNumId="19" w15:restartNumberingAfterBreak="0">
+  <w:abstractNum w:abstractNumId="28" w15:restartNumberingAfterBreak="0">
     <w:nsid w:val="756F7823"/>
     <w:multiLevelType w:val="hybridMultilevel"/>
     <w:tmpl w:val="64765930"/>
@@ -7725,7 +13694,7 @@
       </w:rPr>
     </w:lvl>
   </w:abstractNum>
-  <w:abstractNum w:abstractNumId="20" w15:restartNumberingAfterBreak="0">
+  <w:abstractNum w:abstractNumId="29" w15:restartNumberingAfterBreak="0">
     <w:nsid w:val="798B1C8A"/>
     <w:multiLevelType w:val="hybridMultilevel"/>
     <w:tmpl w:val="F8D6B2E2"/>
@@ -7814,7 +13783,7 @@
       </w:pPr>
     </w:lvl>
   </w:abstractNum>
-  <w:abstractNum w:abstractNumId="21" w15:restartNumberingAfterBreak="0">
+  <w:abstractNum w:abstractNumId="30" w15:restartNumberingAfterBreak="0">
     <w:nsid w:val="79911088"/>
     <w:multiLevelType w:val="hybridMultilevel"/>
     <w:tmpl w:val="B89254AA"/>
@@ -7927,7 +13896,7 @@
       </w:rPr>
     </w:lvl>
   </w:abstractNum>
-  <w:abstractNum w:abstractNumId="22" w15:restartNumberingAfterBreak="0">
+  <w:abstractNum w:abstractNumId="31" w15:restartNumberingAfterBreak="0">
     <w:nsid w:val="7E5556B8"/>
     <w:multiLevelType w:val="hybridMultilevel"/>
     <w:tmpl w:val="37C87164"/>
@@ -8041,73 +14010,100 @@
     </w:lvl>
   </w:abstractNum>
   <w:num w:numId="1" w16cid:durableId="1934632031">
+    <w:abstractNumId w:val="29"/>
+  </w:num>
+  <w:num w:numId="2" w16cid:durableId="144322598">
+    <w:abstractNumId w:val="30"/>
+  </w:num>
+  <w:num w:numId="3" w16cid:durableId="279459713">
+    <w:abstractNumId w:val="17"/>
+  </w:num>
+  <w:num w:numId="4" w16cid:durableId="1657106081">
     <w:abstractNumId w:val="20"/>
   </w:num>
-  <w:num w:numId="2" w16cid:durableId="144322598">
+  <w:num w:numId="5" w16cid:durableId="1326712334">
+    <w:abstractNumId w:val="4"/>
+  </w:num>
+  <w:num w:numId="6" w16cid:durableId="657808813">
+    <w:abstractNumId w:val="6"/>
+  </w:num>
+  <w:num w:numId="7" w16cid:durableId="1525558506">
+    <w:abstractNumId w:val="22"/>
+  </w:num>
+  <w:num w:numId="8" w16cid:durableId="850493014">
+    <w:abstractNumId w:val="28"/>
+  </w:num>
+  <w:num w:numId="9" w16cid:durableId="1604802902">
+    <w:abstractNumId w:val="8"/>
+  </w:num>
+  <w:num w:numId="10" w16cid:durableId="1836070790">
     <w:abstractNumId w:val="21"/>
   </w:num>
-  <w:num w:numId="3" w16cid:durableId="279459713">
+  <w:num w:numId="11" w16cid:durableId="1809350132">
+    <w:abstractNumId w:val="24"/>
+  </w:num>
+  <w:num w:numId="12" w16cid:durableId="1287080009">
+    <w:abstractNumId w:val="25"/>
+  </w:num>
+  <w:num w:numId="13" w16cid:durableId="543568699">
+    <w:abstractNumId w:val="11"/>
+  </w:num>
+  <w:num w:numId="14" w16cid:durableId="709648945">
+    <w:abstractNumId w:val="19"/>
+  </w:num>
+  <w:num w:numId="15" w16cid:durableId="2064256533">
+    <w:abstractNumId w:val="27"/>
+  </w:num>
+  <w:num w:numId="16" w16cid:durableId="2141260341">
+    <w:abstractNumId w:val="7"/>
+  </w:num>
+  <w:num w:numId="17" w16cid:durableId="54742338">
+    <w:abstractNumId w:val="1"/>
+  </w:num>
+  <w:num w:numId="18" w16cid:durableId="211967522">
+    <w:abstractNumId w:val="5"/>
+  </w:num>
+  <w:num w:numId="19" w16cid:durableId="269046563">
+    <w:abstractNumId w:val="10"/>
+  </w:num>
+  <w:num w:numId="20" w16cid:durableId="416635631">
+    <w:abstractNumId w:val="23"/>
+  </w:num>
+  <w:num w:numId="21" w16cid:durableId="854998761">
+    <w:abstractNumId w:val="12"/>
+  </w:num>
+  <w:num w:numId="22" w16cid:durableId="134612965">
+    <w:abstractNumId w:val="31"/>
+  </w:num>
+  <w:num w:numId="23" w16cid:durableId="161894447">
+    <w:abstractNumId w:val="26"/>
+  </w:num>
+  <w:num w:numId="24" w16cid:durableId="1999796368">
+    <w:abstractNumId w:val="2"/>
+  </w:num>
+  <w:num w:numId="25" w16cid:durableId="384763767">
     <w:abstractNumId w:val="9"/>
   </w:num>
-  <w:num w:numId="4" w16cid:durableId="1657106081">
-    <w:abstractNumId w:val="11"/>
+  <w:num w:numId="26" w16cid:durableId="537015296">
+    <w:abstractNumId w:val="0"/>
   </w:num>
-  <w:num w:numId="5" w16cid:durableId="1326712334">
-    <w:abstractNumId w:val="1"/>
+  <w:num w:numId="27" w16cid:durableId="1797285986">
+    <w:abstractNumId w:val="16"/>
   </w:num>
-  <w:num w:numId="6" w16cid:durableId="657808813">
+  <w:num w:numId="28" w16cid:durableId="1468476322">
+    <w:abstractNumId w:val="14"/>
+  </w:num>
+  <w:num w:numId="29" w16cid:durableId="1851529987">
+    <w:abstractNumId w:val="18"/>
+  </w:num>
+  <w:num w:numId="30" w16cid:durableId="1539665835">
+    <w:abstractNumId w:val="13"/>
+  </w:num>
+  <w:num w:numId="31" w16cid:durableId="703017086">
     <w:abstractNumId w:val="3"/>
   </w:num>
-  <w:num w:numId="7" w16cid:durableId="1525558506">
-    <w:abstractNumId w:val="13"/>
-  </w:num>
-  <w:num w:numId="8" w16cid:durableId="850493014">
-    <w:abstractNumId w:val="19"/>
-  </w:num>
-  <w:num w:numId="9" w16cid:durableId="1604802902">
-    <w:abstractNumId w:val="5"/>
-  </w:num>
-  <w:num w:numId="10" w16cid:durableId="1836070790">
-    <w:abstractNumId w:val="12"/>
-  </w:num>
-  <w:num w:numId="11" w16cid:durableId="1809350132">
+  <w:num w:numId="32" w16cid:durableId="1247304767">
     <w:abstractNumId w:val="15"/>
-  </w:num>
-  <w:num w:numId="12" w16cid:durableId="1287080009">
-    <w:abstractNumId w:val="16"/>
-  </w:num>
-  <w:num w:numId="13" w16cid:durableId="543568699">
-    <w:abstractNumId w:val="7"/>
-  </w:num>
-  <w:num w:numId="14" w16cid:durableId="709648945">
-    <w:abstractNumId w:val="10"/>
-  </w:num>
-  <w:num w:numId="15" w16cid:durableId="2064256533">
-    <w:abstractNumId w:val="18"/>
-  </w:num>
-  <w:num w:numId="16" w16cid:durableId="2141260341">
-    <w:abstractNumId w:val="4"/>
-  </w:num>
-  <w:num w:numId="17" w16cid:durableId="54742338">
-    <w:abstractNumId w:val="0"/>
-  </w:num>
-  <w:num w:numId="18" w16cid:durableId="211967522">
-    <w:abstractNumId w:val="2"/>
-  </w:num>
-  <w:num w:numId="19" w16cid:durableId="269046563">
-    <w:abstractNumId w:val="6"/>
-  </w:num>
-  <w:num w:numId="20" w16cid:durableId="416635631">
-    <w:abstractNumId w:val="14"/>
-  </w:num>
-  <w:num w:numId="21" w16cid:durableId="854998761">
-    <w:abstractNumId w:val="8"/>
-  </w:num>
-  <w:num w:numId="22" w16cid:durableId="134612965">
-    <w:abstractNumId w:val="22"/>
-  </w:num>
-  <w:num w:numId="23" w16cid:durableId="161894447">
-    <w:abstractNumId w:val="17"/>
   </w:num>
 </w:numbering>
 </file>
@@ -8720,6 +14716,7 @@
   <w:style w:type="character" w:default="1" w:styleId="DefaultParagraphFont">
     <w:name w:val="Default Paragraph Font"/>
     <w:uiPriority w:val="1"/>
+    <w:semiHidden/>
     <w:unhideWhenUsed/>
   </w:style>
   <w:style w:type="table" w:default="1" w:styleId="TableNormal">

--- a/design/character-system.docx
+++ b/design/character-system.docx
@@ -2,6 +2,424 @@
 <file path=word/document.xml><?xml version="1.0" encoding="utf-8"?>
 <w:document xmlns:wpc="http://schemas.microsoft.com/office/word/2010/wordprocessingCanvas" xmlns:cx="http://schemas.microsoft.com/office/drawing/2014/chartex" xmlns:cx1="http://schemas.microsoft.com/office/drawing/2015/9/8/chartex" xmlns:cx2="http://schemas.microsoft.com/office/drawing/2015/10/21/chartex" xmlns:cx3="http://schemas.microsoft.com/office/drawing/2016/5/9/chartex" xmlns:cx4="http://schemas.microsoft.com/office/drawing/2016/5/10/chartex" xmlns:cx5="http://schemas.microsoft.com/office/drawing/2016/5/11/chartex" xmlns:cx6="http://schemas.microsoft.com/office/drawing/2016/5/12/chartex" xmlns:cx7="http://schemas.microsoft.com/office/drawing/2016/5/13/chartex" xmlns:cx8="http://schemas.microsoft.com/office/drawing/2016/5/14/chartex" xmlns:mc="http://schemas.openxmlformats.org/markup-compatibility/2006" xmlns:aink="http://schemas.microsoft.com/office/drawing/2016/ink" xmlns:am3d="http://schemas.microsoft.com/office/drawing/2017/model3d" xmlns:o="urn:schemas-microsoft-com:office:office" xmlns:oel="http://schemas.microsoft.com/office/2019/extlst" xmlns:r="http://schemas.openxmlformats.org/officeDocument/2006/relationships" xmlns:m="http://schemas.openxmlformats.org/officeDocument/2006/math" xmlns:v="urn:schemas-microsoft-com:vml" xmlns:wp14="http://schemas.microsoft.com/office/word/2010/wordprocessingDrawing" xmlns:wp="http://schemas.openxmlformats.org/drawingml/2006/wordprocessingDrawing" xmlns:w10="urn:schemas-microsoft-com:office:word" xmlns:w="http://schemas.openxmlformats.org/wordprocessingml/2006/main" xmlns:w14="http://schemas.microsoft.com/office/word/2010/wordml" xmlns:w15="http://schemas.microsoft.com/office/word/2012/wordml" xmlns:w16cex="http://schemas.microsoft.com/office/word/2018/wordml/cex" xmlns:w16cid="http://schemas.microsoft.com/office/word/2016/wordml/cid" xmlns:w16="http://schemas.microsoft.com/office/word/2018/wordml" xmlns:w16du="http://schemas.microsoft.com/office/word/2023/wordml/word16du" xmlns:w16sdtdh="http://schemas.microsoft.com/office/word/2020/wordml/sdtdatahash" xmlns:w16sdtfl="http://schemas.microsoft.com/office/word/2024/wordml/sdtformatlock" xmlns:w16se="http://schemas.microsoft.com/office/word/2015/wordml/symex" xmlns:wpg="http://schemas.microsoft.com/office/word/2010/wordprocessingGroup" xmlns:wpi="http://schemas.microsoft.com/office/word/2010/wordprocessingInk" xmlns:wne="http://schemas.microsoft.com/office/word/2006/wordml" xmlns:wps="http://schemas.microsoft.com/office/word/2010/wordprocessingShape" mc:Ignorable="w14 w15 w16se w16cid w16 w16cex w16sdtdh w16sdtfl w16du wp14">
   <w:body>
+    <w:p>
+      <w:pPr>
+        <w:pStyle w:val="Heading1"/>
+      </w:pPr>
+      <w:r>
+        <w:t>Character System</w:t>
+      </w:r>
+    </w:p>
+    <w:p>
+      <w:pPr>
+        <w:pStyle w:val="Heading2"/>
+      </w:pPr>
+      <w:r>
+        <w:t>Progression</w:t>
+      </w:r>
+    </w:p>
+    <w:p>
+      <w:r>
+        <w:t>Progression in the game should serve goal</w:t>
+      </w:r>
+      <w:r>
+        <w:t>s</w:t>
+      </w:r>
+      <w:r>
+        <w:t>:</w:t>
+      </w:r>
+    </w:p>
+    <w:p>
+      <w:pPr>
+        <w:pStyle w:val="ListParagraph"/>
+        <w:numPr>
+          <w:ilvl w:val="0"/>
+          <w:numId w:val="38"/>
+        </w:numPr>
+      </w:pPr>
+      <w:r>
+        <w:t>T</w:t>
+      </w:r>
+      <w:r>
+        <w:t xml:space="preserve">he player </w:t>
+      </w:r>
+      <w:r>
+        <w:t>customi</w:t>
+      </w:r>
+      <w:r>
+        <w:t>ze</w:t>
+      </w:r>
+      <w:r>
+        <w:t>s</w:t>
+      </w:r>
+      <w:r>
+        <w:t xml:space="preserve"> </w:t>
+      </w:r>
+      <w:r>
+        <w:t xml:space="preserve">how </w:t>
+      </w:r>
+      <w:r>
+        <w:t xml:space="preserve">a </w:t>
+      </w:r>
+      <w:r>
+        <w:t>character develops</w:t>
+      </w:r>
+      <w:r>
+        <w:t>.</w:t>
+      </w:r>
+    </w:p>
+    <w:p>
+      <w:pPr>
+        <w:pStyle w:val="ListParagraph"/>
+        <w:numPr>
+          <w:ilvl w:val="0"/>
+          <w:numId w:val="38"/>
+        </w:numPr>
+      </w:pPr>
+      <w:r>
+        <w:t>G</w:t>
+      </w:r>
+      <w:r>
+        <w:t xml:space="preserve">ives the player a sense of </w:t>
+      </w:r>
+      <w:r>
+        <w:t xml:space="preserve">increased </w:t>
+      </w:r>
+      <w:r>
+        <w:t xml:space="preserve">scale, and an opportunity </w:t>
+      </w:r>
+      <w:r>
+        <w:t>to risk more for more reward (fighting higher level enemies).</w:t>
+      </w:r>
+    </w:p>
+    <w:p>
+      <w:pPr>
+        <w:pStyle w:val="ListParagraph"/>
+        <w:numPr>
+          <w:ilvl w:val="0"/>
+          <w:numId w:val="38"/>
+        </w:numPr>
+      </w:pPr>
+      <w:r>
+        <w:t xml:space="preserve">Reward the player </w:t>
+      </w:r>
+      <w:r>
+        <w:t>early</w:t>
+      </w:r>
+      <w:r>
+        <w:t xml:space="preserve"> on, </w:t>
+      </w:r>
+      <w:r>
+        <w:t xml:space="preserve">and </w:t>
+      </w:r>
+      <w:r>
+        <w:t xml:space="preserve">slow progression naturally along the XP curve (with less frequent but more meaningful customizations later). </w:t>
+      </w:r>
+    </w:p>
+    <w:p>
+      <w:pPr>
+        <w:pStyle w:val="Heading2"/>
+      </w:pPr>
+      <w:r>
+        <w:t>Balancing Act</w:t>
+      </w:r>
+    </w:p>
+    <w:p>
+      <w:r>
+        <w:t xml:space="preserve">Each </w:t>
+      </w:r>
+      <w:r>
+        <w:t>encounter</w:t>
+      </w:r>
+      <w:r>
+        <w:t xml:space="preserve"> or resolved quest </w:t>
+      </w:r>
+      <w:r>
+        <w:t xml:space="preserve">step </w:t>
+      </w:r>
+      <w:r>
+        <w:t>rewards some XP to move the player towards the XP goal for that part of the story</w:t>
+      </w:r>
+      <w:r>
+        <w:t xml:space="preserve"> as well as </w:t>
+      </w:r>
+      <w:r>
+        <w:t>items (like weapons or resources) that will help the player equip their party for the next encounter.</w:t>
+      </w:r>
+    </w:p>
+    <w:p>
+      <w:r>
+        <w:t>For example, in the first Act, the player should advance from LVL 0 to LVL 3, reaching LVL 3 right before they escape the Hand of Sorrow. This ensures that balancing Act 2 is easier: the player is assumed to be at least LVL 3, so enemies and skill checks can be adjusted accordingly.</w:t>
+      </w:r>
+    </w:p>
+    <w:p>
+      <w:pPr>
+        <w:pStyle w:val="Heading3"/>
+      </w:pPr>
+      <w:r>
+        <w:t>The Goal of Balancing</w:t>
+      </w:r>
+    </w:p>
+    <w:p>
+      <w:r>
+        <w:t xml:space="preserve">The game should provide a consistent challenge to the player. Tactics should be important to defeating enemies in battle, and </w:t>
+      </w:r>
+      <w:r>
+        <w:t>crafting should be a key part of the game, not a</w:t>
+      </w:r>
+      <w:r>
+        <w:t>n optional</w:t>
+      </w:r>
+      <w:r>
+        <w:t xml:space="preserve"> side-show</w:t>
+      </w:r>
+      <w:r>
+        <w:t>.</w:t>
+      </w:r>
+    </w:p>
+    <w:p>
+      <w:r>
+        <w:t xml:space="preserve">Encounters </w:t>
+      </w:r>
+      <w:r>
+        <w:t xml:space="preserve">should be </w:t>
+      </w:r>
+      <w:r>
+        <w:t>achievable</w:t>
+      </w:r>
+      <w:r>
+        <w:t xml:space="preserve"> and scale </w:t>
+      </w:r>
+      <w:r>
+        <w:t>with</w:t>
+      </w:r>
+      <w:r>
+        <w:t xml:space="preserve"> player</w:t>
+      </w:r>
+      <w:r>
+        <w:t xml:space="preserve"> power. </w:t>
+      </w:r>
+      <w:r>
+        <w:t xml:space="preserve">But </w:t>
+      </w:r>
+      <w:r>
+        <w:t xml:space="preserve">they should not </w:t>
+      </w:r>
+      <w:r>
+        <w:rPr>
+          <w:i/>
+          <w:iCs/>
+        </w:rPr>
+        <w:t>automatically</w:t>
+      </w:r>
+      <w:r>
+        <w:t xml:space="preserve"> scale with the player's power, rather I </w:t>
+      </w:r>
+      <w:r>
+        <w:t xml:space="preserve">think there's a power fantasy that is fulfilled by coming back to a boss you couldn't beat at a lower </w:t>
+      </w:r>
+      <w:r>
+        <w:t>level and</w:t>
+      </w:r>
+      <w:r>
+        <w:t xml:space="preserve"> destroying them once you've acquired certain Talents or higher stats.</w:t>
+      </w:r>
+    </w:p>
+    <w:p>
+      <w:pPr>
+        <w:rPr>
+          <w:rFonts w:eastAsiaTheme="majorEastAsia" w:cstheme="majorBidi"/>
+          <w:i/>
+          <w:iCs/>
+          <w:color w:val="0F4761" w:themeColor="accent1" w:themeShade="BF"/>
+        </w:rPr>
+      </w:pPr>
+      <w:r>
+        <w:br w:type="page"/>
+      </w:r>
+    </w:p>
+    <w:p>
+      <w:pPr>
+        <w:pStyle w:val="Heading4"/>
+      </w:pPr>
+      <w:r>
+        <w:lastRenderedPageBreak/>
+        <w:t>Seek to Achiev</w:t>
+      </w:r>
+      <w:r>
+        <w:t>e</w:t>
+      </w:r>
+    </w:p>
+    <w:p>
+      <w:pPr>
+        <w:pStyle w:val="ListParagraph"/>
+        <w:numPr>
+          <w:ilvl w:val="0"/>
+          <w:numId w:val="32"/>
+        </w:numPr>
+      </w:pPr>
+      <w:r>
+        <w:t>A</w:t>
+      </w:r>
+      <w:r>
+        <w:t xml:space="preserve"> consistent challenge for the player as they progress their characters up levels and equipment, culminating in a </w:t>
+      </w:r>
+      <w:r>
+        <w:t>powerful</w:t>
+      </w:r>
+      <w:r>
+        <w:t xml:space="preserve"> party that can take </w:t>
+      </w:r>
+      <w:r>
+        <w:t>on dangerous encounters</w:t>
+      </w:r>
+      <w:r>
+        <w:t>.</w:t>
+      </w:r>
+    </w:p>
+    <w:p>
+      <w:pPr>
+        <w:pStyle w:val="Heading4"/>
+      </w:pPr>
+      <w:r>
+        <w:t>Seek to Avoid</w:t>
+      </w:r>
+    </w:p>
+    <w:p>
+      <w:pPr>
+        <w:pStyle w:val="ListParagraph"/>
+        <w:numPr>
+          <w:ilvl w:val="0"/>
+          <w:numId w:val="32"/>
+        </w:numPr>
+      </w:pPr>
+      <w:r>
+        <w:t>C</w:t>
+      </w:r>
+      <w:r>
+        <w:t xml:space="preserve">licking through endless mooks that </w:t>
+      </w:r>
+      <w:r>
+        <w:t>have no chance against you</w:t>
+      </w:r>
+      <w:r>
+        <w:t>.</w:t>
+      </w:r>
+    </w:p>
+    <w:p>
+      <w:pPr>
+        <w:pStyle w:val="ListParagraph"/>
+        <w:numPr>
+          <w:ilvl w:val="0"/>
+          <w:numId w:val="32"/>
+        </w:numPr>
+      </w:pPr>
+      <w:r>
+        <w:t xml:space="preserve"> </w:t>
+      </w:r>
+      <w:r>
+        <w:t xml:space="preserve">Frequently fighting enemies </w:t>
+      </w:r>
+      <w:r>
+        <w:t xml:space="preserve">that are </w:t>
+      </w:r>
+      <w:r>
+        <w:t>far too powerful for you, who you have no chance against (even with great tactics)</w:t>
+      </w:r>
+      <w:r>
+        <w:t>.</w:t>
+      </w:r>
+    </w:p>
+    <w:p>
+      <w:pPr>
+        <w:rPr>
+          <w:rFonts w:eastAsiaTheme="majorEastAsia" w:cstheme="majorBidi"/>
+          <w:color w:val="0F4761" w:themeColor="accent1" w:themeShade="BF"/>
+          <w:sz w:val="28"/>
+          <w:szCs w:val="28"/>
+        </w:rPr>
+      </w:pPr>
+      <w:r>
+        <w:br w:type="page"/>
+      </w:r>
+    </w:p>
+    <w:p>
+      <w:pPr>
+        <w:pStyle w:val="Heading3"/>
+      </w:pPr>
+      <w:r>
+        <w:lastRenderedPageBreak/>
+        <w:t>Scaling</w:t>
+      </w:r>
+    </w:p>
+    <w:p>
+      <w:r>
+        <w:t xml:space="preserve">Since XP is based on encounters and not the enemies within them, </w:t>
+      </w:r>
+      <w:r>
+        <w:rPr>
+          <w:highlight w:val="yellow"/>
+        </w:rPr>
+        <w:t>TODO</w:t>
+      </w:r>
+    </w:p>
+    <w:p>
+      <w:pPr>
+        <w:rPr>
+          <w:i/>
+          <w:iCs/>
+        </w:rPr>
+      </w:pPr>
+      <w:r>
+        <w:rPr>
+          <w:i/>
+          <w:iCs/>
+        </w:rPr>
+        <w:t>Idea: Have a shorthand for XP, like 1 "story point"</w:t>
+      </w:r>
+      <w:r>
+        <w:rPr>
+          <w:i/>
+          <w:iCs/>
+        </w:rPr>
+        <w:t xml:space="preserve">? And scale up the value of a story point later since XP is </w:t>
+      </w:r>
+      <w:r>
+        <w:rPr>
+          <w:i/>
+          <w:iCs/>
+        </w:rPr>
+        <w:t>just</w:t>
+      </w:r>
+      <w:r>
+        <w:rPr>
+          <w:i/>
+          <w:iCs/>
+        </w:rPr>
+        <w:t xml:space="preserve"> a visual flair</w:t>
+      </w:r>
+      <w:r>
+        <w:rPr>
+          <w:i/>
+          <w:iCs/>
+        </w:rPr>
+        <w:t xml:space="preserve"> to give the good feeling of "number go up"</w:t>
+      </w:r>
+      <w:r>
+        <w:rPr>
+          <w:i/>
+          <w:iCs/>
+        </w:rPr>
+        <w:t>.</w:t>
+      </w:r>
+      <w:r>
+        <w:rPr>
+          <w:i/>
+          <w:iCs/>
+        </w:rPr>
+        <w:t xml:space="preserve"> AKA, a story point is worth 100xp at the beginning, but 1000xp later?</w:t>
+      </w:r>
+    </w:p>
     <w:p>
       <w:pPr>
         <w:pStyle w:val="Heading2"/>
@@ -149,10 +567,7 @@
           </w:tcPr>
           <w:p>
             <w:r>
-              <w:t>0</w:t>
-            </w:r>
-            <w:r>
-              <w:t xml:space="preserve"> XP</w:t>
+              <w:t>0 XP</w:t>
             </w:r>
           </w:p>
         </w:tc>
@@ -168,46 +583,22 @@
               <w:t>Path</w:t>
             </w:r>
             <w:r>
-              <w:t xml:space="preserve">, </w:t>
-            </w:r>
-            <w:r>
-              <w:t>1 Talent</w:t>
-            </w:r>
-            <w:r>
-              <w:t xml:space="preserve"> Point</w:t>
-            </w:r>
-            <w:r>
-              <w:t>,</w:t>
-            </w:r>
-            <w:r>
-              <w:t xml:space="preserve"> </w:t>
+              <w:t xml:space="preserve">, 1 Talent Point, </w:t>
             </w:r>
             <w:r>
               <w:rPr>
                 <w:rStyle w:val="Strong"/>
               </w:rPr>
-              <w:t xml:space="preserve">4 </w:t>
+              <w:t>4 Attribute</w:t>
             </w:r>
             <w:r>
               <w:rPr>
                 <w:rStyle w:val="Strong"/>
               </w:rPr>
-              <w:t>Attribute</w:t>
-            </w:r>
-            <w:r>
-              <w:rPr>
-                <w:rStyle w:val="Strong"/>
-              </w:rPr>
               <w:t xml:space="preserve"> Points</w:t>
             </w:r>
             <w:r>
-              <w:t xml:space="preserve">, </w:t>
-            </w:r>
-            <w:r>
-              <w:t>5</w:t>
-            </w:r>
-            <w:r>
-              <w:t xml:space="preserve"> Skill Points</w:t>
+              <w:t>, 5 Skill Points</w:t>
             </w:r>
           </w:p>
         </w:tc>
@@ -229,10 +620,7 @@
           </w:tcPr>
           <w:p>
             <w:r>
-              <w:t>200 XP</w:t>
-            </w:r>
-            <w:r>
-              <w:t xml:space="preserve"> </w:t>
+              <w:t xml:space="preserve">200 XP </w:t>
             </w:r>
             <w:r>
               <w:rPr>
@@ -291,10 +679,7 @@
           </w:tcPr>
           <w:p>
             <w:r>
-              <w:t>450 XP</w:t>
-            </w:r>
-            <w:r>
-              <w:t xml:space="preserve"> </w:t>
+              <w:t xml:space="preserve">450 XP </w:t>
             </w:r>
             <w:r>
               <w:rPr>
@@ -316,13 +701,7 @@
           </w:tcPr>
           <w:p>
             <w:r>
-              <w:t>1 Talent</w:t>
-            </w:r>
-            <w:r>
-              <w:t xml:space="preserve"> Point</w:t>
-            </w:r>
-            <w:r>
-              <w:t>, 2 Skill Points</w:t>
+              <w:t>1 Talent Point, 2 Skill Points</w:t>
             </w:r>
           </w:p>
         </w:tc>
@@ -344,10 +723,7 @@
           </w:tcPr>
           <w:p>
             <w:r>
-              <w:t>750 XP</w:t>
-            </w:r>
-            <w:r>
-              <w:t xml:space="preserve"> </w:t>
+              <w:t xml:space="preserve">750 XP </w:t>
             </w:r>
             <w:r>
               <w:rPr>
@@ -359,13 +735,7 @@
               <w:rPr>
                 <w:vertAlign w:val="superscript"/>
               </w:rPr>
-              <w:t>300</w:t>
-            </w:r>
-            <w:r>
-              <w:rPr>
-                <w:vertAlign w:val="superscript"/>
-              </w:rPr>
-              <w:t xml:space="preserve"> XP</w:t>
+              <w:t>300 XP</w:t>
             </w:r>
           </w:p>
         </w:tc>
@@ -400,10 +770,7 @@
           </w:tcPr>
           <w:p>
             <w:r>
-              <w:t>1100 XP</w:t>
-            </w:r>
-            <w:r>
-              <w:t xml:space="preserve"> </w:t>
+              <w:t xml:space="preserve">1100 XP </w:t>
             </w:r>
             <w:r>
               <w:rPr>
@@ -437,13 +804,7 @@
           </w:tcPr>
           <w:p>
             <w:r>
-              <w:t>1 Talent</w:t>
-            </w:r>
-            <w:r>
-              <w:t xml:space="preserve"> Point</w:t>
-            </w:r>
-            <w:r>
-              <w:t xml:space="preserve">, </w:t>
+              <w:t xml:space="preserve">1 Talent Point, </w:t>
             </w:r>
             <w:r>
               <w:rPr>
@@ -489,10 +850,7 @@
           </w:tcPr>
           <w:p>
             <w:r>
-              <w:t>1500 XP</w:t>
-            </w:r>
-            <w:r>
-              <w:t xml:space="preserve"> </w:t>
+              <w:t xml:space="preserve">1500 XP </w:t>
             </w:r>
             <w:r>
               <w:rPr>
@@ -551,10 +909,7 @@
           </w:tcPr>
           <w:p>
             <w:r>
-              <w:t>1950 XP</w:t>
-            </w:r>
-            <w:r>
-              <w:t xml:space="preserve"> </w:t>
+              <w:t xml:space="preserve">1950 XP </w:t>
             </w:r>
             <w:r>
               <w:rPr>
@@ -588,10 +943,7 @@
           </w:tcPr>
           <w:p>
             <w:r>
-              <w:t>1 Talent</w:t>
-            </w:r>
-            <w:r>
-              <w:t xml:space="preserve"> Point</w:t>
+              <w:t>1 Talent Point</w:t>
             </w:r>
           </w:p>
         </w:tc>
@@ -616,10 +968,7 @@
           </w:tcPr>
           <w:p>
             <w:r>
-              <w:t>2450 XP</w:t>
-            </w:r>
-            <w:r>
-              <w:t xml:space="preserve"> </w:t>
+              <w:t xml:space="preserve">2450 XP </w:t>
             </w:r>
             <w:r>
               <w:rPr>
@@ -678,10 +1027,7 @@
           </w:tcPr>
           <w:p>
             <w:r>
-              <w:t>3000 XP</w:t>
-            </w:r>
-            <w:r>
-              <w:t xml:space="preserve"> </w:t>
+              <w:t xml:space="preserve">3000 XP </w:t>
             </w:r>
             <w:r>
               <w:rPr>
@@ -715,16 +1061,7 @@
           </w:tcPr>
           <w:p>
             <w:r>
-              <w:t xml:space="preserve">1 </w:t>
-            </w:r>
-            <w:r>
-              <w:t>Talent</w:t>
-            </w:r>
-            <w:r>
-              <w:t xml:space="preserve"> Point</w:t>
-            </w:r>
-            <w:r>
-              <w:t xml:space="preserve">, </w:t>
+              <w:t xml:space="preserve">1 Talent Point, </w:t>
             </w:r>
             <w:r>
               <w:rPr>
@@ -770,10 +1107,7 @@
           </w:tcPr>
           <w:p>
             <w:r>
-              <w:t>3600 XP</w:t>
-            </w:r>
-            <w:r>
-              <w:t xml:space="preserve"> </w:t>
+              <w:t xml:space="preserve">3600 XP </w:t>
             </w:r>
             <w:r>
               <w:rPr>
@@ -832,10 +1166,7 @@
           </w:tcPr>
           <w:p>
             <w:r>
-              <w:t>4250 XP</w:t>
-            </w:r>
-            <w:r>
-              <w:t xml:space="preserve"> </w:t>
+              <w:t xml:space="preserve">4250 XP </w:t>
             </w:r>
             <w:r>
               <w:rPr>
@@ -869,13 +1200,7 @@
           </w:tcPr>
           <w:p>
             <w:r>
-              <w:t xml:space="preserve">1 </w:t>
-            </w:r>
-            <w:r>
-              <w:t>Talent</w:t>
-            </w:r>
-            <w:r>
-              <w:t xml:space="preserve"> Point</w:t>
+              <w:t>1 Talent Point</w:t>
             </w:r>
           </w:p>
         </w:tc>
@@ -897,10 +1222,7 @@
           </w:tcPr>
           <w:p>
             <w:r>
-              <w:t>4950 XP</w:t>
-            </w:r>
-            <w:r>
-              <w:t xml:space="preserve"> </w:t>
+              <w:t xml:space="preserve">4950 XP </w:t>
             </w:r>
             <w:r>
               <w:rPr>
@@ -959,10 +1281,7 @@
           </w:tcPr>
           <w:p>
             <w:r>
-              <w:t>5700 XP</w:t>
-            </w:r>
-            <w:r>
-              <w:t xml:space="preserve"> </w:t>
+              <w:t xml:space="preserve">5700 XP </w:t>
             </w:r>
             <w:r>
               <w:rPr>
@@ -996,13 +1315,7 @@
           </w:tcPr>
           <w:p>
             <w:r>
-              <w:t>1 Talent</w:t>
-            </w:r>
-            <w:r>
-              <w:t xml:space="preserve"> Point</w:t>
-            </w:r>
-            <w:r>
-              <w:t xml:space="preserve">, </w:t>
+              <w:t xml:space="preserve">1 Talent Point, </w:t>
             </w:r>
             <w:r>
               <w:rPr>
@@ -1048,10 +1361,7 @@
           </w:tcPr>
           <w:p>
             <w:r>
-              <w:t>6500 XP</w:t>
-            </w:r>
-            <w:r>
-              <w:t xml:space="preserve"> </w:t>
+              <w:t xml:space="preserve">6500 XP </w:t>
             </w:r>
             <w:r>
               <w:rPr>
@@ -1110,10 +1420,7 @@
           </w:tcPr>
           <w:p>
             <w:r>
-              <w:t>735</w:t>
-            </w:r>
-            <w:r>
-              <w:t xml:space="preserve">0 XP </w:t>
+              <w:t xml:space="preserve">7350 XP </w:t>
             </w:r>
             <w:r>
               <w:rPr>
@@ -1147,10 +1454,7 @@
           </w:tcPr>
           <w:p>
             <w:r>
-              <w:t>1 Talent</w:t>
-            </w:r>
-            <w:r>
-              <w:t xml:space="preserve"> Point</w:t>
+              <w:t>1 Talent Point</w:t>
             </w:r>
           </w:p>
         </w:tc>
@@ -1172,13 +1476,7 @@
           </w:tcPr>
           <w:p>
             <w:r>
-              <w:t>8</w:t>
-            </w:r>
-            <w:r>
-              <w:t>25</w:t>
-            </w:r>
-            <w:r>
-              <w:t xml:space="preserve">0 XP </w:t>
+              <w:t xml:space="preserve">8250 XP </w:t>
             </w:r>
             <w:r>
               <w:rPr>
@@ -1190,13 +1488,7 @@
               <w:rPr>
                 <w:vertAlign w:val="superscript"/>
               </w:rPr>
-              <w:t>9</w:t>
-            </w:r>
-            <w:r>
-              <w:rPr>
-                <w:vertAlign w:val="superscript"/>
-              </w:rPr>
-              <w:t>0</w:t>
+              <w:t>90</w:t>
             </w:r>
             <w:r>
               <w:rPr>
@@ -1255,13 +1547,7 @@
               <w:rPr>
                 <w:vertAlign w:val="superscript"/>
               </w:rPr>
-              <w:t>950</w:t>
-            </w:r>
-            <w:r>
-              <w:rPr>
-                <w:vertAlign w:val="superscript"/>
-              </w:rPr>
-              <w:t xml:space="preserve"> XP</w:t>
+              <w:t>950 XP</w:t>
             </w:r>
           </w:p>
         </w:tc>
@@ -1283,224 +1569,6 @@
         </w:tc>
       </w:tr>
     </w:tbl>
-    <w:p/>
-    <w:p>
-      <w:r>
-        <w:br w:type="page"/>
-      </w:r>
-    </w:p>
-    <w:p>
-      <w:pPr>
-        <w:pStyle w:val="Heading2"/>
-      </w:pPr>
-      <w:r>
-        <w:lastRenderedPageBreak/>
-        <w:t>Balancing Act</w:t>
-      </w:r>
-    </w:p>
-    <w:p>
-      <w:r>
-        <w:t xml:space="preserve">Each </w:t>
-      </w:r>
-      <w:r>
-        <w:t>encounter</w:t>
-      </w:r>
-      <w:r>
-        <w:t xml:space="preserve"> or resolved quest</w:t>
-      </w:r>
-      <w:r>
-        <w:t xml:space="preserve"> </w:t>
-      </w:r>
-      <w:r>
-        <w:t xml:space="preserve">step </w:t>
-      </w:r>
-      <w:r>
-        <w:t>rewards some XP to move the player towards the XP goal for that part of the story</w:t>
-      </w:r>
-      <w:r>
-        <w:t xml:space="preserve"> as well as </w:t>
-      </w:r>
-      <w:r>
-        <w:t>items (like weapons or resources) that will help the player equip their party for the next encounter.</w:t>
-      </w:r>
-    </w:p>
-    <w:p>
-      <w:r>
-        <w:t>For example, in the first Act, the player should advance from LVL 0 to LVL 3, reaching LVL 3 right before they escape the Hand of Sorrow. This ensures that balancing Act 2 is easier: the player is assumed to be at least LVL 3, so enemies and skill checks can be adjusted accordingly.</w:t>
-      </w:r>
-    </w:p>
-    <w:p>
-      <w:pPr>
-        <w:pStyle w:val="Heading3"/>
-      </w:pPr>
-      <w:r>
-        <w:t>The Goal of Balancing</w:t>
-      </w:r>
-    </w:p>
-    <w:p>
-      <w:r>
-        <w:t xml:space="preserve">The game should provide a consistent challenge to the player. Tactics should be important to defeating enemies in battle, and </w:t>
-      </w:r>
-      <w:r>
-        <w:t>crafting should be a key part of the game, not a</w:t>
-      </w:r>
-      <w:r>
-        <w:t>n optional</w:t>
-      </w:r>
-      <w:r>
-        <w:t xml:space="preserve"> side-show</w:t>
-      </w:r>
-      <w:r>
-        <w:t>.</w:t>
-      </w:r>
-    </w:p>
-    <w:p>
-      <w:r>
-        <w:t xml:space="preserve">Encounters </w:t>
-      </w:r>
-      <w:r>
-        <w:t xml:space="preserve">should usually be </w:t>
-      </w:r>
-      <w:r>
-        <w:t>achievable</w:t>
-      </w:r>
-      <w:r>
-        <w:t xml:space="preserve">, and scale </w:t>
-      </w:r>
-      <w:r>
-        <w:t>with</w:t>
-      </w:r>
-      <w:r>
-        <w:t xml:space="preserve"> the player</w:t>
-      </w:r>
-      <w:r>
-        <w:t xml:space="preserve">'s power. </w:t>
-      </w:r>
-      <w:r>
-        <w:t xml:space="preserve">However, they should not automatically scale with the player's power, rather I </w:t>
-      </w:r>
-      <w:r>
-        <w:t xml:space="preserve">think there's a power fantasy that is fulfilled by coming back to a boss you couldn't beat at a lower </w:t>
-      </w:r>
-      <w:r>
-        <w:t>level and</w:t>
-      </w:r>
-      <w:r>
-        <w:t xml:space="preserve"> destroying them once you've acquired certain Talents or higher stats.</w:t>
-      </w:r>
-    </w:p>
-    <w:p>
-      <w:pPr>
-        <w:pStyle w:val="Heading4"/>
-      </w:pPr>
-      <w:r>
-        <w:t>Seek to Achieve</w:t>
-      </w:r>
-      <w:r>
-        <w:t xml:space="preserve"> (most of the time)</w:t>
-      </w:r>
-    </w:p>
-    <w:p>
-      <w:pPr>
-        <w:pStyle w:val="ListParagraph"/>
-        <w:numPr>
-          <w:ilvl w:val="0"/>
-          <w:numId w:val="32"/>
-        </w:numPr>
-      </w:pPr>
-      <w:r>
-        <w:t>A</w:t>
-      </w:r>
-      <w:r>
-        <w:t xml:space="preserve"> consistent challenge for the player as they progress their characters up levels and equipment, culminating in a </w:t>
-      </w:r>
-      <w:r>
-        <w:t>powerful</w:t>
-      </w:r>
-      <w:r>
-        <w:t xml:space="preserve"> party that can take </w:t>
-      </w:r>
-      <w:r>
-        <w:t>on dangerous encounters</w:t>
-      </w:r>
-    </w:p>
-    <w:p>
-      <w:pPr>
-        <w:pStyle w:val="Heading4"/>
-      </w:pPr>
-      <w:r>
-        <w:t>Seek to Avoid</w:t>
-      </w:r>
-      <w:r>
-        <w:t xml:space="preserve"> (most of the time)</w:t>
-      </w:r>
-    </w:p>
-    <w:p>
-      <w:pPr>
-        <w:pStyle w:val="ListParagraph"/>
-        <w:numPr>
-          <w:ilvl w:val="0"/>
-          <w:numId w:val="32"/>
-        </w:numPr>
-      </w:pPr>
-      <w:r>
-        <w:t>C</w:t>
-      </w:r>
-      <w:r>
-        <w:t xml:space="preserve">licking through endless mooks that </w:t>
-      </w:r>
-      <w:r>
-        <w:t>have no chance against you</w:t>
-      </w:r>
-    </w:p>
-    <w:p>
-      <w:pPr>
-        <w:pStyle w:val="ListParagraph"/>
-        <w:numPr>
-          <w:ilvl w:val="0"/>
-          <w:numId w:val="32"/>
-        </w:numPr>
-      </w:pPr>
-      <w:r>
-        <w:t xml:space="preserve"> </w:t>
-      </w:r>
-      <w:r>
-        <w:t xml:space="preserve">Frequently fighting enemies </w:t>
-      </w:r>
-      <w:r>
-        <w:t xml:space="preserve">that are </w:t>
-      </w:r>
-      <w:r>
-        <w:t xml:space="preserve">far too powerful for you, who you have no chance </w:t>
-      </w:r>
-      <w:proofErr w:type="gramStart"/>
-      <w:r>
-        <w:t>against</w:t>
-      </w:r>
-      <w:proofErr w:type="gramEnd"/>
-      <w:r>
-        <w:t xml:space="preserve"> (even with great tactics)</w:t>
-      </w:r>
-    </w:p>
-    <w:p>
-      <w:pPr>
-        <w:pStyle w:val="Heading3"/>
-      </w:pPr>
-      <w:r>
-        <w:t>Scaling</w:t>
-      </w:r>
-    </w:p>
-    <w:p>
-      <w:r>
-        <w:t xml:space="preserve">Since XP is based on encounters and not the enemies within them, </w:t>
-      </w:r>
-      <w:r>
-        <w:rPr>
-          <w:highlight w:val="yellow"/>
-        </w:rPr>
-        <w:t>TODO</w:t>
-      </w:r>
-    </w:p>
     <w:p>
       <w:pPr>
         <w:rPr>
@@ -1508,55 +1576,6 @@
           <w:iCs/>
         </w:rPr>
       </w:pPr>
-      <w:r>
-        <w:rPr>
-          <w:i/>
-          <w:iCs/>
-        </w:rPr>
-        <w:t>Idea: Have a shorthand for XP, like 1 "story point"</w:t>
-      </w:r>
-      <w:r>
-        <w:rPr>
-          <w:i/>
-          <w:iCs/>
-        </w:rPr>
-        <w:t xml:space="preserve">? And scale up the value of a story point later since XP is </w:t>
-      </w:r>
-      <w:r>
-        <w:rPr>
-          <w:i/>
-          <w:iCs/>
-        </w:rPr>
-        <w:t>just</w:t>
-      </w:r>
-      <w:r>
-        <w:rPr>
-          <w:i/>
-          <w:iCs/>
-        </w:rPr>
-        <w:t xml:space="preserve"> a visual flair</w:t>
-      </w:r>
-      <w:r>
-        <w:rPr>
-          <w:i/>
-          <w:iCs/>
-        </w:rPr>
-        <w:t xml:space="preserve"> to give the good feeling of "number go up"</w:t>
-      </w:r>
-      <w:r>
-        <w:rPr>
-          <w:i/>
-          <w:iCs/>
-        </w:rPr>
-        <w:t>.</w:t>
-      </w:r>
-      <w:r>
-        <w:rPr>
-          <w:i/>
-          <w:iCs/>
-        </w:rPr>
-        <w:t xml:space="preserve"> AKA, a story point is worth 100xp at the beginning, but 1000xp later?</w:t>
-      </w:r>
       <w:r>
         <w:rPr>
           <w:i/>
@@ -2694,19 +2713,11 @@
                 <w:rStyle w:val="Emphasis"/>
               </w:rPr>
             </w:pPr>
-            <w:proofErr w:type="spellStart"/>
             <w:r>
               <w:rPr>
                 <w:rStyle w:val="Emphasis"/>
               </w:rPr>
-              <w:t>Prereq</w:t>
-            </w:r>
-            <w:proofErr w:type="spellEnd"/>
-            <w:r>
-              <w:rPr>
-                <w:rStyle w:val="Emphasis"/>
-              </w:rPr>
-              <w:t>.</w:t>
+              <w:t>Prereq.</w:t>
             </w:r>
           </w:p>
         </w:tc>
@@ -3177,19 +3188,11 @@
             <w:tcW w:w="1710" w:type="dxa"/>
           </w:tcPr>
           <w:p>
-            <w:proofErr w:type="spellStart"/>
             <w:r>
               <w:rPr>
                 <w:rStyle w:val="Emphasis"/>
               </w:rPr>
-              <w:t>Prereq</w:t>
-            </w:r>
-            <w:proofErr w:type="spellEnd"/>
-            <w:r>
-              <w:rPr>
-                <w:rStyle w:val="Emphasis"/>
-              </w:rPr>
-              <w:t>.</w:t>
+              <w:t>Prereq.</w:t>
             </w:r>
           </w:p>
         </w:tc>
@@ -3564,19 +3567,11 @@
             <w:tcW w:w="1710" w:type="dxa"/>
           </w:tcPr>
           <w:p>
-            <w:proofErr w:type="spellStart"/>
             <w:r>
               <w:rPr>
                 <w:rStyle w:val="Emphasis"/>
               </w:rPr>
-              <w:t>Prereq</w:t>
-            </w:r>
-            <w:proofErr w:type="spellEnd"/>
-            <w:r>
-              <w:rPr>
-                <w:rStyle w:val="Emphasis"/>
-              </w:rPr>
-              <w:t>.</w:t>
+              <w:t>Prereq.</w:t>
             </w:r>
           </w:p>
         </w:tc>
@@ -3897,19 +3892,11 @@
             <w:tcW w:w="1710" w:type="dxa"/>
           </w:tcPr>
           <w:p>
-            <w:proofErr w:type="spellStart"/>
             <w:r>
               <w:rPr>
                 <w:rStyle w:val="Emphasis"/>
               </w:rPr>
-              <w:t>Prereq</w:t>
-            </w:r>
-            <w:proofErr w:type="spellEnd"/>
-            <w:r>
-              <w:rPr>
-                <w:rStyle w:val="Emphasis"/>
-              </w:rPr>
-              <w:t>.</w:t>
+              <w:t>Prereq.</w:t>
             </w:r>
           </w:p>
         </w:tc>
@@ -4385,7 +4372,10 @@
           </w:tcPr>
           <w:p>
             <w:r>
-              <w:t>Chance to hit enemies</w:t>
+              <w:t>Improved c</w:t>
+            </w:r>
+            <w:r>
+              <w:t>hance to hit enemies</w:t>
             </w:r>
           </w:p>
         </w:tc>
@@ -4417,7 +4407,10 @@
           </w:tcPr>
           <w:p>
             <w:r>
-              <w:t>Chance to avoid physical attacks</w:t>
+              <w:t>Improved c</w:t>
+            </w:r>
+            <w:r>
+              <w:t>hance to avoid physical attacks</w:t>
             </w:r>
           </w:p>
         </w:tc>
@@ -4603,8 +4596,50 @@
         <w:pStyle w:val="Heading3"/>
       </w:pPr>
       <w:r>
+        <w:t>Attacking and Defending</w:t>
+      </w:r>
+    </w:p>
+    <w:p>
+      <w:pPr>
+        <w:rPr>
+          <w:rFonts w:eastAsiaTheme="majorEastAsia" w:cstheme="majorBidi"/>
+          <w:color w:val="0F4761" w:themeColor="accent1" w:themeShade="BF"/>
+          <w:sz w:val="28"/>
+          <w:szCs w:val="28"/>
+        </w:rPr>
+      </w:pPr>
+      <w:r>
+        <w:t xml:space="preserve">Attacks are determined by </w:t>
+      </w:r>
+      <w:r>
+        <w:t xml:space="preserve">rolling 2 six-sided dice and adding the </w:t>
+      </w:r>
+      <w:r>
+        <w:t xml:space="preserve">attacker’s </w:t>
+      </w:r>
+      <w:r>
+        <w:t>Attack modifier</w:t>
+      </w:r>
+      <w:r>
+        <w:t>.</w:t>
+      </w:r>
+      <w:r>
+        <w:t xml:space="preserve"> </w:t>
+      </w:r>
+      <w:r>
+        <w:t xml:space="preserve">If the </w:t>
+      </w:r>
+      <w:r>
+        <w:t>result is equal to or higher than the defender’s Defense, the attack connects.</w:t>
+      </w:r>
+      <w:r>
         <w:br w:type="page"/>
       </w:r>
+    </w:p>
+    <w:p>
+      <w:pPr>
+        <w:pStyle w:val="Heading3"/>
+      </w:pPr>
       <w:r>
         <w:lastRenderedPageBreak/>
         <w:t xml:space="preserve">Damage Types &amp; </w:t>
@@ -4735,17 +4770,8 @@
                 <w:rStyle w:val="Emphasis"/>
                 <w:i/>
               </w:rPr>
-              <w:t xml:space="preserve">. The attack </w:t>
-            </w:r>
-            <w:proofErr w:type="gramStart"/>
-            <w:r>
-              <w:rPr>
-                <w:rStyle w:val="Emphasis"/>
-                <w:i/>
-              </w:rPr>
-              <w:t>applies</w:t>
-            </w:r>
-            <w:proofErr w:type="gramEnd"/>
+              <w:t>. The attack applies</w:t>
+            </w:r>
             <w:r>
               <w:rPr>
                 <w:rStyle w:val="Emphasis"/>
@@ -4816,21 +4842,12 @@
               </w:rPr>
               <w:t xml:space="preserve">: </w:t>
             </w:r>
-            <w:proofErr w:type="gramStart"/>
             <w:r>
               <w:rPr>
                 <w:rStyle w:val="Emphasis"/>
                 <w:i/>
               </w:rPr>
-              <w:t>8 × 10</w:t>
-            </w:r>
-            <w:proofErr w:type="gramEnd"/>
-            <w:r>
-              <w:rPr>
-                <w:rStyle w:val="Emphasis"/>
-                <w:i/>
-              </w:rPr>
-              <w:t>% = 0.8 (round up to 1)</w:t>
+              <w:t>8 × 10% = 0.8 (round up to 1)</w:t>
             </w:r>
           </w:p>
           <w:p>
@@ -5286,11 +5303,6 @@
     </w:tbl>
     <w:p>
       <w:pPr>
-        <w:pStyle w:val="Heading2"/>
-      </w:pPr>
-    </w:p>
-    <w:p>
-      <w:pPr>
         <w:rPr>
           <w:rFonts w:eastAsiaTheme="majorEastAsia" w:cstheme="majorBidi"/>
           <w:color w:val="0F4761" w:themeColor="accent1" w:themeShade="BF"/>
@@ -5316,13 +5328,28 @@
     </w:p>
     <w:p>
       <w:r>
-        <w:t xml:space="preserve">Effects </w:t>
-      </w:r>
-      <w:r>
-        <w:t>in b</w:t>
-      </w:r>
-      <w:r>
-        <w:t xml:space="preserve">attle sometimes </w:t>
+        <w:t xml:space="preserve">The way challenges are rolled, </w:t>
+      </w:r>
+      <w:r>
+        <w:t>some situations</w:t>
+      </w:r>
+      <w:r>
+        <w:t xml:space="preserve"> </w:t>
+      </w:r>
+      <w:r>
+        <w:t>in</w:t>
+      </w:r>
+      <w:r>
+        <w:t xml:space="preserve"> a</w:t>
+      </w:r>
+      <w:r>
+        <w:t xml:space="preserve"> b</w:t>
+      </w:r>
+      <w:r>
+        <w:t xml:space="preserve">attle </w:t>
+      </w:r>
+      <w:r>
+        <w:t xml:space="preserve">may </w:t>
       </w:r>
       <w:r>
         <w:t>require a</w:t>
@@ -5334,10 +5361,7 @@
         <w:t xml:space="preserve">. </w:t>
       </w:r>
       <w:r>
-        <w:t>Challenge</w:t>
-      </w:r>
-      <w:r>
-        <w:t xml:space="preserve"> rolls </w:t>
+        <w:t xml:space="preserve">These rolls </w:t>
       </w:r>
       <w:r>
         <w:t xml:space="preserve">are made </w:t>
@@ -5352,70 +5376,129 @@
         <w:t xml:space="preserve"> </w:t>
       </w:r>
       <w:r>
+        <w:t>two</w:t>
+      </w:r>
+      <w:r>
         <w:rPr>
           <w:rStyle w:val="Emphasis"/>
         </w:rPr>
-        <w:t xml:space="preserve">n </w:t>
+        <w:t xml:space="preserve"> </w:t>
       </w:r>
       <w:r>
         <w:t>six-sided dice</w:t>
       </w:r>
       <w:r>
-        <w:t>,</w:t>
-      </w:r>
-      <w:r>
         <w:t xml:space="preserve"> </w:t>
       </w:r>
       <w:r>
-        <w:t xml:space="preserve">where </w:t>
-      </w:r>
-      <w:r>
-        <w:rPr>
-          <w:rStyle w:val="Emphasis"/>
-        </w:rPr>
-        <w:t xml:space="preserve">n </w:t>
-      </w:r>
-      <w:r>
-        <w:t xml:space="preserve">is </w:t>
-      </w:r>
-      <w:r>
-        <w:t>an</w:t>
-      </w:r>
-      <w:r>
-        <w:t xml:space="preserve"> </w:t>
+        <w:t xml:space="preserve">and adding a relevant </w:t>
       </w:r>
       <w:r>
         <w:rPr>
           <w:b/>
           <w:bCs/>
         </w:rPr>
-        <w:t>attribute</w:t>
-      </w:r>
-      <w:r>
-        <w:t xml:space="preserve"> demanded by the </w:t>
-      </w:r>
-      <w:r>
-        <w:t>challenge</w:t>
+        <w:t>A</w:t>
+      </w:r>
+      <w:r>
+        <w:rPr>
+          <w:b/>
+          <w:bCs/>
+        </w:rPr>
+        <w:t>ttribute</w:t>
       </w:r>
       <w:r>
         <w:t>.</w:t>
       </w:r>
-    </w:p>
-    <w:p>
-      <w:r>
-        <w:t>The highest number rolled is used</w:t>
-      </w:r>
-      <w:r>
-        <w:t xml:space="preserve"> to determine if the </w:t>
-      </w:r>
-      <w:r>
-        <w:t>result is a failure or a success.</w:t>
-      </w:r>
-      <w:r>
-        <w:t xml:space="preserve"> Additional effects can occur on critical </w:t>
-      </w:r>
-      <w:r>
-        <w:t>failures and critical successes.</w:t>
+      <w:r>
+        <w:t xml:space="preserve"> There are a few modifications to this roll</w:t>
+      </w:r>
+      <w:r>
+        <w:t>, depending on what the situation calls for.</w:t>
+      </w:r>
+    </w:p>
+    <w:p>
+      <w:pPr>
+        <w:pStyle w:val="ListParagraph"/>
+        <w:numPr>
+          <w:ilvl w:val="0"/>
+          <w:numId w:val="34"/>
+        </w:numPr>
+      </w:pPr>
+      <w:r>
+        <w:t xml:space="preserve">Circumstance bonuses </w:t>
+      </w:r>
+      <w:r>
+        <w:t xml:space="preserve">or penalties </w:t>
+      </w:r>
+      <w:r>
+        <w:t>may be added</w:t>
+      </w:r>
+      <w:r>
+        <w:t xml:space="preserve"> alongside the </w:t>
+      </w:r>
+      <w:r>
+        <w:t>Attribute</w:t>
+      </w:r>
+    </w:p>
+    <w:p>
+      <w:pPr>
+        <w:pStyle w:val="ListParagraph"/>
+        <w:numPr>
+          <w:ilvl w:val="0"/>
+          <w:numId w:val="34"/>
+        </w:numPr>
+      </w:pPr>
+      <w:r>
+        <w:t xml:space="preserve">Rolling with </w:t>
+      </w:r>
+      <w:r>
+        <w:t>a</w:t>
+      </w:r>
+      <w:r>
+        <w:t xml:space="preserve">dvantage </w:t>
+      </w:r>
+      <w:r>
+        <w:t xml:space="preserve">means one of the two six-sided dice is rolled twice, with the higher number being </w:t>
+      </w:r>
+      <w:r>
+        <w:t>chosen</w:t>
+      </w:r>
+    </w:p>
+    <w:p>
+      <w:pPr>
+        <w:pStyle w:val="ListParagraph"/>
+        <w:numPr>
+          <w:ilvl w:val="0"/>
+          <w:numId w:val="34"/>
+        </w:numPr>
+      </w:pPr>
+      <w:r>
+        <w:t xml:space="preserve">Rolling with disadvantage </w:t>
+      </w:r>
+      <w:r>
+        <w:t>means one of the two six-sided dice is rolled twice, with the lower number being chosen</w:t>
+      </w:r>
+    </w:p>
+    <w:p>
+      <w:r>
+        <w:t xml:space="preserve">The degree of success of a challenge roll is determined by comparing the result of the roll with </w:t>
+      </w:r>
+      <w:r>
+        <w:t xml:space="preserve">a </w:t>
+      </w:r>
+      <w:r>
+        <w:rPr>
+          <w:i/>
+          <w:iCs/>
+        </w:rPr>
+        <w:t>target number</w:t>
+      </w:r>
+      <w:r>
+        <w:t>.</w:t>
+      </w:r>
+      <w:r>
+        <w:t xml:space="preserve"> The target number is provided at the start of the roll by the target of the roll, or the challenge being attempted.</w:t>
       </w:r>
     </w:p>
     <w:tbl>
@@ -5433,23 +5516,33 @@
         <w:tblLook w:val="04A0" w:firstRow="1" w:lastRow="0" w:firstColumn="1" w:lastColumn="0" w:noHBand="0" w:noVBand="1"/>
       </w:tblPr>
       <w:tblGrid>
-        <w:gridCol w:w="2715"/>
-        <w:gridCol w:w="6635"/>
+        <w:gridCol w:w="3325"/>
+        <w:gridCol w:w="6025"/>
       </w:tblGrid>
       <w:tr>
         <w:tc>
           <w:tcPr>
-            <w:tcW w:w="2715" w:type="dxa"/>
-          </w:tcPr>
-          <w:p>
-            <w:r>
-              <w:t>Highest Roll</w:t>
-            </w:r>
-          </w:p>
-        </w:tc>
-        <w:tc>
-          <w:tcPr>
-            <w:tcW w:w="6635" w:type="dxa"/>
+            <w:tcW w:w="3325" w:type="dxa"/>
+          </w:tcPr>
+          <w:p>
+            <w:pPr>
+              <w:rPr>
+                <w:i/>
+                <w:iCs/>
+              </w:rPr>
+            </w:pPr>
+            <w:r>
+              <w:rPr>
+                <w:i/>
+                <w:iCs/>
+              </w:rPr>
+              <w:t>Result relative to the TN</w:t>
+            </w:r>
+          </w:p>
+        </w:tc>
+        <w:tc>
+          <w:tcPr>
+            <w:tcW w:w="6025" w:type="dxa"/>
           </w:tcPr>
           <w:p>
             <w:r>
@@ -5467,17 +5560,32 @@
         </w:trPr>
         <w:tc>
           <w:tcPr>
-            <w:tcW w:w="2715" w:type="dxa"/>
-          </w:tcPr>
-          <w:p>
-            <w:r>
-              <w:t>1</w:t>
-            </w:r>
-          </w:p>
-        </w:tc>
-        <w:tc>
-          <w:tcPr>
-            <w:tcW w:w="6635" w:type="dxa"/>
+            <w:tcW w:w="3325" w:type="dxa"/>
+          </w:tcPr>
+          <w:p>
+            <w:r>
+              <w:t xml:space="preserve">Result </w:t>
+            </w:r>
+            <w:r>
+              <w:t>&lt;</w:t>
+            </w:r>
+            <w:r>
+              <w:t>=</w:t>
+            </w:r>
+            <w:r>
+              <w:t xml:space="preserve"> </w:t>
+            </w:r>
+            <w:r>
+              <w:t>-</w:t>
+            </w:r>
+            <w:r>
+              <w:t>5</w:t>
+            </w:r>
+          </w:p>
+        </w:tc>
+        <w:tc>
+          <w:tcPr>
+            <w:tcW w:w="6025" w:type="dxa"/>
           </w:tcPr>
           <w:p>
             <w:r>
@@ -5504,17 +5612,38 @@
       <w:tr>
         <w:tc>
           <w:tcPr>
-            <w:tcW w:w="2715" w:type="dxa"/>
-          </w:tcPr>
-          <w:p>
-            <w:r>
-              <w:t>2-3</w:t>
-            </w:r>
-          </w:p>
-        </w:tc>
-        <w:tc>
-          <w:tcPr>
-            <w:tcW w:w="6635" w:type="dxa"/>
+            <w:tcW w:w="3325" w:type="dxa"/>
+          </w:tcPr>
+          <w:p>
+            <w:r>
+              <w:t>-</w:t>
+            </w:r>
+            <w:r>
+              <w:t>4</w:t>
+            </w:r>
+            <w:r>
+              <w:t xml:space="preserve"> &lt;</w:t>
+            </w:r>
+            <w:r>
+              <w:t>=</w:t>
+            </w:r>
+            <w:r>
+              <w:t xml:space="preserve"> Result &lt;</w:t>
+            </w:r>
+            <w:r>
+              <w:t>=</w:t>
+            </w:r>
+            <w:r>
+              <w:t xml:space="preserve"> </w:t>
+            </w:r>
+            <w:r>
+              <w:t>-1</w:t>
+            </w:r>
+          </w:p>
+        </w:tc>
+        <w:tc>
+          <w:tcPr>
+            <w:tcW w:w="6025" w:type="dxa"/>
           </w:tcPr>
           <w:p>
             <w:r>
@@ -5532,17 +5661,20 @@
         </w:trPr>
         <w:tc>
           <w:tcPr>
-            <w:tcW w:w="2715" w:type="dxa"/>
-          </w:tcPr>
-          <w:p>
-            <w:r>
-              <w:t>4-5</w:t>
-            </w:r>
-          </w:p>
-        </w:tc>
-        <w:tc>
-          <w:tcPr>
-            <w:tcW w:w="6635" w:type="dxa"/>
+            <w:tcW w:w="3325" w:type="dxa"/>
+          </w:tcPr>
+          <w:p>
+            <w:r>
+              <w:t>0 &lt;= Result &lt;=</w:t>
+            </w:r>
+            <w:r>
+              <w:t xml:space="preserve"> +4</w:t>
+            </w:r>
+          </w:p>
+        </w:tc>
+        <w:tc>
+          <w:tcPr>
+            <w:tcW w:w="6025" w:type="dxa"/>
           </w:tcPr>
           <w:p>
             <w:r>
@@ -5563,17 +5695,23 @@
       <w:tr>
         <w:tc>
           <w:tcPr>
-            <w:tcW w:w="2715" w:type="dxa"/>
-          </w:tcPr>
-          <w:p>
-            <w:r>
-              <w:t>6</w:t>
-            </w:r>
-          </w:p>
-        </w:tc>
-        <w:tc>
-          <w:tcPr>
-            <w:tcW w:w="6635" w:type="dxa"/>
+            <w:tcW w:w="3325" w:type="dxa"/>
+          </w:tcPr>
+          <w:p>
+            <w:r>
+              <w:t>+</w:t>
+            </w:r>
+            <w:r>
+              <w:t>5</w:t>
+            </w:r>
+            <w:r>
+              <w:t xml:space="preserve"> &lt;= Result</w:t>
+            </w:r>
+          </w:p>
+        </w:tc>
+        <w:tc>
+          <w:tcPr>
+            <w:tcW w:w="6025" w:type="dxa"/>
           </w:tcPr>
           <w:p>
             <w:r>
@@ -5602,66 +5740,89 @@
       <w:pPr>
         <w:pStyle w:val="Heading3"/>
       </w:pPr>
-      <w:r>
+    </w:p>
+    <w:p>
+      <w:pPr>
+        <w:rPr>
+          <w:rFonts w:eastAsiaTheme="majorEastAsia" w:cstheme="majorBidi"/>
+          <w:color w:val="0F4761" w:themeColor="accent1" w:themeShade="BF"/>
+          <w:sz w:val="28"/>
+          <w:szCs w:val="28"/>
+        </w:rPr>
+      </w:pPr>
+      <w:r>
+        <w:br w:type="page"/>
+      </w:r>
+    </w:p>
+    <w:p>
+      <w:pPr>
+        <w:pStyle w:val="Heading3"/>
+      </w:pPr>
+      <w:r>
+        <w:lastRenderedPageBreak/>
         <w:t>Skill Check</w:t>
       </w:r>
     </w:p>
     <w:p>
       <w:r>
-        <w:t>While c</w:t>
-      </w:r>
-      <w:r>
-        <w:t>hallenge</w:t>
-      </w:r>
-      <w:r>
-        <w:t xml:space="preserve"> rolls </w:t>
-      </w:r>
-      <w:r>
-        <w:t>are specifically for combat</w:t>
-      </w:r>
-      <w:r>
-        <w:t xml:space="preserve">, dialogue </w:t>
-      </w:r>
-      <w:r>
-        <w:t>uses</w:t>
+        <w:t>D</w:t>
+      </w:r>
+      <w:r>
+        <w:t>ialogue is more important</w:t>
+      </w:r>
+      <w:r>
+        <w:t xml:space="preserve"> to the player agency</w:t>
+      </w:r>
+      <w:r>
+        <w:t>,</w:t>
+      </w:r>
+      <w:r>
+        <w:t xml:space="preserve"> and I want to avoid </w:t>
+      </w:r>
+      <w:r>
+        <w:t>players getting frustrated during dialogue by</w:t>
+      </w:r>
+      <w:r>
+        <w:t xml:space="preserve"> failing a </w:t>
+      </w:r>
+      <w:r>
+        <w:t xml:space="preserve">semi-random </w:t>
+      </w:r>
+      <w:r>
+        <w:t>roll</w:t>
+      </w:r>
+      <w:r>
+        <w:t>.</w:t>
       </w:r>
       <w:r>
         <w:t xml:space="preserve"> </w:t>
       </w:r>
       <w:r>
-        <w:t xml:space="preserve">skill </w:t>
-      </w:r>
-      <w:r>
-        <w:t>checks</w:t>
-      </w:r>
-      <w:r>
-        <w:t>.</w:t>
-      </w:r>
-    </w:p>
-    <w:p>
-      <w:r>
-        <w:t>D</w:t>
-      </w:r>
-      <w:r>
-        <w:t>ialogue is more important</w:t>
-      </w:r>
-      <w:r>
-        <w:t xml:space="preserve"> to the player agency</w:t>
-      </w:r>
-      <w:r>
-        <w:t>,</w:t>
-      </w:r>
-      <w:r>
-        <w:t xml:space="preserve"> and I want to avoid </w:t>
-      </w:r>
-      <w:r>
-        <w:t>players getting frustrated during dialogue by</w:t>
-      </w:r>
-      <w:r>
-        <w:t xml:space="preserve"> failing a roll, it makes sense to </w:t>
-      </w:r>
-      <w:r>
-        <w:t>reveal a dialogue option based on a skill check (and show the required skill</w:t>
+        <w:t>So</w:t>
+      </w:r>
+      <w:r>
+        <w:t xml:space="preserve">me </w:t>
+      </w:r>
+      <w:r>
+        <w:t>dialogue option</w:t>
+      </w:r>
+      <w:r>
+        <w:t>s will be</w:t>
+      </w:r>
+      <w:r>
+        <w:t xml:space="preserve"> </w:t>
+      </w:r>
+      <w:r>
+        <w:t xml:space="preserve">revealed based </w:t>
+      </w:r>
+      <w:r>
+        <w:t>on a skill check (</w:t>
+      </w:r>
+      <w:r>
+        <w:t xml:space="preserve">by showing </w:t>
+      </w:r>
+      <w:r>
+        <w:t>the required skill</w:t>
       </w:r>
       <w:r>
         <w:t xml:space="preserve"> and </w:t>
@@ -5673,48 +5834,41 @@
     <w:p>
       <w:r>
         <w:t xml:space="preserve">Choosing a dialogue option with a skill </w:t>
+      </w:r>
+      <w:r>
+        <w:t xml:space="preserve">check </w:t>
       </w:r>
       <w:r>
         <w:rPr>
           <w:i/>
           <w:iCs/>
         </w:rPr>
-        <w:t>always passes</w:t>
-      </w:r>
-      <w:r>
-        <w:t xml:space="preserve"> if the player's skill </w:t>
-      </w:r>
-      <w:r>
-        <w:t xml:space="preserve">value </w:t>
-      </w:r>
-      <w:r>
-        <w:t>is at or above the</w:t>
-      </w:r>
-      <w:r>
-        <w:t xml:space="preserve"> demanded</w:t>
-      </w:r>
-      <w:r>
-        <w:t xml:space="preserve"> </w:t>
-      </w:r>
-      <w:r>
-        <w:t xml:space="preserve">skill </w:t>
-      </w:r>
-      <w:r>
-        <w:t>value.</w:t>
-      </w:r>
-      <w:r>
-        <w:t xml:space="preserve"> There is no </w:t>
-      </w:r>
-      <w:proofErr w:type="gramStart"/>
-      <w:r>
-        <w:t>roll</w:t>
-      </w:r>
-      <w:proofErr w:type="gramEnd"/>
-      <w:r>
-        <w:t xml:space="preserve">, it's just available to them due to </w:t>
-      </w:r>
-      <w:r>
-        <w:t xml:space="preserve">what skills </w:t>
+        <w:t>always passe</w:t>
+      </w:r>
+      <w:r>
+        <w:rPr>
+          <w:i/>
+          <w:iCs/>
+        </w:rPr>
+        <w:t>s</w:t>
+      </w:r>
+      <w:r>
+        <w:t>.</w:t>
+      </w:r>
+      <w:r>
+        <w:t xml:space="preserve"> There is no roll, </w:t>
+      </w:r>
+      <w:r>
+        <w:t xml:space="preserve">the option is </w:t>
+      </w:r>
+      <w:r>
+        <w:t xml:space="preserve">just available to them due to </w:t>
+      </w:r>
+      <w:r>
+        <w:t>the</w:t>
+      </w:r>
+      <w:r>
+        <w:t xml:space="preserve"> skills </w:t>
       </w:r>
       <w:r>
         <w:t xml:space="preserve">they </w:t>
@@ -5862,29 +6016,13 @@
               </w:rPr>
               <w:t xml:space="preserve">n </w:t>
             </w:r>
-            <w:proofErr w:type="gramStart"/>
             <w:r>
               <w:rPr>
                 <w:rStyle w:val="Emphasis"/>
                 <w:i/>
               </w:rPr>
-              <w:t xml:space="preserve">unconscious </w:t>
-            </w:r>
-            <w:r>
-              <w:rPr>
-                <w:rStyle w:val="Emphasis"/>
-                <w:i/>
-              </w:rPr>
-              <w:t xml:space="preserve"> </w:t>
-            </w:r>
-            <w:r>
-              <w:rPr>
-                <w:rStyle w:val="Emphasis"/>
-                <w:i/>
-              </w:rPr>
-              <w:t>soldier</w:t>
-            </w:r>
-            <w:proofErr w:type="gramEnd"/>
+              <w:t>unconscious soldier</w:t>
+            </w:r>
             <w:r>
               <w:rPr>
                 <w:rStyle w:val="Emphasis"/>
@@ -6158,6 +6296,87 @@
       </w:r>
       <w:r>
         <w:t>their level will be adjusted to 1 below the PC’s.</w:t>
+      </w:r>
+    </w:p>
+    <w:p>
+      <w:pPr>
+        <w:pStyle w:val="Heading2"/>
+      </w:pPr>
+      <w:r>
+        <w:t>Tinkering</w:t>
+      </w:r>
+    </w:p>
+    <w:p>
+      <w:pPr>
+        <w:pStyle w:val="ListParagraph"/>
+        <w:numPr>
+          <w:ilvl w:val="0"/>
+          <w:numId w:val="30"/>
+        </w:numPr>
+      </w:pPr>
+      <w:r>
+        <w:t>All paths: Poultices, poisons</w:t>
+      </w:r>
+    </w:p>
+    <w:p>
+      <w:pPr>
+        <w:pStyle w:val="ListParagraph"/>
+        <w:numPr>
+          <w:ilvl w:val="0"/>
+          <w:numId w:val="30"/>
+        </w:numPr>
+      </w:pPr>
+      <w:r>
+        <w:t xml:space="preserve">Vanguard: Disposable Armor (provides Guard and resistances) </w:t>
+      </w:r>
+    </w:p>
+    <w:p>
+      <w:pPr>
+        <w:pStyle w:val="ListParagraph"/>
+        <w:numPr>
+          <w:ilvl w:val="0"/>
+          <w:numId w:val="30"/>
+        </w:numPr>
+      </w:pPr>
+      <w:r>
+        <w:t xml:space="preserve">Prowler: Ammunition (arrows), and </w:t>
+      </w:r>
+      <w:r>
+        <w:rPr>
+          <w:i/>
+          <w:iCs/>
+        </w:rPr>
+        <w:t>potent</w:t>
+      </w:r>
+      <w:r>
+        <w:t xml:space="preserve"> poisons</w:t>
+      </w:r>
+    </w:p>
+    <w:p>
+      <w:pPr>
+        <w:pStyle w:val="ListParagraph"/>
+        <w:numPr>
+          <w:ilvl w:val="0"/>
+          <w:numId w:val="30"/>
+        </w:numPr>
+      </w:pPr>
+      <w:r>
+        <w:t>Whisper: Totems (to cast spells safely)</w:t>
+      </w:r>
+    </w:p>
+    <w:p>
+      <w:pPr>
+        <w:pStyle w:val="ListParagraph"/>
+        <w:numPr>
+          <w:ilvl w:val="0"/>
+          <w:numId w:val="30"/>
+        </w:numPr>
+      </w:pPr>
+      <w:r>
+        <w:t>Artificer: Elixirs (disposable buffs), gadgets (reusable buffs, disposable debuffs)</w:t>
+      </w:r>
+      <w:r>
+        <w:tab/>
       </w:r>
     </w:p>
     <w:p>
@@ -6336,89 +6555,66 @@
           <w:ilvl w:val="0"/>
           <w:numId w:val="28"/>
         </w:numPr>
+      </w:pPr>
+      <w:r>
         <w:rPr>
           <w:strike/>
         </w:rPr>
-      </w:pPr>
+        <w:t>Brainstorming</w:t>
+      </w:r>
       <w:r>
         <w:rPr>
           <w:strike/>
         </w:rPr>
-        <w:t>Brainstorming</w:t>
+        <w:t>; Write down interesting abilit</w:t>
       </w:r>
       <w:r>
         <w:rPr>
           <w:strike/>
         </w:rPr>
-        <w:t>; Write down interesting abilit</w:t>
+        <w:t>y names</w:t>
       </w:r>
       <w:r>
         <w:rPr>
           <w:strike/>
         </w:rPr>
-        <w:t>y names</w:t>
+        <w:t xml:space="preserve"> from</w:t>
       </w:r>
       <w:r>
         <w:rPr>
           <w:strike/>
         </w:rPr>
-        <w:t xml:space="preserve"> from</w:t>
+        <w:t xml:space="preserve"> games</w:t>
       </w:r>
       <w:r>
         <w:rPr>
           <w:strike/>
         </w:rPr>
-        <w:t xml:space="preserve"> games</w:t>
+        <w:t>;</w:t>
       </w:r>
       <w:r>
         <w:rPr>
           <w:strike/>
         </w:rPr>
-        <w:t>;</w:t>
+        <w:t xml:space="preserve"> Sonny</w:t>
       </w:r>
       <w:r>
         <w:rPr>
           <w:strike/>
         </w:rPr>
-        <w:t xml:space="preserve"> Sonny</w:t>
+        <w:t>, Grimwild</w:t>
       </w:r>
       <w:r>
         <w:rPr>
           <w:strike/>
         </w:rPr>
-        <w:t>, Grimwild</w:t>
+        <w:t>, Dragon Age: Origins</w:t>
       </w:r>
       <w:r>
         <w:rPr>
           <w:strike/>
         </w:rPr>
-        <w:t>, Dragon Age: Origins</w:t>
-      </w:r>
-      <w:r>
-        <w:rPr>
-          <w:strike/>
-        </w:rPr>
         <w:t>, Fallout, Skyrim</w:t>
-      </w:r>
-      <w:r>
-        <w:rPr>
-          <w:strike/>
-        </w:rPr>
-        <w:t xml:space="preserve"> </w:t>
-      </w:r>
-      <w:r>
-        <w:rPr>
-          <w:strike/>
-        </w:rPr>
-        <w:t xml:space="preserve">… </w:t>
-      </w:r>
-      <w:r>
-        <w:rPr>
-          <w:i/>
-          <w:iCs/>
-          <w:strike/>
-        </w:rPr>
-        <w:t>List on next page</w:t>
       </w:r>
     </w:p>
     <w:p>
@@ -6430,16 +6626,10 @@
         </w:numPr>
       </w:pPr>
       <w:r>
-        <w:t xml:space="preserve">Writing: Go through each name, one at a time, and </w:t>
-      </w:r>
-      <w:r>
-        <w:t>adjust its name</w:t>
-      </w:r>
-      <w:r>
-        <w:t xml:space="preserve"> to fit the world of Polaris better, if </w:t>
-      </w:r>
-      <w:r>
-        <w:t>adjustments are needed.</w:t>
+        <w:t xml:space="preserve">Determine </w:t>
+      </w:r>
+      <w:r>
+        <w:t>Roles</w:t>
       </w:r>
     </w:p>
     <w:p>
@@ -6451,22 +6641,28 @@
         </w:numPr>
       </w:pPr>
       <w:r>
-        <w:t>Re</w:t>
-      </w:r>
-      <w:r>
-        <w:t>qu</w:t>
-      </w:r>
-      <w:r>
-        <w:t>i</w:t>
-      </w:r>
-      <w:r>
-        <w:t xml:space="preserve">rements: Determine the requirements each </w:t>
-      </w:r>
-      <w:r>
-        <w:t>path</w:t>
-      </w:r>
-      <w:r>
-        <w:t xml:space="preserve"> should fulfill: Healing, damage, defense, utility, etc.</w:t>
+        <w:t>D</w:t>
+      </w:r>
+      <w:r>
+        <w:t xml:space="preserve">istribute </w:t>
+      </w:r>
+      <w:r>
+        <w:t xml:space="preserve">Roles to Paths using </w:t>
+      </w:r>
+      <w:r>
+        <w:t>a point system</w:t>
+      </w:r>
+      <w:r>
+        <w:t xml:space="preserve"> (30/</w:t>
+      </w:r>
+      <w:r>
+        <w:t>Path</w:t>
+      </w:r>
+      <w:r>
+        <w:t>)</w:t>
+      </w:r>
+      <w:r>
+        <w:t xml:space="preserve"> to also determine the budget for what kinds of Talents will be allocated to each Path</w:t>
       </w:r>
     </w:p>
     <w:p>
@@ -6478,13 +6674,7 @@
         </w:numPr>
       </w:pPr>
       <w:r>
-        <w:t xml:space="preserve">Cards: Write the name of each Talent on an index </w:t>
-      </w:r>
-      <w:r>
-        <w:t>card and</w:t>
-      </w:r>
-      <w:r>
-        <w:t xml:space="preserve"> put them in four stacks. On the back of the card, write a brief description and what paths make the most sense for this card.</w:t>
+        <w:t>Assign a budget system to prevent power creep (what “power” of Talents will be available)</w:t>
       </w:r>
     </w:p>
     <w:p>
@@ -6496,57 +6686,21 @@
         </w:numPr>
       </w:pPr>
       <w:r>
-        <w:t xml:space="preserve">Assign: Decide what Talents go to which </w:t>
-      </w:r>
-      <w:r>
-        <w:t>Paths</w:t>
-      </w:r>
-      <w:r>
-        <w:t>.</w:t>
-      </w:r>
-    </w:p>
-    <w:p>
-      <w:pPr>
-        <w:pStyle w:val="ListParagraph"/>
-        <w:numPr>
-          <w:ilvl w:val="0"/>
-          <w:numId w:val="28"/>
-        </w:numPr>
-      </w:pPr>
-      <w:r>
-        <w:t>Design: Design the tree</w:t>
-      </w:r>
-      <w:r>
-        <w:t>s</w:t>
-      </w:r>
-      <w:r>
-        <w:t xml:space="preserve"> and where the different Talents will appear</w:t>
-      </w:r>
-      <w:r>
-        <w:t>, and what their requisites are.</w:t>
+        <w:t>Design Talent templates</w:t>
+      </w:r>
+    </w:p>
+    <w:p>
+      <w:pPr>
+        <w:pStyle w:val="Heading3"/>
+      </w:pPr>
+      <w:r>
+        <w:t>Path</w:t>
       </w:r>
       <w:r>
         <w:t xml:space="preserve"> </w:t>
       </w:r>
       <w:r>
-        <w:t>A</w:t>
-      </w:r>
-      <w:r>
-        <w:t>ssign a complexity/power value to Talents</w:t>
-      </w:r>
-      <w:r>
-        <w:t xml:space="preserve"> first to make this easier.</w:t>
-      </w:r>
-    </w:p>
-    <w:p>
-      <w:pPr>
-        <w:pStyle w:val="Heading3"/>
-      </w:pPr>
-      <w:r>
-        <w:t>Path</w:t>
-      </w:r>
-      <w:r>
-        <w:t xml:space="preserve"> Requirements</w:t>
+        <w:t>Roles</w:t>
       </w:r>
     </w:p>
     <w:p>
@@ -6639,10 +6793,14 @@
         </w:numPr>
       </w:pPr>
       <w:r>
-        <w:t xml:space="preserve">Utility- </w:t>
-      </w:r>
-      <w:r>
-        <w:t>Buff/Debuff: Helping your</w:t>
+        <w:rPr>
+          <w:b/>
+          <w:bCs/>
+        </w:rPr>
+        <w:t>Buff/Debuff</w:t>
+      </w:r>
+      <w:r>
+        <w:t>: Helping your</w:t>
       </w:r>
       <w:r>
         <w:t xml:space="preserve"> </w:t>
@@ -6663,158 +6821,15 @@
         </w:numPr>
       </w:pPr>
       <w:r>
-        <w:t xml:space="preserve">Utility- </w:t>
-      </w:r>
-      <w:r>
-        <w:t>Tinkering: Your crafting ability outside of battle</w:t>
-      </w:r>
-    </w:p>
-    <w:p>
-      <w:pPr>
-        <w:pStyle w:val="ListParagraph"/>
-        <w:numPr>
-          <w:ilvl w:val="1"/>
-          <w:numId w:val="30"/>
-        </w:numPr>
-      </w:pPr>
-      <w:r>
-        <w:t xml:space="preserve">All paths: </w:t>
-      </w:r>
-      <w:r>
-        <w:t>Poultices</w:t>
-      </w:r>
-      <w:r>
-        <w:t>, poisons</w:t>
-      </w:r>
-    </w:p>
-    <w:p>
-      <w:pPr>
-        <w:pStyle w:val="ListParagraph"/>
-        <w:numPr>
-          <w:ilvl w:val="1"/>
-          <w:numId w:val="30"/>
-        </w:numPr>
-      </w:pPr>
-      <w:r>
-        <w:t>Vanguard:</w:t>
-      </w:r>
-      <w:r>
-        <w:t xml:space="preserve"> </w:t>
-      </w:r>
-      <w:r>
-        <w:t>Disposable Armor (provides Guard</w:t>
-      </w:r>
-      <w:r>
-        <w:t xml:space="preserve"> and resistances</w:t>
-      </w:r>
-      <w:r>
-        <w:t xml:space="preserve">) </w:t>
-      </w:r>
-    </w:p>
-    <w:p>
-      <w:pPr>
-        <w:pStyle w:val="ListParagraph"/>
-        <w:numPr>
-          <w:ilvl w:val="1"/>
-          <w:numId w:val="30"/>
-        </w:numPr>
-      </w:pPr>
-      <w:r>
-        <w:t>Prowler:</w:t>
-      </w:r>
-      <w:r>
-        <w:t xml:space="preserve"> Ammunition</w:t>
-      </w:r>
-      <w:r>
-        <w:t xml:space="preserve"> (arrows)</w:t>
-      </w:r>
-      <w:r>
-        <w:t xml:space="preserve">, and </w:t>
-      </w:r>
-      <w:r>
-        <w:rPr>
-          <w:i/>
-          <w:iCs/>
-        </w:rPr>
-        <w:t>potent</w:t>
-      </w:r>
-      <w:r>
-        <w:t xml:space="preserve"> </w:t>
-      </w:r>
-      <w:r>
-        <w:t>poisons</w:t>
-      </w:r>
-    </w:p>
-    <w:p>
-      <w:pPr>
-        <w:pStyle w:val="ListParagraph"/>
-        <w:numPr>
-          <w:ilvl w:val="1"/>
-          <w:numId w:val="30"/>
-        </w:numPr>
-      </w:pPr>
-      <w:r>
-        <w:t>Whisper:</w:t>
-      </w:r>
-      <w:r>
-        <w:t xml:space="preserve"> </w:t>
-      </w:r>
-      <w:r>
-        <w:t>Totems</w:t>
-      </w:r>
-      <w:r>
-        <w:t xml:space="preserve"> (to</w:t>
-      </w:r>
-      <w:r>
-        <w:t xml:space="preserve"> cast spells safely</w:t>
-      </w:r>
-      <w:r>
-        <w:t>)</w:t>
-      </w:r>
-    </w:p>
-    <w:p>
-      <w:pPr>
-        <w:pStyle w:val="ListParagraph"/>
-        <w:numPr>
-          <w:ilvl w:val="1"/>
-          <w:numId w:val="30"/>
-        </w:numPr>
-      </w:pPr>
-      <w:r>
-        <w:t>Artificer:</w:t>
-      </w:r>
-      <w:r>
-        <w:t xml:space="preserve"> </w:t>
-      </w:r>
-      <w:r>
-        <w:t>Elixirs</w:t>
-      </w:r>
-      <w:r>
-        <w:t xml:space="preserve"> (disposable buffs)</w:t>
-      </w:r>
-      <w:r>
-        <w:t xml:space="preserve">, </w:t>
-      </w:r>
-      <w:r>
-        <w:t>gadgets</w:t>
-      </w:r>
-      <w:r>
-        <w:t xml:space="preserve"> (</w:t>
-      </w:r>
-      <w:r>
-        <w:t xml:space="preserve">reusable </w:t>
-      </w:r>
-      <w:r>
-        <w:t>buffs</w:t>
-      </w:r>
-      <w:r>
-        <w:t>, disposable debuffs</w:t>
-      </w:r>
-      <w:r>
-        <w:t>)</w:t>
-      </w:r>
-    </w:p>
-    <w:p>
+        <w:rPr>
+          <w:b/>
+          <w:bCs/>
+        </w:rPr>
+        <w:t>Tinkering</w:t>
+      </w:r>
+      <w:r>
+        <w:t>: Your crafting ability outside of battle</w:t>
+      </w:r>
       <w:r>
         <w:br w:type="page"/>
       </w:r>
@@ -6832,11 +6847,30 @@
     </w:p>
     <w:p>
       <w:pPr>
+        <w:rPr>
+          <w:rFonts w:eastAsiaTheme="majorEastAsia" w:cstheme="majorBidi"/>
+          <w:color w:val="0F4761" w:themeColor="accent1" w:themeShade="BF"/>
+          <w:sz w:val="32"/>
+          <w:szCs w:val="32"/>
+        </w:rPr>
+      </w:pPr>
+      <w:r>
+        <w:br w:type="page"/>
+      </w:r>
+    </w:p>
+    <w:p>
+      <w:pPr>
         <w:pStyle w:val="Heading2"/>
       </w:pPr>
       <w:r>
         <w:lastRenderedPageBreak/>
-        <w:t>Talent Brainstorming</w:t>
+        <w:t>Talent</w:t>
+      </w:r>
+      <w:r>
+        <w:t xml:space="preserve"> Name</w:t>
+      </w:r>
+      <w:r>
+        <w:t xml:space="preserve"> Brainstorming</w:t>
       </w:r>
     </w:p>
     <w:p>
@@ -6862,6 +6896,11 @@
           <w:ilvl w:val="0"/>
           <w:numId w:val="26"/>
         </w:numPr>
+        <w:spacing w:afterLines="40" w:after="96" w:line="240" w:lineRule="auto"/>
+        <w:rPr>
+          <w:sz w:val="16"/>
+          <w:szCs w:val="16"/>
+        </w:rPr>
         <w:sectPr>
           <w:type w:val="continuous"/>
           <w:pgSz w:w="12240" w:h="15840"/>
@@ -6873,14 +6912,12 @@
     </w:p>
     <w:p>
       <w:pPr>
-        <w:pStyle w:val="ListParagraph"/>
-        <w:numPr>
-          <w:ilvl w:val="0"/>
-          <w:numId w:val="29"/>
-        </w:numPr>
         <w:tabs>
           <w:tab w:val="left" w:pos="2520"/>
         </w:tabs>
+        <w:spacing w:afterLines="40" w:after="96" w:line="240" w:lineRule="auto"/>
+        <w:ind w:left="360"/>
+        <w:jc w:val="center"/>
         <w:rPr>
           <w:sz w:val="16"/>
           <w:szCs w:val="16"/>
@@ -6896,14 +6933,12 @@
     </w:p>
     <w:p>
       <w:pPr>
-        <w:pStyle w:val="ListParagraph"/>
-        <w:numPr>
-          <w:ilvl w:val="0"/>
-          <w:numId w:val="29"/>
-        </w:numPr>
         <w:tabs>
           <w:tab w:val="left" w:pos="2520"/>
         </w:tabs>
+        <w:spacing w:afterLines="40" w:after="96" w:line="240" w:lineRule="auto"/>
+        <w:ind w:left="360"/>
+        <w:jc w:val="center"/>
         <w:rPr>
           <w:sz w:val="16"/>
           <w:szCs w:val="16"/>
@@ -6919,37 +6954,33 @@
     </w:p>
     <w:p>
       <w:pPr>
-        <w:pStyle w:val="ListParagraph"/>
-        <w:numPr>
-          <w:ilvl w:val="0"/>
-          <w:numId w:val="29"/>
-        </w:numPr>
         <w:tabs>
           <w:tab w:val="left" w:pos="2520"/>
         </w:tabs>
-        <w:rPr>
-          <w:sz w:val="16"/>
-          <w:szCs w:val="16"/>
-        </w:rPr>
-      </w:pPr>
-      <w:r>
-        <w:rPr>
-          <w:sz w:val="16"/>
-          <w:szCs w:val="16"/>
-        </w:rPr>
-        <w:t xml:space="preserve"> Aegis</w:t>
-      </w:r>
-    </w:p>
-    <w:p>
-      <w:pPr>
-        <w:pStyle w:val="ListParagraph"/>
-        <w:numPr>
-          <w:ilvl w:val="0"/>
-          <w:numId w:val="29"/>
-        </w:numPr>
+        <w:spacing w:afterLines="40" w:after="96" w:line="240" w:lineRule="auto"/>
+        <w:ind w:left="360"/>
+        <w:jc w:val="center"/>
+        <w:rPr>
+          <w:sz w:val="16"/>
+          <w:szCs w:val="16"/>
+        </w:rPr>
+      </w:pPr>
+      <w:r>
+        <w:rPr>
+          <w:sz w:val="16"/>
+          <w:szCs w:val="16"/>
+        </w:rPr>
+        <w:t>Aegis</w:t>
+      </w:r>
+    </w:p>
+    <w:p>
+      <w:pPr>
         <w:tabs>
           <w:tab w:val="left" w:pos="2520"/>
         </w:tabs>
+        <w:spacing w:afterLines="40" w:after="96" w:line="240" w:lineRule="auto"/>
+        <w:ind w:left="360"/>
+        <w:jc w:val="center"/>
         <w:rPr>
           <w:sz w:val="16"/>
           <w:szCs w:val="16"/>
@@ -6965,14 +6996,12 @@
     </w:p>
     <w:p>
       <w:pPr>
-        <w:pStyle w:val="ListParagraph"/>
-        <w:numPr>
-          <w:ilvl w:val="0"/>
-          <w:numId w:val="29"/>
-        </w:numPr>
         <w:tabs>
           <w:tab w:val="left" w:pos="2520"/>
         </w:tabs>
+        <w:spacing w:afterLines="40" w:after="96" w:line="240" w:lineRule="auto"/>
+        <w:ind w:left="360"/>
+        <w:jc w:val="center"/>
         <w:rPr>
           <w:sz w:val="16"/>
           <w:szCs w:val="16"/>
@@ -6988,27 +7017,17 @@
     </w:p>
     <w:p>
       <w:pPr>
-        <w:pStyle w:val="ListParagraph"/>
-        <w:numPr>
-          <w:ilvl w:val="0"/>
-          <w:numId w:val="29"/>
-        </w:numPr>
         <w:tabs>
           <w:tab w:val="left" w:pos="2520"/>
         </w:tabs>
-        <w:rPr>
-          <w:sz w:val="16"/>
-          <w:szCs w:val="16"/>
-        </w:rPr>
-      </w:pPr>
-      <w:r>
-        <w:rPr>
-          <w:sz w:val="16"/>
-          <w:szCs w:val="16"/>
-        </w:rPr>
-        <w:t xml:space="preserve"> </w:t>
-      </w:r>
-      <w:proofErr w:type="spellStart"/>
+        <w:spacing w:afterLines="40" w:after="96" w:line="240" w:lineRule="auto"/>
+        <w:ind w:left="360"/>
+        <w:jc w:val="center"/>
+        <w:rPr>
+          <w:sz w:val="16"/>
+          <w:szCs w:val="16"/>
+        </w:rPr>
+      </w:pPr>
       <w:r>
         <w:rPr>
           <w:sz w:val="16"/>
@@ -7016,41 +7035,36 @@
         </w:rPr>
         <w:t>Anchorshot</w:t>
       </w:r>
-      <w:proofErr w:type="spellEnd"/>
-    </w:p>
-    <w:p>
-      <w:pPr>
-        <w:pStyle w:val="ListParagraph"/>
-        <w:numPr>
-          <w:ilvl w:val="0"/>
-          <w:numId w:val="29"/>
-        </w:numPr>
+    </w:p>
+    <w:p>
+      <w:pPr>
         <w:tabs>
           <w:tab w:val="left" w:pos="2520"/>
         </w:tabs>
-        <w:rPr>
-          <w:sz w:val="16"/>
-          <w:szCs w:val="16"/>
-        </w:rPr>
-      </w:pPr>
-      <w:r>
-        <w:rPr>
-          <w:sz w:val="16"/>
-          <w:szCs w:val="16"/>
-        </w:rPr>
-        <w:t xml:space="preserve"> Animal Companion</w:t>
-      </w:r>
-    </w:p>
-    <w:p>
-      <w:pPr>
-        <w:pStyle w:val="ListParagraph"/>
-        <w:numPr>
-          <w:ilvl w:val="0"/>
-          <w:numId w:val="29"/>
-        </w:numPr>
+        <w:spacing w:afterLines="40" w:after="96" w:line="240" w:lineRule="auto"/>
+        <w:ind w:left="360"/>
+        <w:jc w:val="center"/>
+        <w:rPr>
+          <w:sz w:val="16"/>
+          <w:szCs w:val="16"/>
+        </w:rPr>
+      </w:pPr>
+      <w:r>
+        <w:rPr>
+          <w:sz w:val="16"/>
+          <w:szCs w:val="16"/>
+        </w:rPr>
+        <w:t>Animal Companion</w:t>
+      </w:r>
+    </w:p>
+    <w:p>
+      <w:pPr>
         <w:tabs>
           <w:tab w:val="left" w:pos="2520"/>
         </w:tabs>
+        <w:spacing w:afterLines="40" w:after="96" w:line="240" w:lineRule="auto"/>
+        <w:ind w:left="360"/>
+        <w:jc w:val="center"/>
         <w:rPr>
           <w:sz w:val="16"/>
           <w:szCs w:val="16"/>
@@ -7066,14 +7080,12 @@
     </w:p>
     <w:p>
       <w:pPr>
-        <w:pStyle w:val="ListParagraph"/>
-        <w:numPr>
-          <w:ilvl w:val="0"/>
-          <w:numId w:val="29"/>
-        </w:numPr>
         <w:tabs>
           <w:tab w:val="left" w:pos="2520"/>
         </w:tabs>
+        <w:spacing w:afterLines="40" w:after="96" w:line="240" w:lineRule="auto"/>
+        <w:ind w:left="360"/>
+        <w:jc w:val="center"/>
         <w:rPr>
           <w:sz w:val="16"/>
           <w:szCs w:val="16"/>
@@ -7089,14 +7101,12 @@
     </w:p>
     <w:p>
       <w:pPr>
-        <w:pStyle w:val="ListParagraph"/>
-        <w:numPr>
-          <w:ilvl w:val="0"/>
-          <w:numId w:val="29"/>
-        </w:numPr>
         <w:tabs>
           <w:tab w:val="left" w:pos="2520"/>
         </w:tabs>
+        <w:spacing w:afterLines="40" w:after="96" w:line="240" w:lineRule="auto"/>
+        <w:ind w:left="360"/>
+        <w:jc w:val="center"/>
         <w:rPr>
           <w:sz w:val="16"/>
           <w:szCs w:val="16"/>
@@ -7112,37 +7122,33 @@
     </w:p>
     <w:p>
       <w:pPr>
-        <w:pStyle w:val="ListParagraph"/>
-        <w:numPr>
-          <w:ilvl w:val="0"/>
-          <w:numId w:val="29"/>
-        </w:numPr>
         <w:tabs>
           <w:tab w:val="left" w:pos="2520"/>
         </w:tabs>
-        <w:rPr>
-          <w:sz w:val="16"/>
-          <w:szCs w:val="16"/>
-        </w:rPr>
-      </w:pPr>
-      <w:r>
-        <w:rPr>
-          <w:sz w:val="16"/>
-          <w:szCs w:val="16"/>
-        </w:rPr>
-        <w:t xml:space="preserve"> Assassination</w:t>
-      </w:r>
-    </w:p>
-    <w:p>
-      <w:pPr>
-        <w:pStyle w:val="ListParagraph"/>
-        <w:numPr>
-          <w:ilvl w:val="0"/>
-          <w:numId w:val="29"/>
-        </w:numPr>
+        <w:spacing w:afterLines="40" w:after="96" w:line="240" w:lineRule="auto"/>
+        <w:ind w:left="360"/>
+        <w:jc w:val="center"/>
+        <w:rPr>
+          <w:sz w:val="16"/>
+          <w:szCs w:val="16"/>
+        </w:rPr>
+      </w:pPr>
+      <w:r>
+        <w:rPr>
+          <w:sz w:val="16"/>
+          <w:szCs w:val="16"/>
+        </w:rPr>
+        <w:t>Assassination</w:t>
+      </w:r>
+    </w:p>
+    <w:p>
+      <w:pPr>
         <w:tabs>
           <w:tab w:val="left" w:pos="2520"/>
         </w:tabs>
+        <w:spacing w:afterLines="40" w:after="96" w:line="240" w:lineRule="auto"/>
+        <w:ind w:left="360"/>
+        <w:jc w:val="center"/>
         <w:rPr>
           <w:sz w:val="16"/>
           <w:szCs w:val="16"/>
@@ -7158,14 +7164,12 @@
     </w:p>
     <w:p>
       <w:pPr>
-        <w:pStyle w:val="ListParagraph"/>
-        <w:numPr>
-          <w:ilvl w:val="0"/>
-          <w:numId w:val="29"/>
-        </w:numPr>
         <w:tabs>
           <w:tab w:val="left" w:pos="2520"/>
         </w:tabs>
+        <w:spacing w:afterLines="40" w:after="96" w:line="240" w:lineRule="auto"/>
+        <w:ind w:left="360"/>
+        <w:jc w:val="center"/>
         <w:rPr>
           <w:sz w:val="16"/>
           <w:szCs w:val="16"/>
@@ -7181,14 +7185,12 @@
     </w:p>
     <w:p>
       <w:pPr>
-        <w:pStyle w:val="ListParagraph"/>
-        <w:numPr>
-          <w:ilvl w:val="0"/>
-          <w:numId w:val="29"/>
-        </w:numPr>
         <w:tabs>
           <w:tab w:val="left" w:pos="2520"/>
         </w:tabs>
+        <w:spacing w:afterLines="40" w:after="96" w:line="240" w:lineRule="auto"/>
+        <w:ind w:left="360"/>
+        <w:jc w:val="center"/>
         <w:rPr>
           <w:sz w:val="16"/>
           <w:szCs w:val="16"/>
@@ -7204,14 +7206,12 @@
     </w:p>
     <w:p>
       <w:pPr>
-        <w:pStyle w:val="ListParagraph"/>
-        <w:numPr>
-          <w:ilvl w:val="0"/>
-          <w:numId w:val="29"/>
-        </w:numPr>
         <w:tabs>
           <w:tab w:val="left" w:pos="2520"/>
         </w:tabs>
+        <w:spacing w:afterLines="40" w:after="96" w:line="240" w:lineRule="auto"/>
+        <w:ind w:left="360"/>
+        <w:jc w:val="center"/>
         <w:rPr>
           <w:sz w:val="16"/>
           <w:szCs w:val="16"/>
@@ -7227,14 +7227,12 @@
     </w:p>
     <w:p>
       <w:pPr>
-        <w:pStyle w:val="ListParagraph"/>
-        <w:numPr>
-          <w:ilvl w:val="0"/>
-          <w:numId w:val="29"/>
-        </w:numPr>
         <w:tabs>
           <w:tab w:val="left" w:pos="2520"/>
         </w:tabs>
+        <w:spacing w:afterLines="40" w:after="96" w:line="240" w:lineRule="auto"/>
+        <w:ind w:left="360"/>
+        <w:jc w:val="center"/>
         <w:rPr>
           <w:sz w:val="16"/>
           <w:szCs w:val="16"/>
@@ -7250,14 +7248,12 @@
     </w:p>
     <w:p>
       <w:pPr>
-        <w:pStyle w:val="ListParagraph"/>
-        <w:numPr>
-          <w:ilvl w:val="0"/>
-          <w:numId w:val="29"/>
-        </w:numPr>
         <w:tabs>
           <w:tab w:val="left" w:pos="2520"/>
         </w:tabs>
+        <w:spacing w:afterLines="40" w:after="96" w:line="240" w:lineRule="auto"/>
+        <w:ind w:left="360"/>
+        <w:jc w:val="center"/>
         <w:rPr>
           <w:sz w:val="16"/>
           <w:szCs w:val="16"/>
@@ -7273,14 +7269,12 @@
     </w:p>
     <w:p>
       <w:pPr>
-        <w:pStyle w:val="ListParagraph"/>
-        <w:numPr>
-          <w:ilvl w:val="0"/>
-          <w:numId w:val="29"/>
-        </w:numPr>
         <w:tabs>
           <w:tab w:val="left" w:pos="2520"/>
         </w:tabs>
+        <w:spacing w:afterLines="40" w:after="96" w:line="240" w:lineRule="auto"/>
+        <w:ind w:left="360"/>
+        <w:jc w:val="center"/>
         <w:rPr>
           <w:sz w:val="16"/>
           <w:szCs w:val="16"/>
@@ -7296,14 +7290,12 @@
     </w:p>
     <w:p>
       <w:pPr>
-        <w:pStyle w:val="ListParagraph"/>
-        <w:numPr>
-          <w:ilvl w:val="0"/>
-          <w:numId w:val="29"/>
-        </w:numPr>
         <w:tabs>
           <w:tab w:val="left" w:pos="2520"/>
         </w:tabs>
+        <w:spacing w:afterLines="40" w:after="96" w:line="240" w:lineRule="auto"/>
+        <w:ind w:left="360"/>
+        <w:jc w:val="center"/>
         <w:rPr>
           <w:sz w:val="16"/>
           <w:szCs w:val="16"/>
@@ -7319,14 +7311,12 @@
     </w:p>
     <w:p>
       <w:pPr>
-        <w:pStyle w:val="ListParagraph"/>
-        <w:numPr>
-          <w:ilvl w:val="0"/>
-          <w:numId w:val="29"/>
-        </w:numPr>
         <w:tabs>
           <w:tab w:val="left" w:pos="2520"/>
         </w:tabs>
+        <w:spacing w:afterLines="40" w:after="96" w:line="240" w:lineRule="auto"/>
+        <w:ind w:left="360"/>
+        <w:jc w:val="center"/>
         <w:rPr>
           <w:sz w:val="16"/>
           <w:szCs w:val="16"/>
@@ -7342,14 +7332,12 @@
     </w:p>
     <w:p>
       <w:pPr>
-        <w:pStyle w:val="ListParagraph"/>
-        <w:numPr>
-          <w:ilvl w:val="0"/>
-          <w:numId w:val="29"/>
-        </w:numPr>
         <w:tabs>
           <w:tab w:val="left" w:pos="2520"/>
         </w:tabs>
+        <w:spacing w:afterLines="40" w:after="96" w:line="240" w:lineRule="auto"/>
+        <w:ind w:left="360"/>
+        <w:jc w:val="center"/>
         <w:rPr>
           <w:sz w:val="16"/>
           <w:szCs w:val="16"/>
@@ -7365,14 +7353,12 @@
     </w:p>
     <w:p>
       <w:pPr>
-        <w:pStyle w:val="ListParagraph"/>
-        <w:numPr>
-          <w:ilvl w:val="0"/>
-          <w:numId w:val="29"/>
-        </w:numPr>
         <w:tabs>
           <w:tab w:val="left" w:pos="2520"/>
         </w:tabs>
+        <w:spacing w:afterLines="40" w:after="96" w:line="240" w:lineRule="auto"/>
+        <w:ind w:left="360"/>
+        <w:jc w:val="center"/>
         <w:rPr>
           <w:sz w:val="16"/>
           <w:szCs w:val="16"/>
@@ -7388,14 +7374,12 @@
     </w:p>
     <w:p>
       <w:pPr>
-        <w:pStyle w:val="ListParagraph"/>
-        <w:numPr>
-          <w:ilvl w:val="0"/>
-          <w:numId w:val="29"/>
-        </w:numPr>
         <w:tabs>
           <w:tab w:val="left" w:pos="2520"/>
         </w:tabs>
+        <w:spacing w:afterLines="40" w:after="96" w:line="240" w:lineRule="auto"/>
+        <w:ind w:left="360"/>
+        <w:jc w:val="center"/>
         <w:rPr>
           <w:sz w:val="16"/>
           <w:szCs w:val="16"/>
@@ -7411,14 +7395,12 @@
     </w:p>
     <w:p>
       <w:pPr>
-        <w:pStyle w:val="ListParagraph"/>
-        <w:numPr>
-          <w:ilvl w:val="0"/>
-          <w:numId w:val="29"/>
-        </w:numPr>
         <w:tabs>
           <w:tab w:val="left" w:pos="2520"/>
         </w:tabs>
+        <w:spacing w:afterLines="40" w:after="96" w:line="240" w:lineRule="auto"/>
+        <w:ind w:left="360"/>
+        <w:jc w:val="center"/>
         <w:rPr>
           <w:sz w:val="16"/>
           <w:szCs w:val="16"/>
@@ -7434,14 +7416,12 @@
     </w:p>
     <w:p>
       <w:pPr>
-        <w:pStyle w:val="ListParagraph"/>
-        <w:numPr>
-          <w:ilvl w:val="0"/>
-          <w:numId w:val="29"/>
-        </w:numPr>
         <w:tabs>
           <w:tab w:val="left" w:pos="2520"/>
         </w:tabs>
+        <w:spacing w:afterLines="40" w:after="96" w:line="240" w:lineRule="auto"/>
+        <w:ind w:left="360"/>
+        <w:jc w:val="center"/>
         <w:rPr>
           <w:sz w:val="16"/>
           <w:szCs w:val="16"/>
@@ -7457,14 +7437,12 @@
     </w:p>
     <w:p>
       <w:pPr>
-        <w:pStyle w:val="ListParagraph"/>
-        <w:numPr>
-          <w:ilvl w:val="0"/>
-          <w:numId w:val="29"/>
-        </w:numPr>
         <w:tabs>
           <w:tab w:val="left" w:pos="2520"/>
         </w:tabs>
+        <w:spacing w:afterLines="40" w:after="96" w:line="240" w:lineRule="auto"/>
+        <w:ind w:left="360"/>
+        <w:jc w:val="center"/>
         <w:rPr>
           <w:sz w:val="16"/>
           <w:szCs w:val="16"/>
@@ -7480,14 +7458,12 @@
     </w:p>
     <w:p>
       <w:pPr>
-        <w:pStyle w:val="ListParagraph"/>
-        <w:numPr>
-          <w:ilvl w:val="0"/>
-          <w:numId w:val="29"/>
-        </w:numPr>
         <w:tabs>
           <w:tab w:val="left" w:pos="2520"/>
         </w:tabs>
+        <w:spacing w:afterLines="40" w:after="96" w:line="240" w:lineRule="auto"/>
+        <w:ind w:left="360"/>
+        <w:jc w:val="center"/>
         <w:rPr>
           <w:sz w:val="16"/>
           <w:szCs w:val="16"/>
@@ -7503,14 +7479,12 @@
     </w:p>
     <w:p>
       <w:pPr>
-        <w:pStyle w:val="ListParagraph"/>
-        <w:numPr>
-          <w:ilvl w:val="0"/>
-          <w:numId w:val="29"/>
-        </w:numPr>
         <w:tabs>
           <w:tab w:val="left" w:pos="2520"/>
         </w:tabs>
+        <w:spacing w:afterLines="40" w:after="96" w:line="240" w:lineRule="auto"/>
+        <w:ind w:left="360"/>
+        <w:jc w:val="center"/>
         <w:rPr>
           <w:sz w:val="16"/>
           <w:szCs w:val="16"/>
@@ -7526,14 +7500,12 @@
     </w:p>
     <w:p>
       <w:pPr>
-        <w:pStyle w:val="ListParagraph"/>
-        <w:numPr>
-          <w:ilvl w:val="0"/>
-          <w:numId w:val="29"/>
-        </w:numPr>
         <w:tabs>
           <w:tab w:val="left" w:pos="2520"/>
         </w:tabs>
+        <w:spacing w:afterLines="40" w:after="96" w:line="240" w:lineRule="auto"/>
+        <w:ind w:left="360"/>
+        <w:jc w:val="center"/>
         <w:rPr>
           <w:sz w:val="16"/>
           <w:szCs w:val="16"/>
@@ -7549,14 +7521,12 @@
     </w:p>
     <w:p>
       <w:pPr>
-        <w:pStyle w:val="ListParagraph"/>
-        <w:numPr>
-          <w:ilvl w:val="0"/>
-          <w:numId w:val="29"/>
-        </w:numPr>
         <w:tabs>
           <w:tab w:val="left" w:pos="2520"/>
         </w:tabs>
+        <w:spacing w:afterLines="40" w:after="96" w:line="240" w:lineRule="auto"/>
+        <w:ind w:left="360"/>
+        <w:jc w:val="center"/>
         <w:rPr>
           <w:sz w:val="16"/>
           <w:szCs w:val="16"/>
@@ -7572,14 +7542,12 @@
     </w:p>
     <w:p>
       <w:pPr>
-        <w:pStyle w:val="ListParagraph"/>
-        <w:numPr>
-          <w:ilvl w:val="0"/>
-          <w:numId w:val="29"/>
-        </w:numPr>
         <w:tabs>
           <w:tab w:val="left" w:pos="2520"/>
         </w:tabs>
+        <w:spacing w:afterLines="40" w:after="96" w:line="240" w:lineRule="auto"/>
+        <w:ind w:left="360"/>
+        <w:jc w:val="center"/>
         <w:rPr>
           <w:sz w:val="16"/>
           <w:szCs w:val="16"/>
@@ -7595,14 +7563,12 @@
     </w:p>
     <w:p>
       <w:pPr>
-        <w:pStyle w:val="ListParagraph"/>
-        <w:numPr>
-          <w:ilvl w:val="0"/>
-          <w:numId w:val="29"/>
-        </w:numPr>
         <w:tabs>
           <w:tab w:val="left" w:pos="2520"/>
         </w:tabs>
+        <w:spacing w:afterLines="40" w:after="96" w:line="240" w:lineRule="auto"/>
+        <w:ind w:left="360"/>
+        <w:jc w:val="center"/>
         <w:rPr>
           <w:sz w:val="16"/>
           <w:szCs w:val="16"/>
@@ -7618,14 +7584,12 @@
     </w:p>
     <w:p>
       <w:pPr>
-        <w:pStyle w:val="ListParagraph"/>
-        <w:numPr>
-          <w:ilvl w:val="0"/>
-          <w:numId w:val="29"/>
-        </w:numPr>
         <w:tabs>
           <w:tab w:val="left" w:pos="2520"/>
         </w:tabs>
+        <w:spacing w:afterLines="40" w:after="96" w:line="240" w:lineRule="auto"/>
+        <w:ind w:left="360"/>
+        <w:jc w:val="center"/>
         <w:rPr>
           <w:sz w:val="16"/>
           <w:szCs w:val="16"/>
@@ -7641,14 +7605,12 @@
     </w:p>
     <w:p>
       <w:pPr>
-        <w:pStyle w:val="ListParagraph"/>
-        <w:numPr>
-          <w:ilvl w:val="0"/>
-          <w:numId w:val="29"/>
-        </w:numPr>
         <w:tabs>
           <w:tab w:val="left" w:pos="2520"/>
         </w:tabs>
+        <w:spacing w:afterLines="40" w:after="96" w:line="240" w:lineRule="auto"/>
+        <w:ind w:left="360"/>
+        <w:jc w:val="center"/>
         <w:rPr>
           <w:sz w:val="16"/>
           <w:szCs w:val="16"/>
@@ -7664,14 +7626,12 @@
     </w:p>
     <w:p>
       <w:pPr>
-        <w:pStyle w:val="ListParagraph"/>
-        <w:numPr>
-          <w:ilvl w:val="0"/>
-          <w:numId w:val="29"/>
-        </w:numPr>
         <w:tabs>
           <w:tab w:val="left" w:pos="2520"/>
         </w:tabs>
+        <w:spacing w:afterLines="40" w:after="96" w:line="240" w:lineRule="auto"/>
+        <w:ind w:left="360"/>
+        <w:jc w:val="center"/>
         <w:rPr>
           <w:sz w:val="16"/>
           <w:szCs w:val="16"/>
@@ -7687,14 +7647,12 @@
     </w:p>
     <w:p>
       <w:pPr>
-        <w:pStyle w:val="ListParagraph"/>
-        <w:numPr>
-          <w:ilvl w:val="0"/>
-          <w:numId w:val="29"/>
-        </w:numPr>
         <w:tabs>
           <w:tab w:val="left" w:pos="2520"/>
         </w:tabs>
+        <w:spacing w:afterLines="40" w:after="96" w:line="240" w:lineRule="auto"/>
+        <w:ind w:left="360"/>
+        <w:jc w:val="center"/>
         <w:rPr>
           <w:sz w:val="16"/>
           <w:szCs w:val="16"/>
@@ -7710,14 +7668,12 @@
     </w:p>
     <w:p>
       <w:pPr>
-        <w:pStyle w:val="ListParagraph"/>
-        <w:numPr>
-          <w:ilvl w:val="0"/>
-          <w:numId w:val="29"/>
-        </w:numPr>
         <w:tabs>
           <w:tab w:val="left" w:pos="2520"/>
         </w:tabs>
+        <w:spacing w:afterLines="40" w:after="96" w:line="240" w:lineRule="auto"/>
+        <w:ind w:left="360"/>
+        <w:jc w:val="center"/>
         <w:rPr>
           <w:sz w:val="16"/>
           <w:szCs w:val="16"/>
@@ -7733,14 +7689,12 @@
     </w:p>
     <w:p>
       <w:pPr>
-        <w:pStyle w:val="ListParagraph"/>
-        <w:numPr>
-          <w:ilvl w:val="0"/>
-          <w:numId w:val="29"/>
-        </w:numPr>
         <w:tabs>
           <w:tab w:val="left" w:pos="2520"/>
         </w:tabs>
+        <w:spacing w:afterLines="40" w:after="96" w:line="240" w:lineRule="auto"/>
+        <w:ind w:left="360"/>
+        <w:jc w:val="center"/>
         <w:rPr>
           <w:sz w:val="16"/>
           <w:szCs w:val="16"/>
@@ -7756,14 +7710,12 @@
     </w:p>
     <w:p>
       <w:pPr>
-        <w:pStyle w:val="ListParagraph"/>
-        <w:numPr>
-          <w:ilvl w:val="0"/>
-          <w:numId w:val="29"/>
-        </w:numPr>
         <w:tabs>
           <w:tab w:val="left" w:pos="2520"/>
         </w:tabs>
+        <w:spacing w:afterLines="40" w:after="96" w:line="240" w:lineRule="auto"/>
+        <w:ind w:left="360"/>
+        <w:jc w:val="center"/>
         <w:rPr>
           <w:sz w:val="16"/>
           <w:szCs w:val="16"/>
@@ -7779,14 +7731,12 @@
     </w:p>
     <w:p>
       <w:pPr>
-        <w:pStyle w:val="ListParagraph"/>
-        <w:numPr>
-          <w:ilvl w:val="0"/>
-          <w:numId w:val="29"/>
-        </w:numPr>
         <w:tabs>
           <w:tab w:val="left" w:pos="2520"/>
         </w:tabs>
+        <w:spacing w:afterLines="40" w:after="96" w:line="240" w:lineRule="auto"/>
+        <w:ind w:left="360"/>
+        <w:jc w:val="center"/>
         <w:rPr>
           <w:sz w:val="16"/>
           <w:szCs w:val="16"/>
@@ -7802,14 +7752,12 @@
     </w:p>
     <w:p>
       <w:pPr>
-        <w:pStyle w:val="ListParagraph"/>
-        <w:numPr>
-          <w:ilvl w:val="0"/>
-          <w:numId w:val="29"/>
-        </w:numPr>
         <w:tabs>
           <w:tab w:val="left" w:pos="2520"/>
         </w:tabs>
+        <w:spacing w:afterLines="40" w:after="96" w:line="240" w:lineRule="auto"/>
+        <w:ind w:left="360"/>
+        <w:jc w:val="center"/>
         <w:rPr>
           <w:sz w:val="16"/>
           <w:szCs w:val="16"/>
@@ -7825,14 +7773,12 @@
     </w:p>
     <w:p>
       <w:pPr>
-        <w:pStyle w:val="ListParagraph"/>
-        <w:numPr>
-          <w:ilvl w:val="0"/>
-          <w:numId w:val="29"/>
-        </w:numPr>
         <w:tabs>
           <w:tab w:val="left" w:pos="2520"/>
         </w:tabs>
+        <w:spacing w:afterLines="40" w:after="96" w:line="240" w:lineRule="auto"/>
+        <w:ind w:left="360"/>
+        <w:jc w:val="center"/>
         <w:rPr>
           <w:sz w:val="16"/>
           <w:szCs w:val="16"/>
@@ -7848,14 +7794,12 @@
     </w:p>
     <w:p>
       <w:pPr>
-        <w:pStyle w:val="ListParagraph"/>
-        <w:numPr>
-          <w:ilvl w:val="0"/>
-          <w:numId w:val="29"/>
-        </w:numPr>
         <w:tabs>
           <w:tab w:val="left" w:pos="2520"/>
         </w:tabs>
+        <w:spacing w:afterLines="40" w:after="96" w:line="240" w:lineRule="auto"/>
+        <w:ind w:left="360"/>
+        <w:jc w:val="center"/>
         <w:rPr>
           <w:sz w:val="16"/>
           <w:szCs w:val="16"/>
@@ -7871,14 +7815,12 @@
     </w:p>
     <w:p>
       <w:pPr>
-        <w:pStyle w:val="ListParagraph"/>
-        <w:numPr>
-          <w:ilvl w:val="0"/>
-          <w:numId w:val="29"/>
-        </w:numPr>
         <w:tabs>
           <w:tab w:val="left" w:pos="2520"/>
         </w:tabs>
+        <w:spacing w:afterLines="40" w:after="96" w:line="240" w:lineRule="auto"/>
+        <w:ind w:left="360"/>
+        <w:jc w:val="center"/>
         <w:rPr>
           <w:sz w:val="16"/>
           <w:szCs w:val="16"/>
@@ -7894,14 +7836,12 @@
     </w:p>
     <w:p>
       <w:pPr>
-        <w:pStyle w:val="ListParagraph"/>
-        <w:numPr>
-          <w:ilvl w:val="0"/>
-          <w:numId w:val="29"/>
-        </w:numPr>
         <w:tabs>
           <w:tab w:val="left" w:pos="2520"/>
         </w:tabs>
+        <w:spacing w:afterLines="40" w:after="96" w:line="240" w:lineRule="auto"/>
+        <w:ind w:left="360"/>
+        <w:jc w:val="center"/>
         <w:rPr>
           <w:sz w:val="16"/>
           <w:szCs w:val="16"/>
@@ -7917,14 +7857,12 @@
     </w:p>
     <w:p>
       <w:pPr>
-        <w:pStyle w:val="ListParagraph"/>
-        <w:numPr>
-          <w:ilvl w:val="0"/>
-          <w:numId w:val="29"/>
-        </w:numPr>
         <w:tabs>
           <w:tab w:val="left" w:pos="2520"/>
         </w:tabs>
+        <w:spacing w:afterLines="40" w:after="96" w:line="240" w:lineRule="auto"/>
+        <w:ind w:left="360"/>
+        <w:jc w:val="center"/>
         <w:rPr>
           <w:sz w:val="16"/>
           <w:szCs w:val="16"/>
@@ -7940,14 +7878,12 @@
     </w:p>
     <w:p>
       <w:pPr>
-        <w:pStyle w:val="ListParagraph"/>
-        <w:numPr>
-          <w:ilvl w:val="0"/>
-          <w:numId w:val="29"/>
-        </w:numPr>
         <w:tabs>
           <w:tab w:val="left" w:pos="2520"/>
         </w:tabs>
+        <w:spacing w:afterLines="40" w:after="96" w:line="240" w:lineRule="auto"/>
+        <w:ind w:left="360"/>
+        <w:jc w:val="center"/>
         <w:rPr>
           <w:sz w:val="16"/>
           <w:szCs w:val="16"/>
@@ -7963,14 +7899,12 @@
     </w:p>
     <w:p>
       <w:pPr>
-        <w:pStyle w:val="ListParagraph"/>
-        <w:numPr>
-          <w:ilvl w:val="0"/>
-          <w:numId w:val="29"/>
-        </w:numPr>
         <w:tabs>
           <w:tab w:val="left" w:pos="2520"/>
         </w:tabs>
+        <w:spacing w:afterLines="40" w:after="96" w:line="240" w:lineRule="auto"/>
+        <w:ind w:left="360"/>
+        <w:jc w:val="center"/>
         <w:rPr>
           <w:sz w:val="16"/>
           <w:szCs w:val="16"/>
@@ -7986,14 +7920,12 @@
     </w:p>
     <w:p>
       <w:pPr>
-        <w:pStyle w:val="ListParagraph"/>
-        <w:numPr>
-          <w:ilvl w:val="0"/>
-          <w:numId w:val="29"/>
-        </w:numPr>
         <w:tabs>
           <w:tab w:val="left" w:pos="2520"/>
         </w:tabs>
+        <w:spacing w:afterLines="40" w:after="96" w:line="240" w:lineRule="auto"/>
+        <w:ind w:left="360"/>
+        <w:jc w:val="center"/>
         <w:rPr>
           <w:sz w:val="16"/>
           <w:szCs w:val="16"/>
@@ -8009,14 +7941,12 @@
     </w:p>
     <w:p>
       <w:pPr>
-        <w:pStyle w:val="ListParagraph"/>
-        <w:numPr>
-          <w:ilvl w:val="0"/>
-          <w:numId w:val="29"/>
-        </w:numPr>
         <w:tabs>
           <w:tab w:val="left" w:pos="2520"/>
         </w:tabs>
+        <w:spacing w:afterLines="40" w:after="96" w:line="240" w:lineRule="auto"/>
+        <w:ind w:left="360"/>
+        <w:jc w:val="center"/>
         <w:rPr>
           <w:sz w:val="16"/>
           <w:szCs w:val="16"/>
@@ -8032,14 +7962,12 @@
     </w:p>
     <w:p>
       <w:pPr>
-        <w:pStyle w:val="ListParagraph"/>
-        <w:numPr>
-          <w:ilvl w:val="0"/>
-          <w:numId w:val="29"/>
-        </w:numPr>
         <w:tabs>
           <w:tab w:val="left" w:pos="2520"/>
         </w:tabs>
+        <w:spacing w:afterLines="40" w:after="96" w:line="240" w:lineRule="auto"/>
+        <w:ind w:left="360"/>
+        <w:jc w:val="center"/>
         <w:rPr>
           <w:sz w:val="16"/>
           <w:szCs w:val="16"/>
@@ -8055,14 +7983,12 @@
     </w:p>
     <w:p>
       <w:pPr>
-        <w:pStyle w:val="ListParagraph"/>
-        <w:numPr>
-          <w:ilvl w:val="0"/>
-          <w:numId w:val="29"/>
-        </w:numPr>
         <w:tabs>
           <w:tab w:val="left" w:pos="2520"/>
         </w:tabs>
+        <w:spacing w:afterLines="40" w:after="96" w:line="240" w:lineRule="auto"/>
+        <w:ind w:left="360"/>
+        <w:jc w:val="center"/>
         <w:rPr>
           <w:sz w:val="16"/>
           <w:szCs w:val="16"/>
@@ -8078,14 +8004,12 @@
     </w:p>
     <w:p>
       <w:pPr>
-        <w:pStyle w:val="ListParagraph"/>
-        <w:numPr>
-          <w:ilvl w:val="0"/>
-          <w:numId w:val="29"/>
-        </w:numPr>
         <w:tabs>
           <w:tab w:val="left" w:pos="2520"/>
         </w:tabs>
+        <w:spacing w:afterLines="40" w:after="96" w:line="240" w:lineRule="auto"/>
+        <w:ind w:left="360"/>
+        <w:jc w:val="center"/>
         <w:rPr>
           <w:sz w:val="16"/>
           <w:szCs w:val="16"/>
@@ -8101,14 +8025,12 @@
     </w:p>
     <w:p>
       <w:pPr>
-        <w:pStyle w:val="ListParagraph"/>
-        <w:numPr>
-          <w:ilvl w:val="0"/>
-          <w:numId w:val="29"/>
-        </w:numPr>
         <w:tabs>
           <w:tab w:val="left" w:pos="2520"/>
         </w:tabs>
+        <w:spacing w:afterLines="40" w:after="96" w:line="240" w:lineRule="auto"/>
+        <w:ind w:left="360"/>
+        <w:jc w:val="center"/>
         <w:rPr>
           <w:sz w:val="16"/>
           <w:szCs w:val="16"/>
@@ -8124,37 +8046,33 @@
     </w:p>
     <w:p>
       <w:pPr>
-        <w:pStyle w:val="ListParagraph"/>
-        <w:numPr>
-          <w:ilvl w:val="0"/>
-          <w:numId w:val="29"/>
-        </w:numPr>
         <w:tabs>
           <w:tab w:val="left" w:pos="2520"/>
         </w:tabs>
-        <w:rPr>
-          <w:sz w:val="16"/>
-          <w:szCs w:val="16"/>
-        </w:rPr>
-      </w:pPr>
-      <w:r>
-        <w:rPr>
-          <w:sz w:val="16"/>
-          <w:szCs w:val="16"/>
-        </w:rPr>
-        <w:t xml:space="preserve"> Friendly Face</w:t>
-      </w:r>
-    </w:p>
-    <w:p>
-      <w:pPr>
-        <w:pStyle w:val="ListParagraph"/>
-        <w:numPr>
-          <w:ilvl w:val="0"/>
-          <w:numId w:val="29"/>
-        </w:numPr>
+        <w:spacing w:afterLines="40" w:after="96" w:line="240" w:lineRule="auto"/>
+        <w:ind w:left="360"/>
+        <w:jc w:val="center"/>
+        <w:rPr>
+          <w:sz w:val="16"/>
+          <w:szCs w:val="16"/>
+        </w:rPr>
+      </w:pPr>
+      <w:r>
+        <w:rPr>
+          <w:sz w:val="16"/>
+          <w:szCs w:val="16"/>
+        </w:rPr>
+        <w:t>Friendly Face</w:t>
+      </w:r>
+    </w:p>
+    <w:p>
+      <w:pPr>
         <w:tabs>
           <w:tab w:val="left" w:pos="2520"/>
         </w:tabs>
+        <w:spacing w:afterLines="40" w:after="96" w:line="240" w:lineRule="auto"/>
+        <w:ind w:left="360"/>
+        <w:jc w:val="center"/>
         <w:rPr>
           <w:sz w:val="16"/>
           <w:szCs w:val="16"/>
@@ -8170,14 +8088,12 @@
     </w:p>
     <w:p>
       <w:pPr>
-        <w:pStyle w:val="ListParagraph"/>
-        <w:numPr>
-          <w:ilvl w:val="0"/>
-          <w:numId w:val="29"/>
-        </w:numPr>
         <w:tabs>
           <w:tab w:val="left" w:pos="2520"/>
         </w:tabs>
+        <w:spacing w:afterLines="40" w:after="96" w:line="240" w:lineRule="auto"/>
+        <w:ind w:left="360"/>
+        <w:jc w:val="center"/>
         <w:rPr>
           <w:sz w:val="16"/>
           <w:szCs w:val="16"/>
@@ -8193,14 +8109,12 @@
     </w:p>
     <w:p>
       <w:pPr>
-        <w:pStyle w:val="ListParagraph"/>
-        <w:numPr>
-          <w:ilvl w:val="0"/>
-          <w:numId w:val="29"/>
-        </w:numPr>
         <w:tabs>
           <w:tab w:val="left" w:pos="2520"/>
         </w:tabs>
+        <w:spacing w:afterLines="40" w:after="96" w:line="240" w:lineRule="auto"/>
+        <w:ind w:left="360"/>
+        <w:jc w:val="center"/>
         <w:rPr>
           <w:sz w:val="16"/>
           <w:szCs w:val="16"/>
@@ -8216,14 +8130,12 @@
     </w:p>
     <w:p>
       <w:pPr>
-        <w:pStyle w:val="ListParagraph"/>
-        <w:numPr>
-          <w:ilvl w:val="0"/>
-          <w:numId w:val="29"/>
-        </w:numPr>
         <w:tabs>
           <w:tab w:val="left" w:pos="2520"/>
         </w:tabs>
+        <w:spacing w:afterLines="40" w:after="96" w:line="240" w:lineRule="auto"/>
+        <w:ind w:left="360"/>
+        <w:jc w:val="center"/>
         <w:rPr>
           <w:sz w:val="16"/>
           <w:szCs w:val="16"/>
@@ -8239,14 +8151,12 @@
     </w:p>
     <w:p>
       <w:pPr>
-        <w:pStyle w:val="ListParagraph"/>
-        <w:numPr>
-          <w:ilvl w:val="0"/>
-          <w:numId w:val="29"/>
-        </w:numPr>
         <w:tabs>
           <w:tab w:val="left" w:pos="2520"/>
         </w:tabs>
+        <w:spacing w:afterLines="40" w:after="96" w:line="240" w:lineRule="auto"/>
+        <w:ind w:left="360"/>
+        <w:jc w:val="center"/>
         <w:rPr>
           <w:sz w:val="16"/>
           <w:szCs w:val="16"/>
@@ -8262,14 +8172,12 @@
     </w:p>
     <w:p>
       <w:pPr>
-        <w:pStyle w:val="ListParagraph"/>
-        <w:numPr>
-          <w:ilvl w:val="0"/>
-          <w:numId w:val="29"/>
-        </w:numPr>
         <w:tabs>
           <w:tab w:val="left" w:pos="2520"/>
         </w:tabs>
+        <w:spacing w:afterLines="40" w:after="96" w:line="240" w:lineRule="auto"/>
+        <w:ind w:left="360"/>
+        <w:jc w:val="center"/>
         <w:rPr>
           <w:sz w:val="16"/>
           <w:szCs w:val="16"/>
@@ -8285,14 +8193,12 @@
     </w:p>
     <w:p>
       <w:pPr>
-        <w:pStyle w:val="ListParagraph"/>
-        <w:numPr>
-          <w:ilvl w:val="0"/>
-          <w:numId w:val="29"/>
-        </w:numPr>
         <w:tabs>
           <w:tab w:val="left" w:pos="2520"/>
         </w:tabs>
+        <w:spacing w:afterLines="40" w:after="96" w:line="240" w:lineRule="auto"/>
+        <w:ind w:left="360"/>
+        <w:jc w:val="center"/>
         <w:rPr>
           <w:sz w:val="16"/>
           <w:szCs w:val="16"/>
@@ -8308,14 +8214,12 @@
     </w:p>
     <w:p>
       <w:pPr>
-        <w:pStyle w:val="ListParagraph"/>
-        <w:numPr>
-          <w:ilvl w:val="0"/>
-          <w:numId w:val="29"/>
-        </w:numPr>
         <w:tabs>
           <w:tab w:val="left" w:pos="2520"/>
         </w:tabs>
+        <w:spacing w:afterLines="40" w:after="96" w:line="240" w:lineRule="auto"/>
+        <w:ind w:left="360"/>
+        <w:jc w:val="center"/>
         <w:rPr>
           <w:sz w:val="16"/>
           <w:szCs w:val="16"/>
@@ -8331,14 +8235,12 @@
     </w:p>
     <w:p>
       <w:pPr>
-        <w:pStyle w:val="ListParagraph"/>
-        <w:numPr>
-          <w:ilvl w:val="0"/>
-          <w:numId w:val="29"/>
-        </w:numPr>
         <w:tabs>
           <w:tab w:val="left" w:pos="2520"/>
         </w:tabs>
+        <w:spacing w:afterLines="40" w:after="96" w:line="240" w:lineRule="auto"/>
+        <w:ind w:left="360"/>
+        <w:jc w:val="center"/>
         <w:rPr>
           <w:sz w:val="16"/>
           <w:szCs w:val="16"/>
@@ -8354,14 +8256,12 @@
     </w:p>
     <w:p>
       <w:pPr>
-        <w:pStyle w:val="ListParagraph"/>
-        <w:numPr>
-          <w:ilvl w:val="0"/>
-          <w:numId w:val="29"/>
-        </w:numPr>
         <w:tabs>
           <w:tab w:val="left" w:pos="2520"/>
         </w:tabs>
+        <w:spacing w:afterLines="40" w:after="96" w:line="240" w:lineRule="auto"/>
+        <w:ind w:left="360"/>
+        <w:jc w:val="center"/>
         <w:rPr>
           <w:sz w:val="16"/>
           <w:szCs w:val="16"/>
@@ -8377,14 +8277,12 @@
     </w:p>
     <w:p>
       <w:pPr>
-        <w:pStyle w:val="ListParagraph"/>
-        <w:numPr>
-          <w:ilvl w:val="0"/>
-          <w:numId w:val="29"/>
-        </w:numPr>
         <w:tabs>
           <w:tab w:val="left" w:pos="2520"/>
         </w:tabs>
+        <w:spacing w:afterLines="40" w:after="96" w:line="240" w:lineRule="auto"/>
+        <w:ind w:left="360"/>
+        <w:jc w:val="center"/>
         <w:rPr>
           <w:sz w:val="16"/>
           <w:szCs w:val="16"/>
@@ -8400,14 +8298,12 @@
     </w:p>
     <w:p>
       <w:pPr>
-        <w:pStyle w:val="ListParagraph"/>
-        <w:numPr>
-          <w:ilvl w:val="0"/>
-          <w:numId w:val="29"/>
-        </w:numPr>
         <w:tabs>
           <w:tab w:val="left" w:pos="2520"/>
         </w:tabs>
+        <w:spacing w:afterLines="40" w:after="96" w:line="240" w:lineRule="auto"/>
+        <w:ind w:left="360"/>
+        <w:jc w:val="center"/>
         <w:rPr>
           <w:sz w:val="16"/>
           <w:szCs w:val="16"/>
@@ -8423,14 +8319,12 @@
     </w:p>
     <w:p>
       <w:pPr>
-        <w:pStyle w:val="ListParagraph"/>
-        <w:numPr>
-          <w:ilvl w:val="0"/>
-          <w:numId w:val="29"/>
-        </w:numPr>
         <w:tabs>
           <w:tab w:val="left" w:pos="2520"/>
         </w:tabs>
+        <w:spacing w:afterLines="40" w:after="96" w:line="240" w:lineRule="auto"/>
+        <w:ind w:left="360"/>
+        <w:jc w:val="center"/>
         <w:rPr>
           <w:sz w:val="16"/>
           <w:szCs w:val="16"/>
@@ -8446,17 +8340,15 @@
     </w:p>
     <w:p>
       <w:pPr>
-        <w:pStyle w:val="ListParagraph"/>
-        <w:numPr>
-          <w:ilvl w:val="0"/>
-          <w:numId w:val="29"/>
-        </w:numPr>
         <w:tabs>
           <w:tab w:val="left" w:pos="2520"/>
         </w:tabs>
-        <w:rPr>
-          <w:sz w:val="20"/>
-          <w:szCs w:val="20"/>
+        <w:spacing w:afterLines="40" w:after="96" w:line="240" w:lineRule="auto"/>
+        <w:ind w:left="360"/>
+        <w:jc w:val="center"/>
+        <w:rPr>
+          <w:sz w:val="16"/>
+          <w:szCs w:val="16"/>
         </w:rPr>
       </w:pPr>
       <w:r>
@@ -8469,14 +8361,12 @@
     </w:p>
     <w:p>
       <w:pPr>
-        <w:pStyle w:val="ListParagraph"/>
-        <w:numPr>
-          <w:ilvl w:val="0"/>
-          <w:numId w:val="29"/>
-        </w:numPr>
         <w:tabs>
           <w:tab w:val="left" w:pos="2520"/>
         </w:tabs>
+        <w:spacing w:afterLines="40" w:after="96" w:line="240" w:lineRule="auto"/>
+        <w:ind w:left="360"/>
+        <w:jc w:val="center"/>
         <w:rPr>
           <w:sz w:val="16"/>
           <w:szCs w:val="16"/>
@@ -8492,14 +8382,12 @@
     </w:p>
     <w:p>
       <w:pPr>
-        <w:pStyle w:val="ListParagraph"/>
-        <w:numPr>
-          <w:ilvl w:val="0"/>
-          <w:numId w:val="29"/>
-        </w:numPr>
         <w:tabs>
           <w:tab w:val="left" w:pos="2520"/>
         </w:tabs>
+        <w:spacing w:afterLines="40" w:after="96" w:line="240" w:lineRule="auto"/>
+        <w:ind w:left="360"/>
+        <w:jc w:val="center"/>
         <w:rPr>
           <w:sz w:val="16"/>
           <w:szCs w:val="16"/>
@@ -8515,14 +8403,12 @@
     </w:p>
     <w:p>
       <w:pPr>
-        <w:pStyle w:val="ListParagraph"/>
-        <w:numPr>
-          <w:ilvl w:val="0"/>
-          <w:numId w:val="29"/>
-        </w:numPr>
         <w:tabs>
           <w:tab w:val="left" w:pos="2520"/>
         </w:tabs>
+        <w:spacing w:afterLines="40" w:after="96" w:line="240" w:lineRule="auto"/>
+        <w:ind w:left="360"/>
+        <w:jc w:val="center"/>
         <w:rPr>
           <w:sz w:val="16"/>
           <w:szCs w:val="16"/>
@@ -8538,14 +8424,12 @@
     </w:p>
     <w:p>
       <w:pPr>
-        <w:pStyle w:val="ListParagraph"/>
-        <w:numPr>
-          <w:ilvl w:val="0"/>
-          <w:numId w:val="29"/>
-        </w:numPr>
         <w:tabs>
           <w:tab w:val="left" w:pos="2520"/>
         </w:tabs>
+        <w:spacing w:afterLines="40" w:after="96" w:line="240" w:lineRule="auto"/>
+        <w:ind w:left="360"/>
+        <w:jc w:val="center"/>
         <w:rPr>
           <w:sz w:val="16"/>
           <w:szCs w:val="16"/>
@@ -8561,14 +8445,12 @@
     </w:p>
     <w:p>
       <w:pPr>
-        <w:pStyle w:val="ListParagraph"/>
-        <w:numPr>
-          <w:ilvl w:val="0"/>
-          <w:numId w:val="29"/>
-        </w:numPr>
         <w:tabs>
           <w:tab w:val="left" w:pos="2520"/>
         </w:tabs>
+        <w:spacing w:afterLines="40" w:after="96" w:line="240" w:lineRule="auto"/>
+        <w:ind w:left="360"/>
+        <w:jc w:val="center"/>
         <w:rPr>
           <w:sz w:val="16"/>
           <w:szCs w:val="16"/>
@@ -8584,14 +8466,12 @@
     </w:p>
     <w:p>
       <w:pPr>
-        <w:pStyle w:val="ListParagraph"/>
-        <w:numPr>
-          <w:ilvl w:val="0"/>
-          <w:numId w:val="29"/>
-        </w:numPr>
         <w:tabs>
           <w:tab w:val="left" w:pos="2520"/>
         </w:tabs>
+        <w:spacing w:afterLines="40" w:after="96" w:line="240" w:lineRule="auto"/>
+        <w:ind w:left="360"/>
+        <w:jc w:val="center"/>
         <w:rPr>
           <w:sz w:val="16"/>
           <w:szCs w:val="16"/>
@@ -8607,14 +8487,12 @@
     </w:p>
     <w:p>
       <w:pPr>
-        <w:pStyle w:val="ListParagraph"/>
-        <w:numPr>
-          <w:ilvl w:val="0"/>
-          <w:numId w:val="29"/>
-        </w:numPr>
         <w:tabs>
           <w:tab w:val="left" w:pos="2520"/>
         </w:tabs>
+        <w:spacing w:afterLines="40" w:after="96" w:line="240" w:lineRule="auto"/>
+        <w:ind w:left="360"/>
+        <w:jc w:val="center"/>
         <w:rPr>
           <w:sz w:val="16"/>
           <w:szCs w:val="16"/>
@@ -8630,14 +8508,12 @@
     </w:p>
     <w:p>
       <w:pPr>
-        <w:pStyle w:val="ListParagraph"/>
-        <w:numPr>
-          <w:ilvl w:val="0"/>
-          <w:numId w:val="29"/>
-        </w:numPr>
         <w:tabs>
           <w:tab w:val="left" w:pos="2520"/>
         </w:tabs>
+        <w:spacing w:afterLines="40" w:after="96" w:line="240" w:lineRule="auto"/>
+        <w:ind w:left="360"/>
+        <w:jc w:val="center"/>
         <w:rPr>
           <w:sz w:val="16"/>
           <w:szCs w:val="16"/>
@@ -8653,14 +8529,12 @@
     </w:p>
     <w:p>
       <w:pPr>
-        <w:pStyle w:val="ListParagraph"/>
-        <w:numPr>
-          <w:ilvl w:val="0"/>
-          <w:numId w:val="29"/>
-        </w:numPr>
         <w:tabs>
           <w:tab w:val="left" w:pos="2520"/>
         </w:tabs>
+        <w:spacing w:afterLines="40" w:after="96" w:line="240" w:lineRule="auto"/>
+        <w:ind w:left="360"/>
+        <w:jc w:val="center"/>
         <w:rPr>
           <w:sz w:val="16"/>
           <w:szCs w:val="16"/>
@@ -8676,14 +8550,12 @@
     </w:p>
     <w:p>
       <w:pPr>
-        <w:pStyle w:val="ListParagraph"/>
-        <w:numPr>
-          <w:ilvl w:val="0"/>
-          <w:numId w:val="29"/>
-        </w:numPr>
         <w:tabs>
           <w:tab w:val="left" w:pos="2520"/>
         </w:tabs>
+        <w:spacing w:afterLines="40" w:after="96" w:line="240" w:lineRule="auto"/>
+        <w:ind w:left="360"/>
+        <w:jc w:val="center"/>
         <w:rPr>
           <w:sz w:val="16"/>
           <w:szCs w:val="16"/>
@@ -8699,14 +8571,12 @@
     </w:p>
     <w:p>
       <w:pPr>
-        <w:pStyle w:val="ListParagraph"/>
-        <w:numPr>
-          <w:ilvl w:val="0"/>
-          <w:numId w:val="29"/>
-        </w:numPr>
         <w:tabs>
           <w:tab w:val="left" w:pos="2520"/>
         </w:tabs>
+        <w:spacing w:afterLines="40" w:after="96" w:line="240" w:lineRule="auto"/>
+        <w:ind w:left="360"/>
+        <w:jc w:val="center"/>
         <w:rPr>
           <w:sz w:val="16"/>
           <w:szCs w:val="16"/>
@@ -8722,14 +8592,12 @@
     </w:p>
     <w:p>
       <w:pPr>
-        <w:pStyle w:val="ListParagraph"/>
-        <w:numPr>
-          <w:ilvl w:val="0"/>
-          <w:numId w:val="29"/>
-        </w:numPr>
         <w:tabs>
           <w:tab w:val="left" w:pos="2520"/>
         </w:tabs>
+        <w:spacing w:afterLines="40" w:after="96" w:line="240" w:lineRule="auto"/>
+        <w:ind w:left="360"/>
+        <w:jc w:val="center"/>
         <w:rPr>
           <w:sz w:val="16"/>
           <w:szCs w:val="16"/>
@@ -8745,14 +8613,12 @@
     </w:p>
     <w:p>
       <w:pPr>
-        <w:pStyle w:val="ListParagraph"/>
-        <w:numPr>
-          <w:ilvl w:val="0"/>
-          <w:numId w:val="29"/>
-        </w:numPr>
         <w:tabs>
           <w:tab w:val="left" w:pos="2520"/>
         </w:tabs>
+        <w:spacing w:afterLines="40" w:after="96" w:line="240" w:lineRule="auto"/>
+        <w:ind w:left="360"/>
+        <w:jc w:val="center"/>
         <w:rPr>
           <w:sz w:val="16"/>
           <w:szCs w:val="16"/>
@@ -8768,14 +8634,12 @@
     </w:p>
     <w:p>
       <w:pPr>
-        <w:pStyle w:val="ListParagraph"/>
-        <w:numPr>
-          <w:ilvl w:val="0"/>
-          <w:numId w:val="29"/>
-        </w:numPr>
         <w:tabs>
           <w:tab w:val="left" w:pos="2520"/>
         </w:tabs>
+        <w:spacing w:afterLines="40" w:after="96" w:line="240" w:lineRule="auto"/>
+        <w:ind w:left="360"/>
+        <w:jc w:val="center"/>
         <w:rPr>
           <w:sz w:val="16"/>
           <w:szCs w:val="16"/>
@@ -8791,14 +8655,12 @@
     </w:p>
     <w:p>
       <w:pPr>
-        <w:pStyle w:val="ListParagraph"/>
-        <w:numPr>
-          <w:ilvl w:val="0"/>
-          <w:numId w:val="29"/>
-        </w:numPr>
         <w:tabs>
           <w:tab w:val="left" w:pos="2520"/>
         </w:tabs>
+        <w:spacing w:afterLines="40" w:after="96" w:line="240" w:lineRule="auto"/>
+        <w:ind w:left="360"/>
+        <w:jc w:val="center"/>
         <w:rPr>
           <w:sz w:val="16"/>
           <w:szCs w:val="16"/>
@@ -8814,14 +8676,12 @@
     </w:p>
     <w:p>
       <w:pPr>
-        <w:pStyle w:val="ListParagraph"/>
-        <w:numPr>
-          <w:ilvl w:val="0"/>
-          <w:numId w:val="29"/>
-        </w:numPr>
         <w:tabs>
           <w:tab w:val="left" w:pos="2520"/>
         </w:tabs>
+        <w:spacing w:afterLines="40" w:after="96" w:line="240" w:lineRule="auto"/>
+        <w:ind w:left="360"/>
+        <w:jc w:val="center"/>
         <w:rPr>
           <w:sz w:val="16"/>
           <w:szCs w:val="16"/>
@@ -8837,14 +8697,12 @@
     </w:p>
     <w:p>
       <w:pPr>
-        <w:pStyle w:val="ListParagraph"/>
-        <w:numPr>
-          <w:ilvl w:val="0"/>
-          <w:numId w:val="29"/>
-        </w:numPr>
         <w:tabs>
           <w:tab w:val="left" w:pos="2520"/>
         </w:tabs>
+        <w:spacing w:afterLines="40" w:after="96" w:line="240" w:lineRule="auto"/>
+        <w:ind w:left="360"/>
+        <w:jc w:val="center"/>
         <w:rPr>
           <w:sz w:val="16"/>
           <w:szCs w:val="16"/>
@@ -8860,14 +8718,12 @@
     </w:p>
     <w:p>
       <w:pPr>
-        <w:pStyle w:val="ListParagraph"/>
-        <w:numPr>
-          <w:ilvl w:val="0"/>
-          <w:numId w:val="29"/>
-        </w:numPr>
         <w:tabs>
           <w:tab w:val="left" w:pos="2520"/>
         </w:tabs>
+        <w:spacing w:afterLines="40" w:after="96" w:line="240" w:lineRule="auto"/>
+        <w:ind w:left="360"/>
+        <w:jc w:val="center"/>
         <w:rPr>
           <w:sz w:val="16"/>
           <w:szCs w:val="16"/>
@@ -8883,14 +8739,12 @@
     </w:p>
     <w:p>
       <w:pPr>
-        <w:pStyle w:val="ListParagraph"/>
-        <w:numPr>
-          <w:ilvl w:val="0"/>
-          <w:numId w:val="29"/>
-        </w:numPr>
         <w:tabs>
           <w:tab w:val="left" w:pos="2520"/>
         </w:tabs>
+        <w:spacing w:afterLines="40" w:after="96" w:line="240" w:lineRule="auto"/>
+        <w:ind w:left="360"/>
+        <w:jc w:val="center"/>
         <w:rPr>
           <w:sz w:val="16"/>
           <w:szCs w:val="16"/>
@@ -8906,14 +8760,12 @@
     </w:p>
     <w:p>
       <w:pPr>
-        <w:pStyle w:val="ListParagraph"/>
-        <w:numPr>
-          <w:ilvl w:val="0"/>
-          <w:numId w:val="29"/>
-        </w:numPr>
         <w:tabs>
           <w:tab w:val="left" w:pos="2520"/>
         </w:tabs>
+        <w:spacing w:afterLines="40" w:after="96" w:line="240" w:lineRule="auto"/>
+        <w:ind w:left="360"/>
+        <w:jc w:val="center"/>
         <w:rPr>
           <w:sz w:val="16"/>
           <w:szCs w:val="16"/>
@@ -8929,14 +8781,12 @@
     </w:p>
     <w:p>
       <w:pPr>
-        <w:pStyle w:val="ListParagraph"/>
-        <w:numPr>
-          <w:ilvl w:val="0"/>
-          <w:numId w:val="29"/>
-        </w:numPr>
         <w:tabs>
           <w:tab w:val="left" w:pos="2520"/>
         </w:tabs>
+        <w:spacing w:afterLines="40" w:after="96" w:line="240" w:lineRule="auto"/>
+        <w:ind w:left="360"/>
+        <w:jc w:val="center"/>
         <w:rPr>
           <w:sz w:val="16"/>
           <w:szCs w:val="16"/>
@@ -8952,14 +8802,12 @@
     </w:p>
     <w:p>
       <w:pPr>
-        <w:pStyle w:val="ListParagraph"/>
-        <w:numPr>
-          <w:ilvl w:val="0"/>
-          <w:numId w:val="29"/>
-        </w:numPr>
         <w:tabs>
           <w:tab w:val="left" w:pos="2520"/>
         </w:tabs>
+        <w:spacing w:afterLines="40" w:after="96" w:line="240" w:lineRule="auto"/>
+        <w:ind w:left="360"/>
+        <w:jc w:val="center"/>
         <w:rPr>
           <w:sz w:val="16"/>
           <w:szCs w:val="16"/>
@@ -8975,14 +8823,12 @@
     </w:p>
     <w:p>
       <w:pPr>
-        <w:pStyle w:val="ListParagraph"/>
-        <w:numPr>
-          <w:ilvl w:val="0"/>
-          <w:numId w:val="29"/>
-        </w:numPr>
         <w:tabs>
           <w:tab w:val="left" w:pos="2520"/>
         </w:tabs>
+        <w:spacing w:afterLines="40" w:after="96" w:line="240" w:lineRule="auto"/>
+        <w:ind w:left="360"/>
+        <w:jc w:val="center"/>
         <w:rPr>
           <w:sz w:val="16"/>
           <w:szCs w:val="16"/>
@@ -9019,20 +8865,17 @@
     </w:p>
     <w:p>
       <w:pPr>
-        <w:pStyle w:val="ListParagraph"/>
-        <w:numPr>
-          <w:ilvl w:val="0"/>
-          <w:numId w:val="29"/>
-        </w:numPr>
         <w:tabs>
           <w:tab w:val="left" w:pos="2520"/>
         </w:tabs>
-        <w:rPr>
-          <w:sz w:val="16"/>
-          <w:szCs w:val="16"/>
-        </w:rPr>
-      </w:pPr>
-      <w:proofErr w:type="spellStart"/>
+        <w:spacing w:afterLines="40" w:after="96" w:line="240" w:lineRule="auto"/>
+        <w:ind w:left="360"/>
+        <w:jc w:val="center"/>
+        <w:rPr>
+          <w:sz w:val="16"/>
+          <w:szCs w:val="16"/>
+        </w:rPr>
+      </w:pPr>
       <w:r>
         <w:rPr>
           <w:sz w:val="16"/>
@@ -9040,18 +8883,15 @@
         </w:rPr>
         <w:t>Oathsworn</w:t>
       </w:r>
-      <w:proofErr w:type="spellEnd"/>
-    </w:p>
-    <w:p>
-      <w:pPr>
-        <w:pStyle w:val="ListParagraph"/>
-        <w:numPr>
-          <w:ilvl w:val="0"/>
-          <w:numId w:val="29"/>
-        </w:numPr>
+    </w:p>
+    <w:p>
+      <w:pPr>
         <w:tabs>
           <w:tab w:val="left" w:pos="2520"/>
         </w:tabs>
+        <w:spacing w:afterLines="40" w:after="96" w:line="240" w:lineRule="auto"/>
+        <w:ind w:left="360"/>
+        <w:jc w:val="center"/>
         <w:rPr>
           <w:sz w:val="16"/>
           <w:szCs w:val="16"/>
@@ -9067,14 +8907,12 @@
     </w:p>
     <w:p>
       <w:pPr>
-        <w:pStyle w:val="ListParagraph"/>
-        <w:numPr>
-          <w:ilvl w:val="0"/>
-          <w:numId w:val="29"/>
-        </w:numPr>
         <w:tabs>
           <w:tab w:val="left" w:pos="2520"/>
         </w:tabs>
+        <w:spacing w:afterLines="40" w:after="96" w:line="240" w:lineRule="auto"/>
+        <w:ind w:left="360"/>
+        <w:jc w:val="center"/>
         <w:rPr>
           <w:sz w:val="16"/>
           <w:szCs w:val="16"/>
@@ -9090,14 +8928,12 @@
     </w:p>
     <w:p>
       <w:pPr>
-        <w:pStyle w:val="ListParagraph"/>
-        <w:numPr>
-          <w:ilvl w:val="0"/>
-          <w:numId w:val="29"/>
-        </w:numPr>
         <w:tabs>
           <w:tab w:val="left" w:pos="2520"/>
         </w:tabs>
+        <w:spacing w:afterLines="40" w:after="96" w:line="240" w:lineRule="auto"/>
+        <w:ind w:left="360"/>
+        <w:jc w:val="center"/>
         <w:rPr>
           <w:sz w:val="16"/>
           <w:szCs w:val="16"/>
@@ -9113,14 +8949,12 @@
     </w:p>
     <w:p>
       <w:pPr>
-        <w:pStyle w:val="ListParagraph"/>
-        <w:numPr>
-          <w:ilvl w:val="0"/>
-          <w:numId w:val="29"/>
-        </w:numPr>
         <w:tabs>
           <w:tab w:val="left" w:pos="2520"/>
         </w:tabs>
+        <w:spacing w:afterLines="40" w:after="96" w:line="240" w:lineRule="auto"/>
+        <w:ind w:left="360"/>
+        <w:jc w:val="center"/>
         <w:rPr>
           <w:sz w:val="16"/>
           <w:szCs w:val="16"/>
@@ -9136,14 +8970,12 @@
     </w:p>
     <w:p>
       <w:pPr>
-        <w:pStyle w:val="ListParagraph"/>
-        <w:numPr>
-          <w:ilvl w:val="0"/>
-          <w:numId w:val="29"/>
-        </w:numPr>
         <w:tabs>
           <w:tab w:val="left" w:pos="2520"/>
         </w:tabs>
+        <w:spacing w:afterLines="40" w:after="96" w:line="240" w:lineRule="auto"/>
+        <w:ind w:left="360"/>
+        <w:jc w:val="center"/>
         <w:rPr>
           <w:sz w:val="16"/>
           <w:szCs w:val="16"/>
@@ -9159,14 +8991,12 @@
     </w:p>
     <w:p>
       <w:pPr>
-        <w:pStyle w:val="ListParagraph"/>
-        <w:numPr>
-          <w:ilvl w:val="0"/>
-          <w:numId w:val="29"/>
-        </w:numPr>
         <w:tabs>
           <w:tab w:val="left" w:pos="2520"/>
         </w:tabs>
+        <w:spacing w:afterLines="40" w:after="96" w:line="240" w:lineRule="auto"/>
+        <w:ind w:left="360"/>
+        <w:jc w:val="center"/>
         <w:rPr>
           <w:sz w:val="16"/>
           <w:szCs w:val="16"/>
@@ -9182,14 +9012,12 @@
     </w:p>
     <w:p>
       <w:pPr>
-        <w:pStyle w:val="ListParagraph"/>
-        <w:numPr>
-          <w:ilvl w:val="0"/>
-          <w:numId w:val="29"/>
-        </w:numPr>
         <w:tabs>
           <w:tab w:val="left" w:pos="2520"/>
         </w:tabs>
+        <w:spacing w:afterLines="40" w:after="96" w:line="240" w:lineRule="auto"/>
+        <w:ind w:left="360"/>
+        <w:jc w:val="center"/>
         <w:rPr>
           <w:sz w:val="16"/>
           <w:szCs w:val="16"/>
@@ -9205,14 +9033,12 @@
     </w:p>
     <w:p>
       <w:pPr>
-        <w:pStyle w:val="ListParagraph"/>
-        <w:numPr>
-          <w:ilvl w:val="0"/>
-          <w:numId w:val="29"/>
-        </w:numPr>
         <w:tabs>
           <w:tab w:val="left" w:pos="2520"/>
         </w:tabs>
+        <w:spacing w:afterLines="40" w:after="96" w:line="240" w:lineRule="auto"/>
+        <w:ind w:left="360"/>
+        <w:jc w:val="center"/>
         <w:rPr>
           <w:sz w:val="16"/>
           <w:szCs w:val="16"/>
@@ -9228,14 +9054,12 @@
     </w:p>
     <w:p>
       <w:pPr>
-        <w:pStyle w:val="ListParagraph"/>
-        <w:numPr>
-          <w:ilvl w:val="0"/>
-          <w:numId w:val="29"/>
-        </w:numPr>
         <w:tabs>
           <w:tab w:val="left" w:pos="2520"/>
         </w:tabs>
+        <w:spacing w:afterLines="40" w:after="96" w:line="240" w:lineRule="auto"/>
+        <w:ind w:left="360"/>
+        <w:jc w:val="center"/>
         <w:rPr>
           <w:sz w:val="16"/>
           <w:szCs w:val="16"/>
@@ -9251,14 +9075,12 @@
     </w:p>
     <w:p>
       <w:pPr>
-        <w:pStyle w:val="ListParagraph"/>
-        <w:numPr>
-          <w:ilvl w:val="0"/>
-          <w:numId w:val="29"/>
-        </w:numPr>
         <w:tabs>
           <w:tab w:val="left" w:pos="2520"/>
         </w:tabs>
+        <w:spacing w:afterLines="40" w:after="96" w:line="240" w:lineRule="auto"/>
+        <w:ind w:left="360"/>
+        <w:jc w:val="center"/>
         <w:rPr>
           <w:sz w:val="16"/>
           <w:szCs w:val="16"/>
@@ -9274,14 +9096,12 @@
     </w:p>
     <w:p>
       <w:pPr>
-        <w:pStyle w:val="ListParagraph"/>
-        <w:numPr>
-          <w:ilvl w:val="0"/>
-          <w:numId w:val="29"/>
-        </w:numPr>
         <w:tabs>
           <w:tab w:val="left" w:pos="2520"/>
         </w:tabs>
+        <w:spacing w:afterLines="40" w:after="96" w:line="240" w:lineRule="auto"/>
+        <w:ind w:left="360"/>
+        <w:jc w:val="center"/>
         <w:rPr>
           <w:sz w:val="16"/>
           <w:szCs w:val="16"/>
@@ -9297,14 +9117,12 @@
     </w:p>
     <w:p>
       <w:pPr>
-        <w:pStyle w:val="ListParagraph"/>
-        <w:numPr>
-          <w:ilvl w:val="0"/>
-          <w:numId w:val="29"/>
-        </w:numPr>
         <w:tabs>
           <w:tab w:val="left" w:pos="2520"/>
         </w:tabs>
+        <w:spacing w:afterLines="40" w:after="96" w:line="240" w:lineRule="auto"/>
+        <w:ind w:left="360"/>
+        <w:jc w:val="center"/>
         <w:rPr>
           <w:sz w:val="16"/>
           <w:szCs w:val="16"/>
@@ -9320,14 +9138,12 @@
     </w:p>
     <w:p>
       <w:pPr>
-        <w:pStyle w:val="ListParagraph"/>
-        <w:numPr>
-          <w:ilvl w:val="0"/>
-          <w:numId w:val="29"/>
-        </w:numPr>
         <w:tabs>
           <w:tab w:val="left" w:pos="2520"/>
         </w:tabs>
+        <w:spacing w:afterLines="40" w:after="96" w:line="240" w:lineRule="auto"/>
+        <w:ind w:left="360"/>
+        <w:jc w:val="center"/>
         <w:rPr>
           <w:sz w:val="16"/>
           <w:szCs w:val="16"/>
@@ -9343,14 +9159,12 @@
     </w:p>
     <w:p>
       <w:pPr>
-        <w:pStyle w:val="ListParagraph"/>
-        <w:numPr>
-          <w:ilvl w:val="0"/>
-          <w:numId w:val="29"/>
-        </w:numPr>
         <w:tabs>
           <w:tab w:val="left" w:pos="2520"/>
         </w:tabs>
+        <w:spacing w:afterLines="40" w:after="96" w:line="240" w:lineRule="auto"/>
+        <w:ind w:left="360"/>
+        <w:jc w:val="center"/>
         <w:rPr>
           <w:sz w:val="16"/>
           <w:szCs w:val="16"/>
@@ -9366,14 +9180,12 @@
     </w:p>
     <w:p>
       <w:pPr>
-        <w:pStyle w:val="ListParagraph"/>
-        <w:numPr>
-          <w:ilvl w:val="0"/>
-          <w:numId w:val="29"/>
-        </w:numPr>
         <w:tabs>
           <w:tab w:val="left" w:pos="2520"/>
         </w:tabs>
+        <w:spacing w:afterLines="40" w:after="96" w:line="240" w:lineRule="auto"/>
+        <w:ind w:left="360"/>
+        <w:jc w:val="center"/>
         <w:rPr>
           <w:sz w:val="16"/>
           <w:szCs w:val="16"/>
@@ -9389,14 +9201,12 @@
     </w:p>
     <w:p>
       <w:pPr>
-        <w:pStyle w:val="ListParagraph"/>
-        <w:numPr>
-          <w:ilvl w:val="0"/>
-          <w:numId w:val="29"/>
-        </w:numPr>
         <w:tabs>
           <w:tab w:val="left" w:pos="2520"/>
         </w:tabs>
+        <w:spacing w:afterLines="40" w:after="96" w:line="240" w:lineRule="auto"/>
+        <w:ind w:left="360"/>
+        <w:jc w:val="center"/>
         <w:rPr>
           <w:sz w:val="16"/>
           <w:szCs w:val="16"/>
@@ -9412,14 +9222,12 @@
     </w:p>
     <w:p>
       <w:pPr>
-        <w:pStyle w:val="ListParagraph"/>
-        <w:numPr>
-          <w:ilvl w:val="0"/>
-          <w:numId w:val="29"/>
-        </w:numPr>
         <w:tabs>
           <w:tab w:val="left" w:pos="2520"/>
         </w:tabs>
+        <w:spacing w:afterLines="40" w:after="96" w:line="240" w:lineRule="auto"/>
+        <w:ind w:left="360"/>
+        <w:jc w:val="center"/>
         <w:rPr>
           <w:sz w:val="16"/>
           <w:szCs w:val="16"/>
@@ -9435,14 +9243,12 @@
     </w:p>
     <w:p>
       <w:pPr>
-        <w:pStyle w:val="ListParagraph"/>
-        <w:numPr>
-          <w:ilvl w:val="0"/>
-          <w:numId w:val="29"/>
-        </w:numPr>
         <w:tabs>
           <w:tab w:val="left" w:pos="2520"/>
         </w:tabs>
+        <w:spacing w:afterLines="40" w:after="96" w:line="240" w:lineRule="auto"/>
+        <w:ind w:left="360"/>
+        <w:jc w:val="center"/>
         <w:rPr>
           <w:sz w:val="16"/>
           <w:szCs w:val="16"/>
@@ -9458,14 +9264,12 @@
     </w:p>
     <w:p>
       <w:pPr>
-        <w:pStyle w:val="ListParagraph"/>
-        <w:numPr>
-          <w:ilvl w:val="0"/>
-          <w:numId w:val="29"/>
-        </w:numPr>
         <w:tabs>
           <w:tab w:val="left" w:pos="2520"/>
         </w:tabs>
+        <w:spacing w:afterLines="40" w:after="96" w:line="240" w:lineRule="auto"/>
+        <w:ind w:left="360"/>
+        <w:jc w:val="center"/>
         <w:rPr>
           <w:sz w:val="16"/>
           <w:szCs w:val="16"/>
@@ -9481,14 +9285,12 @@
     </w:p>
     <w:p>
       <w:pPr>
-        <w:pStyle w:val="ListParagraph"/>
-        <w:numPr>
-          <w:ilvl w:val="0"/>
-          <w:numId w:val="29"/>
-        </w:numPr>
         <w:tabs>
           <w:tab w:val="left" w:pos="2520"/>
         </w:tabs>
+        <w:spacing w:afterLines="40" w:after="96" w:line="240" w:lineRule="auto"/>
+        <w:ind w:left="360"/>
+        <w:jc w:val="center"/>
         <w:rPr>
           <w:sz w:val="16"/>
           <w:szCs w:val="16"/>
@@ -9504,14 +9306,12 @@
     </w:p>
     <w:p>
       <w:pPr>
-        <w:pStyle w:val="ListParagraph"/>
-        <w:numPr>
-          <w:ilvl w:val="0"/>
-          <w:numId w:val="29"/>
-        </w:numPr>
         <w:tabs>
           <w:tab w:val="left" w:pos="2520"/>
         </w:tabs>
+        <w:spacing w:afterLines="40" w:after="96" w:line="240" w:lineRule="auto"/>
+        <w:ind w:left="360"/>
+        <w:jc w:val="center"/>
         <w:rPr>
           <w:sz w:val="16"/>
           <w:szCs w:val="16"/>
@@ -9527,14 +9327,12 @@
     </w:p>
     <w:p>
       <w:pPr>
-        <w:pStyle w:val="ListParagraph"/>
-        <w:numPr>
-          <w:ilvl w:val="0"/>
-          <w:numId w:val="29"/>
-        </w:numPr>
         <w:tabs>
           <w:tab w:val="left" w:pos="2520"/>
         </w:tabs>
+        <w:spacing w:afterLines="40" w:after="96" w:line="240" w:lineRule="auto"/>
+        <w:ind w:left="360"/>
+        <w:jc w:val="center"/>
         <w:rPr>
           <w:sz w:val="16"/>
           <w:szCs w:val="16"/>
@@ -9550,14 +9348,12 @@
     </w:p>
     <w:p>
       <w:pPr>
-        <w:pStyle w:val="ListParagraph"/>
-        <w:numPr>
-          <w:ilvl w:val="0"/>
-          <w:numId w:val="29"/>
-        </w:numPr>
         <w:tabs>
           <w:tab w:val="left" w:pos="2520"/>
         </w:tabs>
+        <w:spacing w:afterLines="40" w:after="96" w:line="240" w:lineRule="auto"/>
+        <w:ind w:left="360"/>
+        <w:jc w:val="center"/>
         <w:rPr>
           <w:sz w:val="16"/>
           <w:szCs w:val="16"/>
@@ -9573,14 +9369,12 @@
     </w:p>
     <w:p>
       <w:pPr>
-        <w:pStyle w:val="ListParagraph"/>
-        <w:numPr>
-          <w:ilvl w:val="0"/>
-          <w:numId w:val="29"/>
-        </w:numPr>
         <w:tabs>
           <w:tab w:val="left" w:pos="2520"/>
         </w:tabs>
+        <w:spacing w:afterLines="40" w:after="96" w:line="240" w:lineRule="auto"/>
+        <w:ind w:left="360"/>
+        <w:jc w:val="center"/>
         <w:rPr>
           <w:sz w:val="16"/>
           <w:szCs w:val="16"/>
@@ -9596,14 +9390,12 @@
     </w:p>
     <w:p>
       <w:pPr>
-        <w:pStyle w:val="ListParagraph"/>
-        <w:numPr>
-          <w:ilvl w:val="0"/>
-          <w:numId w:val="29"/>
-        </w:numPr>
         <w:tabs>
           <w:tab w:val="left" w:pos="2520"/>
         </w:tabs>
+        <w:spacing w:afterLines="40" w:after="96" w:line="240" w:lineRule="auto"/>
+        <w:ind w:left="360"/>
+        <w:jc w:val="center"/>
         <w:rPr>
           <w:sz w:val="16"/>
           <w:szCs w:val="16"/>
@@ -9619,14 +9411,12 @@
     </w:p>
     <w:p>
       <w:pPr>
-        <w:pStyle w:val="ListParagraph"/>
-        <w:numPr>
-          <w:ilvl w:val="0"/>
-          <w:numId w:val="29"/>
-        </w:numPr>
         <w:tabs>
           <w:tab w:val="left" w:pos="2520"/>
         </w:tabs>
+        <w:spacing w:afterLines="40" w:after="96" w:line="240" w:lineRule="auto"/>
+        <w:ind w:left="360"/>
+        <w:jc w:val="center"/>
         <w:rPr>
           <w:sz w:val="16"/>
           <w:szCs w:val="16"/>
@@ -9642,14 +9432,12 @@
     </w:p>
     <w:p>
       <w:pPr>
-        <w:pStyle w:val="ListParagraph"/>
-        <w:numPr>
-          <w:ilvl w:val="0"/>
-          <w:numId w:val="29"/>
-        </w:numPr>
         <w:tabs>
           <w:tab w:val="left" w:pos="2520"/>
         </w:tabs>
+        <w:spacing w:afterLines="40" w:after="96" w:line="240" w:lineRule="auto"/>
+        <w:ind w:left="360"/>
+        <w:jc w:val="center"/>
         <w:rPr>
           <w:sz w:val="16"/>
           <w:szCs w:val="16"/>
@@ -9665,14 +9453,12 @@
     </w:p>
     <w:p>
       <w:pPr>
-        <w:pStyle w:val="ListParagraph"/>
-        <w:numPr>
-          <w:ilvl w:val="0"/>
-          <w:numId w:val="29"/>
-        </w:numPr>
         <w:tabs>
           <w:tab w:val="left" w:pos="2520"/>
         </w:tabs>
+        <w:spacing w:afterLines="40" w:after="96" w:line="240" w:lineRule="auto"/>
+        <w:ind w:left="360"/>
+        <w:jc w:val="center"/>
         <w:rPr>
           <w:sz w:val="16"/>
           <w:szCs w:val="16"/>
@@ -9688,14 +9474,12 @@
     </w:p>
     <w:p>
       <w:pPr>
-        <w:pStyle w:val="ListParagraph"/>
-        <w:numPr>
-          <w:ilvl w:val="0"/>
-          <w:numId w:val="29"/>
-        </w:numPr>
         <w:tabs>
           <w:tab w:val="left" w:pos="2520"/>
         </w:tabs>
+        <w:spacing w:afterLines="40" w:after="96" w:line="240" w:lineRule="auto"/>
+        <w:ind w:left="360"/>
+        <w:jc w:val="center"/>
         <w:rPr>
           <w:sz w:val="16"/>
           <w:szCs w:val="16"/>
@@ -9711,14 +9495,12 @@
     </w:p>
     <w:p>
       <w:pPr>
-        <w:pStyle w:val="ListParagraph"/>
-        <w:numPr>
-          <w:ilvl w:val="0"/>
-          <w:numId w:val="29"/>
-        </w:numPr>
         <w:tabs>
           <w:tab w:val="left" w:pos="2520"/>
         </w:tabs>
+        <w:spacing w:afterLines="40" w:after="96" w:line="240" w:lineRule="auto"/>
+        <w:ind w:left="360"/>
+        <w:jc w:val="center"/>
         <w:rPr>
           <w:sz w:val="16"/>
           <w:szCs w:val="16"/>
@@ -9734,14 +9516,12 @@
     </w:p>
     <w:p>
       <w:pPr>
-        <w:pStyle w:val="ListParagraph"/>
-        <w:numPr>
-          <w:ilvl w:val="0"/>
-          <w:numId w:val="29"/>
-        </w:numPr>
         <w:tabs>
           <w:tab w:val="left" w:pos="2520"/>
         </w:tabs>
+        <w:spacing w:afterLines="40" w:after="96" w:line="240" w:lineRule="auto"/>
+        <w:ind w:left="360"/>
+        <w:jc w:val="center"/>
         <w:rPr>
           <w:sz w:val="16"/>
           <w:szCs w:val="16"/>
@@ -9757,14 +9537,12 @@
     </w:p>
     <w:p>
       <w:pPr>
-        <w:pStyle w:val="ListParagraph"/>
-        <w:numPr>
-          <w:ilvl w:val="0"/>
-          <w:numId w:val="29"/>
-        </w:numPr>
         <w:tabs>
           <w:tab w:val="left" w:pos="2520"/>
         </w:tabs>
+        <w:spacing w:afterLines="40" w:after="96" w:line="240" w:lineRule="auto"/>
+        <w:ind w:left="360"/>
+        <w:jc w:val="center"/>
         <w:rPr>
           <w:sz w:val="16"/>
           <w:szCs w:val="16"/>
@@ -9780,14 +9558,12 @@
     </w:p>
     <w:p>
       <w:pPr>
-        <w:pStyle w:val="ListParagraph"/>
-        <w:numPr>
-          <w:ilvl w:val="0"/>
-          <w:numId w:val="29"/>
-        </w:numPr>
         <w:tabs>
           <w:tab w:val="left" w:pos="2520"/>
         </w:tabs>
+        <w:spacing w:afterLines="40" w:after="96" w:line="240" w:lineRule="auto"/>
+        <w:ind w:left="360"/>
+        <w:jc w:val="center"/>
         <w:rPr>
           <w:sz w:val="16"/>
           <w:szCs w:val="16"/>
@@ -9803,14 +9579,12 @@
     </w:p>
     <w:p>
       <w:pPr>
-        <w:pStyle w:val="ListParagraph"/>
-        <w:numPr>
-          <w:ilvl w:val="0"/>
-          <w:numId w:val="29"/>
-        </w:numPr>
         <w:tabs>
           <w:tab w:val="left" w:pos="2520"/>
         </w:tabs>
+        <w:spacing w:afterLines="40" w:after="96" w:line="240" w:lineRule="auto"/>
+        <w:ind w:left="360"/>
+        <w:jc w:val="center"/>
         <w:rPr>
           <w:sz w:val="16"/>
           <w:szCs w:val="16"/>
@@ -9826,14 +9600,12 @@
     </w:p>
     <w:p>
       <w:pPr>
-        <w:pStyle w:val="ListParagraph"/>
-        <w:numPr>
-          <w:ilvl w:val="0"/>
-          <w:numId w:val="29"/>
-        </w:numPr>
         <w:tabs>
           <w:tab w:val="left" w:pos="2520"/>
         </w:tabs>
+        <w:spacing w:afterLines="40" w:after="96" w:line="240" w:lineRule="auto"/>
+        <w:ind w:left="360"/>
+        <w:jc w:val="center"/>
         <w:rPr>
           <w:sz w:val="16"/>
           <w:szCs w:val="16"/>
@@ -9849,20 +9621,17 @@
     </w:p>
     <w:p>
       <w:pPr>
-        <w:pStyle w:val="ListParagraph"/>
-        <w:numPr>
-          <w:ilvl w:val="0"/>
-          <w:numId w:val="29"/>
-        </w:numPr>
         <w:tabs>
           <w:tab w:val="left" w:pos="2520"/>
         </w:tabs>
-        <w:rPr>
-          <w:sz w:val="16"/>
-          <w:szCs w:val="16"/>
-        </w:rPr>
-      </w:pPr>
-      <w:proofErr w:type="spellStart"/>
+        <w:spacing w:afterLines="40" w:after="96" w:line="240" w:lineRule="auto"/>
+        <w:ind w:left="360"/>
+        <w:jc w:val="center"/>
+        <w:rPr>
+          <w:sz w:val="16"/>
+          <w:szCs w:val="16"/>
+        </w:rPr>
+      </w:pPr>
       <w:r>
         <w:rPr>
           <w:sz w:val="16"/>
@@ -9870,24 +9639,20 @@
         </w:rPr>
         <w:t>Spelleater</w:t>
       </w:r>
-      <w:proofErr w:type="spellEnd"/>
-    </w:p>
-    <w:p>
-      <w:pPr>
-        <w:pStyle w:val="ListParagraph"/>
-        <w:numPr>
-          <w:ilvl w:val="0"/>
-          <w:numId w:val="29"/>
-        </w:numPr>
+    </w:p>
+    <w:p>
+      <w:pPr>
         <w:tabs>
           <w:tab w:val="left" w:pos="2520"/>
         </w:tabs>
-        <w:rPr>
-          <w:sz w:val="16"/>
-          <w:szCs w:val="16"/>
-        </w:rPr>
-      </w:pPr>
-      <w:proofErr w:type="spellStart"/>
+        <w:spacing w:afterLines="40" w:after="96" w:line="240" w:lineRule="auto"/>
+        <w:ind w:left="360"/>
+        <w:jc w:val="center"/>
+        <w:rPr>
+          <w:sz w:val="16"/>
+          <w:szCs w:val="16"/>
+        </w:rPr>
+      </w:pPr>
       <w:r>
         <w:rPr>
           <w:sz w:val="16"/>
@@ -9895,18 +9660,15 @@
         </w:rPr>
         <w:t>Stonefist</w:t>
       </w:r>
-      <w:proofErr w:type="spellEnd"/>
-    </w:p>
-    <w:p>
-      <w:pPr>
-        <w:pStyle w:val="ListParagraph"/>
-        <w:numPr>
-          <w:ilvl w:val="0"/>
-          <w:numId w:val="29"/>
-        </w:numPr>
+    </w:p>
+    <w:p>
+      <w:pPr>
         <w:tabs>
           <w:tab w:val="left" w:pos="2520"/>
         </w:tabs>
+        <w:spacing w:afterLines="40" w:after="96" w:line="240" w:lineRule="auto"/>
+        <w:ind w:left="360"/>
+        <w:jc w:val="center"/>
         <w:rPr>
           <w:sz w:val="16"/>
           <w:szCs w:val="16"/>
@@ -9922,14 +9684,12 @@
     </w:p>
     <w:p>
       <w:pPr>
-        <w:pStyle w:val="ListParagraph"/>
-        <w:numPr>
-          <w:ilvl w:val="0"/>
-          <w:numId w:val="29"/>
-        </w:numPr>
         <w:tabs>
           <w:tab w:val="left" w:pos="2520"/>
         </w:tabs>
+        <w:spacing w:afterLines="40" w:after="96" w:line="240" w:lineRule="auto"/>
+        <w:ind w:left="360"/>
+        <w:jc w:val="center"/>
         <w:rPr>
           <w:sz w:val="16"/>
           <w:szCs w:val="16"/>
@@ -9945,14 +9705,12 @@
     </w:p>
     <w:p>
       <w:pPr>
-        <w:pStyle w:val="ListParagraph"/>
-        <w:numPr>
-          <w:ilvl w:val="0"/>
-          <w:numId w:val="29"/>
-        </w:numPr>
         <w:tabs>
           <w:tab w:val="left" w:pos="2520"/>
         </w:tabs>
+        <w:spacing w:afterLines="40" w:after="96" w:line="240" w:lineRule="auto"/>
+        <w:ind w:left="360"/>
+        <w:jc w:val="center"/>
         <w:rPr>
           <w:sz w:val="16"/>
           <w:szCs w:val="16"/>
@@ -9968,14 +9726,12 @@
     </w:p>
     <w:p>
       <w:pPr>
-        <w:pStyle w:val="ListParagraph"/>
-        <w:numPr>
-          <w:ilvl w:val="0"/>
-          <w:numId w:val="29"/>
-        </w:numPr>
         <w:tabs>
           <w:tab w:val="left" w:pos="2520"/>
         </w:tabs>
+        <w:spacing w:afterLines="40" w:after="96" w:line="240" w:lineRule="auto"/>
+        <w:ind w:left="360"/>
+        <w:jc w:val="center"/>
         <w:rPr>
           <w:sz w:val="16"/>
           <w:szCs w:val="16"/>
@@ -9991,14 +9747,12 @@
     </w:p>
     <w:p>
       <w:pPr>
-        <w:pStyle w:val="ListParagraph"/>
-        <w:numPr>
-          <w:ilvl w:val="0"/>
-          <w:numId w:val="29"/>
-        </w:numPr>
         <w:tabs>
           <w:tab w:val="left" w:pos="2520"/>
         </w:tabs>
+        <w:spacing w:afterLines="40" w:after="96" w:line="240" w:lineRule="auto"/>
+        <w:ind w:left="360"/>
+        <w:jc w:val="center"/>
         <w:rPr>
           <w:sz w:val="16"/>
           <w:szCs w:val="16"/>
@@ -10014,14 +9768,12 @@
     </w:p>
     <w:p>
       <w:pPr>
-        <w:pStyle w:val="ListParagraph"/>
-        <w:numPr>
-          <w:ilvl w:val="0"/>
-          <w:numId w:val="29"/>
-        </w:numPr>
         <w:tabs>
           <w:tab w:val="left" w:pos="2520"/>
         </w:tabs>
+        <w:spacing w:afterLines="40" w:after="96" w:line="240" w:lineRule="auto"/>
+        <w:ind w:left="360"/>
+        <w:jc w:val="center"/>
         <w:rPr>
           <w:sz w:val="16"/>
           <w:szCs w:val="16"/>
@@ -10037,14 +9789,12 @@
     </w:p>
     <w:p>
       <w:pPr>
-        <w:pStyle w:val="ListParagraph"/>
-        <w:numPr>
-          <w:ilvl w:val="0"/>
-          <w:numId w:val="29"/>
-        </w:numPr>
         <w:tabs>
           <w:tab w:val="left" w:pos="2520"/>
         </w:tabs>
+        <w:spacing w:afterLines="40" w:after="96" w:line="240" w:lineRule="auto"/>
+        <w:ind w:left="360"/>
+        <w:jc w:val="center"/>
         <w:rPr>
           <w:sz w:val="16"/>
           <w:szCs w:val="16"/>
@@ -10060,14 +9810,12 @@
     </w:p>
     <w:p>
       <w:pPr>
-        <w:pStyle w:val="ListParagraph"/>
-        <w:numPr>
-          <w:ilvl w:val="0"/>
-          <w:numId w:val="29"/>
-        </w:numPr>
         <w:tabs>
           <w:tab w:val="left" w:pos="2520"/>
         </w:tabs>
+        <w:spacing w:afterLines="40" w:after="96" w:line="240" w:lineRule="auto"/>
+        <w:ind w:left="360"/>
+        <w:jc w:val="center"/>
         <w:rPr>
           <w:sz w:val="16"/>
           <w:szCs w:val="16"/>
@@ -10083,14 +9831,12 @@
     </w:p>
     <w:p>
       <w:pPr>
-        <w:pStyle w:val="ListParagraph"/>
-        <w:numPr>
-          <w:ilvl w:val="0"/>
-          <w:numId w:val="29"/>
-        </w:numPr>
         <w:tabs>
           <w:tab w:val="left" w:pos="2520"/>
         </w:tabs>
+        <w:spacing w:afterLines="40" w:after="96" w:line="240" w:lineRule="auto"/>
+        <w:ind w:left="360"/>
+        <w:jc w:val="center"/>
         <w:rPr>
           <w:sz w:val="16"/>
           <w:szCs w:val="16"/>
@@ -10106,14 +9852,12 @@
     </w:p>
     <w:p>
       <w:pPr>
-        <w:pStyle w:val="ListParagraph"/>
-        <w:numPr>
-          <w:ilvl w:val="0"/>
-          <w:numId w:val="29"/>
-        </w:numPr>
         <w:tabs>
           <w:tab w:val="left" w:pos="2520"/>
         </w:tabs>
+        <w:spacing w:afterLines="40" w:after="96" w:line="240" w:lineRule="auto"/>
+        <w:ind w:left="360"/>
+        <w:jc w:val="center"/>
         <w:rPr>
           <w:sz w:val="16"/>
           <w:szCs w:val="16"/>
@@ -10129,14 +9873,12 @@
     </w:p>
     <w:p>
       <w:pPr>
-        <w:pStyle w:val="ListParagraph"/>
-        <w:numPr>
-          <w:ilvl w:val="0"/>
-          <w:numId w:val="29"/>
-        </w:numPr>
         <w:tabs>
           <w:tab w:val="left" w:pos="2520"/>
         </w:tabs>
+        <w:spacing w:afterLines="40" w:after="96" w:line="240" w:lineRule="auto"/>
+        <w:ind w:left="360"/>
+        <w:jc w:val="center"/>
         <w:rPr>
           <w:sz w:val="16"/>
           <w:szCs w:val="16"/>
@@ -10152,14 +9894,12 @@
     </w:p>
     <w:p>
       <w:pPr>
-        <w:pStyle w:val="ListParagraph"/>
-        <w:numPr>
-          <w:ilvl w:val="0"/>
-          <w:numId w:val="29"/>
-        </w:numPr>
         <w:tabs>
           <w:tab w:val="left" w:pos="2520"/>
         </w:tabs>
+        <w:spacing w:afterLines="40" w:after="96" w:line="240" w:lineRule="auto"/>
+        <w:ind w:left="360"/>
+        <w:jc w:val="center"/>
         <w:rPr>
           <w:sz w:val="16"/>
           <w:szCs w:val="16"/>
@@ -10175,14 +9915,12 @@
     </w:p>
     <w:p>
       <w:pPr>
-        <w:pStyle w:val="ListParagraph"/>
-        <w:numPr>
-          <w:ilvl w:val="0"/>
-          <w:numId w:val="29"/>
-        </w:numPr>
         <w:tabs>
           <w:tab w:val="left" w:pos="2520"/>
         </w:tabs>
+        <w:spacing w:afterLines="40" w:after="96" w:line="240" w:lineRule="auto"/>
+        <w:ind w:left="360"/>
+        <w:jc w:val="center"/>
         <w:rPr>
           <w:sz w:val="16"/>
           <w:szCs w:val="16"/>
@@ -10198,20 +9936,17 @@
     </w:p>
     <w:p>
       <w:pPr>
-        <w:pStyle w:val="ListParagraph"/>
-        <w:numPr>
-          <w:ilvl w:val="0"/>
-          <w:numId w:val="29"/>
-        </w:numPr>
         <w:tabs>
           <w:tab w:val="left" w:pos="2520"/>
         </w:tabs>
-        <w:rPr>
-          <w:sz w:val="16"/>
-          <w:szCs w:val="16"/>
-        </w:rPr>
-      </w:pPr>
-      <w:proofErr w:type="spellStart"/>
+        <w:spacing w:afterLines="40" w:after="96" w:line="240" w:lineRule="auto"/>
+        <w:ind w:left="360"/>
+        <w:jc w:val="center"/>
+        <w:rPr>
+          <w:sz w:val="16"/>
+          <w:szCs w:val="16"/>
+        </w:rPr>
+      </w:pPr>
       <w:r>
         <w:rPr>
           <w:sz w:val="16"/>
@@ -10219,24 +9954,20 @@
         </w:rPr>
         <w:t>Warborn</w:t>
       </w:r>
-      <w:proofErr w:type="spellEnd"/>
-    </w:p>
-    <w:p>
-      <w:pPr>
-        <w:pStyle w:val="ListParagraph"/>
-        <w:numPr>
-          <w:ilvl w:val="0"/>
-          <w:numId w:val="29"/>
-        </w:numPr>
+    </w:p>
+    <w:p>
+      <w:pPr>
         <w:tabs>
           <w:tab w:val="left" w:pos="2520"/>
         </w:tabs>
-        <w:rPr>
-          <w:sz w:val="16"/>
-          <w:szCs w:val="16"/>
-        </w:rPr>
-      </w:pPr>
-      <w:proofErr w:type="spellStart"/>
+        <w:spacing w:afterLines="40" w:after="96" w:line="240" w:lineRule="auto"/>
+        <w:ind w:left="360"/>
+        <w:jc w:val="center"/>
+        <w:rPr>
+          <w:sz w:val="16"/>
+          <w:szCs w:val="16"/>
+        </w:rPr>
+      </w:pPr>
       <w:r>
         <w:rPr>
           <w:sz w:val="16"/>
@@ -10244,18 +9975,15 @@
         </w:rPr>
         <w:t>Warsongs</w:t>
       </w:r>
-      <w:proofErr w:type="spellEnd"/>
-    </w:p>
-    <w:p>
-      <w:pPr>
-        <w:pStyle w:val="ListParagraph"/>
-        <w:numPr>
-          <w:ilvl w:val="0"/>
-          <w:numId w:val="29"/>
-        </w:numPr>
+    </w:p>
+    <w:p>
+      <w:pPr>
         <w:tabs>
           <w:tab w:val="left" w:pos="2520"/>
         </w:tabs>
+        <w:spacing w:afterLines="40" w:after="96" w:line="240" w:lineRule="auto"/>
+        <w:ind w:left="360"/>
+        <w:jc w:val="center"/>
         <w:rPr>
           <w:sz w:val="16"/>
           <w:szCs w:val="16"/>
@@ -10271,14 +9999,12 @@
     </w:p>
     <w:p>
       <w:pPr>
-        <w:pStyle w:val="ListParagraph"/>
-        <w:numPr>
-          <w:ilvl w:val="0"/>
-          <w:numId w:val="29"/>
-        </w:numPr>
         <w:tabs>
           <w:tab w:val="left" w:pos="2520"/>
         </w:tabs>
+        <w:spacing w:afterLines="40" w:after="96" w:line="240" w:lineRule="auto"/>
+        <w:ind w:left="360"/>
+        <w:jc w:val="center"/>
         <w:rPr>
           <w:sz w:val="16"/>
           <w:szCs w:val="16"/>
@@ -10294,14 +10020,12 @@
     </w:p>
     <w:p>
       <w:pPr>
-        <w:pStyle w:val="ListParagraph"/>
-        <w:numPr>
-          <w:ilvl w:val="0"/>
-          <w:numId w:val="29"/>
-        </w:numPr>
         <w:tabs>
           <w:tab w:val="left" w:pos="2520"/>
         </w:tabs>
+        <w:spacing w:afterLines="40" w:after="96" w:line="240" w:lineRule="auto"/>
+        <w:ind w:left="360"/>
+        <w:jc w:val="center"/>
         <w:rPr>
           <w:sz w:val="16"/>
           <w:szCs w:val="16"/>
@@ -10317,14 +10041,12 @@
     </w:p>
     <w:p>
       <w:pPr>
-        <w:pStyle w:val="ListParagraph"/>
-        <w:numPr>
-          <w:ilvl w:val="0"/>
-          <w:numId w:val="29"/>
-        </w:numPr>
         <w:tabs>
           <w:tab w:val="left" w:pos="2520"/>
         </w:tabs>
+        <w:spacing w:afterLines="40" w:after="96" w:line="240" w:lineRule="auto"/>
+        <w:ind w:left="360"/>
+        <w:jc w:val="center"/>
         <w:rPr>
           <w:sz w:val="16"/>
           <w:szCs w:val="16"/>
@@ -10340,14 +10062,12 @@
     </w:p>
     <w:p>
       <w:pPr>
-        <w:pStyle w:val="ListParagraph"/>
-        <w:numPr>
-          <w:ilvl w:val="0"/>
-          <w:numId w:val="29"/>
-        </w:numPr>
         <w:tabs>
           <w:tab w:val="left" w:pos="2520"/>
         </w:tabs>
+        <w:spacing w:afterLines="40" w:after="96" w:line="240" w:lineRule="auto"/>
+        <w:ind w:left="360"/>
+        <w:jc w:val="center"/>
         <w:rPr>
           <w:sz w:val="16"/>
           <w:szCs w:val="16"/>
@@ -10363,14 +10083,12 @@
     </w:p>
     <w:p>
       <w:pPr>
-        <w:pStyle w:val="ListParagraph"/>
-        <w:numPr>
-          <w:ilvl w:val="0"/>
-          <w:numId w:val="29"/>
-        </w:numPr>
         <w:tabs>
           <w:tab w:val="left" w:pos="2520"/>
         </w:tabs>
+        <w:spacing w:afterLines="40" w:after="96" w:line="240" w:lineRule="auto"/>
+        <w:ind w:left="360"/>
+        <w:jc w:val="center"/>
         <w:rPr>
           <w:sz w:val="16"/>
           <w:szCs w:val="16"/>
@@ -10386,20 +10104,17 @@
     </w:p>
     <w:p>
       <w:pPr>
-        <w:pStyle w:val="ListParagraph"/>
-        <w:numPr>
-          <w:ilvl w:val="0"/>
-          <w:numId w:val="29"/>
-        </w:numPr>
         <w:tabs>
           <w:tab w:val="left" w:pos="2520"/>
         </w:tabs>
-        <w:rPr>
-          <w:sz w:val="16"/>
-          <w:szCs w:val="16"/>
-        </w:rPr>
-      </w:pPr>
-      <w:proofErr w:type="spellStart"/>
+        <w:spacing w:afterLines="40" w:after="96" w:line="240" w:lineRule="auto"/>
+        <w:ind w:left="360"/>
+        <w:jc w:val="center"/>
+        <w:rPr>
+          <w:sz w:val="16"/>
+          <w:szCs w:val="16"/>
+        </w:rPr>
+      </w:pPr>
       <w:r>
         <w:rPr>
           <w:sz w:val="16"/>
@@ -10407,18 +10122,15 @@
         </w:rPr>
         <w:t>Windcall</w:t>
       </w:r>
-      <w:proofErr w:type="spellEnd"/>
-    </w:p>
-    <w:p>
-      <w:pPr>
-        <w:pStyle w:val="ListParagraph"/>
-        <w:numPr>
-          <w:ilvl w:val="0"/>
-          <w:numId w:val="29"/>
-        </w:numPr>
+    </w:p>
+    <w:p>
+      <w:pPr>
         <w:tabs>
           <w:tab w:val="left" w:pos="2520"/>
         </w:tabs>
+        <w:spacing w:afterLines="40" w:after="96" w:line="240" w:lineRule="auto"/>
+        <w:ind w:left="360"/>
+        <w:jc w:val="center"/>
         <w:rPr>
           <w:sz w:val="16"/>
           <w:szCs w:val="16"/>
@@ -10434,14 +10146,12 @@
     </w:p>
     <w:p>
       <w:pPr>
-        <w:pStyle w:val="ListParagraph"/>
-        <w:numPr>
-          <w:ilvl w:val="0"/>
-          <w:numId w:val="29"/>
-        </w:numPr>
         <w:tabs>
           <w:tab w:val="left" w:pos="2520"/>
         </w:tabs>
+        <w:spacing w:afterLines="40" w:after="96" w:line="240" w:lineRule="auto"/>
+        <w:ind w:left="360"/>
+        <w:jc w:val="center"/>
         <w:rPr>
           <w:sz w:val="16"/>
           <w:szCs w:val="16"/>
@@ -10457,14 +10167,12 @@
     </w:p>
     <w:p>
       <w:pPr>
-        <w:pStyle w:val="ListParagraph"/>
-        <w:numPr>
-          <w:ilvl w:val="0"/>
-          <w:numId w:val="29"/>
-        </w:numPr>
         <w:tabs>
           <w:tab w:val="left" w:pos="2520"/>
         </w:tabs>
+        <w:spacing w:afterLines="40" w:after="96" w:line="240" w:lineRule="auto"/>
+        <w:ind w:left="360"/>
+        <w:jc w:val="center"/>
         <w:rPr>
           <w:sz w:val="16"/>
           <w:szCs w:val="16"/>
@@ -10480,18 +10188,23 @@
     </w:p>
     <w:p>
       <w:pPr>
-        <w:pStyle w:val="ListParagraph"/>
-        <w:numPr>
-          <w:ilvl w:val="0"/>
-          <w:numId w:val="29"/>
-        </w:numPr>
         <w:tabs>
           <w:tab w:val="left" w:pos="2520"/>
         </w:tabs>
-        <w:rPr>
-          <w:sz w:val="16"/>
-          <w:szCs w:val="16"/>
-        </w:rPr>
+        <w:spacing w:afterLines="40" w:after="96" w:line="240" w:lineRule="auto"/>
+        <w:ind w:left="360"/>
+        <w:jc w:val="center"/>
+        <w:rPr>
+          <w:sz w:val="16"/>
+          <w:szCs w:val="16"/>
+        </w:rPr>
+        <w:sectPr>
+          <w:type w:val="continuous"/>
+          <w:pgSz w:w="12240" w:h="15840"/>
+          <w:pgMar w:top="1440" w:right="1440" w:bottom="1440" w:left="1440" w:header="720" w:footer="720" w:gutter="0"/>
+          <w:cols w:num="4" w:sep="1" w:space="0"/>
+          <w:docGrid w:linePitch="360"/>
+        </w:sectPr>
       </w:pPr>
       <w:r>
         <w:rPr>
@@ -10499,13 +10212,2730 @@
           <w:szCs w:val="16"/>
         </w:rPr>
         <w:t>Wrath</w:t>
+      </w:r>
+    </w:p>
+    <w:p>
+      <w:pPr>
+        <w:rPr>
+          <w:sz w:val="16"/>
+          <w:szCs w:val="16"/>
+        </w:rPr>
+      </w:pPr>
+      <w:r>
+        <w:rPr>
+          <w:sz w:val="16"/>
+          <w:szCs w:val="16"/>
+        </w:rPr>
+        <w:br w:type="page"/>
+      </w:r>
+    </w:p>
+    <w:p>
+      <w:pPr>
+        <w:pStyle w:val="Heading1"/>
+      </w:pPr>
+      <w:r>
+        <w:lastRenderedPageBreak/>
+        <w:t>Combat</w:t>
+      </w:r>
+    </w:p>
+    <w:p>
+      <w:pPr>
+        <w:pStyle w:val="Heading2"/>
+      </w:pPr>
+      <w:r>
+        <w:t>Rules</w:t>
+      </w:r>
+    </w:p>
+    <w:p>
+      <w:r>
+        <w:t>The rules need to stay relatively simple and straightforward.</w:t>
+      </w:r>
+    </w:p>
+    <w:p>
+      <w:r>
+        <w:t>Battles are turn-based</w:t>
+      </w:r>
+      <w:r>
+        <w:t xml:space="preserve"> 3v3s. </w:t>
+      </w:r>
+      <w:r>
+        <w:t>Characters cannot move per-se</w:t>
+      </w:r>
+      <w:r>
+        <w:t xml:space="preserve"> (positioning is not a factor in these battles)</w:t>
+      </w:r>
+      <w:r>
+        <w:t xml:space="preserve">, except to attack </w:t>
+      </w:r>
+      <w:r>
+        <w:t>characters on the opposing side</w:t>
+      </w:r>
+      <w:r>
+        <w:t xml:space="preserve">. </w:t>
+      </w:r>
+      <w:r>
+        <w:t xml:space="preserve">Battles </w:t>
+      </w:r>
+      <w:r>
+        <w:t>are</w:t>
+      </w:r>
+      <w:r>
+        <w:t xml:space="preserve"> composed of </w:t>
+      </w:r>
+      <w:r>
+        <w:t xml:space="preserve">rounds, which </w:t>
+      </w:r>
+      <w:r>
+        <w:t xml:space="preserve">are </w:t>
+      </w:r>
+      <w:r>
+        <w:t xml:space="preserve">made up </w:t>
+      </w:r>
+      <w:r>
+        <w:t xml:space="preserve">of turns, </w:t>
+      </w:r>
+      <w:r>
+        <w:t>with each character taking a turn according to a turn order,</w:t>
+      </w:r>
+      <w:r>
+        <w:t xml:space="preserve"> until the round is complete</w:t>
+      </w:r>
+      <w:r>
+        <w:t xml:space="preserve">. </w:t>
+      </w:r>
+      <w:r>
+        <w:t>Turn order is determined upon starting a battle.</w:t>
+      </w:r>
+    </w:p>
+    <w:p>
+      <w:r>
+        <w:t xml:space="preserve">Combat should be compared to </w:t>
+      </w:r>
+      <w:r>
+        <w:rPr>
+          <w:i/>
+          <w:iCs/>
+        </w:rPr>
+        <w:t>Sonny</w:t>
+      </w:r>
+      <w:r>
+        <w:t xml:space="preserve">, or </w:t>
+      </w:r>
+      <w:r>
+        <w:rPr>
+          <w:i/>
+          <w:iCs/>
+        </w:rPr>
+        <w:t>Star Wars: Galaxy of Heroes</w:t>
+      </w:r>
+      <w:r>
+        <w:t>.</w:t>
+      </w:r>
+    </w:p>
+    <w:p>
+      <w:r>
+        <w:t xml:space="preserve">On each character’s turn, </w:t>
+      </w:r>
+      <w:r>
+        <w:t xml:space="preserve">they get to spend </w:t>
+      </w:r>
+      <w:r>
+        <w:t>three Actions</w:t>
+      </w:r>
+      <w:r>
+        <w:t xml:space="preserve"> (or less). </w:t>
+      </w:r>
+      <w:r>
+        <w:t xml:space="preserve">An ability may have some number of Actions as its cost, as well as a cooldown, </w:t>
+      </w:r>
+      <w:r>
+        <w:t>M</w:t>
+      </w:r>
+      <w:r>
+        <w:t>ana</w:t>
+      </w:r>
+      <w:r>
+        <w:t xml:space="preserve">, or Health in some cases. </w:t>
+      </w:r>
+      <w:r>
+        <w:t>This is heavily inspired by Pathfinder.</w:t>
+      </w:r>
+    </w:p>
+    <w:p>
+      <w:r>
+        <w:t xml:space="preserve">The regular Strike action that every character has access to costs one Action and has zero cooldown. However, it also applies </w:t>
+      </w:r>
+      <w:r>
+        <w:t xml:space="preserve">the </w:t>
+      </w:r>
+      <w:r>
+        <w:rPr>
+          <w:i/>
+          <w:iCs/>
+        </w:rPr>
+        <w:t>Strain</w:t>
+      </w:r>
+      <w:r>
+        <w:t xml:space="preserve"> Effect.</w:t>
+      </w:r>
+    </w:p>
+    <w:p>
+      <w:pPr>
+        <w:pStyle w:val="Heading2"/>
+      </w:pPr>
+      <w:r>
+        <w:t>Conditions</w:t>
+      </w:r>
+    </w:p>
+    <w:p>
+      <w:r>
+        <w:t xml:space="preserve">Conditions are </w:t>
+      </w:r>
+      <w:r>
+        <w:t xml:space="preserve">common </w:t>
+      </w:r>
+      <w:r>
+        <w:t>Effects applied during combat.</w:t>
+      </w:r>
+    </w:p>
+    <w:p>
+      <w:r>
+        <w:rPr>
+          <w:u w:val="single"/>
+        </w:rPr>
+        <w:t>Winded</w:t>
+      </w:r>
+      <w:r>
+        <w:t xml:space="preserve">: You’re out of </w:t>
+      </w:r>
+      <w:r>
+        <w:t>breath and</w:t>
+      </w:r>
+      <w:r>
+        <w:t xml:space="preserve"> will take a -2 penalty to your Attack until your next turn begins. This Effect stacks.</w:t>
+      </w:r>
+    </w:p>
+    <w:p>
+      <w:r>
+        <w:rPr>
+          <w:u w:val="single"/>
+        </w:rPr>
+        <w:t>Off Guard</w:t>
+      </w:r>
+      <w:r>
+        <w:t>: You are distracted from your defense.</w:t>
+      </w:r>
+      <w:r>
+        <w:t xml:space="preserve"> </w:t>
+      </w:r>
+      <w:r>
+        <w:t xml:space="preserve">You get </w:t>
+      </w:r>
+      <w:r>
+        <w:t>-2 Defense</w:t>
+      </w:r>
+      <w:r>
+        <w:t xml:space="preserve"> </w:t>
+      </w:r>
+      <w:r>
+        <w:t>when attacked</w:t>
+      </w:r>
+      <w:r>
+        <w:t>.</w:t>
+      </w:r>
+      <w:r>
+        <w:t xml:space="preserve"> Does not stack.</w:t>
+      </w:r>
+    </w:p>
+    <w:p>
+      <w:pPr>
+        <w:rPr>
+          <w:rFonts w:ascii="Cambria Math" w:hAnsi="Cambria Math" w:cs="Cambria Math"/>
+        </w:rPr>
+      </w:pPr>
+      <w:r>
+        <w:rPr>
+          <w:u w:val="single"/>
+        </w:rPr>
+        <w:t>Threatened</w:t>
+      </w:r>
+      <w:r>
+        <w:t xml:space="preserve">: </w:t>
+      </w:r>
+      <w:r>
+        <w:t xml:space="preserve">You </w:t>
+      </w:r>
+      <w:r>
+        <w:t xml:space="preserve">are threatened by a particular individual on the battlefield. If you attack anyone besides this individual for the duration, you will become </w:t>
+      </w:r>
+      <w:r>
+        <w:rPr>
+          <w:i/>
+          <w:iCs/>
+        </w:rPr>
+        <w:t>Off Guard</w:t>
+      </w:r>
+      <w:r>
+        <w:t xml:space="preserve"> for 1</w:t>
+      </w:r>
+      <w:r>
+        <w:rPr>
+          <w:rFonts w:ascii="Cambria Math" w:hAnsi="Cambria Math" w:cs="Cambria Math"/>
+        </w:rPr>
+        <w:t>↻</w:t>
+      </w:r>
+      <w:r>
+        <w:rPr>
+          <w:rFonts w:ascii="Cambria Math" w:hAnsi="Cambria Math" w:cs="Cambria Math"/>
+        </w:rPr>
+        <w:t>.</w:t>
+      </w:r>
+    </w:p>
+    <w:p>
+      <w:r>
+        <w:rPr>
+          <w:u w:val="single"/>
+        </w:rPr>
+        <w:t>Stunned</w:t>
+      </w:r>
+      <w:r>
+        <w:t xml:space="preserve">: </w:t>
+      </w:r>
+      <w:r>
+        <w:t xml:space="preserve">You are incapacitated. </w:t>
+      </w:r>
+      <w:r>
+        <w:t xml:space="preserve">You cannot act. </w:t>
+      </w:r>
+      <w:r>
+        <w:t xml:space="preserve">You are automatically </w:t>
+      </w:r>
+      <w:r>
+        <w:rPr>
+          <w:i/>
+          <w:iCs/>
+        </w:rPr>
+        <w:t>Off Guard</w:t>
+      </w:r>
+      <w:r>
+        <w:t>.</w:t>
+      </w:r>
+      <w:r>
+        <w:t xml:space="preserve"> If this stacks, you are incapacitated for additional turn</w:t>
+      </w:r>
+      <w:r>
+        <w:t>s</w:t>
+      </w:r>
+      <w:r>
+        <w:t>.</w:t>
+      </w:r>
+    </w:p>
+    <w:p>
+      <w:r>
+        <w:rPr>
+          <w:u w:val="single"/>
+        </w:rPr>
+        <w:t>Slowed</w:t>
+      </w:r>
+      <w:r>
+        <w:t xml:space="preserve">: You lose one </w:t>
+      </w:r>
+      <w:r>
+        <w:t>Action on your next turn.</w:t>
+      </w:r>
+      <w:r>
+        <w:t xml:space="preserve"> If this stacks, you lose additional action</w:t>
+      </w:r>
+      <w:r>
+        <w:t>s</w:t>
+      </w:r>
+      <w:r>
+        <w:t>.</w:t>
+      </w:r>
+      <w:r>
+        <w:t xml:space="preserve"> </w:t>
+      </w:r>
+    </w:p>
+    <w:p>
+      <w:pPr>
+        <w:rPr>
+          <w:rFonts w:ascii="Cambria Math" w:hAnsi="Cambria Math" w:cs="Cambria Math"/>
+        </w:rPr>
+      </w:pPr>
+      <w:r>
+        <w:br w:type="page"/>
+      </w:r>
+    </w:p>
+    <w:p>
+      <w:pPr>
+        <w:pStyle w:val="Heading1"/>
+      </w:pPr>
+      <w:r>
+        <w:lastRenderedPageBreak/>
+        <w:t>Vanguard</w:t>
+      </w:r>
+    </w:p>
+    <w:p>
+      <w:pPr>
+        <w:pStyle w:val="Quote"/>
+      </w:pPr>
+      <w:r>
+        <w:t>“Stand behind me</w:t>
+      </w:r>
+      <w:r>
+        <w:t>, now</w:t>
+      </w:r>
+      <w:r>
+        <w:t>!</w:t>
+      </w:r>
+      <w:r>
+        <w:t xml:space="preserve"> No retreat!</w:t>
+      </w:r>
+      <w:r>
+        <w:t>”</w:t>
+      </w:r>
+    </w:p>
+    <w:p>
+      <w:r>
+        <w:t>You</w:t>
+      </w:r>
+      <w:r>
+        <w:t xml:space="preserve"> are </w:t>
+      </w:r>
+      <w:r>
+        <w:t xml:space="preserve">a </w:t>
+      </w:r>
+      <w:r>
+        <w:t>heavily armored</w:t>
+      </w:r>
+      <w:r>
+        <w:t xml:space="preserve">, </w:t>
+      </w:r>
+      <w:r>
+        <w:t>frontline protector</w:t>
+      </w:r>
+      <w:r>
+        <w:t xml:space="preserve">. </w:t>
+      </w:r>
+      <w:r>
+        <w:t xml:space="preserve">You’re </w:t>
+      </w:r>
+      <w:r>
+        <w:t xml:space="preserve">most comfortable standing firmly between </w:t>
+      </w:r>
+      <w:r>
+        <w:t>your</w:t>
+      </w:r>
+      <w:r>
+        <w:t xml:space="preserve"> </w:t>
+      </w:r>
+      <w:r>
+        <w:t>vulnerable companions and the sharp points of enemy weapons.</w:t>
+      </w:r>
+    </w:p>
+    <w:p>
+      <w:pPr>
+        <w:pStyle w:val="Heading2"/>
+      </w:pPr>
+      <w:r>
+        <w:t>Features</w:t>
+      </w:r>
+    </w:p>
+    <w:p>
+      <w:r>
+        <w:t xml:space="preserve">The </w:t>
+      </w:r>
+      <w:r>
+        <w:t xml:space="preserve">Vanguard is </w:t>
+      </w:r>
+      <w:r>
+        <w:t xml:space="preserve">all </w:t>
+      </w:r>
+      <w:r>
+        <w:t xml:space="preserve">about protecting allies and </w:t>
+      </w:r>
+      <w:r>
+        <w:t xml:space="preserve">interrupting </w:t>
+      </w:r>
+      <w:r>
+        <w:t>enemies’</w:t>
+      </w:r>
+      <w:r>
+        <w:t xml:space="preserve"> attempts to control the battlefield.</w:t>
+      </w:r>
+    </w:p>
+    <w:p>
+      <w:r>
+        <w:t>Any Path can have Guard (because items provide it), but</w:t>
+      </w:r>
+      <w:r>
+        <w:t xml:space="preserve"> </w:t>
+      </w:r>
+      <w:r>
+        <w:t xml:space="preserve">Vanguards naturally receive Guard equal to 20% of their Health, automatically making Guard a </w:t>
+      </w:r>
+      <w:r>
+        <w:t>core mechanic</w:t>
+      </w:r>
+      <w:r>
+        <w:t>.</w:t>
+      </w:r>
+    </w:p>
+    <w:tbl>
+      <w:tblPr>
+        <w:tblStyle w:val="TableGrid"/>
+        <w:tblpPr w:leftFromText="187" w:rightFromText="187" w:bottomFromText="115" w:vertAnchor="text" w:tblpY="1"/>
+        <w:tblOverlap w:val="never"/>
+        <w:tblW w:w="5000" w:type="pct"/>
+        <w:tblCellMar>
+          <w:top w:w="72" w:type="dxa"/>
+          <w:left w:w="72" w:type="dxa"/>
+          <w:bottom w:w="72" w:type="dxa"/>
+          <w:right w:w="72" w:type="dxa"/>
+        </w:tblCellMar>
+        <w:tblLook w:val="04A0" w:firstRow="1" w:lastRow="0" w:firstColumn="1" w:lastColumn="0" w:noHBand="0" w:noVBand="1"/>
+      </w:tblPr>
+      <w:tblGrid>
+        <w:gridCol w:w="3116"/>
+        <w:gridCol w:w="3117"/>
+        <w:gridCol w:w="3117"/>
+      </w:tblGrid>
+      <w:tr>
+        <w:tc>
+          <w:tcPr>
+            <w:tcW w:w="1666" w:type="pct"/>
+          </w:tcPr>
+          <w:p>
+            <w:pPr>
+              <w:jc w:val="center"/>
+            </w:pPr>
+            <w:r>
+              <w:t>Guard</w:t>
+            </w:r>
+          </w:p>
+        </w:tc>
+        <w:tc>
+          <w:tcPr>
+            <w:tcW w:w="1667" w:type="pct"/>
+          </w:tcPr>
+          <w:p>
+            <w:pPr>
+              <w:jc w:val="center"/>
+            </w:pPr>
+            <w:r>
+              <w:t>Threaten</w:t>
+            </w:r>
+          </w:p>
+        </w:tc>
+        <w:tc>
+          <w:tcPr>
+            <w:tcW w:w="1667" w:type="pct"/>
+          </w:tcPr>
+          <w:p>
+            <w:pPr>
+              <w:jc w:val="center"/>
+            </w:pPr>
+            <w:r>
+              <w:t>Retaliate</w:t>
+            </w:r>
+          </w:p>
+        </w:tc>
+      </w:tr>
+      <w:tr>
+        <w:trPr>
+          <w:cnfStyle w:val="000000010000" w:firstRow="0" w:lastRow="0" w:firstColumn="0" w:lastColumn="0" w:oddVBand="0" w:evenVBand="0" w:oddHBand="0" w:evenHBand="1" w:firstRowFirstColumn="0" w:firstRowLastColumn="0" w:lastRowFirstColumn="0" w:lastRowLastColumn="0"/>
+        </w:trPr>
+        <w:tc>
+          <w:tcPr>
+            <w:tcW w:w="1666" w:type="pct"/>
+          </w:tcPr>
+          <w:p>
+            <w:r>
+              <w:t>A temporary shield that absorbs physical damage before it reaches Health.</w:t>
+            </w:r>
+          </w:p>
+        </w:tc>
+        <w:tc>
+          <w:tcPr>
+            <w:tcW w:w="1667" w:type="pct"/>
+          </w:tcPr>
+          <w:p>
+            <w:r>
+              <w:t>You</w:t>
+            </w:r>
+            <w:r>
+              <w:t xml:space="preserve"> attack </w:t>
+            </w:r>
+            <w:r>
+              <w:rPr>
+                <w:i/>
+                <w:iCs/>
+              </w:rPr>
+              <w:t>threatened</w:t>
+            </w:r>
+            <w:r>
+              <w:rPr>
+                <w:i/>
+                <w:iCs/>
+              </w:rPr>
+              <w:t xml:space="preserve"> </w:t>
+            </w:r>
+            <w:r>
+              <w:t>(by you)</w:t>
+            </w:r>
+            <w:r>
+              <w:t xml:space="preserve"> targets if </w:t>
+            </w:r>
+            <w:r>
+              <w:t>they</w:t>
+            </w:r>
+            <w:r>
+              <w:t xml:space="preserve"> </w:t>
+            </w:r>
+            <w:r>
+              <w:t>attack</w:t>
+            </w:r>
+            <w:r>
+              <w:t xml:space="preserve"> someone who</w:t>
+            </w:r>
+            <w:r>
+              <w:t xml:space="preserve"> isn’t</w:t>
+            </w:r>
+            <w:r>
+              <w:t xml:space="preserve"> </w:t>
+            </w:r>
+            <w:r>
+              <w:t>you</w:t>
+            </w:r>
+            <w:r>
+              <w:t>.</w:t>
+            </w:r>
+          </w:p>
+        </w:tc>
+        <w:tc>
+          <w:tcPr>
+            <w:tcW w:w="1667" w:type="pct"/>
+          </w:tcPr>
+          <w:p>
+            <w:r>
+              <w:t>Punish enemies for attacking allies or breaking your Guard.</w:t>
+            </w:r>
+          </w:p>
+        </w:tc>
+      </w:tr>
+    </w:tbl>
+    <w:p>
+      <w:pPr>
+        <w:pStyle w:val="Heading2"/>
+      </w:pPr>
+      <w:r>
+        <w:t>Pillars</w:t>
+      </w:r>
+    </w:p>
+    <w:p>
+      <w:pPr>
+        <w:jc w:val="center"/>
+      </w:pPr>
+      <w:r>
+        <w:t xml:space="preserve">Scale </w:t>
+      </w:r>
+      <w:r>
+        <w:t xml:space="preserve">my </w:t>
+      </w:r>
+      <w:r>
+        <w:t xml:space="preserve">Guard </w:t>
+      </w:r>
+      <w:r>
+        <w:t xml:space="preserve">· </w:t>
+      </w:r>
+      <w:r>
+        <w:t xml:space="preserve">Sustain </w:t>
+      </w:r>
+      <w:r>
+        <w:t xml:space="preserve">my </w:t>
+      </w:r>
+      <w:r>
+        <w:t>Guard</w:t>
+      </w:r>
+      <w:r>
+        <w:t xml:space="preserve"> · </w:t>
+      </w:r>
+      <w:r>
+        <w:t>Control</w:t>
+      </w:r>
+      <w:r>
+        <w:t xml:space="preserve"> </w:t>
+      </w:r>
+      <w:r>
+        <w:t>the Battlefield</w:t>
+      </w:r>
+      <w:r>
+        <w:t xml:space="preserve"> · </w:t>
+      </w:r>
+      <w:r>
+        <w:t>Surviv</w:t>
+      </w:r>
+      <w:r>
+        <w:t>e</w:t>
+      </w:r>
+      <w:r>
+        <w:rPr>
+          <w:i/>
+          <w:iCs/>
+        </w:rPr>
+        <w:br w:type="page"/>
+      </w:r>
+    </w:p>
+    <w:p>
+      <w:pPr>
+        <w:pStyle w:val="Heading2"/>
+      </w:pPr>
+      <w:r>
+        <w:lastRenderedPageBreak/>
+        <w:t>Vanguard Talents</w:t>
+      </w:r>
+    </w:p>
+    <w:tbl>
+      <w:tblPr>
+        <w:tblStyle w:val="TableGrid"/>
+        <w:tblpPr w:leftFromText="187" w:rightFromText="187" w:bottomFromText="115" w:vertAnchor="text" w:tblpY="1"/>
+        <w:tblOverlap w:val="never"/>
+        <w:tblW w:w="5000" w:type="pct"/>
+        <w:tblCellMar>
+          <w:top w:w="72" w:type="dxa"/>
+          <w:left w:w="72" w:type="dxa"/>
+          <w:bottom w:w="72" w:type="dxa"/>
+          <w:right w:w="72" w:type="dxa"/>
+        </w:tblCellMar>
+        <w:tblLook w:val="04A0" w:firstRow="1" w:lastRow="0" w:firstColumn="1" w:lastColumn="0" w:noHBand="0" w:noVBand="1"/>
+      </w:tblPr>
+      <w:tblGrid>
+        <w:gridCol w:w="2065"/>
+        <w:gridCol w:w="1980"/>
+        <w:gridCol w:w="1350"/>
+        <w:gridCol w:w="3955"/>
+      </w:tblGrid>
+      <w:tr>
+        <w:tc>
+          <w:tcPr>
+            <w:tcW w:w="1104" w:type="pct"/>
+          </w:tcPr>
+          <w:p>
+            <w:pPr>
+              <w:jc w:val="center"/>
+              <w:rPr>
+                <w:i/>
+                <w:iCs/>
+              </w:rPr>
+            </w:pPr>
+            <w:r>
+              <w:rPr>
+                <w:i/>
+                <w:iCs/>
+              </w:rPr>
+              <w:t>Talent Name</w:t>
+            </w:r>
+          </w:p>
+        </w:tc>
+        <w:tc>
+          <w:tcPr>
+            <w:tcW w:w="1059" w:type="pct"/>
+          </w:tcPr>
+          <w:p>
+            <w:pPr>
+              <w:jc w:val="center"/>
+              <w:rPr>
+                <w:i/>
+                <w:iCs/>
+              </w:rPr>
+            </w:pPr>
+            <w:r>
+              <w:rPr>
+                <w:i/>
+                <w:iCs/>
+              </w:rPr>
+              <w:t>Pillars</w:t>
+            </w:r>
+          </w:p>
+        </w:tc>
+        <w:tc>
+          <w:tcPr>
+            <w:tcW w:w="722" w:type="pct"/>
+          </w:tcPr>
+          <w:p>
+            <w:pPr>
+              <w:jc w:val="center"/>
+              <w:rPr>
+                <w:i/>
+                <w:iCs/>
+              </w:rPr>
+            </w:pPr>
+            <w:r>
+              <w:rPr>
+                <w:i/>
+                <w:iCs/>
+              </w:rPr>
+              <w:t>Cost</w:t>
+            </w:r>
+          </w:p>
+        </w:tc>
+        <w:tc>
+          <w:tcPr>
+            <w:tcW w:w="2115" w:type="pct"/>
+          </w:tcPr>
+          <w:p>
+            <w:pPr>
+              <w:jc w:val="center"/>
+              <w:rPr>
+                <w:i/>
+                <w:iCs/>
+              </w:rPr>
+            </w:pPr>
+            <w:r>
+              <w:rPr>
+                <w:i/>
+                <w:iCs/>
+              </w:rPr>
+              <w:t>Description</w:t>
+            </w:r>
+          </w:p>
+        </w:tc>
+      </w:tr>
+      <w:tr>
+        <w:trPr>
+          <w:cnfStyle w:val="000000010000" w:firstRow="0" w:lastRow="0" w:firstColumn="0" w:lastColumn="0" w:oddVBand="0" w:evenVBand="0" w:oddHBand="0" w:evenHBand="1" w:firstRowFirstColumn="0" w:firstRowLastColumn="0" w:lastRowFirstColumn="0" w:lastRowLastColumn="0"/>
+        </w:trPr>
+        <w:tc>
+          <w:tcPr>
+            <w:tcW w:w="1104" w:type="pct"/>
+          </w:tcPr>
+          <w:p>
+            <w:r>
+              <w:t>Shield Bash</w:t>
+            </w:r>
+          </w:p>
+        </w:tc>
+        <w:tc>
+          <w:tcPr>
+            <w:tcW w:w="1059" w:type="pct"/>
+          </w:tcPr>
+          <w:p>
+            <w:r>
+              <w:t>Control</w:t>
+            </w:r>
+          </w:p>
+        </w:tc>
+        <w:tc>
+          <w:tcPr>
+            <w:tcW w:w="722" w:type="pct"/>
+          </w:tcPr>
+          <w:p>
+            <w:pPr>
+              <w:rPr>
+                <w:rFonts w:ascii="Segoe UI" w:hAnsi="Segoe UI" w:cs="Segoe UI"/>
+                <w:color w:val="202122"/>
+                <w:shd w:val="clear" w:color="auto" w:fill="F8F9FA"/>
+              </w:rPr>
+            </w:pPr>
+            <w:r>
+              <w:rPr>
+                <w:rFonts w:ascii="Segoe UI Symbol" w:hAnsi="Segoe UI Symbol" w:cs="Segoe UI Symbol"/>
+              </w:rPr>
+              <w:t>◉</w:t>
+            </w:r>
+            <w:r>
+              <w:rPr>
+                <w:rFonts w:ascii="Segoe UI Symbol" w:hAnsi="Segoe UI Symbol" w:cs="Segoe UI Symbol"/>
+              </w:rPr>
+              <w:t>◉</w:t>
+            </w:r>
+            <w:r>
+              <w:rPr>
+                <w:rFonts w:ascii="Segoe UI" w:hAnsi="Segoe UI" w:cs="Segoe UI"/>
+              </w:rPr>
+              <w:t>○</w:t>
+            </w:r>
+          </w:p>
+          <w:p>
+            <w:r>
+              <w:rPr>
+                <w:rFonts w:cs="Cambria Math"/>
+              </w:rPr>
+              <w:t>1</w:t>
+            </w:r>
+            <w:r>
+              <w:rPr>
+                <w:rFonts w:ascii="Cambria Math" w:hAnsi="Cambria Math" w:cs="Cambria Math"/>
+              </w:rPr>
+              <w:t>↻</w:t>
+            </w:r>
+          </w:p>
+        </w:tc>
+        <w:tc>
+          <w:tcPr>
+            <w:tcW w:w="2115" w:type="pct"/>
+          </w:tcPr>
+          <w:p>
+            <w:r>
+              <w:t xml:space="preserve">Deal light damage, and </w:t>
+            </w:r>
+            <w:r>
+              <w:rPr>
+                <w:i/>
+                <w:iCs/>
+              </w:rPr>
+              <w:t>threaten</w:t>
+            </w:r>
+            <w:r>
+              <w:t xml:space="preserve"> </w:t>
+            </w:r>
+            <w:r>
+              <w:t xml:space="preserve">an enemy, </w:t>
+            </w:r>
+            <w:r>
+              <w:t xml:space="preserve">with a </w:t>
+            </w:r>
+            <w:r>
+              <w:t>chance to stun the enemy</w:t>
+            </w:r>
+            <w:r>
+              <w:t>.</w:t>
+            </w:r>
+          </w:p>
+        </w:tc>
+      </w:tr>
+      <w:tr>
+        <w:tc>
+          <w:tcPr>
+            <w:tcW w:w="1104" w:type="pct"/>
+          </w:tcPr>
+          <w:p>
+            <w:r>
+              <w:t>Challenge</w:t>
+            </w:r>
+          </w:p>
+        </w:tc>
+        <w:tc>
+          <w:tcPr>
+            <w:tcW w:w="1059" w:type="pct"/>
+          </w:tcPr>
+          <w:p>
+            <w:r>
+              <w:t>Control</w:t>
+            </w:r>
+          </w:p>
+        </w:tc>
+        <w:tc>
+          <w:tcPr>
+            <w:tcW w:w="722" w:type="pct"/>
+          </w:tcPr>
+          <w:p>
+            <w:pPr>
+              <w:rPr>
+                <w:rFonts w:ascii="Segoe UI" w:hAnsi="Segoe UI" w:cs="Segoe UI"/>
+                <w:color w:val="202122"/>
+                <w:shd w:val="clear" w:color="auto" w:fill="F8F9FA"/>
+              </w:rPr>
+            </w:pPr>
+            <w:r>
+              <w:rPr>
+                <w:rFonts w:ascii="Segoe UI Symbol" w:hAnsi="Segoe UI Symbol" w:cs="Segoe UI Symbol"/>
+              </w:rPr>
+              <w:t>◉◉</w:t>
+            </w:r>
+            <w:r>
+              <w:rPr>
+                <w:rFonts w:ascii="Segoe UI" w:hAnsi="Segoe UI" w:cs="Segoe UI"/>
+              </w:rPr>
+              <w:t>○</w:t>
+            </w:r>
+          </w:p>
+          <w:p>
+            <w:r>
+              <w:rPr>
+                <w:rFonts w:cs="Cambria Math"/>
+              </w:rPr>
+              <w:t>1</w:t>
+            </w:r>
+            <w:r>
+              <w:rPr>
+                <w:rFonts w:ascii="Cambria Math" w:hAnsi="Cambria Math" w:cs="Cambria Math"/>
+              </w:rPr>
+              <w:t>↻</w:t>
+            </w:r>
+          </w:p>
+        </w:tc>
+        <w:tc>
+          <w:tcPr>
+            <w:tcW w:w="2115" w:type="pct"/>
+          </w:tcPr>
+          <w:p>
+            <w:r>
+              <w:rPr>
+                <w:i/>
+                <w:iCs/>
+              </w:rPr>
+              <w:t>Threaten</w:t>
+            </w:r>
+            <w:r>
+              <w:t xml:space="preserve"> one enemy for </w:t>
+            </w:r>
+            <w:r>
+              <w:t>1</w:t>
+            </w:r>
+            <w:r>
+              <w:rPr>
+                <w:rFonts w:ascii="Cambria Math" w:hAnsi="Cambria Math" w:cs="Cambria Math"/>
+              </w:rPr>
+              <w:t>↻</w:t>
+            </w:r>
+            <w:r>
+              <w:t>.</w:t>
+            </w:r>
+          </w:p>
+        </w:tc>
+      </w:tr>
+      <w:tr>
+        <w:trPr>
+          <w:cnfStyle w:val="000000010000" w:firstRow="0" w:lastRow="0" w:firstColumn="0" w:lastColumn="0" w:oddVBand="0" w:evenVBand="0" w:oddHBand="0" w:evenHBand="1" w:firstRowFirstColumn="0" w:firstRowLastColumn="0" w:lastRowFirstColumn="0" w:lastRowLastColumn="0"/>
+        </w:trPr>
+        <w:tc>
+          <w:tcPr>
+            <w:tcW w:w="1104" w:type="pct"/>
+          </w:tcPr>
+          <w:p>
+            <w:r>
+              <w:t>Intercept</w:t>
+            </w:r>
+          </w:p>
+        </w:tc>
+        <w:tc>
+          <w:tcPr>
+            <w:tcW w:w="1059" w:type="pct"/>
+          </w:tcPr>
+          <w:p>
+            <w:r>
+              <w:t>Control</w:t>
+            </w:r>
+          </w:p>
+        </w:tc>
+        <w:tc>
+          <w:tcPr>
+            <w:tcW w:w="722" w:type="pct"/>
+          </w:tcPr>
+          <w:p>
+            <w:pPr>
+              <w:rPr>
+                <w:rFonts w:ascii="Segoe UI" w:hAnsi="Segoe UI" w:cs="Segoe UI"/>
+              </w:rPr>
+            </w:pPr>
+            <w:r>
+              <w:rPr>
+                <w:rFonts w:ascii="Segoe UI Symbol" w:hAnsi="Segoe UI Symbol" w:cs="Segoe UI Symbol"/>
+              </w:rPr>
+              <w:t>◉◉</w:t>
+            </w:r>
+            <w:r>
+              <w:rPr>
+                <w:rFonts w:ascii="Segoe UI" w:hAnsi="Segoe UI" w:cs="Segoe UI"/>
+              </w:rPr>
+              <w:t>○</w:t>
+            </w:r>
+          </w:p>
+          <w:p>
+            <w:r>
+              <w:t>3</w:t>
+            </w:r>
+            <w:r>
+              <w:rPr>
+                <w:rFonts w:ascii="Cambria Math" w:hAnsi="Cambria Math" w:cs="Cambria Math"/>
+              </w:rPr>
+              <w:t>↻</w:t>
+            </w:r>
+          </w:p>
+        </w:tc>
+        <w:tc>
+          <w:tcPr>
+            <w:tcW w:w="2115" w:type="pct"/>
+          </w:tcPr>
+          <w:p>
+            <w:r>
+              <w:rPr>
+                <w:i/>
+                <w:iCs/>
+              </w:rPr>
+              <w:t>Protect</w:t>
+            </w:r>
+            <w:r>
+              <w:t xml:space="preserve"> an ally for</w:t>
+            </w:r>
+            <w:r>
+              <w:t xml:space="preserve"> 1</w:t>
+            </w:r>
+            <w:r>
+              <w:rPr>
+                <w:rFonts w:ascii="Cambria Math" w:hAnsi="Cambria Math" w:cs="Cambria Math"/>
+              </w:rPr>
+              <w:t>↻</w:t>
+            </w:r>
+            <w:r>
+              <w:rPr>
+                <w:rFonts w:cs="Cambria Math"/>
+              </w:rPr>
+              <w:t>, w</w:t>
+            </w:r>
+            <w:r>
+              <w:t>hen they are attacked, you take the damage instead</w:t>
+            </w:r>
+            <w:r>
+              <w:t>.</w:t>
+            </w:r>
+          </w:p>
+        </w:tc>
+      </w:tr>
+      <w:tr>
+        <w:tc>
+          <w:tcPr>
+            <w:tcW w:w="1104" w:type="pct"/>
+          </w:tcPr>
+          <w:p>
+            <w:r>
+              <w:t>Aggressive Tendencies</w:t>
+            </w:r>
+          </w:p>
+        </w:tc>
+        <w:tc>
+          <w:tcPr>
+            <w:tcW w:w="1059" w:type="pct"/>
+          </w:tcPr>
+          <w:p>
+            <w:r>
+              <w:t>Control</w:t>
+            </w:r>
+          </w:p>
+        </w:tc>
+        <w:tc>
+          <w:tcPr>
+            <w:tcW w:w="722" w:type="pct"/>
+          </w:tcPr>
+          <w:p>
+            <w:r>
+              <w:t>Passive</w:t>
+            </w:r>
+          </w:p>
+        </w:tc>
+        <w:tc>
+          <w:tcPr>
+            <w:tcW w:w="2115" w:type="pct"/>
+          </w:tcPr>
+          <w:p>
+            <w:r>
+              <w:t xml:space="preserve">Enemies that attack your allies have a small chance of being </w:t>
+            </w:r>
+            <w:r>
+              <w:t>threatened</w:t>
+            </w:r>
+            <w:r>
+              <w:t>.</w:t>
+            </w:r>
+          </w:p>
+        </w:tc>
+      </w:tr>
+      <w:tr>
+        <w:trPr>
+          <w:cnfStyle w:val="000000010000" w:firstRow="0" w:lastRow="0" w:firstColumn="0" w:lastColumn="0" w:oddVBand="0" w:evenVBand="0" w:oddHBand="0" w:evenHBand="1" w:firstRowFirstColumn="0" w:firstRowLastColumn="0" w:lastRowFirstColumn="0" w:lastRowLastColumn="0"/>
+        </w:trPr>
+        <w:tc>
+          <w:tcPr>
+            <w:tcW w:w="1104" w:type="pct"/>
+          </w:tcPr>
+          <w:p>
+            <w:r>
+              <w:t>Brace</w:t>
+            </w:r>
+            <w:r>
+              <w:t xml:space="preserve"> Yourself</w:t>
+            </w:r>
+          </w:p>
+        </w:tc>
+        <w:tc>
+          <w:tcPr>
+            <w:tcW w:w="1059" w:type="pct"/>
+          </w:tcPr>
+          <w:p>
+            <w:r>
+              <w:t>Sustain Guard</w:t>
+            </w:r>
+          </w:p>
+        </w:tc>
+        <w:tc>
+          <w:tcPr>
+            <w:tcW w:w="722" w:type="pct"/>
+          </w:tcPr>
+          <w:p>
+            <w:pPr>
+              <w:rPr>
+                <w:rFonts w:ascii="Cambria Math" w:hAnsi="Cambria Math" w:cs="Cambria Math"/>
+              </w:rPr>
+            </w:pPr>
+            <w:r>
+              <w:rPr>
+                <w:rFonts w:ascii="Segoe UI Symbol" w:hAnsi="Segoe UI Symbol" w:cs="Segoe UI Symbol"/>
+              </w:rPr>
+              <w:t>◉◉</w:t>
+            </w:r>
+            <w:r>
+              <w:rPr>
+                <w:rFonts w:ascii="Segoe UI" w:hAnsi="Segoe UI" w:cs="Segoe UI"/>
+              </w:rPr>
+              <w:t>○</w:t>
+            </w:r>
+          </w:p>
+          <w:p>
+            <w:r>
+              <w:t>6</w:t>
+            </w:r>
+            <w:r>
+              <w:rPr>
+                <w:rFonts w:ascii="Cambria Math" w:hAnsi="Cambria Math" w:cs="Cambria Math"/>
+              </w:rPr>
+              <w:t>↻</w:t>
+            </w:r>
+          </w:p>
+        </w:tc>
+        <w:tc>
+          <w:tcPr>
+            <w:tcW w:w="2115" w:type="pct"/>
+          </w:tcPr>
+          <w:p>
+            <w:r>
+              <w:t xml:space="preserve">Your Guard gains 50% physical resistance for </w:t>
+            </w:r>
+            <w:r>
+              <w:t>1</w:t>
+            </w:r>
+            <w:r>
+              <w:rPr>
+                <w:rFonts w:ascii="Cambria Math" w:hAnsi="Cambria Math" w:cs="Cambria Math"/>
+              </w:rPr>
+              <w:t>↻</w:t>
+            </w:r>
+            <w:r>
+              <w:t>.</w:t>
+            </w:r>
+          </w:p>
+        </w:tc>
+      </w:tr>
+      <w:tr>
+        <w:tc>
+          <w:tcPr>
+            <w:tcW w:w="1104" w:type="pct"/>
+          </w:tcPr>
+          <w:p>
+            <w:r>
+              <w:t>Defensive Stance</w:t>
+            </w:r>
+          </w:p>
+        </w:tc>
+        <w:tc>
+          <w:tcPr>
+            <w:tcW w:w="1059" w:type="pct"/>
+          </w:tcPr>
+          <w:p>
+            <w:r>
+              <w:t>Survive, Sustain Guard</w:t>
+            </w:r>
+          </w:p>
+        </w:tc>
+        <w:tc>
+          <w:tcPr>
+            <w:tcW w:w="722" w:type="pct"/>
+          </w:tcPr>
+          <w:p>
+            <w:r>
+              <w:rPr>
+                <w:rFonts w:ascii="Segoe UI Symbol" w:hAnsi="Segoe UI Symbol" w:cs="Segoe UI Symbol"/>
+              </w:rPr>
+              <w:t>◉</w:t>
+            </w:r>
+            <w:r>
+              <w:rPr>
+                <w:rFonts w:ascii="Segoe UI" w:hAnsi="Segoe UI" w:cs="Segoe UI"/>
+              </w:rPr>
+              <w:t>○</w:t>
+            </w:r>
+            <w:r>
+              <w:rPr>
+                <w:rFonts w:ascii="Segoe UI" w:hAnsi="Segoe UI" w:cs="Segoe UI"/>
+              </w:rPr>
+              <w:t>○</w:t>
+            </w:r>
+          </w:p>
+          <w:p>
+            <w:r>
+              <w:t>3</w:t>
+            </w:r>
+            <w:r>
+              <w:rPr>
+                <w:rFonts w:ascii="Cambria Math" w:hAnsi="Cambria Math" w:cs="Cambria Math"/>
+              </w:rPr>
+              <w:t>↻</w:t>
+            </w:r>
+          </w:p>
+        </w:tc>
+        <w:tc>
+          <w:tcPr>
+            <w:tcW w:w="2115" w:type="pct"/>
+          </w:tcPr>
+          <w:p>
+            <w:r>
+              <w:t xml:space="preserve">For </w:t>
+            </w:r>
+            <w:r>
+              <w:t>1</w:t>
+            </w:r>
+            <w:r>
+              <w:rPr>
+                <w:rFonts w:ascii="Cambria Math" w:hAnsi="Cambria Math" w:cs="Cambria Math"/>
+              </w:rPr>
+              <w:t>↻</w:t>
+            </w:r>
+            <w:r>
+              <w:t>, your Guard gains increased resistance, and you cannot be stunned. When you are attacked, you gain a small amount of Guard (up to your max)</w:t>
+            </w:r>
+            <w:r>
+              <w:t>.</w:t>
+            </w:r>
+          </w:p>
+        </w:tc>
+      </w:tr>
+      <w:tr>
+        <w:trPr>
+          <w:cnfStyle w:val="000000010000" w:firstRow="0" w:lastRow="0" w:firstColumn="0" w:lastColumn="0" w:oddVBand="0" w:evenVBand="0" w:oddHBand="0" w:evenHBand="1" w:firstRowFirstColumn="0" w:firstRowLastColumn="0" w:lastRowFirstColumn="0" w:lastRowLastColumn="0"/>
+        </w:trPr>
+        <w:tc>
+          <w:tcPr>
+            <w:tcW w:w="1104" w:type="pct"/>
+          </w:tcPr>
+          <w:p>
+            <w:r>
+              <w:t xml:space="preserve">Heavy Armor </w:t>
+            </w:r>
+            <w:r>
+              <w:t>Training (2)</w:t>
+            </w:r>
+          </w:p>
+        </w:tc>
+        <w:tc>
+          <w:tcPr>
+            <w:tcW w:w="1059" w:type="pct"/>
+          </w:tcPr>
+          <w:p>
+            <w:r>
+              <w:t>Scale Guard</w:t>
+            </w:r>
+          </w:p>
+        </w:tc>
+        <w:tc>
+          <w:tcPr>
+            <w:tcW w:w="722" w:type="pct"/>
+          </w:tcPr>
+          <w:p>
+            <w:r>
+              <w:t>Passive</w:t>
+            </w:r>
+          </w:p>
+        </w:tc>
+        <w:tc>
+          <w:tcPr>
+            <w:tcW w:w="2115" w:type="pct"/>
+          </w:tcPr>
+          <w:p>
+            <w:r>
+              <w:t xml:space="preserve">Gain </w:t>
+            </w:r>
+            <w:r>
+              <w:t xml:space="preserve">more </w:t>
+            </w:r>
+            <w:r>
+              <w:t>Guard from heavy armor</w:t>
+            </w:r>
+            <w:r>
+              <w:t>.</w:t>
+            </w:r>
+            <w:r>
+              <w:t xml:space="preserve"> Guard </w:t>
+            </w:r>
+            <w:r>
+              <w:t xml:space="preserve">gets </w:t>
+            </w:r>
+            <w:r>
+              <w:t xml:space="preserve">a little </w:t>
+            </w:r>
+            <w:r>
+              <w:t>more</w:t>
+            </w:r>
+            <w:r>
+              <w:t xml:space="preserve"> physical resistance</w:t>
+            </w:r>
+            <w:r>
+              <w:t>.</w:t>
+            </w:r>
+          </w:p>
+        </w:tc>
+      </w:tr>
+      <w:tr>
+        <w:tc>
+          <w:tcPr>
+            <w:tcW w:w="1104" w:type="pct"/>
+          </w:tcPr>
+          <w:p>
+            <w:r>
+              <w:t>Steadfast</w:t>
+            </w:r>
+          </w:p>
+        </w:tc>
+        <w:tc>
+          <w:tcPr>
+            <w:tcW w:w="1059" w:type="pct"/>
+          </w:tcPr>
+          <w:p>
+            <w:r>
+              <w:t>Survive</w:t>
+            </w:r>
+          </w:p>
+        </w:tc>
+        <w:tc>
+          <w:tcPr>
+            <w:tcW w:w="722" w:type="pct"/>
+          </w:tcPr>
+          <w:p>
+            <w:r>
+              <w:t>Passive</w:t>
+            </w:r>
+          </w:p>
+        </w:tc>
+        <w:tc>
+          <w:tcPr>
+            <w:tcW w:w="2115" w:type="pct"/>
+          </w:tcPr>
+          <w:p>
+            <w:r>
+              <w:t xml:space="preserve">+5 Health/Level, </w:t>
+            </w:r>
+            <w:r>
+              <w:t xml:space="preserve">Raise </w:t>
+            </w:r>
+            <w:r>
+              <w:t xml:space="preserve">the Guard </w:t>
+            </w:r>
+            <w:r>
+              <w:t xml:space="preserve">from health </w:t>
+            </w:r>
+            <w:r>
+              <w:t>ratio</w:t>
+            </w:r>
+            <w:r>
+              <w:t xml:space="preserve"> by</w:t>
+            </w:r>
+            <w:r>
+              <w:t xml:space="preserve"> 5%</w:t>
+            </w:r>
+            <w:r>
+              <w:t>.</w:t>
+            </w:r>
+          </w:p>
+        </w:tc>
+      </w:tr>
+      <w:tr>
+        <w:trPr>
+          <w:cnfStyle w:val="000000010000" w:firstRow="0" w:lastRow="0" w:firstColumn="0" w:lastColumn="0" w:oddVBand="0" w:evenVBand="0" w:oddHBand="0" w:evenHBand="1" w:firstRowFirstColumn="0" w:firstRowLastColumn="0" w:lastRowFirstColumn="0" w:lastRowLastColumn="0"/>
+        </w:trPr>
+        <w:tc>
+          <w:tcPr>
+            <w:tcW w:w="1104" w:type="pct"/>
+          </w:tcPr>
+          <w:p>
+            <w:r>
+              <w:t>Elemental</w:t>
+            </w:r>
+            <w:r>
+              <w:t xml:space="preserve"> </w:t>
+            </w:r>
+            <w:r>
+              <w:t>Conditioning</w:t>
+            </w:r>
+          </w:p>
+        </w:tc>
+        <w:tc>
+          <w:tcPr>
+            <w:tcW w:w="1059" w:type="pct"/>
+          </w:tcPr>
+          <w:p>
+            <w:r>
+              <w:t>Survive</w:t>
+            </w:r>
+          </w:p>
+        </w:tc>
+        <w:tc>
+          <w:tcPr>
+            <w:tcW w:w="722" w:type="pct"/>
+          </w:tcPr>
+          <w:p>
+            <w:r>
+              <w:t>Passive</w:t>
+            </w:r>
+          </w:p>
+        </w:tc>
+        <w:tc>
+          <w:tcPr>
+            <w:tcW w:w="2115" w:type="pct"/>
+          </w:tcPr>
+          <w:p>
+            <w:r>
+              <w:t>Gain 25% Resistance to any one element</w:t>
+            </w:r>
+            <w:r>
+              <w:t>.</w:t>
+            </w:r>
+          </w:p>
+        </w:tc>
+      </w:tr>
+    </w:tbl>
+    <w:p/>
+    <w:p>
+      <w:r>
+        <w:br w:type="page"/>
+      </w:r>
+    </w:p>
+    <w:p>
+      <w:pPr>
+        <w:pStyle w:val="Heading1"/>
+      </w:pPr>
+      <w:r>
+        <w:lastRenderedPageBreak/>
+        <w:t>Prowler</w:t>
+      </w:r>
+    </w:p>
+    <w:p>
+      <w:pPr>
+        <w:pStyle w:val="Quote"/>
+      </w:pPr>
+      <w:r>
+        <w:t>“</w:t>
+      </w:r>
+      <w:r>
+        <w:t>They passed this way, I’m sure of i</w:t>
+      </w:r>
+      <w:r>
+        <w:t>t.”</w:t>
+      </w:r>
+    </w:p>
+    <w:p>
+      <w:r>
+        <w:t>You’re a</w:t>
+      </w:r>
+      <w:r>
+        <w:t>n</w:t>
+      </w:r>
+      <w:r>
+        <w:t xml:space="preserve"> </w:t>
+      </w:r>
+      <w:r>
+        <w:t>expert</w:t>
+      </w:r>
+      <w:r>
+        <w:t xml:space="preserve"> </w:t>
+      </w:r>
+      <w:r>
+        <w:t xml:space="preserve">hunter and thrive </w:t>
+      </w:r>
+      <w:r>
+        <w:t xml:space="preserve">at range. </w:t>
+      </w:r>
+      <w:r>
+        <w:t>Your enemies are</w:t>
+      </w:r>
+      <w:r>
+        <w:t xml:space="preserve"> your prey, and you stalk them relentlessly</w:t>
+      </w:r>
+      <w:r>
+        <w:t>, striking at their weak points.</w:t>
+      </w:r>
+      <w:r>
+        <w:t xml:space="preserve"> </w:t>
+      </w:r>
+      <w:r>
+        <w:t>You’re accompanied by a fiercely loyal animal.</w:t>
+      </w:r>
+      <w:r>
+        <w:t xml:space="preserve"> </w:t>
+      </w:r>
+      <w:r>
+        <w:t>C</w:t>
+      </w:r>
+      <w:r>
+        <w:t>ompanions cannot be attacked</w:t>
+      </w:r>
+      <w:r>
+        <w:t>; they’re mechanically a part of the Prowler.</w:t>
+      </w:r>
+    </w:p>
+    <w:p>
+      <w:pPr>
+        <w:pStyle w:val="Heading2"/>
+      </w:pPr>
+      <w:r>
+        <w:t>Features</w:t>
+      </w:r>
+    </w:p>
+    <w:p>
+      <w:r>
+        <w:t xml:space="preserve">The </w:t>
+      </w:r>
+      <w:r>
+        <w:t>Prowler</w:t>
+      </w:r>
+      <w:r>
+        <w:t xml:space="preserve"> is all about </w:t>
+      </w:r>
+      <w:r>
+        <w:t xml:space="preserve">taking down enemies </w:t>
+      </w:r>
+      <w:r>
+        <w:t>with high damage attacks.</w:t>
+      </w:r>
+    </w:p>
+    <w:p>
+      <w:r>
+        <w:t>Each Prowler</w:t>
+      </w:r>
+      <w:r>
+        <w:t xml:space="preserve"> </w:t>
+      </w:r>
+      <w:r>
+        <w:t>ha</w:t>
+      </w:r>
+      <w:r>
+        <w:t>s</w:t>
+      </w:r>
+      <w:r>
+        <w:t xml:space="preserve"> a companion animal which appears with them during combat and </w:t>
+      </w:r>
+      <w:r>
+        <w:t xml:space="preserve">widens the </w:t>
+      </w:r>
+      <w:r>
+        <w:t>Path</w:t>
+      </w:r>
+      <w:r>
+        <w:t xml:space="preserve">’s </w:t>
+      </w:r>
+      <w:r>
+        <w:t>tactical scop</w:t>
+      </w:r>
+      <w:r>
+        <w:t>e</w:t>
+      </w:r>
+      <w:r>
+        <w:t>.</w:t>
+      </w:r>
+      <w:r>
+        <w:t xml:space="preserve"> The companion can strike an enemy at the cost of 1 Action</w:t>
+      </w:r>
+      <w:r>
+        <w:t xml:space="preserve"> and</w:t>
+      </w:r>
+      <w:r>
+        <w:t xml:space="preserve"> 1</w:t>
+      </w:r>
+      <w:r>
+        <w:rPr>
+          <w:rFonts w:ascii="Cambria Math" w:hAnsi="Cambria Math" w:cs="Cambria Math"/>
+        </w:rPr>
+        <w:t>↻</w:t>
+      </w:r>
+      <w:r>
+        <w:t xml:space="preserve"> </w:t>
+      </w:r>
+      <w:r>
+        <w:t>cooldown</w:t>
+      </w:r>
+      <w:r>
+        <w:t>.</w:t>
+      </w:r>
+    </w:p>
+    <w:tbl>
+      <w:tblPr>
+        <w:tblStyle w:val="TableGrid"/>
+        <w:tblpPr w:leftFromText="187" w:rightFromText="187" w:bottomFromText="115" w:vertAnchor="text" w:tblpY="1"/>
+        <w:tblOverlap w:val="never"/>
+        <w:tblW w:w="5000" w:type="pct"/>
+        <w:tblCellMar>
+          <w:top w:w="72" w:type="dxa"/>
+          <w:left w:w="72" w:type="dxa"/>
+          <w:bottom w:w="72" w:type="dxa"/>
+          <w:right w:w="72" w:type="dxa"/>
+        </w:tblCellMar>
+        <w:tblLook w:val="04A0" w:firstRow="1" w:lastRow="0" w:firstColumn="1" w:lastColumn="0" w:noHBand="0" w:noVBand="1"/>
+      </w:tblPr>
+      <w:tblGrid>
+        <w:gridCol w:w="3116"/>
+        <w:gridCol w:w="3117"/>
+        <w:gridCol w:w="3117"/>
+      </w:tblGrid>
+      <w:tr>
+        <w:tc>
+          <w:tcPr>
+            <w:tcW w:w="1666" w:type="pct"/>
+          </w:tcPr>
+          <w:p>
+            <w:pPr>
+              <w:jc w:val="center"/>
+            </w:pPr>
+            <w:r>
+              <w:t>Hunt</w:t>
+            </w:r>
+          </w:p>
+        </w:tc>
+        <w:tc>
+          <w:tcPr>
+            <w:tcW w:w="1667" w:type="pct"/>
+          </w:tcPr>
+          <w:p>
+            <w:pPr>
+              <w:jc w:val="center"/>
+            </w:pPr>
+            <w:r>
+              <w:t>Avoidance</w:t>
+            </w:r>
+          </w:p>
+        </w:tc>
+        <w:tc>
+          <w:tcPr>
+            <w:tcW w:w="1667" w:type="pct"/>
+          </w:tcPr>
+          <w:p>
+            <w:pPr>
+              <w:jc w:val="center"/>
+            </w:pPr>
+            <w:r>
+              <w:t>Companion</w:t>
+            </w:r>
+          </w:p>
+        </w:tc>
+      </w:tr>
+      <w:tr>
+        <w:trPr>
+          <w:cnfStyle w:val="000000010000" w:firstRow="0" w:lastRow="0" w:firstColumn="0" w:lastColumn="0" w:oddVBand="0" w:evenVBand="0" w:oddHBand="0" w:evenHBand="1" w:firstRowFirstColumn="0" w:firstRowLastColumn="0" w:lastRowFirstColumn="0" w:lastRowLastColumn="0"/>
+        </w:trPr>
+        <w:tc>
+          <w:tcPr>
+            <w:tcW w:w="1666" w:type="pct"/>
+          </w:tcPr>
+          <w:p>
+            <w:r>
+              <w:rPr>
+                <w:i/>
+                <w:iCs/>
+              </w:rPr>
+              <w:t>Mark</w:t>
+            </w:r>
+            <w:r>
+              <w:t xml:space="preserve"> an enemy as </w:t>
+            </w:r>
+            <w:r>
+              <w:rPr>
+                <w:i/>
+                <w:iCs/>
+              </w:rPr>
+              <w:t>Hunted</w:t>
+            </w:r>
+            <w:r>
+              <w:rPr>
+                <w:i/>
+                <w:iCs/>
+              </w:rPr>
+              <w:t xml:space="preserve">. </w:t>
+            </w:r>
+            <w:r>
+              <w:t>Y</w:t>
+            </w:r>
+            <w:r>
+              <w:t>ou</w:t>
+            </w:r>
+            <w:r>
+              <w:t xml:space="preserve"> deal extra damage to Hunted enemies.</w:t>
+            </w:r>
+          </w:p>
+        </w:tc>
+        <w:tc>
+          <w:tcPr>
+            <w:tcW w:w="1667" w:type="pct"/>
+          </w:tcPr>
+          <w:p>
+            <w:r>
+              <w:t xml:space="preserve">You do your best to avoid enemy </w:t>
+            </w:r>
+            <w:r>
+              <w:t>attacks and</w:t>
+            </w:r>
+            <w:r>
+              <w:t xml:space="preserve"> opt for hit-and-run tactics instead.</w:t>
+            </w:r>
+          </w:p>
+        </w:tc>
+        <w:tc>
+          <w:tcPr>
+            <w:tcW w:w="1667" w:type="pct"/>
+          </w:tcPr>
+          <w:p>
+            <w:r>
+              <w:t>Your companion provides you with additional tactical options</w:t>
+            </w:r>
+            <w:r>
+              <w:t>.</w:t>
+            </w:r>
+          </w:p>
+        </w:tc>
+      </w:tr>
+    </w:tbl>
+    <w:p>
+      <w:pPr>
+        <w:pStyle w:val="Heading2"/>
+      </w:pPr>
+      <w:r>
+        <w:t>Pillars</w:t>
+      </w:r>
+    </w:p>
+    <w:p>
+      <w:pPr>
+        <w:jc w:val="center"/>
+      </w:pPr>
+      <w:r>
+        <w:t>Target Pressure</w:t>
+      </w:r>
+      <w:r>
+        <w:t xml:space="preserve"> · </w:t>
+      </w:r>
+      <w:r>
+        <w:t xml:space="preserve">Avoid </w:t>
+      </w:r>
+      <w:r>
+        <w:t xml:space="preserve">· </w:t>
+      </w:r>
+      <w:r>
+        <w:t>Execution</w:t>
+      </w:r>
+      <w:r>
+        <w:t xml:space="preserve"> · </w:t>
+      </w:r>
+      <w:r>
+        <w:t>Companion</w:t>
+      </w:r>
+      <w:r>
+        <w:t xml:space="preserve"> Benefit</w:t>
+      </w:r>
+      <w:r>
+        <w:rPr>
+          <w:i/>
+          <w:iCs/>
+        </w:rPr>
+        <w:br w:type="page"/>
+      </w:r>
+    </w:p>
+    <w:p>
+      <w:pPr>
+        <w:pStyle w:val="Heading2"/>
+      </w:pPr>
+      <w:r>
+        <w:lastRenderedPageBreak/>
+        <w:t>Prowler</w:t>
+      </w:r>
+      <w:r>
+        <w:t xml:space="preserve"> Talents</w:t>
+      </w:r>
+    </w:p>
+    <w:tbl>
+      <w:tblPr>
+        <w:tblStyle w:val="TableGrid"/>
+        <w:tblpPr w:leftFromText="187" w:rightFromText="187" w:bottomFromText="115" w:vertAnchor="text" w:tblpY="1"/>
+        <w:tblOverlap w:val="never"/>
+        <w:tblW w:w="5000" w:type="pct"/>
+        <w:tblCellMar>
+          <w:top w:w="72" w:type="dxa"/>
+          <w:left w:w="72" w:type="dxa"/>
+          <w:bottom w:w="72" w:type="dxa"/>
+          <w:right w:w="72" w:type="dxa"/>
+        </w:tblCellMar>
+        <w:tblLook w:val="04A0" w:firstRow="1" w:lastRow="0" w:firstColumn="1" w:lastColumn="0" w:noHBand="0" w:noVBand="1"/>
+      </w:tblPr>
+      <w:tblGrid>
+        <w:gridCol w:w="2065"/>
+        <w:gridCol w:w="1980"/>
+        <w:gridCol w:w="1350"/>
+        <w:gridCol w:w="3955"/>
+      </w:tblGrid>
+      <w:tr>
+        <w:tc>
+          <w:tcPr>
+            <w:tcW w:w="1104" w:type="pct"/>
+          </w:tcPr>
+          <w:p>
+            <w:pPr>
+              <w:jc w:val="center"/>
+              <w:rPr>
+                <w:i/>
+                <w:iCs/>
+              </w:rPr>
+            </w:pPr>
+            <w:r>
+              <w:rPr>
+                <w:i/>
+                <w:iCs/>
+              </w:rPr>
+              <w:t>Talent Name</w:t>
+            </w:r>
+          </w:p>
+        </w:tc>
+        <w:tc>
+          <w:tcPr>
+            <w:tcW w:w="1059" w:type="pct"/>
+          </w:tcPr>
+          <w:p>
+            <w:pPr>
+              <w:jc w:val="center"/>
+              <w:rPr>
+                <w:i/>
+                <w:iCs/>
+              </w:rPr>
+            </w:pPr>
+            <w:r>
+              <w:rPr>
+                <w:i/>
+                <w:iCs/>
+              </w:rPr>
+              <w:t>Pillars</w:t>
+            </w:r>
+          </w:p>
+        </w:tc>
+        <w:tc>
+          <w:tcPr>
+            <w:tcW w:w="722" w:type="pct"/>
+          </w:tcPr>
+          <w:p>
+            <w:pPr>
+              <w:jc w:val="center"/>
+              <w:rPr>
+                <w:i/>
+                <w:iCs/>
+              </w:rPr>
+            </w:pPr>
+            <w:r>
+              <w:rPr>
+                <w:i/>
+                <w:iCs/>
+              </w:rPr>
+              <w:t>Cost</w:t>
+            </w:r>
+          </w:p>
+        </w:tc>
+        <w:tc>
+          <w:tcPr>
+            <w:tcW w:w="2115" w:type="pct"/>
+          </w:tcPr>
+          <w:p>
+            <w:pPr>
+              <w:jc w:val="center"/>
+              <w:rPr>
+                <w:i/>
+                <w:iCs/>
+              </w:rPr>
+            </w:pPr>
+            <w:r>
+              <w:rPr>
+                <w:i/>
+                <w:iCs/>
+              </w:rPr>
+              <w:t>Description</w:t>
+            </w:r>
+          </w:p>
+        </w:tc>
+      </w:tr>
+      <w:tr>
+        <w:trPr>
+          <w:cnfStyle w:val="000000010000" w:firstRow="0" w:lastRow="0" w:firstColumn="0" w:lastColumn="0" w:oddVBand="0" w:evenVBand="0" w:oddHBand="0" w:evenHBand="1" w:firstRowFirstColumn="0" w:firstRowLastColumn="0" w:lastRowFirstColumn="0" w:lastRowLastColumn="0"/>
+        </w:trPr>
+        <w:tc>
+          <w:tcPr>
+            <w:tcW w:w="1104" w:type="pct"/>
+          </w:tcPr>
+          <w:p>
+            <w:r>
+              <w:t>Deadly Aim</w:t>
+            </w:r>
+          </w:p>
+        </w:tc>
+        <w:tc>
+          <w:tcPr>
+            <w:tcW w:w="1059" w:type="pct"/>
+          </w:tcPr>
+          <w:p>
+            <w:r>
+              <w:t>Pressure</w:t>
+            </w:r>
+          </w:p>
+          <w:p>
+            <w:pPr>
+              <w:ind w:firstLine="720"/>
+            </w:pPr>
+          </w:p>
+        </w:tc>
+        <w:tc>
+          <w:tcPr>
+            <w:tcW w:w="722" w:type="pct"/>
+          </w:tcPr>
+          <w:p>
+            <w:r>
+              <w:t>Passive</w:t>
+            </w:r>
+          </w:p>
+          <w:p/>
+        </w:tc>
+        <w:tc>
+          <w:tcPr>
+            <w:tcW w:w="2115" w:type="pct"/>
+          </w:tcPr>
+          <w:p>
+            <w:r>
+              <w:t xml:space="preserve">Your </w:t>
+            </w:r>
+            <w:r>
+              <w:rPr>
+                <w:i/>
+                <w:iCs/>
+              </w:rPr>
+              <w:t>Hunted</w:t>
+            </w:r>
+            <w:r>
+              <w:t xml:space="preserve"> target is also </w:t>
+            </w:r>
+            <w:r>
+              <w:rPr>
+                <w:i/>
+                <w:iCs/>
+              </w:rPr>
+              <w:t>Off Guard</w:t>
+            </w:r>
+            <w:r>
+              <w:t xml:space="preserve"> against your attacks</w:t>
+            </w:r>
+            <w:r>
+              <w:t>.</w:t>
+            </w:r>
+          </w:p>
+        </w:tc>
+      </w:tr>
+      <w:tr>
+        <w:tc>
+          <w:tcPr>
+            <w:tcW w:w="1104" w:type="pct"/>
+          </w:tcPr>
+          <w:p>
+            <w:r>
+              <w:t>Pinning Shot</w:t>
+            </w:r>
+          </w:p>
+        </w:tc>
+        <w:tc>
+          <w:tcPr>
+            <w:tcW w:w="1059" w:type="pct"/>
+          </w:tcPr>
+          <w:p>
+            <w:r>
+              <w:t>Pressure</w:t>
+            </w:r>
+          </w:p>
+          <w:p/>
+        </w:tc>
+        <w:tc>
+          <w:tcPr>
+            <w:tcW w:w="722" w:type="pct"/>
+          </w:tcPr>
+          <w:p>
+            <w:pPr>
+              <w:rPr>
+                <w:rFonts w:ascii="Segoe UI" w:hAnsi="Segoe UI" w:cs="Segoe UI"/>
+                <w:color w:val="202122"/>
+                <w:shd w:val="clear" w:color="auto" w:fill="F8F9FA"/>
+              </w:rPr>
+            </w:pPr>
+            <w:r>
+              <w:rPr>
+                <w:rFonts w:ascii="Segoe UI Symbol" w:hAnsi="Segoe UI Symbol" w:cs="Segoe UI Symbol"/>
+              </w:rPr>
+              <w:t>◉◉</w:t>
+            </w:r>
+            <w:r>
+              <w:rPr>
+                <w:rFonts w:ascii="Segoe UI" w:hAnsi="Segoe UI" w:cs="Segoe UI"/>
+              </w:rPr>
+              <w:t>○</w:t>
+            </w:r>
+          </w:p>
+          <w:p>
+            <w:r>
+              <w:t>2</w:t>
+            </w:r>
+            <w:r>
+              <w:rPr>
+                <w:rFonts w:ascii="Cambria Math" w:hAnsi="Cambria Math" w:cs="Cambria Math"/>
+              </w:rPr>
+              <w:t>↻</w:t>
+            </w:r>
+          </w:p>
+        </w:tc>
+        <w:tc>
+          <w:tcPr>
+            <w:tcW w:w="2115" w:type="pct"/>
+          </w:tcPr>
+          <w:p>
+            <w:r>
+              <w:t xml:space="preserve">Fire a shot that roots your </w:t>
+            </w:r>
+            <w:r>
+              <w:rPr>
+                <w:i/>
+                <w:iCs/>
+              </w:rPr>
+              <w:t>Hunted</w:t>
+            </w:r>
+            <w:r>
+              <w:t xml:space="preserve"> target in place for 1</w:t>
+            </w:r>
+            <w:r>
+              <w:rPr>
+                <w:rFonts w:ascii="Cambria Math" w:hAnsi="Cambria Math" w:cs="Cambria Math"/>
+              </w:rPr>
+              <w:t>↻</w:t>
+            </w:r>
+            <w:r>
+              <w:t xml:space="preserve"> and applies </w:t>
+            </w:r>
+            <w:r>
+              <w:rPr>
+                <w:i/>
+                <w:iCs/>
+              </w:rPr>
+              <w:t>Slowed</w:t>
+            </w:r>
+            <w:r>
+              <w:t>.</w:t>
+            </w:r>
+          </w:p>
+        </w:tc>
+      </w:tr>
+      <w:tr>
+        <w:trPr>
+          <w:cnfStyle w:val="000000010000" w:firstRow="0" w:lastRow="0" w:firstColumn="0" w:lastColumn="0" w:oddVBand="0" w:evenVBand="0" w:oddHBand="0" w:evenHBand="1" w:firstRowFirstColumn="0" w:firstRowLastColumn="0" w:lastRowFirstColumn="0" w:lastRowLastColumn="0"/>
+        </w:trPr>
+        <w:tc>
+          <w:tcPr>
+            <w:tcW w:w="1104" w:type="pct"/>
+          </w:tcPr>
+          <w:p>
+            <w:r>
+              <w:t>Predator</w:t>
+            </w:r>
+          </w:p>
+        </w:tc>
+        <w:tc>
+          <w:tcPr>
+            <w:tcW w:w="1059" w:type="pct"/>
+          </w:tcPr>
+          <w:p>
+            <w:r>
+              <w:t>Pressure</w:t>
+            </w:r>
+          </w:p>
+          <w:p/>
+        </w:tc>
+        <w:tc>
+          <w:tcPr>
+            <w:tcW w:w="722" w:type="pct"/>
+          </w:tcPr>
+          <w:p>
+            <w:r>
+              <w:t>Passive</w:t>
+            </w:r>
+          </w:p>
+          <w:p/>
+        </w:tc>
+        <w:tc>
+          <w:tcPr>
+            <w:tcW w:w="2115" w:type="pct"/>
+          </w:tcPr>
+          <w:p>
+            <w:r>
+              <w:t xml:space="preserve">Each consecutive attack against your </w:t>
+            </w:r>
+            <w:r>
+              <w:rPr>
+                <w:i/>
+                <w:iCs/>
+              </w:rPr>
+              <w:t>Hunted</w:t>
+            </w:r>
+            <w:r>
+              <w:t xml:space="preserve"> target deals +5% damage, stacking up to 3 times. Stacks reset if you attack a different target.</w:t>
+            </w:r>
+          </w:p>
+        </w:tc>
+      </w:tr>
+      <w:tr>
+        <w:tc>
+          <w:tcPr>
+            <w:tcW w:w="1104" w:type="pct"/>
+          </w:tcPr>
+          <w:p>
+            <w:r>
+              <w:t>Rapid Shot</w:t>
+            </w:r>
+          </w:p>
+        </w:tc>
+        <w:tc>
+          <w:tcPr>
+            <w:tcW w:w="1059" w:type="pct"/>
+          </w:tcPr>
+          <w:p>
+            <w:r>
+              <w:t>Pressure</w:t>
+            </w:r>
+          </w:p>
+        </w:tc>
+        <w:tc>
+          <w:tcPr>
+            <w:tcW w:w="722" w:type="pct"/>
+          </w:tcPr>
+          <w:p>
+            <w:r>
+              <w:rPr>
+                <w:rFonts w:ascii="Segoe UI Symbol" w:hAnsi="Segoe UI Symbol" w:cs="Segoe UI Symbol"/>
+              </w:rPr>
+              <w:t>◉</w:t>
+            </w:r>
+            <w:r>
+              <w:rPr>
+                <w:rFonts w:ascii="Segoe UI" w:hAnsi="Segoe UI" w:cs="Segoe UI"/>
+              </w:rPr>
+              <w:t>○○</w:t>
+            </w:r>
+          </w:p>
+          <w:p>
+            <w:r>
+              <w:t>2</w:t>
+            </w:r>
+            <w:r>
+              <w:rPr>
+                <w:rFonts w:ascii="Cambria Math" w:hAnsi="Cambria Math" w:cs="Cambria Math"/>
+              </w:rPr>
+              <w:t>↻</w:t>
+            </w:r>
+          </w:p>
+        </w:tc>
+        <w:tc>
+          <w:tcPr>
+            <w:tcW w:w="2115" w:type="pct"/>
+          </w:tcPr>
+          <w:p>
+            <w:r>
+              <w:t>Fire twice in quick succession at your Hunted target for reduced damage per hit.</w:t>
+            </w:r>
+          </w:p>
+        </w:tc>
+      </w:tr>
+      <w:tr>
+        <w:trPr>
+          <w:cnfStyle w:val="000000010000" w:firstRow="0" w:lastRow="0" w:firstColumn="0" w:lastColumn="0" w:oddVBand="0" w:evenVBand="0" w:oddHBand="0" w:evenHBand="1" w:firstRowFirstColumn="0" w:firstRowLastColumn="0" w:lastRowFirstColumn="0" w:lastRowLastColumn="0"/>
+        </w:trPr>
+        <w:tc>
+          <w:tcPr>
+            <w:tcW w:w="1104" w:type="pct"/>
+          </w:tcPr>
+          <w:p>
+            <w:r>
+              <w:t>Uncanny dodge</w:t>
+            </w:r>
+          </w:p>
+        </w:tc>
+        <w:tc>
+          <w:tcPr>
+            <w:tcW w:w="1059" w:type="pct"/>
+          </w:tcPr>
+          <w:p>
+            <w:r>
+              <w:t>Avoid</w:t>
+            </w:r>
+          </w:p>
+        </w:tc>
+        <w:tc>
+          <w:tcPr>
+            <w:tcW w:w="722" w:type="pct"/>
+          </w:tcPr>
+          <w:p>
+            <w:r>
+              <w:t>Passive</w:t>
+            </w:r>
+          </w:p>
+        </w:tc>
+        <w:tc>
+          <w:tcPr>
+            <w:tcW w:w="2115" w:type="pct"/>
+          </w:tcPr>
+          <w:p>
+            <w:r>
+              <w:t>Once per encounter, when an attack would hit you, reduce the damage by 50%.</w:t>
+            </w:r>
+          </w:p>
+        </w:tc>
+      </w:tr>
+      <w:tr>
+        <w:tc>
+          <w:tcPr>
+            <w:tcW w:w="1104" w:type="pct"/>
+          </w:tcPr>
+          <w:p>
+            <w:r>
+              <w:t>Lurker</w:t>
+            </w:r>
+          </w:p>
+        </w:tc>
+        <w:tc>
+          <w:tcPr>
+            <w:tcW w:w="1059" w:type="pct"/>
+          </w:tcPr>
+          <w:p>
+            <w:r>
+              <w:t>Avoid</w:t>
+            </w:r>
+          </w:p>
+        </w:tc>
+        <w:tc>
+          <w:tcPr>
+            <w:tcW w:w="722" w:type="pct"/>
+          </w:tcPr>
+          <w:p>
+            <w:r>
+              <w:t>Passive</w:t>
+            </w:r>
+          </w:p>
+        </w:tc>
+        <w:tc>
+          <w:tcPr>
+            <w:tcW w:w="2115" w:type="pct"/>
+          </w:tcPr>
+          <w:p>
+            <w:r>
+              <w:t>If you did not take damage last turn, gain +1 Ranged Accuracy and +10% damage on your next attack.</w:t>
+            </w:r>
+          </w:p>
+        </w:tc>
+      </w:tr>
+      <w:tr>
+        <w:trPr>
+          <w:cnfStyle w:val="000000010000" w:firstRow="0" w:lastRow="0" w:firstColumn="0" w:lastColumn="0" w:oddVBand="0" w:evenVBand="0" w:oddHBand="0" w:evenHBand="1" w:firstRowFirstColumn="0" w:firstRowLastColumn="0" w:lastRowFirstColumn="0" w:lastRowLastColumn="0"/>
+        </w:trPr>
+        <w:tc>
+          <w:tcPr>
+            <w:tcW w:w="1104" w:type="pct"/>
+          </w:tcPr>
+          <w:p>
+            <w:r>
+              <w:t>Disengage</w:t>
+            </w:r>
+          </w:p>
+        </w:tc>
+        <w:tc>
+          <w:tcPr>
+            <w:tcW w:w="1059" w:type="pct"/>
+          </w:tcPr>
+          <w:p>
+            <w:r>
+              <w:t>Avoid</w:t>
+            </w:r>
+          </w:p>
+        </w:tc>
+        <w:tc>
+          <w:tcPr>
+            <w:tcW w:w="722" w:type="pct"/>
+          </w:tcPr>
+          <w:p>
+            <w:r>
+              <w:rPr>
+                <w:rFonts w:ascii="Segoe UI Symbol" w:hAnsi="Segoe UI Symbol" w:cs="Segoe UI Symbol"/>
+              </w:rPr>
+              <w:t>◉</w:t>
+            </w:r>
+            <w:r>
+              <w:rPr>
+                <w:rFonts w:ascii="Segoe UI" w:hAnsi="Segoe UI" w:cs="Segoe UI"/>
+              </w:rPr>
+              <w:t>○○</w:t>
+            </w:r>
+          </w:p>
+          <w:p>
+            <w:r>
+              <w:t>2</w:t>
+            </w:r>
+            <w:r>
+              <w:rPr>
+                <w:rFonts w:ascii="Cambria Math" w:hAnsi="Cambria Math" w:cs="Cambria Math"/>
+              </w:rPr>
+              <w:t>↻</w:t>
+            </w:r>
+          </w:p>
+        </w:tc>
+        <w:tc>
+          <w:tcPr>
+            <w:tcW w:w="2115" w:type="pct"/>
+          </w:tcPr>
+          <w:p>
+            <w:r>
+              <w:t>Move to a safe position, gaining +2 Defense until your next turn.</w:t>
+            </w:r>
+          </w:p>
+        </w:tc>
+      </w:tr>
+      <w:tr>
+        <w:tc>
+          <w:tcPr>
+            <w:tcW w:w="1104" w:type="pct"/>
+          </w:tcPr>
+          <w:p>
+            <w:r>
+              <w:t>Vital Strike</w:t>
+            </w:r>
+          </w:p>
+        </w:tc>
+        <w:tc>
+          <w:tcPr>
+            <w:tcW w:w="1059" w:type="pct"/>
+          </w:tcPr>
+          <w:p>
+            <w:r>
+              <w:t>Execution</w:t>
+            </w:r>
+          </w:p>
+        </w:tc>
+        <w:tc>
+          <w:tcPr>
+            <w:tcW w:w="722" w:type="pct"/>
+          </w:tcPr>
+          <w:p>
+            <w:r>
+              <w:rPr>
+                <w:rFonts w:ascii="Segoe UI Symbol" w:hAnsi="Segoe UI Symbol" w:cs="Segoe UI Symbol"/>
+              </w:rPr>
+              <w:t>◉◉◉</w:t>
+            </w:r>
+          </w:p>
+          <w:p>
+            <w:r>
+              <w:t>4</w:t>
+            </w:r>
+            <w:r>
+              <w:rPr>
+                <w:rFonts w:ascii="Cambria Math" w:hAnsi="Cambria Math" w:cs="Cambria Math"/>
+              </w:rPr>
+              <w:t>↻</w:t>
+            </w:r>
+          </w:p>
+        </w:tc>
+        <w:tc>
+          <w:tcPr>
+            <w:tcW w:w="2115" w:type="pct"/>
+          </w:tcPr>
+          <w:p>
+            <w:r>
+              <w:t xml:space="preserve">Deal a devastating attack against a </w:t>
+            </w:r>
+            <w:r>
+              <w:rPr>
+                <w:i/>
+                <w:iCs/>
+              </w:rPr>
+              <w:t>Hunted</w:t>
+            </w:r>
+            <w:r>
+              <w:t xml:space="preserve"> target below 30% Health. If it kills them, reset your </w:t>
+            </w:r>
+            <w:r>
+              <w:rPr>
+                <w:i/>
+                <w:iCs/>
+              </w:rPr>
+              <w:t>Hunt</w:t>
+            </w:r>
+            <w:r>
+              <w:t xml:space="preserve"> and reduce this talent's cooldown to 1</w:t>
+            </w:r>
+            <w:r>
+              <w:rPr>
+                <w:rFonts w:ascii="Cambria Math" w:hAnsi="Cambria Math" w:cs="Cambria Math"/>
+              </w:rPr>
+              <w:t>↻</w:t>
+            </w:r>
+            <w:r>
+              <w:t>.</w:t>
+            </w:r>
+          </w:p>
+        </w:tc>
+      </w:tr>
+      <w:tr>
+        <w:trPr>
+          <w:cnfStyle w:val="000000010000" w:firstRow="0" w:lastRow="0" w:firstColumn="0" w:lastColumn="0" w:oddVBand="0" w:evenVBand="0" w:oddHBand="0" w:evenHBand="1" w:firstRowFirstColumn="0" w:firstRowLastColumn="0" w:lastRowFirstColumn="0" w:lastRowLastColumn="0"/>
+        </w:trPr>
+        <w:tc>
+          <w:tcPr>
+            <w:tcW w:w="1104" w:type="pct"/>
+          </w:tcPr>
+          <w:p>
+            <w:r>
+              <w:t>Pack Tactics</w:t>
+            </w:r>
+          </w:p>
+        </w:tc>
+        <w:tc>
+          <w:tcPr>
+            <w:tcW w:w="1059" w:type="pct"/>
+          </w:tcPr>
+          <w:p>
+            <w:r>
+              <w:t>Companion</w:t>
+            </w:r>
+          </w:p>
+        </w:tc>
+        <w:tc>
+          <w:tcPr>
+            <w:tcW w:w="722" w:type="pct"/>
+          </w:tcPr>
+          <w:p>
+            <w:r>
+              <w:t>Passive</w:t>
+            </w:r>
+          </w:p>
+        </w:tc>
+        <w:tc>
+          <w:tcPr>
+            <w:tcW w:w="2115" w:type="pct"/>
+          </w:tcPr>
+          <w:p>
+            <w:r>
+              <w:t xml:space="preserve">When your companion attacks an enemy, that enemy becomes </w:t>
+            </w:r>
+            <w:r>
+              <w:rPr>
+                <w:i/>
+                <w:iCs/>
+              </w:rPr>
+              <w:t>Off Guard</w:t>
+            </w:r>
+            <w:r>
+              <w:t xml:space="preserve"> for 1</w:t>
+            </w:r>
+            <w:r>
+              <w:rPr>
+                <w:rFonts w:ascii="Cambria Math" w:hAnsi="Cambria Math" w:cs="Cambria Math"/>
+              </w:rPr>
+              <w:t>↻</w:t>
+            </w:r>
+            <w:r>
+              <w:t>.</w:t>
+            </w:r>
+          </w:p>
+        </w:tc>
+      </w:tr>
+      <w:tr>
+        <w:tc>
+          <w:tcPr>
+            <w:tcW w:w="1104" w:type="pct"/>
+          </w:tcPr>
+          <w:p>
+            <w:r>
+              <w:t>Synchronized Strike</w:t>
+            </w:r>
+          </w:p>
+        </w:tc>
+        <w:tc>
+          <w:tcPr>
+            <w:tcW w:w="1059" w:type="pct"/>
+          </w:tcPr>
+          <w:p>
+            <w:r>
+              <w:t>Companion</w:t>
+            </w:r>
+          </w:p>
+        </w:tc>
+        <w:tc>
+          <w:tcPr>
+            <w:tcW w:w="722" w:type="pct"/>
+          </w:tcPr>
+          <w:p>
+            <w:r>
+              <w:t>Passive</w:t>
+            </w:r>
+          </w:p>
+        </w:tc>
+        <w:tc>
+          <w:tcPr>
+            <w:tcW w:w="2115" w:type="pct"/>
+          </w:tcPr>
+          <w:p>
+            <w:r>
+              <w:t xml:space="preserve">When you attack your </w:t>
+            </w:r>
+            <w:r>
+              <w:rPr>
+                <w:i/>
+                <w:iCs/>
+              </w:rPr>
+              <w:t>Hunted</w:t>
+            </w:r>
+            <w:r>
+              <w:t xml:space="preserve"> target, your companion makes a free attack against them.</w:t>
+            </w:r>
+          </w:p>
+        </w:tc>
+      </w:tr>
+      <w:tr>
+        <w:trPr>
+          <w:cnfStyle w:val="000000010000" w:firstRow="0" w:lastRow="0" w:firstColumn="0" w:lastColumn="0" w:oddVBand="0" w:evenVBand="0" w:oddHBand="0" w:evenHBand="1" w:firstRowFirstColumn="0" w:firstRowLastColumn="0" w:lastRowFirstColumn="0" w:lastRowLastColumn="0"/>
+        </w:trPr>
+        <w:tc>
+          <w:tcPr>
+            <w:tcW w:w="1104" w:type="pct"/>
+          </w:tcPr>
+          <w:p>
+            <w:r>
+              <w:lastRenderedPageBreak/>
+              <w:t>Below the Belt</w:t>
+            </w:r>
+          </w:p>
+        </w:tc>
+        <w:tc>
+          <w:tcPr>
+            <w:tcW w:w="1059" w:type="pct"/>
+          </w:tcPr>
+          <w:p/>
+        </w:tc>
+        <w:tc>
+          <w:tcPr>
+            <w:tcW w:w="722" w:type="pct"/>
+          </w:tcPr>
+          <w:p>
+            <w:r>
+              <w:rPr>
+                <w:rFonts w:ascii="Segoe UI Symbol" w:hAnsi="Segoe UI Symbol" w:cs="Segoe UI Symbol"/>
+              </w:rPr>
+              <w:t>◉</w:t>
+            </w:r>
+            <w:r>
+              <w:rPr>
+                <w:rFonts w:ascii="Segoe UI" w:hAnsi="Segoe UI" w:cs="Segoe UI"/>
+              </w:rPr>
+              <w:t>○○</w:t>
+            </w:r>
+          </w:p>
+          <w:p>
+            <w:r>
+              <w:t>4</w:t>
+            </w:r>
+            <w:r>
+              <w:rPr>
+                <w:rFonts w:ascii="Cambria Math" w:hAnsi="Cambria Math" w:cs="Cambria Math"/>
+              </w:rPr>
+              <w:t>↻</w:t>
+            </w:r>
+          </w:p>
+        </w:tc>
+        <w:tc>
+          <w:tcPr>
+            <w:tcW w:w="2115" w:type="pct"/>
+          </w:tcPr>
+          <w:p>
+            <w:r>
+              <w:t xml:space="preserve">A dirty attack that applies </w:t>
+            </w:r>
+            <w:r>
+              <w:rPr>
+                <w:i/>
+                <w:iCs/>
+              </w:rPr>
+              <w:t>Slowed</w:t>
+            </w:r>
+            <w:r>
+              <w:t xml:space="preserve"> to your </w:t>
+            </w:r>
+            <w:r>
+              <w:rPr>
+                <w:i/>
+                <w:iCs/>
+              </w:rPr>
+              <w:t>Hunted</w:t>
+            </w:r>
+            <w:r>
+              <w:t xml:space="preserve"> target</w:t>
+            </w:r>
+            <w:r>
+              <w:t>.</w:t>
+            </w:r>
+          </w:p>
+        </w:tc>
+      </w:tr>
+    </w:tbl>
+    <w:p/>
+    <w:p>
+      <w:r>
+        <w:br w:type="page"/>
+      </w:r>
+    </w:p>
+    <w:p>
+      <w:pPr>
+        <w:pStyle w:val="Heading1"/>
+      </w:pPr>
+      <w:r>
+        <w:lastRenderedPageBreak/>
+        <w:t>Whisper</w:t>
+      </w:r>
+    </w:p>
+    <w:p>
+      <w:pPr>
+        <w:rPr>
+          <w:rFonts w:eastAsiaTheme="majorEastAsia" w:cstheme="majorBidi"/>
+          <w:b/>
+          <w:color w:val="0F4761" w:themeColor="accent1" w:themeShade="BF"/>
+          <w:sz w:val="40"/>
+          <w:szCs w:val="40"/>
+        </w:rPr>
+      </w:pPr>
+      <w:r>
+        <w:br w:type="page"/>
+      </w:r>
+    </w:p>
+    <w:p>
+      <w:pPr>
+        <w:pStyle w:val="Heading1"/>
+      </w:pPr>
+      <w:r>
+        <w:lastRenderedPageBreak/>
+        <w:t>Artificer</w:t>
       </w:r>
     </w:p>
     <w:sectPr>
       <w:type w:val="continuous"/>
       <w:pgSz w:w="12240" w:h="15840"/>
       <w:pgMar w:top="1440" w:right="1440" w:bottom="1440" w:left="1440" w:header="720" w:footer="720" w:gutter="0"/>
-      <w:cols w:num="3" w:space="720"/>
+      <w:cols w:sep="1" w:space="0"/>
       <w:docGrid w:linePitch="360"/>
     </w:sectPr>
   </w:body>
@@ -10593,7 +13023,7 @@
   <w:abstractNum w:abstractNumId="0" w15:restartNumberingAfterBreak="0">
     <w:nsid w:val="00E57A50"/>
     <w:multiLevelType w:val="hybridMultilevel"/>
-    <w:tmpl w:val="368E5CE2"/>
+    <w:tmpl w:val="4962BF14"/>
     <w:lvl w:ilvl="0" w:tplc="0409000F">
       <w:start w:val="1"/>
       <w:numFmt w:val="decimal"/>
@@ -11786,6 +14216,119 @@
     </w:lvl>
   </w:abstractNum>
   <w:abstractNum w:abstractNumId="11" w15:restartNumberingAfterBreak="0">
+    <w:nsid w:val="1D5047C7"/>
+    <w:multiLevelType w:val="hybridMultilevel"/>
+    <w:tmpl w:val="B360ED64"/>
+    <w:lvl w:ilvl="0" w:tplc="04090001">
+      <w:start w:val="1"/>
+      <w:numFmt w:val="bullet"/>
+      <w:lvlText w:val=""/>
+      <w:lvlJc w:val="left"/>
+      <w:pPr>
+        <w:ind w:left="720" w:hanging="360"/>
+      </w:pPr>
+      <w:rPr>
+        <w:rFonts w:ascii="Symbol" w:hAnsi="Symbol" w:hint="default"/>
+      </w:rPr>
+    </w:lvl>
+    <w:lvl w:ilvl="1" w:tplc="04090003" w:tentative="1">
+      <w:start w:val="1"/>
+      <w:numFmt w:val="bullet"/>
+      <w:lvlText w:val="o"/>
+      <w:lvlJc w:val="left"/>
+      <w:pPr>
+        <w:ind w:left="1440" w:hanging="360"/>
+      </w:pPr>
+      <w:rPr>
+        <w:rFonts w:ascii="Courier New" w:hAnsi="Courier New" w:cs="Courier New" w:hint="default"/>
+      </w:rPr>
+    </w:lvl>
+    <w:lvl w:ilvl="2" w:tplc="04090005" w:tentative="1">
+      <w:start w:val="1"/>
+      <w:numFmt w:val="bullet"/>
+      <w:lvlText w:val=""/>
+      <w:lvlJc w:val="left"/>
+      <w:pPr>
+        <w:ind w:left="2160" w:hanging="360"/>
+      </w:pPr>
+      <w:rPr>
+        <w:rFonts w:ascii="Wingdings" w:hAnsi="Wingdings" w:hint="default"/>
+      </w:rPr>
+    </w:lvl>
+    <w:lvl w:ilvl="3" w:tplc="04090001" w:tentative="1">
+      <w:start w:val="1"/>
+      <w:numFmt w:val="bullet"/>
+      <w:lvlText w:val=""/>
+      <w:lvlJc w:val="left"/>
+      <w:pPr>
+        <w:ind w:left="2880" w:hanging="360"/>
+      </w:pPr>
+      <w:rPr>
+        <w:rFonts w:ascii="Symbol" w:hAnsi="Symbol" w:hint="default"/>
+      </w:rPr>
+    </w:lvl>
+    <w:lvl w:ilvl="4" w:tplc="04090003" w:tentative="1">
+      <w:start w:val="1"/>
+      <w:numFmt w:val="bullet"/>
+      <w:lvlText w:val="o"/>
+      <w:lvlJc w:val="left"/>
+      <w:pPr>
+        <w:ind w:left="3600" w:hanging="360"/>
+      </w:pPr>
+      <w:rPr>
+        <w:rFonts w:ascii="Courier New" w:hAnsi="Courier New" w:cs="Courier New" w:hint="default"/>
+      </w:rPr>
+    </w:lvl>
+    <w:lvl w:ilvl="5" w:tplc="04090005" w:tentative="1">
+      <w:start w:val="1"/>
+      <w:numFmt w:val="bullet"/>
+      <w:lvlText w:val=""/>
+      <w:lvlJc w:val="left"/>
+      <w:pPr>
+        <w:ind w:left="4320" w:hanging="360"/>
+      </w:pPr>
+      <w:rPr>
+        <w:rFonts w:ascii="Wingdings" w:hAnsi="Wingdings" w:hint="default"/>
+      </w:rPr>
+    </w:lvl>
+    <w:lvl w:ilvl="6" w:tplc="04090001" w:tentative="1">
+      <w:start w:val="1"/>
+      <w:numFmt w:val="bullet"/>
+      <w:lvlText w:val=""/>
+      <w:lvlJc w:val="left"/>
+      <w:pPr>
+        <w:ind w:left="5040" w:hanging="360"/>
+      </w:pPr>
+      <w:rPr>
+        <w:rFonts w:ascii="Symbol" w:hAnsi="Symbol" w:hint="default"/>
+      </w:rPr>
+    </w:lvl>
+    <w:lvl w:ilvl="7" w:tplc="04090003" w:tentative="1">
+      <w:start w:val="1"/>
+      <w:numFmt w:val="bullet"/>
+      <w:lvlText w:val="o"/>
+      <w:lvlJc w:val="left"/>
+      <w:pPr>
+        <w:ind w:left="5760" w:hanging="360"/>
+      </w:pPr>
+      <w:rPr>
+        <w:rFonts w:ascii="Courier New" w:hAnsi="Courier New" w:cs="Courier New" w:hint="default"/>
+      </w:rPr>
+    </w:lvl>
+    <w:lvl w:ilvl="8" w:tplc="04090005" w:tentative="1">
+      <w:start w:val="1"/>
+      <w:numFmt w:val="bullet"/>
+      <w:lvlText w:val=""/>
+      <w:lvlJc w:val="left"/>
+      <w:pPr>
+        <w:ind w:left="6480" w:hanging="360"/>
+      </w:pPr>
+      <w:rPr>
+        <w:rFonts w:ascii="Wingdings" w:hAnsi="Wingdings" w:hint="default"/>
+      </w:rPr>
+    </w:lvl>
+  </w:abstractNum>
+  <w:abstractNum w:abstractNumId="12" w15:restartNumberingAfterBreak="0">
     <w:nsid w:val="210751B6"/>
     <w:multiLevelType w:val="hybridMultilevel"/>
     <w:tmpl w:val="D298C59E"/>
@@ -11898,7 +14441,7 @@
       </w:rPr>
     </w:lvl>
   </w:abstractNum>
-  <w:abstractNum w:abstractNumId="12" w15:restartNumberingAfterBreak="0">
+  <w:abstractNum w:abstractNumId="13" w15:restartNumberingAfterBreak="0">
     <w:nsid w:val="269B3172"/>
     <w:multiLevelType w:val="hybridMultilevel"/>
     <w:tmpl w:val="285839DC"/>
@@ -12011,7 +14554,7 @@
       </w:rPr>
     </w:lvl>
   </w:abstractNum>
-  <w:abstractNum w:abstractNumId="13" w15:restartNumberingAfterBreak="0">
+  <w:abstractNum w:abstractNumId="14" w15:restartNumberingAfterBreak="0">
     <w:nsid w:val="30085D61"/>
     <w:multiLevelType w:val="hybridMultilevel"/>
     <w:tmpl w:val="3C284E3A"/>
@@ -12124,7 +14667,96 @@
       </w:rPr>
     </w:lvl>
   </w:abstractNum>
-  <w:abstractNum w:abstractNumId="14" w15:restartNumberingAfterBreak="0">
+  <w:abstractNum w:abstractNumId="15" w15:restartNumberingAfterBreak="0">
+    <w:nsid w:val="307527B3"/>
+    <w:multiLevelType w:val="hybridMultilevel"/>
+    <w:tmpl w:val="E76464F2"/>
+    <w:lvl w:ilvl="0" w:tplc="0409000F">
+      <w:start w:val="1"/>
+      <w:numFmt w:val="decimal"/>
+      <w:lvlText w:val="%1."/>
+      <w:lvlJc w:val="left"/>
+      <w:pPr>
+        <w:ind w:left="720" w:hanging="360"/>
+      </w:pPr>
+      <w:rPr>
+        <w:rFonts w:hint="default"/>
+      </w:rPr>
+    </w:lvl>
+    <w:lvl w:ilvl="1" w:tplc="04090019" w:tentative="1">
+      <w:start w:val="1"/>
+      <w:numFmt w:val="lowerLetter"/>
+      <w:lvlText w:val="%2."/>
+      <w:lvlJc w:val="left"/>
+      <w:pPr>
+        <w:ind w:left="1440" w:hanging="360"/>
+      </w:pPr>
+    </w:lvl>
+    <w:lvl w:ilvl="2" w:tplc="0409001B" w:tentative="1">
+      <w:start w:val="1"/>
+      <w:numFmt w:val="lowerRoman"/>
+      <w:lvlText w:val="%3."/>
+      <w:lvlJc w:val="right"/>
+      <w:pPr>
+        <w:ind w:left="2160" w:hanging="180"/>
+      </w:pPr>
+    </w:lvl>
+    <w:lvl w:ilvl="3" w:tplc="0409000F" w:tentative="1">
+      <w:start w:val="1"/>
+      <w:numFmt w:val="decimal"/>
+      <w:lvlText w:val="%4."/>
+      <w:lvlJc w:val="left"/>
+      <w:pPr>
+        <w:ind w:left="2880" w:hanging="360"/>
+      </w:pPr>
+    </w:lvl>
+    <w:lvl w:ilvl="4" w:tplc="04090019" w:tentative="1">
+      <w:start w:val="1"/>
+      <w:numFmt w:val="lowerLetter"/>
+      <w:lvlText w:val="%5."/>
+      <w:lvlJc w:val="left"/>
+      <w:pPr>
+        <w:ind w:left="3600" w:hanging="360"/>
+      </w:pPr>
+    </w:lvl>
+    <w:lvl w:ilvl="5" w:tplc="0409001B" w:tentative="1">
+      <w:start w:val="1"/>
+      <w:numFmt w:val="lowerRoman"/>
+      <w:lvlText w:val="%6."/>
+      <w:lvlJc w:val="right"/>
+      <w:pPr>
+        <w:ind w:left="4320" w:hanging="180"/>
+      </w:pPr>
+    </w:lvl>
+    <w:lvl w:ilvl="6" w:tplc="0409000F" w:tentative="1">
+      <w:start w:val="1"/>
+      <w:numFmt w:val="decimal"/>
+      <w:lvlText w:val="%7."/>
+      <w:lvlJc w:val="left"/>
+      <w:pPr>
+        <w:ind w:left="5040" w:hanging="360"/>
+      </w:pPr>
+    </w:lvl>
+    <w:lvl w:ilvl="7" w:tplc="04090019" w:tentative="1">
+      <w:start w:val="1"/>
+      <w:numFmt w:val="lowerLetter"/>
+      <w:lvlText w:val="%8."/>
+      <w:lvlJc w:val="left"/>
+      <w:pPr>
+        <w:ind w:left="5760" w:hanging="360"/>
+      </w:pPr>
+    </w:lvl>
+    <w:lvl w:ilvl="8" w:tplc="0409001B" w:tentative="1">
+      <w:start w:val="1"/>
+      <w:numFmt w:val="lowerRoman"/>
+      <w:lvlText w:val="%9."/>
+      <w:lvlJc w:val="right"/>
+      <w:pPr>
+        <w:ind w:left="6480" w:hanging="180"/>
+      </w:pPr>
+    </w:lvl>
+  </w:abstractNum>
+  <w:abstractNum w:abstractNumId="16" w15:restartNumberingAfterBreak="0">
     <w:nsid w:val="34056BD4"/>
     <w:multiLevelType w:val="hybridMultilevel"/>
     <w:tmpl w:val="C82E186E"/>
@@ -12210,7 +14842,7 @@
       </w:pPr>
     </w:lvl>
   </w:abstractNum>
-  <w:abstractNum w:abstractNumId="15" w15:restartNumberingAfterBreak="0">
+  <w:abstractNum w:abstractNumId="17" w15:restartNumberingAfterBreak="0">
     <w:nsid w:val="375038A2"/>
     <w:multiLevelType w:val="hybridMultilevel"/>
     <w:tmpl w:val="9A4CC9FE"/>
@@ -12323,7 +14955,7 @@
       </w:rPr>
     </w:lvl>
   </w:abstractNum>
-  <w:abstractNum w:abstractNumId="16" w15:restartNumberingAfterBreak="0">
+  <w:abstractNum w:abstractNumId="18" w15:restartNumberingAfterBreak="0">
     <w:nsid w:val="38D213B9"/>
     <w:multiLevelType w:val="hybridMultilevel"/>
     <w:tmpl w:val="A4364AD6"/>
@@ -12409,7 +15041,7 @@
       </w:pPr>
     </w:lvl>
   </w:abstractNum>
-  <w:abstractNum w:abstractNumId="17" w15:restartNumberingAfterBreak="0">
+  <w:abstractNum w:abstractNumId="19" w15:restartNumberingAfterBreak="0">
     <w:nsid w:val="3B8356F1"/>
     <w:multiLevelType w:val="hybridMultilevel"/>
     <w:tmpl w:val="8EEEBB50"/>
@@ -12498,7 +15130,7 @@
       </w:pPr>
     </w:lvl>
   </w:abstractNum>
-  <w:abstractNum w:abstractNumId="18" w15:restartNumberingAfterBreak="0">
+  <w:abstractNum w:abstractNumId="20" w15:restartNumberingAfterBreak="0">
     <w:nsid w:val="3BAA25E5"/>
     <w:multiLevelType w:val="hybridMultilevel"/>
     <w:tmpl w:val="D8C825EC"/>
@@ -12611,7 +15243,7 @@
       </w:rPr>
     </w:lvl>
   </w:abstractNum>
-  <w:abstractNum w:abstractNumId="19" w15:restartNumberingAfterBreak="0">
+  <w:abstractNum w:abstractNumId="21" w15:restartNumberingAfterBreak="0">
     <w:nsid w:val="3DA9465C"/>
     <w:multiLevelType w:val="hybridMultilevel"/>
     <w:tmpl w:val="D056F0EA"/>
@@ -12724,7 +15356,7 @@
       </w:rPr>
     </w:lvl>
   </w:abstractNum>
-  <w:abstractNum w:abstractNumId="20" w15:restartNumberingAfterBreak="0">
+  <w:abstractNum w:abstractNumId="22" w15:restartNumberingAfterBreak="0">
     <w:nsid w:val="484949ED"/>
     <w:multiLevelType w:val="hybridMultilevel"/>
     <w:tmpl w:val="B726C06A"/>
@@ -12813,7 +15445,7 @@
       </w:pPr>
     </w:lvl>
   </w:abstractNum>
-  <w:abstractNum w:abstractNumId="21" w15:restartNumberingAfterBreak="0">
+  <w:abstractNum w:abstractNumId="23" w15:restartNumberingAfterBreak="0">
     <w:nsid w:val="4D9503E4"/>
     <w:multiLevelType w:val="hybridMultilevel"/>
     <w:tmpl w:val="C03C3DF2"/>
@@ -12904,7 +15536,7 @@
       </w:pPr>
     </w:lvl>
   </w:abstractNum>
-  <w:abstractNum w:abstractNumId="22" w15:restartNumberingAfterBreak="0">
+  <w:abstractNum w:abstractNumId="24" w15:restartNumberingAfterBreak="0">
     <w:nsid w:val="4E1F4DAD"/>
     <w:multiLevelType w:val="hybridMultilevel"/>
     <w:tmpl w:val="3D241A32"/>
@@ -13017,7 +15649,7 @@
       </w:rPr>
     </w:lvl>
   </w:abstractNum>
-  <w:abstractNum w:abstractNumId="23" w15:restartNumberingAfterBreak="0">
+  <w:abstractNum w:abstractNumId="25" w15:restartNumberingAfterBreak="0">
     <w:nsid w:val="522C29FE"/>
     <w:multiLevelType w:val="hybridMultilevel"/>
     <w:tmpl w:val="74426494"/>
@@ -13130,7 +15762,120 @@
       </w:rPr>
     </w:lvl>
   </w:abstractNum>
-  <w:abstractNum w:abstractNumId="24" w15:restartNumberingAfterBreak="0">
+  <w:abstractNum w:abstractNumId="26" w15:restartNumberingAfterBreak="0">
+    <w:nsid w:val="5C480982"/>
+    <w:multiLevelType w:val="hybridMultilevel"/>
+    <w:tmpl w:val="A21A3238"/>
+    <w:lvl w:ilvl="0" w:tplc="6088C888">
+      <w:start w:val="1"/>
+      <w:numFmt w:val="bullet"/>
+      <w:lvlText w:val="-"/>
+      <w:lvlJc w:val="left"/>
+      <w:pPr>
+        <w:ind w:left="720" w:hanging="360"/>
+      </w:pPr>
+      <w:rPr>
+        <w:rFonts w:ascii="Arvo" w:eastAsiaTheme="minorHAnsi" w:hAnsi="Arvo" w:cstheme="minorBidi" w:hint="default"/>
+      </w:rPr>
+    </w:lvl>
+    <w:lvl w:ilvl="1" w:tplc="04090003" w:tentative="1">
+      <w:start w:val="1"/>
+      <w:numFmt w:val="bullet"/>
+      <w:lvlText w:val="o"/>
+      <w:lvlJc w:val="left"/>
+      <w:pPr>
+        <w:ind w:left="1440" w:hanging="360"/>
+      </w:pPr>
+      <w:rPr>
+        <w:rFonts w:ascii="Courier New" w:hAnsi="Courier New" w:cs="Courier New" w:hint="default"/>
+      </w:rPr>
+    </w:lvl>
+    <w:lvl w:ilvl="2" w:tplc="04090005" w:tentative="1">
+      <w:start w:val="1"/>
+      <w:numFmt w:val="bullet"/>
+      <w:lvlText w:val=""/>
+      <w:lvlJc w:val="left"/>
+      <w:pPr>
+        <w:ind w:left="2160" w:hanging="360"/>
+      </w:pPr>
+      <w:rPr>
+        <w:rFonts w:ascii="Wingdings" w:hAnsi="Wingdings" w:hint="default"/>
+      </w:rPr>
+    </w:lvl>
+    <w:lvl w:ilvl="3" w:tplc="04090001" w:tentative="1">
+      <w:start w:val="1"/>
+      <w:numFmt w:val="bullet"/>
+      <w:lvlText w:val=""/>
+      <w:lvlJc w:val="left"/>
+      <w:pPr>
+        <w:ind w:left="2880" w:hanging="360"/>
+      </w:pPr>
+      <w:rPr>
+        <w:rFonts w:ascii="Symbol" w:hAnsi="Symbol" w:hint="default"/>
+      </w:rPr>
+    </w:lvl>
+    <w:lvl w:ilvl="4" w:tplc="04090003" w:tentative="1">
+      <w:start w:val="1"/>
+      <w:numFmt w:val="bullet"/>
+      <w:lvlText w:val="o"/>
+      <w:lvlJc w:val="left"/>
+      <w:pPr>
+        <w:ind w:left="3600" w:hanging="360"/>
+      </w:pPr>
+      <w:rPr>
+        <w:rFonts w:ascii="Courier New" w:hAnsi="Courier New" w:cs="Courier New" w:hint="default"/>
+      </w:rPr>
+    </w:lvl>
+    <w:lvl w:ilvl="5" w:tplc="04090005" w:tentative="1">
+      <w:start w:val="1"/>
+      <w:numFmt w:val="bullet"/>
+      <w:lvlText w:val=""/>
+      <w:lvlJc w:val="left"/>
+      <w:pPr>
+        <w:ind w:left="4320" w:hanging="360"/>
+      </w:pPr>
+      <w:rPr>
+        <w:rFonts w:ascii="Wingdings" w:hAnsi="Wingdings" w:hint="default"/>
+      </w:rPr>
+    </w:lvl>
+    <w:lvl w:ilvl="6" w:tplc="04090001" w:tentative="1">
+      <w:start w:val="1"/>
+      <w:numFmt w:val="bullet"/>
+      <w:lvlText w:val=""/>
+      <w:lvlJc w:val="left"/>
+      <w:pPr>
+        <w:ind w:left="5040" w:hanging="360"/>
+      </w:pPr>
+      <w:rPr>
+        <w:rFonts w:ascii="Symbol" w:hAnsi="Symbol" w:hint="default"/>
+      </w:rPr>
+    </w:lvl>
+    <w:lvl w:ilvl="7" w:tplc="04090003" w:tentative="1">
+      <w:start w:val="1"/>
+      <w:numFmt w:val="bullet"/>
+      <w:lvlText w:val="o"/>
+      <w:lvlJc w:val="left"/>
+      <w:pPr>
+        <w:ind w:left="5760" w:hanging="360"/>
+      </w:pPr>
+      <w:rPr>
+        <w:rFonts w:ascii="Courier New" w:hAnsi="Courier New" w:cs="Courier New" w:hint="default"/>
+      </w:rPr>
+    </w:lvl>
+    <w:lvl w:ilvl="8" w:tplc="04090005" w:tentative="1">
+      <w:start w:val="1"/>
+      <w:numFmt w:val="bullet"/>
+      <w:lvlText w:val=""/>
+      <w:lvlJc w:val="left"/>
+      <w:pPr>
+        <w:ind w:left="6480" w:hanging="360"/>
+      </w:pPr>
+      <w:rPr>
+        <w:rFonts w:ascii="Wingdings" w:hAnsi="Wingdings" w:hint="default"/>
+      </w:rPr>
+    </w:lvl>
+  </w:abstractNum>
+  <w:abstractNum w:abstractNumId="27" w15:restartNumberingAfterBreak="0">
     <w:nsid w:val="5D2A6FAF"/>
     <w:multiLevelType w:val="hybridMultilevel"/>
     <w:tmpl w:val="B5AE7E34"/>
@@ -13242,7 +15987,233 @@
       </w:rPr>
     </w:lvl>
   </w:abstractNum>
-  <w:abstractNum w:abstractNumId="25" w15:restartNumberingAfterBreak="0">
+  <w:abstractNum w:abstractNumId="28" w15:restartNumberingAfterBreak="0">
+    <w:nsid w:val="6614688B"/>
+    <w:multiLevelType w:val="hybridMultilevel"/>
+    <w:tmpl w:val="9A9A9806"/>
+    <w:lvl w:ilvl="0" w:tplc="6088C888">
+      <w:start w:val="4"/>
+      <w:numFmt w:val="bullet"/>
+      <w:lvlText w:val="-"/>
+      <w:lvlJc w:val="left"/>
+      <w:pPr>
+        <w:ind w:left="720" w:hanging="360"/>
+      </w:pPr>
+      <w:rPr>
+        <w:rFonts w:ascii="Arvo" w:eastAsiaTheme="minorHAnsi" w:hAnsi="Arvo" w:cstheme="minorBidi" w:hint="default"/>
+      </w:rPr>
+    </w:lvl>
+    <w:lvl w:ilvl="1" w:tplc="04090003" w:tentative="1">
+      <w:start w:val="1"/>
+      <w:numFmt w:val="bullet"/>
+      <w:lvlText w:val="o"/>
+      <w:lvlJc w:val="left"/>
+      <w:pPr>
+        <w:ind w:left="1440" w:hanging="360"/>
+      </w:pPr>
+      <w:rPr>
+        <w:rFonts w:ascii="Courier New" w:hAnsi="Courier New" w:cs="Courier New" w:hint="default"/>
+      </w:rPr>
+    </w:lvl>
+    <w:lvl w:ilvl="2" w:tplc="04090005" w:tentative="1">
+      <w:start w:val="1"/>
+      <w:numFmt w:val="bullet"/>
+      <w:lvlText w:val=""/>
+      <w:lvlJc w:val="left"/>
+      <w:pPr>
+        <w:ind w:left="2160" w:hanging="360"/>
+      </w:pPr>
+      <w:rPr>
+        <w:rFonts w:ascii="Wingdings" w:hAnsi="Wingdings" w:hint="default"/>
+      </w:rPr>
+    </w:lvl>
+    <w:lvl w:ilvl="3" w:tplc="04090001" w:tentative="1">
+      <w:start w:val="1"/>
+      <w:numFmt w:val="bullet"/>
+      <w:lvlText w:val=""/>
+      <w:lvlJc w:val="left"/>
+      <w:pPr>
+        <w:ind w:left="2880" w:hanging="360"/>
+      </w:pPr>
+      <w:rPr>
+        <w:rFonts w:ascii="Symbol" w:hAnsi="Symbol" w:hint="default"/>
+      </w:rPr>
+    </w:lvl>
+    <w:lvl w:ilvl="4" w:tplc="04090003" w:tentative="1">
+      <w:start w:val="1"/>
+      <w:numFmt w:val="bullet"/>
+      <w:lvlText w:val="o"/>
+      <w:lvlJc w:val="left"/>
+      <w:pPr>
+        <w:ind w:left="3600" w:hanging="360"/>
+      </w:pPr>
+      <w:rPr>
+        <w:rFonts w:ascii="Courier New" w:hAnsi="Courier New" w:cs="Courier New" w:hint="default"/>
+      </w:rPr>
+    </w:lvl>
+    <w:lvl w:ilvl="5" w:tplc="04090005" w:tentative="1">
+      <w:start w:val="1"/>
+      <w:numFmt w:val="bullet"/>
+      <w:lvlText w:val=""/>
+      <w:lvlJc w:val="left"/>
+      <w:pPr>
+        <w:ind w:left="4320" w:hanging="360"/>
+      </w:pPr>
+      <w:rPr>
+        <w:rFonts w:ascii="Wingdings" w:hAnsi="Wingdings" w:hint="default"/>
+      </w:rPr>
+    </w:lvl>
+    <w:lvl w:ilvl="6" w:tplc="04090001" w:tentative="1">
+      <w:start w:val="1"/>
+      <w:numFmt w:val="bullet"/>
+      <w:lvlText w:val=""/>
+      <w:lvlJc w:val="left"/>
+      <w:pPr>
+        <w:ind w:left="5040" w:hanging="360"/>
+      </w:pPr>
+      <w:rPr>
+        <w:rFonts w:ascii="Symbol" w:hAnsi="Symbol" w:hint="default"/>
+      </w:rPr>
+    </w:lvl>
+    <w:lvl w:ilvl="7" w:tplc="04090003" w:tentative="1">
+      <w:start w:val="1"/>
+      <w:numFmt w:val="bullet"/>
+      <w:lvlText w:val="o"/>
+      <w:lvlJc w:val="left"/>
+      <w:pPr>
+        <w:ind w:left="5760" w:hanging="360"/>
+      </w:pPr>
+      <w:rPr>
+        <w:rFonts w:ascii="Courier New" w:hAnsi="Courier New" w:cs="Courier New" w:hint="default"/>
+      </w:rPr>
+    </w:lvl>
+    <w:lvl w:ilvl="8" w:tplc="04090005" w:tentative="1">
+      <w:start w:val="1"/>
+      <w:numFmt w:val="bullet"/>
+      <w:lvlText w:val=""/>
+      <w:lvlJc w:val="left"/>
+      <w:pPr>
+        <w:ind w:left="6480" w:hanging="360"/>
+      </w:pPr>
+      <w:rPr>
+        <w:rFonts w:ascii="Wingdings" w:hAnsi="Wingdings" w:hint="default"/>
+      </w:rPr>
+    </w:lvl>
+  </w:abstractNum>
+  <w:abstractNum w:abstractNumId="29" w15:restartNumberingAfterBreak="0">
+    <w:nsid w:val="689F709A"/>
+    <w:multiLevelType w:val="hybridMultilevel"/>
+    <w:tmpl w:val="3E9AFDB0"/>
+    <w:lvl w:ilvl="0" w:tplc="04090001">
+      <w:start w:val="1"/>
+      <w:numFmt w:val="bullet"/>
+      <w:lvlText w:val=""/>
+      <w:lvlJc w:val="left"/>
+      <w:pPr>
+        <w:ind w:left="720" w:hanging="360"/>
+      </w:pPr>
+      <w:rPr>
+        <w:rFonts w:ascii="Symbol" w:hAnsi="Symbol" w:hint="default"/>
+      </w:rPr>
+    </w:lvl>
+    <w:lvl w:ilvl="1" w:tplc="04090003" w:tentative="1">
+      <w:start w:val="1"/>
+      <w:numFmt w:val="bullet"/>
+      <w:lvlText w:val="o"/>
+      <w:lvlJc w:val="left"/>
+      <w:pPr>
+        <w:ind w:left="1440" w:hanging="360"/>
+      </w:pPr>
+      <w:rPr>
+        <w:rFonts w:ascii="Courier New" w:hAnsi="Courier New" w:cs="Courier New" w:hint="default"/>
+      </w:rPr>
+    </w:lvl>
+    <w:lvl w:ilvl="2" w:tplc="04090005" w:tentative="1">
+      <w:start w:val="1"/>
+      <w:numFmt w:val="bullet"/>
+      <w:lvlText w:val=""/>
+      <w:lvlJc w:val="left"/>
+      <w:pPr>
+        <w:ind w:left="2160" w:hanging="360"/>
+      </w:pPr>
+      <w:rPr>
+        <w:rFonts w:ascii="Wingdings" w:hAnsi="Wingdings" w:hint="default"/>
+      </w:rPr>
+    </w:lvl>
+    <w:lvl w:ilvl="3" w:tplc="04090001" w:tentative="1">
+      <w:start w:val="1"/>
+      <w:numFmt w:val="bullet"/>
+      <w:lvlText w:val=""/>
+      <w:lvlJc w:val="left"/>
+      <w:pPr>
+        <w:ind w:left="2880" w:hanging="360"/>
+      </w:pPr>
+      <w:rPr>
+        <w:rFonts w:ascii="Symbol" w:hAnsi="Symbol" w:hint="default"/>
+      </w:rPr>
+    </w:lvl>
+    <w:lvl w:ilvl="4" w:tplc="04090003" w:tentative="1">
+      <w:start w:val="1"/>
+      <w:numFmt w:val="bullet"/>
+      <w:lvlText w:val="o"/>
+      <w:lvlJc w:val="left"/>
+      <w:pPr>
+        <w:ind w:left="3600" w:hanging="360"/>
+      </w:pPr>
+      <w:rPr>
+        <w:rFonts w:ascii="Courier New" w:hAnsi="Courier New" w:cs="Courier New" w:hint="default"/>
+      </w:rPr>
+    </w:lvl>
+    <w:lvl w:ilvl="5" w:tplc="04090005" w:tentative="1">
+      <w:start w:val="1"/>
+      <w:numFmt w:val="bullet"/>
+      <w:lvlText w:val=""/>
+      <w:lvlJc w:val="left"/>
+      <w:pPr>
+        <w:ind w:left="4320" w:hanging="360"/>
+      </w:pPr>
+      <w:rPr>
+        <w:rFonts w:ascii="Wingdings" w:hAnsi="Wingdings" w:hint="default"/>
+      </w:rPr>
+    </w:lvl>
+    <w:lvl w:ilvl="6" w:tplc="04090001" w:tentative="1">
+      <w:start w:val="1"/>
+      <w:numFmt w:val="bullet"/>
+      <w:lvlText w:val=""/>
+      <w:lvlJc w:val="left"/>
+      <w:pPr>
+        <w:ind w:left="5040" w:hanging="360"/>
+      </w:pPr>
+      <w:rPr>
+        <w:rFonts w:ascii="Symbol" w:hAnsi="Symbol" w:hint="default"/>
+      </w:rPr>
+    </w:lvl>
+    <w:lvl w:ilvl="7" w:tplc="04090003" w:tentative="1">
+      <w:start w:val="1"/>
+      <w:numFmt w:val="bullet"/>
+      <w:lvlText w:val="o"/>
+      <w:lvlJc w:val="left"/>
+      <w:pPr>
+        <w:ind w:left="5760" w:hanging="360"/>
+      </w:pPr>
+      <w:rPr>
+        <w:rFonts w:ascii="Courier New" w:hAnsi="Courier New" w:cs="Courier New" w:hint="default"/>
+      </w:rPr>
+    </w:lvl>
+    <w:lvl w:ilvl="8" w:tplc="04090005" w:tentative="1">
+      <w:start w:val="1"/>
+      <w:numFmt w:val="bullet"/>
+      <w:lvlText w:val=""/>
+      <w:lvlJc w:val="left"/>
+      <w:pPr>
+        <w:ind w:left="6480" w:hanging="360"/>
+      </w:pPr>
+      <w:rPr>
+        <w:rFonts w:ascii="Wingdings" w:hAnsi="Wingdings" w:hint="default"/>
+      </w:rPr>
+    </w:lvl>
+  </w:abstractNum>
+  <w:abstractNum w:abstractNumId="30" w15:restartNumberingAfterBreak="0">
     <w:nsid w:val="6B6A1E2A"/>
     <w:multiLevelType w:val="hybridMultilevel"/>
     <w:tmpl w:val="0458059A"/>
@@ -13355,7 +16326,7 @@
       </w:rPr>
     </w:lvl>
   </w:abstractNum>
-  <w:abstractNum w:abstractNumId="26" w15:restartNumberingAfterBreak="0">
+  <w:abstractNum w:abstractNumId="31" w15:restartNumberingAfterBreak="0">
     <w:nsid w:val="6BDC2A0F"/>
     <w:multiLevelType w:val="hybridMultilevel"/>
     <w:tmpl w:val="7FCC328A"/>
@@ -13468,7 +16439,7 @@
       </w:rPr>
     </w:lvl>
   </w:abstractNum>
-  <w:abstractNum w:abstractNumId="27" w15:restartNumberingAfterBreak="0">
+  <w:abstractNum w:abstractNumId="32" w15:restartNumberingAfterBreak="0">
     <w:nsid w:val="710C1AB9"/>
     <w:multiLevelType w:val="hybridMultilevel"/>
     <w:tmpl w:val="BFF8FE20"/>
@@ -13581,7 +16552,119 @@
       </w:rPr>
     </w:lvl>
   </w:abstractNum>
-  <w:abstractNum w:abstractNumId="28" w15:restartNumberingAfterBreak="0">
+  <w:abstractNum w:abstractNumId="33" w15:restartNumberingAfterBreak="0">
+    <w:nsid w:val="71D413D5"/>
+    <w:multiLevelType w:val="hybridMultilevel"/>
+    <w:tmpl w:val="9AD8CA84"/>
+    <w:lvl w:ilvl="0" w:tplc="6088C888">
+      <w:numFmt w:val="bullet"/>
+      <w:lvlText w:val="-"/>
+      <w:lvlJc w:val="left"/>
+      <w:pPr>
+        <w:ind w:left="720" w:hanging="360"/>
+      </w:pPr>
+      <w:rPr>
+        <w:rFonts w:ascii="Arvo" w:eastAsiaTheme="minorHAnsi" w:hAnsi="Arvo" w:cstheme="minorBidi" w:hint="default"/>
+      </w:rPr>
+    </w:lvl>
+    <w:lvl w:ilvl="1" w:tplc="04090003" w:tentative="1">
+      <w:start w:val="1"/>
+      <w:numFmt w:val="bullet"/>
+      <w:lvlText w:val="o"/>
+      <w:lvlJc w:val="left"/>
+      <w:pPr>
+        <w:ind w:left="1440" w:hanging="360"/>
+      </w:pPr>
+      <w:rPr>
+        <w:rFonts w:ascii="Courier New" w:hAnsi="Courier New" w:cs="Courier New" w:hint="default"/>
+      </w:rPr>
+    </w:lvl>
+    <w:lvl w:ilvl="2" w:tplc="04090005" w:tentative="1">
+      <w:start w:val="1"/>
+      <w:numFmt w:val="bullet"/>
+      <w:lvlText w:val=""/>
+      <w:lvlJc w:val="left"/>
+      <w:pPr>
+        <w:ind w:left="2160" w:hanging="360"/>
+      </w:pPr>
+      <w:rPr>
+        <w:rFonts w:ascii="Wingdings" w:hAnsi="Wingdings" w:hint="default"/>
+      </w:rPr>
+    </w:lvl>
+    <w:lvl w:ilvl="3" w:tplc="04090001" w:tentative="1">
+      <w:start w:val="1"/>
+      <w:numFmt w:val="bullet"/>
+      <w:lvlText w:val=""/>
+      <w:lvlJc w:val="left"/>
+      <w:pPr>
+        <w:ind w:left="2880" w:hanging="360"/>
+      </w:pPr>
+      <w:rPr>
+        <w:rFonts w:ascii="Symbol" w:hAnsi="Symbol" w:hint="default"/>
+      </w:rPr>
+    </w:lvl>
+    <w:lvl w:ilvl="4" w:tplc="04090003" w:tentative="1">
+      <w:start w:val="1"/>
+      <w:numFmt w:val="bullet"/>
+      <w:lvlText w:val="o"/>
+      <w:lvlJc w:val="left"/>
+      <w:pPr>
+        <w:ind w:left="3600" w:hanging="360"/>
+      </w:pPr>
+      <w:rPr>
+        <w:rFonts w:ascii="Courier New" w:hAnsi="Courier New" w:cs="Courier New" w:hint="default"/>
+      </w:rPr>
+    </w:lvl>
+    <w:lvl w:ilvl="5" w:tplc="04090005" w:tentative="1">
+      <w:start w:val="1"/>
+      <w:numFmt w:val="bullet"/>
+      <w:lvlText w:val=""/>
+      <w:lvlJc w:val="left"/>
+      <w:pPr>
+        <w:ind w:left="4320" w:hanging="360"/>
+      </w:pPr>
+      <w:rPr>
+        <w:rFonts w:ascii="Wingdings" w:hAnsi="Wingdings" w:hint="default"/>
+      </w:rPr>
+    </w:lvl>
+    <w:lvl w:ilvl="6" w:tplc="04090001" w:tentative="1">
+      <w:start w:val="1"/>
+      <w:numFmt w:val="bullet"/>
+      <w:lvlText w:val=""/>
+      <w:lvlJc w:val="left"/>
+      <w:pPr>
+        <w:ind w:left="5040" w:hanging="360"/>
+      </w:pPr>
+      <w:rPr>
+        <w:rFonts w:ascii="Symbol" w:hAnsi="Symbol" w:hint="default"/>
+      </w:rPr>
+    </w:lvl>
+    <w:lvl w:ilvl="7" w:tplc="04090003" w:tentative="1">
+      <w:start w:val="1"/>
+      <w:numFmt w:val="bullet"/>
+      <w:lvlText w:val="o"/>
+      <w:lvlJc w:val="left"/>
+      <w:pPr>
+        <w:ind w:left="5760" w:hanging="360"/>
+      </w:pPr>
+      <w:rPr>
+        <w:rFonts w:ascii="Courier New" w:hAnsi="Courier New" w:cs="Courier New" w:hint="default"/>
+      </w:rPr>
+    </w:lvl>
+    <w:lvl w:ilvl="8" w:tplc="04090005" w:tentative="1">
+      <w:start w:val="1"/>
+      <w:numFmt w:val="bullet"/>
+      <w:lvlText w:val=""/>
+      <w:lvlJc w:val="left"/>
+      <w:pPr>
+        <w:ind w:left="6480" w:hanging="360"/>
+      </w:pPr>
+      <w:rPr>
+        <w:rFonts w:ascii="Wingdings" w:hAnsi="Wingdings" w:hint="default"/>
+      </w:rPr>
+    </w:lvl>
+  </w:abstractNum>
+  <w:abstractNum w:abstractNumId="34" w15:restartNumberingAfterBreak="0">
     <w:nsid w:val="756F7823"/>
     <w:multiLevelType w:val="hybridMultilevel"/>
     <w:tmpl w:val="64765930"/>
@@ -13694,7 +16777,7 @@
       </w:rPr>
     </w:lvl>
   </w:abstractNum>
-  <w:abstractNum w:abstractNumId="29" w15:restartNumberingAfterBreak="0">
+  <w:abstractNum w:abstractNumId="35" w15:restartNumberingAfterBreak="0">
     <w:nsid w:val="798B1C8A"/>
     <w:multiLevelType w:val="hybridMultilevel"/>
     <w:tmpl w:val="F8D6B2E2"/>
@@ -13783,7 +16866,7 @@
       </w:pPr>
     </w:lvl>
   </w:abstractNum>
-  <w:abstractNum w:abstractNumId="30" w15:restartNumberingAfterBreak="0">
+  <w:abstractNum w:abstractNumId="36" w15:restartNumberingAfterBreak="0">
     <w:nsid w:val="79911088"/>
     <w:multiLevelType w:val="hybridMultilevel"/>
     <w:tmpl w:val="B89254AA"/>
@@ -13896,7 +16979,7 @@
       </w:rPr>
     </w:lvl>
   </w:abstractNum>
-  <w:abstractNum w:abstractNumId="31" w15:restartNumberingAfterBreak="0">
+  <w:abstractNum w:abstractNumId="37" w15:restartNumberingAfterBreak="0">
     <w:nsid w:val="7E5556B8"/>
     <w:multiLevelType w:val="hybridMultilevel"/>
     <w:tmpl w:val="37C87164"/>
@@ -14010,16 +17093,16 @@
     </w:lvl>
   </w:abstractNum>
   <w:num w:numId="1" w16cid:durableId="1934632031">
-    <w:abstractNumId w:val="29"/>
+    <w:abstractNumId w:val="35"/>
   </w:num>
   <w:num w:numId="2" w16cid:durableId="144322598">
-    <w:abstractNumId w:val="30"/>
+    <w:abstractNumId w:val="36"/>
   </w:num>
   <w:num w:numId="3" w16cid:durableId="279459713">
-    <w:abstractNumId w:val="17"/>
+    <w:abstractNumId w:val="19"/>
   </w:num>
   <w:num w:numId="4" w16cid:durableId="1657106081">
-    <w:abstractNumId w:val="20"/>
+    <w:abstractNumId w:val="22"/>
   </w:num>
   <w:num w:numId="5" w16cid:durableId="1326712334">
     <w:abstractNumId w:val="4"/>
@@ -14028,31 +17111,31 @@
     <w:abstractNumId w:val="6"/>
   </w:num>
   <w:num w:numId="7" w16cid:durableId="1525558506">
-    <w:abstractNumId w:val="22"/>
+    <w:abstractNumId w:val="24"/>
   </w:num>
   <w:num w:numId="8" w16cid:durableId="850493014">
-    <w:abstractNumId w:val="28"/>
+    <w:abstractNumId w:val="34"/>
   </w:num>
   <w:num w:numId="9" w16cid:durableId="1604802902">
     <w:abstractNumId w:val="8"/>
   </w:num>
   <w:num w:numId="10" w16cid:durableId="1836070790">
+    <w:abstractNumId w:val="23"/>
+  </w:num>
+  <w:num w:numId="11" w16cid:durableId="1809350132">
+    <w:abstractNumId w:val="27"/>
+  </w:num>
+  <w:num w:numId="12" w16cid:durableId="1287080009">
+    <w:abstractNumId w:val="30"/>
+  </w:num>
+  <w:num w:numId="13" w16cid:durableId="543568699">
+    <w:abstractNumId w:val="12"/>
+  </w:num>
+  <w:num w:numId="14" w16cid:durableId="709648945">
     <w:abstractNumId w:val="21"/>
   </w:num>
-  <w:num w:numId="11" w16cid:durableId="1809350132">
-    <w:abstractNumId w:val="24"/>
-  </w:num>
-  <w:num w:numId="12" w16cid:durableId="1287080009">
-    <w:abstractNumId w:val="25"/>
-  </w:num>
-  <w:num w:numId="13" w16cid:durableId="543568699">
-    <w:abstractNumId w:val="11"/>
-  </w:num>
-  <w:num w:numId="14" w16cid:durableId="709648945">
-    <w:abstractNumId w:val="19"/>
-  </w:num>
   <w:num w:numId="15" w16cid:durableId="2064256533">
-    <w:abstractNumId w:val="27"/>
+    <w:abstractNumId w:val="32"/>
   </w:num>
   <w:num w:numId="16" w16cid:durableId="2141260341">
     <w:abstractNumId w:val="7"/>
@@ -14067,16 +17150,16 @@
     <w:abstractNumId w:val="10"/>
   </w:num>
   <w:num w:numId="20" w16cid:durableId="416635631">
-    <w:abstractNumId w:val="23"/>
+    <w:abstractNumId w:val="25"/>
   </w:num>
   <w:num w:numId="21" w16cid:durableId="854998761">
-    <w:abstractNumId w:val="12"/>
+    <w:abstractNumId w:val="13"/>
   </w:num>
   <w:num w:numId="22" w16cid:durableId="134612965">
-    <w:abstractNumId w:val="31"/>
+    <w:abstractNumId w:val="37"/>
   </w:num>
   <w:num w:numId="23" w16cid:durableId="161894447">
-    <w:abstractNumId w:val="26"/>
+    <w:abstractNumId w:val="31"/>
   </w:num>
   <w:num w:numId="24" w16cid:durableId="1999796368">
     <w:abstractNumId w:val="2"/>
@@ -14088,22 +17171,40 @@
     <w:abstractNumId w:val="0"/>
   </w:num>
   <w:num w:numId="27" w16cid:durableId="1797285986">
+    <w:abstractNumId w:val="18"/>
+  </w:num>
+  <w:num w:numId="28" w16cid:durableId="1468476322">
     <w:abstractNumId w:val="16"/>
   </w:num>
-  <w:num w:numId="28" w16cid:durableId="1468476322">
-    <w:abstractNumId w:val="14"/>
-  </w:num>
   <w:num w:numId="29" w16cid:durableId="1851529987">
-    <w:abstractNumId w:val="18"/>
+    <w:abstractNumId w:val="20"/>
   </w:num>
   <w:num w:numId="30" w16cid:durableId="1539665835">
-    <w:abstractNumId w:val="13"/>
+    <w:abstractNumId w:val="14"/>
   </w:num>
   <w:num w:numId="31" w16cid:durableId="703017086">
     <w:abstractNumId w:val="3"/>
   </w:num>
   <w:num w:numId="32" w16cid:durableId="1247304767">
+    <w:abstractNumId w:val="17"/>
+  </w:num>
+  <w:num w:numId="33" w16cid:durableId="967584561">
+    <w:abstractNumId w:val="33"/>
+  </w:num>
+  <w:num w:numId="34" w16cid:durableId="1521702928">
+    <w:abstractNumId w:val="11"/>
+  </w:num>
+  <w:num w:numId="35" w16cid:durableId="1464692314">
+    <w:abstractNumId w:val="28"/>
+  </w:num>
+  <w:num w:numId="36" w16cid:durableId="294218208">
     <w:abstractNumId w:val="15"/>
+  </w:num>
+  <w:num w:numId="37" w16cid:durableId="507989332">
+    <w:abstractNumId w:val="26"/>
+  </w:num>
+  <w:num w:numId="38" w16cid:durableId="1697342152">
+    <w:abstractNumId w:val="29"/>
   </w:num>
 </w:numbering>
 </file>
@@ -14520,18 +17621,19 @@
     <w:link w:val="Heading1Char"/>
     <w:uiPriority w:val="9"/>
     <w:qFormat/>
-    <w:rsid w:val="00094C17"/>
+    <w:rsid w:val="006E1016"/>
     <w:pPr>
       <w:keepNext/>
       <w:keepLines/>
       <w:spacing w:before="360" w:after="80"/>
+      <w:jc w:val="center"/>
       <w:outlineLvl w:val="0"/>
     </w:pPr>
     <w:rPr>
-      <w:rFonts w:eastAsiaTheme="majorEastAsia" w:cstheme="majorBidi"/>
-      <w:b/>
+      <w:rFonts w:eastAsiaTheme="majorEastAsia" w:cs="Times New Roman (Headings CS)"/>
+      <w:caps/>
       <w:color w:val="0F4761" w:themeColor="accent1" w:themeShade="BF"/>
-      <w:sz w:val="40"/>
+      <w:sz w:val="72"/>
       <w:szCs w:val="40"/>
     </w:rPr>
   </w:style>
@@ -14543,11 +17645,14 @@
     <w:uiPriority w:val="9"/>
     <w:unhideWhenUsed/>
     <w:qFormat/>
-    <w:rsid w:val="00010433"/>
+    <w:rsid w:val="00DC1518"/>
     <w:pPr>
       <w:keepNext/>
       <w:keepLines/>
-      <w:spacing w:before="160" w:after="80"/>
+      <w:pBdr>
+        <w:bottom w:val="single" w:sz="24" w:space="1" w:color="0F4761" w:themeColor="accent1" w:themeShade="BF"/>
+      </w:pBdr>
+      <w:spacing w:before="160"/>
       <w:jc w:val="center"/>
       <w:outlineLvl w:val="1"/>
     </w:pPr>
@@ -14745,12 +17850,12 @@
     <w:basedOn w:val="DefaultParagraphFont"/>
     <w:link w:val="Heading1"/>
     <w:uiPriority w:val="9"/>
-    <w:rsid w:val="00094C17"/>
+    <w:rsid w:val="006E1016"/>
     <w:rPr>
-      <w:rFonts w:ascii="Arvo" w:eastAsiaTheme="majorEastAsia" w:hAnsi="Arvo" w:cstheme="majorBidi"/>
-      <w:b/>
+      <w:rFonts w:ascii="Arvo" w:eastAsiaTheme="majorEastAsia" w:hAnsi="Arvo" w:cs="Times New Roman (Headings CS)"/>
+      <w:caps/>
       <w:color w:val="0F4761" w:themeColor="accent1" w:themeShade="BF"/>
-      <w:sz w:val="40"/>
+      <w:sz w:val="72"/>
       <w:szCs w:val="40"/>
     </w:rPr>
   </w:style>
@@ -14759,7 +17864,7 @@
     <w:basedOn w:val="DefaultParagraphFont"/>
     <w:link w:val="Heading2"/>
     <w:uiPriority w:val="9"/>
-    <w:rsid w:val="00010433"/>
+    <w:rsid w:val="00DC1518"/>
     <w:rPr>
       <w:rFonts w:ascii="Arvo" w:eastAsiaTheme="majorEastAsia" w:hAnsi="Arvo" w:cstheme="majorBidi"/>
       <w:color w:val="0F4761" w:themeColor="accent1" w:themeShade="BF"/>

--- a/design/character-system.docx
+++ b/design/character-system.docx
@@ -598,7 +598,13 @@
               <w:t xml:space="preserve"> Points</w:t>
             </w:r>
             <w:r>
-              <w:t>, 5 Skill Points</w:t>
+              <w:t xml:space="preserve">, </w:t>
+            </w:r>
+            <w:r>
+              <w:t>2</w:t>
+            </w:r>
+            <w:r>
+              <w:t xml:space="preserve"> Skill Points</w:t>
             </w:r>
           </w:p>
         </w:tc>

--- a/design/character-system.docx
+++ b/design/character-system.docx
@@ -345,86 +345,10 @@
     </w:p>
     <w:p>
       <w:pPr>
-        <w:pStyle w:val="Heading3"/>
+        <w:pStyle w:val="Heading2"/>
       </w:pPr>
       <w:r>
         <w:lastRenderedPageBreak/>
-        <w:t>Scaling</w:t>
-      </w:r>
-    </w:p>
-    <w:p>
-      <w:r>
-        <w:t xml:space="preserve">Since XP is based on encounters and not the enemies within them, </w:t>
-      </w:r>
-      <w:r>
-        <w:rPr>
-          <w:highlight w:val="yellow"/>
-        </w:rPr>
-        <w:t>TODO</w:t>
-      </w:r>
-    </w:p>
-    <w:p>
-      <w:pPr>
-        <w:rPr>
-          <w:i/>
-          <w:iCs/>
-        </w:rPr>
-      </w:pPr>
-      <w:r>
-        <w:rPr>
-          <w:i/>
-          <w:iCs/>
-        </w:rPr>
-        <w:t>Idea: Have a shorthand for XP, like 1 "story point"</w:t>
-      </w:r>
-      <w:r>
-        <w:rPr>
-          <w:i/>
-          <w:iCs/>
-        </w:rPr>
-        <w:t xml:space="preserve">? And scale up the value of a story point later since XP is </w:t>
-      </w:r>
-      <w:r>
-        <w:rPr>
-          <w:i/>
-          <w:iCs/>
-        </w:rPr>
-        <w:t>just</w:t>
-      </w:r>
-      <w:r>
-        <w:rPr>
-          <w:i/>
-          <w:iCs/>
-        </w:rPr>
-        <w:t xml:space="preserve"> a visual flair</w:t>
-      </w:r>
-      <w:r>
-        <w:rPr>
-          <w:i/>
-          <w:iCs/>
-        </w:rPr>
-        <w:t xml:space="preserve"> to give the good feeling of "number go up"</w:t>
-      </w:r>
-      <w:r>
-        <w:rPr>
-          <w:i/>
-          <w:iCs/>
-        </w:rPr>
-        <w:t>.</w:t>
-      </w:r>
-      <w:r>
-        <w:rPr>
-          <w:i/>
-          <w:iCs/>
-        </w:rPr>
-        <w:t xml:space="preserve"> AKA, a story point is worth 100xp at the beginning, but 1000xp later?</w:t>
-      </w:r>
-    </w:p>
-    <w:p>
-      <w:pPr>
-        <w:pStyle w:val="Heading2"/>
-      </w:pPr>
-      <w:r>
         <w:t>Experience</w:t>
       </w:r>
     </w:p>
@@ -1575,6 +1499,40 @@
         </w:tc>
       </w:tr>
     </w:tbl>
+    <w:p>
+      <w:pPr>
+        <w:pStyle w:val="Heading3"/>
+      </w:pPr>
+      <w:r>
+        <w:t>Scaling</w:t>
+      </w:r>
+    </w:p>
+    <w:p>
+      <w:r>
+        <w:t xml:space="preserve">Since XP is based on encounters and not the enemies within them, </w:t>
+      </w:r>
+      <w:r>
+        <w:rPr>
+          <w:highlight w:val="yellow"/>
+        </w:rPr>
+        <w:t>TODO</w:t>
+      </w:r>
+    </w:p>
+    <w:p>
+      <w:pPr>
+        <w:rPr>
+          <w:i/>
+          <w:iCs/>
+        </w:rPr>
+      </w:pPr>
+      <w:r>
+        <w:rPr>
+          <w:i/>
+          <w:iCs/>
+        </w:rPr>
+        <w:t>Idea: Have a shorthand for XP, like 1 "story point"? And scale up the value of a story point later since XP is just a visual flair to give the good feeling of "number go up". AKA, a story point is worth 100xp at the beginning, but 1000xp later?</w:t>
+      </w:r>
+    </w:p>
     <w:p>
       <w:pPr>
         <w:rPr>
@@ -4158,11 +4116,7 @@
         </w:tc>
       </w:tr>
     </w:tbl>
-    <w:p>
-      <w:pPr>
-        <w:pStyle w:val="Heading3"/>
-      </w:pPr>
-    </w:p>
+    <w:p/>
     <w:p>
       <w:pPr>
         <w:rPr>
@@ -4317,33 +4271,59 @@
             <w:tcW w:w="3714" w:type="dxa"/>
           </w:tcPr>
           <w:p>
+            <w:r>
+              <w:t>Attack</w:t>
+            </w:r>
+          </w:p>
+        </w:tc>
+        <w:tc>
+          <w:tcPr>
+            <w:tcW w:w="1141" w:type="dxa"/>
+          </w:tcPr>
+          <w:p>
+            <w:r>
+              <w:t>A</w:t>
+            </w:r>
+          </w:p>
+        </w:tc>
+        <w:tc>
+          <w:tcPr>
+            <w:tcW w:w="4495" w:type="dxa"/>
+          </w:tcPr>
+          <w:p>
+            <w:r>
+              <w:t>C</w:t>
+            </w:r>
+            <w:r>
+              <w:t xml:space="preserve">hance to hit </w:t>
+            </w:r>
+            <w:r>
+              <w:t>targets</w:t>
+            </w:r>
+            <w:r>
+              <w:t xml:space="preserve"> during an attack roll</w:t>
+            </w:r>
+          </w:p>
+          <w:p>
             <w:pPr>
               <w:rPr>
-                <w:vertAlign w:val="superscript"/>
+                <w:i/>
+                <w:iCs/>
               </w:rPr>
             </w:pPr>
             <w:r>
-              <w:t>Armor Rating</w:t>
-            </w:r>
-          </w:p>
-        </w:tc>
-        <w:tc>
-          <w:tcPr>
-            <w:tcW w:w="1141" w:type="dxa"/>
-          </w:tcPr>
-          <w:p>
-            <w:r>
-              <w:t>T</w:t>
-            </w:r>
-          </w:p>
-        </w:tc>
-        <w:tc>
-          <w:tcPr>
-            <w:tcW w:w="4495" w:type="dxa"/>
-          </w:tcPr>
-          <w:p>
-            <w:r>
-              <w:t>Armor</w:t>
+              <w:rPr>
+                <w:i/>
+                <w:iCs/>
+              </w:rPr>
+              <w:t xml:space="preserve">Base: </w:t>
+            </w:r>
+            <w:r>
+              <w:rPr>
+                <w:i/>
+                <w:iCs/>
+              </w:rPr>
+              <w:t>6 + (Brawn + Agility) / 2</w:t>
             </w:r>
           </w:p>
         </w:tc>
@@ -4358,7 +4338,7 @@
           </w:tcPr>
           <w:p>
             <w:r>
-              <w:t>Attack</w:t>
+              <w:t>Defense</w:t>
             </w:r>
           </w:p>
         </w:tc>
@@ -4368,7 +4348,7 @@
           </w:tcPr>
           <w:p>
             <w:r>
-              <w:t>A</w:t>
+              <w:t>D</w:t>
             </w:r>
           </w:p>
         </w:tc>
@@ -4378,10 +4358,42 @@
           </w:tcPr>
           <w:p>
             <w:r>
-              <w:t>Improved c</w:t>
-            </w:r>
-            <w:r>
-              <w:t>hance to hit enemies</w:t>
+              <w:t>C</w:t>
+            </w:r>
+            <w:r>
+              <w:t>hance to avoid physical attacks</w:t>
+            </w:r>
+            <w:r>
+              <w:t xml:space="preserve"> when the target of an attack</w:t>
+            </w:r>
+          </w:p>
+          <w:p>
+            <w:pPr>
+              <w:rPr>
+                <w:i/>
+                <w:iCs/>
+              </w:rPr>
+            </w:pPr>
+            <w:r>
+              <w:rPr>
+                <w:i/>
+                <w:iCs/>
+              </w:rPr>
+              <w:t xml:space="preserve">Base: </w:t>
+            </w:r>
+            <w:r>
+              <w:rPr>
+                <w:i/>
+                <w:iCs/>
+              </w:rPr>
+              <w:t xml:space="preserve">6 + </w:t>
+            </w:r>
+            <w:r>
+              <w:rPr>
+                <w:i/>
+                <w:iCs/>
+              </w:rPr>
+              <w:t>Brawn</w:t>
             </w:r>
           </w:p>
         </w:tc>
@@ -4393,7 +4405,7 @@
           </w:tcPr>
           <w:p>
             <w:r>
-              <w:t>Defense</w:t>
+              <w:t>Critical Chance</w:t>
             </w:r>
           </w:p>
         </w:tc>
@@ -4403,7 +4415,7 @@
           </w:tcPr>
           <w:p>
             <w:r>
-              <w:t>D</w:t>
+              <w:t>C</w:t>
             </w:r>
           </w:p>
         </w:tc>
@@ -4413,10 +4425,36 @@
           </w:tcPr>
           <w:p>
             <w:r>
-              <w:t>Improved c</w:t>
-            </w:r>
-            <w:r>
-              <w:t>hance to avoid physical attacks</w:t>
+              <w:t>Chance to hit a critical</w:t>
+            </w:r>
+          </w:p>
+          <w:p>
+            <w:pPr>
+              <w:rPr>
+                <w:i/>
+                <w:iCs/>
+              </w:rPr>
+            </w:pPr>
+            <w:r>
+              <w:rPr>
+                <w:i/>
+                <w:iCs/>
+              </w:rPr>
+              <w:t xml:space="preserve">Base: </w:t>
+            </w:r>
+            <w:r>
+              <w:rPr>
+                <w:i/>
+                <w:iCs/>
+              </w:rPr>
+              <w:t>Agility</w:t>
+            </w:r>
+            <w:r>
+              <w:rPr>
+                <w:i/>
+                <w:iCs/>
+              </w:rPr>
+              <w:t xml:space="preserve"> + 2</w:t>
             </w:r>
           </w:p>
         </w:tc>
@@ -4431,7 +4469,7 @@
           </w:tcPr>
           <w:p>
             <w:r>
-              <w:t>Critical Chance</w:t>
+              <w:t>Critical Damage Multiplier</w:t>
             </w:r>
           </w:p>
         </w:tc>
@@ -4443,6 +4481,12 @@
             <w:r>
               <w:t>C</w:t>
             </w:r>
+            <w:r>
+              <w:rPr>
+                <w:vertAlign w:val="superscript"/>
+              </w:rPr>
+              <w:t>M</w:t>
+            </w:r>
           </w:p>
         </w:tc>
         <w:tc>
@@ -4451,7 +4495,36 @@
           </w:tcPr>
           <w:p>
             <w:r>
-              <w:t>Chance to hit a critical</w:t>
+              <w:t>Multiplier applied when a critical hit occurs</w:t>
+            </w:r>
+          </w:p>
+          <w:p>
+            <w:pPr>
+              <w:rPr>
+                <w:i/>
+                <w:iCs/>
+              </w:rPr>
+            </w:pPr>
+            <w:r>
+              <w:rPr>
+                <w:i/>
+                <w:iCs/>
+              </w:rPr>
+              <w:t xml:space="preserve">Base: </w:t>
+            </w:r>
+            <w:r>
+              <w:rPr>
+                <w:i/>
+                <w:iCs/>
+              </w:rPr>
+              <w:t>150</w:t>
+            </w:r>
+            <w:r>
+              <w:rPr>
+                <w:i/>
+                <w:iCs/>
+              </w:rPr>
+              <w:t>%</w:t>
             </w:r>
           </w:p>
         </w:tc>
@@ -4463,7 +4536,7 @@
           </w:tcPr>
           <w:p>
             <w:r>
-              <w:t>Critical Damage Multiplier</w:t>
+              <w:t>Guard</w:t>
             </w:r>
           </w:p>
         </w:tc>
@@ -4473,13 +4546,7 @@
           </w:tcPr>
           <w:p>
             <w:r>
-              <w:t>C</w:t>
-            </w:r>
-            <w:r>
-              <w:rPr>
-                <w:vertAlign w:val="superscript"/>
-              </w:rPr>
-              <w:t>M</w:t>
+              <w:t>G</w:t>
             </w:r>
           </w:p>
         </w:tc>
@@ -4489,7 +4556,7 @@
           </w:tcPr>
           <w:p>
             <w:r>
-              <w:t>Multiplier applied when a critical hit occurs</w:t>
+              <w:t>Temporary damage-absorption pool</w:t>
             </w:r>
           </w:p>
         </w:tc>
@@ -4504,7 +4571,7 @@
           </w:tcPr>
           <w:p>
             <w:r>
-              <w:t>Guard</w:t>
+              <w:t>Barrier</w:t>
             </w:r>
           </w:p>
         </w:tc>
@@ -4514,7 +4581,7 @@
           </w:tcPr>
           <w:p>
             <w:r>
-              <w:t>G</w:t>
+              <w:t>B</w:t>
             </w:r>
           </w:p>
         </w:tc>
@@ -4524,7 +4591,7 @@
           </w:tcPr>
           <w:p>
             <w:r>
-              <w:t>Temporary damage-absorption pool</w:t>
+              <w:t>Temporary magical shield with a damage-absorption pool</w:t>
             </w:r>
           </w:p>
         </w:tc>
@@ -4536,41 +4603,6 @@
           </w:tcPr>
           <w:p>
             <w:r>
-              <w:t>Barrier</w:t>
-            </w:r>
-          </w:p>
-        </w:tc>
-        <w:tc>
-          <w:tcPr>
-            <w:tcW w:w="1141" w:type="dxa"/>
-          </w:tcPr>
-          <w:p>
-            <w:r>
-              <w:t>B</w:t>
-            </w:r>
-          </w:p>
-        </w:tc>
-        <w:tc>
-          <w:tcPr>
-            <w:tcW w:w="4495" w:type="dxa"/>
-          </w:tcPr>
-          <w:p>
-            <w:r>
-              <w:t>Temporary magical shield with a damage-absorption pool</w:t>
-            </w:r>
-          </w:p>
-        </w:tc>
-      </w:tr>
-      <w:tr>
-        <w:trPr>
-          <w:cnfStyle w:val="000000010000" w:firstRow="0" w:lastRow="0" w:firstColumn="0" w:lastColumn="0" w:oddVBand="0" w:evenVBand="0" w:oddHBand="0" w:evenHBand="1" w:firstRowFirstColumn="0" w:firstRowLastColumn="0" w:lastRowFirstColumn="0" w:lastRowLastColumn="0"/>
-        </w:trPr>
-        <w:tc>
-          <w:tcPr>
-            <w:tcW w:w="3714" w:type="dxa"/>
-          </w:tcPr>
-          <w:p>
-            <w:r>
               <w:t>Mana</w:t>
             </w:r>
           </w:p>
@@ -4597,14 +4629,6 @@
         </w:tc>
       </w:tr>
     </w:tbl>
-    <w:p>
-      <w:pPr>
-        <w:pStyle w:val="Heading3"/>
-      </w:pPr>
-      <w:r>
-        <w:t>Attacking and Defending</w:t>
-      </w:r>
-    </w:p>
     <w:p>
       <w:pPr>
         <w:rPr>
@@ -4614,30 +4638,6 @@
           <w:szCs w:val="28"/>
         </w:rPr>
       </w:pPr>
-      <w:r>
-        <w:t xml:space="preserve">Attacks are determined by </w:t>
-      </w:r>
-      <w:r>
-        <w:t xml:space="preserve">rolling 2 six-sided dice and adding the </w:t>
-      </w:r>
-      <w:r>
-        <w:t xml:space="preserve">attacker’s </w:t>
-      </w:r>
-      <w:r>
-        <w:t>Attack modifier</w:t>
-      </w:r>
-      <w:r>
-        <w:t>.</w:t>
-      </w:r>
-      <w:r>
-        <w:t xml:space="preserve"> </w:t>
-      </w:r>
-      <w:r>
-        <w:t xml:space="preserve">If the </w:t>
-      </w:r>
-      <w:r>
-        <w:t>result is equal to or higher than the defender’s Defense, the attack connects.</w:t>
-      </w:r>
       <w:r>
         <w:br w:type="page"/>
       </w:r>
@@ -4727,28 +4727,35 @@
                 <w:rStyle w:val="Emphasis"/>
                 <w:i/>
               </w:rPr>
-              <w:t>The PC has 10 piercing resistance and 20 fire resistance.</w:t>
+              <w:t xml:space="preserve">Charles </w:t>
             </w:r>
             <w:r>
               <w:rPr>
                 <w:rStyle w:val="Emphasis"/>
                 <w:i/>
               </w:rPr>
-              <w:t xml:space="preserve"> </w:t>
+              <w:t>has 10 piercing resistance and 20 fire resistance.</w:t>
             </w:r>
             <w:r>
               <w:rPr>
                 <w:rStyle w:val="Emphasis"/>
                 <w:i/>
               </w:rPr>
-              <w:t xml:space="preserve">A Syndicate enforcer attacks the </w:t>
+              <w:t xml:space="preserve"> </w:t>
             </w:r>
             <w:r>
               <w:rPr>
                 <w:rStyle w:val="Emphasis"/>
                 <w:i/>
               </w:rPr>
-              <w:t xml:space="preserve">PC </w:t>
+              <w:t xml:space="preserve">A Syndicate enforcer attacks </w:t>
+            </w:r>
+            <w:r>
+              <w:rPr>
+                <w:rStyle w:val="Emphasis"/>
+                <w:i/>
+              </w:rPr>
+              <w:t xml:space="preserve">Charles </w:t>
             </w:r>
             <w:r>
               <w:rPr>
@@ -4917,16 +4924,15 @@
               <w:rPr>
                 <w:rStyle w:val="Emphasis"/>
                 <w:i/>
-                <w:iCs w:val="0"/>
-              </w:rPr>
-              <w:t>T</w:t>
+              </w:rPr>
+              <w:t xml:space="preserve">Charles </w:t>
             </w:r>
             <w:r>
               <w:rPr>
                 <w:rStyle w:val="Emphasis"/>
                 <w:i/>
               </w:rPr>
-              <w:t xml:space="preserve">he PC takes (10 - 1 = </w:t>
+              <w:t xml:space="preserve">takes (10 - 1 = </w:t>
             </w:r>
             <w:r>
               <w:rPr>
@@ -5416,12 +5422,6 @@
       <w:r>
         <w:t>.</w:t>
       </w:r>
-      <w:r>
-        <w:t xml:space="preserve"> There are a few modifications to this roll</w:t>
-      </w:r>
-      <w:r>
-        <w:t>, depending on what the situation calls for.</w:t>
-      </w:r>
     </w:p>
     <w:p>
       <w:pPr>
@@ -5432,19 +5432,28 @@
         </w:numPr>
       </w:pPr>
       <w:r>
-        <w:t xml:space="preserve">Circumstance bonuses </w:t>
+        <w:t>B</w:t>
+      </w:r>
+      <w:r>
+        <w:t xml:space="preserve">onuses </w:t>
       </w:r>
       <w:r>
         <w:t xml:space="preserve">or penalties </w:t>
       </w:r>
       <w:r>
-        <w:t>may be added</w:t>
+        <w:t>are</w:t>
+      </w:r>
+      <w:r>
+        <w:t xml:space="preserve"> added</w:t>
       </w:r>
       <w:r>
         <w:t xml:space="preserve"> alongside the </w:t>
       </w:r>
       <w:r>
         <w:t>Attribute</w:t>
+      </w:r>
+      <w:r>
+        <w:t>.</w:t>
       </w:r>
     </w:p>
     <w:p>
@@ -5459,16 +5468,30 @@
         <w:t xml:space="preserve">Rolling with </w:t>
       </w:r>
       <w:r>
+        <w:rPr>
+          <w:i/>
+          <w:iCs/>
+        </w:rPr>
         <w:t>a</w:t>
       </w:r>
       <w:r>
-        <w:t xml:space="preserve">dvantage </w:t>
+        <w:rPr>
+          <w:i/>
+          <w:iCs/>
+        </w:rPr>
+        <w:t>dvantage</w:t>
+      </w:r>
+      <w:r>
+        <w:t xml:space="preserve"> </w:t>
       </w:r>
       <w:r>
         <w:t xml:space="preserve">means one of the two six-sided dice is rolled twice, with the higher number being </w:t>
       </w:r>
       <w:r>
         <w:t>chosen</w:t>
+      </w:r>
+      <w:r>
+        <w:t>.</w:t>
       </w:r>
     </w:p>
     <w:p>
@@ -5480,31 +5503,50 @@
         </w:numPr>
       </w:pPr>
       <w:r>
-        <w:t xml:space="preserve">Rolling with disadvantage </w:t>
-      </w:r>
-      <w:r>
-        <w:t>means one of the two six-sided dice is rolled twice, with the lower number being chosen</w:t>
-      </w:r>
-    </w:p>
-    <w:p>
-      <w:r>
-        <w:t xml:space="preserve">The degree of success of a challenge roll is determined by comparing the result of the roll with </w:t>
-      </w:r>
-      <w:r>
-        <w:t xml:space="preserve">a </w:t>
+        <w:t xml:space="preserve">Rolling with </w:t>
       </w:r>
       <w:r>
         <w:rPr>
           <w:i/>
           <w:iCs/>
         </w:rPr>
+        <w:t>disadvantage</w:t>
+      </w:r>
+      <w:r>
+        <w:t xml:space="preserve"> </w:t>
+      </w:r>
+      <w:r>
+        <w:t>means one of the two six-sided dice is rolled twice, with the lower number being chosen</w:t>
+      </w:r>
+      <w:r>
+        <w:t>.</w:t>
+      </w:r>
+    </w:p>
+    <w:p>
+      <w:r>
+        <w:t xml:space="preserve">The degree of success of a challenge roll is determined by comparing the result of the roll with </w:t>
+      </w:r>
+      <w:r>
+        <w:t xml:space="preserve">a </w:t>
+      </w:r>
+      <w:r>
+        <w:rPr>
+          <w:i/>
+          <w:iCs/>
+        </w:rPr>
         <w:t>target number</w:t>
       </w:r>
       <w:r>
         <w:t>.</w:t>
       </w:r>
       <w:r>
-        <w:t xml:space="preserve"> The target number is provided at the start of the roll by the target of the roll, or the challenge being attempted.</w:t>
+        <w:t xml:space="preserve"> The target number is provided at the start of the roll by the target of the roll, or </w:t>
+      </w:r>
+      <w:r>
+        <w:t xml:space="preserve">by </w:t>
+      </w:r>
+      <w:r>
+        <w:t>the challenge being attempted.</w:t>
       </w:r>
     </w:p>
     <w:tbl>
@@ -5742,11 +5784,7 @@
         </w:tc>
       </w:tr>
     </w:tbl>
-    <w:p>
-      <w:pPr>
-        <w:pStyle w:val="Heading3"/>
-      </w:pPr>
-    </w:p>
+    <w:p/>
     <w:p>
       <w:pPr>
         <w:rPr>
@@ -6842,30 +6880,6 @@
     </w:p>
     <w:p>
       <w:pPr>
-        <w:sectPr>
-          <w:type w:val="continuous"/>
-          <w:pgSz w:w="12240" w:h="15840"/>
-          <w:pgMar w:top="1440" w:right="1440" w:bottom="1440" w:left="1440" w:header="720" w:footer="720" w:gutter="0"/>
-          <w:cols w:space="720"/>
-          <w:docGrid w:linePitch="360"/>
-        </w:sectPr>
-      </w:pPr>
-    </w:p>
-    <w:p>
-      <w:pPr>
-        <w:rPr>
-          <w:rFonts w:eastAsiaTheme="majorEastAsia" w:cstheme="majorBidi"/>
-          <w:color w:val="0F4761" w:themeColor="accent1" w:themeShade="BF"/>
-          <w:sz w:val="32"/>
-          <w:szCs w:val="32"/>
-        </w:rPr>
-      </w:pPr>
-      <w:r>
-        <w:br w:type="page"/>
-      </w:r>
-    </w:p>
-    <w:p>
-      <w:pPr>
         <w:pStyle w:val="Heading2"/>
       </w:pPr>
       <w:r>
@@ -10253,6 +10267,17 @@
       </w:r>
     </w:p>
     <w:p>
+      <w:pPr>
+        <w:sectPr>
+          <w:type w:val="continuous"/>
+          <w:pgSz w:w="12240" w:h="15840"/>
+          <w:pgMar w:top="1440" w:right="1440" w:bottom="1440" w:left="1440" w:header="720" w:footer="720" w:gutter="0"/>
+          <w:cols w:sep="1" w:space="0"/>
+          <w:docGrid w:linePitch="360"/>
+        </w:sectPr>
+      </w:pPr>
+    </w:p>
+    <w:p>
       <w:r>
         <w:t>The rules need to stay relatively simple and straightforward.</w:t>
       </w:r>
@@ -10335,153 +10360,407 @@
         <w:t>Star Wars: Galaxy of Heroes</w:t>
       </w:r>
       <w:r>
-        <w:t>.</w:t>
-      </w:r>
-    </w:p>
-    <w:p>
-      <w:r>
-        <w:t xml:space="preserve">On each character’s turn, </w:t>
-      </w:r>
-      <w:r>
-        <w:t xml:space="preserve">they get to spend </w:t>
-      </w:r>
-      <w:r>
-        <w:t>three Actions</w:t>
-      </w:r>
-      <w:r>
-        <w:t xml:space="preserve"> (or less). </w:t>
-      </w:r>
-      <w:r>
-        <w:t xml:space="preserve">An ability may have some number of Actions as its cost, as well as a cooldown, </w:t>
-      </w:r>
-      <w:r>
-        <w:t>M</w:t>
-      </w:r>
-      <w:r>
-        <w:t>ana</w:t>
-      </w:r>
-      <w:r>
-        <w:t xml:space="preserve">, or Health in some cases. </w:t>
-      </w:r>
-      <w:r>
-        <w:t>This is heavily inspired by Pathfinder.</w:t>
-      </w:r>
-    </w:p>
-    <w:p>
-      <w:r>
-        <w:t xml:space="preserve">The regular Strike action that every character has access to costs one Action and has zero cooldown. However, it also applies </w:t>
-      </w:r>
-      <w:r>
-        <w:t xml:space="preserve">the </w:t>
-      </w:r>
-      <w:r>
         <w:rPr>
           <w:i/>
           <w:iCs/>
         </w:rPr>
-        <w:t>Strain</w:t>
-      </w:r>
-      <w:r>
-        <w:t xml:space="preserve"> Effect.</w:t>
-      </w:r>
-    </w:p>
-    <w:p>
-      <w:pPr>
-        <w:pStyle w:val="Heading2"/>
-      </w:pPr>
-      <w:r>
-        <w:t>Conditions</w:t>
-      </w:r>
-    </w:p>
-    <w:p>
-      <w:r>
-        <w:t xml:space="preserve">Conditions are </w:t>
-      </w:r>
-      <w:r>
-        <w:t xml:space="preserve">common </w:t>
-      </w:r>
-      <w:r>
-        <w:t>Effects applied during combat.</w:t>
-      </w:r>
-    </w:p>
-    <w:p>
-      <w:r>
-        <w:rPr>
-          <w:u w:val="single"/>
-        </w:rPr>
-        <w:t>Winded</w:t>
-      </w:r>
-      <w:r>
-        <w:t xml:space="preserve">: You’re out of </w:t>
-      </w:r>
-      <w:r>
-        <w:t>breath and</w:t>
-      </w:r>
-      <w:r>
-        <w:t xml:space="preserve"> will take a -2 penalty to your Attack until your next turn begins. This Effect stacks.</w:t>
-      </w:r>
-    </w:p>
-    <w:p>
-      <w:r>
-        <w:rPr>
-          <w:u w:val="single"/>
-        </w:rPr>
-        <w:t>Off Guard</w:t>
-      </w:r>
-      <w:r>
-        <w:t>: You are distracted from your defense.</w:t>
+        <w:t>.</w:t>
+      </w:r>
+    </w:p>
+    <w:p>
+      <w:r>
+        <w:t xml:space="preserve">On each character’s turn, </w:t>
+      </w:r>
+      <w:r>
+        <w:t xml:space="preserve">they </w:t>
+      </w:r>
+      <w:r>
+        <w:t xml:space="preserve">gain </w:t>
+      </w:r>
+      <w:r>
+        <w:t>up to three</w:t>
+      </w:r>
+      <w:r>
+        <w:t xml:space="preserve"> Actions</w:t>
+      </w:r>
+      <w:r>
+        <w:t xml:space="preserve"> that can be spent on </w:t>
+      </w:r>
+      <w:r>
+        <w:t>a</w:t>
+      </w:r>
+      <w:r>
+        <w:t>bilities</w:t>
+      </w:r>
+      <w:r>
+        <w:t xml:space="preserve">. </w:t>
+      </w:r>
+      <w:r>
+        <w:t xml:space="preserve">An ability </w:t>
+      </w:r>
+      <w:r>
+        <w:t>will</w:t>
+      </w:r>
+      <w:r>
+        <w:t xml:space="preserve"> have some number of Actions as its cost, as well as a cooldown, </w:t>
+      </w:r>
+      <w:r>
+        <w:t>M</w:t>
+      </w:r>
+      <w:r>
+        <w:t>ana</w:t>
+      </w:r>
+      <w:r>
+        <w:t xml:space="preserve">, or Health in some cases. </w:t>
+      </w:r>
+      <w:r>
+        <w:t>This is heavily inspired by Pathfinder.</w:t>
       </w:r>
       <w:r>
         <w:t xml:space="preserve"> </w:t>
       </w:r>
-      <w:r>
-        <w:t xml:space="preserve">You get </w:t>
-      </w:r>
-      <w:r>
-        <w:t>-2 Defense</w:t>
-      </w:r>
-      <w:r>
-        <w:t xml:space="preserve"> </w:t>
-      </w:r>
-      <w:r>
-        <w:t>when attacked</w:t>
-      </w:r>
-      <w:r>
-        <w:t>.</w:t>
-      </w:r>
-      <w:r>
-        <w:t xml:space="preserve"> Does not stack.</w:t>
-      </w:r>
-    </w:p>
-    <w:p>
-      <w:pPr>
-        <w:rPr>
-          <w:rFonts w:ascii="Cambria Math" w:hAnsi="Cambria Math" w:cs="Cambria Math"/>
-        </w:rPr>
-      </w:pPr>
-      <w:r>
-        <w:rPr>
-          <w:u w:val="single"/>
-        </w:rPr>
-        <w:t>Threatened</w:t>
-      </w:r>
-      <w:r>
-        <w:t xml:space="preserve">: </w:t>
-      </w:r>
-      <w:r>
-        <w:t xml:space="preserve">You </w:t>
-      </w:r>
-      <w:r>
-        <w:t xml:space="preserve">are threatened by a particular individual on the battlefield. If you attack anyone besides this individual for the duration, you will become </w:t>
+    </w:p>
+    <w:p>
+      <w:r>
+        <w:t xml:space="preserve">The regular Strike action that every character has access to costs one Action and has zero cooldown. However, it also applies </w:t>
+      </w:r>
+      <w:r>
+        <w:t xml:space="preserve">the </w:t>
       </w:r>
       <w:r>
         <w:rPr>
           <w:i/>
           <w:iCs/>
         </w:rPr>
+        <w:t>Winded</w:t>
+      </w:r>
+      <w:r>
+        <w:t xml:space="preserve"> Effect</w:t>
+      </w:r>
+      <w:r>
+        <w:t xml:space="preserve"> (</w:t>
+      </w:r>
+      <w:r>
+        <w:t xml:space="preserve">essentially the </w:t>
+      </w:r>
+      <w:r>
+        <w:t>Multiple Action Penalty from Pathfinder).</w:t>
+      </w:r>
+      <w:r>
+        <w:t xml:space="preserve"> This is to discourage players from just striking</w:t>
+      </w:r>
+      <w:r>
+        <w:t xml:space="preserve"> repeatedly</w:t>
+      </w:r>
+      <w:r>
+        <w:t>, and instead to use their different abilities.</w:t>
+      </w:r>
+    </w:p>
+    <w:p>
+      <w:pPr>
+        <w:pStyle w:val="Heading2"/>
+        <w:sectPr>
+          <w:type w:val="continuous"/>
+          <w:pgSz w:w="12240" w:h="15840"/>
+          <w:pgMar w:top="1440" w:right="1440" w:bottom="1440" w:left="1440" w:header="720" w:footer="720" w:gutter="0"/>
+          <w:cols w:num="2" w:space="288"/>
+          <w:docGrid w:linePitch="360"/>
+        </w:sectPr>
+      </w:pPr>
+    </w:p>
+    <w:p>
+      <w:pPr>
+        <w:pStyle w:val="Heading2"/>
+      </w:pPr>
+      <w:r>
+        <w:t>Basic Abilities</w:t>
+      </w:r>
+    </w:p>
+    <w:p>
+      <w:r>
+        <w:t>Basic Abilities are Abilities that any character can perform.</w:t>
+      </w:r>
+    </w:p>
+    <w:p>
+      <w:r>
+        <w:rPr>
+          <w:u w:val="single"/>
+        </w:rPr>
+        <w:t xml:space="preserve">Melee </w:t>
+      </w:r>
+      <w:r>
+        <w:rPr>
+          <w:u w:val="single"/>
+        </w:rPr>
+        <w:t xml:space="preserve">Strike </w:t>
+      </w:r>
+      <w:r>
+        <w:rPr>
+          <w:u w:val="single"/>
+        </w:rPr>
+        <w:t xml:space="preserve">or </w:t>
+      </w:r>
+      <w:r>
+        <w:rPr>
+          <w:u w:val="single"/>
+        </w:rPr>
+        <w:t>Ranged</w:t>
+      </w:r>
+      <w:r>
+        <w:rPr>
+          <w:u w:val="single"/>
+        </w:rPr>
+        <w:t xml:space="preserve"> Strike</w:t>
+      </w:r>
+      <w:r>
+        <w:t xml:space="preserve">: </w:t>
+      </w:r>
+      <w:r>
+        <w:t xml:space="preserve">Challenge </w:t>
+      </w:r>
+      <w:r>
+        <w:t>Roll Attack vs the target's Defense</w:t>
+      </w:r>
+      <w:r>
+        <w:t xml:space="preserve">, then apply </w:t>
+      </w:r>
+      <w:r>
+        <w:t xml:space="preserve">an instant effect for the </w:t>
+      </w:r>
+      <w:r>
+        <w:t xml:space="preserve">weapon </w:t>
+      </w:r>
+      <w:r>
+        <w:t>damage (with modifiers if relevant)</w:t>
+      </w:r>
+      <w:r>
+        <w:t>.</w:t>
+      </w:r>
+    </w:p>
+    <w:p>
+      <w:pPr>
+        <w:pStyle w:val="ListParagraph"/>
+        <w:numPr>
+          <w:ilvl w:val="0"/>
+          <w:numId w:val="40"/>
+        </w:numPr>
+      </w:pPr>
+      <w:r>
+        <w:t xml:space="preserve">Melee Weapon: </w:t>
+      </w:r>
+      <w:r>
+        <w:t>Brawn + Melee Accuracy</w:t>
+      </w:r>
+    </w:p>
+    <w:p>
+      <w:pPr>
+        <w:pStyle w:val="ListParagraph"/>
+        <w:numPr>
+          <w:ilvl w:val="0"/>
+          <w:numId w:val="39"/>
+        </w:numPr>
+      </w:pPr>
+      <w:r>
+        <w:t>Ranged Weapon: Agility + Ranged Accuracy</w:t>
+      </w:r>
+      <w:r>
+        <w:br w:type="page"/>
+      </w:r>
+    </w:p>
+    <w:p>
+      <w:pPr>
+        <w:pStyle w:val="Heading2"/>
+      </w:pPr>
+      <w:r>
+        <w:lastRenderedPageBreak/>
+        <w:t>Effects</w:t>
+      </w:r>
+    </w:p>
+    <w:p>
+      <w:pPr>
+        <w:sectPr>
+          <w:type w:val="continuous"/>
+          <w:pgSz w:w="12240" w:h="15840"/>
+          <w:pgMar w:top="1440" w:right="1440" w:bottom="1440" w:left="1440" w:header="720" w:footer="720" w:gutter="0"/>
+          <w:cols w:sep="1" w:space="0"/>
+          <w:docGrid w:linePitch="360"/>
+        </w:sectPr>
+      </w:pPr>
+    </w:p>
+    <w:p>
+      <w:r>
+        <w:t>Effects</w:t>
+      </w:r>
+      <w:r>
+        <w:t xml:space="preserve"> are conditions</w:t>
+      </w:r>
+      <w:r>
+        <w:t xml:space="preserve"> applied </w:t>
+      </w:r>
+      <w:r>
+        <w:t xml:space="preserve">to a character </w:t>
+      </w:r>
+      <w:r>
+        <w:t>during combat.</w:t>
+      </w:r>
+    </w:p>
+    <w:p>
+      <w:r>
+        <w:t>A</w:t>
+      </w:r>
+      <w:r>
+        <w:t xml:space="preserve">n Effect modifies some aspect of the character's stats or behavior, and </w:t>
+      </w:r>
+      <w:r>
+        <w:t>typically lasts for one turn</w:t>
+      </w:r>
+      <w:r>
+        <w:t xml:space="preserve">. </w:t>
+      </w:r>
+    </w:p>
+    <w:p>
+      <w:r>
+        <w:t>U</w:t>
+      </w:r>
+      <w:r>
+        <w:t xml:space="preserve">nless otherwise specified, </w:t>
+      </w:r>
+      <w:r>
+        <w:t xml:space="preserve">Effects </w:t>
+      </w:r>
+      <w:r>
+        <w:t>will stack by lasting additional turns.</w:t>
+      </w:r>
+      <w:r>
+        <w:t xml:space="preserve"> </w:t>
+      </w:r>
+    </w:p>
+    <w:p>
+      <w:r>
+        <w:t>Effects will typically lose one stack per turn.</w:t>
+      </w:r>
+    </w:p>
+    <w:p>
+      <w:pPr>
+        <w:sectPr>
+          <w:type w:val="continuous"/>
+          <w:pgSz w:w="12240" w:h="15840"/>
+          <w:pgMar w:top="1440" w:right="1440" w:bottom="1440" w:left="1440" w:header="720" w:footer="720" w:gutter="0"/>
+          <w:cols w:num="2" w:space="288"/>
+          <w:docGrid w:linePitch="360"/>
+        </w:sectPr>
+      </w:pPr>
+      <w:r>
+        <w:t xml:space="preserve">Effects contain information relevant to the modifications to behavior or stats they make, and also a reference to the origin of the Effect (the </w:t>
+      </w:r>
+      <w:r>
+        <w:t>Action</w:t>
+      </w:r>
+      <w:r>
+        <w:t xml:space="preserve"> that caused it, </w:t>
+      </w:r>
+      <w:r>
+        <w:t xml:space="preserve">and </w:t>
+      </w:r>
+      <w:r>
+        <w:t xml:space="preserve">by that way, </w:t>
+      </w:r>
+      <w:r>
+        <w:t xml:space="preserve">the </w:t>
+      </w:r>
+      <w:r>
+        <w:t>A</w:t>
+      </w:r>
+      <w:r>
+        <w:t>ctor who caused the action)</w:t>
+      </w:r>
+      <w:r>
+        <w:t>.</w:t>
+      </w:r>
+    </w:p>
+    <w:p>
+      <w:r>
+        <w:rPr>
+          <w:u w:val="single"/>
+        </w:rPr>
+        <w:t>Winded</w:t>
+      </w:r>
+      <w:r>
+        <w:t xml:space="preserve">: You’re out of </w:t>
+      </w:r>
+      <w:r>
+        <w:t>breath and</w:t>
+      </w:r>
+      <w:r>
+        <w:t xml:space="preserve"> will take a -2 penalty to your Attack.</w:t>
+      </w:r>
+      <w:r>
+        <w:t xml:space="preserve"> This effect will always be dispelled at the</w:t>
+      </w:r>
+      <w:r>
+        <w:t xml:space="preserve"> end of your turn.</w:t>
+      </w:r>
+    </w:p>
+    <w:p>
+      <w:r>
+        <w:rPr>
+          <w:u w:val="single"/>
+        </w:rPr>
         <w:t>Off Guard</w:t>
       </w:r>
       <w:r>
+        <w:t>: You are distracted from your defense.</w:t>
+      </w:r>
+      <w:r>
+        <w:t xml:space="preserve"> </w:t>
+      </w:r>
+      <w:r>
+        <w:t xml:space="preserve">You get </w:t>
+      </w:r>
+      <w:r>
+        <w:t>-2 Defense</w:t>
+      </w:r>
+      <w:r>
+        <w:t xml:space="preserve"> </w:t>
+      </w:r>
+      <w:r>
+        <w:t>when attacked</w:t>
+      </w:r>
+      <w:r>
+        <w:t>.</w:t>
+      </w:r>
+      <w:r>
+        <w:t xml:space="preserve"> Does not stack.</w:t>
+      </w:r>
+    </w:p>
+    <w:p>
+      <w:pPr>
+        <w:rPr>
+          <w:rFonts w:ascii="Cambria Math" w:hAnsi="Cambria Math" w:cs="Cambria Math"/>
+        </w:rPr>
+      </w:pPr>
+      <w:r>
+        <w:rPr>
+          <w:u w:val="single"/>
+        </w:rPr>
+        <w:t>Threatened</w:t>
+      </w:r>
+      <w:r>
+        <w:t xml:space="preserve">: </w:t>
+      </w:r>
+      <w:r>
+        <w:t xml:space="preserve">You </w:t>
+      </w:r>
+      <w:r>
+        <w:t xml:space="preserve">are threatened by a particular individual on the battlefield. If you attack anyone besides this individual for the duration, you will become </w:t>
+      </w:r>
+      <w:r>
+        <w:rPr>
+          <w:rStyle w:val="EffectChar"/>
+        </w:rPr>
+        <w:t>Off Guard</w:t>
+      </w:r>
+      <w:r>
         <w:t xml:space="preserve"> for 1</w:t>
       </w:r>
       <w:r>
@@ -10514,60 +10793,927 @@
         <w:t xml:space="preserve">You cannot act. </w:t>
       </w:r>
       <w:r>
+        <w:t xml:space="preserve">You gain Actions at the start of your next turn but </w:t>
+      </w:r>
+      <w:r>
+        <w:t xml:space="preserve">cannot </w:t>
+      </w:r>
+      <w:r>
+        <w:t xml:space="preserve">act or </w:t>
+      </w:r>
+      <w:r>
+        <w:t>react</w:t>
+      </w:r>
+      <w:r>
+        <w:t xml:space="preserve"> until you lose this condition</w:t>
+      </w:r>
+      <w:r>
+        <w:t xml:space="preserve">. </w:t>
+      </w:r>
+      <w:r>
         <w:t xml:space="preserve">You are automatically </w:t>
+      </w:r>
+      <w:r>
+        <w:rPr>
+          <w:rStyle w:val="EffectChar"/>
+        </w:rPr>
+        <w:t>Off Guard</w:t>
+      </w:r>
+      <w:r>
+        <w:t>.</w:t>
+      </w:r>
+      <w:r>
+        <w:t xml:space="preserve"> Does not stack.</w:t>
+      </w:r>
+    </w:p>
+    <w:p>
+      <w:r>
+        <w:rPr>
+          <w:u w:val="single"/>
+        </w:rPr>
+        <w:t>Slowed</w:t>
+      </w:r>
+      <w:r>
+        <w:t xml:space="preserve">: You </w:t>
+      </w:r>
+      <w:r>
+        <w:t xml:space="preserve">gain one less </w:t>
+      </w:r>
+      <w:r>
+        <w:t xml:space="preserve">Action </w:t>
+      </w:r>
+      <w:r>
+        <w:t xml:space="preserve">at the start of </w:t>
+      </w:r>
+      <w:r>
+        <w:t>your next turn.</w:t>
+      </w:r>
+      <w:r>
+        <w:t xml:space="preserve"> If this stacks, you lose additional action</w:t>
+      </w:r>
+      <w:r>
+        <w:t>s</w:t>
+      </w:r>
+      <w:r>
+        <w:t xml:space="preserve"> (</w:t>
+      </w:r>
+      <w:r>
+        <w:t xml:space="preserve">potentially </w:t>
+      </w:r>
+      <w:r>
+        <w:t>lasting into future turns)</w:t>
+      </w:r>
+      <w:r>
+        <w:t>.</w:t>
+      </w:r>
+    </w:p>
+    <w:p>
+      <w:r>
+        <w:rPr>
+          <w:u w:val="single"/>
+        </w:rPr>
+        <w:t>Immobilized</w:t>
+      </w:r>
+      <w:r>
+        <w:t>: You cannot move to make melee attacks.</w:t>
+      </w:r>
+    </w:p>
+    <w:p>
+      <w:r>
+        <w:rPr>
+          <w:u w:val="single"/>
+        </w:rPr>
+        <w:t>Steady</w:t>
+      </w:r>
+      <w:r>
+        <w:t>: +10% physical damage until your next attack</w:t>
+      </w:r>
+      <w:r>
+        <w:t>.</w:t>
+      </w:r>
+    </w:p>
+    <w:p>
+      <w:r>
+        <w:rPr>
+          <w:u w:val="single"/>
+        </w:rPr>
+        <w:t>Focused</w:t>
+      </w:r>
+      <w:r>
+        <w:t>: Recover Mana equal to 5</w:t>
+      </w:r>
+      <w:r>
+        <w:t xml:space="preserve"> </w:t>
+      </w:r>
+      <w:r>
+        <w:t xml:space="preserve">+ </w:t>
+      </w:r>
+      <w:r>
+        <w:t>(</w:t>
+      </w:r>
+      <w:r>
+        <w:t xml:space="preserve">the Effect's actor's Aura </w:t>
+      </w:r>
+      <w:r>
+        <w:rPr>
+          <w:b/>
+          <w:bCs/>
+        </w:rPr>
+        <w:t>×</w:t>
+      </w:r>
+      <w:r>
+        <w:t xml:space="preserve"> 5</w:t>
+      </w:r>
+      <w:r>
+        <w:t>)</w:t>
+      </w:r>
+      <w:r>
+        <w:t>.</w:t>
+      </w:r>
+    </w:p>
+    <w:p>
+      <w:r>
+        <w:rPr>
+          <w:u w:val="single"/>
+        </w:rPr>
+        <w:t>Protected</w:t>
+      </w:r>
+      <w:r>
+        <w:t xml:space="preserve">: </w:t>
+      </w:r>
+      <w:r>
+        <w:t>W</w:t>
+      </w:r>
+      <w:r>
+        <w:t xml:space="preserve">hen </w:t>
+      </w:r>
+      <w:r>
+        <w:t xml:space="preserve">you </w:t>
+      </w:r>
+      <w:r>
+        <w:t xml:space="preserve">are attacked, </w:t>
+      </w:r>
+      <w:r>
+        <w:t xml:space="preserve">the Effect's actor </w:t>
+      </w:r>
+      <w:r>
+        <w:t>take</w:t>
+      </w:r>
+      <w:r>
+        <w:t>s</w:t>
+      </w:r>
+      <w:r>
+        <w:t xml:space="preserve"> the damage instead.</w:t>
+      </w:r>
+    </w:p>
+    <w:p>
+      <w:pPr>
+        <w:rPr>
+          <w:rFonts w:eastAsiaTheme="majorEastAsia" w:cstheme="majorBidi"/>
+          <w:color w:val="0F4761" w:themeColor="accent1" w:themeShade="BF"/>
+          <w:sz w:val="32"/>
+          <w:szCs w:val="32"/>
+        </w:rPr>
+      </w:pPr>
+      <w:r>
+        <w:br w:type="page"/>
+      </w:r>
+    </w:p>
+    <w:p>
+      <w:pPr>
+        <w:pStyle w:val="Heading2"/>
+      </w:pPr>
+      <w:r>
+        <w:lastRenderedPageBreak/>
+        <w:t>Weapon Damage</w:t>
+      </w:r>
+    </w:p>
+    <w:p>
+      <w:pPr>
+        <w:sectPr>
+          <w:type w:val="continuous"/>
+          <w:pgSz w:w="12240" w:h="15840"/>
+          <w:pgMar w:top="1440" w:right="1440" w:bottom="1440" w:left="1440" w:header="720" w:footer="720" w:gutter="0"/>
+          <w:cols w:sep="1" w:space="0"/>
+          <w:docGrid w:linePitch="360"/>
+        </w:sectPr>
+      </w:pPr>
+    </w:p>
+    <w:p>
+      <w:r>
+        <w:t>Damage is primarily weapon-driven (except for spells). All modifiers to characters happen through Effects, and weapon damage is no exception.</w:t>
+      </w:r>
+    </w:p>
+    <w:p>
+      <w:r>
+        <w:t xml:space="preserve">It's applied as an </w:t>
       </w:r>
       <w:r>
         <w:rPr>
           <w:i/>
           <w:iCs/>
         </w:rPr>
-        <w:t>Off Guard</w:t>
+        <w:t>Instant Effect</w:t>
+      </w:r>
+      <w:r>
+        <w:t>, which is hidden from the player's view.</w:t>
+      </w:r>
+    </w:p>
+    <w:p>
+      <w:r>
+        <w:t>The label is something like "Taking damage</w:t>
+      </w:r>
+      <w:r>
+        <w:t>".</w:t>
+      </w:r>
+    </w:p>
+    <w:p>
+      <w:pPr>
+        <w:sectPr>
+          <w:type w:val="continuous"/>
+          <w:pgSz w:w="12240" w:h="15840"/>
+          <w:pgMar w:top="1440" w:right="1440" w:bottom="1440" w:left="1440" w:header="720" w:footer="720" w:gutter="0"/>
+          <w:cols w:num="2" w:space="288"/>
+          <w:docGrid w:linePitch="360"/>
+        </w:sectPr>
+      </w:pPr>
+      <w:r>
+        <w:t>T</w:t>
+      </w:r>
+      <w:r>
+        <w:t xml:space="preserve">he formula </w:t>
+      </w:r>
+      <w:r>
+        <w:t xml:space="preserve">for damage </w:t>
+      </w:r>
+      <w:r>
+        <w:t>is contained within the Effect like all other Effects.</w:t>
+      </w:r>
+    </w:p>
+    <w:p>
+      <w:pPr>
+        <w:pStyle w:val="Heading2"/>
+      </w:pPr>
+      <w:r>
+        <w:t>Actor/</w:t>
+      </w:r>
+      <w:r>
+        <w:t>Action</w:t>
+      </w:r>
+      <w:r>
+        <w:t>/</w:t>
+      </w:r>
+      <w:r>
+        <w:t xml:space="preserve">Effect </w:t>
+      </w:r>
+      <w:r>
+        <w:t>Syste</w:t>
+      </w:r>
+      <w:r>
+        <w:t>m</w:t>
+      </w:r>
+    </w:p>
+    <w:p>
+      <w:r>
+        <w:t xml:space="preserve">Scenario: </w:t>
+      </w:r>
+      <w:r>
+        <w:t>Char A</w:t>
+      </w:r>
+      <w:r>
+        <w:t xml:space="preserve"> ("Andrew")</w:t>
+      </w:r>
+      <w:r>
+        <w:t>. attacks Char B</w:t>
+      </w:r>
+      <w:r>
+        <w:t xml:space="preserve"> ("Beth")</w:t>
+      </w:r>
+      <w:r>
+        <w:t xml:space="preserve"> with a melee Strike</w:t>
+      </w:r>
+      <w:r>
+        <w:t>, hits, and</w:t>
+      </w:r>
+      <w:r>
+        <w:t xml:space="preserve"> </w:t>
+      </w:r>
+      <w:r>
+        <w:t>Beth</w:t>
+      </w:r>
+      <w:r>
+        <w:t xml:space="preserve"> takes </w:t>
+      </w:r>
+      <w:r>
+        <w:t>12 damage.</w:t>
+      </w:r>
+    </w:p>
+    <w:p>
+      <w:r>
+        <w:t xml:space="preserve">It's important to use language like "X attacks Y and Y takes 12 damage" instead of saying "X deals 12 damage to Y" to keep things clear, because technically in this situation Beth would be the one applying damage to herself, rather than being acted upon. </w:t>
+      </w:r>
+    </w:p>
+    <w:p>
+      <w:pPr>
+        <w:pStyle w:val="ListParagraph"/>
+        <w:numPr>
+          <w:ilvl w:val="0"/>
+          <w:numId w:val="26"/>
+        </w:numPr>
+      </w:pPr>
+      <w:r>
+        <w:rPr>
+          <w:b/>
+          <w:bCs/>
+        </w:rPr>
+        <w:t>Decision Making Phase</w:t>
+      </w:r>
+      <w:r>
+        <w:t xml:space="preserve">: </w:t>
+      </w:r>
+      <w:r>
+        <w:t>Andrew</w:t>
+      </w:r>
+      <w:r>
+        <w:t xml:space="preserve"> </w:t>
+      </w:r>
+      <w:r>
+        <w:t xml:space="preserve">chooses the </w:t>
+      </w:r>
+      <w:r>
+        <w:rPr>
+          <w:i/>
+          <w:iCs/>
+        </w:rPr>
+        <w:t>Melee Strike</w:t>
+      </w:r>
+      <w:r>
+        <w:t xml:space="preserve"> Ability</w:t>
+      </w:r>
+      <w:r>
+        <w:t xml:space="preserve"> and targets Beth</w:t>
       </w:r>
       <w:r>
         <w:t>.</w:t>
       </w:r>
-      <w:r>
-        <w:t xml:space="preserve"> If this stacks, you are incapacitated for additional turn</w:t>
-      </w:r>
+    </w:p>
+    <w:p>
+      <w:pPr>
+        <w:pStyle w:val="ListParagraph"/>
+        <w:numPr>
+          <w:ilvl w:val="0"/>
+          <w:numId w:val="26"/>
+        </w:numPr>
+      </w:pPr>
+      <w:r>
+        <w:rPr>
+          <w:b/>
+          <w:bCs/>
+        </w:rPr>
+        <w:t>Action Generation Phase</w:t>
+      </w:r>
+      <w:r>
+        <w:t xml:space="preserve">: </w:t>
+      </w:r>
+      <w:r>
+        <w:t xml:space="preserve">Andrew </w:t>
+      </w:r>
+      <w:r>
+        <w:t>creates a</w:t>
+      </w:r>
+      <w:r>
+        <w:t xml:space="preserve"> </w:t>
+      </w:r>
+      <w:r>
+        <w:rPr>
+          <w:rStyle w:val="CodeChar"/>
+        </w:rPr>
+        <w:t>CombatAction</w:t>
+      </w:r>
+      <w:r>
+        <w:t xml:space="preserve"> object</w:t>
+      </w:r>
+      <w:r>
+        <w:t xml:space="preserve"> </w:t>
+      </w:r>
+      <w:r>
+        <w:t xml:space="preserve">and </w:t>
+      </w:r>
+      <w:r>
+        <w:t xml:space="preserve">populates it </w:t>
+      </w:r>
+      <w:r>
+        <w:t xml:space="preserve">with </w:t>
+      </w:r>
+      <w:r>
+        <w:t>"</w:t>
+      </w:r>
+      <w:r>
+        <w:t>MeleeStrike</w:t>
+      </w:r>
+      <w:r>
+        <w:t xml:space="preserve">" </w:t>
+      </w:r>
+      <w:r>
+        <w:t xml:space="preserve">data from </w:t>
+      </w:r>
+      <w:r>
+        <w:t xml:space="preserve">the </w:t>
+      </w:r>
+      <w:r>
+        <w:t>action library</w:t>
+      </w:r>
+      <w:r>
+        <w:t>.</w:t>
+      </w:r>
+    </w:p>
+    <w:p>
+      <w:pPr>
+        <w:pStyle w:val="ListParagraph"/>
+        <w:numPr>
+          <w:ilvl w:val="0"/>
+          <w:numId w:val="26"/>
+        </w:numPr>
+      </w:pPr>
+      <w:r>
+        <w:rPr>
+          <w:b/>
+          <w:bCs/>
+        </w:rPr>
+        <w:t>Execution Phase</w:t>
+      </w:r>
+      <w:r>
+        <w:t xml:space="preserve">: </w:t>
+      </w:r>
+    </w:p>
+    <w:p>
+      <w:pPr>
+        <w:rPr>
+          <w:u w:val="single"/>
+        </w:rPr>
+      </w:pPr>
+      <w:r>
+        <w:rPr>
+          <w:u w:val="single"/>
+        </w:rPr>
+        <w:br w:type="page"/>
+      </w:r>
+    </w:p>
+    <w:p>
+      <w:pPr>
+        <w:rPr>
+          <w:u w:val="single"/>
+        </w:rPr>
+      </w:pPr>
+      <w:r>
+        <w:rPr>
+          <w:u w:val="single"/>
+        </w:rPr>
+        <w:lastRenderedPageBreak/>
+        <w:t>Combat</w:t>
+      </w:r>
+      <w:r>
+        <w:rPr>
+          <w:u w:val="single"/>
+        </w:rPr>
+        <w:t>Action</w:t>
+      </w:r>
+    </w:p>
+    <w:p>
+      <w:pPr>
+        <w:pStyle w:val="ListParagraph"/>
+        <w:numPr>
+          <w:ilvl w:val="0"/>
+          <w:numId w:val="39"/>
+        </w:numPr>
+      </w:pPr>
+      <w:r>
+        <w:t>i</w:t>
+      </w:r>
+      <w:r>
+        <w:t>d</w:t>
+      </w:r>
+      <w:r>
+        <w:t xml:space="preserve">: A unique id for this </w:t>
+      </w:r>
+      <w:r>
+        <w:t>Action</w:t>
+      </w:r>
+    </w:p>
+    <w:p>
+      <w:pPr>
+        <w:pStyle w:val="ListParagraph"/>
+        <w:numPr>
+          <w:ilvl w:val="0"/>
+          <w:numId w:val="39"/>
+        </w:numPr>
+      </w:pPr>
+      <w:r>
+        <w:t>l</w:t>
+      </w:r>
+      <w:r>
+        <w:t>abel</w:t>
+      </w:r>
+      <w:r>
+        <w:t>: The</w:t>
+      </w:r>
+      <w:r>
+        <w:t xml:space="preserve"> Action</w:t>
+      </w:r>
+      <w:r>
+        <w:t xml:space="preserve"> object's </w:t>
+      </w:r>
+      <w:r>
+        <w:t>label</w:t>
+      </w:r>
+      <w:r>
+        <w:t>, used to display it</w:t>
+      </w:r>
+      <w:r>
+        <w:t xml:space="preserve"> or debug it</w:t>
+      </w:r>
+    </w:p>
+    <w:p>
+      <w:pPr>
+        <w:pStyle w:val="ListParagraph"/>
+        <w:numPr>
+          <w:ilvl w:val="0"/>
+          <w:numId w:val="39"/>
+        </w:numPr>
+      </w:pPr>
       <w:r>
         <w:t>s</w:t>
       </w:r>
       <w:r>
-        <w:t>.</w:t>
-      </w:r>
-    </w:p>
-    <w:p>
+        <w:t>ource</w:t>
+      </w:r>
+      <w:r>
+        <w:t>: The Combatant initiating the Action</w:t>
+      </w:r>
+    </w:p>
+    <w:p>
+      <w:pPr>
+        <w:pStyle w:val="ListParagraph"/>
+        <w:numPr>
+          <w:ilvl w:val="0"/>
+          <w:numId w:val="39"/>
+        </w:numPr>
+      </w:pPr>
+      <w:r>
+        <w:t>t</w:t>
+      </w:r>
+      <w:r>
+        <w:t>arget: The Combatant receiving the Action</w:t>
+      </w:r>
+    </w:p>
+    <w:p>
+      <w:pPr>
+        <w:pStyle w:val="ListParagraph"/>
+        <w:numPr>
+          <w:ilvl w:val="0"/>
+          <w:numId w:val="39"/>
+        </w:numPr>
+        <w:sectPr>
+          <w:type w:val="continuous"/>
+          <w:pgSz w:w="12240" w:h="15840"/>
+          <w:pgMar w:top="1440" w:right="1440" w:bottom="1440" w:left="1440" w:header="720" w:footer="720" w:gutter="0"/>
+          <w:cols w:sep="1" w:space="0"/>
+          <w:docGrid w:linePitch="360"/>
+        </w:sectPr>
+      </w:pPr>
+      <w:r>
+        <w:t>e</w:t>
+      </w:r>
+      <w:r>
+        <w:t>ffects</w:t>
+      </w:r>
+      <w:r>
+        <w:t xml:space="preserve"> (key/value with list of Effects  for each of the following)</w:t>
+      </w:r>
+    </w:p>
+    <w:p>
+      <w:pPr>
+        <w:pStyle w:val="ListParagraph"/>
+        <w:numPr>
+          <w:ilvl w:val="1"/>
+          <w:numId w:val="39"/>
+        </w:numPr>
+      </w:pPr>
+      <w:r>
+        <w:t>Critical Failure</w:t>
+      </w:r>
+    </w:p>
+    <w:p>
+      <w:pPr>
+        <w:pStyle w:val="ListParagraph"/>
+        <w:numPr>
+          <w:ilvl w:val="1"/>
+          <w:numId w:val="39"/>
+        </w:numPr>
+      </w:pPr>
+      <w:r>
+        <w:t>Failure</w:t>
+      </w:r>
+    </w:p>
+    <w:p>
+      <w:pPr>
+        <w:pStyle w:val="ListParagraph"/>
+        <w:numPr>
+          <w:ilvl w:val="1"/>
+          <w:numId w:val="39"/>
+        </w:numPr>
+      </w:pPr>
+      <w:r>
+        <w:t>Success</w:t>
+      </w:r>
+    </w:p>
+    <w:p>
+      <w:pPr>
+        <w:pStyle w:val="ListParagraph"/>
+        <w:numPr>
+          <w:ilvl w:val="1"/>
+          <w:numId w:val="39"/>
+        </w:numPr>
+        <w:rPr>
+          <w:i/>
+          <w:iCs/>
+        </w:rPr>
+        <w:sectPr>
+          <w:type w:val="continuous"/>
+          <w:pgSz w:w="12240" w:h="15840"/>
+          <w:pgMar w:top="1440" w:right="1440" w:bottom="1440" w:left="1440" w:header="720" w:footer="720" w:gutter="0"/>
+          <w:cols w:num="2" w:space="0"/>
+          <w:docGrid w:linePitch="360"/>
+        </w:sectPr>
+      </w:pPr>
+      <w:r>
+        <w:t>Critical success</w:t>
+      </w:r>
+    </w:p>
+    <w:p>
+      <w:pPr>
+        <w:pStyle w:val="ListParagraph"/>
+        <w:numPr>
+          <w:ilvl w:val="0"/>
+          <w:numId w:val="39"/>
+        </w:numPr>
+      </w:pPr>
+      <w:r>
+        <w:rPr>
+          <w:i/>
+          <w:iCs/>
+        </w:rPr>
+        <w:t>challenge</w:t>
+      </w:r>
+      <w:r>
+        <w:t xml:space="preserve">: </w:t>
+      </w:r>
+      <w:r>
+        <w:t>The challenge roll formula object</w:t>
+      </w:r>
+    </w:p>
+    <w:p>
+      <w:pPr>
+        <w:pStyle w:val="ListParagraph"/>
+        <w:numPr>
+          <w:ilvl w:val="1"/>
+          <w:numId w:val="39"/>
+        </w:numPr>
+      </w:pPr>
+      <w:r>
+        <w:t>sourceFormula</w:t>
+      </w:r>
+      <w:r>
+        <w:t xml:space="preserve">: </w:t>
+      </w:r>
+      <w:r>
+        <w:rPr>
+          <w:i/>
+          <w:iCs/>
+        </w:rPr>
+        <w:t xml:space="preserve">example: </w:t>
+      </w:r>
+      <w:r>
+        <w:rPr>
+          <w:i/>
+          <w:iCs/>
+        </w:rPr>
+        <w:t>Attack</w:t>
+      </w:r>
+      <w:r>
+        <w:rPr>
+          <w:i/>
+          <w:iCs/>
+        </w:rPr>
+        <w:t xml:space="preserve"> + MeleeAccuracy</w:t>
+      </w:r>
+    </w:p>
+    <w:p>
+      <w:pPr>
+        <w:pStyle w:val="ListParagraph"/>
+        <w:numPr>
+          <w:ilvl w:val="1"/>
+          <w:numId w:val="39"/>
+        </w:numPr>
+      </w:pPr>
+      <w:r>
+        <w:t>target</w:t>
+      </w:r>
+      <w:r>
+        <w:t>Formula</w:t>
+      </w:r>
+      <w:r>
+        <w:t xml:space="preserve">: </w:t>
+      </w:r>
+      <w:r>
+        <w:rPr>
+          <w:i/>
+          <w:iCs/>
+        </w:rPr>
+        <w:t>example: Defense</w:t>
+      </w:r>
+      <w:r>
+        <w:rPr>
+          <w:i/>
+          <w:iCs/>
+        </w:rPr>
+        <w:t xml:space="preserve"> + MeleeDefense</w:t>
+      </w:r>
+    </w:p>
+    <w:p>
+      <w:pPr>
+        <w:pStyle w:val="ListParagraph"/>
+        <w:numPr>
+          <w:ilvl w:val="0"/>
+          <w:numId w:val="39"/>
+        </w:numPr>
+      </w:pPr>
       <w:r>
         <w:rPr>
           <w:u w:val="single"/>
         </w:rPr>
-        <w:t>Slowed</w:t>
-      </w:r>
-      <w:r>
-        <w:t xml:space="preserve">: You lose one </w:t>
-      </w:r>
-      <w:r>
-        <w:t>Action on your next turn.</w:t>
-      </w:r>
-      <w:r>
-        <w:t xml:space="preserve"> If this stacks, you lose additional action</w:t>
-      </w:r>
-      <w:r>
-        <w:t>s</w:t>
-      </w:r>
-      <w:r>
-        <w:t>.</w:t>
-      </w:r>
-      <w:r>
-        <w:t xml:space="preserve"> </w:t>
-      </w:r>
-    </w:p>
-    <w:p>
-      <w:pPr>
-        <w:rPr>
-          <w:rFonts w:ascii="Cambria Math" w:hAnsi="Cambria Math" w:cs="Cambria Math"/>
-        </w:rPr>
-      </w:pPr>
+        <w:t>act</w:t>
+      </w:r>
+      <w:r>
+        <w:rPr>
+          <w:u w:val="single"/>
+        </w:rPr>
+        <w:t>()</w:t>
+      </w:r>
+      <w:r>
+        <w:t xml:space="preserve">: A function </w:t>
+      </w:r>
+      <w:r>
+        <w:t xml:space="preserve">that </w:t>
+      </w:r>
+      <w:r>
+        <w:t xml:space="preserve">rolls the challenge roll, </w:t>
+      </w:r>
+      <w:r>
+        <w:t xml:space="preserve">then </w:t>
+      </w:r>
+      <w:r>
+        <w:t>applies the Action's Effects to the Targets</w:t>
+      </w:r>
+      <w:r>
+        <w:t xml:space="preserve"> if successful</w:t>
+      </w:r>
+    </w:p>
+    <w:p>
+      <w:pPr>
+        <w:rPr>
+          <w:u w:val="single"/>
+        </w:rPr>
+      </w:pPr>
+      <w:r>
+        <w:rPr>
+          <w:u w:val="single"/>
+        </w:rPr>
+        <w:t>CombatEffect</w:t>
+      </w:r>
+    </w:p>
+    <w:p>
+      <w:pPr>
+        <w:pStyle w:val="ListParagraph"/>
+        <w:numPr>
+          <w:ilvl w:val="0"/>
+          <w:numId w:val="42"/>
+        </w:numPr>
+      </w:pPr>
+      <w:r>
+        <w:t>id: A unique id for this Effect</w:t>
+      </w:r>
+    </w:p>
+    <w:p>
+      <w:pPr>
+        <w:pStyle w:val="ListParagraph"/>
+        <w:numPr>
+          <w:ilvl w:val="0"/>
+          <w:numId w:val="42"/>
+        </w:numPr>
+      </w:pPr>
+      <w:r>
+        <w:t xml:space="preserve">label: The Effect object's </w:t>
+      </w:r>
+      <w:r>
+        <w:t>label, used to display it or debug it</w:t>
+      </w:r>
+    </w:p>
+    <w:p>
+      <w:pPr>
+        <w:pStyle w:val="ListParagraph"/>
+        <w:numPr>
+          <w:ilvl w:val="0"/>
+          <w:numId w:val="42"/>
+        </w:numPr>
+      </w:pPr>
+      <w:r>
+        <w:t>view: Determines how the Effect is displayed</w:t>
+      </w:r>
+    </w:p>
+    <w:p>
+      <w:pPr>
+        <w:pStyle w:val="ListParagraph"/>
+        <w:numPr>
+          <w:ilvl w:val="1"/>
+          <w:numId w:val="42"/>
+        </w:numPr>
+      </w:pPr>
+      <w:r>
+        <w:t>isVisible: Show the Effect?</w:t>
+      </w:r>
+    </w:p>
+    <w:p>
+      <w:pPr>
+        <w:pStyle w:val="ListParagraph"/>
+        <w:numPr>
+          <w:ilvl w:val="1"/>
+          <w:numId w:val="42"/>
+        </w:numPr>
+      </w:pPr>
+      <w:r>
+        <w:t>name</w:t>
+      </w:r>
+    </w:p>
+    <w:p>
+      <w:pPr>
+        <w:pStyle w:val="ListParagraph"/>
+        <w:numPr>
+          <w:ilvl w:val="1"/>
+          <w:numId w:val="42"/>
+        </w:numPr>
+      </w:pPr>
+      <w:r>
+        <w:t>description</w:t>
+      </w:r>
+    </w:p>
+    <w:p>
+      <w:pPr>
+        <w:pStyle w:val="ListParagraph"/>
+        <w:numPr>
+          <w:ilvl w:val="1"/>
+          <w:numId w:val="42"/>
+        </w:numPr>
+      </w:pPr>
+      <w:r>
+        <w:t>color</w:t>
+      </w:r>
+    </w:p>
+    <w:p>
+      <w:pPr>
+        <w:pStyle w:val="ListParagraph"/>
+        <w:numPr>
+          <w:ilvl w:val="1"/>
+          <w:numId w:val="42"/>
+        </w:numPr>
+      </w:pPr>
+      <w:r>
+        <w:t>icon</w:t>
+      </w:r>
+    </w:p>
+    <w:p>
+      <w:pPr>
+        <w:pStyle w:val="ListParagraph"/>
+        <w:numPr>
+          <w:ilvl w:val="0"/>
+          <w:numId w:val="42"/>
+        </w:numPr>
+      </w:pPr>
+      <w:r>
+        <w:t>souce</w:t>
+      </w:r>
+    </w:p>
+    <w:p>
+      <w:pPr>
+        <w:pStyle w:val="ListParagraph"/>
+        <w:numPr>
+          <w:ilvl w:val="0"/>
+          <w:numId w:val="42"/>
+        </w:numPr>
+      </w:pPr>
+      <w:r>
+        <w:t xml:space="preserve">actions: Actions </w:t>
+      </w:r>
       <w:r>
         <w:br w:type="page"/>
       </w:r>
@@ -10884,11 +12030,166 @@
       <w:r>
         <w:t>e</w:t>
       </w:r>
+    </w:p>
+    <w:p>
+      <w:pPr>
+        <w:pStyle w:val="Heading2"/>
+      </w:pPr>
+      <w:r>
+        <w:t xml:space="preserve">Starting </w:t>
+      </w:r>
+      <w:r>
+        <w:t>Abilities</w:t>
+      </w:r>
+    </w:p>
+    <w:p>
+      <w:r>
+        <w:rPr>
+          <w:u w:val="single"/>
+        </w:rPr>
+        <w:t>Raise Shield</w:t>
+      </w:r>
+      <w:r>
+        <w:t xml:space="preserve">: </w:t>
+      </w:r>
+      <w:r>
+        <w:rPr>
+          <w:rFonts w:ascii="Segoe UI Symbol" w:hAnsi="Segoe UI Symbol" w:cs="Segoe UI Symbol"/>
+        </w:rPr>
+        <w:t>◉</w:t>
+      </w:r>
+      <w:r>
+        <w:rPr>
+          <w:rFonts w:ascii="Segoe UI" w:hAnsi="Segoe UI" w:cs="Segoe UI"/>
+        </w:rPr>
+        <w:t>○○</w:t>
+      </w:r>
+      <w:r>
+        <w:rPr>
+          <w:rFonts w:ascii="Segoe UI" w:hAnsi="Segoe UI" w:cs="Segoe UI"/>
+        </w:rPr>
+        <w:t xml:space="preserve"> </w:t>
+      </w:r>
+      <w:r>
+        <w:rPr>
+          <w:rFonts w:cs="Cambria Math"/>
+        </w:rPr>
+        <w:t>1</w:t>
+      </w:r>
+      <w:r>
+        <w:rPr>
+          <w:rFonts w:ascii="Cambria Math" w:hAnsi="Cambria Math" w:cs="Cambria Math"/>
+        </w:rPr>
+        <w:t>↻</w:t>
+      </w:r>
+      <w:r>
+        <w:rPr>
+          <w:rFonts w:ascii="Cambria Math" w:hAnsi="Cambria Math" w:cs="Cambria Math"/>
+        </w:rPr>
+        <w:t xml:space="preserve"> </w:t>
+      </w:r>
+      <w:r>
+        <w:t>Increase</w:t>
+      </w:r>
+      <w:r>
+        <w:t xml:space="preserve"> your Defense +2</w:t>
+      </w:r>
+      <w:r>
+        <w:t xml:space="preserve"> </w:t>
+      </w:r>
+      <w:r>
+        <w:t>for 1</w:t>
+      </w:r>
+      <w:r>
+        <w:rPr>
+          <w:rFonts w:ascii="Cambria Math" w:hAnsi="Cambria Math" w:cs="Cambria Math"/>
+        </w:rPr>
+        <w:t>↻</w:t>
+      </w:r>
+      <w:r>
+        <w:t>.</w:t>
+      </w:r>
+    </w:p>
+    <w:p>
+      <w:pPr>
+        <w:rPr>
+          <w:rFonts w:ascii="Segoe UI" w:hAnsi="Segoe UI" w:cs="Segoe UI"/>
+          <w:color w:val="202122"/>
+          <w:shd w:val="clear" w:color="auto" w:fill="F8F9FA"/>
+        </w:rPr>
+      </w:pPr>
+      <w:r>
+        <w:rPr>
+          <w:u w:val="single"/>
+        </w:rPr>
+        <w:t>Challenge</w:t>
+      </w:r>
+      <w:r>
+        <w:t xml:space="preserve">: </w:t>
+      </w:r>
+      <w:r>
+        <w:rPr>
+          <w:rFonts w:ascii="Segoe UI Symbol" w:hAnsi="Segoe UI Symbol" w:cs="Segoe UI Symbol"/>
+        </w:rPr>
+        <w:t>◉◉</w:t>
+      </w:r>
+      <w:r>
+        <w:rPr>
+          <w:rFonts w:ascii="Segoe UI" w:hAnsi="Segoe UI" w:cs="Segoe UI"/>
+        </w:rPr>
+        <w:t>○</w:t>
+      </w:r>
+      <w:r>
+        <w:rPr>
+          <w:rFonts w:ascii="Segoe UI" w:hAnsi="Segoe UI" w:cs="Segoe UI"/>
+        </w:rPr>
+        <w:t xml:space="preserve"> </w:t>
+      </w:r>
+      <w:r>
+        <w:rPr>
+          <w:rFonts w:cs="Cambria Math"/>
+        </w:rPr>
+        <w:t>1</w:t>
+      </w:r>
+      <w:r>
+        <w:rPr>
+          <w:rFonts w:ascii="Cambria Math" w:hAnsi="Cambria Math" w:cs="Cambria Math"/>
+        </w:rPr>
+        <w:t>↻</w:t>
+      </w:r>
       <w:r>
         <w:rPr>
           <w:i/>
           <w:iCs/>
         </w:rPr>
+        <w:t xml:space="preserve"> </w:t>
+      </w:r>
+      <w:r>
+        <w:rPr>
+          <w:i/>
+          <w:iCs/>
+        </w:rPr>
+        <w:t>Threaten</w:t>
+      </w:r>
+      <w:r>
+        <w:t xml:space="preserve"> one enemy</w:t>
+      </w:r>
+      <w:r>
+        <w:t xml:space="preserve"> </w:t>
+      </w:r>
+      <w:r>
+        <w:t>for 1</w:t>
+      </w:r>
+      <w:r>
+        <w:rPr>
+          <w:rFonts w:ascii="Cambria Math" w:hAnsi="Cambria Math" w:cs="Cambria Math"/>
+        </w:rPr>
+        <w:t>↻</w:t>
+      </w:r>
+      <w:r>
+        <w:t>.</w:t>
+      </w:r>
+      <w:r>
         <w:br w:type="page"/>
       </w:r>
     </w:p>
@@ -10898,7 +12199,10 @@
       </w:pPr>
       <w:r>
         <w:lastRenderedPageBreak/>
-        <w:t>Vanguard Talents</w:t>
+        <w:t xml:space="preserve">Vanguard </w:t>
+      </w:r>
+      <w:r>
+        <w:t>Abilities</w:t>
       </w:r>
     </w:p>
     <w:tbl>
@@ -11086,23 +12390,37 @@
               <w:t xml:space="preserve">Deal light damage, and </w:t>
             </w:r>
             <w:r>
-              <w:rPr>
-                <w:i/>
-                <w:iCs/>
-              </w:rPr>
-              <w:t>threaten</w:t>
+              <w:t xml:space="preserve">apply </w:t>
+            </w:r>
+            <w:r>
+              <w:rPr>
+                <w:rStyle w:val="EffectChar"/>
+              </w:rPr>
+              <w:t>threatened</w:t>
+            </w:r>
+            <w:r>
+              <w:t xml:space="preserve"> to</w:t>
             </w:r>
             <w:r>
               <w:t xml:space="preserve"> </w:t>
             </w:r>
             <w:r>
-              <w:t xml:space="preserve">an enemy, </w:t>
-            </w:r>
-            <w:r>
-              <w:t xml:space="preserve">with a </w:t>
-            </w:r>
-            <w:r>
-              <w:t>chance to stun the enemy</w:t>
+              <w:t>a</w:t>
+            </w:r>
+            <w:r>
+              <w:t xml:space="preserve"> target</w:t>
+            </w:r>
+            <w:r>
+              <w:t>,</w:t>
+            </w:r>
+            <w:r>
+              <w:t xml:space="preserve"> and on a critical, apply </w:t>
+            </w:r>
+            <w:r>
+              <w:rPr>
+                <w:rStyle w:val="EffectChar"/>
+              </w:rPr>
+              <w:t>stunned</w:t>
             </w:r>
             <w:r>
               <w:t>.</w:t>
@@ -11117,7 +12435,7 @@
           </w:tcPr>
           <w:p>
             <w:r>
-              <w:t>Challenge</w:t>
+              <w:t>Valorous Interception</w:t>
             </w:r>
           </w:p>
         </w:tc>
@@ -11139,8 +12457,6 @@
             <w:pPr>
               <w:rPr>
                 <w:rFonts w:ascii="Segoe UI" w:hAnsi="Segoe UI" w:cs="Segoe UI"/>
-                <w:color w:val="202122"/>
-                <w:shd w:val="clear" w:color="auto" w:fill="F8F9FA"/>
               </w:rPr>
             </w:pPr>
             <w:r>
@@ -11158,10 +12474,7 @@
           </w:p>
           <w:p>
             <w:r>
-              <w:rPr>
-                <w:rFonts w:cs="Cambria Math"/>
-              </w:rPr>
-              <w:t>1</w:t>
+              <w:t>3</w:t>
             </w:r>
             <w:r>
               <w:rPr>
@@ -11177,17 +12490,22 @@
           </w:tcPr>
           <w:p>
             <w:r>
-              <w:rPr>
-                <w:i/>
-                <w:iCs/>
-              </w:rPr>
-              <w:t>Threaten</w:t>
-            </w:r>
-            <w:r>
-              <w:t xml:space="preserve"> one enemy for </w:t>
-            </w:r>
-            <w:r>
-              <w:t>1</w:t>
+              <w:t xml:space="preserve">Grant </w:t>
+            </w:r>
+            <w:r>
+              <w:rPr>
+                <w:rStyle w:val="EffectChar"/>
+              </w:rPr>
+              <w:t>protected</w:t>
+            </w:r>
+            <w:r>
+              <w:t xml:space="preserve"> to </w:t>
+            </w:r>
+            <w:r>
+              <w:t>an ally for</w:t>
+            </w:r>
+            <w:r>
+              <w:t xml:space="preserve"> 1</w:t>
             </w:r>
             <w:r>
               <w:rPr>
@@ -11196,6 +12514,9 @@
               <w:t>↻</w:t>
             </w:r>
             <w:r>
+              <w:rPr>
+                <w:rFonts w:ascii="Cambria Math" w:hAnsi="Cambria Math" w:cs="Cambria Math"/>
+              </w:rPr>
               <w:t>.</w:t>
             </w:r>
           </w:p>
@@ -11211,7 +12532,7 @@
           </w:tcPr>
           <w:p>
             <w:r>
-              <w:t>Intercept</w:t>
+              <w:t>Aggressive Tendencies</w:t>
             </w:r>
           </w:p>
         </w:tc>
@@ -11230,33 +12551,8 @@
             <w:tcW w:w="722" w:type="pct"/>
           </w:tcPr>
           <w:p>
-            <w:pPr>
-              <w:rPr>
-                <w:rFonts w:ascii="Segoe UI" w:hAnsi="Segoe UI" w:cs="Segoe UI"/>
-              </w:rPr>
-            </w:pPr>
-            <w:r>
-              <w:rPr>
-                <w:rFonts w:ascii="Segoe UI Symbol" w:hAnsi="Segoe UI Symbol" w:cs="Segoe UI Symbol"/>
-              </w:rPr>
-              <w:t>◉◉</w:t>
-            </w:r>
-            <w:r>
-              <w:rPr>
-                <w:rFonts w:ascii="Segoe UI" w:hAnsi="Segoe UI" w:cs="Segoe UI"/>
-              </w:rPr>
-              <w:t>○</w:t>
-            </w:r>
-          </w:p>
-          <w:p>
-            <w:r>
-              <w:t>3</w:t>
-            </w:r>
-            <w:r>
-              <w:rPr>
-                <w:rFonts w:ascii="Cambria Math" w:hAnsi="Cambria Math" w:cs="Cambria Math"/>
-              </w:rPr>
-              <w:t>↻</w:t>
+            <w:r>
+              <w:t>Passive</w:t>
             </w:r>
           </w:p>
         </w:tc>
@@ -11266,32 +12562,16 @@
           </w:tcPr>
           <w:p>
             <w:r>
-              <w:rPr>
-                <w:i/>
-                <w:iCs/>
-              </w:rPr>
-              <w:t>Protect</w:t>
-            </w:r>
-            <w:r>
-              <w:t xml:space="preserve"> an ally for</w:t>
-            </w:r>
-            <w:r>
-              <w:t xml:space="preserve"> 1</w:t>
-            </w:r>
-            <w:r>
-              <w:rPr>
-                <w:rFonts w:ascii="Cambria Math" w:hAnsi="Cambria Math" w:cs="Cambria Math"/>
-              </w:rPr>
-              <w:t>↻</w:t>
-            </w:r>
-            <w:r>
-              <w:rPr>
-                <w:rFonts w:cs="Cambria Math"/>
-              </w:rPr>
-              <w:t>, w</w:t>
-            </w:r>
-            <w:r>
-              <w:t>hen they are attacked, you take the damage instead</w:t>
+              <w:t xml:space="preserve">Enemies that attack your allies have a </w:t>
+            </w:r>
+            <w:r>
+              <w:t>5%</w:t>
+            </w:r>
+            <w:r>
+              <w:t xml:space="preserve"> chance of being </w:t>
+            </w:r>
+            <w:r>
+              <w:t>threatened</w:t>
             </w:r>
             <w:r>
               <w:t>.</w:t>
@@ -11306,7 +12586,10 @@
           </w:tcPr>
           <w:p>
             <w:r>
-              <w:t>Aggressive Tendencies</w:t>
+              <w:t>Brace</w:t>
+            </w:r>
+            <w:r>
+              <w:t xml:space="preserve"> Yourself</w:t>
             </w:r>
           </w:p>
         </w:tc>
@@ -11316,7 +12599,7 @@
           </w:tcPr>
           <w:p>
             <w:r>
-              <w:t>Control</w:t>
+              <w:t>Sustain Guard</w:t>
             </w:r>
           </w:p>
         </w:tc>
@@ -11325,8 +12608,33 @@
             <w:tcW w:w="722" w:type="pct"/>
           </w:tcPr>
           <w:p>
-            <w:r>
-              <w:t>Passive</w:t>
+            <w:pPr>
+              <w:rPr>
+                <w:rFonts w:ascii="Cambria Math" w:hAnsi="Cambria Math" w:cs="Cambria Math"/>
+              </w:rPr>
+            </w:pPr>
+            <w:r>
+              <w:rPr>
+                <w:rFonts w:ascii="Segoe UI Symbol" w:hAnsi="Segoe UI Symbol" w:cs="Segoe UI Symbol"/>
+              </w:rPr>
+              <w:t>◉◉</w:t>
+            </w:r>
+            <w:r>
+              <w:rPr>
+                <w:rFonts w:ascii="Segoe UI" w:hAnsi="Segoe UI" w:cs="Segoe UI"/>
+              </w:rPr>
+              <w:t>○</w:t>
+            </w:r>
+          </w:p>
+          <w:p>
+            <w:r>
+              <w:t>6</w:t>
+            </w:r>
+            <w:r>
+              <w:rPr>
+                <w:rFonts w:ascii="Cambria Math" w:hAnsi="Cambria Math" w:cs="Cambria Math"/>
+              </w:rPr>
+              <w:t>↻</w:t>
             </w:r>
           </w:p>
         </w:tc>
@@ -11336,10 +12644,16 @@
           </w:tcPr>
           <w:p>
             <w:r>
-              <w:t xml:space="preserve">Enemies that attack your allies have a small chance of being </w:t>
-            </w:r>
-            <w:r>
-              <w:t>threatened</w:t>
+              <w:t xml:space="preserve">Your Guard gains 50% physical resistance for </w:t>
+            </w:r>
+            <w:r>
+              <w:t>1</w:t>
+            </w:r>
+            <w:r>
+              <w:rPr>
+                <w:rFonts w:ascii="Cambria Math" w:hAnsi="Cambria Math" w:cs="Cambria Math"/>
+              </w:rPr>
+              <w:t>↻</w:t>
             </w:r>
             <w:r>
               <w:t>.</w:t>
@@ -11357,10 +12671,7 @@
           </w:tcPr>
           <w:p>
             <w:r>
-              <w:t>Brace</w:t>
-            </w:r>
-            <w:r>
-              <w:t xml:space="preserve"> Yourself</w:t>
+              <w:t>Defensive Stance</w:t>
             </w:r>
           </w:p>
         </w:tc>
@@ -11370,7 +12681,7 @@
           </w:tcPr>
           <w:p>
             <w:r>
-              <w:t>Sustain Guard</w:t>
+              <w:t>Survive, Sustain Guard</w:t>
             </w:r>
           </w:p>
         </w:tc>
@@ -11379,27 +12690,47 @@
             <w:tcW w:w="722" w:type="pct"/>
           </w:tcPr>
           <w:p>
-            <w:pPr>
+            <w:r>
+              <w:rPr>
+                <w:rFonts w:ascii="Segoe UI Symbol" w:hAnsi="Segoe UI Symbol" w:cs="Segoe UI Symbol"/>
+              </w:rPr>
+              <w:t>◉</w:t>
+            </w:r>
+            <w:r>
+              <w:rPr>
+                <w:rFonts w:ascii="Segoe UI" w:hAnsi="Segoe UI" w:cs="Segoe UI"/>
+              </w:rPr>
+              <w:t>○</w:t>
+            </w:r>
+            <w:r>
+              <w:rPr>
+                <w:rFonts w:ascii="Segoe UI" w:hAnsi="Segoe UI" w:cs="Segoe UI"/>
+              </w:rPr>
+              <w:t>○</w:t>
+            </w:r>
+          </w:p>
+          <w:p>
+            <w:r>
+              <w:t>3</w:t>
+            </w:r>
+            <w:r>
               <w:rPr>
                 <w:rFonts w:ascii="Cambria Math" w:hAnsi="Cambria Math" w:cs="Cambria Math"/>
               </w:rPr>
-            </w:pPr>
-            <w:r>
-              <w:rPr>
-                <w:rFonts w:ascii="Segoe UI Symbol" w:hAnsi="Segoe UI Symbol" w:cs="Segoe UI Symbol"/>
-              </w:rPr>
-              <w:t>◉◉</w:t>
-            </w:r>
-            <w:r>
-              <w:rPr>
-                <w:rFonts w:ascii="Segoe UI" w:hAnsi="Segoe UI" w:cs="Segoe UI"/>
-              </w:rPr>
-              <w:t>○</w:t>
-            </w:r>
-          </w:p>
-          <w:p>
-            <w:r>
-              <w:t>6</w:t>
+              <w:t>↻</w:t>
+            </w:r>
+          </w:p>
+        </w:tc>
+        <w:tc>
+          <w:tcPr>
+            <w:tcW w:w="2115" w:type="pct"/>
+          </w:tcPr>
+          <w:p>
+            <w:r>
+              <w:t xml:space="preserve">For </w:t>
+            </w:r>
+            <w:r>
+              <w:t>1</w:t>
             </w:r>
             <w:r>
               <w:rPr>
@@ -11407,24 +12738,8 @@
               </w:rPr>
               <w:t>↻</w:t>
             </w:r>
-          </w:p>
-        </w:tc>
-        <w:tc>
-          <w:tcPr>
-            <w:tcW w:w="2115" w:type="pct"/>
-          </w:tcPr>
-          <w:p>
-            <w:r>
-              <w:t xml:space="preserve">Your Guard gains 50% physical resistance for </w:t>
-            </w:r>
-            <w:r>
-              <w:t>1</w:t>
-            </w:r>
-            <w:r>
-              <w:rPr>
-                <w:rFonts w:ascii="Cambria Math" w:hAnsi="Cambria Math" w:cs="Cambria Math"/>
-              </w:rPr>
-              <w:t>↻</w:t>
+            <w:r>
+              <w:t>, your Guard gains increased resistance, and you cannot be stunned. When you are attacked, you gain a small amount of Guard (up to your max)</w:t>
             </w:r>
             <w:r>
               <w:t>.</w:t>
@@ -11439,7 +12754,10 @@
           </w:tcPr>
           <w:p>
             <w:r>
-              <w:t>Defensive Stance</w:t>
+              <w:t xml:space="preserve">Heavy Armor </w:t>
+            </w:r>
+            <w:r>
+              <w:t>Training (2)</w:t>
             </w:r>
           </w:p>
         </w:tc>
@@ -11449,7 +12767,7 @@
           </w:tcPr>
           <w:p>
             <w:r>
-              <w:t>Survive, Sustain Guard</w:t>
+              <w:t>Scale Guard</w:t>
             </w:r>
           </w:p>
         </w:tc>
@@ -11459,33 +12777,7 @@
           </w:tcPr>
           <w:p>
             <w:r>
-              <w:rPr>
-                <w:rFonts w:ascii="Segoe UI Symbol" w:hAnsi="Segoe UI Symbol" w:cs="Segoe UI Symbol"/>
-              </w:rPr>
-              <w:t>◉</w:t>
-            </w:r>
-            <w:r>
-              <w:rPr>
-                <w:rFonts w:ascii="Segoe UI" w:hAnsi="Segoe UI" w:cs="Segoe UI"/>
-              </w:rPr>
-              <w:t>○</w:t>
-            </w:r>
-            <w:r>
-              <w:rPr>
-                <w:rFonts w:ascii="Segoe UI" w:hAnsi="Segoe UI" w:cs="Segoe UI"/>
-              </w:rPr>
-              <w:t>○</w:t>
-            </w:r>
-          </w:p>
-          <w:p>
-            <w:r>
-              <w:t>3</w:t>
-            </w:r>
-            <w:r>
-              <w:rPr>
-                <w:rFonts w:ascii="Cambria Math" w:hAnsi="Cambria Math" w:cs="Cambria Math"/>
-              </w:rPr>
-              <w:t>↻</w:t>
+              <w:t>Passive</w:t>
             </w:r>
           </w:p>
         </w:tc>
@@ -11495,19 +12787,31 @@
           </w:tcPr>
           <w:p>
             <w:r>
-              <w:t xml:space="preserve">For </w:t>
-            </w:r>
-            <w:r>
-              <w:t>1</w:t>
-            </w:r>
-            <w:r>
-              <w:rPr>
-                <w:rFonts w:ascii="Cambria Math" w:hAnsi="Cambria Math" w:cs="Cambria Math"/>
-              </w:rPr>
-              <w:t>↻</w:t>
-            </w:r>
-            <w:r>
-              <w:t>, your Guard gains increased resistance, and you cannot be stunned. When you are attacked, you gain a small amount of Guard (up to your max)</w:t>
+              <w:t xml:space="preserve">Gain </w:t>
+            </w:r>
+            <w:r>
+              <w:t xml:space="preserve">more </w:t>
+            </w:r>
+            <w:r>
+              <w:t>Guard from heavy armor</w:t>
+            </w:r>
+            <w:r>
+              <w:t>.</w:t>
+            </w:r>
+            <w:r>
+              <w:t xml:space="preserve"> Guard </w:t>
+            </w:r>
+            <w:r>
+              <w:t xml:space="preserve">gets </w:t>
+            </w:r>
+            <w:r>
+              <w:t xml:space="preserve">a little </w:t>
+            </w:r>
+            <w:r>
+              <w:t>more</w:t>
+            </w:r>
+            <w:r>
+              <w:t xml:space="preserve"> physical resistance</w:t>
             </w:r>
             <w:r>
               <w:t>.</w:t>
@@ -11525,10 +12829,7 @@
           </w:tcPr>
           <w:p>
             <w:r>
-              <w:t xml:space="preserve">Heavy Armor </w:t>
-            </w:r>
-            <w:r>
-              <w:t>Training (2)</w:t>
+              <w:t>Steadfast</w:t>
             </w:r>
           </w:p>
         </w:tc>
@@ -11538,7 +12839,7 @@
           </w:tcPr>
           <w:p>
             <w:r>
-              <w:t>Scale Guard</w:t>
+              <w:t>Survive</w:t>
             </w:r>
           </w:p>
         </w:tc>
@@ -11558,31 +12859,25 @@
           </w:tcPr>
           <w:p>
             <w:r>
-              <w:t xml:space="preserve">Gain </w:t>
-            </w:r>
-            <w:r>
-              <w:t xml:space="preserve">more </w:t>
-            </w:r>
-            <w:r>
-              <w:t>Guard from heavy armor</w:t>
-            </w:r>
-            <w:r>
-              <w:t>.</w:t>
-            </w:r>
-            <w:r>
-              <w:t xml:space="preserve"> Guard </w:t>
-            </w:r>
-            <w:r>
-              <w:t xml:space="preserve">gets </w:t>
-            </w:r>
-            <w:r>
-              <w:t xml:space="preserve">a little </w:t>
-            </w:r>
-            <w:r>
-              <w:t>more</w:t>
-            </w:r>
-            <w:r>
-              <w:t xml:space="preserve"> physical resistance</w:t>
+              <w:t xml:space="preserve">+5 Health/Level, </w:t>
+            </w:r>
+            <w:r>
+              <w:t xml:space="preserve">Raise </w:t>
+            </w:r>
+            <w:r>
+              <w:t xml:space="preserve">the Guard </w:t>
+            </w:r>
+            <w:r>
+              <w:t xml:space="preserve">from health </w:t>
+            </w:r>
+            <w:r>
+              <w:t>ratio</w:t>
+            </w:r>
+            <w:r>
+              <w:t xml:space="preserve"> by</w:t>
+            </w:r>
+            <w:r>
+              <w:t xml:space="preserve"> 5%</w:t>
             </w:r>
             <w:r>
               <w:t>.</w:t>
@@ -11591,72 +12886,6 @@
         </w:tc>
       </w:tr>
       <w:tr>
-        <w:tc>
-          <w:tcPr>
-            <w:tcW w:w="1104" w:type="pct"/>
-          </w:tcPr>
-          <w:p>
-            <w:r>
-              <w:t>Steadfast</w:t>
-            </w:r>
-          </w:p>
-        </w:tc>
-        <w:tc>
-          <w:tcPr>
-            <w:tcW w:w="1059" w:type="pct"/>
-          </w:tcPr>
-          <w:p>
-            <w:r>
-              <w:t>Survive</w:t>
-            </w:r>
-          </w:p>
-        </w:tc>
-        <w:tc>
-          <w:tcPr>
-            <w:tcW w:w="722" w:type="pct"/>
-          </w:tcPr>
-          <w:p>
-            <w:r>
-              <w:t>Passive</w:t>
-            </w:r>
-          </w:p>
-        </w:tc>
-        <w:tc>
-          <w:tcPr>
-            <w:tcW w:w="2115" w:type="pct"/>
-          </w:tcPr>
-          <w:p>
-            <w:r>
-              <w:t xml:space="preserve">+5 Health/Level, </w:t>
-            </w:r>
-            <w:r>
-              <w:t xml:space="preserve">Raise </w:t>
-            </w:r>
-            <w:r>
-              <w:t xml:space="preserve">the Guard </w:t>
-            </w:r>
-            <w:r>
-              <w:t xml:space="preserve">from health </w:t>
-            </w:r>
-            <w:r>
-              <w:t>ratio</w:t>
-            </w:r>
-            <w:r>
-              <w:t xml:space="preserve"> by</w:t>
-            </w:r>
-            <w:r>
-              <w:t xml:space="preserve"> 5%</w:t>
-            </w:r>
-            <w:r>
-              <w:t>.</w:t>
-            </w:r>
-          </w:p>
-        </w:tc>
-      </w:tr>
-      <w:tr>
-        <w:trPr>
-          <w:cnfStyle w:val="000000010000" w:firstRow="0" w:lastRow="0" w:firstColumn="0" w:lastColumn="0" w:oddVBand="0" w:evenVBand="0" w:oddHBand="0" w:evenHBand="1" w:firstRowFirstColumn="0" w:firstRowLastColumn="0" w:lastRowFirstColumn="0" w:lastRowLastColumn="0"/>
-        </w:trPr>
         <w:tc>
           <w:tcPr>
             <w:tcW w:w="1104" w:type="pct"/>
@@ -11900,7 +13129,7 @@
               <w:jc w:val="center"/>
             </w:pPr>
             <w:r>
-              <w:t>Hunt</w:t>
+              <w:t>Mark &amp; Hunted</w:t>
             </w:r>
           </w:p>
         </w:tc>
@@ -11941,27 +13170,23 @@
           </w:tcPr>
           <w:p>
             <w:r>
+              <w:t>Mark</w:t>
+            </w:r>
+            <w:r>
+              <w:t xml:space="preserve"> an enemy as </w:t>
+            </w:r>
+            <w:r>
               <w:rPr>
                 <w:i/>
                 <w:iCs/>
               </w:rPr>
-              <w:t>Mark</w:t>
-            </w:r>
-            <w:r>
-              <w:t xml:space="preserve"> an enemy as </w:t>
+              <w:t>Hunted</w:t>
             </w:r>
             <w:r>
               <w:rPr>
                 <w:i/>
                 <w:iCs/>
               </w:rPr>
-              <w:t>Hunted</w:t>
-            </w:r>
-            <w:r>
-              <w:rPr>
-                <w:i/>
-                <w:iCs/>
-              </w:rPr>
               <w:t xml:space="preserve">. </w:t>
             </w:r>
             <w:r>
@@ -12041,6 +13266,140 @@
       </w:r>
       <w:r>
         <w:t xml:space="preserve"> Benefit</w:t>
+      </w:r>
+    </w:p>
+    <w:p>
+      <w:pPr>
+        <w:pStyle w:val="Heading2"/>
+      </w:pPr>
+      <w:r>
+        <w:t>Starting Abilities</w:t>
+      </w:r>
+    </w:p>
+    <w:p>
+      <w:r>
+        <w:rPr>
+          <w:u w:val="single"/>
+        </w:rPr>
+        <w:t>Hunt</w:t>
+      </w:r>
+      <w:r>
+        <w:rPr>
+          <w:u w:val="single"/>
+        </w:rPr>
+        <w:t xml:space="preserve"> Prey</w:t>
+      </w:r>
+      <w:r>
+        <w:t xml:space="preserve">: </w:t>
+      </w:r>
+      <w:r>
+        <w:rPr>
+          <w:rFonts w:ascii="Segoe UI Symbol" w:hAnsi="Segoe UI Symbol" w:cs="Segoe UI Symbol"/>
+        </w:rPr>
+        <w:t>◉</w:t>
+      </w:r>
+      <w:r>
+        <w:rPr>
+          <w:rFonts w:ascii="Segoe UI" w:hAnsi="Segoe UI" w:cs="Segoe UI"/>
+        </w:rPr>
+        <w:t>○○</w:t>
+      </w:r>
+      <w:r>
+        <w:rPr>
+          <w:rFonts w:ascii="Segoe UI" w:hAnsi="Segoe UI" w:cs="Segoe UI"/>
+        </w:rPr>
+        <w:t xml:space="preserve"> </w:t>
+      </w:r>
+      <w:r>
+        <w:rPr>
+          <w:rFonts w:cs="Cambria Math"/>
+        </w:rPr>
+        <w:t>1</w:t>
+      </w:r>
+      <w:r>
+        <w:rPr>
+          <w:rFonts w:ascii="Cambria Math" w:hAnsi="Cambria Math" w:cs="Cambria Math"/>
+        </w:rPr>
+        <w:t>↻</w:t>
+      </w:r>
+      <w:r>
+        <w:rPr>
+          <w:rFonts w:ascii="Cambria Math" w:hAnsi="Cambria Math" w:cs="Cambria Math"/>
+        </w:rPr>
+        <w:t xml:space="preserve"> </w:t>
+      </w:r>
+      <w:r>
+        <w:t xml:space="preserve">Mark an enemy </w:t>
+      </w:r>
+      <w:r>
+        <w:t>as your prey.</w:t>
+      </w:r>
+      <w:r>
+        <w:t xml:space="preserve"> Only one enemy can be marked by you at a time.</w:t>
+      </w:r>
+      <w:r>
+        <w:t xml:space="preserve"> They will </w:t>
+      </w:r>
+      <w:r>
+        <w:t xml:space="preserve">gain the Effect </w:t>
+      </w:r>
+      <w:r>
+        <w:rPr>
+          <w:i/>
+          <w:iCs/>
+        </w:rPr>
+        <w:t>Hunted</w:t>
+      </w:r>
+      <w:r>
+        <w:t xml:space="preserve"> which will stay applied</w:t>
+      </w:r>
+      <w:r>
+        <w:t xml:space="preserve"> until they die or it is dispelled.</w:t>
+      </w:r>
+      <w:r>
+        <w:t xml:space="preserve"> You </w:t>
+      </w:r>
+      <w:r>
+        <w:t>gain</w:t>
+      </w:r>
+      <w:r>
+        <w:t xml:space="preserve"> </w:t>
+      </w:r>
+      <w:r>
+        <w:t xml:space="preserve">+1 </w:t>
+      </w:r>
+      <w:r>
+        <w:t xml:space="preserve">during a challenge roll </w:t>
+      </w:r>
+      <w:r>
+        <w:t>targeting</w:t>
+      </w:r>
+      <w:r>
+        <w:t xml:space="preserve"> your Prey</w:t>
+      </w:r>
+      <w:r>
+        <w:t xml:space="preserve"> and gain </w:t>
+      </w:r>
+      <w:r>
+        <w:t>+</w:t>
+      </w:r>
+      <w:r>
+        <w:t>10</w:t>
+      </w:r>
+      <w:r>
+        <w:t>%</w:t>
+      </w:r>
+      <w:r>
+        <w:t xml:space="preserve"> </w:t>
+      </w:r>
+      <w:r>
+        <w:t xml:space="preserve">physical </w:t>
+      </w:r>
+      <w:r>
+        <w:t>damage</w:t>
+      </w:r>
+      <w:r>
+        <w:t>.</w:t>
       </w:r>
       <w:r>
         <w:rPr>
@@ -12181,6 +13540,14 @@
               <w:t>Deadly Aim</w:t>
             </w:r>
           </w:p>
+          <w:p>
+            <w:pPr>
+              <w:pStyle w:val="Info"/>
+            </w:pPr>
+            <w:r>
+              <w:t>Ranged</w:t>
+            </w:r>
+          </w:p>
         </w:tc>
         <w:tc>
           <w:tcPr>
@@ -12218,19 +13585,24 @@
             </w:r>
             <w:r>
               <w:rPr>
+                <w:rStyle w:val="EffectChar"/>
+              </w:rPr>
+              <w:t>Hunted</w:t>
+            </w:r>
+            <w:r>
+              <w:rPr>
+                <w:color w:val="77206D" w:themeColor="accent5" w:themeShade="BF"/>
+              </w:rPr>
+              <w:t xml:space="preserve"> </w:t>
+            </w:r>
+            <w:r>
+              <w:t xml:space="preserve">target is also </w:t>
+            </w:r>
+            <w:r>
+              <w:rPr>
                 <w:i/>
                 <w:iCs/>
               </w:rPr>
-              <w:t>Hunted</w:t>
-            </w:r>
-            <w:r>
-              <w:t xml:space="preserve"> target is also </w:t>
-            </w:r>
-            <w:r>
-              <w:rPr>
-                <w:i/>
-                <w:iCs/>
-              </w:rPr>
               <w:t>Off Guard</w:t>
             </w:r>
             <w:r>
@@ -12250,6 +13622,14 @@
           <w:p>
             <w:r>
               <w:t>Pinning Shot</w:t>
+            </w:r>
+          </w:p>
+          <w:p>
+            <w:pPr>
+              <w:pStyle w:val="Info"/>
+            </w:pPr>
+            <w:r>
+              <w:t>Ranged</w:t>
             </w:r>
           </w:p>
         </w:tc>
@@ -12307,17 +13687,13 @@
           </w:tcPr>
           <w:p>
             <w:r>
-              <w:t xml:space="preserve">Fire a shot that roots your </w:t>
-            </w:r>
-            <w:r>
-              <w:rPr>
-                <w:i/>
-                <w:iCs/>
-              </w:rPr>
-              <w:t>Hunted</w:t>
-            </w:r>
-            <w:r>
-              <w:t xml:space="preserve"> target in place for 1</w:t>
+              <w:t>Fire a shot that roots you</w:t>
+            </w:r>
+            <w:r>
+              <w:t xml:space="preserve">r </w:t>
+            </w:r>
+            <w:r>
+              <w:t>target in place for 1</w:t>
             </w:r>
             <w:r>
               <w:rPr>
@@ -12330,8 +13706,7 @@
             </w:r>
             <w:r>
               <w:rPr>
-                <w:i/>
-                <w:iCs/>
+                <w:rStyle w:val="EffectChar"/>
               </w:rPr>
               <w:t>Slowed</w:t>
             </w:r>
@@ -12387,13 +13762,30 @@
             </w:r>
             <w:r>
               <w:rPr>
-                <w:i/>
-                <w:iCs/>
+                <w:rStyle w:val="EffectChar"/>
               </w:rPr>
               <w:t>Hunted</w:t>
             </w:r>
             <w:r>
-              <w:t xml:space="preserve"> target deals +5% damage, stacking up to 3 times. Stacks reset if you attack a different target.</w:t>
+              <w:rPr>
+                <w:color w:val="77206D" w:themeColor="accent5" w:themeShade="BF"/>
+              </w:rPr>
+              <w:t xml:space="preserve"> </w:t>
+            </w:r>
+            <w:r>
+              <w:t>target</w:t>
+            </w:r>
+            <w:r>
+              <w:t xml:space="preserve"> grants them </w:t>
+            </w:r>
+            <w:r>
+              <w:rPr>
+                <w:rStyle w:val="EffectChar"/>
+              </w:rPr>
+              <w:t>Bleed</w:t>
+            </w:r>
+            <w:r>
+              <w:t>. Stacks reset if you attack a different target.</w:t>
             </w:r>
           </w:p>
         </w:tc>
@@ -12405,7 +13797,15 @@
           </w:tcPr>
           <w:p>
             <w:r>
-              <w:t>Rapid Shot</w:t>
+              <w:t>Flurry</w:t>
+            </w:r>
+          </w:p>
+          <w:p>
+            <w:pPr>
+              <w:pStyle w:val="Info"/>
+            </w:pPr>
+            <w:r>
+              <w:t>Ranged</w:t>
             </w:r>
           </w:p>
         </w:tc>
@@ -12432,9 +13832,15 @@
             </w:r>
             <w:r>
               <w:rPr>
+                <w:rFonts w:ascii="Segoe UI Symbol" w:hAnsi="Segoe UI Symbol" w:cs="Segoe UI Symbol"/>
+              </w:rPr>
+              <w:t>◉</w:t>
+            </w:r>
+            <w:r>
+              <w:rPr>
                 <w:rFonts w:ascii="Segoe UI" w:hAnsi="Segoe UI" w:cs="Segoe UI"/>
               </w:rPr>
-              <w:t>○○</w:t>
+              <w:t>○</w:t>
             </w:r>
           </w:p>
           <w:p>
@@ -12455,7 +13861,10 @@
           </w:tcPr>
           <w:p>
             <w:r>
-              <w:t>Fire twice in quick succession at your Hunted target for reduced damage per hit.</w:t>
+              <w:t>Fire twice in quick succession</w:t>
+            </w:r>
+            <w:r>
+              <w:t>.</w:t>
             </w:r>
           </w:p>
         </w:tc>
@@ -12473,6 +13882,14 @@
               <w:t>Uncanny dodge</w:t>
             </w:r>
           </w:p>
+          <w:p>
+            <w:pPr>
+              <w:pStyle w:val="Info"/>
+            </w:pPr>
+            <w:r>
+              <w:t>Reaction</w:t>
+            </w:r>
+          </w:p>
         </w:tc>
         <w:tc>
           <w:tcPr>
@@ -12489,8 +13906,19 @@
             <w:tcW w:w="722" w:type="pct"/>
           </w:tcPr>
           <w:p>
-            <w:r>
-              <w:t>Passive</w:t>
+            <w:pPr>
+              <w:rPr>
+                <w:b/>
+                <w:bCs/>
+              </w:rPr>
+            </w:pPr>
+            <w:r>
+              <w:rPr>
+                <w:rFonts w:ascii="Cambria Math" w:hAnsi="Cambria Math" w:cs="Cambria Math"/>
+                <w:b/>
+                <w:bCs/>
+              </w:rPr>
+              <w:t>⇌</w:t>
             </w:r>
           </w:p>
         </w:tc>
@@ -12500,7 +13928,19 @@
           </w:tcPr>
           <w:p>
             <w:r>
-              <w:t>Once per encounter, when an attack would hit you, reduce the damage by 50%.</w:t>
+              <w:t xml:space="preserve">Once per encounter, when </w:t>
+            </w:r>
+            <w:r>
+              <w:t>attacked</w:t>
+            </w:r>
+            <w:r>
+              <w:t xml:space="preserve">, </w:t>
+            </w:r>
+            <w:r>
+              <w:t>you're grazed instead. R</w:t>
+            </w:r>
+            <w:r>
+              <w:t>educe the damage by 50%.</w:t>
             </w:r>
           </w:p>
         </w:tc>
@@ -12512,7 +13952,7 @@
           </w:tcPr>
           <w:p>
             <w:r>
-              <w:t>Lurker</w:t>
+              <w:t>Deep Breaths</w:t>
             </w:r>
           </w:p>
         </w:tc>
@@ -12532,7 +13972,33 @@
           </w:tcPr>
           <w:p>
             <w:r>
-              <w:t>Passive</w:t>
+              <w:rPr>
+                <w:rFonts w:ascii="Segoe UI Symbol" w:hAnsi="Segoe UI Symbol" w:cs="Segoe UI Symbol"/>
+              </w:rPr>
+              <w:t>◉</w:t>
+            </w:r>
+            <w:r>
+              <w:rPr>
+                <w:rFonts w:ascii="Segoe UI" w:hAnsi="Segoe UI" w:cs="Segoe UI"/>
+              </w:rPr>
+              <w:t>○</w:t>
+            </w:r>
+            <w:r>
+              <w:rPr>
+                <w:rFonts w:ascii="Segoe UI" w:hAnsi="Segoe UI" w:cs="Segoe UI"/>
+              </w:rPr>
+              <w:t>○</w:t>
+            </w:r>
+          </w:p>
+          <w:p>
+            <w:r>
+              <w:t>1</w:t>
+            </w:r>
+            <w:r>
+              <w:rPr>
+                <w:rFonts w:ascii="Cambria Math" w:hAnsi="Cambria Math" w:cs="Cambria Math"/>
+              </w:rPr>
+              <w:t>↻</w:t>
             </w:r>
           </w:p>
         </w:tc>
@@ -12542,7 +14008,33 @@
           </w:tcPr>
           <w:p>
             <w:r>
-              <w:t>If you did not take damage last turn, gain +1 Ranged Accuracy and +10% damage on your next attack.</w:t>
+              <w:t>Gain</w:t>
+            </w:r>
+            <w:r>
+              <w:t xml:space="preserve"> </w:t>
+            </w:r>
+            <w:r>
+              <w:rPr>
+                <w:rStyle w:val="EffectChar"/>
+              </w:rPr>
+              <w:t>Steady</w:t>
+            </w:r>
+            <w:r>
+              <w:rPr>
+                <w:rStyle w:val="EffectChar"/>
+              </w:rPr>
+              <w:t xml:space="preserve"> </w:t>
+            </w:r>
+            <w:r>
+              <w:rPr>
+                <w:rStyle w:val="EffectChar"/>
+                <w:i w:val="0"/>
+                <w:iCs/>
+              </w:rPr>
+              <w:t>for 1</w:t>
+            </w:r>
+            <w:r>
+              <w:t>.</w:t>
             </w:r>
           </w:p>
         </w:tc>
@@ -12667,8 +14159,7 @@
             </w:r>
             <w:r>
               <w:rPr>
-                <w:i/>
-                <w:iCs/>
+                <w:rStyle w:val="EffectChar"/>
               </w:rPr>
               <w:t>Hunted</w:t>
             </w:r>
@@ -12676,14 +14167,10 @@
               <w:t xml:space="preserve"> target below 30% Health. If it kills them, reset your </w:t>
             </w:r>
             <w:r>
-              <w:rPr>
-                <w:i/>
-                <w:iCs/>
-              </w:rPr>
-              <w:t>Hunt</w:t>
-            </w:r>
-            <w:r>
-              <w:t xml:space="preserve"> and reduce this talent's cooldown to 1</w:t>
+              <w:t xml:space="preserve">Mark for free </w:t>
+            </w:r>
+            <w:r>
+              <w:t>and reduce this talent's cooldown to 1</w:t>
             </w:r>
             <w:r>
               <w:rPr>
@@ -12823,10 +14310,17 @@
           </w:tcPr>
           <w:p>
             <w:r>
-              <w:lastRenderedPageBreak/>
               <w:t>Below the Belt</w:t>
             </w:r>
           </w:p>
+          <w:p>
+            <w:pPr>
+              <w:pStyle w:val="Info"/>
+            </w:pPr>
+            <w:r>
+              <w:t>Melee</w:t>
+            </w:r>
+          </w:p>
         </w:tc>
         <w:tc>
           <w:tcPr>
@@ -12874,8 +14368,7 @@
             </w:r>
             <w:r>
               <w:rPr>
-                <w:i/>
-                <w:iCs/>
+                <w:rStyle w:val="EffectChar"/>
               </w:rPr>
               <w:t>Slowed</w:t>
             </w:r>
@@ -12902,6 +14395,7 @@
     <w:p/>
     <w:p>
       <w:r>
+        <w:lastRenderedPageBreak/>
         <w:br w:type="page"/>
       </w:r>
     </w:p>
@@ -13029,7 +14523,7 @@
   <w:abstractNum w:abstractNumId="0" w15:restartNumberingAfterBreak="0">
     <w:nsid w:val="00E57A50"/>
     <w:multiLevelType w:val="hybridMultilevel"/>
-    <w:tmpl w:val="4962BF14"/>
+    <w:tmpl w:val="38B4D22C"/>
     <w:lvl w:ilvl="0" w:tplc="0409000F">
       <w:start w:val="1"/>
       <w:numFmt w:val="decimal"/>
@@ -14109,6 +15603,119 @@
     </w:lvl>
   </w:abstractNum>
   <w:abstractNum w:abstractNumId="10" w15:restartNumberingAfterBreak="0">
+    <w:nsid w:val="1A457087"/>
+    <w:multiLevelType w:val="hybridMultilevel"/>
+    <w:tmpl w:val="76CAB7A8"/>
+    <w:lvl w:ilvl="0" w:tplc="04090001">
+      <w:start w:val="1"/>
+      <w:numFmt w:val="bullet"/>
+      <w:lvlText w:val=""/>
+      <w:lvlJc w:val="left"/>
+      <w:pPr>
+        <w:ind w:left="720" w:hanging="360"/>
+      </w:pPr>
+      <w:rPr>
+        <w:rFonts w:ascii="Symbol" w:hAnsi="Symbol" w:hint="default"/>
+      </w:rPr>
+    </w:lvl>
+    <w:lvl w:ilvl="1" w:tplc="04090003">
+      <w:start w:val="1"/>
+      <w:numFmt w:val="bullet"/>
+      <w:lvlText w:val="o"/>
+      <w:lvlJc w:val="left"/>
+      <w:pPr>
+        <w:ind w:left="1440" w:hanging="360"/>
+      </w:pPr>
+      <w:rPr>
+        <w:rFonts w:ascii="Courier New" w:hAnsi="Courier New" w:cs="Courier New" w:hint="default"/>
+      </w:rPr>
+    </w:lvl>
+    <w:lvl w:ilvl="2" w:tplc="04090005" w:tentative="1">
+      <w:start w:val="1"/>
+      <w:numFmt w:val="bullet"/>
+      <w:lvlText w:val=""/>
+      <w:lvlJc w:val="left"/>
+      <w:pPr>
+        <w:ind w:left="2160" w:hanging="360"/>
+      </w:pPr>
+      <w:rPr>
+        <w:rFonts w:ascii="Wingdings" w:hAnsi="Wingdings" w:hint="default"/>
+      </w:rPr>
+    </w:lvl>
+    <w:lvl w:ilvl="3" w:tplc="04090001" w:tentative="1">
+      <w:start w:val="1"/>
+      <w:numFmt w:val="bullet"/>
+      <w:lvlText w:val=""/>
+      <w:lvlJc w:val="left"/>
+      <w:pPr>
+        <w:ind w:left="2880" w:hanging="360"/>
+      </w:pPr>
+      <w:rPr>
+        <w:rFonts w:ascii="Symbol" w:hAnsi="Symbol" w:hint="default"/>
+      </w:rPr>
+    </w:lvl>
+    <w:lvl w:ilvl="4" w:tplc="04090003" w:tentative="1">
+      <w:start w:val="1"/>
+      <w:numFmt w:val="bullet"/>
+      <w:lvlText w:val="o"/>
+      <w:lvlJc w:val="left"/>
+      <w:pPr>
+        <w:ind w:left="3600" w:hanging="360"/>
+      </w:pPr>
+      <w:rPr>
+        <w:rFonts w:ascii="Courier New" w:hAnsi="Courier New" w:cs="Courier New" w:hint="default"/>
+      </w:rPr>
+    </w:lvl>
+    <w:lvl w:ilvl="5" w:tplc="04090005" w:tentative="1">
+      <w:start w:val="1"/>
+      <w:numFmt w:val="bullet"/>
+      <w:lvlText w:val=""/>
+      <w:lvlJc w:val="left"/>
+      <w:pPr>
+        <w:ind w:left="4320" w:hanging="360"/>
+      </w:pPr>
+      <w:rPr>
+        <w:rFonts w:ascii="Wingdings" w:hAnsi="Wingdings" w:hint="default"/>
+      </w:rPr>
+    </w:lvl>
+    <w:lvl w:ilvl="6" w:tplc="04090001" w:tentative="1">
+      <w:start w:val="1"/>
+      <w:numFmt w:val="bullet"/>
+      <w:lvlText w:val=""/>
+      <w:lvlJc w:val="left"/>
+      <w:pPr>
+        <w:ind w:left="5040" w:hanging="360"/>
+      </w:pPr>
+      <w:rPr>
+        <w:rFonts w:ascii="Symbol" w:hAnsi="Symbol" w:hint="default"/>
+      </w:rPr>
+    </w:lvl>
+    <w:lvl w:ilvl="7" w:tplc="04090003" w:tentative="1">
+      <w:start w:val="1"/>
+      <w:numFmt w:val="bullet"/>
+      <w:lvlText w:val="o"/>
+      <w:lvlJc w:val="left"/>
+      <w:pPr>
+        <w:ind w:left="5760" w:hanging="360"/>
+      </w:pPr>
+      <w:rPr>
+        <w:rFonts w:ascii="Courier New" w:hAnsi="Courier New" w:cs="Courier New" w:hint="default"/>
+      </w:rPr>
+    </w:lvl>
+    <w:lvl w:ilvl="8" w:tplc="04090005" w:tentative="1">
+      <w:start w:val="1"/>
+      <w:numFmt w:val="bullet"/>
+      <w:lvlText w:val=""/>
+      <w:lvlJc w:val="left"/>
+      <w:pPr>
+        <w:ind w:left="6480" w:hanging="360"/>
+      </w:pPr>
+      <w:rPr>
+        <w:rFonts w:ascii="Wingdings" w:hAnsi="Wingdings" w:hint="default"/>
+      </w:rPr>
+    </w:lvl>
+  </w:abstractNum>
+  <w:abstractNum w:abstractNumId="11" w15:restartNumberingAfterBreak="0">
     <w:nsid w:val="1C052AC9"/>
     <w:multiLevelType w:val="hybridMultilevel"/>
     <w:tmpl w:val="F34E7910"/>
@@ -14221,7 +15828,7 @@
       </w:rPr>
     </w:lvl>
   </w:abstractNum>
-  <w:abstractNum w:abstractNumId="11" w15:restartNumberingAfterBreak="0">
+  <w:abstractNum w:abstractNumId="12" w15:restartNumberingAfterBreak="0">
     <w:nsid w:val="1D5047C7"/>
     <w:multiLevelType w:val="hybridMultilevel"/>
     <w:tmpl w:val="B360ED64"/>
@@ -14334,7 +15941,7 @@
       </w:rPr>
     </w:lvl>
   </w:abstractNum>
-  <w:abstractNum w:abstractNumId="12" w15:restartNumberingAfterBreak="0">
+  <w:abstractNum w:abstractNumId="13" w15:restartNumberingAfterBreak="0">
     <w:nsid w:val="210751B6"/>
     <w:multiLevelType w:val="hybridMultilevel"/>
     <w:tmpl w:val="D298C59E"/>
@@ -14447,7 +16054,7 @@
       </w:rPr>
     </w:lvl>
   </w:abstractNum>
-  <w:abstractNum w:abstractNumId="13" w15:restartNumberingAfterBreak="0">
+  <w:abstractNum w:abstractNumId="14" w15:restartNumberingAfterBreak="0">
     <w:nsid w:val="269B3172"/>
     <w:multiLevelType w:val="hybridMultilevel"/>
     <w:tmpl w:val="285839DC"/>
@@ -14560,7 +16167,120 @@
       </w:rPr>
     </w:lvl>
   </w:abstractNum>
-  <w:abstractNum w:abstractNumId="14" w15:restartNumberingAfterBreak="0">
+  <w:abstractNum w:abstractNumId="15" w15:restartNumberingAfterBreak="0">
+    <w:nsid w:val="27A51D6C"/>
+    <w:multiLevelType w:val="hybridMultilevel"/>
+    <w:tmpl w:val="CE6A4A1C"/>
+    <w:lvl w:ilvl="0" w:tplc="04090001">
+      <w:start w:val="1"/>
+      <w:numFmt w:val="bullet"/>
+      <w:lvlText w:val=""/>
+      <w:lvlJc w:val="left"/>
+      <w:pPr>
+        <w:ind w:left="3600" w:hanging="360"/>
+      </w:pPr>
+      <w:rPr>
+        <w:rFonts w:ascii="Symbol" w:hAnsi="Symbol" w:hint="default"/>
+      </w:rPr>
+    </w:lvl>
+    <w:lvl w:ilvl="1" w:tplc="04090003" w:tentative="1">
+      <w:start w:val="1"/>
+      <w:numFmt w:val="bullet"/>
+      <w:lvlText w:val="o"/>
+      <w:lvlJc w:val="left"/>
+      <w:pPr>
+        <w:ind w:left="4320" w:hanging="360"/>
+      </w:pPr>
+      <w:rPr>
+        <w:rFonts w:ascii="Courier New" w:hAnsi="Courier New" w:cs="Courier New" w:hint="default"/>
+      </w:rPr>
+    </w:lvl>
+    <w:lvl w:ilvl="2" w:tplc="04090005" w:tentative="1">
+      <w:start w:val="1"/>
+      <w:numFmt w:val="bullet"/>
+      <w:lvlText w:val=""/>
+      <w:lvlJc w:val="left"/>
+      <w:pPr>
+        <w:ind w:left="5040" w:hanging="360"/>
+      </w:pPr>
+      <w:rPr>
+        <w:rFonts w:ascii="Wingdings" w:hAnsi="Wingdings" w:hint="default"/>
+      </w:rPr>
+    </w:lvl>
+    <w:lvl w:ilvl="3" w:tplc="04090001" w:tentative="1">
+      <w:start w:val="1"/>
+      <w:numFmt w:val="bullet"/>
+      <w:lvlText w:val=""/>
+      <w:lvlJc w:val="left"/>
+      <w:pPr>
+        <w:ind w:left="5760" w:hanging="360"/>
+      </w:pPr>
+      <w:rPr>
+        <w:rFonts w:ascii="Symbol" w:hAnsi="Symbol" w:hint="default"/>
+      </w:rPr>
+    </w:lvl>
+    <w:lvl w:ilvl="4" w:tplc="04090003" w:tentative="1">
+      <w:start w:val="1"/>
+      <w:numFmt w:val="bullet"/>
+      <w:lvlText w:val="o"/>
+      <w:lvlJc w:val="left"/>
+      <w:pPr>
+        <w:ind w:left="6480" w:hanging="360"/>
+      </w:pPr>
+      <w:rPr>
+        <w:rFonts w:ascii="Courier New" w:hAnsi="Courier New" w:cs="Courier New" w:hint="default"/>
+      </w:rPr>
+    </w:lvl>
+    <w:lvl w:ilvl="5" w:tplc="04090005" w:tentative="1">
+      <w:start w:val="1"/>
+      <w:numFmt w:val="bullet"/>
+      <w:lvlText w:val=""/>
+      <w:lvlJc w:val="left"/>
+      <w:pPr>
+        <w:ind w:left="7200" w:hanging="360"/>
+      </w:pPr>
+      <w:rPr>
+        <w:rFonts w:ascii="Wingdings" w:hAnsi="Wingdings" w:hint="default"/>
+      </w:rPr>
+    </w:lvl>
+    <w:lvl w:ilvl="6" w:tplc="04090001" w:tentative="1">
+      <w:start w:val="1"/>
+      <w:numFmt w:val="bullet"/>
+      <w:lvlText w:val=""/>
+      <w:lvlJc w:val="left"/>
+      <w:pPr>
+        <w:ind w:left="7920" w:hanging="360"/>
+      </w:pPr>
+      <w:rPr>
+        <w:rFonts w:ascii="Symbol" w:hAnsi="Symbol" w:hint="default"/>
+      </w:rPr>
+    </w:lvl>
+    <w:lvl w:ilvl="7" w:tplc="04090003" w:tentative="1">
+      <w:start w:val="1"/>
+      <w:numFmt w:val="bullet"/>
+      <w:lvlText w:val="o"/>
+      <w:lvlJc w:val="left"/>
+      <w:pPr>
+        <w:ind w:left="8640" w:hanging="360"/>
+      </w:pPr>
+      <w:rPr>
+        <w:rFonts w:ascii="Courier New" w:hAnsi="Courier New" w:cs="Courier New" w:hint="default"/>
+      </w:rPr>
+    </w:lvl>
+    <w:lvl w:ilvl="8" w:tplc="04090005" w:tentative="1">
+      <w:start w:val="1"/>
+      <w:numFmt w:val="bullet"/>
+      <w:lvlText w:val=""/>
+      <w:lvlJc w:val="left"/>
+      <w:pPr>
+        <w:ind w:left="9360" w:hanging="360"/>
+      </w:pPr>
+      <w:rPr>
+        <w:rFonts w:ascii="Wingdings" w:hAnsi="Wingdings" w:hint="default"/>
+      </w:rPr>
+    </w:lvl>
+  </w:abstractNum>
+  <w:abstractNum w:abstractNumId="16" w15:restartNumberingAfterBreak="0">
     <w:nsid w:val="30085D61"/>
     <w:multiLevelType w:val="hybridMultilevel"/>
     <w:tmpl w:val="3C284E3A"/>
@@ -14673,7 +16393,7 @@
       </w:rPr>
     </w:lvl>
   </w:abstractNum>
-  <w:abstractNum w:abstractNumId="15" w15:restartNumberingAfterBreak="0">
+  <w:abstractNum w:abstractNumId="17" w15:restartNumberingAfterBreak="0">
     <w:nsid w:val="307527B3"/>
     <w:multiLevelType w:val="hybridMultilevel"/>
     <w:tmpl w:val="E76464F2"/>
@@ -14762,7 +16482,7 @@
       </w:pPr>
     </w:lvl>
   </w:abstractNum>
-  <w:abstractNum w:abstractNumId="16" w15:restartNumberingAfterBreak="0">
+  <w:abstractNum w:abstractNumId="18" w15:restartNumberingAfterBreak="0">
     <w:nsid w:val="34056BD4"/>
     <w:multiLevelType w:val="hybridMultilevel"/>
     <w:tmpl w:val="C82E186E"/>
@@ -14848,7 +16568,7 @@
       </w:pPr>
     </w:lvl>
   </w:abstractNum>
-  <w:abstractNum w:abstractNumId="17" w15:restartNumberingAfterBreak="0">
+  <w:abstractNum w:abstractNumId="19" w15:restartNumberingAfterBreak="0">
     <w:nsid w:val="375038A2"/>
     <w:multiLevelType w:val="hybridMultilevel"/>
     <w:tmpl w:val="9A4CC9FE"/>
@@ -14961,7 +16681,7 @@
       </w:rPr>
     </w:lvl>
   </w:abstractNum>
-  <w:abstractNum w:abstractNumId="18" w15:restartNumberingAfterBreak="0">
+  <w:abstractNum w:abstractNumId="20" w15:restartNumberingAfterBreak="0">
     <w:nsid w:val="38D213B9"/>
     <w:multiLevelType w:val="hybridMultilevel"/>
     <w:tmpl w:val="A4364AD6"/>
@@ -15047,7 +16767,7 @@
       </w:pPr>
     </w:lvl>
   </w:abstractNum>
-  <w:abstractNum w:abstractNumId="19" w15:restartNumberingAfterBreak="0">
+  <w:abstractNum w:abstractNumId="21" w15:restartNumberingAfterBreak="0">
     <w:nsid w:val="3B8356F1"/>
     <w:multiLevelType w:val="hybridMultilevel"/>
     <w:tmpl w:val="8EEEBB50"/>
@@ -15136,7 +16856,7 @@
       </w:pPr>
     </w:lvl>
   </w:abstractNum>
-  <w:abstractNum w:abstractNumId="20" w15:restartNumberingAfterBreak="0">
+  <w:abstractNum w:abstractNumId="22" w15:restartNumberingAfterBreak="0">
     <w:nsid w:val="3BAA25E5"/>
     <w:multiLevelType w:val="hybridMultilevel"/>
     <w:tmpl w:val="D8C825EC"/>
@@ -15249,7 +16969,7 @@
       </w:rPr>
     </w:lvl>
   </w:abstractNum>
-  <w:abstractNum w:abstractNumId="21" w15:restartNumberingAfterBreak="0">
+  <w:abstractNum w:abstractNumId="23" w15:restartNumberingAfterBreak="0">
     <w:nsid w:val="3DA9465C"/>
     <w:multiLevelType w:val="hybridMultilevel"/>
     <w:tmpl w:val="D056F0EA"/>
@@ -15362,7 +17082,7 @@
       </w:rPr>
     </w:lvl>
   </w:abstractNum>
-  <w:abstractNum w:abstractNumId="22" w15:restartNumberingAfterBreak="0">
+  <w:abstractNum w:abstractNumId="24" w15:restartNumberingAfterBreak="0">
     <w:nsid w:val="484949ED"/>
     <w:multiLevelType w:val="hybridMultilevel"/>
     <w:tmpl w:val="B726C06A"/>
@@ -15451,7 +17171,7 @@
       </w:pPr>
     </w:lvl>
   </w:abstractNum>
-  <w:abstractNum w:abstractNumId="23" w15:restartNumberingAfterBreak="0">
+  <w:abstractNum w:abstractNumId="25" w15:restartNumberingAfterBreak="0">
     <w:nsid w:val="4D9503E4"/>
     <w:multiLevelType w:val="hybridMultilevel"/>
     <w:tmpl w:val="C03C3DF2"/>
@@ -15542,7 +17262,7 @@
       </w:pPr>
     </w:lvl>
   </w:abstractNum>
-  <w:abstractNum w:abstractNumId="24" w15:restartNumberingAfterBreak="0">
+  <w:abstractNum w:abstractNumId="26" w15:restartNumberingAfterBreak="0">
     <w:nsid w:val="4E1F4DAD"/>
     <w:multiLevelType w:val="hybridMultilevel"/>
     <w:tmpl w:val="3D241A32"/>
@@ -15655,7 +17375,7 @@
       </w:rPr>
     </w:lvl>
   </w:abstractNum>
-  <w:abstractNum w:abstractNumId="25" w15:restartNumberingAfterBreak="0">
+  <w:abstractNum w:abstractNumId="27" w15:restartNumberingAfterBreak="0">
     <w:nsid w:val="522C29FE"/>
     <w:multiLevelType w:val="hybridMultilevel"/>
     <w:tmpl w:val="74426494"/>
@@ -15768,7 +17488,120 @@
       </w:rPr>
     </w:lvl>
   </w:abstractNum>
-  <w:abstractNum w:abstractNumId="26" w15:restartNumberingAfterBreak="0">
+  <w:abstractNum w:abstractNumId="28" w15:restartNumberingAfterBreak="0">
+    <w:nsid w:val="5B482414"/>
+    <w:multiLevelType w:val="hybridMultilevel"/>
+    <w:tmpl w:val="9698DA2A"/>
+    <w:lvl w:ilvl="0" w:tplc="04090001">
+      <w:start w:val="1"/>
+      <w:numFmt w:val="bullet"/>
+      <w:lvlText w:val=""/>
+      <w:lvlJc w:val="left"/>
+      <w:pPr>
+        <w:ind w:left="720" w:hanging="360"/>
+      </w:pPr>
+      <w:rPr>
+        <w:rFonts w:ascii="Symbol" w:hAnsi="Symbol" w:hint="default"/>
+      </w:rPr>
+    </w:lvl>
+    <w:lvl w:ilvl="1" w:tplc="04090003" w:tentative="1">
+      <w:start w:val="1"/>
+      <w:numFmt w:val="bullet"/>
+      <w:lvlText w:val="o"/>
+      <w:lvlJc w:val="left"/>
+      <w:pPr>
+        <w:ind w:left="1440" w:hanging="360"/>
+      </w:pPr>
+      <w:rPr>
+        <w:rFonts w:ascii="Courier New" w:hAnsi="Courier New" w:cs="Courier New" w:hint="default"/>
+      </w:rPr>
+    </w:lvl>
+    <w:lvl w:ilvl="2" w:tplc="04090005" w:tentative="1">
+      <w:start w:val="1"/>
+      <w:numFmt w:val="bullet"/>
+      <w:lvlText w:val=""/>
+      <w:lvlJc w:val="left"/>
+      <w:pPr>
+        <w:ind w:left="2160" w:hanging="360"/>
+      </w:pPr>
+      <w:rPr>
+        <w:rFonts w:ascii="Wingdings" w:hAnsi="Wingdings" w:hint="default"/>
+      </w:rPr>
+    </w:lvl>
+    <w:lvl w:ilvl="3" w:tplc="04090001" w:tentative="1">
+      <w:start w:val="1"/>
+      <w:numFmt w:val="bullet"/>
+      <w:lvlText w:val=""/>
+      <w:lvlJc w:val="left"/>
+      <w:pPr>
+        <w:ind w:left="2880" w:hanging="360"/>
+      </w:pPr>
+      <w:rPr>
+        <w:rFonts w:ascii="Symbol" w:hAnsi="Symbol" w:hint="default"/>
+      </w:rPr>
+    </w:lvl>
+    <w:lvl w:ilvl="4" w:tplc="04090003" w:tentative="1">
+      <w:start w:val="1"/>
+      <w:numFmt w:val="bullet"/>
+      <w:lvlText w:val="o"/>
+      <w:lvlJc w:val="left"/>
+      <w:pPr>
+        <w:ind w:left="3600" w:hanging="360"/>
+      </w:pPr>
+      <w:rPr>
+        <w:rFonts w:ascii="Courier New" w:hAnsi="Courier New" w:cs="Courier New" w:hint="default"/>
+      </w:rPr>
+    </w:lvl>
+    <w:lvl w:ilvl="5" w:tplc="04090005" w:tentative="1">
+      <w:start w:val="1"/>
+      <w:numFmt w:val="bullet"/>
+      <w:lvlText w:val=""/>
+      <w:lvlJc w:val="left"/>
+      <w:pPr>
+        <w:ind w:left="4320" w:hanging="360"/>
+      </w:pPr>
+      <w:rPr>
+        <w:rFonts w:ascii="Wingdings" w:hAnsi="Wingdings" w:hint="default"/>
+      </w:rPr>
+    </w:lvl>
+    <w:lvl w:ilvl="6" w:tplc="04090001" w:tentative="1">
+      <w:start w:val="1"/>
+      <w:numFmt w:val="bullet"/>
+      <w:lvlText w:val=""/>
+      <w:lvlJc w:val="left"/>
+      <w:pPr>
+        <w:ind w:left="5040" w:hanging="360"/>
+      </w:pPr>
+      <w:rPr>
+        <w:rFonts w:ascii="Symbol" w:hAnsi="Symbol" w:hint="default"/>
+      </w:rPr>
+    </w:lvl>
+    <w:lvl w:ilvl="7" w:tplc="04090003" w:tentative="1">
+      <w:start w:val="1"/>
+      <w:numFmt w:val="bullet"/>
+      <w:lvlText w:val="o"/>
+      <w:lvlJc w:val="left"/>
+      <w:pPr>
+        <w:ind w:left="5760" w:hanging="360"/>
+      </w:pPr>
+      <w:rPr>
+        <w:rFonts w:ascii="Courier New" w:hAnsi="Courier New" w:cs="Courier New" w:hint="default"/>
+      </w:rPr>
+    </w:lvl>
+    <w:lvl w:ilvl="8" w:tplc="04090005" w:tentative="1">
+      <w:start w:val="1"/>
+      <w:numFmt w:val="bullet"/>
+      <w:lvlText w:val=""/>
+      <w:lvlJc w:val="left"/>
+      <w:pPr>
+        <w:ind w:left="6480" w:hanging="360"/>
+      </w:pPr>
+      <w:rPr>
+        <w:rFonts w:ascii="Wingdings" w:hAnsi="Wingdings" w:hint="default"/>
+      </w:rPr>
+    </w:lvl>
+  </w:abstractNum>
+  <w:abstractNum w:abstractNumId="29" w15:restartNumberingAfterBreak="0">
     <w:nsid w:val="5C480982"/>
     <w:multiLevelType w:val="hybridMultilevel"/>
     <w:tmpl w:val="A21A3238"/>
@@ -15881,7 +17714,7 @@
       </w:rPr>
     </w:lvl>
   </w:abstractNum>
-  <w:abstractNum w:abstractNumId="27" w15:restartNumberingAfterBreak="0">
+  <w:abstractNum w:abstractNumId="30" w15:restartNumberingAfterBreak="0">
     <w:nsid w:val="5D2A6FAF"/>
     <w:multiLevelType w:val="hybridMultilevel"/>
     <w:tmpl w:val="B5AE7E34"/>
@@ -15993,7 +17826,120 @@
       </w:rPr>
     </w:lvl>
   </w:abstractNum>
-  <w:abstractNum w:abstractNumId="28" w15:restartNumberingAfterBreak="0">
+  <w:abstractNum w:abstractNumId="31" w15:restartNumberingAfterBreak="0">
+    <w:nsid w:val="5DA0128B"/>
+    <w:multiLevelType w:val="hybridMultilevel"/>
+    <w:tmpl w:val="84344A7E"/>
+    <w:lvl w:ilvl="0" w:tplc="04090001">
+      <w:start w:val="1"/>
+      <w:numFmt w:val="bullet"/>
+      <w:lvlText w:val=""/>
+      <w:lvlJc w:val="left"/>
+      <w:pPr>
+        <w:ind w:left="720" w:hanging="360"/>
+      </w:pPr>
+      <w:rPr>
+        <w:rFonts w:ascii="Symbol" w:hAnsi="Symbol" w:hint="default"/>
+      </w:rPr>
+    </w:lvl>
+    <w:lvl w:ilvl="1" w:tplc="04090003">
+      <w:start w:val="1"/>
+      <w:numFmt w:val="bullet"/>
+      <w:lvlText w:val="o"/>
+      <w:lvlJc w:val="left"/>
+      <w:pPr>
+        <w:ind w:left="1440" w:hanging="360"/>
+      </w:pPr>
+      <w:rPr>
+        <w:rFonts w:ascii="Courier New" w:hAnsi="Courier New" w:cs="Courier New" w:hint="default"/>
+      </w:rPr>
+    </w:lvl>
+    <w:lvl w:ilvl="2" w:tplc="04090005" w:tentative="1">
+      <w:start w:val="1"/>
+      <w:numFmt w:val="bullet"/>
+      <w:lvlText w:val=""/>
+      <w:lvlJc w:val="left"/>
+      <w:pPr>
+        <w:ind w:left="2160" w:hanging="360"/>
+      </w:pPr>
+      <w:rPr>
+        <w:rFonts w:ascii="Wingdings" w:hAnsi="Wingdings" w:hint="default"/>
+      </w:rPr>
+    </w:lvl>
+    <w:lvl w:ilvl="3" w:tplc="04090001" w:tentative="1">
+      <w:start w:val="1"/>
+      <w:numFmt w:val="bullet"/>
+      <w:lvlText w:val=""/>
+      <w:lvlJc w:val="left"/>
+      <w:pPr>
+        <w:ind w:left="2880" w:hanging="360"/>
+      </w:pPr>
+      <w:rPr>
+        <w:rFonts w:ascii="Symbol" w:hAnsi="Symbol" w:hint="default"/>
+      </w:rPr>
+    </w:lvl>
+    <w:lvl w:ilvl="4" w:tplc="04090003" w:tentative="1">
+      <w:start w:val="1"/>
+      <w:numFmt w:val="bullet"/>
+      <w:lvlText w:val="o"/>
+      <w:lvlJc w:val="left"/>
+      <w:pPr>
+        <w:ind w:left="3600" w:hanging="360"/>
+      </w:pPr>
+      <w:rPr>
+        <w:rFonts w:ascii="Courier New" w:hAnsi="Courier New" w:cs="Courier New" w:hint="default"/>
+      </w:rPr>
+    </w:lvl>
+    <w:lvl w:ilvl="5" w:tplc="04090005" w:tentative="1">
+      <w:start w:val="1"/>
+      <w:numFmt w:val="bullet"/>
+      <w:lvlText w:val=""/>
+      <w:lvlJc w:val="left"/>
+      <w:pPr>
+        <w:ind w:left="4320" w:hanging="360"/>
+      </w:pPr>
+      <w:rPr>
+        <w:rFonts w:ascii="Wingdings" w:hAnsi="Wingdings" w:hint="default"/>
+      </w:rPr>
+    </w:lvl>
+    <w:lvl w:ilvl="6" w:tplc="04090001" w:tentative="1">
+      <w:start w:val="1"/>
+      <w:numFmt w:val="bullet"/>
+      <w:lvlText w:val=""/>
+      <w:lvlJc w:val="left"/>
+      <w:pPr>
+        <w:ind w:left="5040" w:hanging="360"/>
+      </w:pPr>
+      <w:rPr>
+        <w:rFonts w:ascii="Symbol" w:hAnsi="Symbol" w:hint="default"/>
+      </w:rPr>
+    </w:lvl>
+    <w:lvl w:ilvl="7" w:tplc="04090003" w:tentative="1">
+      <w:start w:val="1"/>
+      <w:numFmt w:val="bullet"/>
+      <w:lvlText w:val="o"/>
+      <w:lvlJc w:val="left"/>
+      <w:pPr>
+        <w:ind w:left="5760" w:hanging="360"/>
+      </w:pPr>
+      <w:rPr>
+        <w:rFonts w:ascii="Courier New" w:hAnsi="Courier New" w:cs="Courier New" w:hint="default"/>
+      </w:rPr>
+    </w:lvl>
+    <w:lvl w:ilvl="8" w:tplc="04090005" w:tentative="1">
+      <w:start w:val="1"/>
+      <w:numFmt w:val="bullet"/>
+      <w:lvlText w:val=""/>
+      <w:lvlJc w:val="left"/>
+      <w:pPr>
+        <w:ind w:left="6480" w:hanging="360"/>
+      </w:pPr>
+      <w:rPr>
+        <w:rFonts w:ascii="Wingdings" w:hAnsi="Wingdings" w:hint="default"/>
+      </w:rPr>
+    </w:lvl>
+  </w:abstractNum>
+  <w:abstractNum w:abstractNumId="32" w15:restartNumberingAfterBreak="0">
     <w:nsid w:val="6614688B"/>
     <w:multiLevelType w:val="hybridMultilevel"/>
     <w:tmpl w:val="9A9A9806"/>
@@ -16106,7 +18052,7 @@
       </w:rPr>
     </w:lvl>
   </w:abstractNum>
-  <w:abstractNum w:abstractNumId="29" w15:restartNumberingAfterBreak="0">
+  <w:abstractNum w:abstractNumId="33" w15:restartNumberingAfterBreak="0">
     <w:nsid w:val="689F709A"/>
     <w:multiLevelType w:val="hybridMultilevel"/>
     <w:tmpl w:val="3E9AFDB0"/>
@@ -16219,7 +18165,7 @@
       </w:rPr>
     </w:lvl>
   </w:abstractNum>
-  <w:abstractNum w:abstractNumId="30" w15:restartNumberingAfterBreak="0">
+  <w:abstractNum w:abstractNumId="34" w15:restartNumberingAfterBreak="0">
     <w:nsid w:val="6B6A1E2A"/>
     <w:multiLevelType w:val="hybridMultilevel"/>
     <w:tmpl w:val="0458059A"/>
@@ -16332,7 +18278,7 @@
       </w:rPr>
     </w:lvl>
   </w:abstractNum>
-  <w:abstractNum w:abstractNumId="31" w15:restartNumberingAfterBreak="0">
+  <w:abstractNum w:abstractNumId="35" w15:restartNumberingAfterBreak="0">
     <w:nsid w:val="6BDC2A0F"/>
     <w:multiLevelType w:val="hybridMultilevel"/>
     <w:tmpl w:val="7FCC328A"/>
@@ -16445,7 +18391,7 @@
       </w:rPr>
     </w:lvl>
   </w:abstractNum>
-  <w:abstractNum w:abstractNumId="32" w15:restartNumberingAfterBreak="0">
+  <w:abstractNum w:abstractNumId="36" w15:restartNumberingAfterBreak="0">
     <w:nsid w:val="710C1AB9"/>
     <w:multiLevelType w:val="hybridMultilevel"/>
     <w:tmpl w:val="BFF8FE20"/>
@@ -16558,7 +18504,7 @@
       </w:rPr>
     </w:lvl>
   </w:abstractNum>
-  <w:abstractNum w:abstractNumId="33" w15:restartNumberingAfterBreak="0">
+  <w:abstractNum w:abstractNumId="37" w15:restartNumberingAfterBreak="0">
     <w:nsid w:val="71D413D5"/>
     <w:multiLevelType w:val="hybridMultilevel"/>
     <w:tmpl w:val="9AD8CA84"/>
@@ -16670,7 +18616,7 @@
       </w:rPr>
     </w:lvl>
   </w:abstractNum>
-  <w:abstractNum w:abstractNumId="34" w15:restartNumberingAfterBreak="0">
+  <w:abstractNum w:abstractNumId="38" w15:restartNumberingAfterBreak="0">
     <w:nsid w:val="756F7823"/>
     <w:multiLevelType w:val="hybridMultilevel"/>
     <w:tmpl w:val="64765930"/>
@@ -16783,7 +18729,7 @@
       </w:rPr>
     </w:lvl>
   </w:abstractNum>
-  <w:abstractNum w:abstractNumId="35" w15:restartNumberingAfterBreak="0">
+  <w:abstractNum w:abstractNumId="39" w15:restartNumberingAfterBreak="0">
     <w:nsid w:val="798B1C8A"/>
     <w:multiLevelType w:val="hybridMultilevel"/>
     <w:tmpl w:val="F8D6B2E2"/>
@@ -16872,7 +18818,7 @@
       </w:pPr>
     </w:lvl>
   </w:abstractNum>
-  <w:abstractNum w:abstractNumId="36" w15:restartNumberingAfterBreak="0">
+  <w:abstractNum w:abstractNumId="40" w15:restartNumberingAfterBreak="0">
     <w:nsid w:val="79911088"/>
     <w:multiLevelType w:val="hybridMultilevel"/>
     <w:tmpl w:val="B89254AA"/>
@@ -16985,7 +18931,7 @@
       </w:rPr>
     </w:lvl>
   </w:abstractNum>
-  <w:abstractNum w:abstractNumId="37" w15:restartNumberingAfterBreak="0">
+  <w:abstractNum w:abstractNumId="41" w15:restartNumberingAfterBreak="0">
     <w:nsid w:val="7E5556B8"/>
     <w:multiLevelType w:val="hybridMultilevel"/>
     <w:tmpl w:val="37C87164"/>
@@ -17099,16 +19045,16 @@
     </w:lvl>
   </w:abstractNum>
   <w:num w:numId="1" w16cid:durableId="1934632031">
-    <w:abstractNumId w:val="35"/>
+    <w:abstractNumId w:val="39"/>
   </w:num>
   <w:num w:numId="2" w16cid:durableId="144322598">
-    <w:abstractNumId w:val="36"/>
+    <w:abstractNumId w:val="40"/>
   </w:num>
   <w:num w:numId="3" w16cid:durableId="279459713">
-    <w:abstractNumId w:val="19"/>
+    <w:abstractNumId w:val="21"/>
   </w:num>
   <w:num w:numId="4" w16cid:durableId="1657106081">
-    <w:abstractNumId w:val="22"/>
+    <w:abstractNumId w:val="24"/>
   </w:num>
   <w:num w:numId="5" w16cid:durableId="1326712334">
     <w:abstractNumId w:val="4"/>
@@ -17117,31 +19063,31 @@
     <w:abstractNumId w:val="6"/>
   </w:num>
   <w:num w:numId="7" w16cid:durableId="1525558506">
-    <w:abstractNumId w:val="24"/>
+    <w:abstractNumId w:val="26"/>
   </w:num>
   <w:num w:numId="8" w16cid:durableId="850493014">
-    <w:abstractNumId w:val="34"/>
+    <w:abstractNumId w:val="38"/>
   </w:num>
   <w:num w:numId="9" w16cid:durableId="1604802902">
     <w:abstractNumId w:val="8"/>
   </w:num>
   <w:num w:numId="10" w16cid:durableId="1836070790">
+    <w:abstractNumId w:val="25"/>
+  </w:num>
+  <w:num w:numId="11" w16cid:durableId="1809350132">
+    <w:abstractNumId w:val="30"/>
+  </w:num>
+  <w:num w:numId="12" w16cid:durableId="1287080009">
+    <w:abstractNumId w:val="34"/>
+  </w:num>
+  <w:num w:numId="13" w16cid:durableId="543568699">
+    <w:abstractNumId w:val="13"/>
+  </w:num>
+  <w:num w:numId="14" w16cid:durableId="709648945">
     <w:abstractNumId w:val="23"/>
   </w:num>
-  <w:num w:numId="11" w16cid:durableId="1809350132">
-    <w:abstractNumId w:val="27"/>
-  </w:num>
-  <w:num w:numId="12" w16cid:durableId="1287080009">
-    <w:abstractNumId w:val="30"/>
-  </w:num>
-  <w:num w:numId="13" w16cid:durableId="543568699">
-    <w:abstractNumId w:val="12"/>
-  </w:num>
-  <w:num w:numId="14" w16cid:durableId="709648945">
-    <w:abstractNumId w:val="21"/>
-  </w:num>
   <w:num w:numId="15" w16cid:durableId="2064256533">
-    <w:abstractNumId w:val="32"/>
+    <w:abstractNumId w:val="36"/>
   </w:num>
   <w:num w:numId="16" w16cid:durableId="2141260341">
     <w:abstractNumId w:val="7"/>
@@ -17153,19 +19099,19 @@
     <w:abstractNumId w:val="5"/>
   </w:num>
   <w:num w:numId="19" w16cid:durableId="269046563">
-    <w:abstractNumId w:val="10"/>
+    <w:abstractNumId w:val="11"/>
   </w:num>
   <w:num w:numId="20" w16cid:durableId="416635631">
-    <w:abstractNumId w:val="25"/>
+    <w:abstractNumId w:val="27"/>
   </w:num>
   <w:num w:numId="21" w16cid:durableId="854998761">
-    <w:abstractNumId w:val="13"/>
+    <w:abstractNumId w:val="14"/>
   </w:num>
   <w:num w:numId="22" w16cid:durableId="134612965">
-    <w:abstractNumId w:val="37"/>
+    <w:abstractNumId w:val="41"/>
   </w:num>
   <w:num w:numId="23" w16cid:durableId="161894447">
-    <w:abstractNumId w:val="31"/>
+    <w:abstractNumId w:val="35"/>
   </w:num>
   <w:num w:numId="24" w16cid:durableId="1999796368">
     <w:abstractNumId w:val="2"/>
@@ -17177,40 +19123,52 @@
     <w:abstractNumId w:val="0"/>
   </w:num>
   <w:num w:numId="27" w16cid:durableId="1797285986">
+    <w:abstractNumId w:val="20"/>
+  </w:num>
+  <w:num w:numId="28" w16cid:durableId="1468476322">
     <w:abstractNumId w:val="18"/>
   </w:num>
-  <w:num w:numId="28" w16cid:durableId="1468476322">
-    <w:abstractNumId w:val="16"/>
-  </w:num>
   <w:num w:numId="29" w16cid:durableId="1851529987">
-    <w:abstractNumId w:val="20"/>
+    <w:abstractNumId w:val="22"/>
   </w:num>
   <w:num w:numId="30" w16cid:durableId="1539665835">
-    <w:abstractNumId w:val="14"/>
+    <w:abstractNumId w:val="16"/>
   </w:num>
   <w:num w:numId="31" w16cid:durableId="703017086">
     <w:abstractNumId w:val="3"/>
   </w:num>
   <w:num w:numId="32" w16cid:durableId="1247304767">
+    <w:abstractNumId w:val="19"/>
+  </w:num>
+  <w:num w:numId="33" w16cid:durableId="967584561">
+    <w:abstractNumId w:val="37"/>
+  </w:num>
+  <w:num w:numId="34" w16cid:durableId="1521702928">
+    <w:abstractNumId w:val="12"/>
+  </w:num>
+  <w:num w:numId="35" w16cid:durableId="1464692314">
+    <w:abstractNumId w:val="32"/>
+  </w:num>
+  <w:num w:numId="36" w16cid:durableId="294218208">
     <w:abstractNumId w:val="17"/>
   </w:num>
-  <w:num w:numId="33" w16cid:durableId="967584561">
+  <w:num w:numId="37" w16cid:durableId="507989332">
+    <w:abstractNumId w:val="29"/>
+  </w:num>
+  <w:num w:numId="38" w16cid:durableId="1697342152">
     <w:abstractNumId w:val="33"/>
   </w:num>
-  <w:num w:numId="34" w16cid:durableId="1521702928">
-    <w:abstractNumId w:val="11"/>
+  <w:num w:numId="39" w16cid:durableId="362289025">
+    <w:abstractNumId w:val="31"/>
   </w:num>
-  <w:num w:numId="35" w16cid:durableId="1464692314">
+  <w:num w:numId="40" w16cid:durableId="657266574">
     <w:abstractNumId w:val="28"/>
   </w:num>
-  <w:num w:numId="36" w16cid:durableId="294218208">
+  <w:num w:numId="41" w16cid:durableId="874317858">
     <w:abstractNumId w:val="15"/>
   </w:num>
-  <w:num w:numId="37" w16cid:durableId="507989332">
-    <w:abstractNumId w:val="26"/>
-  </w:num>
-  <w:num w:numId="38" w16cid:durableId="1697342152">
-    <w:abstractNumId w:val="29"/>
+  <w:num w:numId="42" w16cid:durableId="1355692089">
+    <w:abstractNumId w:val="10"/>
   </w:num>
 </w:numbering>
 </file>
@@ -17827,7 +19785,6 @@
   <w:style w:type="character" w:default="1" w:styleId="DefaultParagraphFont">
     <w:name w:val="Default Paragraph Font"/>
     <w:uiPriority w:val="1"/>
-    <w:semiHidden/>
     <w:unhideWhenUsed/>
   </w:style>
   <w:style w:type="table" w:default="1" w:styleId="TableNormal">
@@ -18323,6 +20280,56 @@
       <w:sz w:val="20"/>
     </w:rPr>
   </w:style>
+  <w:style w:type="paragraph" w:customStyle="1" w:styleId="Effect">
+    <w:name w:val="Effect"/>
+    <w:basedOn w:val="Normal"/>
+    <w:link w:val="EffectChar"/>
+    <w:qFormat/>
+    <w:rsid w:val="0021566E"/>
+    <w:pPr>
+      <w:framePr w:hSpace="187" w:wrap="around" w:vAnchor="text" w:hAnchor="text" w:y="1"/>
+      <w:spacing w:after="0" w:line="240" w:lineRule="auto"/>
+      <w:suppressOverlap/>
+    </w:pPr>
+    <w:rPr>
+      <w:i/>
+    </w:rPr>
+  </w:style>
+  <w:style w:type="character" w:customStyle="1" w:styleId="EffectChar">
+    <w:name w:val="Effect Char"/>
+    <w:basedOn w:val="DefaultParagraphFont"/>
+    <w:link w:val="Effect"/>
+    <w:rsid w:val="0021566E"/>
+    <w:rPr>
+      <w:rFonts w:ascii="Arvo" w:hAnsi="Arvo"/>
+      <w:i/>
+    </w:rPr>
+  </w:style>
+  <w:style w:type="paragraph" w:customStyle="1" w:styleId="Code">
+    <w:name w:val="Code"/>
+    <w:basedOn w:val="Normal"/>
+    <w:link w:val="CodeChar"/>
+    <w:qFormat/>
+    <w:rsid w:val="00AE4AB7"/>
+    <w:pPr>
+      <w:shd w:val="clear" w:color="auto" w:fill="DAE9F7" w:themeFill="text2" w:themeFillTint="1A"/>
+    </w:pPr>
+    <w:rPr>
+      <w:rFonts w:ascii="Consolas" w:hAnsi="Consolas" w:cs="Cambria Math"/>
+      <w:color w:val="0E2841" w:themeColor="text2"/>
+    </w:rPr>
+  </w:style>
+  <w:style w:type="character" w:customStyle="1" w:styleId="CodeChar">
+    <w:name w:val="Code Char"/>
+    <w:basedOn w:val="DefaultParagraphFont"/>
+    <w:link w:val="Code"/>
+    <w:rsid w:val="00AE4AB7"/>
+    <w:rPr>
+      <w:rFonts w:ascii="Consolas" w:hAnsi="Consolas" w:cs="Cambria Math"/>
+      <w:color w:val="0E2841" w:themeColor="text2"/>
+      <w:shd w:val="clear" w:color="auto" w:fill="DAE9F7" w:themeFill="text2" w:themeFillTint="1A"/>
+    </w:rPr>
+  </w:style>
 </w:styles>
 </file>
 

--- a/design/character-system.docx
+++ b/design/character-system.docx
@@ -2539,6 +2539,1129 @@
       </w:r>
       <w:r>
         <w:t xml:space="preserve"> Every Skill has five levels.</w:t>
+      </w:r>
+    </w:p>
+    <w:tbl>
+      <w:tblPr>
+        <w:tblStyle w:val="TableGrid"/>
+        <w:tblpPr w:leftFromText="187" w:rightFromText="187" w:bottomFromText="115" w:vertAnchor="text" w:tblpY="1"/>
+        <w:tblOverlap w:val="never"/>
+        <w:tblW w:w="0" w:type="auto"/>
+        <w:tblCellMar>
+          <w:top w:w="72" w:type="dxa"/>
+          <w:left w:w="72" w:type="dxa"/>
+          <w:bottom w:w="72" w:type="dxa"/>
+          <w:right w:w="72" w:type="dxa"/>
+        </w:tblCellMar>
+        <w:tblLook w:val="04A0" w:firstRow="1" w:lastRow="0" w:firstColumn="1" w:lastColumn="0" w:noHBand="0" w:noVBand="1"/>
+      </w:tblPr>
+      <w:tblGrid>
+        <w:gridCol w:w="2245"/>
+        <w:gridCol w:w="3552"/>
+        <w:gridCol w:w="3553"/>
+      </w:tblGrid>
+      <w:tr>
+        <w:tc>
+          <w:tcPr>
+            <w:tcW w:w="2245" w:type="dxa"/>
+          </w:tcPr>
+          <w:p>
+            <w:pPr>
+              <w:rPr>
+                <w:rStyle w:val="Emphasis"/>
+              </w:rPr>
+            </w:pPr>
+            <w:r>
+              <w:rPr>
+                <w:rStyle w:val="Emphasis"/>
+              </w:rPr>
+              <w:t>Skill</w:t>
+            </w:r>
+          </w:p>
+        </w:tc>
+        <w:tc>
+          <w:tcPr>
+            <w:tcW w:w="3552" w:type="dxa"/>
+          </w:tcPr>
+          <w:p>
+            <w:pPr>
+              <w:rPr>
+                <w:rStyle w:val="Emphasis"/>
+              </w:rPr>
+            </w:pPr>
+            <w:r>
+              <w:rPr>
+                <w:rStyle w:val="Emphasis"/>
+              </w:rPr>
+              <w:t xml:space="preserve">At </w:t>
+            </w:r>
+            <w:r>
+              <w:rPr>
+                <w:rStyle w:val="Emphasis"/>
+              </w:rPr>
+              <w:t>Level 3</w:t>
+            </w:r>
+          </w:p>
+        </w:tc>
+        <w:tc>
+          <w:tcPr>
+            <w:tcW w:w="3553" w:type="dxa"/>
+          </w:tcPr>
+          <w:p>
+            <w:pPr>
+              <w:rPr>
+                <w:rStyle w:val="Emphasis"/>
+              </w:rPr>
+            </w:pPr>
+            <w:r>
+              <w:rPr>
+                <w:rStyle w:val="Emphasis"/>
+              </w:rPr>
+              <w:t xml:space="preserve">At </w:t>
+            </w:r>
+            <w:r>
+              <w:rPr>
+                <w:rStyle w:val="Emphasis"/>
+              </w:rPr>
+              <w:t>Level 5</w:t>
+            </w:r>
+          </w:p>
+        </w:tc>
+      </w:tr>
+      <w:tr>
+        <w:trPr>
+          <w:cnfStyle w:val="000000010000" w:firstRow="0" w:lastRow="0" w:firstColumn="0" w:lastColumn="0" w:oddVBand="0" w:evenVBand="0" w:oddHBand="0" w:evenHBand="1" w:firstRowFirstColumn="0" w:firstRowLastColumn="0" w:lastRowFirstColumn="0" w:lastRowLastColumn="0"/>
+        </w:trPr>
+        <w:tc>
+          <w:tcPr>
+            <w:tcW w:w="2245" w:type="dxa"/>
+          </w:tcPr>
+          <w:p>
+            <w:r>
+              <w:t>Melee</w:t>
+            </w:r>
+          </w:p>
+        </w:tc>
+        <w:tc>
+          <w:tcPr>
+            <w:tcW w:w="3552" w:type="dxa"/>
+          </w:tcPr>
+          <w:p>
+            <w:r>
+              <w:t xml:space="preserve">+1 </w:t>
+            </w:r>
+            <w:r>
+              <w:t>Melee Accuracy</w:t>
+            </w:r>
+          </w:p>
+        </w:tc>
+        <w:tc>
+          <w:tcPr>
+            <w:tcW w:w="3553" w:type="dxa"/>
+          </w:tcPr>
+          <w:p>
+            <w:r>
+              <w:t xml:space="preserve">Heavy Weapons </w:t>
+            </w:r>
+            <w:r>
+              <w:t>Proficiency</w:t>
+            </w:r>
+          </w:p>
+        </w:tc>
+      </w:tr>
+      <w:tr>
+        <w:tc>
+          <w:tcPr>
+            <w:tcW w:w="2245" w:type="dxa"/>
+          </w:tcPr>
+          <w:p>
+            <w:r>
+              <w:t>Berserk</w:t>
+            </w:r>
+          </w:p>
+        </w:tc>
+        <w:tc>
+          <w:tcPr>
+            <w:tcW w:w="3552" w:type="dxa"/>
+          </w:tcPr>
+          <w:p>
+            <w:r>
+              <w:t>+25% Melee Damage to low-health enemies</w:t>
+            </w:r>
+          </w:p>
+          <w:p>
+            <w:r>
+              <w:t>+10% lose control</w:t>
+            </w:r>
+          </w:p>
+        </w:tc>
+        <w:tc>
+          <w:tcPr>
+            <w:tcW w:w="3553" w:type="dxa"/>
+          </w:tcPr>
+          <w:p>
+            <w:r>
+              <w:t>+5 Melee Critical Chance</w:t>
+            </w:r>
+          </w:p>
+        </w:tc>
+      </w:tr>
+      <w:tr>
+        <w:trPr>
+          <w:cnfStyle w:val="000000010000" w:firstRow="0" w:lastRow="0" w:firstColumn="0" w:lastColumn="0" w:oddVBand="0" w:evenVBand="0" w:oddHBand="0" w:evenHBand="1" w:firstRowFirstColumn="0" w:firstRowLastColumn="0" w:lastRowFirstColumn="0" w:lastRowLastColumn="0"/>
+        </w:trPr>
+        <w:tc>
+          <w:tcPr>
+            <w:tcW w:w="2245" w:type="dxa"/>
+          </w:tcPr>
+          <w:p>
+            <w:r>
+              <w:t>Endurance</w:t>
+            </w:r>
+          </w:p>
+        </w:tc>
+        <w:tc>
+          <w:tcPr>
+            <w:tcW w:w="3552" w:type="dxa"/>
+          </w:tcPr>
+          <w:p>
+            <w:r>
+              <w:t>+25 Health</w:t>
+            </w:r>
+          </w:p>
+        </w:tc>
+        <w:tc>
+          <w:tcPr>
+            <w:tcW w:w="3553" w:type="dxa"/>
+          </w:tcPr>
+          <w:p>
+            <w:r>
+              <w:t>+5 Health Regeneration</w:t>
+            </w:r>
+          </w:p>
+          <w:p>
+            <w:pPr>
+              <w:rPr>
+                <w:vertAlign w:val="superscript"/>
+              </w:rPr>
+            </w:pPr>
+            <w:r>
+              <w:t>+5</w:t>
+            </w:r>
+            <w:r>
+              <w:t xml:space="preserve"> R</w:t>
+            </w:r>
+            <w:r>
+              <w:rPr>
+                <w:vertAlign w:val="superscript"/>
+              </w:rPr>
+              <w:t>SLASHING</w:t>
+            </w:r>
+          </w:p>
+          <w:p>
+            <w:pPr>
+              <w:rPr>
+                <w:vertAlign w:val="superscript"/>
+              </w:rPr>
+            </w:pPr>
+            <w:r>
+              <w:t xml:space="preserve">+5 </w:t>
+            </w:r>
+            <w:r>
+              <w:t>R</w:t>
+            </w:r>
+            <w:r>
+              <w:rPr>
+                <w:vertAlign w:val="superscript"/>
+              </w:rPr>
+              <w:t>PIERCING</w:t>
+            </w:r>
+          </w:p>
+          <w:p>
+            <w:r>
+              <w:t xml:space="preserve">+5 </w:t>
+            </w:r>
+            <w:r>
+              <w:t>R</w:t>
+            </w:r>
+            <w:r>
+              <w:rPr>
+                <w:vertAlign w:val="superscript"/>
+              </w:rPr>
+              <w:t>BLUDGEONING</w:t>
+            </w:r>
+          </w:p>
+        </w:tc>
+      </w:tr>
+      <w:tr>
+        <w:tc>
+          <w:tcPr>
+            <w:tcW w:w="2245" w:type="dxa"/>
+          </w:tcPr>
+          <w:p>
+            <w:r>
+              <w:t>Ranged</w:t>
+            </w:r>
+          </w:p>
+        </w:tc>
+        <w:tc>
+          <w:tcPr>
+            <w:tcW w:w="3552" w:type="dxa"/>
+          </w:tcPr>
+          <w:p>
+            <w:r>
+              <w:t>+1 Ranged Accuracy</w:t>
+            </w:r>
+          </w:p>
+        </w:tc>
+        <w:tc>
+          <w:tcPr>
+            <w:tcW w:w="3553" w:type="dxa"/>
+          </w:tcPr>
+          <w:p>
+            <w:r>
+              <w:t>+5 Ranged Critical Chance</w:t>
+            </w:r>
+          </w:p>
+          <w:p>
+            <w:r>
+              <w:t>+10% recover arrows</w:t>
+            </w:r>
+          </w:p>
+        </w:tc>
+      </w:tr>
+      <w:tr>
+        <w:trPr>
+          <w:cnfStyle w:val="000000010000" w:firstRow="0" w:lastRow="0" w:firstColumn="0" w:lastColumn="0" w:oddVBand="0" w:evenVBand="0" w:oddHBand="0" w:evenHBand="1" w:firstRowFirstColumn="0" w:firstRowLastColumn="0" w:lastRowFirstColumn="0" w:lastRowLastColumn="0"/>
+        </w:trPr>
+        <w:tc>
+          <w:tcPr>
+            <w:tcW w:w="2245" w:type="dxa"/>
+          </w:tcPr>
+          <w:p>
+            <w:r>
+              <w:t>Precision</w:t>
+            </w:r>
+          </w:p>
+        </w:tc>
+        <w:tc>
+          <w:tcPr>
+            <w:tcW w:w="3552" w:type="dxa"/>
+          </w:tcPr>
+          <w:p>
+            <w:r>
+              <w:t>+1 Ranged Accuracy</w:t>
+            </w:r>
+          </w:p>
+        </w:tc>
+        <w:tc>
+          <w:tcPr>
+            <w:tcW w:w="3553" w:type="dxa"/>
+          </w:tcPr>
+          <w:p>
+            <w:r>
+              <w:t>+5% Ranged Damage</w:t>
+            </w:r>
+          </w:p>
+        </w:tc>
+      </w:tr>
+      <w:tr>
+        <w:tc>
+          <w:tcPr>
+            <w:tcW w:w="2245" w:type="dxa"/>
+          </w:tcPr>
+          <w:p>
+            <w:r>
+              <w:t>Evasion</w:t>
+            </w:r>
+          </w:p>
+        </w:tc>
+        <w:tc>
+          <w:tcPr>
+            <w:tcW w:w="3552" w:type="dxa"/>
+          </w:tcPr>
+          <w:p>
+            <w:r>
+              <w:t>+1 Defense</w:t>
+            </w:r>
+          </w:p>
+        </w:tc>
+        <w:tc>
+          <w:tcPr>
+            <w:tcW w:w="3553" w:type="dxa"/>
+          </w:tcPr>
+          <w:p>
+            <w:r>
+              <w:t>+1 Defense</w:t>
+            </w:r>
+          </w:p>
+        </w:tc>
+      </w:tr>
+      <w:tr>
+        <w:trPr>
+          <w:cnfStyle w:val="000000010000" w:firstRow="0" w:lastRow="0" w:firstColumn="0" w:lastColumn="0" w:oddVBand="0" w:evenVBand="0" w:oddHBand="0" w:evenHBand="1" w:firstRowFirstColumn="0" w:firstRowLastColumn="0" w:lastRowFirstColumn="0" w:lastRowLastColumn="0"/>
+        </w:trPr>
+        <w:tc>
+          <w:tcPr>
+            <w:tcW w:w="2245" w:type="dxa"/>
+          </w:tcPr>
+          <w:p>
+            <w:r>
+              <w:t>Tinker</w:t>
+            </w:r>
+          </w:p>
+        </w:tc>
+        <w:tc>
+          <w:tcPr>
+            <w:tcW w:w="3552" w:type="dxa"/>
+          </w:tcPr>
+          <w:p>
+            <w:r>
+              <w:t>+10% recover a resource when crafting</w:t>
+            </w:r>
+          </w:p>
+        </w:tc>
+        <w:tc>
+          <w:tcPr>
+            <w:tcW w:w="3553" w:type="dxa"/>
+          </w:tcPr>
+          <w:p>
+            <w:r>
+              <w:t xml:space="preserve">+10% craft </w:t>
+            </w:r>
+            <w:r>
+              <w:t>a higher rank item</w:t>
+            </w:r>
+          </w:p>
+        </w:tc>
+      </w:tr>
+      <w:tr>
+        <w:tc>
+          <w:tcPr>
+            <w:tcW w:w="2245" w:type="dxa"/>
+          </w:tcPr>
+          <w:p>
+            <w:r>
+              <w:t>Medicine</w:t>
+            </w:r>
+          </w:p>
+        </w:tc>
+        <w:tc>
+          <w:tcPr>
+            <w:tcW w:w="3552" w:type="dxa"/>
+          </w:tcPr>
+          <w:p>
+            <w:r>
+              <w:t>+10% Health restoration</w:t>
+            </w:r>
+          </w:p>
+        </w:tc>
+        <w:tc>
+          <w:tcPr>
+            <w:tcW w:w="3553" w:type="dxa"/>
+          </w:tcPr>
+          <w:p>
+            <w:r>
+              <w:t xml:space="preserve">Unlock </w:t>
+            </w:r>
+            <w:r>
+              <w:rPr>
+                <w:color w:val="FF0000"/>
+              </w:rPr>
+              <w:t>Recipe</w:t>
+            </w:r>
+          </w:p>
+        </w:tc>
+      </w:tr>
+      <w:tr>
+        <w:trPr>
+          <w:cnfStyle w:val="000000010000" w:firstRow="0" w:lastRow="0" w:firstColumn="0" w:lastColumn="0" w:oddVBand="0" w:evenVBand="0" w:oddHBand="0" w:evenHBand="1" w:firstRowFirstColumn="0" w:firstRowLastColumn="0" w:lastRowFirstColumn="0" w:lastRowLastColumn="0"/>
+        </w:trPr>
+        <w:tc>
+          <w:tcPr>
+            <w:tcW w:w="2245" w:type="dxa"/>
+          </w:tcPr>
+          <w:p>
+            <w:r>
+              <w:t>Willpower</w:t>
+            </w:r>
+          </w:p>
+        </w:tc>
+        <w:tc>
+          <w:tcPr>
+            <w:tcW w:w="3552" w:type="dxa"/>
+          </w:tcPr>
+          <w:p>
+            <w:r>
+              <w:t>+</w:t>
+            </w:r>
+            <w:r>
+              <w:t>25</w:t>
+            </w:r>
+            <w:r>
+              <w:t xml:space="preserve"> Mana</w:t>
+            </w:r>
+          </w:p>
+        </w:tc>
+        <w:tc>
+          <w:tcPr>
+            <w:tcW w:w="3553" w:type="dxa"/>
+          </w:tcPr>
+          <w:p>
+            <w:r>
+              <w:t>+5 Mana Regeneration</w:t>
+            </w:r>
+          </w:p>
+        </w:tc>
+      </w:tr>
+      <w:tr>
+        <w:tc>
+          <w:tcPr>
+            <w:tcW w:w="2245" w:type="dxa"/>
+          </w:tcPr>
+          <w:p>
+            <w:r>
+              <w:t>Inspiration</w:t>
+            </w:r>
+          </w:p>
+        </w:tc>
+        <w:tc>
+          <w:tcPr>
+            <w:tcW w:w="3552" w:type="dxa"/>
+          </w:tcPr>
+          <w:p/>
+        </w:tc>
+        <w:tc>
+          <w:tcPr>
+            <w:tcW w:w="3553" w:type="dxa"/>
+          </w:tcPr>
+          <w:p/>
+        </w:tc>
+      </w:tr>
+      <w:tr>
+        <w:trPr>
+          <w:cnfStyle w:val="000000010000" w:firstRow="0" w:lastRow="0" w:firstColumn="0" w:lastColumn="0" w:oddVBand="0" w:evenVBand="0" w:oddHBand="0" w:evenHBand="1" w:firstRowFirstColumn="0" w:firstRowLastColumn="0" w:lastRowFirstColumn="0" w:lastRowLastColumn="0"/>
+        </w:trPr>
+        <w:tc>
+          <w:tcPr>
+            <w:tcW w:w="2245" w:type="dxa"/>
+          </w:tcPr>
+          <w:p>
+            <w:r>
+              <w:t>Deception</w:t>
+            </w:r>
+          </w:p>
+        </w:tc>
+        <w:tc>
+          <w:tcPr>
+            <w:tcW w:w="3552" w:type="dxa"/>
+          </w:tcPr>
+          <w:p/>
+        </w:tc>
+        <w:tc>
+          <w:tcPr>
+            <w:tcW w:w="3553" w:type="dxa"/>
+          </w:tcPr>
+          <w:p/>
+        </w:tc>
+      </w:tr>
+      <w:tr>
+        <w:tc>
+          <w:tcPr>
+            <w:tcW w:w="2245" w:type="dxa"/>
+          </w:tcPr>
+          <w:p>
+            <w:r>
+              <w:t>Ritual</w:t>
+            </w:r>
+          </w:p>
+        </w:tc>
+        <w:tc>
+          <w:tcPr>
+            <w:tcW w:w="3552" w:type="dxa"/>
+          </w:tcPr>
+          <w:p>
+            <w:r>
+              <w:t>+25 Mana</w:t>
+            </w:r>
+          </w:p>
+        </w:tc>
+        <w:tc>
+          <w:tcPr>
+            <w:tcW w:w="3553" w:type="dxa"/>
+          </w:tcPr>
+          <w:p>
+            <w:r>
+              <w:t>+1</w:t>
+            </w:r>
+            <w:r>
+              <w:t xml:space="preserve"> bonus</w:t>
+            </w:r>
+            <w:r>
+              <w:t xml:space="preserve"> </w:t>
+            </w:r>
+            <w:r>
+              <w:t>Attune</w:t>
+            </w:r>
+            <w:r>
+              <w:t xml:space="preserve"> rolls</w:t>
+            </w:r>
+            <w:r>
+              <w:t xml:space="preserve"> </w:t>
+            </w:r>
+          </w:p>
+        </w:tc>
+      </w:tr>
+    </w:tbl>
+    <w:p>
+      <w:pPr>
+        <w:rPr>
+          <w:rFonts w:eastAsiaTheme="majorEastAsia" w:cstheme="majorBidi"/>
+          <w:color w:val="0F4761" w:themeColor="accent1" w:themeShade="BF"/>
+          <w:sz w:val="28"/>
+          <w:szCs w:val="28"/>
+        </w:rPr>
+      </w:pPr>
+      <w:r>
+        <w:tab/>
+      </w:r>
+      <w:r>
+        <w:br w:type="page"/>
+      </w:r>
+    </w:p>
+    <w:p>
+      <w:pPr>
+        <w:pStyle w:val="Heading3"/>
+      </w:pPr>
+      <w:r>
+        <w:lastRenderedPageBreak/>
+        <w:t>Derived Statistics</w:t>
+      </w:r>
+    </w:p>
+    <w:p>
+      <w:r>
+        <w:t xml:space="preserve">These are </w:t>
+      </w:r>
+      <w:r>
+        <w:t>allocated indirectly</w:t>
+      </w:r>
+      <w:r>
+        <w:t xml:space="preserve">; </w:t>
+      </w:r>
+      <w:r>
+        <w:t>they</w:t>
+      </w:r>
+      <w:r>
+        <w:t xml:space="preserve"> are</w:t>
+      </w:r>
+      <w:r>
+        <w:t xml:space="preserve"> </w:t>
+      </w:r>
+      <w:r>
+        <w:t>determined by</w:t>
+      </w:r>
+      <w:r>
+        <w:t xml:space="preserve"> equipment, buffs, etc.</w:t>
+      </w:r>
+    </w:p>
+    <w:tbl>
+      <w:tblPr>
+        <w:tblStyle w:val="TableGrid"/>
+        <w:tblpPr w:leftFromText="187" w:rightFromText="187" w:bottomFromText="115" w:vertAnchor="text" w:tblpY="1"/>
+        <w:tblOverlap w:val="never"/>
+        <w:tblW w:w="5000" w:type="pct"/>
+        <w:tblCellMar>
+          <w:top w:w="72" w:type="dxa"/>
+          <w:left w:w="72" w:type="dxa"/>
+          <w:bottom w:w="72" w:type="dxa"/>
+          <w:right w:w="72" w:type="dxa"/>
+        </w:tblCellMar>
+        <w:tblLook w:val="04A0" w:firstRow="1" w:lastRow="0" w:firstColumn="1" w:lastColumn="0" w:noHBand="0" w:noVBand="1"/>
+      </w:tblPr>
+      <w:tblGrid>
+        <w:gridCol w:w="3714"/>
+        <w:gridCol w:w="1141"/>
+        <w:gridCol w:w="4495"/>
+      </w:tblGrid>
+      <w:tr>
+        <w:tc>
+          <w:tcPr>
+            <w:tcW w:w="3714" w:type="dxa"/>
+          </w:tcPr>
+          <w:p>
+            <w:r>
+              <w:rPr>
+                <w:rStyle w:val="Emphasis"/>
+              </w:rPr>
+              <w:t>Statistic</w:t>
+            </w:r>
+          </w:p>
+        </w:tc>
+        <w:tc>
+          <w:tcPr>
+            <w:tcW w:w="1141" w:type="dxa"/>
+          </w:tcPr>
+          <w:p>
+            <w:pPr>
+              <w:rPr>
+                <w:rStyle w:val="Emphasis"/>
+              </w:rPr>
+            </w:pPr>
+            <w:r>
+              <w:rPr>
+                <w:rStyle w:val="Emphasis"/>
+              </w:rPr>
+              <w:t>Abbr.</w:t>
+            </w:r>
+          </w:p>
+        </w:tc>
+        <w:tc>
+          <w:tcPr>
+            <w:tcW w:w="4495" w:type="dxa"/>
+          </w:tcPr>
+          <w:p>
+            <w:r>
+              <w:rPr>
+                <w:rStyle w:val="Emphasis"/>
+              </w:rPr>
+              <w:t>Description</w:t>
+            </w:r>
+          </w:p>
+        </w:tc>
+      </w:tr>
+      <w:tr>
+        <w:trPr>
+          <w:cnfStyle w:val="000000010000" w:firstRow="0" w:lastRow="0" w:firstColumn="0" w:lastColumn="0" w:oddVBand="0" w:evenVBand="0" w:oddHBand="0" w:evenHBand="1" w:firstRowFirstColumn="0" w:firstRowLastColumn="0" w:lastRowFirstColumn="0" w:lastRowLastColumn="0"/>
+        </w:trPr>
+        <w:tc>
+          <w:tcPr>
+            <w:tcW w:w="3714" w:type="dxa"/>
+          </w:tcPr>
+          <w:p>
+            <w:r>
+              <w:t>Health</w:t>
+            </w:r>
+          </w:p>
+        </w:tc>
+        <w:tc>
+          <w:tcPr>
+            <w:tcW w:w="1141" w:type="dxa"/>
+          </w:tcPr>
+          <w:p>
+            <w:r>
+              <w:t>H</w:t>
+            </w:r>
+          </w:p>
+        </w:tc>
+        <w:tc>
+          <w:tcPr>
+            <w:tcW w:w="4495" w:type="dxa"/>
+          </w:tcPr>
+          <w:p>
+            <w:r>
+              <w:t>Base survivability pool</w:t>
+            </w:r>
+          </w:p>
+        </w:tc>
+      </w:tr>
+      <w:tr>
+        <w:tc>
+          <w:tcPr>
+            <w:tcW w:w="3714" w:type="dxa"/>
+          </w:tcPr>
+          <w:p>
+            <w:r>
+              <w:t>Attack</w:t>
+            </w:r>
+          </w:p>
+        </w:tc>
+        <w:tc>
+          <w:tcPr>
+            <w:tcW w:w="1141" w:type="dxa"/>
+          </w:tcPr>
+          <w:p>
+            <w:r>
+              <w:t>A</w:t>
+            </w:r>
+          </w:p>
+        </w:tc>
+        <w:tc>
+          <w:tcPr>
+            <w:tcW w:w="4495" w:type="dxa"/>
+          </w:tcPr>
+          <w:p>
+            <w:r>
+              <w:t>C</w:t>
+            </w:r>
+            <w:r>
+              <w:t xml:space="preserve">hance to hit </w:t>
+            </w:r>
+            <w:r>
+              <w:t>targets</w:t>
+            </w:r>
+            <w:r>
+              <w:t xml:space="preserve"> during an attack roll</w:t>
+            </w:r>
+          </w:p>
+          <w:p>
+            <w:pPr>
+              <w:rPr>
+                <w:i/>
+                <w:iCs/>
+              </w:rPr>
+            </w:pPr>
+            <w:r>
+              <w:rPr>
+                <w:i/>
+                <w:iCs/>
+              </w:rPr>
+              <w:t xml:space="preserve">Base: </w:t>
+            </w:r>
+            <w:r>
+              <w:rPr>
+                <w:i/>
+                <w:iCs/>
+              </w:rPr>
+              <w:t>6 + (Brawn + Agility) / 2</w:t>
+            </w:r>
+          </w:p>
+        </w:tc>
+      </w:tr>
+      <w:tr>
+        <w:trPr>
+          <w:cnfStyle w:val="000000010000" w:firstRow="0" w:lastRow="0" w:firstColumn="0" w:lastColumn="0" w:oddVBand="0" w:evenVBand="0" w:oddHBand="0" w:evenHBand="1" w:firstRowFirstColumn="0" w:firstRowLastColumn="0" w:lastRowFirstColumn="0" w:lastRowLastColumn="0"/>
+        </w:trPr>
+        <w:tc>
+          <w:tcPr>
+            <w:tcW w:w="3714" w:type="dxa"/>
+          </w:tcPr>
+          <w:p>
+            <w:r>
+              <w:t>Defense</w:t>
+            </w:r>
+          </w:p>
+        </w:tc>
+        <w:tc>
+          <w:tcPr>
+            <w:tcW w:w="1141" w:type="dxa"/>
+          </w:tcPr>
+          <w:p>
+            <w:r>
+              <w:t>D</w:t>
+            </w:r>
+          </w:p>
+        </w:tc>
+        <w:tc>
+          <w:tcPr>
+            <w:tcW w:w="4495" w:type="dxa"/>
+          </w:tcPr>
+          <w:p>
+            <w:r>
+              <w:t>C</w:t>
+            </w:r>
+            <w:r>
+              <w:t>hance to avoid physical attacks</w:t>
+            </w:r>
+            <w:r>
+              <w:t xml:space="preserve"> when the target of an attack</w:t>
+            </w:r>
+          </w:p>
+          <w:p>
+            <w:pPr>
+              <w:rPr>
+                <w:i/>
+                <w:iCs/>
+              </w:rPr>
+            </w:pPr>
+            <w:r>
+              <w:rPr>
+                <w:i/>
+                <w:iCs/>
+              </w:rPr>
+              <w:t xml:space="preserve">Base: </w:t>
+            </w:r>
+            <w:r>
+              <w:rPr>
+                <w:i/>
+                <w:iCs/>
+              </w:rPr>
+              <w:t xml:space="preserve">6 + </w:t>
+            </w:r>
+            <w:r>
+              <w:rPr>
+                <w:i/>
+                <w:iCs/>
+              </w:rPr>
+              <w:t>Brawn</w:t>
+            </w:r>
+          </w:p>
+        </w:tc>
+      </w:tr>
+      <w:tr>
+        <w:tc>
+          <w:tcPr>
+            <w:tcW w:w="3714" w:type="dxa"/>
+          </w:tcPr>
+          <w:p>
+            <w:r>
+              <w:t>Critical Chance</w:t>
+            </w:r>
+          </w:p>
+        </w:tc>
+        <w:tc>
+          <w:tcPr>
+            <w:tcW w:w="1141" w:type="dxa"/>
+          </w:tcPr>
+          <w:p>
+            <w:r>
+              <w:t>C</w:t>
+            </w:r>
+          </w:p>
+        </w:tc>
+        <w:tc>
+          <w:tcPr>
+            <w:tcW w:w="4495" w:type="dxa"/>
+          </w:tcPr>
+          <w:p>
+            <w:r>
+              <w:t>Chance to hit a critical</w:t>
+            </w:r>
+          </w:p>
+          <w:p>
+            <w:pPr>
+              <w:rPr>
+                <w:i/>
+                <w:iCs/>
+              </w:rPr>
+            </w:pPr>
+            <w:r>
+              <w:rPr>
+                <w:i/>
+                <w:iCs/>
+              </w:rPr>
+              <w:t xml:space="preserve">Base: </w:t>
+            </w:r>
+            <w:r>
+              <w:rPr>
+                <w:i/>
+                <w:iCs/>
+              </w:rPr>
+              <w:t>Agility</w:t>
+            </w:r>
+            <w:r>
+              <w:rPr>
+                <w:i/>
+                <w:iCs/>
+              </w:rPr>
+              <w:t xml:space="preserve"> + 2</w:t>
+            </w:r>
+          </w:p>
+        </w:tc>
+      </w:tr>
+      <w:tr>
+        <w:trPr>
+          <w:cnfStyle w:val="000000010000" w:firstRow="0" w:lastRow="0" w:firstColumn="0" w:lastColumn="0" w:oddVBand="0" w:evenVBand="0" w:oddHBand="0" w:evenHBand="1" w:firstRowFirstColumn="0" w:firstRowLastColumn="0" w:lastRowFirstColumn="0" w:lastRowLastColumn="0"/>
+        </w:trPr>
+        <w:tc>
+          <w:tcPr>
+            <w:tcW w:w="3714" w:type="dxa"/>
+          </w:tcPr>
+          <w:p>
+            <w:r>
+              <w:t>Critical Damage Multiplier</w:t>
+            </w:r>
+          </w:p>
+        </w:tc>
+        <w:tc>
+          <w:tcPr>
+            <w:tcW w:w="1141" w:type="dxa"/>
+          </w:tcPr>
+          <w:p>
+            <w:r>
+              <w:t>C</w:t>
+            </w:r>
+            <w:r>
+              <w:rPr>
+                <w:vertAlign w:val="superscript"/>
+              </w:rPr>
+              <w:t>M</w:t>
+            </w:r>
+          </w:p>
+        </w:tc>
+        <w:tc>
+          <w:tcPr>
+            <w:tcW w:w="4495" w:type="dxa"/>
+          </w:tcPr>
+          <w:p>
+            <w:r>
+              <w:t>Multiplier applied when a critical hit occurs</w:t>
+            </w:r>
+          </w:p>
+          <w:p>
+            <w:pPr>
+              <w:rPr>
+                <w:i/>
+                <w:iCs/>
+              </w:rPr>
+            </w:pPr>
+            <w:r>
+              <w:rPr>
+                <w:i/>
+                <w:iCs/>
+              </w:rPr>
+              <w:t xml:space="preserve">Base: </w:t>
+            </w:r>
+            <w:r>
+              <w:rPr>
+                <w:i/>
+                <w:iCs/>
+              </w:rPr>
+              <w:t>150</w:t>
+            </w:r>
+            <w:r>
+              <w:rPr>
+                <w:i/>
+                <w:iCs/>
+              </w:rPr>
+              <w:t>%</w:t>
+            </w:r>
+          </w:p>
+        </w:tc>
+      </w:tr>
+      <w:tr>
+        <w:tc>
+          <w:tcPr>
+            <w:tcW w:w="3714" w:type="dxa"/>
+          </w:tcPr>
+          <w:p>
+            <w:r>
+              <w:t>Guard</w:t>
+            </w:r>
+          </w:p>
+        </w:tc>
+        <w:tc>
+          <w:tcPr>
+            <w:tcW w:w="1141" w:type="dxa"/>
+          </w:tcPr>
+          <w:p>
+            <w:r>
+              <w:t>G</w:t>
+            </w:r>
+          </w:p>
+        </w:tc>
+        <w:tc>
+          <w:tcPr>
+            <w:tcW w:w="4495" w:type="dxa"/>
+          </w:tcPr>
+          <w:p>
+            <w:r>
+              <w:t>Temporary damage-absorption pool</w:t>
+            </w:r>
+          </w:p>
+        </w:tc>
+      </w:tr>
+      <w:tr>
+        <w:trPr>
+          <w:cnfStyle w:val="000000010000" w:firstRow="0" w:lastRow="0" w:firstColumn="0" w:lastColumn="0" w:oddVBand="0" w:evenVBand="0" w:oddHBand="0" w:evenHBand="1" w:firstRowFirstColumn="0" w:firstRowLastColumn="0" w:lastRowFirstColumn="0" w:lastRowLastColumn="0"/>
+        </w:trPr>
+        <w:tc>
+          <w:tcPr>
+            <w:tcW w:w="3714" w:type="dxa"/>
+          </w:tcPr>
+          <w:p>
+            <w:r>
+              <w:t>Barrier</w:t>
+            </w:r>
+          </w:p>
+        </w:tc>
+        <w:tc>
+          <w:tcPr>
+            <w:tcW w:w="1141" w:type="dxa"/>
+          </w:tcPr>
+          <w:p>
+            <w:r>
+              <w:t>B</w:t>
+            </w:r>
+          </w:p>
+        </w:tc>
+        <w:tc>
+          <w:tcPr>
+            <w:tcW w:w="4495" w:type="dxa"/>
+          </w:tcPr>
+          <w:p>
+            <w:r>
+              <w:t>Temporary magical shield with a damage-absorption pool</w:t>
+            </w:r>
+          </w:p>
+        </w:tc>
+      </w:tr>
+      <w:tr>
+        <w:tc>
+          <w:tcPr>
+            <w:tcW w:w="3714" w:type="dxa"/>
+          </w:tcPr>
+          <w:p>
+            <w:r>
+              <w:t>Mana</w:t>
+            </w:r>
+          </w:p>
+        </w:tc>
+        <w:tc>
+          <w:tcPr>
+            <w:tcW w:w="1141" w:type="dxa"/>
+          </w:tcPr>
+          <w:p>
+            <w:r>
+              <w:t>M</w:t>
+            </w:r>
+          </w:p>
+        </w:tc>
+        <w:tc>
+          <w:tcPr>
+            <w:tcW w:w="4495" w:type="dxa"/>
+          </w:tcPr>
+          <w:p>
+            <w:r>
+              <w:t>Base casting pool</w:t>
+            </w:r>
+          </w:p>
+        </w:tc>
+      </w:tr>
+    </w:tbl>
+    <w:p>
+      <w:pPr>
+        <w:rPr>
+          <w:rFonts w:eastAsiaTheme="majorEastAsia" w:cstheme="majorBidi"/>
+          <w:color w:val="0F4761" w:themeColor="accent1" w:themeShade="BF"/>
+          <w:sz w:val="28"/>
+          <w:szCs w:val="28"/>
+        </w:rPr>
+      </w:pPr>
+      <w:r>
+        <w:br w:type="page"/>
+      </w:r>
+    </w:p>
+    <w:p>
+      <w:pPr>
+        <w:pStyle w:val="Heading3"/>
+      </w:pPr>
+      <w:r>
+        <w:lastRenderedPageBreak/>
+        <w:t xml:space="preserve">Damage Types &amp; </w:t>
+      </w:r>
+      <w:r>
+        <w:t>Resistances</w:t>
+      </w:r>
+    </w:p>
+    <w:p>
+      <w:r>
+        <w:t>There are several damage types</w:t>
+      </w:r>
+      <w:r>
+        <w:t>.</w:t>
+      </w:r>
+      <w:r>
+        <w:t xml:space="preserve"> Physical damage types are the most common (slashing, piercing, bludgeoning).</w:t>
       </w:r>
     </w:p>
     <w:tbl>
@@ -2575,6 +3698,220 @@
           <w:p>
             <w:pPr>
               <w:pStyle w:val="Info"/>
+              <w:spacing w:after="160" w:line="276" w:lineRule="auto"/>
+              <w:rPr>
+                <w:rStyle w:val="Emphasis"/>
+                <w:i/>
+              </w:rPr>
+            </w:pPr>
+            <w:r>
+              <w:rPr>
+                <w:rStyle w:val="Emphasis"/>
+                <w:i/>
+              </w:rPr>
+              <w:t>Example</w:t>
+            </w:r>
+          </w:p>
+          <w:p>
+            <w:pPr>
+              <w:pStyle w:val="Info"/>
+              <w:spacing w:after="160" w:line="276" w:lineRule="auto"/>
+              <w:rPr>
+                <w:rStyle w:val="Emphasis"/>
+                <w:i/>
+              </w:rPr>
+            </w:pPr>
+            <w:r>
+              <w:rPr>
+                <w:rStyle w:val="Emphasis"/>
+                <w:i/>
+              </w:rPr>
+              <w:t xml:space="preserve">Charles </w:t>
+            </w:r>
+            <w:r>
+              <w:rPr>
+                <w:rStyle w:val="Emphasis"/>
+                <w:i/>
+              </w:rPr>
+              <w:t>has 10 piercing resistance and 20 fire resistance.</w:t>
+            </w:r>
+            <w:r>
+              <w:rPr>
+                <w:rStyle w:val="Emphasis"/>
+                <w:i/>
+              </w:rPr>
+              <w:t xml:space="preserve"> </w:t>
+            </w:r>
+            <w:r>
+              <w:rPr>
+                <w:rStyle w:val="Emphasis"/>
+                <w:i/>
+              </w:rPr>
+              <w:t xml:space="preserve">A Syndicate enforcer attacks </w:t>
+            </w:r>
+            <w:r>
+              <w:rPr>
+                <w:rStyle w:val="Emphasis"/>
+                <w:i/>
+              </w:rPr>
+              <w:t xml:space="preserve">Charles </w:t>
+            </w:r>
+            <w:r>
+              <w:rPr>
+                <w:rStyle w:val="Emphasis"/>
+                <w:i/>
+              </w:rPr>
+              <w:t xml:space="preserve">with a </w:t>
+            </w:r>
+            <w:r>
+              <w:rPr>
+                <w:rStyle w:val="Emphasis"/>
+                <w:i/>
+              </w:rPr>
+              <w:t xml:space="preserve">Singing </w:t>
+            </w:r>
+            <w:r>
+              <w:rPr>
+                <w:rStyle w:val="Emphasis"/>
+                <w:i/>
+              </w:rPr>
+              <w:t>Strike</w:t>
+            </w:r>
+            <w:r>
+              <w:rPr>
+                <w:rStyle w:val="Emphasis"/>
+                <w:i/>
+              </w:rPr>
+              <w:t>. The attack applies</w:t>
+            </w:r>
+            <w:r>
+              <w:rPr>
+                <w:rStyle w:val="Emphasis"/>
+                <w:i/>
+              </w:rPr>
+              <w:t xml:space="preserve"> 8 </w:t>
+            </w:r>
+            <w:r>
+              <w:rPr>
+                <w:rStyle w:val="Emphasis"/>
+                <w:i/>
+              </w:rPr>
+              <w:t>piercing</w:t>
+            </w:r>
+            <w:r>
+              <w:rPr>
+                <w:rStyle w:val="Emphasis"/>
+                <w:i/>
+              </w:rPr>
+              <w:t xml:space="preserve"> damage and </w:t>
+            </w:r>
+            <w:r>
+              <w:rPr>
+                <w:rStyle w:val="Emphasis"/>
+                <w:i/>
+              </w:rPr>
+              <w:t>5</w:t>
+            </w:r>
+            <w:r>
+              <w:rPr>
+                <w:rStyle w:val="Emphasis"/>
+                <w:i/>
+              </w:rPr>
+              <w:t xml:space="preserve"> </w:t>
+            </w:r>
+            <w:r>
+              <w:rPr>
+                <w:rStyle w:val="Emphasis"/>
+                <w:i/>
+              </w:rPr>
+              <w:t>fire damage.</w:t>
+            </w:r>
+          </w:p>
+          <w:p>
+            <w:pPr>
+              <w:pStyle w:val="Info"/>
+              <w:numPr>
+                <w:ilvl w:val="0"/>
+                <w:numId w:val="21"/>
+              </w:numPr>
+              <w:spacing w:line="276" w:lineRule="auto"/>
+              <w:rPr>
+                <w:rStyle w:val="Emphasis"/>
+                <w:i/>
+              </w:rPr>
+            </w:pPr>
+            <w:r>
+              <w:rPr>
+                <w:rStyle w:val="Emphasis"/>
+                <w:i/>
+              </w:rPr>
+              <w:t>Ignore Piercing Damage</w:t>
+            </w:r>
+            <w:r>
+              <w:rPr>
+                <w:rStyle w:val="Emphasis"/>
+                <w:i/>
+              </w:rPr>
+              <w:t xml:space="preserve">: </w:t>
+            </w:r>
+            <w:r>
+              <w:rPr>
+                <w:rStyle w:val="Emphasis"/>
+                <w:i/>
+              </w:rPr>
+              <w:t>8 × 10% = 0.8 (round up to 1)</w:t>
+            </w:r>
+          </w:p>
+          <w:p>
+            <w:pPr>
+              <w:pStyle w:val="Info"/>
+              <w:numPr>
+                <w:ilvl w:val="0"/>
+                <w:numId w:val="21"/>
+              </w:numPr>
+              <w:spacing w:after="160" w:line="276" w:lineRule="auto"/>
+              <w:rPr>
+                <w:rStyle w:val="Emphasis"/>
+                <w:i/>
+              </w:rPr>
+            </w:pPr>
+            <w:r>
+              <w:rPr>
+                <w:rStyle w:val="Emphasis"/>
+                <w:i/>
+              </w:rPr>
+              <w:t>Ignore Fire Damage</w:t>
+            </w:r>
+            <w:r>
+              <w:rPr>
+                <w:rStyle w:val="Emphasis"/>
+                <w:i/>
+              </w:rPr>
+              <w:t xml:space="preserve">: </w:t>
+            </w:r>
+            <w:r>
+              <w:rPr>
+                <w:rStyle w:val="Emphasis"/>
+                <w:i/>
+              </w:rPr>
+              <w:t>5 × 20% = 1</w:t>
+            </w:r>
+          </w:p>
+          <w:p>
+            <w:pPr>
+              <w:pStyle w:val="Info"/>
+              <w:spacing w:after="160" w:line="276" w:lineRule="auto"/>
+            </w:pPr>
+            <w:r>
+              <w:t>The piercing damage gets rounded up</w:t>
+            </w:r>
+            <w:r>
+              <w:t xml:space="preserve"> to 1, and the fire damage is 1.</w:t>
+            </w:r>
+          </w:p>
+          <w:p>
+            <w:pPr>
+              <w:pStyle w:val="Info"/>
               <w:spacing w:line="276" w:lineRule="auto"/>
               <w:rPr>
                 <w:rStyle w:val="Emphasis"/>
@@ -2587,46 +3924,91 @@
                 <w:rStyle w:val="Emphasis"/>
                 <w:i/>
               </w:rPr>
-              <w:t xml:space="preserve">All </w:t>
+              <w:t xml:space="preserve">Charles </w:t>
             </w:r>
             <w:r>
               <w:rPr>
                 <w:rStyle w:val="Emphasis"/>
                 <w:i/>
               </w:rPr>
-              <w:t xml:space="preserve">Skills have five levels, of which </w:t>
+              <w:t xml:space="preserve">takes (10 - 1 = </w:t>
+            </w:r>
+            <w:r>
+              <w:rPr>
+                <w:rStyle w:val="Strong"/>
+              </w:rPr>
+              <w:t>9</w:t>
             </w:r>
             <w:r>
               <w:rPr>
                 <w:rStyle w:val="Emphasis"/>
                 <w:i/>
               </w:rPr>
-              <w:t xml:space="preserve">1-3 and 4-5 </w:t>
+              <w:t>) piercing damage</w:t>
             </w:r>
             <w:r>
               <w:rPr>
                 <w:rStyle w:val="Emphasis"/>
                 <w:i/>
               </w:rPr>
-              <w:t>carries a bonus</w:t>
+              <w:t xml:space="preserve"> and (5 - 1 = </w:t>
+            </w:r>
+            <w:r>
+              <w:rPr>
+                <w:rStyle w:val="Strong"/>
+              </w:rPr>
+              <w:t>4</w:t>
             </w:r>
             <w:r>
               <w:rPr>
                 <w:rStyle w:val="Emphasis"/>
                 <w:i/>
               </w:rPr>
-              <w:t xml:space="preserve"> and may have different prerequisites to be unlocked.</w:t>
+              <w:t>) fire damage.</w:t>
             </w:r>
           </w:p>
         </w:tc>
       </w:tr>
     </w:tbl>
     <w:p>
-      <w:pPr>
-        <w:pStyle w:val="Heading5"/>
-      </w:pPr>
-      <w:r>
-        <w:t>Brawn Skills</w:t>
+      <w:r>
+        <w:t>All r</w:t>
+      </w:r>
+      <w:r>
+        <w:t>esistances</w:t>
+      </w:r>
+      <w:r>
+        <w:t xml:space="preserve"> </w:t>
+      </w:r>
+      <w:r>
+        <w:t>act the same way</w:t>
+      </w:r>
+      <w:r>
+        <w:t>:</w:t>
+      </w:r>
+      <w:r>
+        <w:t xml:space="preserve"> by </w:t>
+      </w:r>
+      <w:r>
+        <w:t>mitigat</w:t>
+      </w:r>
+      <w:r>
+        <w:t xml:space="preserve">ing </w:t>
+      </w:r>
+      <w:r>
+        <w:t>incoming damage as a percentage</w:t>
+      </w:r>
+      <w:r>
+        <w:t>.</w:t>
+      </w:r>
+      <w:r>
+        <w:t xml:space="preserve"> Resistances are </w:t>
+      </w:r>
+      <w:r>
+        <w:t>usually</w:t>
+      </w:r>
+      <w:r>
+        <w:t xml:space="preserve"> added by items.</w:t>
       </w:r>
     </w:p>
     <w:tbl>
@@ -2644,62 +4026,33 @@
         <w:tblLook w:val="04A0" w:firstRow="1" w:lastRow="0" w:firstColumn="1" w:lastColumn="0" w:noHBand="0" w:noVBand="1"/>
       </w:tblPr>
       <w:tblGrid>
-        <w:gridCol w:w="2245"/>
-        <w:gridCol w:w="1710"/>
-        <w:gridCol w:w="5395"/>
+        <w:gridCol w:w="7015"/>
+        <w:gridCol w:w="2335"/>
       </w:tblGrid>
       <w:tr>
         <w:tc>
           <w:tcPr>
-            <w:tcW w:w="2245" w:type="dxa"/>
-          </w:tcPr>
-          <w:p>
-            <w:pPr>
+            <w:tcW w:w="7015" w:type="dxa"/>
+          </w:tcPr>
+          <w:p>
+            <w:r>
               <w:rPr>
                 <w:rStyle w:val="Emphasis"/>
               </w:rPr>
-            </w:pPr>
+              <w:t>Statistic</w:t>
+            </w:r>
+          </w:p>
+        </w:tc>
+        <w:tc>
+          <w:tcPr>
+            <w:tcW w:w="2335" w:type="dxa"/>
+          </w:tcPr>
+          <w:p>
             <w:r>
               <w:rPr>
                 <w:rStyle w:val="Emphasis"/>
               </w:rPr>
-              <w:t>Skill</w:t>
-            </w:r>
-          </w:p>
-        </w:tc>
-        <w:tc>
-          <w:tcPr>
-            <w:tcW w:w="1710" w:type="dxa"/>
-          </w:tcPr>
-          <w:p>
-            <w:pPr>
-              <w:rPr>
-                <w:rStyle w:val="Emphasis"/>
-              </w:rPr>
-            </w:pPr>
-            <w:r>
-              <w:rPr>
-                <w:rStyle w:val="Emphasis"/>
-              </w:rPr>
-              <w:t>Prereq.</w:t>
-            </w:r>
-          </w:p>
-        </w:tc>
-        <w:tc>
-          <w:tcPr>
-            <w:tcW w:w="5395" w:type="dxa"/>
-          </w:tcPr>
-          <w:p>
-            <w:pPr>
-              <w:rPr>
-                <w:rStyle w:val="Emphasis"/>
-              </w:rPr>
-            </w:pPr>
-            <w:r>
-              <w:rPr>
-                <w:rStyle w:val="Emphasis"/>
-              </w:rPr>
-              <w:t>Description</w:t>
+              <w:t>Abbr.</w:t>
             </w:r>
           </w:p>
         </w:tc>
@@ -2710,69 +4063,27 @@
         </w:trPr>
         <w:tc>
           <w:tcPr>
-            <w:tcW w:w="2245" w:type="dxa"/>
-          </w:tcPr>
-          <w:p>
-            <w:pPr>
+            <w:tcW w:w="7015" w:type="dxa"/>
+          </w:tcPr>
+          <w:p>
+            <w:r>
+              <w:t>Slashing Resistance</w:t>
+            </w:r>
+          </w:p>
+        </w:tc>
+        <w:tc>
+          <w:tcPr>
+            <w:tcW w:w="2335" w:type="dxa"/>
+          </w:tcPr>
+          <w:p>
+            <w:r>
+              <w:t>R</w:t>
+            </w:r>
+            <w:r>
               <w:rPr>
                 <w:vertAlign w:val="superscript"/>
               </w:rPr>
-            </w:pPr>
-            <w:r>
-              <w:t>Melee</w:t>
-            </w:r>
-            <w:r>
-              <w:rPr>
-                <w:vertAlign w:val="superscript"/>
-              </w:rPr>
-              <w:t>1</w:t>
-            </w:r>
-            <w:r>
-              <w:rPr>
-                <w:vertAlign w:val="superscript"/>
-              </w:rPr>
-              <w:t>-</w:t>
-            </w:r>
-            <w:r>
-              <w:rPr>
-                <w:vertAlign w:val="superscript"/>
-              </w:rPr>
-              <w:t>3</w:t>
-            </w:r>
-          </w:p>
-        </w:tc>
-        <w:tc>
-          <w:tcPr>
-            <w:tcW w:w="1710" w:type="dxa"/>
-          </w:tcPr>
-          <w:p>
-            <w:r>
-              <w:t>2</w:t>
-            </w:r>
-            <w:r>
-              <w:t xml:space="preserve"> Brawn</w:t>
-            </w:r>
-          </w:p>
-        </w:tc>
-        <w:tc>
-          <w:tcPr>
-            <w:tcW w:w="5395" w:type="dxa"/>
-          </w:tcPr>
-          <w:p>
-            <w:r>
-              <w:t>+</w:t>
-            </w:r>
-            <w:r>
-              <w:t>1</w:t>
-            </w:r>
-            <w:r>
-              <w:t xml:space="preserve"> </w:t>
-            </w:r>
-            <w:r>
-              <w:t xml:space="preserve">Melee </w:t>
-            </w:r>
-            <w:r>
-              <w:t>Accuracy</w:t>
+              <w:t>SLASHING</w:t>
             </w:r>
           </w:p>
         </w:tc>
@@ -2780,43 +4091,27 @@
       <w:tr>
         <w:tc>
           <w:tcPr>
-            <w:tcW w:w="2245" w:type="dxa"/>
-          </w:tcPr>
-          <w:p>
-            <w:r>
-              <w:t>Melee</w:t>
+            <w:tcW w:w="7015" w:type="dxa"/>
+          </w:tcPr>
+          <w:p>
+            <w:r>
+              <w:t>Piercing Resistance</w:t>
+            </w:r>
+          </w:p>
+        </w:tc>
+        <w:tc>
+          <w:tcPr>
+            <w:tcW w:w="2335" w:type="dxa"/>
+          </w:tcPr>
+          <w:p>
+            <w:r>
+              <w:t>R</w:t>
             </w:r>
             <w:r>
               <w:rPr>
                 <w:vertAlign w:val="superscript"/>
               </w:rPr>
-              <w:t>4-5</w:t>
-            </w:r>
-          </w:p>
-        </w:tc>
-        <w:tc>
-          <w:tcPr>
-            <w:tcW w:w="1710" w:type="dxa"/>
-          </w:tcPr>
-          <w:p>
-            <w:r>
-              <w:t>4</w:t>
-            </w:r>
-            <w:r>
-              <w:t xml:space="preserve"> Brawn</w:t>
-            </w:r>
-          </w:p>
-        </w:tc>
-        <w:tc>
-          <w:tcPr>
-            <w:tcW w:w="5395" w:type="dxa"/>
-          </w:tcPr>
-          <w:p>
-            <w:r>
-              <w:t xml:space="preserve">Heavy Weapons </w:t>
-            </w:r>
-            <w:r>
-              <w:t>Proficiency</w:t>
+              <w:t>PIERCING</w:t>
             </w:r>
           </w:p>
         </w:tc>
@@ -2827,128 +4122,61 @@
         </w:trPr>
         <w:tc>
           <w:tcPr>
-            <w:tcW w:w="2245" w:type="dxa"/>
-          </w:tcPr>
-          <w:p>
-            <w:r>
-              <w:t>Berserk</w:t>
+            <w:tcW w:w="7015" w:type="dxa"/>
+          </w:tcPr>
+          <w:p>
+            <w:r>
+              <w:t>Bludgeoning Resistance</w:t>
+            </w:r>
+          </w:p>
+        </w:tc>
+        <w:tc>
+          <w:tcPr>
+            <w:tcW w:w="2335" w:type="dxa"/>
+          </w:tcPr>
+          <w:p>
+            <w:r>
+              <w:t>R</w:t>
             </w:r>
             <w:r>
               <w:rPr>
                 <w:vertAlign w:val="superscript"/>
               </w:rPr>
-              <w:t>1-3</w:t>
-            </w:r>
-          </w:p>
-        </w:tc>
-        <w:tc>
-          <w:tcPr>
-            <w:tcW w:w="1710" w:type="dxa"/>
-          </w:tcPr>
-          <w:p>
-            <w:r>
-              <w:t>2</w:t>
-            </w:r>
-            <w:r>
-              <w:t xml:space="preserve"> </w:t>
-            </w:r>
-            <w:r>
-              <w:t>Brawn</w:t>
-            </w:r>
-          </w:p>
-        </w:tc>
-        <w:tc>
-          <w:tcPr>
-            <w:tcW w:w="5395" w:type="dxa"/>
-          </w:tcPr>
-          <w:p>
-            <w:r>
-              <w:t>+</w:t>
-            </w:r>
-            <w:r>
-              <w:t>25</w:t>
-            </w:r>
-            <w:r>
-              <w:t>%</w:t>
-            </w:r>
-            <w:r>
-              <w:t xml:space="preserve"> </w:t>
-            </w:r>
-            <w:r>
-              <w:t>Melee Damage</w:t>
-            </w:r>
-            <w:r>
-              <w:t xml:space="preserve"> to </w:t>
-            </w:r>
-            <w:r>
-              <w:t xml:space="preserve">low-health </w:t>
-            </w:r>
-            <w:r>
-              <w:t>enemies</w:t>
-            </w:r>
-          </w:p>
-          <w:p>
-            <w:r>
-              <w:t xml:space="preserve">+10% </w:t>
-            </w:r>
-            <w:r>
-              <w:t>lose control</w:t>
+              <w:t>BLUDGEONING</w:t>
             </w:r>
           </w:p>
         </w:tc>
       </w:tr>
       <w:tr>
-        <w:tc>
-          <w:tcPr>
-            <w:tcW w:w="2245" w:type="dxa"/>
-          </w:tcPr>
-          <w:p>
-            <w:r>
-              <w:t>Berserk</w:t>
+        <w:trPr>
+          <w:trHeight w:val="162"/>
+        </w:trPr>
+        <w:tc>
+          <w:tcPr>
+            <w:tcW w:w="7015" w:type="dxa"/>
+          </w:tcPr>
+          <w:p>
+            <w:r>
+              <w:rPr>
+                <w:rFonts w:cs="Segoe UI Symbol"/>
+              </w:rPr>
+              <w:t>Fire Resistance</w:t>
+            </w:r>
+          </w:p>
+        </w:tc>
+        <w:tc>
+          <w:tcPr>
+            <w:tcW w:w="2335" w:type="dxa"/>
+          </w:tcPr>
+          <w:p>
+            <w:r>
+              <w:t>R</w:t>
             </w:r>
             <w:r>
               <w:rPr>
                 <w:vertAlign w:val="superscript"/>
               </w:rPr>
-              <w:t>4-5</w:t>
-            </w:r>
-          </w:p>
-        </w:tc>
-        <w:tc>
-          <w:tcPr>
-            <w:tcW w:w="1710" w:type="dxa"/>
-          </w:tcPr>
-          <w:p>
-            <w:r>
-              <w:t>4</w:t>
-            </w:r>
-            <w:r>
-              <w:t xml:space="preserve"> Brawn</w:t>
-            </w:r>
-          </w:p>
-        </w:tc>
-        <w:tc>
-          <w:tcPr>
-            <w:tcW w:w="5395" w:type="dxa"/>
-          </w:tcPr>
-          <w:p>
-            <w:r>
-              <w:t>+</w:t>
-            </w:r>
-            <w:r>
-              <w:t>5</w:t>
-            </w:r>
-            <w:r>
-              <w:t xml:space="preserve"> </w:t>
-            </w:r>
-            <w:r>
-              <w:t xml:space="preserve">Melee Critical </w:t>
-            </w:r>
-            <w:r>
-              <w:t>C</w:t>
-            </w:r>
-            <w:r>
-              <w:t>hance</w:t>
+              <w:t>FIRE</w:t>
             </w:r>
           </w:p>
         </w:tc>
@@ -2959,49 +4187,30 @@
         </w:trPr>
         <w:tc>
           <w:tcPr>
-            <w:tcW w:w="2245" w:type="dxa"/>
-          </w:tcPr>
-          <w:p>
-            <w:r>
-              <w:t>Endurance</w:t>
+            <w:tcW w:w="7015" w:type="dxa"/>
+          </w:tcPr>
+          <w:p>
+            <w:r>
+              <w:rPr>
+                <w:rFonts w:cs="Segoe UI Symbol"/>
+              </w:rPr>
+              <w:t>Cold Resistance</w:t>
+            </w:r>
+          </w:p>
+        </w:tc>
+        <w:tc>
+          <w:tcPr>
+            <w:tcW w:w="2335" w:type="dxa"/>
+          </w:tcPr>
+          <w:p>
+            <w:r>
+              <w:t>R</w:t>
             </w:r>
             <w:r>
               <w:rPr>
                 <w:vertAlign w:val="superscript"/>
               </w:rPr>
-              <w:t>1-3</w:t>
-            </w:r>
-          </w:p>
-        </w:tc>
-        <w:tc>
-          <w:tcPr>
-            <w:tcW w:w="1710" w:type="dxa"/>
-          </w:tcPr>
-          <w:p>
-            <w:r>
-              <w:t>2</w:t>
-            </w:r>
-            <w:r>
-              <w:t xml:space="preserve"> Brawn</w:t>
-            </w:r>
-          </w:p>
-        </w:tc>
-        <w:tc>
-          <w:tcPr>
-            <w:tcW w:w="5395" w:type="dxa"/>
-          </w:tcPr>
-          <w:p>
-            <w:r>
-              <w:t>+</w:t>
-            </w:r>
-            <w:r>
-              <w:t>25</w:t>
-            </w:r>
-            <w:r>
-              <w:t xml:space="preserve"> </w:t>
-            </w:r>
-            <w:r>
-              <w:t>Health</w:t>
+              <w:t>COLD</w:t>
             </w:r>
           </w:p>
         </w:tc>
@@ -3009,98 +4218,95 @@
       <w:tr>
         <w:tc>
           <w:tcPr>
-            <w:tcW w:w="2245" w:type="dxa"/>
-          </w:tcPr>
-          <w:p>
-            <w:r>
-              <w:t>Endurance</w:t>
+            <w:tcW w:w="7015" w:type="dxa"/>
+          </w:tcPr>
+          <w:p>
+            <w:r>
+              <w:rPr>
+                <w:rFonts w:cs="Segoe UI Symbol"/>
+              </w:rPr>
+              <w:t>Energy Resistance</w:t>
+            </w:r>
+          </w:p>
+        </w:tc>
+        <w:tc>
+          <w:tcPr>
+            <w:tcW w:w="2335" w:type="dxa"/>
+          </w:tcPr>
+          <w:p>
+            <w:r>
+              <w:t>R</w:t>
             </w:r>
             <w:r>
               <w:rPr>
                 <w:vertAlign w:val="superscript"/>
               </w:rPr>
-              <w:t>4-5</w:t>
-            </w:r>
-          </w:p>
-        </w:tc>
-        <w:tc>
-          <w:tcPr>
-            <w:tcW w:w="1710" w:type="dxa"/>
-          </w:tcPr>
-          <w:p>
-            <w:r>
-              <w:t>4</w:t>
-            </w:r>
-            <w:r>
-              <w:t xml:space="preserve"> Brawn</w:t>
-            </w:r>
-          </w:p>
-        </w:tc>
-        <w:tc>
-          <w:tcPr>
-            <w:tcW w:w="5395" w:type="dxa"/>
-          </w:tcPr>
-          <w:p>
-            <w:r>
-              <w:t>+</w:t>
-            </w:r>
-            <w:r>
-              <w:t>5 Health</w:t>
-            </w:r>
-            <w:r>
-              <w:t xml:space="preserve"> Regeneration</w:t>
-            </w:r>
-          </w:p>
-          <w:p>
-            <w:pPr>
+              <w:t>ENERGY</w:t>
+            </w:r>
+          </w:p>
+        </w:tc>
+      </w:tr>
+      <w:tr>
+        <w:trPr>
+          <w:cnfStyle w:val="000000010000" w:firstRow="0" w:lastRow="0" w:firstColumn="0" w:lastColumn="0" w:oddVBand="0" w:evenVBand="0" w:oddHBand="0" w:evenHBand="1" w:firstRowFirstColumn="0" w:firstRowLastColumn="0" w:lastRowFirstColumn="0" w:lastRowLastColumn="0"/>
+        </w:trPr>
+        <w:tc>
+          <w:tcPr>
+            <w:tcW w:w="7015" w:type="dxa"/>
+          </w:tcPr>
+          <w:p>
+            <w:r>
+              <w:rPr>
+                <w:rFonts w:cs="Segoe UI Symbol"/>
+              </w:rPr>
+              <w:t>Poison Resistance</w:t>
+            </w:r>
+          </w:p>
+        </w:tc>
+        <w:tc>
+          <w:tcPr>
+            <w:tcW w:w="2335" w:type="dxa"/>
+          </w:tcPr>
+          <w:p>
+            <w:r>
+              <w:t>R</w:t>
+            </w:r>
+            <w:r>
               <w:rPr>
                 <w:vertAlign w:val="superscript"/>
               </w:rPr>
-            </w:pPr>
-            <w:r>
-              <w:t>+5</w:t>
-            </w:r>
-            <w:r>
-              <w:t xml:space="preserve"> R</w:t>
+              <w:t>POISON</w:t>
+            </w:r>
+          </w:p>
+        </w:tc>
+      </w:tr>
+      <w:tr>
+        <w:tc>
+          <w:tcPr>
+            <w:tcW w:w="7015" w:type="dxa"/>
+          </w:tcPr>
+          <w:p>
+            <w:r>
+              <w:rPr>
+                <w:rFonts w:cs="Segoe UI Symbol"/>
+              </w:rPr>
+              <w:t>Psychic Resistance</w:t>
+            </w:r>
+          </w:p>
+        </w:tc>
+        <w:tc>
+          <w:tcPr>
+            <w:tcW w:w="2335" w:type="dxa"/>
+          </w:tcPr>
+          <w:p>
+            <w:r>
+              <w:t>R</w:t>
             </w:r>
             <w:r>
               <w:rPr>
                 <w:vertAlign w:val="superscript"/>
               </w:rPr>
-              <w:t>SLASHING</w:t>
-            </w:r>
-          </w:p>
-          <w:p>
-            <w:pPr>
-              <w:rPr>
-                <w:vertAlign w:val="superscript"/>
-              </w:rPr>
-            </w:pPr>
-            <w:r>
-              <w:t xml:space="preserve">+5 </w:t>
-            </w:r>
-            <w:r>
-              <w:t>R</w:t>
-            </w:r>
-            <w:r>
-              <w:rPr>
-                <w:vertAlign w:val="superscript"/>
-              </w:rPr>
-              <w:t>PIERCING</w:t>
-            </w:r>
-          </w:p>
-          <w:p>
-            <w:r>
-              <w:t xml:space="preserve">+5 </w:t>
-            </w:r>
-            <w:r>
-              <w:t>R</w:t>
-            </w:r>
-            <w:r>
-              <w:rPr>
-                <w:vertAlign w:val="superscript"/>
-              </w:rPr>
-              <w:t>BLUDGEONING</w:t>
+              <w:t>PSYCHIC</w:t>
             </w:r>
           </w:p>
         </w:tc>
@@ -3108,10 +4314,238 @@
     </w:tbl>
     <w:p>
       <w:pPr>
-        <w:pStyle w:val="Heading5"/>
-      </w:pPr>
-      <w:r>
-        <w:t>Agility Skills</w:t>
+        <w:rPr>
+          <w:rFonts w:eastAsiaTheme="majorEastAsia" w:cstheme="majorBidi"/>
+          <w:color w:val="0F4761" w:themeColor="accent1" w:themeShade="BF"/>
+          <w:sz w:val="32"/>
+          <w:szCs w:val="32"/>
+        </w:rPr>
+      </w:pPr>
+      <w:r>
+        <w:br w:type="page"/>
+      </w:r>
+    </w:p>
+    <w:p>
+      <w:pPr>
+        <w:pStyle w:val="Heading3"/>
+      </w:pPr>
+      <w:r>
+        <w:lastRenderedPageBreak/>
+        <w:t>Challenge</w:t>
+      </w:r>
+      <w:r>
+        <w:t xml:space="preserve"> Rolls</w:t>
+      </w:r>
+    </w:p>
+    <w:p>
+      <w:r>
+        <w:t xml:space="preserve">The way challenges are rolled, </w:t>
+      </w:r>
+      <w:r>
+        <w:t>some situations</w:t>
+      </w:r>
+      <w:r>
+        <w:t xml:space="preserve"> </w:t>
+      </w:r>
+      <w:r>
+        <w:t>in</w:t>
+      </w:r>
+      <w:r>
+        <w:t xml:space="preserve"> a</w:t>
+      </w:r>
+      <w:r>
+        <w:t xml:space="preserve"> b</w:t>
+      </w:r>
+      <w:r>
+        <w:t xml:space="preserve">attle </w:t>
+      </w:r>
+      <w:r>
+        <w:t xml:space="preserve">may </w:t>
+      </w:r>
+      <w:r>
+        <w:t>require a</w:t>
+      </w:r>
+      <w:r>
+        <w:t xml:space="preserve"> challenge roll</w:t>
+      </w:r>
+      <w:r>
+        <w:t xml:space="preserve">. </w:t>
+      </w:r>
+      <w:r>
+        <w:t xml:space="preserve">These rolls </w:t>
+      </w:r>
+      <w:r>
+        <w:t xml:space="preserve">are made </w:t>
+      </w:r>
+      <w:r>
+        <w:t xml:space="preserve">by </w:t>
+      </w:r>
+      <w:r>
+        <w:t>rolling</w:t>
+      </w:r>
+      <w:r>
+        <w:t xml:space="preserve"> </w:t>
+      </w:r>
+      <w:r>
+        <w:t>two</w:t>
+      </w:r>
+      <w:r>
+        <w:rPr>
+          <w:rStyle w:val="Emphasis"/>
+        </w:rPr>
+        <w:t xml:space="preserve"> </w:t>
+      </w:r>
+      <w:r>
+        <w:t>six-sided dice</w:t>
+      </w:r>
+      <w:r>
+        <w:t xml:space="preserve"> </w:t>
+      </w:r>
+      <w:r>
+        <w:t xml:space="preserve">and adding a relevant </w:t>
+      </w:r>
+      <w:r>
+        <w:rPr>
+          <w:b/>
+          <w:bCs/>
+        </w:rPr>
+        <w:t>A</w:t>
+      </w:r>
+      <w:r>
+        <w:rPr>
+          <w:b/>
+          <w:bCs/>
+        </w:rPr>
+        <w:t>ttribute</w:t>
+      </w:r>
+      <w:r>
+        <w:t>.</w:t>
+      </w:r>
+    </w:p>
+    <w:p>
+      <w:pPr>
+        <w:pStyle w:val="ListParagraph"/>
+        <w:numPr>
+          <w:ilvl w:val="0"/>
+          <w:numId w:val="34"/>
+        </w:numPr>
+      </w:pPr>
+      <w:r>
+        <w:t>B</w:t>
+      </w:r>
+      <w:r>
+        <w:t xml:space="preserve">onuses </w:t>
+      </w:r>
+      <w:r>
+        <w:t xml:space="preserve">or penalties </w:t>
+      </w:r>
+      <w:r>
+        <w:t>are</w:t>
+      </w:r>
+      <w:r>
+        <w:t xml:space="preserve"> added</w:t>
+      </w:r>
+      <w:r>
+        <w:t xml:space="preserve"> alongside the </w:t>
+      </w:r>
+      <w:r>
+        <w:t>Attribute</w:t>
+      </w:r>
+      <w:r>
+        <w:t>.</w:t>
+      </w:r>
+    </w:p>
+    <w:p>
+      <w:pPr>
+        <w:pStyle w:val="ListParagraph"/>
+        <w:numPr>
+          <w:ilvl w:val="0"/>
+          <w:numId w:val="34"/>
+        </w:numPr>
+      </w:pPr>
+      <w:r>
+        <w:t xml:space="preserve">Rolling with </w:t>
+      </w:r>
+      <w:r>
+        <w:rPr>
+          <w:i/>
+          <w:iCs/>
+        </w:rPr>
+        <w:t>a</w:t>
+      </w:r>
+      <w:r>
+        <w:rPr>
+          <w:i/>
+          <w:iCs/>
+        </w:rPr>
+        <w:t>dvantage</w:t>
+      </w:r>
+      <w:r>
+        <w:t xml:space="preserve"> </w:t>
+      </w:r>
+      <w:r>
+        <w:t xml:space="preserve">means one of the two six-sided dice is rolled twice, with the higher number being </w:t>
+      </w:r>
+      <w:r>
+        <w:t>chosen</w:t>
+      </w:r>
+      <w:r>
+        <w:t>.</w:t>
+      </w:r>
+    </w:p>
+    <w:p>
+      <w:pPr>
+        <w:pStyle w:val="ListParagraph"/>
+        <w:numPr>
+          <w:ilvl w:val="0"/>
+          <w:numId w:val="34"/>
+        </w:numPr>
+      </w:pPr>
+      <w:r>
+        <w:t xml:space="preserve">Rolling with </w:t>
+      </w:r>
+      <w:r>
+        <w:rPr>
+          <w:i/>
+          <w:iCs/>
+        </w:rPr>
+        <w:t>disadvantage</w:t>
+      </w:r>
+      <w:r>
+        <w:t xml:space="preserve"> </w:t>
+      </w:r>
+      <w:r>
+        <w:t>means one of the two six-sided dice is rolled twice, with the lower number being chosen</w:t>
+      </w:r>
+      <w:r>
+        <w:t>.</w:t>
+      </w:r>
+    </w:p>
+    <w:p>
+      <w:r>
+        <w:t xml:space="preserve">The degree of success of a challenge roll is determined by comparing the result of the roll with </w:t>
+      </w:r>
+      <w:r>
+        <w:t xml:space="preserve">a </w:t>
+      </w:r>
+      <w:r>
+        <w:rPr>
+          <w:i/>
+          <w:iCs/>
+        </w:rPr>
+        <w:t>target number</w:t>
+      </w:r>
+      <w:r>
+        <w:t>.</w:t>
+      </w:r>
+      <w:r>
+        <w:t xml:space="preserve"> The target number is provided at the start of the roll by the target of the roll, or </w:t>
+      </w:r>
+      <w:r>
+        <w:t xml:space="preserve">by </w:t>
+      </w:r>
+      <w:r>
+        <w:t>the challenge being attempted.</w:t>
       </w:r>
     </w:p>
     <w:tbl>
@@ -3129,47 +4563,40 @@
         <w:tblLook w:val="04A0" w:firstRow="1" w:lastRow="0" w:firstColumn="1" w:lastColumn="0" w:noHBand="0" w:noVBand="1"/>
       </w:tblPr>
       <w:tblGrid>
-        <w:gridCol w:w="2245"/>
-        <w:gridCol w:w="1710"/>
-        <w:gridCol w:w="5395"/>
+        <w:gridCol w:w="3325"/>
+        <w:gridCol w:w="6025"/>
       </w:tblGrid>
       <w:tr>
         <w:tc>
           <w:tcPr>
-            <w:tcW w:w="2245" w:type="dxa"/>
+            <w:tcW w:w="3325" w:type="dxa"/>
+          </w:tcPr>
+          <w:p>
+            <w:pPr>
+              <w:rPr>
+                <w:i/>
+                <w:iCs/>
+              </w:rPr>
+            </w:pPr>
+            <w:r>
+              <w:rPr>
+                <w:i/>
+                <w:iCs/>
+              </w:rPr>
+              <w:t>Result relative to the TN</w:t>
+            </w:r>
+          </w:p>
+        </w:tc>
+        <w:tc>
+          <w:tcPr>
+            <w:tcW w:w="6025" w:type="dxa"/>
           </w:tcPr>
           <w:p>
             <w:r>
               <w:rPr>
                 <w:rStyle w:val="Emphasis"/>
               </w:rPr>
-              <w:t>Skill</w:t>
-            </w:r>
-          </w:p>
-        </w:tc>
-        <w:tc>
-          <w:tcPr>
-            <w:tcW w:w="1710" w:type="dxa"/>
-          </w:tcPr>
-          <w:p>
-            <w:r>
-              <w:rPr>
-                <w:rStyle w:val="Emphasis"/>
-              </w:rPr>
-              <w:t>Prereq.</w:t>
-            </w:r>
-          </w:p>
-        </w:tc>
-        <w:tc>
-          <w:tcPr>
-            <w:tcW w:w="5395" w:type="dxa"/>
-          </w:tcPr>
-          <w:p>
-            <w:r>
-              <w:rPr>
-                <w:rStyle w:val="Emphasis"/>
-              </w:rPr>
-              <w:t>Description</w:t>
+              <w:t>Degree of Success</w:t>
             </w:r>
           </w:p>
         </w:tc>
@@ -3180,46 +4607,51 @@
         </w:trPr>
         <w:tc>
           <w:tcPr>
-            <w:tcW w:w="2245" w:type="dxa"/>
-          </w:tcPr>
-          <w:p>
-            <w:r>
-              <w:t>Ranged</w:t>
-            </w:r>
-            <w:r>
-              <w:rPr>
-                <w:vertAlign w:val="superscript"/>
-              </w:rPr>
-              <w:t>1-3</w:t>
-            </w:r>
-          </w:p>
-        </w:tc>
-        <w:tc>
-          <w:tcPr>
-            <w:tcW w:w="1710" w:type="dxa"/>
-          </w:tcPr>
-          <w:p>
-            <w:r>
-              <w:t xml:space="preserve">2 </w:t>
-            </w:r>
-            <w:r>
-              <w:t>Agility</w:t>
-            </w:r>
-          </w:p>
-        </w:tc>
-        <w:tc>
-          <w:tcPr>
-            <w:tcW w:w="5395" w:type="dxa"/>
-          </w:tcPr>
-          <w:p>
-            <w:r>
-              <w:t>+</w:t>
-            </w:r>
-            <w:r>
-              <w:t>1</w:t>
-            </w:r>
-            <w:r>
-              <w:t xml:space="preserve"> Ranged Accuracy</w:t>
+            <w:tcW w:w="3325" w:type="dxa"/>
+          </w:tcPr>
+          <w:p>
+            <w:r>
+              <w:t xml:space="preserve">Result </w:t>
+            </w:r>
+            <w:r>
+              <w:t>&lt;</w:t>
+            </w:r>
+            <w:r>
+              <w:t>=</w:t>
+            </w:r>
+            <w:r>
+              <w:t xml:space="preserve"> </w:t>
+            </w:r>
+            <w:r>
+              <w:t>-</w:t>
+            </w:r>
+            <w:r>
+              <w:t>5</w:t>
+            </w:r>
+          </w:p>
+        </w:tc>
+        <w:tc>
+          <w:tcPr>
+            <w:tcW w:w="6025" w:type="dxa"/>
+          </w:tcPr>
+          <w:p>
+            <w:r>
+              <w:t xml:space="preserve">Critical Failure: </w:t>
+            </w:r>
+            <w:r>
+              <w:t xml:space="preserve">You fail </w:t>
+            </w:r>
+            <w:r>
+              <w:t xml:space="preserve">miserably </w:t>
+            </w:r>
+            <w:r>
+              <w:t xml:space="preserve">and </w:t>
+            </w:r>
+            <w:r>
+              <w:t>an additional, negative effect occurs</w:t>
+            </w:r>
+            <w:r>
+              <w:t>.</w:t>
             </w:r>
           </w:p>
         </w:tc>
@@ -3227,45 +4659,45 @@
       <w:tr>
         <w:tc>
           <w:tcPr>
-            <w:tcW w:w="2245" w:type="dxa"/>
-          </w:tcPr>
-          <w:p>
-            <w:r>
-              <w:t>Ranged</w:t>
-            </w:r>
-            <w:r>
-              <w:rPr>
-                <w:vertAlign w:val="superscript"/>
-              </w:rPr>
-              <w:t>4-5</w:t>
-            </w:r>
-          </w:p>
-        </w:tc>
-        <w:tc>
-          <w:tcPr>
-            <w:tcW w:w="1710" w:type="dxa"/>
-          </w:tcPr>
-          <w:p>
+            <w:tcW w:w="3325" w:type="dxa"/>
+          </w:tcPr>
+          <w:p>
+            <w:r>
+              <w:t>-</w:t>
+            </w:r>
             <w:r>
               <w:t>4</w:t>
             </w:r>
             <w:r>
-              <w:t xml:space="preserve"> Agility</w:t>
-            </w:r>
-          </w:p>
-        </w:tc>
-        <w:tc>
-          <w:tcPr>
-            <w:tcW w:w="5395" w:type="dxa"/>
-          </w:tcPr>
-          <w:p>
-            <w:r>
-              <w:t>+5 Ranged Critical Chance</w:t>
-            </w:r>
-          </w:p>
-          <w:p>
-            <w:r>
-              <w:t>+10% recover arrows</w:t>
+              <w:t xml:space="preserve"> &lt;</w:t>
+            </w:r>
+            <w:r>
+              <w:t>=</w:t>
+            </w:r>
+            <w:r>
+              <w:t xml:space="preserve"> Result &lt;</w:t>
+            </w:r>
+            <w:r>
+              <w:t>=</w:t>
+            </w:r>
+            <w:r>
+              <w:t xml:space="preserve"> </w:t>
+            </w:r>
+            <w:r>
+              <w:t>-1</w:t>
+            </w:r>
+          </w:p>
+        </w:tc>
+        <w:tc>
+          <w:tcPr>
+            <w:tcW w:w="6025" w:type="dxa"/>
+          </w:tcPr>
+          <w:p>
+            <w:r>
+              <w:t>Failure</w:t>
+            </w:r>
+            <w:r>
+              <w:t>: You fail.</w:t>
             </w:r>
           </w:p>
         </w:tc>
@@ -3276,46 +4708,33 @@
         </w:trPr>
         <w:tc>
           <w:tcPr>
-            <w:tcW w:w="2245" w:type="dxa"/>
-          </w:tcPr>
-          <w:p>
-            <w:r>
-              <w:t>Precision</w:t>
-            </w:r>
-            <w:r>
-              <w:rPr>
-                <w:vertAlign w:val="superscript"/>
-              </w:rPr>
-              <w:t>1-3</w:t>
-            </w:r>
-          </w:p>
-        </w:tc>
-        <w:tc>
-          <w:tcPr>
-            <w:tcW w:w="1710" w:type="dxa"/>
-          </w:tcPr>
-          <w:p>
-            <w:r>
-              <w:t>2</w:t>
-            </w:r>
-            <w:r>
-              <w:t xml:space="preserve"> Agility</w:t>
-            </w:r>
-          </w:p>
-        </w:tc>
-        <w:tc>
-          <w:tcPr>
-            <w:tcW w:w="5395" w:type="dxa"/>
-          </w:tcPr>
-          <w:p>
-            <w:r>
-              <w:t>+</w:t>
-            </w:r>
-            <w:r>
-              <w:t>1</w:t>
-            </w:r>
-            <w:r>
-              <w:t xml:space="preserve"> Ranged Accuracy</w:t>
+            <w:tcW w:w="3325" w:type="dxa"/>
+          </w:tcPr>
+          <w:p>
+            <w:r>
+              <w:t>0 &lt;= Result &lt;=</w:t>
+            </w:r>
+            <w:r>
+              <w:t xml:space="preserve"> +4</w:t>
+            </w:r>
+          </w:p>
+        </w:tc>
+        <w:tc>
+          <w:tcPr>
+            <w:tcW w:w="6025" w:type="dxa"/>
+          </w:tcPr>
+          <w:p>
+            <w:r>
+              <w:t>Success</w:t>
+            </w:r>
+            <w:r>
+              <w:t xml:space="preserve">: You </w:t>
+            </w:r>
+            <w:r>
+              <w:t>succeed</w:t>
+            </w:r>
+            <w:r>
+              <w:t>.</w:t>
             </w:r>
           </w:p>
         </w:tc>
@@ -3323,36 +4742,7 @@
       <w:tr>
         <w:tc>
           <w:tcPr>
-            <w:tcW w:w="2245" w:type="dxa"/>
-          </w:tcPr>
-          <w:p>
-            <w:r>
-              <w:t>Precision</w:t>
-            </w:r>
-            <w:r>
-              <w:rPr>
-                <w:vertAlign w:val="superscript"/>
-              </w:rPr>
-              <w:t>4-5</w:t>
-            </w:r>
-          </w:p>
-        </w:tc>
-        <w:tc>
-          <w:tcPr>
-            <w:tcW w:w="1710" w:type="dxa"/>
-          </w:tcPr>
-          <w:p>
-            <w:r>
-              <w:t>4</w:t>
-            </w:r>
-            <w:r>
-              <w:t xml:space="preserve"> Agility</w:t>
-            </w:r>
-          </w:p>
-        </w:tc>
-        <w:tc>
-          <w:tcPr>
-            <w:tcW w:w="5395" w:type="dxa"/>
+            <w:tcW w:w="3325" w:type="dxa"/>
           </w:tcPr>
           <w:p>
             <w:r>
@@ -3362,757 +4752,34 @@
               <w:t>5</w:t>
             </w:r>
             <w:r>
-              <w:t>% Ranged Damage</w:t>
-            </w:r>
-          </w:p>
-        </w:tc>
-      </w:tr>
-      <w:tr>
-        <w:trPr>
-          <w:cnfStyle w:val="000000010000" w:firstRow="0" w:lastRow="0" w:firstColumn="0" w:lastColumn="0" w:oddVBand="0" w:evenVBand="0" w:oddHBand="0" w:evenHBand="1" w:firstRowFirstColumn="0" w:firstRowLastColumn="0" w:lastRowFirstColumn="0" w:lastRowLastColumn="0"/>
-        </w:trPr>
-        <w:tc>
-          <w:tcPr>
-            <w:tcW w:w="2245" w:type="dxa"/>
-          </w:tcPr>
-          <w:p>
-            <w:r>
-              <w:t>Evasion</w:t>
-            </w:r>
-            <w:r>
-              <w:rPr>
-                <w:vertAlign w:val="superscript"/>
-              </w:rPr>
-              <w:t>1-3</w:t>
-            </w:r>
-          </w:p>
-        </w:tc>
-        <w:tc>
-          <w:tcPr>
-            <w:tcW w:w="1710" w:type="dxa"/>
-          </w:tcPr>
-          <w:p>
-            <w:r>
-              <w:t>2</w:t>
-            </w:r>
-            <w:r>
-              <w:t xml:space="preserve"> Agility</w:t>
-            </w:r>
-          </w:p>
-        </w:tc>
-        <w:tc>
-          <w:tcPr>
-            <w:tcW w:w="5395" w:type="dxa"/>
-          </w:tcPr>
-          <w:p>
-            <w:r>
-              <w:t>+</w:t>
-            </w:r>
-            <w:r>
-              <w:t>1</w:t>
-            </w:r>
-            <w:r>
-              <w:t xml:space="preserve"> Defense</w:t>
-            </w:r>
-          </w:p>
-        </w:tc>
-      </w:tr>
-      <w:tr>
-        <w:tc>
-          <w:tcPr>
-            <w:tcW w:w="2245" w:type="dxa"/>
-          </w:tcPr>
-          <w:p>
-            <w:r>
-              <w:t>Evasion</w:t>
-            </w:r>
-            <w:r>
-              <w:rPr>
-                <w:vertAlign w:val="superscript"/>
-              </w:rPr>
-              <w:t>4-5</w:t>
-            </w:r>
-          </w:p>
-        </w:tc>
-        <w:tc>
-          <w:tcPr>
-            <w:tcW w:w="1710" w:type="dxa"/>
-          </w:tcPr>
-          <w:p>
-            <w:r>
-              <w:t>4</w:t>
-            </w:r>
-            <w:r>
-              <w:t xml:space="preserve"> Agility</w:t>
-            </w:r>
-          </w:p>
-        </w:tc>
-        <w:tc>
-          <w:tcPr>
-            <w:tcW w:w="5395" w:type="dxa"/>
-          </w:tcPr>
-          <w:p>
-            <w:r>
-              <w:t>+</w:t>
-            </w:r>
-            <w:r>
-              <w:t xml:space="preserve">1 </w:t>
-            </w:r>
-            <w:r>
-              <w:t>Defense</w:t>
-            </w:r>
-          </w:p>
-        </w:tc>
-      </w:tr>
-    </w:tbl>
-    <w:p>
-      <w:pPr>
-        <w:pStyle w:val="Heading5"/>
-      </w:pPr>
-    </w:p>
-    <w:p>
-      <w:pPr>
-        <w:rPr>
-          <w:rFonts w:eastAsiaTheme="majorEastAsia" w:cs="Times New Roman (Headings CS)"/>
-          <w:caps/>
-          <w:color w:val="0F4761" w:themeColor="accent1" w:themeShade="BF"/>
-          <w:spacing w:val="20"/>
-          <w:sz w:val="16"/>
-        </w:rPr>
-      </w:pPr>
-      <w:r>
-        <w:br w:type="page"/>
-      </w:r>
-    </w:p>
-    <w:p>
-      <w:pPr>
-        <w:pStyle w:val="Heading5"/>
-      </w:pPr>
-      <w:r>
-        <w:lastRenderedPageBreak/>
-        <w:t>Wits Skills</w:t>
-      </w:r>
-    </w:p>
-    <w:tbl>
-      <w:tblPr>
-        <w:tblStyle w:val="TableGrid"/>
-        <w:tblpPr w:leftFromText="187" w:rightFromText="187" w:bottomFromText="115" w:vertAnchor="text" w:tblpY="1"/>
-        <w:tblOverlap w:val="never"/>
-        <w:tblW w:w="0" w:type="auto"/>
-        <w:tblCellMar>
-          <w:top w:w="72" w:type="dxa"/>
-          <w:left w:w="72" w:type="dxa"/>
-          <w:bottom w:w="72" w:type="dxa"/>
-          <w:right w:w="72" w:type="dxa"/>
-        </w:tblCellMar>
-        <w:tblLook w:val="04A0" w:firstRow="1" w:lastRow="0" w:firstColumn="1" w:lastColumn="0" w:noHBand="0" w:noVBand="1"/>
-      </w:tblPr>
-      <w:tblGrid>
-        <w:gridCol w:w="2245"/>
-        <w:gridCol w:w="1710"/>
-        <w:gridCol w:w="5395"/>
-      </w:tblGrid>
-      <w:tr>
-        <w:tc>
-          <w:tcPr>
-            <w:tcW w:w="2245" w:type="dxa"/>
-          </w:tcPr>
-          <w:p>
-            <w:r>
-              <w:rPr>
-                <w:rStyle w:val="Emphasis"/>
-              </w:rPr>
-              <w:t>Skill</w:t>
-            </w:r>
-          </w:p>
-        </w:tc>
-        <w:tc>
-          <w:tcPr>
-            <w:tcW w:w="1710" w:type="dxa"/>
-          </w:tcPr>
-          <w:p>
-            <w:r>
-              <w:rPr>
-                <w:rStyle w:val="Emphasis"/>
-              </w:rPr>
-              <w:t>Prereq.</w:t>
-            </w:r>
-          </w:p>
-        </w:tc>
-        <w:tc>
-          <w:tcPr>
-            <w:tcW w:w="5395" w:type="dxa"/>
-          </w:tcPr>
-          <w:p>
-            <w:r>
-              <w:rPr>
-                <w:rStyle w:val="Emphasis"/>
-              </w:rPr>
-              <w:t>Description</w:t>
-            </w:r>
-          </w:p>
-        </w:tc>
-      </w:tr>
-      <w:tr>
-        <w:trPr>
-          <w:cnfStyle w:val="000000010000" w:firstRow="0" w:lastRow="0" w:firstColumn="0" w:lastColumn="0" w:oddVBand="0" w:evenVBand="0" w:oddHBand="0" w:evenHBand="1" w:firstRowFirstColumn="0" w:firstRowLastColumn="0" w:lastRowFirstColumn="0" w:lastRowLastColumn="0"/>
-        </w:trPr>
-        <w:tc>
-          <w:tcPr>
-            <w:tcW w:w="2245" w:type="dxa"/>
-          </w:tcPr>
-          <w:p>
-            <w:r>
-              <w:t>Tinker</w:t>
-            </w:r>
-            <w:r>
-              <w:rPr>
-                <w:vertAlign w:val="superscript"/>
-              </w:rPr>
-              <w:t>1-3</w:t>
-            </w:r>
-          </w:p>
-        </w:tc>
-        <w:tc>
-          <w:tcPr>
-            <w:tcW w:w="1710" w:type="dxa"/>
-          </w:tcPr>
-          <w:p>
-            <w:r>
-              <w:t>2</w:t>
-            </w:r>
-            <w:r>
-              <w:t xml:space="preserve"> Wits</w:t>
-            </w:r>
-          </w:p>
-        </w:tc>
-        <w:tc>
-          <w:tcPr>
-            <w:tcW w:w="5395" w:type="dxa"/>
-          </w:tcPr>
-          <w:p>
-            <w:r>
-              <w:t xml:space="preserve">+10% </w:t>
-            </w:r>
-            <w:r>
-              <w:t>recover a resource</w:t>
-            </w:r>
-            <w:r>
-              <w:t xml:space="preserve"> when crafting</w:t>
-            </w:r>
-          </w:p>
-        </w:tc>
-      </w:tr>
-      <w:tr>
-        <w:tc>
-          <w:tcPr>
-            <w:tcW w:w="2245" w:type="dxa"/>
-          </w:tcPr>
-          <w:p>
-            <w:r>
-              <w:t>Tinker</w:t>
-            </w:r>
-            <w:r>
-              <w:rPr>
-                <w:vertAlign w:val="superscript"/>
-              </w:rPr>
-              <w:t>4-5</w:t>
-            </w:r>
-          </w:p>
-        </w:tc>
-        <w:tc>
-          <w:tcPr>
-            <w:tcW w:w="1710" w:type="dxa"/>
-          </w:tcPr>
-          <w:p>
-            <w:r>
-              <w:t>4</w:t>
-            </w:r>
-            <w:r>
-              <w:t xml:space="preserve"> Wits</w:t>
-            </w:r>
-          </w:p>
-        </w:tc>
-        <w:tc>
-          <w:tcPr>
-            <w:tcW w:w="5395" w:type="dxa"/>
-          </w:tcPr>
-          <w:p>
-            <w:r>
-              <w:t xml:space="preserve">+10% craft </w:t>
-            </w:r>
-            <w:r>
-              <w:t>an extra item</w:t>
-            </w:r>
-          </w:p>
-        </w:tc>
-      </w:tr>
-      <w:tr>
-        <w:trPr>
-          <w:cnfStyle w:val="000000010000" w:firstRow="0" w:lastRow="0" w:firstColumn="0" w:lastColumn="0" w:oddVBand="0" w:evenVBand="0" w:oddHBand="0" w:evenHBand="1" w:firstRowFirstColumn="0" w:firstRowLastColumn="0" w:lastRowFirstColumn="0" w:lastRowLastColumn="0"/>
-        </w:trPr>
-        <w:tc>
-          <w:tcPr>
-            <w:tcW w:w="2245" w:type="dxa"/>
-          </w:tcPr>
-          <w:p>
-            <w:r>
-              <w:t>Medicine</w:t>
-            </w:r>
-            <w:r>
-              <w:rPr>
-                <w:vertAlign w:val="superscript"/>
-              </w:rPr>
-              <w:t>1-3</w:t>
-            </w:r>
-          </w:p>
-        </w:tc>
-        <w:tc>
-          <w:tcPr>
-            <w:tcW w:w="1710" w:type="dxa"/>
-          </w:tcPr>
-          <w:p>
-            <w:r>
-              <w:t>2</w:t>
-            </w:r>
-            <w:r>
-              <w:t xml:space="preserve"> Wits</w:t>
-            </w:r>
-          </w:p>
-        </w:tc>
-        <w:tc>
-          <w:tcPr>
-            <w:tcW w:w="5395" w:type="dxa"/>
-          </w:tcPr>
-          <w:p>
-            <w:r>
-              <w:t>+10% Health restoration</w:t>
-            </w:r>
-          </w:p>
-        </w:tc>
-      </w:tr>
-      <w:tr>
-        <w:tc>
-          <w:tcPr>
-            <w:tcW w:w="2245" w:type="dxa"/>
-          </w:tcPr>
-          <w:p>
-            <w:r>
-              <w:t>Medicine</w:t>
-            </w:r>
-            <w:r>
-              <w:rPr>
-                <w:vertAlign w:val="superscript"/>
-              </w:rPr>
-              <w:t>4-5</w:t>
-            </w:r>
-          </w:p>
-        </w:tc>
-        <w:tc>
-          <w:tcPr>
-            <w:tcW w:w="1710" w:type="dxa"/>
-          </w:tcPr>
-          <w:p>
-            <w:r>
-              <w:t>4</w:t>
-            </w:r>
-            <w:r>
-              <w:t xml:space="preserve"> Wits</w:t>
-            </w:r>
-          </w:p>
-        </w:tc>
-        <w:tc>
-          <w:tcPr>
-            <w:tcW w:w="5395" w:type="dxa"/>
-          </w:tcPr>
-          <w:p>
-            <w:r>
-              <w:t>Unlock Poultice Recipe</w:t>
-            </w:r>
-          </w:p>
-        </w:tc>
-      </w:tr>
-      <w:tr>
-        <w:trPr>
-          <w:cnfStyle w:val="000000010000" w:firstRow="0" w:lastRow="0" w:firstColumn="0" w:lastColumn="0" w:oddVBand="0" w:evenVBand="0" w:oddHBand="0" w:evenHBand="1" w:firstRowFirstColumn="0" w:firstRowLastColumn="0" w:lastRowFirstColumn="0" w:lastRowLastColumn="0"/>
-        </w:trPr>
-        <w:tc>
-          <w:tcPr>
-            <w:tcW w:w="2245" w:type="dxa"/>
-          </w:tcPr>
-          <w:p>
-            <w:r>
-              <w:t>Attunement</w:t>
-            </w:r>
-            <w:r>
-              <w:rPr>
-                <w:vertAlign w:val="superscript"/>
-              </w:rPr>
-              <w:t>1-3</w:t>
-            </w:r>
-          </w:p>
-        </w:tc>
-        <w:tc>
-          <w:tcPr>
-            <w:tcW w:w="1710" w:type="dxa"/>
-          </w:tcPr>
-          <w:p>
-            <w:r>
-              <w:t>2</w:t>
-            </w:r>
-            <w:r>
-              <w:t xml:space="preserve"> Wits</w:t>
-            </w:r>
-          </w:p>
-        </w:tc>
-        <w:tc>
-          <w:tcPr>
-            <w:tcW w:w="5395" w:type="dxa"/>
-          </w:tcPr>
-          <w:p/>
-        </w:tc>
-      </w:tr>
-      <w:tr>
-        <w:tc>
-          <w:tcPr>
-            <w:tcW w:w="2245" w:type="dxa"/>
-          </w:tcPr>
-          <w:p>
-            <w:r>
-              <w:t>Attunement</w:t>
-            </w:r>
-            <w:r>
-              <w:rPr>
-                <w:vertAlign w:val="superscript"/>
-              </w:rPr>
-              <w:t>4-5</w:t>
-            </w:r>
-          </w:p>
-        </w:tc>
-        <w:tc>
-          <w:tcPr>
-            <w:tcW w:w="1710" w:type="dxa"/>
-          </w:tcPr>
-          <w:p>
-            <w:r>
-              <w:t>4</w:t>
-            </w:r>
-            <w:r>
-              <w:t xml:space="preserve"> Wits</w:t>
-            </w:r>
-          </w:p>
-        </w:tc>
-        <w:tc>
-          <w:tcPr>
-            <w:tcW w:w="5395" w:type="dxa"/>
-          </w:tcPr>
-          <w:p/>
-        </w:tc>
-      </w:tr>
-    </w:tbl>
-    <w:p>
-      <w:pPr>
-        <w:pStyle w:val="Heading5"/>
-      </w:pPr>
-      <w:r>
-        <w:t>Aura Skills</w:t>
-      </w:r>
-    </w:p>
-    <w:tbl>
-      <w:tblPr>
-        <w:tblStyle w:val="TableGrid"/>
-        <w:tblpPr w:leftFromText="187" w:rightFromText="187" w:bottomFromText="115" w:vertAnchor="text" w:tblpY="1"/>
-        <w:tblOverlap w:val="never"/>
-        <w:tblW w:w="0" w:type="auto"/>
-        <w:tblCellMar>
-          <w:top w:w="72" w:type="dxa"/>
-          <w:left w:w="72" w:type="dxa"/>
-          <w:bottom w:w="72" w:type="dxa"/>
-          <w:right w:w="72" w:type="dxa"/>
-        </w:tblCellMar>
-        <w:tblLook w:val="04A0" w:firstRow="1" w:lastRow="0" w:firstColumn="1" w:lastColumn="0" w:noHBand="0" w:noVBand="1"/>
-      </w:tblPr>
-      <w:tblGrid>
-        <w:gridCol w:w="2245"/>
-        <w:gridCol w:w="1710"/>
-        <w:gridCol w:w="5395"/>
-      </w:tblGrid>
-      <w:tr>
-        <w:tc>
-          <w:tcPr>
-            <w:tcW w:w="2245" w:type="dxa"/>
-          </w:tcPr>
-          <w:p>
-            <w:r>
-              <w:rPr>
-                <w:rStyle w:val="Emphasis"/>
-              </w:rPr>
-              <w:t>Skill</w:t>
-            </w:r>
-          </w:p>
-        </w:tc>
-        <w:tc>
-          <w:tcPr>
-            <w:tcW w:w="1710" w:type="dxa"/>
-          </w:tcPr>
-          <w:p>
-            <w:r>
-              <w:rPr>
-                <w:rStyle w:val="Emphasis"/>
-              </w:rPr>
-              <w:t>Prereq.</w:t>
-            </w:r>
-          </w:p>
-        </w:tc>
-        <w:tc>
-          <w:tcPr>
-            <w:tcW w:w="5395" w:type="dxa"/>
-          </w:tcPr>
-          <w:p>
-            <w:r>
-              <w:rPr>
-                <w:rStyle w:val="Emphasis"/>
-              </w:rPr>
-              <w:t>Description</w:t>
-            </w:r>
-          </w:p>
-        </w:tc>
-      </w:tr>
-      <w:tr>
-        <w:trPr>
-          <w:cnfStyle w:val="000000010000" w:firstRow="0" w:lastRow="0" w:firstColumn="0" w:lastColumn="0" w:oddVBand="0" w:evenVBand="0" w:oddHBand="0" w:evenHBand="1" w:firstRowFirstColumn="0" w:firstRowLastColumn="0" w:lastRowFirstColumn="0" w:lastRowLastColumn="0"/>
-        </w:trPr>
-        <w:tc>
-          <w:tcPr>
-            <w:tcW w:w="2245" w:type="dxa"/>
-          </w:tcPr>
-          <w:p>
-            <w:r>
-              <w:t>Inspiration</w:t>
-            </w:r>
-            <w:r>
-              <w:rPr>
-                <w:vertAlign w:val="superscript"/>
-              </w:rPr>
-              <w:t>1-3</w:t>
-            </w:r>
-          </w:p>
-        </w:tc>
-        <w:tc>
-          <w:tcPr>
-            <w:tcW w:w="1710" w:type="dxa"/>
-          </w:tcPr>
-          <w:p>
-            <w:r>
-              <w:t>2</w:t>
-            </w:r>
-            <w:r>
-              <w:t xml:space="preserve"> Aura</w:t>
-            </w:r>
-          </w:p>
-        </w:tc>
-        <w:tc>
-          <w:tcPr>
-            <w:tcW w:w="5395" w:type="dxa"/>
-          </w:tcPr>
-          <w:p/>
-        </w:tc>
-      </w:tr>
-      <w:tr>
-        <w:tc>
-          <w:tcPr>
-            <w:tcW w:w="2245" w:type="dxa"/>
-          </w:tcPr>
-          <w:p>
-            <w:r>
-              <w:t>Inspiration</w:t>
-            </w:r>
-            <w:r>
-              <w:rPr>
-                <w:vertAlign w:val="superscript"/>
-              </w:rPr>
-              <w:t>4-5</w:t>
-            </w:r>
-          </w:p>
-        </w:tc>
-        <w:tc>
-          <w:tcPr>
-            <w:tcW w:w="1710" w:type="dxa"/>
-          </w:tcPr>
-          <w:p>
-            <w:r>
-              <w:t>4</w:t>
-            </w:r>
-            <w:r>
-              <w:t xml:space="preserve"> Aura</w:t>
-            </w:r>
-          </w:p>
-        </w:tc>
-        <w:tc>
-          <w:tcPr>
-            <w:tcW w:w="5395" w:type="dxa"/>
-          </w:tcPr>
-          <w:p/>
-        </w:tc>
-      </w:tr>
-      <w:tr>
-        <w:trPr>
-          <w:cnfStyle w:val="000000010000" w:firstRow="0" w:lastRow="0" w:firstColumn="0" w:lastColumn="0" w:oddVBand="0" w:evenVBand="0" w:oddHBand="0" w:evenHBand="1" w:firstRowFirstColumn="0" w:firstRowLastColumn="0" w:lastRowFirstColumn="0" w:lastRowLastColumn="0"/>
-        </w:trPr>
-        <w:tc>
-          <w:tcPr>
-            <w:tcW w:w="2245" w:type="dxa"/>
-          </w:tcPr>
-          <w:p>
-            <w:r>
-              <w:t>Deception</w:t>
-            </w:r>
-            <w:r>
-              <w:rPr>
-                <w:vertAlign w:val="superscript"/>
-              </w:rPr>
-              <w:t>1-3</w:t>
-            </w:r>
-          </w:p>
-        </w:tc>
-        <w:tc>
-          <w:tcPr>
-            <w:tcW w:w="1710" w:type="dxa"/>
-          </w:tcPr>
-          <w:p>
-            <w:r>
-              <w:t>2</w:t>
-            </w:r>
-            <w:r>
-              <w:t xml:space="preserve"> Aura</w:t>
-            </w:r>
-          </w:p>
-        </w:tc>
-        <w:tc>
-          <w:tcPr>
-            <w:tcW w:w="5395" w:type="dxa"/>
-          </w:tcPr>
-          <w:p/>
-        </w:tc>
-      </w:tr>
-      <w:tr>
-        <w:tc>
-          <w:tcPr>
-            <w:tcW w:w="2245" w:type="dxa"/>
-          </w:tcPr>
-          <w:p>
-            <w:r>
-              <w:t>Deception</w:t>
-            </w:r>
-            <w:r>
-              <w:rPr>
-                <w:vertAlign w:val="superscript"/>
-              </w:rPr>
-              <w:t>4-5</w:t>
-            </w:r>
-          </w:p>
-        </w:tc>
-        <w:tc>
-          <w:tcPr>
-            <w:tcW w:w="1710" w:type="dxa"/>
-          </w:tcPr>
-          <w:p>
-            <w:r>
-              <w:t>4</w:t>
-            </w:r>
-            <w:r>
-              <w:t xml:space="preserve"> Aura</w:t>
-            </w:r>
-          </w:p>
-        </w:tc>
-        <w:tc>
-          <w:tcPr>
-            <w:tcW w:w="5395" w:type="dxa"/>
-          </w:tcPr>
-          <w:p/>
-        </w:tc>
-      </w:tr>
-      <w:tr>
-        <w:trPr>
-          <w:cnfStyle w:val="000000010000" w:firstRow="0" w:lastRow="0" w:firstColumn="0" w:lastColumn="0" w:oddVBand="0" w:evenVBand="0" w:oddHBand="0" w:evenHBand="1" w:firstRowFirstColumn="0" w:firstRowLastColumn="0" w:lastRowFirstColumn="0" w:lastRowLastColumn="0"/>
-        </w:trPr>
-        <w:tc>
-          <w:tcPr>
-            <w:tcW w:w="2245" w:type="dxa"/>
-          </w:tcPr>
-          <w:p>
-            <w:pPr>
-              <w:ind w:left="720" w:hanging="720"/>
-            </w:pPr>
-            <w:r>
-              <w:t>Ritual</w:t>
-            </w:r>
-            <w:r>
-              <w:rPr>
-                <w:vertAlign w:val="superscript"/>
-              </w:rPr>
-              <w:t>1-3</w:t>
-            </w:r>
-          </w:p>
-        </w:tc>
-        <w:tc>
-          <w:tcPr>
-            <w:tcW w:w="1710" w:type="dxa"/>
-          </w:tcPr>
-          <w:p>
-            <w:r>
-              <w:t>2</w:t>
-            </w:r>
-            <w:r>
-              <w:t xml:space="preserve"> Aura</w:t>
-            </w:r>
-          </w:p>
-        </w:tc>
-        <w:tc>
-          <w:tcPr>
-            <w:tcW w:w="5395" w:type="dxa"/>
-          </w:tcPr>
-          <w:p/>
-        </w:tc>
-      </w:tr>
-      <w:tr>
-        <w:tc>
-          <w:tcPr>
-            <w:tcW w:w="2245" w:type="dxa"/>
-          </w:tcPr>
-          <w:p>
-            <w:pPr>
-              <w:ind w:left="720" w:hanging="720"/>
-            </w:pPr>
-            <w:r>
-              <w:t>Ritual</w:t>
-            </w:r>
-            <w:r>
-              <w:rPr>
-                <w:vertAlign w:val="superscript"/>
-              </w:rPr>
-              <w:t>4-5</w:t>
-            </w:r>
-          </w:p>
-        </w:tc>
-        <w:tc>
-          <w:tcPr>
-            <w:tcW w:w="1710" w:type="dxa"/>
-          </w:tcPr>
-          <w:p>
-            <w:r>
-              <w:t>4</w:t>
-            </w:r>
-            <w:r>
-              <w:t xml:space="preserve"> Aura</w:t>
-            </w:r>
-          </w:p>
-        </w:tc>
-        <w:tc>
-          <w:tcPr>
-            <w:tcW w:w="5395" w:type="dxa"/>
-          </w:tcPr>
-          <w:p/>
+              <w:t xml:space="preserve"> &lt;= Result</w:t>
+            </w:r>
+          </w:p>
+        </w:tc>
+        <w:tc>
+          <w:tcPr>
+            <w:tcW w:w="6025" w:type="dxa"/>
+          </w:tcPr>
+          <w:p>
+            <w:r>
+              <w:t xml:space="preserve">Critical </w:t>
+            </w:r>
+            <w:r>
+              <w:t>Success</w:t>
+            </w:r>
+            <w:r>
+              <w:t xml:space="preserve">: You </w:t>
+            </w:r>
+            <w:r>
+              <w:t>succeed flawlessly and</w:t>
+            </w:r>
+            <w:r>
+              <w:t xml:space="preserve"> an additional, positive effect occurs</w:t>
+            </w:r>
+            <w:r>
+              <w:t>.</w:t>
+            </w:r>
+          </w:p>
         </w:tc>
       </w:tr>
     </w:tbl>
@@ -4136,533 +4803,130 @@
       </w:pPr>
       <w:r>
         <w:lastRenderedPageBreak/>
-        <w:t>Derived Statistics</w:t>
-      </w:r>
-    </w:p>
-    <w:p>
-      <w:r>
-        <w:t xml:space="preserve">These are </w:t>
-      </w:r>
-      <w:r>
-        <w:t>allocated indirectly</w:t>
-      </w:r>
-      <w:r>
-        <w:t xml:space="preserve">; </w:t>
-      </w:r>
-      <w:r>
-        <w:t>they</w:t>
-      </w:r>
-      <w:r>
-        <w:t xml:space="preserve"> are</w:t>
+        <w:t>Skill Check</w:t>
+      </w:r>
+    </w:p>
+    <w:p>
+      <w:r>
+        <w:t>D</w:t>
+      </w:r>
+      <w:r>
+        <w:t>ialogue is more important</w:t>
+      </w:r>
+      <w:r>
+        <w:t xml:space="preserve"> to the player agency</w:t>
+      </w:r>
+      <w:r>
+        <w:t>,</w:t>
+      </w:r>
+      <w:r>
+        <w:t xml:space="preserve"> and I want to avoid </w:t>
+      </w:r>
+      <w:r>
+        <w:t>players getting frustrated during dialogue by</w:t>
+      </w:r>
+      <w:r>
+        <w:t xml:space="preserve"> failing a </w:t>
+      </w:r>
+      <w:r>
+        <w:t xml:space="preserve">semi-random </w:t>
+      </w:r>
+      <w:r>
+        <w:t>roll</w:t>
+      </w:r>
+      <w:r>
+        <w:t>.</w:t>
       </w:r>
       <w:r>
         <w:t xml:space="preserve"> </w:t>
       </w:r>
       <w:r>
-        <w:t>determined by</w:t>
-      </w:r>
-      <w:r>
-        <w:t xml:space="preserve"> equipment, buffs, etc.</w:t>
-      </w:r>
-    </w:p>
-    <w:tbl>
-      <w:tblPr>
-        <w:tblStyle w:val="TableGrid"/>
-        <w:tblpPr w:leftFromText="187" w:rightFromText="187" w:bottomFromText="115" w:vertAnchor="text" w:tblpY="1"/>
-        <w:tblOverlap w:val="never"/>
-        <w:tblW w:w="5000" w:type="pct"/>
-        <w:tblCellMar>
-          <w:top w:w="72" w:type="dxa"/>
-          <w:left w:w="72" w:type="dxa"/>
-          <w:bottom w:w="72" w:type="dxa"/>
-          <w:right w:w="72" w:type="dxa"/>
-        </w:tblCellMar>
-        <w:tblLook w:val="04A0" w:firstRow="1" w:lastRow="0" w:firstColumn="1" w:lastColumn="0" w:noHBand="0" w:noVBand="1"/>
-      </w:tblPr>
-      <w:tblGrid>
-        <w:gridCol w:w="3714"/>
-        <w:gridCol w:w="1141"/>
-        <w:gridCol w:w="4495"/>
-      </w:tblGrid>
-      <w:tr>
-        <w:tc>
-          <w:tcPr>
-            <w:tcW w:w="3714" w:type="dxa"/>
-          </w:tcPr>
-          <w:p>
-            <w:r>
-              <w:rPr>
-                <w:rStyle w:val="Emphasis"/>
-              </w:rPr>
-              <w:t>Statistic</w:t>
-            </w:r>
-          </w:p>
-        </w:tc>
-        <w:tc>
-          <w:tcPr>
-            <w:tcW w:w="1141" w:type="dxa"/>
-          </w:tcPr>
-          <w:p>
-            <w:pPr>
-              <w:rPr>
-                <w:rStyle w:val="Emphasis"/>
-              </w:rPr>
-            </w:pPr>
-            <w:r>
-              <w:rPr>
-                <w:rStyle w:val="Emphasis"/>
-              </w:rPr>
-              <w:t>Abbr.</w:t>
-            </w:r>
-          </w:p>
-        </w:tc>
-        <w:tc>
-          <w:tcPr>
-            <w:tcW w:w="4495" w:type="dxa"/>
-          </w:tcPr>
-          <w:p>
-            <w:r>
-              <w:rPr>
-                <w:rStyle w:val="Emphasis"/>
-              </w:rPr>
-              <w:t>Description</w:t>
-            </w:r>
-          </w:p>
-        </w:tc>
-      </w:tr>
-      <w:tr>
-        <w:trPr>
-          <w:cnfStyle w:val="000000010000" w:firstRow="0" w:lastRow="0" w:firstColumn="0" w:lastColumn="0" w:oddVBand="0" w:evenVBand="0" w:oddHBand="0" w:evenHBand="1" w:firstRowFirstColumn="0" w:firstRowLastColumn="0" w:lastRowFirstColumn="0" w:lastRowLastColumn="0"/>
-        </w:trPr>
-        <w:tc>
-          <w:tcPr>
-            <w:tcW w:w="3714" w:type="dxa"/>
-          </w:tcPr>
-          <w:p>
-            <w:r>
-              <w:t>Health</w:t>
-            </w:r>
-          </w:p>
-        </w:tc>
-        <w:tc>
-          <w:tcPr>
-            <w:tcW w:w="1141" w:type="dxa"/>
-          </w:tcPr>
-          <w:p>
-            <w:r>
-              <w:t>H</w:t>
-            </w:r>
-          </w:p>
-        </w:tc>
-        <w:tc>
-          <w:tcPr>
-            <w:tcW w:w="4495" w:type="dxa"/>
-          </w:tcPr>
-          <w:p>
-            <w:r>
-              <w:t>Base survivability pool</w:t>
-            </w:r>
-          </w:p>
-        </w:tc>
-      </w:tr>
-      <w:tr>
-        <w:tc>
-          <w:tcPr>
-            <w:tcW w:w="3714" w:type="dxa"/>
-          </w:tcPr>
-          <w:p>
-            <w:r>
-              <w:t>Attack</w:t>
-            </w:r>
-          </w:p>
-        </w:tc>
-        <w:tc>
-          <w:tcPr>
-            <w:tcW w:w="1141" w:type="dxa"/>
-          </w:tcPr>
-          <w:p>
-            <w:r>
-              <w:t>A</w:t>
-            </w:r>
-          </w:p>
-        </w:tc>
-        <w:tc>
-          <w:tcPr>
-            <w:tcW w:w="4495" w:type="dxa"/>
-          </w:tcPr>
-          <w:p>
-            <w:r>
-              <w:t>C</w:t>
-            </w:r>
-            <w:r>
-              <w:t xml:space="preserve">hance to hit </w:t>
-            </w:r>
-            <w:r>
-              <w:t>targets</w:t>
-            </w:r>
-            <w:r>
-              <w:t xml:space="preserve"> during an attack roll</w:t>
-            </w:r>
-          </w:p>
-          <w:p>
-            <w:pPr>
-              <w:rPr>
-                <w:i/>
-                <w:iCs/>
-              </w:rPr>
-            </w:pPr>
-            <w:r>
-              <w:rPr>
-                <w:i/>
-                <w:iCs/>
-              </w:rPr>
-              <w:t xml:space="preserve">Base: </w:t>
-            </w:r>
-            <w:r>
-              <w:rPr>
-                <w:i/>
-                <w:iCs/>
-              </w:rPr>
-              <w:t>6 + (Brawn + Agility) / 2</w:t>
-            </w:r>
-          </w:p>
-        </w:tc>
-      </w:tr>
-      <w:tr>
-        <w:trPr>
-          <w:cnfStyle w:val="000000010000" w:firstRow="0" w:lastRow="0" w:firstColumn="0" w:lastColumn="0" w:oddVBand="0" w:evenVBand="0" w:oddHBand="0" w:evenHBand="1" w:firstRowFirstColumn="0" w:firstRowLastColumn="0" w:lastRowFirstColumn="0" w:lastRowLastColumn="0"/>
-        </w:trPr>
-        <w:tc>
-          <w:tcPr>
-            <w:tcW w:w="3714" w:type="dxa"/>
-          </w:tcPr>
-          <w:p>
-            <w:r>
-              <w:t>Defense</w:t>
-            </w:r>
-          </w:p>
-        </w:tc>
-        <w:tc>
-          <w:tcPr>
-            <w:tcW w:w="1141" w:type="dxa"/>
-          </w:tcPr>
-          <w:p>
-            <w:r>
-              <w:t>D</w:t>
-            </w:r>
-          </w:p>
-        </w:tc>
-        <w:tc>
-          <w:tcPr>
-            <w:tcW w:w="4495" w:type="dxa"/>
-          </w:tcPr>
-          <w:p>
-            <w:r>
-              <w:t>C</w:t>
-            </w:r>
-            <w:r>
-              <w:t>hance to avoid physical attacks</w:t>
-            </w:r>
-            <w:r>
-              <w:t xml:space="preserve"> when the target of an attack</w:t>
-            </w:r>
-          </w:p>
-          <w:p>
-            <w:pPr>
-              <w:rPr>
-                <w:i/>
-                <w:iCs/>
-              </w:rPr>
-            </w:pPr>
-            <w:r>
-              <w:rPr>
-                <w:i/>
-                <w:iCs/>
-              </w:rPr>
-              <w:t xml:space="preserve">Base: </w:t>
-            </w:r>
-            <w:r>
-              <w:rPr>
-                <w:i/>
-                <w:iCs/>
-              </w:rPr>
-              <w:t xml:space="preserve">6 + </w:t>
-            </w:r>
-            <w:r>
-              <w:rPr>
-                <w:i/>
-                <w:iCs/>
-              </w:rPr>
-              <w:t>Brawn</w:t>
-            </w:r>
-          </w:p>
-        </w:tc>
-      </w:tr>
-      <w:tr>
-        <w:tc>
-          <w:tcPr>
-            <w:tcW w:w="3714" w:type="dxa"/>
-          </w:tcPr>
-          <w:p>
-            <w:r>
-              <w:t>Critical Chance</w:t>
-            </w:r>
-          </w:p>
-        </w:tc>
-        <w:tc>
-          <w:tcPr>
-            <w:tcW w:w="1141" w:type="dxa"/>
-          </w:tcPr>
-          <w:p>
-            <w:r>
-              <w:t>C</w:t>
-            </w:r>
-          </w:p>
-        </w:tc>
-        <w:tc>
-          <w:tcPr>
-            <w:tcW w:w="4495" w:type="dxa"/>
-          </w:tcPr>
-          <w:p>
-            <w:r>
-              <w:t>Chance to hit a critical</w:t>
-            </w:r>
-          </w:p>
-          <w:p>
-            <w:pPr>
-              <w:rPr>
-                <w:i/>
-                <w:iCs/>
-              </w:rPr>
-            </w:pPr>
-            <w:r>
-              <w:rPr>
-                <w:i/>
-                <w:iCs/>
-              </w:rPr>
-              <w:t xml:space="preserve">Base: </w:t>
-            </w:r>
-            <w:r>
-              <w:rPr>
-                <w:i/>
-                <w:iCs/>
-              </w:rPr>
-              <w:t>Agility</w:t>
-            </w:r>
-            <w:r>
-              <w:rPr>
-                <w:i/>
-                <w:iCs/>
-              </w:rPr>
-              <w:t xml:space="preserve"> + 2</w:t>
-            </w:r>
-          </w:p>
-        </w:tc>
-      </w:tr>
-      <w:tr>
-        <w:trPr>
-          <w:cnfStyle w:val="000000010000" w:firstRow="0" w:lastRow="0" w:firstColumn="0" w:lastColumn="0" w:oddVBand="0" w:evenVBand="0" w:oddHBand="0" w:evenHBand="1" w:firstRowFirstColumn="0" w:firstRowLastColumn="0" w:lastRowFirstColumn="0" w:lastRowLastColumn="0"/>
-        </w:trPr>
-        <w:tc>
-          <w:tcPr>
-            <w:tcW w:w="3714" w:type="dxa"/>
-          </w:tcPr>
-          <w:p>
-            <w:r>
-              <w:t>Critical Damage Multiplier</w:t>
-            </w:r>
-          </w:p>
-        </w:tc>
-        <w:tc>
-          <w:tcPr>
-            <w:tcW w:w="1141" w:type="dxa"/>
-          </w:tcPr>
-          <w:p>
-            <w:r>
-              <w:t>C</w:t>
-            </w:r>
-            <w:r>
-              <w:rPr>
-                <w:vertAlign w:val="superscript"/>
-              </w:rPr>
-              <w:t>M</w:t>
-            </w:r>
-          </w:p>
-        </w:tc>
-        <w:tc>
-          <w:tcPr>
-            <w:tcW w:w="4495" w:type="dxa"/>
-          </w:tcPr>
-          <w:p>
-            <w:r>
-              <w:t>Multiplier applied when a critical hit occurs</w:t>
-            </w:r>
-          </w:p>
-          <w:p>
-            <w:pPr>
-              <w:rPr>
-                <w:i/>
-                <w:iCs/>
-              </w:rPr>
-            </w:pPr>
-            <w:r>
-              <w:rPr>
-                <w:i/>
-                <w:iCs/>
-              </w:rPr>
-              <w:t xml:space="preserve">Base: </w:t>
-            </w:r>
-            <w:r>
-              <w:rPr>
-                <w:i/>
-                <w:iCs/>
-              </w:rPr>
-              <w:t>150</w:t>
-            </w:r>
-            <w:r>
-              <w:rPr>
-                <w:i/>
-                <w:iCs/>
-              </w:rPr>
-              <w:t>%</w:t>
-            </w:r>
-          </w:p>
-        </w:tc>
-      </w:tr>
-      <w:tr>
-        <w:tc>
-          <w:tcPr>
-            <w:tcW w:w="3714" w:type="dxa"/>
-          </w:tcPr>
-          <w:p>
-            <w:r>
-              <w:t>Guard</w:t>
-            </w:r>
-          </w:p>
-        </w:tc>
-        <w:tc>
-          <w:tcPr>
-            <w:tcW w:w="1141" w:type="dxa"/>
-          </w:tcPr>
-          <w:p>
-            <w:r>
-              <w:t>G</w:t>
-            </w:r>
-          </w:p>
-        </w:tc>
-        <w:tc>
-          <w:tcPr>
-            <w:tcW w:w="4495" w:type="dxa"/>
-          </w:tcPr>
-          <w:p>
-            <w:r>
-              <w:t>Temporary damage-absorption pool</w:t>
-            </w:r>
-          </w:p>
-        </w:tc>
-      </w:tr>
-      <w:tr>
-        <w:trPr>
-          <w:cnfStyle w:val="000000010000" w:firstRow="0" w:lastRow="0" w:firstColumn="0" w:lastColumn="0" w:oddVBand="0" w:evenVBand="0" w:oddHBand="0" w:evenHBand="1" w:firstRowFirstColumn="0" w:firstRowLastColumn="0" w:lastRowFirstColumn="0" w:lastRowLastColumn="0"/>
-        </w:trPr>
-        <w:tc>
-          <w:tcPr>
-            <w:tcW w:w="3714" w:type="dxa"/>
-          </w:tcPr>
-          <w:p>
-            <w:r>
-              <w:t>Barrier</w:t>
-            </w:r>
-          </w:p>
-        </w:tc>
-        <w:tc>
-          <w:tcPr>
-            <w:tcW w:w="1141" w:type="dxa"/>
-          </w:tcPr>
-          <w:p>
-            <w:r>
-              <w:t>B</w:t>
-            </w:r>
-          </w:p>
-        </w:tc>
-        <w:tc>
-          <w:tcPr>
-            <w:tcW w:w="4495" w:type="dxa"/>
-          </w:tcPr>
-          <w:p>
-            <w:r>
-              <w:t>Temporary magical shield with a damage-absorption pool</w:t>
-            </w:r>
-          </w:p>
-        </w:tc>
-      </w:tr>
-      <w:tr>
-        <w:tc>
-          <w:tcPr>
-            <w:tcW w:w="3714" w:type="dxa"/>
-          </w:tcPr>
-          <w:p>
-            <w:r>
-              <w:t>Mana</w:t>
-            </w:r>
-          </w:p>
-        </w:tc>
-        <w:tc>
-          <w:tcPr>
-            <w:tcW w:w="1141" w:type="dxa"/>
-          </w:tcPr>
-          <w:p>
-            <w:r>
-              <w:t>M</w:t>
-            </w:r>
-          </w:p>
-        </w:tc>
-        <w:tc>
-          <w:tcPr>
-            <w:tcW w:w="4495" w:type="dxa"/>
-          </w:tcPr>
-          <w:p>
-            <w:r>
-              <w:t>Base casting pool</w:t>
-            </w:r>
-          </w:p>
-        </w:tc>
-      </w:tr>
-    </w:tbl>
-    <w:p>
-      <w:pPr>
-        <w:rPr>
-          <w:rFonts w:eastAsiaTheme="majorEastAsia" w:cstheme="majorBidi"/>
-          <w:color w:val="0F4761" w:themeColor="accent1" w:themeShade="BF"/>
-          <w:sz w:val="28"/>
-          <w:szCs w:val="28"/>
-        </w:rPr>
-      </w:pPr>
-      <w:r>
-        <w:br w:type="page"/>
-      </w:r>
-    </w:p>
-    <w:p>
-      <w:pPr>
-        <w:pStyle w:val="Heading3"/>
-      </w:pPr>
-      <w:r>
-        <w:lastRenderedPageBreak/>
-        <w:t xml:space="preserve">Damage Types &amp; </w:t>
-      </w:r>
-      <w:r>
-        <w:t>Resistances</w:t>
-      </w:r>
-    </w:p>
-    <w:p>
-      <w:r>
-        <w:t>There are several damage types</w:t>
+        <w:t>So</w:t>
+      </w:r>
+      <w:r>
+        <w:t xml:space="preserve">me </w:t>
+      </w:r>
+      <w:r>
+        <w:t>dialogue option</w:t>
+      </w:r>
+      <w:r>
+        <w:t>s will be</w:t>
+      </w:r>
+      <w:r>
+        <w:t xml:space="preserve"> </w:t>
+      </w:r>
+      <w:r>
+        <w:t xml:space="preserve">revealed based </w:t>
+      </w:r>
+      <w:r>
+        <w:t>on a skill check (</w:t>
+      </w:r>
+      <w:r>
+        <w:t xml:space="preserve">by showing </w:t>
+      </w:r>
+      <w:r>
+        <w:t>the required skill</w:t>
+      </w:r>
+      <w:r>
+        <w:t xml:space="preserve"> and </w:t>
+      </w:r>
+      <w:r>
+        <w:t>value in the dialogue option).</w:t>
+      </w:r>
+    </w:p>
+    <w:p>
+      <w:r>
+        <w:t xml:space="preserve">Choosing a dialogue option with a skill </w:t>
+      </w:r>
+      <w:r>
+        <w:t xml:space="preserve">check </w:t>
+      </w:r>
+      <w:r>
+        <w:rPr>
+          <w:i/>
+          <w:iCs/>
+        </w:rPr>
+        <w:t>always passe</w:t>
+      </w:r>
+      <w:r>
+        <w:rPr>
+          <w:i/>
+          <w:iCs/>
+        </w:rPr>
+        <w:t>s</w:t>
       </w:r>
       <w:r>
         <w:t>.</w:t>
       </w:r>
       <w:r>
-        <w:t xml:space="preserve"> Physical damage types are the most common (slashing, piercing, bludgeoning).</w:t>
+        <w:t xml:space="preserve"> There is no roll, </w:t>
+      </w:r>
+      <w:r>
+        <w:t xml:space="preserve">the option is </w:t>
+      </w:r>
+      <w:r>
+        <w:t xml:space="preserve">just available to them due to </w:t>
+      </w:r>
+      <w:r>
+        <w:t>the</w:t>
+      </w:r>
+      <w:r>
+        <w:t xml:space="preserve"> skills </w:t>
+      </w:r>
+      <w:r>
+        <w:t xml:space="preserve">they </w:t>
+      </w:r>
+      <w:r>
+        <w:t xml:space="preserve">have </w:t>
+      </w:r>
+      <w:r>
+        <w:t>allocated their points</w:t>
+      </w:r>
+      <w:r>
+        <w:t xml:space="preserve"> into</w:t>
+      </w:r>
+      <w:r>
+        <w:t>.</w:t>
       </w:r>
     </w:p>
     <w:tbl>
@@ -4699,1271 +4963,6 @@
           <w:p>
             <w:pPr>
               <w:pStyle w:val="Info"/>
-              <w:spacing w:after="160" w:line="276" w:lineRule="auto"/>
-              <w:rPr>
-                <w:rStyle w:val="Emphasis"/>
-                <w:i/>
-              </w:rPr>
-            </w:pPr>
-            <w:r>
-              <w:rPr>
-                <w:rStyle w:val="Emphasis"/>
-                <w:i/>
-              </w:rPr>
-              <w:t>Example</w:t>
-            </w:r>
-          </w:p>
-          <w:p>
-            <w:pPr>
-              <w:pStyle w:val="Info"/>
-              <w:spacing w:after="160" w:line="276" w:lineRule="auto"/>
-              <w:rPr>
-                <w:rStyle w:val="Emphasis"/>
-                <w:i/>
-              </w:rPr>
-            </w:pPr>
-            <w:r>
-              <w:rPr>
-                <w:rStyle w:val="Emphasis"/>
-                <w:i/>
-              </w:rPr>
-              <w:t xml:space="preserve">Charles </w:t>
-            </w:r>
-            <w:r>
-              <w:rPr>
-                <w:rStyle w:val="Emphasis"/>
-                <w:i/>
-              </w:rPr>
-              <w:t>has 10 piercing resistance and 20 fire resistance.</w:t>
-            </w:r>
-            <w:r>
-              <w:rPr>
-                <w:rStyle w:val="Emphasis"/>
-                <w:i/>
-              </w:rPr>
-              <w:t xml:space="preserve"> </w:t>
-            </w:r>
-            <w:r>
-              <w:rPr>
-                <w:rStyle w:val="Emphasis"/>
-                <w:i/>
-              </w:rPr>
-              <w:t xml:space="preserve">A Syndicate enforcer attacks </w:t>
-            </w:r>
-            <w:r>
-              <w:rPr>
-                <w:rStyle w:val="Emphasis"/>
-                <w:i/>
-              </w:rPr>
-              <w:t xml:space="preserve">Charles </w:t>
-            </w:r>
-            <w:r>
-              <w:rPr>
-                <w:rStyle w:val="Emphasis"/>
-                <w:i/>
-              </w:rPr>
-              <w:t xml:space="preserve">with a </w:t>
-            </w:r>
-            <w:r>
-              <w:rPr>
-                <w:rStyle w:val="Emphasis"/>
-                <w:i/>
-              </w:rPr>
-              <w:t xml:space="preserve">Singing </w:t>
-            </w:r>
-            <w:r>
-              <w:rPr>
-                <w:rStyle w:val="Emphasis"/>
-                <w:i/>
-              </w:rPr>
-              <w:t>Strike</w:t>
-            </w:r>
-            <w:r>
-              <w:rPr>
-                <w:rStyle w:val="Emphasis"/>
-                <w:i/>
-              </w:rPr>
-              <w:t>. The attack applies</w:t>
-            </w:r>
-            <w:r>
-              <w:rPr>
-                <w:rStyle w:val="Emphasis"/>
-                <w:i/>
-              </w:rPr>
-              <w:t xml:space="preserve"> 8 </w:t>
-            </w:r>
-            <w:r>
-              <w:rPr>
-                <w:rStyle w:val="Emphasis"/>
-                <w:i/>
-              </w:rPr>
-              <w:t>piercing</w:t>
-            </w:r>
-            <w:r>
-              <w:rPr>
-                <w:rStyle w:val="Emphasis"/>
-                <w:i/>
-              </w:rPr>
-              <w:t xml:space="preserve"> damage and </w:t>
-            </w:r>
-            <w:r>
-              <w:rPr>
-                <w:rStyle w:val="Emphasis"/>
-                <w:i/>
-              </w:rPr>
-              <w:t>5</w:t>
-            </w:r>
-            <w:r>
-              <w:rPr>
-                <w:rStyle w:val="Emphasis"/>
-                <w:i/>
-              </w:rPr>
-              <w:t xml:space="preserve"> </w:t>
-            </w:r>
-            <w:r>
-              <w:rPr>
-                <w:rStyle w:val="Emphasis"/>
-                <w:i/>
-              </w:rPr>
-              <w:t>fire damage.</w:t>
-            </w:r>
-          </w:p>
-          <w:p>
-            <w:pPr>
-              <w:pStyle w:val="Info"/>
-              <w:numPr>
-                <w:ilvl w:val="0"/>
-                <w:numId w:val="21"/>
-              </w:numPr>
-              <w:spacing w:line="276" w:lineRule="auto"/>
-              <w:rPr>
-                <w:rStyle w:val="Emphasis"/>
-                <w:i/>
-              </w:rPr>
-            </w:pPr>
-            <w:r>
-              <w:rPr>
-                <w:rStyle w:val="Emphasis"/>
-                <w:i/>
-              </w:rPr>
-              <w:t>Ignore Piercing Damage</w:t>
-            </w:r>
-            <w:r>
-              <w:rPr>
-                <w:rStyle w:val="Emphasis"/>
-                <w:i/>
-              </w:rPr>
-              <w:t xml:space="preserve">: </w:t>
-            </w:r>
-            <w:r>
-              <w:rPr>
-                <w:rStyle w:val="Emphasis"/>
-                <w:i/>
-              </w:rPr>
-              <w:t>8 × 10% = 0.8 (round up to 1)</w:t>
-            </w:r>
-          </w:p>
-          <w:p>
-            <w:pPr>
-              <w:pStyle w:val="Info"/>
-              <w:numPr>
-                <w:ilvl w:val="0"/>
-                <w:numId w:val="21"/>
-              </w:numPr>
-              <w:spacing w:after="160" w:line="276" w:lineRule="auto"/>
-              <w:rPr>
-                <w:rStyle w:val="Emphasis"/>
-                <w:i/>
-              </w:rPr>
-            </w:pPr>
-            <w:r>
-              <w:rPr>
-                <w:rStyle w:val="Emphasis"/>
-                <w:i/>
-              </w:rPr>
-              <w:t>Ignore Fire Damage</w:t>
-            </w:r>
-            <w:r>
-              <w:rPr>
-                <w:rStyle w:val="Emphasis"/>
-                <w:i/>
-              </w:rPr>
-              <w:t xml:space="preserve">: </w:t>
-            </w:r>
-            <w:r>
-              <w:rPr>
-                <w:rStyle w:val="Emphasis"/>
-                <w:i/>
-              </w:rPr>
-              <w:t>5 × 20% = 1</w:t>
-            </w:r>
-          </w:p>
-          <w:p>
-            <w:pPr>
-              <w:pStyle w:val="Info"/>
-              <w:spacing w:after="160" w:line="276" w:lineRule="auto"/>
-            </w:pPr>
-            <w:r>
-              <w:t>The piercing damage gets rounded up</w:t>
-            </w:r>
-            <w:r>
-              <w:t xml:space="preserve"> to 1, and the fire damage is 1.</w:t>
-            </w:r>
-          </w:p>
-          <w:p>
-            <w:pPr>
-              <w:pStyle w:val="Info"/>
-              <w:spacing w:line="276" w:lineRule="auto"/>
-              <w:rPr>
-                <w:rStyle w:val="Emphasis"/>
-                <w:i/>
-                <w:iCs w:val="0"/>
-              </w:rPr>
-            </w:pPr>
-            <w:r>
-              <w:rPr>
-                <w:rStyle w:val="Emphasis"/>
-                <w:i/>
-              </w:rPr>
-              <w:t xml:space="preserve">Charles </w:t>
-            </w:r>
-            <w:r>
-              <w:rPr>
-                <w:rStyle w:val="Emphasis"/>
-                <w:i/>
-              </w:rPr>
-              <w:t xml:space="preserve">takes (10 - 1 = </w:t>
-            </w:r>
-            <w:r>
-              <w:rPr>
-                <w:rStyle w:val="Strong"/>
-              </w:rPr>
-              <w:t>9</w:t>
-            </w:r>
-            <w:r>
-              <w:rPr>
-                <w:rStyle w:val="Emphasis"/>
-                <w:i/>
-              </w:rPr>
-              <w:t>) piercing damage</w:t>
-            </w:r>
-            <w:r>
-              <w:rPr>
-                <w:rStyle w:val="Emphasis"/>
-                <w:i/>
-              </w:rPr>
-              <w:t xml:space="preserve"> and (5 - 1 = </w:t>
-            </w:r>
-            <w:r>
-              <w:rPr>
-                <w:rStyle w:val="Strong"/>
-              </w:rPr>
-              <w:t>4</w:t>
-            </w:r>
-            <w:r>
-              <w:rPr>
-                <w:rStyle w:val="Emphasis"/>
-                <w:i/>
-              </w:rPr>
-              <w:t>) fire damage.</w:t>
-            </w:r>
-          </w:p>
-        </w:tc>
-      </w:tr>
-    </w:tbl>
-    <w:p>
-      <w:r>
-        <w:t>All r</w:t>
-      </w:r>
-      <w:r>
-        <w:t>esistances</w:t>
-      </w:r>
-      <w:r>
-        <w:t xml:space="preserve"> </w:t>
-      </w:r>
-      <w:r>
-        <w:t>act the same way</w:t>
-      </w:r>
-      <w:r>
-        <w:t>:</w:t>
-      </w:r>
-      <w:r>
-        <w:t xml:space="preserve"> by </w:t>
-      </w:r>
-      <w:r>
-        <w:t>mitigat</w:t>
-      </w:r>
-      <w:r>
-        <w:t xml:space="preserve">ing </w:t>
-      </w:r>
-      <w:r>
-        <w:t>incoming damage as a percentage</w:t>
-      </w:r>
-      <w:r>
-        <w:t>.</w:t>
-      </w:r>
-      <w:r>
-        <w:t xml:space="preserve"> Resistances are </w:t>
-      </w:r>
-      <w:r>
-        <w:t>usually</w:t>
-      </w:r>
-      <w:r>
-        <w:t xml:space="preserve"> added by items.</w:t>
-      </w:r>
-    </w:p>
-    <w:tbl>
-      <w:tblPr>
-        <w:tblStyle w:val="TableGrid"/>
-        <w:tblpPr w:leftFromText="187" w:rightFromText="187" w:bottomFromText="115" w:vertAnchor="text" w:tblpY="1"/>
-        <w:tblOverlap w:val="never"/>
-        <w:tblW w:w="0" w:type="auto"/>
-        <w:tblCellMar>
-          <w:top w:w="72" w:type="dxa"/>
-          <w:left w:w="72" w:type="dxa"/>
-          <w:bottom w:w="72" w:type="dxa"/>
-          <w:right w:w="72" w:type="dxa"/>
-        </w:tblCellMar>
-        <w:tblLook w:val="04A0" w:firstRow="1" w:lastRow="0" w:firstColumn="1" w:lastColumn="0" w:noHBand="0" w:noVBand="1"/>
-      </w:tblPr>
-      <w:tblGrid>
-        <w:gridCol w:w="7015"/>
-        <w:gridCol w:w="2335"/>
-      </w:tblGrid>
-      <w:tr>
-        <w:tc>
-          <w:tcPr>
-            <w:tcW w:w="7015" w:type="dxa"/>
-          </w:tcPr>
-          <w:p>
-            <w:r>
-              <w:rPr>
-                <w:rStyle w:val="Emphasis"/>
-              </w:rPr>
-              <w:t>Statistic</w:t>
-            </w:r>
-          </w:p>
-        </w:tc>
-        <w:tc>
-          <w:tcPr>
-            <w:tcW w:w="2335" w:type="dxa"/>
-          </w:tcPr>
-          <w:p>
-            <w:r>
-              <w:rPr>
-                <w:rStyle w:val="Emphasis"/>
-              </w:rPr>
-              <w:t>Abbr.</w:t>
-            </w:r>
-          </w:p>
-        </w:tc>
-      </w:tr>
-      <w:tr>
-        <w:trPr>
-          <w:cnfStyle w:val="000000010000" w:firstRow="0" w:lastRow="0" w:firstColumn="0" w:lastColumn="0" w:oddVBand="0" w:evenVBand="0" w:oddHBand="0" w:evenHBand="1" w:firstRowFirstColumn="0" w:firstRowLastColumn="0" w:lastRowFirstColumn="0" w:lastRowLastColumn="0"/>
-        </w:trPr>
-        <w:tc>
-          <w:tcPr>
-            <w:tcW w:w="7015" w:type="dxa"/>
-          </w:tcPr>
-          <w:p>
-            <w:r>
-              <w:t>Slashing Resistance</w:t>
-            </w:r>
-          </w:p>
-        </w:tc>
-        <w:tc>
-          <w:tcPr>
-            <w:tcW w:w="2335" w:type="dxa"/>
-          </w:tcPr>
-          <w:p>
-            <w:r>
-              <w:t>R</w:t>
-            </w:r>
-            <w:r>
-              <w:rPr>
-                <w:vertAlign w:val="superscript"/>
-              </w:rPr>
-              <w:t>SLASHING</w:t>
-            </w:r>
-          </w:p>
-        </w:tc>
-      </w:tr>
-      <w:tr>
-        <w:tc>
-          <w:tcPr>
-            <w:tcW w:w="7015" w:type="dxa"/>
-          </w:tcPr>
-          <w:p>
-            <w:r>
-              <w:t>Piercing Resistance</w:t>
-            </w:r>
-          </w:p>
-        </w:tc>
-        <w:tc>
-          <w:tcPr>
-            <w:tcW w:w="2335" w:type="dxa"/>
-          </w:tcPr>
-          <w:p>
-            <w:r>
-              <w:t>R</w:t>
-            </w:r>
-            <w:r>
-              <w:rPr>
-                <w:vertAlign w:val="superscript"/>
-              </w:rPr>
-              <w:t>PIERCING</w:t>
-            </w:r>
-          </w:p>
-        </w:tc>
-      </w:tr>
-      <w:tr>
-        <w:trPr>
-          <w:cnfStyle w:val="000000010000" w:firstRow="0" w:lastRow="0" w:firstColumn="0" w:lastColumn="0" w:oddVBand="0" w:evenVBand="0" w:oddHBand="0" w:evenHBand="1" w:firstRowFirstColumn="0" w:firstRowLastColumn="0" w:lastRowFirstColumn="0" w:lastRowLastColumn="0"/>
-        </w:trPr>
-        <w:tc>
-          <w:tcPr>
-            <w:tcW w:w="7015" w:type="dxa"/>
-          </w:tcPr>
-          <w:p>
-            <w:r>
-              <w:t>Bludgeoning Resistance</w:t>
-            </w:r>
-          </w:p>
-        </w:tc>
-        <w:tc>
-          <w:tcPr>
-            <w:tcW w:w="2335" w:type="dxa"/>
-          </w:tcPr>
-          <w:p>
-            <w:r>
-              <w:t>R</w:t>
-            </w:r>
-            <w:r>
-              <w:rPr>
-                <w:vertAlign w:val="superscript"/>
-              </w:rPr>
-              <w:t>BLUDGEONING</w:t>
-            </w:r>
-          </w:p>
-        </w:tc>
-      </w:tr>
-      <w:tr>
-        <w:trPr>
-          <w:trHeight w:val="162"/>
-        </w:trPr>
-        <w:tc>
-          <w:tcPr>
-            <w:tcW w:w="7015" w:type="dxa"/>
-          </w:tcPr>
-          <w:p>
-            <w:r>
-              <w:rPr>
-                <w:rFonts w:cs="Segoe UI Symbol"/>
-              </w:rPr>
-              <w:t>Fire Resistance</w:t>
-            </w:r>
-          </w:p>
-        </w:tc>
-        <w:tc>
-          <w:tcPr>
-            <w:tcW w:w="2335" w:type="dxa"/>
-          </w:tcPr>
-          <w:p>
-            <w:r>
-              <w:t>R</w:t>
-            </w:r>
-            <w:r>
-              <w:rPr>
-                <w:vertAlign w:val="superscript"/>
-              </w:rPr>
-              <w:t>FIRE</w:t>
-            </w:r>
-          </w:p>
-        </w:tc>
-      </w:tr>
-      <w:tr>
-        <w:trPr>
-          <w:cnfStyle w:val="000000010000" w:firstRow="0" w:lastRow="0" w:firstColumn="0" w:lastColumn="0" w:oddVBand="0" w:evenVBand="0" w:oddHBand="0" w:evenHBand="1" w:firstRowFirstColumn="0" w:firstRowLastColumn="0" w:lastRowFirstColumn="0" w:lastRowLastColumn="0"/>
-        </w:trPr>
-        <w:tc>
-          <w:tcPr>
-            <w:tcW w:w="7015" w:type="dxa"/>
-          </w:tcPr>
-          <w:p>
-            <w:r>
-              <w:rPr>
-                <w:rFonts w:cs="Segoe UI Symbol"/>
-              </w:rPr>
-              <w:t>Cold Resistance</w:t>
-            </w:r>
-          </w:p>
-        </w:tc>
-        <w:tc>
-          <w:tcPr>
-            <w:tcW w:w="2335" w:type="dxa"/>
-          </w:tcPr>
-          <w:p>
-            <w:r>
-              <w:t>R</w:t>
-            </w:r>
-            <w:r>
-              <w:rPr>
-                <w:vertAlign w:val="superscript"/>
-              </w:rPr>
-              <w:t>COLD</w:t>
-            </w:r>
-          </w:p>
-        </w:tc>
-      </w:tr>
-      <w:tr>
-        <w:tc>
-          <w:tcPr>
-            <w:tcW w:w="7015" w:type="dxa"/>
-          </w:tcPr>
-          <w:p>
-            <w:r>
-              <w:rPr>
-                <w:rFonts w:cs="Segoe UI Symbol"/>
-              </w:rPr>
-              <w:t>Energy Resistance</w:t>
-            </w:r>
-          </w:p>
-        </w:tc>
-        <w:tc>
-          <w:tcPr>
-            <w:tcW w:w="2335" w:type="dxa"/>
-          </w:tcPr>
-          <w:p>
-            <w:r>
-              <w:t>R</w:t>
-            </w:r>
-            <w:r>
-              <w:rPr>
-                <w:vertAlign w:val="superscript"/>
-              </w:rPr>
-              <w:t>ENERGY</w:t>
-            </w:r>
-          </w:p>
-        </w:tc>
-      </w:tr>
-      <w:tr>
-        <w:trPr>
-          <w:cnfStyle w:val="000000010000" w:firstRow="0" w:lastRow="0" w:firstColumn="0" w:lastColumn="0" w:oddVBand="0" w:evenVBand="0" w:oddHBand="0" w:evenHBand="1" w:firstRowFirstColumn="0" w:firstRowLastColumn="0" w:lastRowFirstColumn="0" w:lastRowLastColumn="0"/>
-        </w:trPr>
-        <w:tc>
-          <w:tcPr>
-            <w:tcW w:w="7015" w:type="dxa"/>
-          </w:tcPr>
-          <w:p>
-            <w:r>
-              <w:rPr>
-                <w:rFonts w:cs="Segoe UI Symbol"/>
-              </w:rPr>
-              <w:t>Poison Resistance</w:t>
-            </w:r>
-          </w:p>
-        </w:tc>
-        <w:tc>
-          <w:tcPr>
-            <w:tcW w:w="2335" w:type="dxa"/>
-          </w:tcPr>
-          <w:p>
-            <w:r>
-              <w:t>R</w:t>
-            </w:r>
-            <w:r>
-              <w:rPr>
-                <w:vertAlign w:val="superscript"/>
-              </w:rPr>
-              <w:t>POISON</w:t>
-            </w:r>
-          </w:p>
-        </w:tc>
-      </w:tr>
-      <w:tr>
-        <w:tc>
-          <w:tcPr>
-            <w:tcW w:w="7015" w:type="dxa"/>
-          </w:tcPr>
-          <w:p>
-            <w:r>
-              <w:rPr>
-                <w:rFonts w:cs="Segoe UI Symbol"/>
-              </w:rPr>
-              <w:t>Psychic Resistance</w:t>
-            </w:r>
-          </w:p>
-        </w:tc>
-        <w:tc>
-          <w:tcPr>
-            <w:tcW w:w="2335" w:type="dxa"/>
-          </w:tcPr>
-          <w:p>
-            <w:r>
-              <w:t>R</w:t>
-            </w:r>
-            <w:r>
-              <w:rPr>
-                <w:vertAlign w:val="superscript"/>
-              </w:rPr>
-              <w:t>PSYCHIC</w:t>
-            </w:r>
-          </w:p>
-        </w:tc>
-      </w:tr>
-    </w:tbl>
-    <w:p>
-      <w:pPr>
-        <w:rPr>
-          <w:rFonts w:eastAsiaTheme="majorEastAsia" w:cstheme="majorBidi"/>
-          <w:color w:val="0F4761" w:themeColor="accent1" w:themeShade="BF"/>
-          <w:sz w:val="32"/>
-          <w:szCs w:val="32"/>
-        </w:rPr>
-      </w:pPr>
-      <w:r>
-        <w:br w:type="page"/>
-      </w:r>
-    </w:p>
-    <w:p>
-      <w:pPr>
-        <w:pStyle w:val="Heading3"/>
-      </w:pPr>
-      <w:r>
-        <w:lastRenderedPageBreak/>
-        <w:t>Challenge</w:t>
-      </w:r>
-      <w:r>
-        <w:t xml:space="preserve"> Rolls</w:t>
-      </w:r>
-    </w:p>
-    <w:p>
-      <w:r>
-        <w:t xml:space="preserve">The way challenges are rolled, </w:t>
-      </w:r>
-      <w:r>
-        <w:t>some situations</w:t>
-      </w:r>
-      <w:r>
-        <w:t xml:space="preserve"> </w:t>
-      </w:r>
-      <w:r>
-        <w:t>in</w:t>
-      </w:r>
-      <w:r>
-        <w:t xml:space="preserve"> a</w:t>
-      </w:r>
-      <w:r>
-        <w:t xml:space="preserve"> b</w:t>
-      </w:r>
-      <w:r>
-        <w:t xml:space="preserve">attle </w:t>
-      </w:r>
-      <w:r>
-        <w:t xml:space="preserve">may </w:t>
-      </w:r>
-      <w:r>
-        <w:t>require a</w:t>
-      </w:r>
-      <w:r>
-        <w:t xml:space="preserve"> challenge roll</w:t>
-      </w:r>
-      <w:r>
-        <w:t xml:space="preserve">. </w:t>
-      </w:r>
-      <w:r>
-        <w:t xml:space="preserve">These rolls </w:t>
-      </w:r>
-      <w:r>
-        <w:t xml:space="preserve">are made </w:t>
-      </w:r>
-      <w:r>
-        <w:t xml:space="preserve">by </w:t>
-      </w:r>
-      <w:r>
-        <w:t>rolling</w:t>
-      </w:r>
-      <w:r>
-        <w:t xml:space="preserve"> </w:t>
-      </w:r>
-      <w:r>
-        <w:t>two</w:t>
-      </w:r>
-      <w:r>
-        <w:rPr>
-          <w:rStyle w:val="Emphasis"/>
-        </w:rPr>
-        <w:t xml:space="preserve"> </w:t>
-      </w:r>
-      <w:r>
-        <w:t>six-sided dice</w:t>
-      </w:r>
-      <w:r>
-        <w:t xml:space="preserve"> </w:t>
-      </w:r>
-      <w:r>
-        <w:t xml:space="preserve">and adding a relevant </w:t>
-      </w:r>
-      <w:r>
-        <w:rPr>
-          <w:b/>
-          <w:bCs/>
-        </w:rPr>
-        <w:t>A</w:t>
-      </w:r>
-      <w:r>
-        <w:rPr>
-          <w:b/>
-          <w:bCs/>
-        </w:rPr>
-        <w:t>ttribute</w:t>
-      </w:r>
-      <w:r>
-        <w:t>.</w:t>
-      </w:r>
-    </w:p>
-    <w:p>
-      <w:pPr>
-        <w:pStyle w:val="ListParagraph"/>
-        <w:numPr>
-          <w:ilvl w:val="0"/>
-          <w:numId w:val="34"/>
-        </w:numPr>
-      </w:pPr>
-      <w:r>
-        <w:t>B</w:t>
-      </w:r>
-      <w:r>
-        <w:t xml:space="preserve">onuses </w:t>
-      </w:r>
-      <w:r>
-        <w:t xml:space="preserve">or penalties </w:t>
-      </w:r>
-      <w:r>
-        <w:t>are</w:t>
-      </w:r>
-      <w:r>
-        <w:t xml:space="preserve"> added</w:t>
-      </w:r>
-      <w:r>
-        <w:t xml:space="preserve"> alongside the </w:t>
-      </w:r>
-      <w:r>
-        <w:t>Attribute</w:t>
-      </w:r>
-      <w:r>
-        <w:t>.</w:t>
-      </w:r>
-    </w:p>
-    <w:p>
-      <w:pPr>
-        <w:pStyle w:val="ListParagraph"/>
-        <w:numPr>
-          <w:ilvl w:val="0"/>
-          <w:numId w:val="34"/>
-        </w:numPr>
-      </w:pPr>
-      <w:r>
-        <w:t xml:space="preserve">Rolling with </w:t>
-      </w:r>
-      <w:r>
-        <w:rPr>
-          <w:i/>
-          <w:iCs/>
-        </w:rPr>
-        <w:t>a</w:t>
-      </w:r>
-      <w:r>
-        <w:rPr>
-          <w:i/>
-          <w:iCs/>
-        </w:rPr>
-        <w:t>dvantage</w:t>
-      </w:r>
-      <w:r>
-        <w:t xml:space="preserve"> </w:t>
-      </w:r>
-      <w:r>
-        <w:t xml:space="preserve">means one of the two six-sided dice is rolled twice, with the higher number being </w:t>
-      </w:r>
-      <w:r>
-        <w:t>chosen</w:t>
-      </w:r>
-      <w:r>
-        <w:t>.</w:t>
-      </w:r>
-    </w:p>
-    <w:p>
-      <w:pPr>
-        <w:pStyle w:val="ListParagraph"/>
-        <w:numPr>
-          <w:ilvl w:val="0"/>
-          <w:numId w:val="34"/>
-        </w:numPr>
-      </w:pPr>
-      <w:r>
-        <w:t xml:space="preserve">Rolling with </w:t>
-      </w:r>
-      <w:r>
-        <w:rPr>
-          <w:i/>
-          <w:iCs/>
-        </w:rPr>
-        <w:t>disadvantage</w:t>
-      </w:r>
-      <w:r>
-        <w:t xml:space="preserve"> </w:t>
-      </w:r>
-      <w:r>
-        <w:t>means one of the two six-sided dice is rolled twice, with the lower number being chosen</w:t>
-      </w:r>
-      <w:r>
-        <w:t>.</w:t>
-      </w:r>
-    </w:p>
-    <w:p>
-      <w:r>
-        <w:t xml:space="preserve">The degree of success of a challenge roll is determined by comparing the result of the roll with </w:t>
-      </w:r>
-      <w:r>
-        <w:t xml:space="preserve">a </w:t>
-      </w:r>
-      <w:r>
-        <w:rPr>
-          <w:i/>
-          <w:iCs/>
-        </w:rPr>
-        <w:t>target number</w:t>
-      </w:r>
-      <w:r>
-        <w:t>.</w:t>
-      </w:r>
-      <w:r>
-        <w:t xml:space="preserve"> The target number is provided at the start of the roll by the target of the roll, or </w:t>
-      </w:r>
-      <w:r>
-        <w:t xml:space="preserve">by </w:t>
-      </w:r>
-      <w:r>
-        <w:t>the challenge being attempted.</w:t>
-      </w:r>
-    </w:p>
-    <w:tbl>
-      <w:tblPr>
-        <w:tblStyle w:val="TableGrid"/>
-        <w:tblpPr w:leftFromText="187" w:rightFromText="187" w:bottomFromText="115" w:vertAnchor="text" w:tblpY="1"/>
-        <w:tblOverlap w:val="never"/>
-        <w:tblW w:w="0" w:type="auto"/>
-        <w:tblCellMar>
-          <w:top w:w="72" w:type="dxa"/>
-          <w:left w:w="72" w:type="dxa"/>
-          <w:bottom w:w="72" w:type="dxa"/>
-          <w:right w:w="72" w:type="dxa"/>
-        </w:tblCellMar>
-        <w:tblLook w:val="04A0" w:firstRow="1" w:lastRow="0" w:firstColumn="1" w:lastColumn="0" w:noHBand="0" w:noVBand="1"/>
-      </w:tblPr>
-      <w:tblGrid>
-        <w:gridCol w:w="3325"/>
-        <w:gridCol w:w="6025"/>
-      </w:tblGrid>
-      <w:tr>
-        <w:tc>
-          <w:tcPr>
-            <w:tcW w:w="3325" w:type="dxa"/>
-          </w:tcPr>
-          <w:p>
-            <w:pPr>
-              <w:rPr>
-                <w:i/>
-                <w:iCs/>
-              </w:rPr>
-            </w:pPr>
-            <w:r>
-              <w:rPr>
-                <w:i/>
-                <w:iCs/>
-              </w:rPr>
-              <w:t>Result relative to the TN</w:t>
-            </w:r>
-          </w:p>
-        </w:tc>
-        <w:tc>
-          <w:tcPr>
-            <w:tcW w:w="6025" w:type="dxa"/>
-          </w:tcPr>
-          <w:p>
-            <w:r>
-              <w:rPr>
-                <w:rStyle w:val="Emphasis"/>
-              </w:rPr>
-              <w:t>Degree of Success</w:t>
-            </w:r>
-          </w:p>
-        </w:tc>
-      </w:tr>
-      <w:tr>
-        <w:trPr>
-          <w:cnfStyle w:val="000000010000" w:firstRow="0" w:lastRow="0" w:firstColumn="0" w:lastColumn="0" w:oddVBand="0" w:evenVBand="0" w:oddHBand="0" w:evenHBand="1" w:firstRowFirstColumn="0" w:firstRowLastColumn="0" w:lastRowFirstColumn="0" w:lastRowLastColumn="0"/>
-        </w:trPr>
-        <w:tc>
-          <w:tcPr>
-            <w:tcW w:w="3325" w:type="dxa"/>
-          </w:tcPr>
-          <w:p>
-            <w:r>
-              <w:t xml:space="preserve">Result </w:t>
-            </w:r>
-            <w:r>
-              <w:t>&lt;</w:t>
-            </w:r>
-            <w:r>
-              <w:t>=</w:t>
-            </w:r>
-            <w:r>
-              <w:t xml:space="preserve"> </w:t>
-            </w:r>
-            <w:r>
-              <w:t>-</w:t>
-            </w:r>
-            <w:r>
-              <w:t>5</w:t>
-            </w:r>
-          </w:p>
-        </w:tc>
-        <w:tc>
-          <w:tcPr>
-            <w:tcW w:w="6025" w:type="dxa"/>
-          </w:tcPr>
-          <w:p>
-            <w:r>
-              <w:t xml:space="preserve">Critical Failure: </w:t>
-            </w:r>
-            <w:r>
-              <w:t xml:space="preserve">You fail </w:t>
-            </w:r>
-            <w:r>
-              <w:t xml:space="preserve">miserably </w:t>
-            </w:r>
-            <w:r>
-              <w:t xml:space="preserve">and </w:t>
-            </w:r>
-            <w:r>
-              <w:t>an additional, negative effect occurs</w:t>
-            </w:r>
-            <w:r>
-              <w:t>.</w:t>
-            </w:r>
-          </w:p>
-        </w:tc>
-      </w:tr>
-      <w:tr>
-        <w:tc>
-          <w:tcPr>
-            <w:tcW w:w="3325" w:type="dxa"/>
-          </w:tcPr>
-          <w:p>
-            <w:r>
-              <w:t>-</w:t>
-            </w:r>
-            <w:r>
-              <w:t>4</w:t>
-            </w:r>
-            <w:r>
-              <w:t xml:space="preserve"> &lt;</w:t>
-            </w:r>
-            <w:r>
-              <w:t>=</w:t>
-            </w:r>
-            <w:r>
-              <w:t xml:space="preserve"> Result &lt;</w:t>
-            </w:r>
-            <w:r>
-              <w:t>=</w:t>
-            </w:r>
-            <w:r>
-              <w:t xml:space="preserve"> </w:t>
-            </w:r>
-            <w:r>
-              <w:t>-1</w:t>
-            </w:r>
-          </w:p>
-        </w:tc>
-        <w:tc>
-          <w:tcPr>
-            <w:tcW w:w="6025" w:type="dxa"/>
-          </w:tcPr>
-          <w:p>
-            <w:r>
-              <w:t>Failure</w:t>
-            </w:r>
-            <w:r>
-              <w:t>: You fail.</w:t>
-            </w:r>
-          </w:p>
-        </w:tc>
-      </w:tr>
-      <w:tr>
-        <w:trPr>
-          <w:cnfStyle w:val="000000010000" w:firstRow="0" w:lastRow="0" w:firstColumn="0" w:lastColumn="0" w:oddVBand="0" w:evenVBand="0" w:oddHBand="0" w:evenHBand="1" w:firstRowFirstColumn="0" w:firstRowLastColumn="0" w:lastRowFirstColumn="0" w:lastRowLastColumn="0"/>
-        </w:trPr>
-        <w:tc>
-          <w:tcPr>
-            <w:tcW w:w="3325" w:type="dxa"/>
-          </w:tcPr>
-          <w:p>
-            <w:r>
-              <w:t>0 &lt;= Result &lt;=</w:t>
-            </w:r>
-            <w:r>
-              <w:t xml:space="preserve"> +4</w:t>
-            </w:r>
-          </w:p>
-        </w:tc>
-        <w:tc>
-          <w:tcPr>
-            <w:tcW w:w="6025" w:type="dxa"/>
-          </w:tcPr>
-          <w:p>
-            <w:r>
-              <w:t>Success</w:t>
-            </w:r>
-            <w:r>
-              <w:t xml:space="preserve">: You </w:t>
-            </w:r>
-            <w:r>
-              <w:t>succeed</w:t>
-            </w:r>
-            <w:r>
-              <w:t>.</w:t>
-            </w:r>
-          </w:p>
-        </w:tc>
-      </w:tr>
-      <w:tr>
-        <w:tc>
-          <w:tcPr>
-            <w:tcW w:w="3325" w:type="dxa"/>
-          </w:tcPr>
-          <w:p>
-            <w:r>
-              <w:t>+</w:t>
-            </w:r>
-            <w:r>
-              <w:t>5</w:t>
-            </w:r>
-            <w:r>
-              <w:t xml:space="preserve"> &lt;= Result</w:t>
-            </w:r>
-          </w:p>
-        </w:tc>
-        <w:tc>
-          <w:tcPr>
-            <w:tcW w:w="6025" w:type="dxa"/>
-          </w:tcPr>
-          <w:p>
-            <w:r>
-              <w:t xml:space="preserve">Critical </w:t>
-            </w:r>
-            <w:r>
-              <w:t>Success</w:t>
-            </w:r>
-            <w:r>
-              <w:t xml:space="preserve">: You </w:t>
-            </w:r>
-            <w:r>
-              <w:t>succeed flawlessly and</w:t>
-            </w:r>
-            <w:r>
-              <w:t xml:space="preserve"> an additional, positive effect occurs</w:t>
-            </w:r>
-            <w:r>
-              <w:t>.</w:t>
-            </w:r>
-          </w:p>
-        </w:tc>
-      </w:tr>
-    </w:tbl>
-    <w:p/>
-    <w:p>
-      <w:pPr>
-        <w:rPr>
-          <w:rFonts w:eastAsiaTheme="majorEastAsia" w:cstheme="majorBidi"/>
-          <w:color w:val="0F4761" w:themeColor="accent1" w:themeShade="BF"/>
-          <w:sz w:val="28"/>
-          <w:szCs w:val="28"/>
-        </w:rPr>
-      </w:pPr>
-      <w:r>
-        <w:br w:type="page"/>
-      </w:r>
-    </w:p>
-    <w:p>
-      <w:pPr>
-        <w:pStyle w:val="Heading3"/>
-      </w:pPr>
-      <w:r>
-        <w:lastRenderedPageBreak/>
-        <w:t>Skill Check</w:t>
-      </w:r>
-    </w:p>
-    <w:p>
-      <w:r>
-        <w:t>D</w:t>
-      </w:r>
-      <w:r>
-        <w:t>ialogue is more important</w:t>
-      </w:r>
-      <w:r>
-        <w:t xml:space="preserve"> to the player agency</w:t>
-      </w:r>
-      <w:r>
-        <w:t>,</w:t>
-      </w:r>
-      <w:r>
-        <w:t xml:space="preserve"> and I want to avoid </w:t>
-      </w:r>
-      <w:r>
-        <w:t>players getting frustrated during dialogue by</w:t>
-      </w:r>
-      <w:r>
-        <w:t xml:space="preserve"> failing a </w:t>
-      </w:r>
-      <w:r>
-        <w:t xml:space="preserve">semi-random </w:t>
-      </w:r>
-      <w:r>
-        <w:t>roll</w:t>
-      </w:r>
-      <w:r>
-        <w:t>.</w:t>
-      </w:r>
-      <w:r>
-        <w:t xml:space="preserve"> </w:t>
-      </w:r>
-      <w:r>
-        <w:t>So</w:t>
-      </w:r>
-      <w:r>
-        <w:t xml:space="preserve">me </w:t>
-      </w:r>
-      <w:r>
-        <w:t>dialogue option</w:t>
-      </w:r>
-      <w:r>
-        <w:t>s will be</w:t>
-      </w:r>
-      <w:r>
-        <w:t xml:space="preserve"> </w:t>
-      </w:r>
-      <w:r>
-        <w:t xml:space="preserve">revealed based </w:t>
-      </w:r>
-      <w:r>
-        <w:t>on a skill check (</w:t>
-      </w:r>
-      <w:r>
-        <w:t xml:space="preserve">by showing </w:t>
-      </w:r>
-      <w:r>
-        <w:t>the required skill</w:t>
-      </w:r>
-      <w:r>
-        <w:t xml:space="preserve"> and </w:t>
-      </w:r>
-      <w:r>
-        <w:t>value in the dialogue option).</w:t>
-      </w:r>
-    </w:p>
-    <w:p>
-      <w:r>
-        <w:t xml:space="preserve">Choosing a dialogue option with a skill </w:t>
-      </w:r>
-      <w:r>
-        <w:t xml:space="preserve">check </w:t>
-      </w:r>
-      <w:r>
-        <w:rPr>
-          <w:i/>
-          <w:iCs/>
-        </w:rPr>
-        <w:t>always passe</w:t>
-      </w:r>
-      <w:r>
-        <w:rPr>
-          <w:i/>
-          <w:iCs/>
-        </w:rPr>
-        <w:t>s</w:t>
-      </w:r>
-      <w:r>
-        <w:t>.</w:t>
-      </w:r>
-      <w:r>
-        <w:t xml:space="preserve"> There is no roll, </w:t>
-      </w:r>
-      <w:r>
-        <w:t xml:space="preserve">the option is </w:t>
-      </w:r>
-      <w:r>
-        <w:t xml:space="preserve">just available to them due to </w:t>
-      </w:r>
-      <w:r>
-        <w:t>the</w:t>
-      </w:r>
-      <w:r>
-        <w:t xml:space="preserve"> skills </w:t>
-      </w:r>
-      <w:r>
-        <w:t xml:space="preserve">they </w:t>
-      </w:r>
-      <w:r>
-        <w:t xml:space="preserve">have </w:t>
-      </w:r>
-      <w:r>
-        <w:t>allocated their points</w:t>
-      </w:r>
-      <w:r>
-        <w:t xml:space="preserve"> into</w:t>
-      </w:r>
-      <w:r>
-        <w:t>.</w:t>
-      </w:r>
-    </w:p>
-    <w:tbl>
-      <w:tblPr>
-        <w:tblStyle w:val="TableGrid"/>
-        <w:tblpPr w:leftFromText="187" w:rightFromText="187" w:bottomFromText="115" w:vertAnchor="text" w:tblpY="1"/>
-        <w:tblOverlap w:val="never"/>
-        <w:tblW w:w="0" w:type="auto"/>
-        <w:tblBorders>
-          <w:top w:val="single" w:sz="4" w:space="0" w:color="D1D1D1" w:themeColor="background2" w:themeShade="E6"/>
-          <w:left w:val="single" w:sz="4" w:space="0" w:color="D1D1D1" w:themeColor="background2" w:themeShade="E6"/>
-          <w:bottom w:val="single" w:sz="4" w:space="0" w:color="D1D1D1" w:themeColor="background2" w:themeShade="E6"/>
-          <w:right w:val="single" w:sz="4" w:space="0" w:color="D1D1D1" w:themeColor="background2" w:themeShade="E6"/>
-          <w:insideH w:val="single" w:sz="4" w:space="0" w:color="D1D1D1" w:themeColor="background2" w:themeShade="E6"/>
-          <w:insideV w:val="single" w:sz="4" w:space="0" w:color="D1D1D1" w:themeColor="background2" w:themeShade="E6"/>
-        </w:tblBorders>
-        <w:tblCellMar>
-          <w:top w:w="144" w:type="dxa"/>
-          <w:left w:w="144" w:type="dxa"/>
-          <w:bottom w:w="144" w:type="dxa"/>
-          <w:right w:w="144" w:type="dxa"/>
-        </w:tblCellMar>
-        <w:tblLook w:val="04A0" w:firstRow="1" w:lastRow="0" w:firstColumn="1" w:lastColumn="0" w:noHBand="0" w:noVBand="1"/>
-      </w:tblPr>
-      <w:tblGrid>
-        <w:gridCol w:w="9350"/>
-      </w:tblGrid>
-      <w:tr>
-        <w:tc>
-          <w:tcPr>
-            <w:tcW w:w="9350" w:type="dxa"/>
-            <w:shd w:val="clear" w:color="auto" w:fill="F2F2F2" w:themeFill="background1" w:themeFillShade="F2"/>
-          </w:tcPr>
-          <w:p>
-            <w:pPr>
-              <w:pStyle w:val="Info"/>
               <w:tabs>
                 <w:tab w:val="left" w:pos="1655"/>
               </w:tabs>
@@ -11206,13 +10205,7 @@
         <w:t xml:space="preserve">with </w:t>
       </w:r>
       <w:r>
-        <w:t>"</w:t>
-      </w:r>
-      <w:r>
-        <w:t>MeleeStrike</w:t>
-      </w:r>
-      <w:r>
-        <w:t xml:space="preserve">" </w:t>
+        <w:t xml:space="preserve">"MeleeStrike" </w:t>
       </w:r>
       <w:r>
         <w:t xml:space="preserve">data from </w:t>
@@ -19785,6 +18778,7 @@
   <w:style w:type="character" w:default="1" w:styleId="DefaultParagraphFont">
     <w:name w:val="Default Paragraph Font"/>
     <w:uiPriority w:val="1"/>
+    <w:semiHidden/>
     <w:unhideWhenUsed/>
   </w:style>
   <w:style w:type="table" w:default="1" w:styleId="TableNormal">

--- a/design/character-system.docx
+++ b/design/character-system.docx
@@ -6047,6 +6047,7 @@
           <w:szCs w:val="16"/>
         </w:rPr>
       </w:pPr>
+      <w:proofErr w:type="spellStart"/>
       <w:r>
         <w:rPr>
           <w:sz w:val="16"/>
@@ -6054,6 +6055,7 @@
         </w:rPr>
         <w:t>Anchorshot</w:t>
       </w:r>
+      <w:proofErr w:type="spellEnd"/>
     </w:p>
     <w:p>
       <w:pPr>
@@ -7895,6 +7897,7 @@
           <w:szCs w:val="16"/>
         </w:rPr>
       </w:pPr>
+      <w:proofErr w:type="spellStart"/>
       <w:r>
         <w:rPr>
           <w:sz w:val="16"/>
@@ -7902,6 +7905,7 @@
         </w:rPr>
         <w:t>Oathsworn</w:t>
       </w:r>
+      <w:proofErr w:type="spellEnd"/>
     </w:p>
     <w:p>
       <w:pPr>
@@ -8651,6 +8655,7 @@
           <w:szCs w:val="16"/>
         </w:rPr>
       </w:pPr>
+      <w:proofErr w:type="spellStart"/>
       <w:r>
         <w:rPr>
           <w:sz w:val="16"/>
@@ -8658,6 +8663,7 @@
         </w:rPr>
         <w:t>Spelleater</w:t>
       </w:r>
+      <w:proofErr w:type="spellEnd"/>
     </w:p>
     <w:p>
       <w:pPr>
@@ -8672,6 +8678,7 @@
           <w:szCs w:val="16"/>
         </w:rPr>
       </w:pPr>
+      <w:proofErr w:type="spellStart"/>
       <w:r>
         <w:rPr>
           <w:sz w:val="16"/>
@@ -8679,6 +8686,7 @@
         </w:rPr>
         <w:t>Stonefist</w:t>
       </w:r>
+      <w:proofErr w:type="spellEnd"/>
     </w:p>
     <w:p>
       <w:pPr>
@@ -8966,6 +8974,7 @@
           <w:szCs w:val="16"/>
         </w:rPr>
       </w:pPr>
+      <w:proofErr w:type="spellStart"/>
       <w:r>
         <w:rPr>
           <w:sz w:val="16"/>
@@ -8973,6 +8982,7 @@
         </w:rPr>
         <w:t>Warborn</w:t>
       </w:r>
+      <w:proofErr w:type="spellEnd"/>
     </w:p>
     <w:p>
       <w:pPr>
@@ -8987,6 +8997,7 @@
           <w:szCs w:val="16"/>
         </w:rPr>
       </w:pPr>
+      <w:proofErr w:type="spellStart"/>
       <w:r>
         <w:rPr>
           <w:sz w:val="16"/>
@@ -8994,6 +9005,7 @@
         </w:rPr>
         <w:t>Warsongs</w:t>
       </w:r>
+      <w:proofErr w:type="spellEnd"/>
     </w:p>
     <w:p>
       <w:pPr>
@@ -9134,6 +9146,7 @@
           <w:szCs w:val="16"/>
         </w:rPr>
       </w:pPr>
+      <w:proofErr w:type="spellStart"/>
       <w:r>
         <w:rPr>
           <w:sz w:val="16"/>
@@ -9141,6 +9154,7 @@
         </w:rPr>
         <w:t>Windcall</w:t>
       </w:r>
+      <w:proofErr w:type="spellEnd"/>
     </w:p>
     <w:p>
       <w:pPr>
@@ -9608,7 +9622,13 @@
         <w:t>A</w:t>
       </w:r>
       <w:r>
-        <w:t xml:space="preserve">n Effect modifies some aspect of the character's stats or behavior, and </w:t>
+        <w:t xml:space="preserve">n Effect modifies some aspect of the character's stats or </w:t>
+      </w:r>
+      <w:r>
+        <w:t>behavior and</w:t>
+      </w:r>
+      <w:r>
+        <w:t xml:space="preserve"> </w:t>
       </w:r>
       <w:r>
         <w:t>typically lasts for one turn</w:t>
@@ -10183,12 +10203,14 @@
       <w:r>
         <w:t xml:space="preserve"> </w:t>
       </w:r>
+      <w:proofErr w:type="spellStart"/>
       <w:r>
         <w:rPr>
           <w:rStyle w:val="CodeChar"/>
         </w:rPr>
         <w:t>CombatAction</w:t>
       </w:r>
+      <w:proofErr w:type="spellEnd"/>
       <w:r>
         <w:t xml:space="preserve"> object</w:t>
       </w:r>
@@ -10205,7 +10227,15 @@
         <w:t xml:space="preserve">with </w:t>
       </w:r>
       <w:r>
-        <w:t xml:space="preserve">"MeleeStrike" </w:t>
+        <w:t>"</w:t>
+      </w:r>
+      <w:proofErr w:type="spellStart"/>
+      <w:r>
+        <w:t>MeleeStrike</w:t>
+      </w:r>
+      <w:proofErr w:type="spellEnd"/>
+      <w:r>
+        <w:t xml:space="preserve">" </w:t>
       </w:r>
       <w:r>
         <w:t xml:space="preserve">data from </w:t>
@@ -10258,6 +10288,7 @@
           <w:u w:val="single"/>
         </w:rPr>
       </w:pPr>
+      <w:proofErr w:type="spellStart"/>
       <w:r>
         <w:rPr>
           <w:u w:val="single"/>
@@ -10271,6 +10302,7 @@
         </w:rPr>
         <w:t>Action</w:t>
       </w:r>
+      <w:proofErr w:type="spellEnd"/>
     </w:p>
     <w:p>
       <w:pPr>
@@ -10381,7 +10413,15 @@
         <w:t>ffects</w:t>
       </w:r>
       <w:r>
-        <w:t xml:space="preserve"> (key/value with list of Effects  for each of the following)</w:t>
+        <w:t xml:space="preserve"> (key/value with list of </w:t>
+      </w:r>
+      <w:proofErr w:type="gramStart"/>
+      <w:r>
+        <w:t>Effects  for</w:t>
+      </w:r>
+      <w:proofErr w:type="gramEnd"/>
+      <w:r>
+        <w:t xml:space="preserve"> each of the following)</w:t>
       </w:r>
     </w:p>
     <w:p>
@@ -10473,9 +10513,11 @@
           <w:numId w:val="39"/>
         </w:numPr>
       </w:pPr>
+      <w:proofErr w:type="spellStart"/>
       <w:r>
         <w:t>sourceFormula</w:t>
       </w:r>
+      <w:proofErr w:type="spellEnd"/>
       <w:r>
         <w:t xml:space="preserve">: </w:t>
       </w:r>
@@ -10498,8 +10540,17 @@
           <w:i/>
           <w:iCs/>
         </w:rPr>
-        <w:t xml:space="preserve"> + MeleeAccuracy</w:t>
-      </w:r>
+        <w:t xml:space="preserve"> + </w:t>
+      </w:r>
+      <w:proofErr w:type="spellStart"/>
+      <w:r>
+        <w:rPr>
+          <w:i/>
+          <w:iCs/>
+        </w:rPr>
+        <w:t>MeleeAccuracy</w:t>
+      </w:r>
+      <w:proofErr w:type="spellEnd"/>
     </w:p>
     <w:p>
       <w:pPr>
@@ -10509,12 +10560,14 @@
           <w:numId w:val="39"/>
         </w:numPr>
       </w:pPr>
+      <w:proofErr w:type="spellStart"/>
       <w:r>
         <w:t>target</w:t>
       </w:r>
       <w:r>
         <w:t>Formula</w:t>
       </w:r>
+      <w:proofErr w:type="spellEnd"/>
       <w:r>
         <w:t xml:space="preserve">: </w:t>
       </w:r>
@@ -10530,8 +10583,17 @@
           <w:i/>
           <w:iCs/>
         </w:rPr>
-        <w:t xml:space="preserve"> + MeleeDefense</w:t>
-      </w:r>
+        <w:t xml:space="preserve"> + </w:t>
+      </w:r>
+      <w:proofErr w:type="spellStart"/>
+      <w:r>
+        <w:rPr>
+          <w:i/>
+          <w:iCs/>
+        </w:rPr>
+        <w:t>MeleeDefense</w:t>
+      </w:r>
+      <w:proofErr w:type="spellEnd"/>
     </w:p>
     <w:p>
       <w:pPr>
@@ -10541,6 +10603,7 @@
           <w:numId w:val="39"/>
         </w:numPr>
       </w:pPr>
+      <w:proofErr w:type="gramStart"/>
       <w:r>
         <w:rPr>
           <w:u w:val="single"/>
@@ -10551,7 +10614,14 @@
         <w:rPr>
           <w:u w:val="single"/>
         </w:rPr>
-        <w:t>()</w:t>
+        <w:t>(</w:t>
+      </w:r>
+      <w:proofErr w:type="gramEnd"/>
+      <w:r>
+        <w:rPr>
+          <w:u w:val="single"/>
+        </w:rPr>
+        <w:t>)</w:t>
       </w:r>
       <w:r>
         <w:t xml:space="preserve">: A function </w:t>
@@ -10578,12 +10648,14 @@
           <w:u w:val="single"/>
         </w:rPr>
       </w:pPr>
+      <w:proofErr w:type="spellStart"/>
       <w:r>
         <w:rPr>
           <w:u w:val="single"/>
         </w:rPr>
         <w:t>CombatEffect</w:t>
       </w:r>
+      <w:proofErr w:type="spellEnd"/>
     </w:p>
     <w:p>
       <w:pPr>
@@ -10632,8 +10704,13 @@
           <w:numId w:val="42"/>
         </w:numPr>
       </w:pPr>
-      <w:r>
-        <w:t>isVisible: Show the Effect?</w:t>
+      <w:proofErr w:type="spellStart"/>
+      <w:r>
+        <w:t>isVisible</w:t>
+      </w:r>
+      <w:proofErr w:type="spellEnd"/>
+      <w:r>
+        <w:t>: Show the Effect?</w:t>
       </w:r>
     </w:p>
     <w:p>
@@ -10692,9 +10769,11 @@
           <w:numId w:val="42"/>
         </w:numPr>
       </w:pPr>
+      <w:proofErr w:type="spellStart"/>
       <w:r>
         <w:t>souce</w:t>
       </w:r>
+      <w:proofErr w:type="spellEnd"/>
     </w:p>
     <w:p>
       <w:pPr>
@@ -12086,9 +12165,11 @@
       <w:r>
         <w:t xml:space="preserve"> </w:t>
       </w:r>
+      <w:proofErr w:type="gramStart"/>
       <w:r>
         <w:t>cooldown</w:t>
       </w:r>
+      <w:proofErr w:type="gramEnd"/>
       <w:r>
         <w:t>.</w:t>
       </w:r>

--- a/design/character-system.docx
+++ b/design/character-system.docx
@@ -507,19 +507,25 @@
               <w:t>Path</w:t>
             </w:r>
             <w:r>
-              <w:t xml:space="preserve">, 1 Talent Point, </w:t>
+              <w:t xml:space="preserve">, 1 Talent, </w:t>
             </w:r>
             <w:r>
               <w:rPr>
                 <w:rStyle w:val="Strong"/>
               </w:rPr>
-              <w:t>4 Attribute</w:t>
+              <w:t>2</w:t>
             </w:r>
             <w:r>
               <w:rPr>
                 <w:rStyle w:val="Strong"/>
               </w:rPr>
-              <w:t xml:space="preserve"> Points</w:t>
+              <w:t xml:space="preserve"> Attribute</w:t>
+            </w:r>
+            <w:r>
+              <w:rPr>
+                <w:rStyle w:val="Strong"/>
+              </w:rPr>
+              <w:t>s</w:t>
             </w:r>
             <w:r>
               <w:t xml:space="preserve">, </w:t>
@@ -528,7 +534,10 @@
               <w:t>2</w:t>
             </w:r>
             <w:r>
-              <w:t xml:space="preserve"> Skill Points</w:t>
+              <w:t xml:space="preserve"> Skill</w:t>
+            </w:r>
+            <w:r>
+              <w:t>s</w:t>
             </w:r>
           </w:p>
         </w:tc>
@@ -584,7 +593,10 @@
           </w:tcPr>
           <w:p>
             <w:r>
-              <w:t>2 Skill Points</w:t>
+              <w:t>2 Skill</w:t>
+            </w:r>
+            <w:r>
+              <w:t>s</w:t>
             </w:r>
           </w:p>
         </w:tc>
@@ -631,7 +643,10 @@
           </w:tcPr>
           <w:p>
             <w:r>
-              <w:t>1 Talent Point, 2 Skill Points</w:t>
+              <w:t>1 Talen</w:t>
+            </w:r>
+            <w:r>
+              <w:t>t</w:t>
             </w:r>
           </w:p>
         </w:tc>
@@ -675,7 +690,10 @@
           </w:tcPr>
           <w:p>
             <w:r>
-              <w:t>2 Skill Points</w:t>
+              <w:t>2 Skill</w:t>
+            </w:r>
+            <w:r>
+              <w:t>s</w:t>
             </w:r>
           </w:p>
         </w:tc>
@@ -734,7 +752,7 @@
           </w:tcPr>
           <w:p>
             <w:r>
-              <w:t xml:space="preserve">1 Talent Point, </w:t>
+              <w:t xml:space="preserve">1 Talent, </w:t>
             </w:r>
             <w:r>
               <w:rPr>
@@ -747,18 +765,6 @@
                 <w:rStyle w:val="Strong"/>
               </w:rPr>
               <w:t>Attribute</w:t>
-            </w:r>
-            <w:r>
-              <w:rPr>
-                <w:rStyle w:val="Strong"/>
-              </w:rPr>
-              <w:t xml:space="preserve"> </w:t>
-            </w:r>
-            <w:r>
-              <w:rPr>
-                <w:rStyle w:val="Strong"/>
-              </w:rPr>
-              <w:t>Point</w:t>
             </w:r>
           </w:p>
         </w:tc>
@@ -814,7 +820,10 @@
           </w:tcPr>
           <w:p>
             <w:r>
-              <w:t>2 Skill Points</w:t>
+              <w:t>2 Skill</w:t>
+            </w:r>
+            <w:r>
+              <w:t>s</w:t>
             </w:r>
           </w:p>
         </w:tc>
@@ -873,7 +882,7 @@
           </w:tcPr>
           <w:p>
             <w:r>
-              <w:t>1 Talent Point</w:t>
+              <w:t>1 Talent</w:t>
             </w:r>
           </w:p>
         </w:tc>
@@ -932,7 +941,10 @@
           </w:tcPr>
           <w:p>
             <w:r>
-              <w:t>2 Skill Points</w:t>
+              <w:t>2 Skill</w:t>
+            </w:r>
+            <w:r>
+              <w:t>s</w:t>
             </w:r>
           </w:p>
         </w:tc>
@@ -991,7 +1003,7 @@
           </w:tcPr>
           <w:p>
             <w:r>
-              <w:t xml:space="preserve">1 Talent Point, </w:t>
+              <w:t xml:space="preserve">1 Talent, </w:t>
             </w:r>
             <w:r>
               <w:rPr>
@@ -1004,18 +1016,6 @@
                 <w:rStyle w:val="Strong"/>
               </w:rPr>
               <w:t>Attribute</w:t>
-            </w:r>
-            <w:r>
-              <w:rPr>
-                <w:rStyle w:val="Strong"/>
-              </w:rPr>
-              <w:t xml:space="preserve"> </w:t>
-            </w:r>
-            <w:r>
-              <w:rPr>
-                <w:rStyle w:val="Strong"/>
-              </w:rPr>
-              <w:t>Point</w:t>
             </w:r>
           </w:p>
         </w:tc>
@@ -1071,7 +1071,7 @@
           </w:tcPr>
           <w:p>
             <w:r>
-              <w:t>2 Skill Points</w:t>
+              <w:t>2 Skills</w:t>
             </w:r>
           </w:p>
         </w:tc>
@@ -1130,7 +1130,7 @@
           </w:tcPr>
           <w:p>
             <w:r>
-              <w:t>1 Talent Point</w:t>
+              <w:t>1 Talent</w:t>
             </w:r>
           </w:p>
         </w:tc>
@@ -1186,7 +1186,10 @@
           </w:tcPr>
           <w:p>
             <w:r>
-              <w:t>2 Skill Points</w:t>
+              <w:t>2 Skill</w:t>
+            </w:r>
+            <w:r>
+              <w:t>s</w:t>
             </w:r>
           </w:p>
         </w:tc>
@@ -1245,7 +1248,7 @@
           </w:tcPr>
           <w:p>
             <w:r>
-              <w:t xml:space="preserve">1 Talent Point, </w:t>
+              <w:t xml:space="preserve">1 Talent, </w:t>
             </w:r>
             <w:r>
               <w:rPr>
@@ -1258,18 +1261,6 @@
                 <w:rStyle w:val="Strong"/>
               </w:rPr>
               <w:t>Attribute</w:t>
-            </w:r>
-            <w:r>
-              <w:rPr>
-                <w:rStyle w:val="Strong"/>
-              </w:rPr>
-              <w:t xml:space="preserve"> </w:t>
-            </w:r>
-            <w:r>
-              <w:rPr>
-                <w:rStyle w:val="Strong"/>
-              </w:rPr>
-              <w:t>Point</w:t>
             </w:r>
           </w:p>
         </w:tc>
@@ -1325,7 +1316,10 @@
           </w:tcPr>
           <w:p>
             <w:r>
-              <w:t>2 Skill Points</w:t>
+              <w:t>2 Skill</w:t>
+            </w:r>
+            <w:r>
+              <w:t>s</w:t>
             </w:r>
           </w:p>
         </w:tc>
@@ -1384,7 +1378,7 @@
           </w:tcPr>
           <w:p>
             <w:r>
-              <w:t>1 Talent Point</w:t>
+              <w:t>1 Talent</w:t>
             </w:r>
           </w:p>
         </w:tc>
@@ -1440,7 +1434,10 @@
           </w:tcPr>
           <w:p>
             <w:r>
-              <w:t>2 Skill Points</w:t>
+              <w:t>2 Skill</w:t>
+            </w:r>
+            <w:r>
+              <w:t>s</w:t>
             </w:r>
           </w:p>
         </w:tc>
@@ -1487,13 +1484,19 @@
           </w:tcPr>
           <w:p>
             <w:r>
-              <w:t xml:space="preserve">1 Talent Point, </w:t>
+              <w:t>1 Talen</w:t>
+            </w:r>
+            <w:r>
+              <w:t>t</w:t>
+            </w:r>
+            <w:r>
+              <w:t xml:space="preserve">, </w:t>
             </w:r>
             <w:r>
               <w:rPr>
                 <w:rStyle w:val="Strong"/>
               </w:rPr>
-              <w:t>1 Attribute Point</w:t>
+              <w:t>1 Attribute</w:t>
             </w:r>
           </w:p>
         </w:tc>
@@ -1655,6 +1658,11 @@
       </w:r>
       <w:r>
         <w:t>increased by spending Attribute Points.</w:t>
+      </w:r>
+    </w:p>
+    <w:p>
+      <w:r>
+        <w:t>Two Attributes correspond with physical traits, and two Attributes correspond with mental traits.</w:t>
       </w:r>
     </w:p>
     <w:tbl>
@@ -2538,7 +2546,24 @@
         <w:t>.</w:t>
       </w:r>
       <w:r>
-        <w:t xml:space="preserve"> Every Skill has five levels.</w:t>
+        <w:t xml:space="preserve"> Every Skill has </w:t>
+      </w:r>
+      <w:r>
+        <w:t xml:space="preserve">four </w:t>
+      </w:r>
+      <w:r>
+        <w:t>levels.</w:t>
+      </w:r>
+    </w:p>
+    <w:p>
+      <w:r>
+        <w:t xml:space="preserve">Each Skill can only be improved once the prerequisite Attributes are all at least 1, e.g., you can't improve Endurance if your Brawn is -1 or 0, and you can't improve Insight if your Wits is -1 or 0, even if you have 1 or 2 </w:t>
+      </w:r>
+      <w:r>
+        <w:t xml:space="preserve">points </w:t>
+      </w:r>
+      <w:r>
+        <w:t>in Aura.</w:t>
       </w:r>
     </w:p>
     <w:tbl>
@@ -2546,7 +2571,7 @@
         <w:tblStyle w:val="TableGrid"/>
         <w:tblpPr w:leftFromText="187" w:rightFromText="187" w:bottomFromText="115" w:vertAnchor="text" w:tblpY="1"/>
         <w:tblOverlap w:val="never"/>
-        <w:tblW w:w="0" w:type="auto"/>
+        <w:tblW w:w="5000" w:type="pct"/>
         <w:tblCellMar>
           <w:top w:w="72" w:type="dxa"/>
           <w:left w:w="72" w:type="dxa"/>
@@ -2556,14 +2581,14 @@
         <w:tblLook w:val="04A0" w:firstRow="1" w:lastRow="0" w:firstColumn="1" w:lastColumn="0" w:noHBand="0" w:noVBand="1"/>
       </w:tblPr>
       <w:tblGrid>
-        <w:gridCol w:w="2245"/>
-        <w:gridCol w:w="3552"/>
-        <w:gridCol w:w="3553"/>
+        <w:gridCol w:w="1637"/>
+        <w:gridCol w:w="5018"/>
+        <w:gridCol w:w="2695"/>
       </w:tblGrid>
       <w:tr>
         <w:tc>
           <w:tcPr>
-            <w:tcW w:w="2245" w:type="dxa"/>
+            <w:tcW w:w="1637" w:type="dxa"/>
           </w:tcPr>
           <w:p>
             <w:pPr>
@@ -2581,7 +2606,7 @@
         </w:tc>
         <w:tc>
           <w:tcPr>
-            <w:tcW w:w="3552" w:type="dxa"/>
+            <w:tcW w:w="5018" w:type="dxa"/>
           </w:tcPr>
           <w:p>
             <w:pPr>
@@ -2593,37 +2618,37 @@
               <w:rPr>
                 <w:rStyle w:val="Emphasis"/>
               </w:rPr>
-              <w:t xml:space="preserve">At </w:t>
-            </w:r>
-            <w:r>
+              <w:t>Description</w:t>
+            </w:r>
+          </w:p>
+        </w:tc>
+        <w:tc>
+          <w:tcPr>
+            <w:tcW w:w="2695" w:type="dxa"/>
+          </w:tcPr>
+          <w:p>
+            <w:pPr>
               <w:rPr>
                 <w:rStyle w:val="Emphasis"/>
               </w:rPr>
-              <w:t>Level 3</w:t>
-            </w:r>
-          </w:p>
-        </w:tc>
-        <w:tc>
-          <w:tcPr>
-            <w:tcW w:w="3553" w:type="dxa"/>
-          </w:tcPr>
-          <w:p>
-            <w:pPr>
+            </w:pPr>
+            <w:r>
               <w:rPr>
                 <w:rStyle w:val="Emphasis"/>
               </w:rPr>
-            </w:pPr>
+              <w:t xml:space="preserve">Attributes </w:t>
+            </w:r>
             <w:r>
               <w:rPr>
                 <w:rStyle w:val="Emphasis"/>
               </w:rPr>
-              <w:t xml:space="preserve">At </w:t>
+              <w:t xml:space="preserve">at least </w:t>
             </w:r>
             <w:r>
               <w:rPr>
                 <w:rStyle w:val="Emphasis"/>
               </w:rPr>
-              <w:t>Level 5</w:t>
+              <w:t>1</w:t>
             </w:r>
           </w:p>
         </w:tc>
@@ -2634,37 +2659,34 @@
         </w:trPr>
         <w:tc>
           <w:tcPr>
-            <w:tcW w:w="2245" w:type="dxa"/>
-          </w:tcPr>
-          <w:p>
-            <w:r>
-              <w:t>Melee</w:t>
-            </w:r>
-          </w:p>
-        </w:tc>
-        <w:tc>
-          <w:tcPr>
-            <w:tcW w:w="3552" w:type="dxa"/>
-          </w:tcPr>
-          <w:p>
-            <w:r>
-              <w:t xml:space="preserve">+1 </w:t>
-            </w:r>
-            <w:r>
-              <w:t>Melee Accuracy</w:t>
-            </w:r>
-          </w:p>
-        </w:tc>
-        <w:tc>
-          <w:tcPr>
-            <w:tcW w:w="3553" w:type="dxa"/>
-          </w:tcPr>
-          <w:p>
-            <w:r>
-              <w:t xml:space="preserve">Heavy Weapons </w:t>
-            </w:r>
-            <w:r>
-              <w:t>Proficiency</w:t>
+            <w:tcW w:w="1637" w:type="dxa"/>
+          </w:tcPr>
+          <w:p>
+            <w:r>
+              <w:t>Prowess</w:t>
+            </w:r>
+          </w:p>
+        </w:tc>
+        <w:tc>
+          <w:tcPr>
+            <w:tcW w:w="5018" w:type="dxa"/>
+          </w:tcPr>
+          <w:p>
+            <w:r>
+              <w:t xml:space="preserve">Engage </w:t>
+            </w:r>
+            <w:r>
+              <w:t>in close-quarters combat.</w:t>
+            </w:r>
+          </w:p>
+        </w:tc>
+        <w:tc>
+          <w:tcPr>
+            <w:tcW w:w="2695" w:type="dxa"/>
+          </w:tcPr>
+          <w:p>
+            <w:r>
+              <w:t>Brawn</w:t>
             </w:r>
           </w:p>
         </w:tc>
@@ -2672,36 +2694,37 @@
       <w:tr>
         <w:tc>
           <w:tcPr>
-            <w:tcW w:w="2245" w:type="dxa"/>
-          </w:tcPr>
-          <w:p>
-            <w:r>
-              <w:t>Berserk</w:t>
-            </w:r>
-          </w:p>
-        </w:tc>
-        <w:tc>
-          <w:tcPr>
-            <w:tcW w:w="3552" w:type="dxa"/>
-          </w:tcPr>
-          <w:p>
-            <w:r>
-              <w:t>+25% Melee Damage to low-health enemies</w:t>
-            </w:r>
-          </w:p>
-          <w:p>
-            <w:r>
-              <w:t>+10% lose control</w:t>
-            </w:r>
-          </w:p>
-        </w:tc>
-        <w:tc>
-          <w:tcPr>
-            <w:tcW w:w="3553" w:type="dxa"/>
-          </w:tcPr>
-          <w:p>
-            <w:r>
-              <w:t>+5 Melee Critical Chance</w:t>
+            <w:tcW w:w="1637" w:type="dxa"/>
+          </w:tcPr>
+          <w:p>
+            <w:r>
+              <w:t>Endurance</w:t>
+            </w:r>
+          </w:p>
+        </w:tc>
+        <w:tc>
+          <w:tcPr>
+            <w:tcW w:w="5018" w:type="dxa"/>
+          </w:tcPr>
+          <w:p>
+            <w:r>
+              <w:t>Take punches</w:t>
+            </w:r>
+            <w:r>
+              <w:t>, soak up damage</w:t>
+            </w:r>
+            <w:r>
+              <w:t>.</w:t>
+            </w:r>
+          </w:p>
+        </w:tc>
+        <w:tc>
+          <w:tcPr>
+            <w:tcW w:w="2695" w:type="dxa"/>
+          </w:tcPr>
+          <w:p>
+            <w:r>
+              <w:t>Brawn</w:t>
             </w:r>
           </w:p>
         </w:tc>
@@ -2712,83 +2735,37 @@
         </w:trPr>
         <w:tc>
           <w:tcPr>
-            <w:tcW w:w="2245" w:type="dxa"/>
-          </w:tcPr>
-          <w:p>
-            <w:r>
-              <w:t>Endurance</w:t>
-            </w:r>
-          </w:p>
-        </w:tc>
-        <w:tc>
-          <w:tcPr>
-            <w:tcW w:w="3552" w:type="dxa"/>
-          </w:tcPr>
-          <w:p>
-            <w:r>
-              <w:t>+25 Health</w:t>
-            </w:r>
-          </w:p>
-        </w:tc>
-        <w:tc>
-          <w:tcPr>
-            <w:tcW w:w="3553" w:type="dxa"/>
-          </w:tcPr>
-          <w:p>
-            <w:r>
-              <w:t>+5 Health Regeneration</w:t>
-            </w:r>
-          </w:p>
-          <w:p>
-            <w:pPr>
-              <w:rPr>
-                <w:vertAlign w:val="superscript"/>
-              </w:rPr>
-            </w:pPr>
-            <w:r>
-              <w:t>+5</w:t>
-            </w:r>
-            <w:r>
-              <w:t xml:space="preserve"> R</w:t>
-            </w:r>
-            <w:r>
-              <w:rPr>
-                <w:vertAlign w:val="superscript"/>
-              </w:rPr>
-              <w:t>SLASHING</w:t>
-            </w:r>
-          </w:p>
-          <w:p>
-            <w:pPr>
-              <w:rPr>
-                <w:vertAlign w:val="superscript"/>
-              </w:rPr>
-            </w:pPr>
-            <w:r>
-              <w:t xml:space="preserve">+5 </w:t>
-            </w:r>
-            <w:r>
-              <w:t>R</w:t>
-            </w:r>
-            <w:r>
-              <w:rPr>
-                <w:vertAlign w:val="superscript"/>
-              </w:rPr>
-              <w:t>PIERCING</w:t>
-            </w:r>
-          </w:p>
-          <w:p>
-            <w:r>
-              <w:t xml:space="preserve">+5 </w:t>
-            </w:r>
-            <w:r>
-              <w:t>R</w:t>
-            </w:r>
-            <w:r>
-              <w:rPr>
-                <w:vertAlign w:val="superscript"/>
-              </w:rPr>
-              <w:t>BLUDGEONING</w:t>
+            <w:tcW w:w="1637" w:type="dxa"/>
+          </w:tcPr>
+          <w:p>
+            <w:r>
+              <w:t>Skirmish</w:t>
+            </w:r>
+          </w:p>
+        </w:tc>
+        <w:tc>
+          <w:tcPr>
+            <w:tcW w:w="5018" w:type="dxa"/>
+          </w:tcPr>
+          <w:p>
+            <w:r>
+              <w:t xml:space="preserve">Engage </w:t>
+            </w:r>
+            <w:r>
+              <w:t xml:space="preserve">in combat </w:t>
+            </w:r>
+            <w:r>
+              <w:t>at a distance, or with hit-and-run tactics.</w:t>
+            </w:r>
+          </w:p>
+        </w:tc>
+        <w:tc>
+          <w:tcPr>
+            <w:tcW w:w="2695" w:type="dxa"/>
+          </w:tcPr>
+          <w:p>
+            <w:r>
+              <w:t>Agility</w:t>
             </w:r>
           </w:p>
         </w:tc>
@@ -2796,36 +2773,37 @@
       <w:tr>
         <w:tc>
           <w:tcPr>
-            <w:tcW w:w="2245" w:type="dxa"/>
-          </w:tcPr>
-          <w:p>
-            <w:r>
-              <w:t>Ranged</w:t>
-            </w:r>
-          </w:p>
-        </w:tc>
-        <w:tc>
-          <w:tcPr>
-            <w:tcW w:w="3552" w:type="dxa"/>
-          </w:tcPr>
-          <w:p>
-            <w:r>
-              <w:t>+1 Ranged Accuracy</w:t>
-            </w:r>
-          </w:p>
-        </w:tc>
-        <w:tc>
-          <w:tcPr>
-            <w:tcW w:w="3553" w:type="dxa"/>
-          </w:tcPr>
-          <w:p>
-            <w:r>
-              <w:t>+5 Ranged Critical Chance</w:t>
-            </w:r>
-          </w:p>
-          <w:p>
-            <w:r>
-              <w:t>+10% recover arrows</w:t>
+            <w:tcW w:w="1637" w:type="dxa"/>
+          </w:tcPr>
+          <w:p>
+            <w:r>
+              <w:t>Reflex</w:t>
+            </w:r>
+          </w:p>
+        </w:tc>
+        <w:tc>
+          <w:tcPr>
+            <w:tcW w:w="5018" w:type="dxa"/>
+          </w:tcPr>
+          <w:p>
+            <w:r>
+              <w:t>Avoid attacks</w:t>
+            </w:r>
+            <w:r>
+              <w:t xml:space="preserve"> entirely.</w:t>
+            </w:r>
+            <w:r>
+              <w:t xml:space="preserve"> React quickly to things as they happen.</w:t>
+            </w:r>
+          </w:p>
+        </w:tc>
+        <w:tc>
+          <w:tcPr>
+            <w:tcW w:w="2695" w:type="dxa"/>
+          </w:tcPr>
+          <w:p>
+            <w:r>
+              <w:t>Agility</w:t>
             </w:r>
           </w:p>
         </w:tc>
@@ -2836,31 +2814,34 @@
         </w:trPr>
         <w:tc>
           <w:tcPr>
-            <w:tcW w:w="2245" w:type="dxa"/>
-          </w:tcPr>
-          <w:p>
-            <w:r>
-              <w:t>Precision</w:t>
-            </w:r>
-          </w:p>
-        </w:tc>
-        <w:tc>
-          <w:tcPr>
-            <w:tcW w:w="3552" w:type="dxa"/>
-          </w:tcPr>
-          <w:p>
-            <w:r>
-              <w:t>+1 Ranged Accuracy</w:t>
-            </w:r>
-          </w:p>
-        </w:tc>
-        <w:tc>
-          <w:tcPr>
-            <w:tcW w:w="3553" w:type="dxa"/>
-          </w:tcPr>
-          <w:p>
-            <w:r>
-              <w:t>+5% Ranged Damage</w:t>
+            <w:tcW w:w="1637" w:type="dxa"/>
+          </w:tcPr>
+          <w:p>
+            <w:r>
+              <w:t>Vigor</w:t>
+            </w:r>
+          </w:p>
+        </w:tc>
+        <w:tc>
+          <w:tcPr>
+            <w:tcW w:w="5018" w:type="dxa"/>
+          </w:tcPr>
+          <w:p>
+            <w:r>
+              <w:t>Resist exhaustion</w:t>
+            </w:r>
+            <w:r>
+              <w:t>.</w:t>
+            </w:r>
+          </w:p>
+        </w:tc>
+        <w:tc>
+          <w:tcPr>
+            <w:tcW w:w="2695" w:type="dxa"/>
+          </w:tcPr>
+          <w:p>
+            <w:r>
+              <w:t>Brawn &amp; Agility</w:t>
             </w:r>
           </w:p>
         </w:tc>
@@ -2868,31 +2849,34 @@
       <w:tr>
         <w:tc>
           <w:tcPr>
-            <w:tcW w:w="2245" w:type="dxa"/>
-          </w:tcPr>
-          <w:p>
-            <w:r>
-              <w:t>Evasion</w:t>
-            </w:r>
-          </w:p>
-        </w:tc>
-        <w:tc>
-          <w:tcPr>
-            <w:tcW w:w="3552" w:type="dxa"/>
-          </w:tcPr>
-          <w:p>
-            <w:r>
-              <w:t>+1 Defense</w:t>
-            </w:r>
-          </w:p>
-        </w:tc>
-        <w:tc>
-          <w:tcPr>
-            <w:tcW w:w="3553" w:type="dxa"/>
-          </w:tcPr>
-          <w:p>
-            <w:r>
-              <w:t>+1 Defense</w:t>
+            <w:tcW w:w="1637" w:type="dxa"/>
+          </w:tcPr>
+          <w:p>
+            <w:r>
+              <w:t>Tinker</w:t>
+            </w:r>
+          </w:p>
+        </w:tc>
+        <w:tc>
+          <w:tcPr>
+            <w:tcW w:w="5018" w:type="dxa"/>
+          </w:tcPr>
+          <w:p>
+            <w:r>
+              <w:t xml:space="preserve">Create and repair </w:t>
+            </w:r>
+            <w:r>
+              <w:t>items.</w:t>
+            </w:r>
+          </w:p>
+        </w:tc>
+        <w:tc>
+          <w:tcPr>
+            <w:tcW w:w="2695" w:type="dxa"/>
+          </w:tcPr>
+          <w:p>
+            <w:r>
+              <w:t>Wits</w:t>
             </w:r>
           </w:p>
         </w:tc>
@@ -2903,34 +2887,31 @@
         </w:trPr>
         <w:tc>
           <w:tcPr>
-            <w:tcW w:w="2245" w:type="dxa"/>
-          </w:tcPr>
-          <w:p>
-            <w:r>
-              <w:t>Tinker</w:t>
-            </w:r>
-          </w:p>
-        </w:tc>
-        <w:tc>
-          <w:tcPr>
-            <w:tcW w:w="3552" w:type="dxa"/>
-          </w:tcPr>
-          <w:p>
-            <w:r>
-              <w:t>+10% recover a resource when crafting</w:t>
-            </w:r>
-          </w:p>
-        </w:tc>
-        <w:tc>
-          <w:tcPr>
-            <w:tcW w:w="3553" w:type="dxa"/>
-          </w:tcPr>
-          <w:p>
-            <w:r>
-              <w:t xml:space="preserve">+10% craft </w:t>
-            </w:r>
-            <w:r>
-              <w:t>a higher rank item</w:t>
+            <w:tcW w:w="1637" w:type="dxa"/>
+          </w:tcPr>
+          <w:p>
+            <w:r>
+              <w:t>Medicine</w:t>
+            </w:r>
+          </w:p>
+        </w:tc>
+        <w:tc>
+          <w:tcPr>
+            <w:tcW w:w="5018" w:type="dxa"/>
+          </w:tcPr>
+          <w:p>
+            <w:r>
+              <w:t>Soothe wounds and cure disease.</w:t>
+            </w:r>
+          </w:p>
+        </w:tc>
+        <w:tc>
+          <w:tcPr>
+            <w:tcW w:w="2695" w:type="dxa"/>
+          </w:tcPr>
+          <w:p>
+            <w:r>
+              <w:t>Wits</w:t>
             </w:r>
           </w:p>
         </w:tc>
@@ -2938,37 +2919,31 @@
       <w:tr>
         <w:tc>
           <w:tcPr>
-            <w:tcW w:w="2245" w:type="dxa"/>
-          </w:tcPr>
-          <w:p>
-            <w:r>
-              <w:t>Medicine</w:t>
-            </w:r>
-          </w:p>
-        </w:tc>
-        <w:tc>
-          <w:tcPr>
-            <w:tcW w:w="3552" w:type="dxa"/>
-          </w:tcPr>
-          <w:p>
-            <w:r>
-              <w:t>+10% Health restoration</w:t>
-            </w:r>
-          </w:p>
-        </w:tc>
-        <w:tc>
-          <w:tcPr>
-            <w:tcW w:w="3553" w:type="dxa"/>
-          </w:tcPr>
-          <w:p>
-            <w:r>
-              <w:t xml:space="preserve">Unlock </w:t>
-            </w:r>
-            <w:r>
-              <w:rPr>
-                <w:color w:val="FF0000"/>
-              </w:rPr>
-              <w:t>Recipe</w:t>
+            <w:tcW w:w="1637" w:type="dxa"/>
+          </w:tcPr>
+          <w:p>
+            <w:r>
+              <w:t>Focus</w:t>
+            </w:r>
+          </w:p>
+        </w:tc>
+        <w:tc>
+          <w:tcPr>
+            <w:tcW w:w="5018" w:type="dxa"/>
+          </w:tcPr>
+          <w:p>
+            <w:r>
+              <w:t>Concentrate on a topic or task.</w:t>
+            </w:r>
+          </w:p>
+        </w:tc>
+        <w:tc>
+          <w:tcPr>
+            <w:tcW w:w="2695" w:type="dxa"/>
+          </w:tcPr>
+          <w:p>
+            <w:r>
+              <w:t>Aura</w:t>
             </w:r>
           </w:p>
         </w:tc>
@@ -2979,37 +2954,37 @@
         </w:trPr>
         <w:tc>
           <w:tcPr>
-            <w:tcW w:w="2245" w:type="dxa"/>
-          </w:tcPr>
-          <w:p>
-            <w:r>
-              <w:t>Willpower</w:t>
-            </w:r>
-          </w:p>
-        </w:tc>
-        <w:tc>
-          <w:tcPr>
-            <w:tcW w:w="3552" w:type="dxa"/>
-          </w:tcPr>
-          <w:p>
-            <w:r>
-              <w:t>+</w:t>
-            </w:r>
-            <w:r>
-              <w:t>25</w:t>
-            </w:r>
-            <w:r>
-              <w:t xml:space="preserve"> Mana</w:t>
-            </w:r>
-          </w:p>
-        </w:tc>
-        <w:tc>
-          <w:tcPr>
-            <w:tcW w:w="3553" w:type="dxa"/>
-          </w:tcPr>
-          <w:p>
-            <w:r>
-              <w:t>+5 Mana Regeneration</w:t>
+            <w:tcW w:w="1637" w:type="dxa"/>
+          </w:tcPr>
+          <w:p>
+            <w:r>
+              <w:t>Conduit</w:t>
+            </w:r>
+          </w:p>
+        </w:tc>
+        <w:tc>
+          <w:tcPr>
+            <w:tcW w:w="5018" w:type="dxa"/>
+          </w:tcPr>
+          <w:p>
+            <w:r>
+              <w:t xml:space="preserve">Attune to the Wake and </w:t>
+            </w:r>
+            <w:r>
+              <w:t xml:space="preserve">channel </w:t>
+            </w:r>
+            <w:r>
+              <w:t>powerful spells.</w:t>
+            </w:r>
+          </w:p>
+        </w:tc>
+        <w:tc>
+          <w:tcPr>
+            <w:tcW w:w="2695" w:type="dxa"/>
+          </w:tcPr>
+          <w:p>
+            <w:r>
+              <w:t>Aura</w:t>
             </w:r>
           </w:p>
         </w:tc>
@@ -3017,97 +2992,40 @@
       <w:tr>
         <w:tc>
           <w:tcPr>
-            <w:tcW w:w="2245" w:type="dxa"/>
-          </w:tcPr>
-          <w:p>
-            <w:r>
-              <w:t>Inspiration</w:t>
-            </w:r>
-          </w:p>
-        </w:tc>
-        <w:tc>
-          <w:tcPr>
-            <w:tcW w:w="3552" w:type="dxa"/>
-          </w:tcPr>
-          <w:p/>
-        </w:tc>
-        <w:tc>
-          <w:tcPr>
-            <w:tcW w:w="3553" w:type="dxa"/>
-          </w:tcPr>
-          <w:p/>
-        </w:tc>
-      </w:tr>
-      <w:tr>
-        <w:trPr>
-          <w:cnfStyle w:val="000000010000" w:firstRow="0" w:lastRow="0" w:firstColumn="0" w:lastColumn="0" w:oddVBand="0" w:evenVBand="0" w:oddHBand="0" w:evenHBand="1" w:firstRowFirstColumn="0" w:firstRowLastColumn="0" w:lastRowFirstColumn="0" w:lastRowLastColumn="0"/>
-        </w:trPr>
-        <w:tc>
-          <w:tcPr>
-            <w:tcW w:w="2245" w:type="dxa"/>
-          </w:tcPr>
-          <w:p>
-            <w:r>
-              <w:t>Deception</w:t>
-            </w:r>
-          </w:p>
-        </w:tc>
-        <w:tc>
-          <w:tcPr>
-            <w:tcW w:w="3552" w:type="dxa"/>
-          </w:tcPr>
-          <w:p/>
-        </w:tc>
-        <w:tc>
-          <w:tcPr>
-            <w:tcW w:w="3553" w:type="dxa"/>
-          </w:tcPr>
-          <w:p/>
-        </w:tc>
-      </w:tr>
-      <w:tr>
-        <w:tc>
-          <w:tcPr>
-            <w:tcW w:w="2245" w:type="dxa"/>
-          </w:tcPr>
-          <w:p>
-            <w:r>
-              <w:t>Ritual</w:t>
-            </w:r>
-          </w:p>
-        </w:tc>
-        <w:tc>
-          <w:tcPr>
-            <w:tcW w:w="3552" w:type="dxa"/>
-          </w:tcPr>
-          <w:p>
-            <w:r>
-              <w:t>+25 Mana</w:t>
-            </w:r>
-          </w:p>
-        </w:tc>
-        <w:tc>
-          <w:tcPr>
-            <w:tcW w:w="3553" w:type="dxa"/>
-          </w:tcPr>
-          <w:p>
-            <w:r>
-              <w:t>+1</w:t>
-            </w:r>
-            <w:r>
-              <w:t xml:space="preserve"> bonus</w:t>
-            </w:r>
-            <w:r>
-              <w:t xml:space="preserve"> </w:t>
-            </w:r>
-            <w:r>
-              <w:t>Attune</w:t>
-            </w:r>
-            <w:r>
-              <w:t xml:space="preserve"> rolls</w:t>
-            </w:r>
-            <w:r>
-              <w:t xml:space="preserve"> </w:t>
+            <w:tcW w:w="1637" w:type="dxa"/>
+          </w:tcPr>
+          <w:p>
+            <w:r>
+              <w:t>Insight</w:t>
+            </w:r>
+          </w:p>
+        </w:tc>
+        <w:tc>
+          <w:tcPr>
+            <w:tcW w:w="5018" w:type="dxa"/>
+          </w:tcPr>
+          <w:p>
+            <w:r>
+              <w:t xml:space="preserve">Pick up on </w:t>
+            </w:r>
+            <w:r>
+              <w:t>clue</w:t>
+            </w:r>
+            <w:r>
+              <w:t>s and</w:t>
+            </w:r>
+            <w:r>
+              <w:t xml:space="preserve"> draw conclusions.</w:t>
+            </w:r>
+          </w:p>
+        </w:tc>
+        <w:tc>
+          <w:tcPr>
+            <w:tcW w:w="2695" w:type="dxa"/>
+          </w:tcPr>
+          <w:p>
+            <w:r>
+              <w:t>Wits &amp; Aura</w:t>
             </w:r>
           </w:p>
         </w:tc>
@@ -3315,13 +3233,6 @@
                 <w:i/>
                 <w:iCs/>
               </w:rPr>
-              <w:t xml:space="preserve">Base: </w:t>
-            </w:r>
-            <w:r>
-              <w:rPr>
-                <w:i/>
-                <w:iCs/>
-              </w:rPr>
               <w:t>6 + (Brawn + Agility) / 2</w:t>
             </w:r>
           </w:p>
@@ -3378,69 +3289,55 @@
                 <w:i/>
                 <w:iCs/>
               </w:rPr>
-              <w:t xml:space="preserve">Base: </w:t>
+              <w:t xml:space="preserve">6 + </w:t>
             </w:r>
             <w:r>
               <w:rPr>
                 <w:i/>
                 <w:iCs/>
               </w:rPr>
-              <w:t xml:space="preserve">6 + </w:t>
-            </w:r>
-            <w:r>
+              <w:t>Brawn</w:t>
+            </w:r>
+          </w:p>
+        </w:tc>
+      </w:tr>
+      <w:tr>
+        <w:tc>
+          <w:tcPr>
+            <w:tcW w:w="3714" w:type="dxa"/>
+          </w:tcPr>
+          <w:p>
+            <w:r>
+              <w:t>Critical Chance</w:t>
+            </w:r>
+          </w:p>
+        </w:tc>
+        <w:tc>
+          <w:tcPr>
+            <w:tcW w:w="1141" w:type="dxa"/>
+          </w:tcPr>
+          <w:p>
+            <w:r>
+              <w:t>C</w:t>
+            </w:r>
+          </w:p>
+        </w:tc>
+        <w:tc>
+          <w:tcPr>
+            <w:tcW w:w="4495" w:type="dxa"/>
+          </w:tcPr>
+          <w:p>
+            <w:r>
+              <w:t>Chance to hit a critical</w:t>
+            </w:r>
+          </w:p>
+          <w:p>
+            <w:pPr>
               <w:rPr>
                 <w:i/>
                 <w:iCs/>
               </w:rPr>
-              <w:t>Brawn</w:t>
-            </w:r>
-          </w:p>
-        </w:tc>
-      </w:tr>
-      <w:tr>
-        <w:tc>
-          <w:tcPr>
-            <w:tcW w:w="3714" w:type="dxa"/>
-          </w:tcPr>
-          <w:p>
-            <w:r>
-              <w:t>Critical Chance</w:t>
-            </w:r>
-          </w:p>
-        </w:tc>
-        <w:tc>
-          <w:tcPr>
-            <w:tcW w:w="1141" w:type="dxa"/>
-          </w:tcPr>
-          <w:p>
-            <w:r>
-              <w:t>C</w:t>
-            </w:r>
-          </w:p>
-        </w:tc>
-        <w:tc>
-          <w:tcPr>
-            <w:tcW w:w="4495" w:type="dxa"/>
-          </w:tcPr>
-          <w:p>
-            <w:r>
-              <w:t>Chance to hit a critical</w:t>
-            </w:r>
-          </w:p>
-          <w:p>
-            <w:pPr>
-              <w:rPr>
-                <w:i/>
-                <w:iCs/>
-              </w:rPr>
             </w:pPr>
-            <w:r>
-              <w:rPr>
-                <w:i/>
-                <w:iCs/>
-              </w:rPr>
-              <w:t xml:space="preserve">Base: </w:t>
-            </w:r>
             <w:r>
               <w:rPr>
                 <w:i/>
@@ -3504,13 +3401,6 @@
                 <w:iCs/>
               </w:rPr>
             </w:pPr>
-            <w:r>
-              <w:rPr>
-                <w:i/>
-                <w:iCs/>
-              </w:rPr>
-              <w:t xml:space="preserve">Base: </w:t>
-            </w:r>
             <w:r>
               <w:rPr>
                 <w:i/>
@@ -5350,15 +5240,61 @@
       </w:r>
     </w:p>
     <w:p>
+      <w:r>
+        <w:t xml:space="preserve">Different Paths have access to different crafting recipes, with some Talents unlocking </w:t>
+      </w:r>
+      <w:r>
+        <w:t xml:space="preserve">certain recipes. </w:t>
+      </w:r>
+      <w:r>
+        <w:t xml:space="preserve">You can receive recipes from different sources: talents, </w:t>
+      </w:r>
+      <w:r>
+        <w:t>dialogue choices, or items.</w:t>
+      </w:r>
+      <w:r>
+        <w:t xml:space="preserve"> Once you have unlocked a recipe, </w:t>
+      </w:r>
+      <w:r>
+        <w:t>you can use it as long as you have the ingredients</w:t>
+      </w:r>
+      <w:r>
+        <w:t>.</w:t>
+      </w:r>
+    </w:p>
+    <w:p>
+      <w:r>
+        <w:t xml:space="preserve">All </w:t>
+      </w:r>
+      <w:r>
+        <w:t>characters can craft p</w:t>
+      </w:r>
+      <w:r>
+        <w:t>oultices</w:t>
+      </w:r>
+      <w:r>
+        <w:t xml:space="preserve"> and</w:t>
+      </w:r>
+      <w:r>
+        <w:t xml:space="preserve"> poisons</w:t>
+      </w:r>
+      <w:r>
+        <w:t>.</w:t>
+      </w:r>
+    </w:p>
+    <w:p>
       <w:pPr>
         <w:pStyle w:val="ListParagraph"/>
         <w:numPr>
           <w:ilvl w:val="0"/>
-          <w:numId w:val="30"/>
+          <w:numId w:val="43"/>
         </w:numPr>
       </w:pPr>
       <w:r>
-        <w:t>All paths: Poultices, poisons</w:t>
+        <w:t xml:space="preserve">Poultices are used to heal character </w:t>
+      </w:r>
+      <w:r>
+        <w:t>during battle.</w:t>
       </w:r>
     </w:p>
     <w:p>
@@ -5366,11 +5302,229 @@
         <w:pStyle w:val="ListParagraph"/>
         <w:numPr>
           <w:ilvl w:val="0"/>
-          <w:numId w:val="30"/>
+          <w:numId w:val="43"/>
         </w:numPr>
       </w:pPr>
       <w:r>
-        <w:t xml:space="preserve">Vanguard: Disposable Armor (provides Guard and resistances) </w:t>
+        <w:t xml:space="preserve">Poisons are used to coat weapons, adding </w:t>
+      </w:r>
+      <w:r>
+        <w:t>damage-over-time effects to any damage effect.</w:t>
+      </w:r>
+    </w:p>
+    <w:p>
+      <w:r>
+        <w:rPr>
+          <w:u w:val="single"/>
+        </w:rPr>
+        <w:t>Vanguard</w:t>
+      </w:r>
+      <w:r>
+        <w:t xml:space="preserve">: </w:t>
+      </w:r>
+      <w:r>
+        <w:rPr>
+          <w:i/>
+          <w:iCs/>
+        </w:rPr>
+        <w:t>Disposable Armor</w:t>
+      </w:r>
+      <w:r>
+        <w:t xml:space="preserve"> </w:t>
+      </w:r>
+      <w:r>
+        <w:t>provides Guard and resistances</w:t>
+      </w:r>
+    </w:p>
+    <w:p>
+      <w:r>
+        <w:rPr>
+          <w:u w:val="single"/>
+        </w:rPr>
+        <w:t>Prowler</w:t>
+      </w:r>
+      <w:r>
+        <w:t xml:space="preserve">: </w:t>
+      </w:r>
+      <w:r>
+        <w:rPr>
+          <w:i/>
+          <w:iCs/>
+        </w:rPr>
+        <w:t>Ammunition</w:t>
+      </w:r>
+      <w:r>
+        <w:t xml:space="preserve"> modifies ranged attacks with a variety of effects</w:t>
+      </w:r>
+    </w:p>
+    <w:p>
+      <w:r>
+        <w:rPr>
+          <w:u w:val="single"/>
+        </w:rPr>
+        <w:t>Whisper</w:t>
+      </w:r>
+      <w:r>
+        <w:t xml:space="preserve">: </w:t>
+      </w:r>
+      <w:r>
+        <w:rPr>
+          <w:i/>
+          <w:iCs/>
+        </w:rPr>
+        <w:t>Totems</w:t>
+      </w:r>
+      <w:r>
+        <w:t xml:space="preserve"> allow spells to be channeled safely</w:t>
+      </w:r>
+      <w:r>
+        <w:t xml:space="preserve"> </w:t>
+      </w:r>
+    </w:p>
+    <w:p>
+      <w:r>
+        <w:rPr>
+          <w:u w:val="single"/>
+        </w:rPr>
+        <w:t>Artificer</w:t>
+      </w:r>
+      <w:r>
+        <w:t xml:space="preserve">: </w:t>
+      </w:r>
+      <w:r>
+        <w:rPr>
+          <w:i/>
+          <w:iCs/>
+        </w:rPr>
+        <w:t>Elixirs</w:t>
+      </w:r>
+      <w:r>
+        <w:t xml:space="preserve"> </w:t>
+      </w:r>
+      <w:r>
+        <w:t>provide temporary buffs</w:t>
+      </w:r>
+      <w:r>
+        <w:t xml:space="preserve"> and </w:t>
+      </w:r>
+      <w:r>
+        <w:rPr>
+          <w:i/>
+          <w:iCs/>
+        </w:rPr>
+        <w:t>gadgets</w:t>
+      </w:r>
+      <w:r>
+        <w:rPr>
+          <w:i/>
+          <w:iCs/>
+        </w:rPr>
+        <w:t xml:space="preserve"> </w:t>
+      </w:r>
+      <w:r>
+        <w:t>that extert control on the battlefield</w:t>
+      </w:r>
+      <w:r>
+        <w:t xml:space="preserve">. Gadgets are one-time use but they can be retrieved after a fight, if undamaged, or </w:t>
+      </w:r>
+      <w:r>
+        <w:t>parts can be scavenged if the gadget breaks.</w:t>
+      </w:r>
+    </w:p>
+    <w:p>
+      <w:pPr>
+        <w:pStyle w:val="Heading3"/>
+      </w:pPr>
+      <w:r>
+        <w:t>Examples of Gadgets</w:t>
+      </w:r>
+    </w:p>
+    <w:p>
+      <w:r>
+        <w:t>Gadgets</w:t>
+      </w:r>
+      <w:r>
+        <w:t xml:space="preserve"> are placed </w:t>
+      </w:r>
+      <w:r>
+        <w:t>on the battlefield and can be targeted by enemies.</w:t>
+      </w:r>
+    </w:p>
+    <w:p>
+      <w:r>
+        <w:rPr>
+          <w:u w:val="single"/>
+        </w:rPr>
+        <w:t>Tripwire</w:t>
+      </w:r>
+      <w:r>
+        <w:t xml:space="preserve">: </w:t>
+      </w:r>
+      <w:r>
+        <w:t xml:space="preserve">Enemies </w:t>
+      </w:r>
+      <w:r>
+        <w:t xml:space="preserve">attempting </w:t>
+      </w:r>
+      <w:r>
+        <w:t xml:space="preserve">melee </w:t>
+      </w:r>
+      <w:r>
+        <w:t xml:space="preserve">attacks </w:t>
+      </w:r>
+      <w:r>
+        <w:t xml:space="preserve">have to make a save or be </w:t>
+      </w:r>
+      <w:r>
+        <w:t>stunned.</w:t>
+      </w:r>
+      <w:r>
+        <w:t xml:space="preserve"> </w:t>
+      </w:r>
+    </w:p>
+    <w:p>
+      <w:r>
+        <w:rPr>
+          <w:u w:val="single"/>
+        </w:rPr>
+        <w:t xml:space="preserve">Signal </w:t>
+      </w:r>
+      <w:r>
+        <w:rPr>
+          <w:u w:val="single"/>
+        </w:rPr>
+        <w:t>Jammer</w:t>
+      </w:r>
+      <w:r>
+        <w:t xml:space="preserve">: </w:t>
+      </w:r>
+      <w:r>
+        <w:t xml:space="preserve">Slows </w:t>
+      </w:r>
+      <w:r>
+        <w:t>mechanical enemies.</w:t>
+      </w:r>
+    </w:p>
+    <w:p>
+      <w:r>
+        <w:br w:type="page"/>
+      </w:r>
+    </w:p>
+    <w:p/>
+    <w:p>
+      <w:pPr>
+        <w:pStyle w:val="Heading2"/>
+      </w:pPr>
+      <w:r>
+        <w:t>Talents</w:t>
+      </w:r>
+    </w:p>
+    <w:p>
+      <w:r>
+        <w:t>Talents are upgrades that give the Player both vertical (number-go-up, do more damage, take more hits) and horizontal (manipulate battlefield, unlock new ways of tackling problems) improvements to their character</w:t>
+      </w:r>
+      <w:r>
+        <w:t xml:space="preserve"> in a variety of ways:</w:t>
       </w:r>
     </w:p>
     <w:p>
@@ -5378,21 +5532,26 @@
         <w:pStyle w:val="ListParagraph"/>
         <w:numPr>
           <w:ilvl w:val="0"/>
-          <w:numId w:val="30"/>
+          <w:numId w:val="44"/>
         </w:numPr>
       </w:pPr>
       <w:r>
-        <w:t xml:space="preserve">Prowler: Ammunition (arrows), and </w:t>
-      </w:r>
-      <w:r>
-        <w:rPr>
-          <w:i/>
-          <w:iCs/>
-        </w:rPr>
-        <w:t>potent</w:t>
-      </w:r>
-      <w:r>
-        <w:t xml:space="preserve"> poisons</w:t>
+        <w:t>Unlock</w:t>
+      </w:r>
+      <w:r>
+        <w:t xml:space="preserve"> </w:t>
+      </w:r>
+      <w:r>
+        <w:t xml:space="preserve">one or more </w:t>
+      </w:r>
+      <w:r>
+        <w:t>A</w:t>
+      </w:r>
+      <w:r>
+        <w:t>bilit</w:t>
+      </w:r>
+      <w:r>
+        <w:t>ies (usually one)</w:t>
       </w:r>
     </w:p>
     <w:p>
@@ -5400,11 +5559,17 @@
         <w:pStyle w:val="ListParagraph"/>
         <w:numPr>
           <w:ilvl w:val="0"/>
-          <w:numId w:val="30"/>
+          <w:numId w:val="44"/>
         </w:numPr>
       </w:pPr>
       <w:r>
-        <w:t>Whisper: Totems (to cast spells safely)</w:t>
+        <w:t xml:space="preserve">Apply </w:t>
+      </w:r>
+      <w:r>
+        <w:t>passive modifiers</w:t>
+      </w:r>
+      <w:r>
+        <w:t xml:space="preserve"> to some stats</w:t>
       </w:r>
     </w:p>
     <w:p>
@@ -5412,28 +5577,32 @@
         <w:pStyle w:val="ListParagraph"/>
         <w:numPr>
           <w:ilvl w:val="0"/>
-          <w:numId w:val="30"/>
+          <w:numId w:val="44"/>
         </w:numPr>
       </w:pPr>
       <w:r>
-        <w:t>Artificer: Elixirs (disposable buffs), gadgets (reusable buffs, disposable debuffs)</w:t>
-      </w:r>
-      <w:r>
-        <w:tab/>
-      </w:r>
-    </w:p>
-    <w:p>
-      <w:r>
-        <w:br w:type="page"/>
-      </w:r>
-    </w:p>
-    <w:p>
-      <w:pPr>
-        <w:pStyle w:val="Heading2"/>
-      </w:pPr>
-      <w:r>
-        <w:lastRenderedPageBreak/>
-        <w:t>Talents</w:t>
+        <w:t xml:space="preserve">Learn a new </w:t>
+      </w:r>
+      <w:r>
+        <w:t>R</w:t>
+      </w:r>
+      <w:r>
+        <w:t>ecipe</w:t>
+      </w:r>
+    </w:p>
+    <w:p>
+      <w:pPr>
+        <w:pStyle w:val="ListParagraph"/>
+        <w:numPr>
+          <w:ilvl w:val="0"/>
+          <w:numId w:val="44"/>
+        </w:numPr>
+      </w:pPr>
+      <w:r>
+        <w:t>Make a choice</w:t>
+      </w:r>
+      <w:r>
+        <w:t xml:space="preserve"> between two improvements</w:t>
       </w:r>
     </w:p>
     <w:p>
@@ -5496,7 +5665,7 @@
         <w:t>~</w:t>
       </w:r>
       <w:r>
-        <w:t>9</w:t>
+        <w:t>10</w:t>
       </w:r>
       <w:r>
         <w:t xml:space="preserve"> Talent points available to the player, </w:t>
@@ -6047,7 +6216,6 @@
           <w:szCs w:val="16"/>
         </w:rPr>
       </w:pPr>
-      <w:proofErr w:type="spellStart"/>
       <w:r>
         <w:rPr>
           <w:sz w:val="16"/>
@@ -6055,7 +6223,6 @@
         </w:rPr>
         <w:t>Anchorshot</w:t>
       </w:r>
-      <w:proofErr w:type="spellEnd"/>
     </w:p>
     <w:p>
       <w:pPr>
@@ -7897,7 +8064,6 @@
           <w:szCs w:val="16"/>
         </w:rPr>
       </w:pPr>
-      <w:proofErr w:type="spellStart"/>
       <w:r>
         <w:rPr>
           <w:sz w:val="16"/>
@@ -7905,7 +8071,6 @@
         </w:rPr>
         <w:t>Oathsworn</w:t>
       </w:r>
-      <w:proofErr w:type="spellEnd"/>
     </w:p>
     <w:p>
       <w:pPr>
@@ -8655,7 +8820,6 @@
           <w:szCs w:val="16"/>
         </w:rPr>
       </w:pPr>
-      <w:proofErr w:type="spellStart"/>
       <w:r>
         <w:rPr>
           <w:sz w:val="16"/>
@@ -8663,7 +8827,6 @@
         </w:rPr>
         <w:t>Spelleater</w:t>
       </w:r>
-      <w:proofErr w:type="spellEnd"/>
     </w:p>
     <w:p>
       <w:pPr>
@@ -8678,7 +8841,6 @@
           <w:szCs w:val="16"/>
         </w:rPr>
       </w:pPr>
-      <w:proofErr w:type="spellStart"/>
       <w:r>
         <w:rPr>
           <w:sz w:val="16"/>
@@ -8686,7 +8848,6 @@
         </w:rPr>
         <w:t>Stonefist</w:t>
       </w:r>
-      <w:proofErr w:type="spellEnd"/>
     </w:p>
     <w:p>
       <w:pPr>
@@ -8974,7 +9135,6 @@
           <w:szCs w:val="16"/>
         </w:rPr>
       </w:pPr>
-      <w:proofErr w:type="spellStart"/>
       <w:r>
         <w:rPr>
           <w:sz w:val="16"/>
@@ -8982,7 +9142,6 @@
         </w:rPr>
         <w:t>Warborn</w:t>
       </w:r>
-      <w:proofErr w:type="spellEnd"/>
     </w:p>
     <w:p>
       <w:pPr>
@@ -8997,7 +9156,6 @@
           <w:szCs w:val="16"/>
         </w:rPr>
       </w:pPr>
-      <w:proofErr w:type="spellStart"/>
       <w:r>
         <w:rPr>
           <w:sz w:val="16"/>
@@ -9005,7 +9163,6 @@
         </w:rPr>
         <w:t>Warsongs</w:t>
       </w:r>
-      <w:proofErr w:type="spellEnd"/>
     </w:p>
     <w:p>
       <w:pPr>
@@ -9146,7 +9303,6 @@
           <w:szCs w:val="16"/>
         </w:rPr>
       </w:pPr>
-      <w:proofErr w:type="spellStart"/>
       <w:r>
         <w:rPr>
           <w:sz w:val="16"/>
@@ -9154,7 +9310,6 @@
         </w:rPr>
         <w:t>Windcall</w:t>
       </w:r>
-      <w:proofErr w:type="spellEnd"/>
     </w:p>
     <w:p>
       <w:pPr>
@@ -9259,6 +9414,1013 @@
           <w:sz w:val="16"/>
           <w:szCs w:val="16"/>
         </w:rPr>
+        <w:br w:type="page"/>
+      </w:r>
+    </w:p>
+    <w:p>
+      <w:pPr>
+        <w:pStyle w:val="Heading1"/>
+      </w:pPr>
+      <w:r>
+        <w:lastRenderedPageBreak/>
+        <w:t>Crafting</w:t>
+      </w:r>
+    </w:p>
+    <w:p>
+      <w:pPr>
+        <w:pStyle w:val="Heading2"/>
+      </w:pPr>
+      <w:r>
+        <w:t>Ingredients</w:t>
+      </w:r>
+    </w:p>
+    <w:p>
+      <w:r>
+        <w:t xml:space="preserve">Ingredients are </w:t>
+      </w:r>
+      <w:r>
+        <w:t xml:space="preserve">aqcuired </w:t>
+      </w:r>
+      <w:r>
+        <w:t xml:space="preserve">via </w:t>
+      </w:r>
+      <w:r>
+        <w:t xml:space="preserve">loot, rewards, dialogue, or </w:t>
+      </w:r>
+      <w:r>
+        <w:t>shopping.</w:t>
+      </w:r>
+    </w:p>
+    <w:p>
+      <w:pPr>
+        <w:pStyle w:val="ListParagraph"/>
+        <w:numPr>
+          <w:ilvl w:val="0"/>
+          <w:numId w:val="47"/>
+        </w:numPr>
+      </w:pPr>
+      <w:r>
+        <w:rPr>
+          <w:u w:val="single"/>
+        </w:rPr>
+        <w:t>Redcap</w:t>
+      </w:r>
+      <w:r>
+        <w:t>: A poisonous mushroom</w:t>
+      </w:r>
+      <w:r>
+        <w:t>.</w:t>
+      </w:r>
+    </w:p>
+    <w:p>
+      <w:pPr>
+        <w:pStyle w:val="ListParagraph"/>
+        <w:numPr>
+          <w:ilvl w:val="0"/>
+          <w:numId w:val="47"/>
+        </w:numPr>
+      </w:pPr>
+      <w:r>
+        <w:rPr>
+          <w:u w:val="single"/>
+        </w:rPr>
+        <w:t>Plant Fiber</w:t>
+      </w:r>
+      <w:r>
+        <w:t xml:space="preserve">: Sturdy </w:t>
+      </w:r>
+      <w:r>
+        <w:t xml:space="preserve">fibers, </w:t>
+      </w:r>
+      <w:r>
+        <w:t>good for textiles</w:t>
+      </w:r>
+      <w:r>
+        <w:t xml:space="preserve"> or rope</w:t>
+      </w:r>
+      <w:r>
+        <w:t>.</w:t>
+      </w:r>
+    </w:p>
+    <w:p>
+      <w:pPr>
+        <w:pStyle w:val="ListParagraph"/>
+        <w:numPr>
+          <w:ilvl w:val="0"/>
+          <w:numId w:val="47"/>
+        </w:numPr>
+      </w:pPr>
+      <w:r>
+        <w:rPr>
+          <w:u w:val="single"/>
+        </w:rPr>
+        <w:t>Bell</w:t>
+      </w:r>
+      <w:r>
+        <w:rPr>
+          <w:u w:val="single"/>
+        </w:rPr>
+        <w:t xml:space="preserve"> Blossom</w:t>
+      </w:r>
+      <w:r>
+        <w:t>: A flower known for its healing properties</w:t>
+      </w:r>
+      <w:r>
+        <w:t>.</w:t>
+      </w:r>
+    </w:p>
+    <w:p>
+      <w:pPr>
+        <w:pStyle w:val="ListParagraph"/>
+        <w:numPr>
+          <w:ilvl w:val="0"/>
+          <w:numId w:val="47"/>
+        </w:numPr>
+      </w:pPr>
+      <w:r>
+        <w:rPr>
+          <w:u w:val="single"/>
+        </w:rPr>
+        <w:t>Mugwort</w:t>
+      </w:r>
+      <w:r>
+        <w:t>: A flower known for it’s arcane properties</w:t>
+      </w:r>
+      <w:r>
+        <w:t>.</w:t>
+      </w:r>
+    </w:p>
+    <w:p>
+      <w:pPr>
+        <w:pStyle w:val="ListParagraph"/>
+        <w:numPr>
+          <w:ilvl w:val="0"/>
+          <w:numId w:val="47"/>
+        </w:numPr>
+      </w:pPr>
+      <w:r>
+        <w:rPr>
+          <w:u w:val="single"/>
+        </w:rPr>
+        <w:t>Meltwater</w:t>
+      </w:r>
+      <w:r>
+        <w:t>: A vial of glacier water for making chemical solutions.</w:t>
+      </w:r>
+    </w:p>
+    <w:p>
+      <w:pPr>
+        <w:pStyle w:val="ListParagraph"/>
+        <w:numPr>
+          <w:ilvl w:val="0"/>
+          <w:numId w:val="47"/>
+        </w:numPr>
+      </w:pPr>
+      <w:r>
+        <w:rPr>
+          <w:u w:val="single"/>
+        </w:rPr>
+        <w:t>Machine Part</w:t>
+      </w:r>
+      <w:r>
+        <w:t>: A component</w:t>
+      </w:r>
+      <w:r>
+        <w:t xml:space="preserve"> from a machine</w:t>
+      </w:r>
+      <w:r>
+        <w:t>, not easily reproduced</w:t>
+      </w:r>
+      <w:r>
+        <w:t>.</w:t>
+      </w:r>
+    </w:p>
+    <w:p>
+      <w:pPr>
+        <w:pStyle w:val="ListParagraph"/>
+        <w:numPr>
+          <w:ilvl w:val="0"/>
+          <w:numId w:val="47"/>
+        </w:numPr>
+      </w:pPr>
+      <w:r>
+        <w:rPr>
+          <w:u w:val="single"/>
+        </w:rPr>
+        <w:t>Coal</w:t>
+      </w:r>
+      <w:r>
+        <w:t xml:space="preserve">: </w:t>
+      </w:r>
+      <w:r>
+        <w:t xml:space="preserve">A chunk of black </w:t>
+      </w:r>
+      <w:r>
+        <w:t>U</w:t>
+      </w:r>
+      <w:r>
+        <w:t>seful for burning to provide heat or energy</w:t>
+      </w:r>
+      <w:r>
+        <w:t>.</w:t>
+      </w:r>
+    </w:p>
+    <w:p>
+      <w:pPr>
+        <w:pStyle w:val="ListParagraph"/>
+        <w:numPr>
+          <w:ilvl w:val="0"/>
+          <w:numId w:val="47"/>
+        </w:numPr>
+      </w:pPr>
+      <w:r>
+        <w:rPr>
+          <w:u w:val="single"/>
+        </w:rPr>
+        <w:t>Scrap Metal</w:t>
+      </w:r>
+      <w:r>
+        <w:t>: Crude but strong, could be melted down</w:t>
+      </w:r>
+      <w:r>
+        <w:t xml:space="preserve"> and reshaped</w:t>
+      </w:r>
+      <w:r>
+        <w:t>.</w:t>
+      </w:r>
+    </w:p>
+    <w:p>
+      <w:pPr>
+        <w:pStyle w:val="ListParagraph"/>
+        <w:numPr>
+          <w:ilvl w:val="0"/>
+          <w:numId w:val="47"/>
+        </w:numPr>
+      </w:pPr>
+      <w:r>
+        <w:rPr>
+          <w:u w:val="single"/>
+        </w:rPr>
+        <w:t>Leather</w:t>
+      </w:r>
+      <w:r>
+        <w:t xml:space="preserve">: Useful for textiles that can withstand </w:t>
+      </w:r>
+      <w:r>
+        <w:t xml:space="preserve">weather and </w:t>
+      </w:r>
+      <w:r>
+        <w:t>angry animals</w:t>
+      </w:r>
+      <w:r>
+        <w:t>.</w:t>
+      </w:r>
+    </w:p>
+    <w:p>
+      <w:pPr>
+        <w:pStyle w:val="ListParagraph"/>
+        <w:numPr>
+          <w:ilvl w:val="0"/>
+          <w:numId w:val="47"/>
+        </w:numPr>
+      </w:pPr>
+      <w:r>
+        <w:rPr>
+          <w:u w:val="single"/>
+        </w:rPr>
+        <w:t>Wood</w:t>
+      </w:r>
+      <w:r>
+        <w:t xml:space="preserve">: </w:t>
+      </w:r>
+      <w:r>
+        <w:t>Burns bright, and can be whittled into different shapes</w:t>
+      </w:r>
+      <w:r>
+        <w:t>.</w:t>
+      </w:r>
+    </w:p>
+    <w:p>
+      <w:pPr>
+        <w:pStyle w:val="ListParagraph"/>
+        <w:numPr>
+          <w:ilvl w:val="0"/>
+          <w:numId w:val="47"/>
+        </w:numPr>
+      </w:pPr>
+      <w:r>
+        <w:rPr>
+          <w:u w:val="single"/>
+        </w:rPr>
+        <w:t>Sapphire</w:t>
+      </w:r>
+      <w:r>
+        <w:t>: A rare, teal gemstone.</w:t>
+      </w:r>
+      <w:r>
+        <w:t xml:space="preserve"> Probably worth a pretty penny</w:t>
+      </w:r>
+      <w:r>
+        <w:t>.</w:t>
+      </w:r>
+    </w:p>
+    <w:p>
+      <w:pPr>
+        <w:pStyle w:val="ListParagraph"/>
+        <w:numPr>
+          <w:ilvl w:val="0"/>
+          <w:numId w:val="47"/>
+        </w:numPr>
+      </w:pPr>
+      <w:r>
+        <w:rPr>
+          <w:u w:val="single"/>
+        </w:rPr>
+        <w:t>Quartz</w:t>
+      </w:r>
+      <w:r>
+        <w:t xml:space="preserve">: </w:t>
+      </w:r>
+      <w:r>
+        <w:t xml:space="preserve">This common </w:t>
+      </w:r>
+      <w:r>
+        <w:t>gem</w:t>
+      </w:r>
+      <w:r>
+        <w:t>stone is p</w:t>
+      </w:r>
+      <w:r>
+        <w:t>retty</w:t>
+      </w:r>
+      <w:r>
+        <w:t xml:space="preserve"> to look at.</w:t>
+      </w:r>
+    </w:p>
+    <w:p>
+      <w:pPr>
+        <w:pStyle w:val="ListParagraph"/>
+        <w:numPr>
+          <w:ilvl w:val="0"/>
+          <w:numId w:val="47"/>
+        </w:numPr>
+      </w:pPr>
+      <w:r>
+        <w:rPr>
+          <w:u w:val="single"/>
+        </w:rPr>
+        <w:t>Iron</w:t>
+      </w:r>
+      <w:r>
+        <w:t xml:space="preserve">: </w:t>
+      </w:r>
+    </w:p>
+    <w:p>
+      <w:pPr>
+        <w:pStyle w:val="ListParagraph"/>
+        <w:numPr>
+          <w:ilvl w:val="0"/>
+          <w:numId w:val="47"/>
+        </w:numPr>
+      </w:pPr>
+      <w:r>
+        <w:rPr>
+          <w:u w:val="single"/>
+        </w:rPr>
+        <w:t>Steel</w:t>
+      </w:r>
+      <w:r>
+        <w:t xml:space="preserve">: </w:t>
+      </w:r>
+    </w:p>
+    <w:p>
+      <w:pPr>
+        <w:rPr>
+          <w:rFonts w:eastAsiaTheme="majorEastAsia" w:cstheme="majorBidi"/>
+          <w:color w:val="0F4761" w:themeColor="accent1" w:themeShade="BF"/>
+          <w:sz w:val="32"/>
+          <w:szCs w:val="32"/>
+        </w:rPr>
+      </w:pPr>
+      <w:r>
+        <w:br w:type="page"/>
+      </w:r>
+    </w:p>
+    <w:p>
+      <w:pPr>
+        <w:pStyle w:val="Heading2"/>
+      </w:pPr>
+      <w:r>
+        <w:lastRenderedPageBreak/>
+        <w:t>Recipes</w:t>
+      </w:r>
+    </w:p>
+    <w:p>
+      <w:r>
+        <w:rPr>
+          <w:u w:val="single"/>
+        </w:rPr>
+        <w:t>Poultice</w:t>
+      </w:r>
+      <w:r>
+        <w:t>: A soothing paste of crushed medicinal herbs.</w:t>
+      </w:r>
+    </w:p>
+    <w:p>
+      <w:pPr>
+        <w:pStyle w:val="ListParagraph"/>
+        <w:numPr>
+          <w:ilvl w:val="0"/>
+          <w:numId w:val="46"/>
+        </w:numPr>
+      </w:pPr>
+      <w:r>
+        <w:rPr>
+          <w:u w:val="single"/>
+        </w:rPr>
+        <w:t>Ingredients</w:t>
+      </w:r>
+      <w:r>
+        <w:t>:</w:t>
+      </w:r>
+      <w:r>
+        <w:t xml:space="preserve"> </w:t>
+      </w:r>
+      <w:r>
+        <w:t>Plant Fiber, Bell Blossom</w:t>
+      </w:r>
+      <w:r>
+        <w:t xml:space="preserve"> (2)</w:t>
+      </w:r>
+    </w:p>
+    <w:p>
+      <w:pPr>
+        <w:pStyle w:val="ListParagraph"/>
+        <w:numPr>
+          <w:ilvl w:val="0"/>
+          <w:numId w:val="46"/>
+        </w:numPr>
+      </w:pPr>
+      <w:r>
+        <w:rPr>
+          <w:u w:val="single"/>
+        </w:rPr>
+        <w:t>Use Poultice</w:t>
+      </w:r>
+      <w:r>
+        <w:rPr>
+          <w:rFonts w:ascii="Segoe UI Symbol" w:hAnsi="Segoe UI Symbol" w:cs="Segoe UI Symbol"/>
+        </w:rPr>
+        <w:t>: ◉</w:t>
+      </w:r>
+      <w:r>
+        <w:rPr>
+          <w:rFonts w:ascii="Segoe UI" w:hAnsi="Segoe UI" w:cs="Segoe UI"/>
+        </w:rPr>
+        <w:t xml:space="preserve">○○ </w:t>
+      </w:r>
+      <w:r>
+        <w:rPr>
+          <w:rFonts w:cs="Cambria Math"/>
+        </w:rPr>
+        <w:t>0</w:t>
+      </w:r>
+      <w:r>
+        <w:rPr>
+          <w:rFonts w:ascii="Cambria Math" w:hAnsi="Cambria Math" w:cs="Cambria Math"/>
+        </w:rPr>
+        <w:t xml:space="preserve">↻ </w:t>
+      </w:r>
+      <w:r>
+        <w:t xml:space="preserve">Replenish your Health by </w:t>
+      </w:r>
+      <w:r>
+        <w:rPr>
+          <w:i/>
+          <w:iCs/>
+        </w:rPr>
+        <w:t xml:space="preserve">20 + </w:t>
+      </w:r>
+      <w:r>
+        <w:rPr>
+          <w:i/>
+          <w:iCs/>
+        </w:rPr>
+        <w:t>(Medicine)</w:t>
+      </w:r>
+      <w:r>
+        <w:rPr>
+          <w:i/>
+          <w:iCs/>
+        </w:rPr>
+        <w:t>D</w:t>
+      </w:r>
+      <w:r>
+        <w:rPr>
+          <w:i/>
+          <w:iCs/>
+        </w:rPr>
+        <w:t>6</w:t>
+      </w:r>
+    </w:p>
+    <w:p>
+      <w:pPr>
+        <w:pStyle w:val="ListParagraph"/>
+        <w:numPr>
+          <w:ilvl w:val="0"/>
+          <w:numId w:val="46"/>
+        </w:numPr>
+      </w:pPr>
+      <w:r>
+        <w:rPr>
+          <w:u w:val="single"/>
+        </w:rPr>
+        <w:t>Variations</w:t>
+      </w:r>
+      <w:r>
+        <w:t>: Major Poultice, Greater Poultice</w:t>
+      </w:r>
+    </w:p>
+    <w:p>
+      <w:r>
+        <w:rPr>
+          <w:u w:val="single"/>
+        </w:rPr>
+        <w:t>Tonic</w:t>
+      </w:r>
+      <w:r>
+        <w:t>:</w:t>
+      </w:r>
+      <w:r>
+        <w:t xml:space="preserve"> A vial of bitter-tasting but invigorating stimulant.</w:t>
+      </w:r>
+    </w:p>
+    <w:p>
+      <w:pPr>
+        <w:pStyle w:val="ListParagraph"/>
+        <w:numPr>
+          <w:ilvl w:val="0"/>
+          <w:numId w:val="46"/>
+        </w:numPr>
+      </w:pPr>
+      <w:r>
+        <w:rPr>
+          <w:u w:val="single"/>
+        </w:rPr>
+        <w:t>Ingredients</w:t>
+      </w:r>
+      <w:r>
+        <w:t xml:space="preserve">: </w:t>
+      </w:r>
+      <w:r>
+        <w:t>Meltwater, Mugwort</w:t>
+      </w:r>
+      <w:r>
+        <w:t xml:space="preserve"> (2)</w:t>
+      </w:r>
+    </w:p>
+    <w:p>
+      <w:pPr>
+        <w:pStyle w:val="ListParagraph"/>
+        <w:numPr>
+          <w:ilvl w:val="0"/>
+          <w:numId w:val="46"/>
+        </w:numPr>
+      </w:pPr>
+      <w:r>
+        <w:rPr>
+          <w:u w:val="single"/>
+        </w:rPr>
+        <w:t xml:space="preserve">Use </w:t>
+      </w:r>
+      <w:r>
+        <w:rPr>
+          <w:u w:val="single"/>
+        </w:rPr>
+        <w:t>Tonic</w:t>
+      </w:r>
+      <w:r>
+        <w:rPr>
+          <w:rFonts w:ascii="Segoe UI Symbol" w:hAnsi="Segoe UI Symbol" w:cs="Segoe UI Symbol"/>
+        </w:rPr>
+        <w:t>: ◉</w:t>
+      </w:r>
+      <w:r>
+        <w:rPr>
+          <w:rFonts w:ascii="Segoe UI" w:hAnsi="Segoe UI" w:cs="Segoe UI"/>
+        </w:rPr>
+        <w:t xml:space="preserve">○○ </w:t>
+      </w:r>
+      <w:r>
+        <w:rPr>
+          <w:rFonts w:cs="Cambria Math"/>
+        </w:rPr>
+        <w:t>0</w:t>
+      </w:r>
+      <w:r>
+        <w:rPr>
+          <w:rFonts w:ascii="Cambria Math" w:hAnsi="Cambria Math" w:cs="Cambria Math"/>
+        </w:rPr>
+        <w:t xml:space="preserve">↻ </w:t>
+      </w:r>
+      <w:r>
+        <w:t xml:space="preserve">Replenish your </w:t>
+      </w:r>
+      <w:r>
+        <w:t xml:space="preserve">Mana </w:t>
+      </w:r>
+      <w:r>
+        <w:t xml:space="preserve">by </w:t>
+      </w:r>
+      <w:r>
+        <w:rPr>
+          <w:i/>
+          <w:iCs/>
+        </w:rPr>
+        <w:t xml:space="preserve">20 + </w:t>
+      </w:r>
+      <w:r>
+        <w:rPr>
+          <w:i/>
+          <w:iCs/>
+        </w:rPr>
+        <w:t>(</w:t>
+      </w:r>
+      <w:r>
+        <w:rPr>
+          <w:i/>
+          <w:iCs/>
+        </w:rPr>
+        <w:t>Conduit</w:t>
+      </w:r>
+      <w:r>
+        <w:rPr>
+          <w:i/>
+          <w:iCs/>
+        </w:rPr>
+        <w:t>)D6</w:t>
+      </w:r>
+    </w:p>
+    <w:p>
+      <w:pPr>
+        <w:pStyle w:val="ListParagraph"/>
+        <w:numPr>
+          <w:ilvl w:val="0"/>
+          <w:numId w:val="46"/>
+        </w:numPr>
+      </w:pPr>
+      <w:r>
+        <w:rPr>
+          <w:u w:val="single"/>
+        </w:rPr>
+        <w:t>Variations</w:t>
+      </w:r>
+      <w:r>
+        <w:t xml:space="preserve">: Major </w:t>
+      </w:r>
+      <w:r>
+        <w:t>Tonic</w:t>
+      </w:r>
+      <w:r>
+        <w:t>, Greater Tonic</w:t>
+      </w:r>
+    </w:p>
+    <w:p>
+      <w:r>
+        <w:rPr>
+          <w:u w:val="single"/>
+        </w:rPr>
+        <w:t>Poison</w:t>
+      </w:r>
+      <w:r>
+        <w:t>: A vial of toxic liquid.</w:t>
+      </w:r>
+    </w:p>
+    <w:p>
+      <w:pPr>
+        <w:pStyle w:val="ListParagraph"/>
+        <w:numPr>
+          <w:ilvl w:val="0"/>
+          <w:numId w:val="46"/>
+        </w:numPr>
+      </w:pPr>
+      <w:r>
+        <w:rPr>
+          <w:u w:val="single"/>
+        </w:rPr>
+        <w:t>Ingredients</w:t>
+      </w:r>
+      <w:r>
+        <w:t xml:space="preserve">: </w:t>
+      </w:r>
+      <w:r>
+        <w:t>Meltwater</w:t>
+      </w:r>
+      <w:r>
+        <w:t xml:space="preserve">, </w:t>
+      </w:r>
+      <w:r>
+        <w:t>Redcap</w:t>
+      </w:r>
+      <w:r>
+        <w:t xml:space="preserve"> (2)</w:t>
+      </w:r>
+    </w:p>
+    <w:p>
+      <w:pPr>
+        <w:pStyle w:val="ListParagraph"/>
+        <w:numPr>
+          <w:ilvl w:val="0"/>
+          <w:numId w:val="46"/>
+        </w:numPr>
+      </w:pPr>
+      <w:r>
+        <w:rPr>
+          <w:u w:val="single"/>
+        </w:rPr>
+        <w:t>Coat Weapon</w:t>
+      </w:r>
+      <w:r>
+        <w:rPr>
+          <w:rFonts w:ascii="Segoe UI Symbol" w:hAnsi="Segoe UI Symbol" w:cs="Segoe UI Symbol"/>
+        </w:rPr>
+        <w:t>: ◉</w:t>
+      </w:r>
+      <w:r>
+        <w:rPr>
+          <w:rFonts w:ascii="Segoe UI" w:hAnsi="Segoe UI" w:cs="Segoe UI"/>
+        </w:rPr>
+        <w:t xml:space="preserve">○○ </w:t>
+      </w:r>
+      <w:r>
+        <w:rPr>
+          <w:rFonts w:cs="Cambria Math"/>
+        </w:rPr>
+        <w:t>0</w:t>
+      </w:r>
+      <w:r>
+        <w:rPr>
+          <w:rFonts w:ascii="Cambria Math" w:hAnsi="Cambria Math" w:cs="Cambria Math"/>
+        </w:rPr>
+        <w:t xml:space="preserve">↻ </w:t>
+      </w:r>
+      <w:r>
+        <w:t>Apply</w:t>
+      </w:r>
+      <w:r>
+        <w:t xml:space="preserve"> a Poison </w:t>
+      </w:r>
+      <w:r>
+        <w:t xml:space="preserve">Damage </w:t>
+      </w:r>
+      <w:r>
+        <w:t>E</w:t>
+      </w:r>
+      <w:r>
+        <w:t>ffect to the equipped weapon.</w:t>
+      </w:r>
+      <w:r>
+        <w:t xml:space="preserve"> </w:t>
+      </w:r>
+      <w:r>
+        <w:t>(</w:t>
+      </w:r>
+      <w:r>
+        <w:t>5</w:t>
+      </w:r>
+      <w:r>
+        <w:t xml:space="preserve"> Poison Damage)</w:t>
+      </w:r>
+      <w:r>
+        <w:t>/</w:t>
+      </w:r>
+      <w:r>
+        <w:rPr>
+          <w:rFonts w:ascii="Cambria Math" w:hAnsi="Cambria Math" w:cs="Cambria Math"/>
+        </w:rPr>
+        <w:t>↻</w:t>
+      </w:r>
+      <w:r>
+        <w:rPr>
+          <w:rFonts w:ascii="Cambria Math" w:hAnsi="Cambria Math" w:cs="Cambria Math"/>
+        </w:rPr>
+        <w:t>,</w:t>
+      </w:r>
+      <w:r>
+        <w:t xml:space="preserve"> </w:t>
+      </w:r>
+      <w:r>
+        <w:rPr>
+          <w:rFonts w:cs="Cambria Math"/>
+        </w:rPr>
+        <w:t>3</w:t>
+      </w:r>
+      <w:r>
+        <w:rPr>
+          <w:rFonts w:ascii="Cambria Math" w:hAnsi="Cambria Math" w:cs="Cambria Math"/>
+        </w:rPr>
+        <w:t>↻</w:t>
+      </w:r>
+    </w:p>
+    <w:p>
+      <w:pPr>
+        <w:pStyle w:val="ListParagraph"/>
+        <w:numPr>
+          <w:ilvl w:val="0"/>
+          <w:numId w:val="46"/>
+        </w:numPr>
+      </w:pPr>
+      <w:r>
+        <w:rPr>
+          <w:u w:val="single"/>
+        </w:rPr>
+        <w:t>Variations</w:t>
+      </w:r>
+      <w:r>
+        <w:t>: Major Poison, Greater Poison</w:t>
+      </w:r>
+    </w:p>
+    <w:p>
+      <w:r>
+        <w:rPr>
+          <w:u w:val="single"/>
+        </w:rPr>
+        <w:t xml:space="preserve">Scrap </w:t>
+      </w:r>
+      <w:r>
+        <w:rPr>
+          <w:u w:val="single"/>
+        </w:rPr>
+        <w:t>Plates</w:t>
+      </w:r>
+      <w:r>
+        <w:t xml:space="preserve">: Temporary armor </w:t>
+      </w:r>
+      <w:r>
+        <w:t>strapped in half-plate fashion</w:t>
+      </w:r>
+      <w:r>
+        <w:t xml:space="preserve">, good </w:t>
+      </w:r>
+      <w:r>
+        <w:t xml:space="preserve">for one </w:t>
+      </w:r>
+      <w:r>
+        <w:t>encounter.</w:t>
+      </w:r>
+    </w:p>
+    <w:p>
+      <w:pPr>
+        <w:pStyle w:val="ListParagraph"/>
+        <w:numPr>
+          <w:ilvl w:val="0"/>
+          <w:numId w:val="48"/>
+        </w:numPr>
+      </w:pPr>
+      <w:r>
+        <w:rPr>
+          <w:u w:val="single"/>
+        </w:rPr>
+        <w:t>Ingredients</w:t>
+      </w:r>
+      <w:r>
+        <w:t>:</w:t>
+      </w:r>
+      <w:r>
+        <w:t xml:space="preserve"> Scrap Metal, </w:t>
+      </w:r>
+      <w:r>
+        <w:t xml:space="preserve">Leather, </w:t>
+      </w:r>
+      <w:r>
+        <w:t>Plant Fiber</w:t>
+      </w:r>
+      <w:r>
+        <w:t xml:space="preserve"> (2)</w:t>
+      </w:r>
+    </w:p>
+    <w:p>
+      <w:pPr>
+        <w:pStyle w:val="ListParagraph"/>
+        <w:numPr>
+          <w:ilvl w:val="0"/>
+          <w:numId w:val="48"/>
+        </w:numPr>
+      </w:pPr>
+      <w:r>
+        <w:rPr>
+          <w:u w:val="single"/>
+        </w:rPr>
+        <w:t>Use Plating</w:t>
+      </w:r>
+      <w:r>
+        <w:rPr>
+          <w:rFonts w:ascii="Segoe UI Symbol" w:hAnsi="Segoe UI Symbol" w:cs="Segoe UI Symbol"/>
+        </w:rPr>
+        <w:t>: ◉</w:t>
+      </w:r>
+      <w:r>
+        <w:rPr>
+          <w:rFonts w:ascii="Segoe UI Symbol" w:hAnsi="Segoe UI Symbol" w:cs="Segoe UI Symbol"/>
+        </w:rPr>
+        <w:t>◉◉</w:t>
+      </w:r>
+      <w:r>
+        <w:rPr>
+          <w:rFonts w:ascii="Segoe UI" w:hAnsi="Segoe UI" w:cs="Segoe UI"/>
+        </w:rPr>
+        <w:t xml:space="preserve"> </w:t>
+      </w:r>
+      <w:r>
+        <w:rPr>
+          <w:rFonts w:cs="Cambria Math"/>
+        </w:rPr>
+        <w:t>0</w:t>
+      </w:r>
+      <w:r>
+        <w:rPr>
+          <w:rFonts w:ascii="Cambria Math" w:hAnsi="Cambria Math" w:cs="Cambria Math"/>
+        </w:rPr>
+        <w:t xml:space="preserve">↻ </w:t>
+      </w:r>
+      <w:r>
+        <w:t xml:space="preserve">Increase your Guard by </w:t>
+      </w:r>
+      <w:r>
+        <w:rPr>
+          <w:i/>
+          <w:iCs/>
+        </w:rPr>
+        <w:t xml:space="preserve">60 + </w:t>
+      </w:r>
+      <w:r>
+        <w:rPr>
+          <w:i/>
+          <w:iCs/>
+        </w:rPr>
+        <w:t xml:space="preserve">5 </w:t>
+      </w:r>
+      <w:r>
+        <w:rPr>
+          <w:i/>
+          <w:iCs/>
+        </w:rPr>
+        <w:t>×</w:t>
+      </w:r>
+      <w:r>
+        <w:rPr>
+          <w:i/>
+          <w:iCs/>
+        </w:rPr>
+        <w:t xml:space="preserve"> </w:t>
+      </w:r>
+      <w:r>
+        <w:rPr>
+          <w:i/>
+          <w:iCs/>
+        </w:rPr>
+        <w:t>Enduranc</w:t>
+      </w:r>
+      <w:r>
+        <w:rPr>
+          <w:i/>
+          <w:iCs/>
+        </w:rPr>
+        <w:t>e</w:t>
+      </w:r>
+    </w:p>
+    <w:p>
+      <w:pPr>
+        <w:pStyle w:val="ListParagraph"/>
+        <w:numPr>
+          <w:ilvl w:val="0"/>
+          <w:numId w:val="48"/>
+        </w:numPr>
+      </w:pPr>
+      <w:r>
+        <w:rPr>
+          <w:u w:val="single"/>
+        </w:rPr>
+        <w:t>Variations</w:t>
+      </w:r>
+      <w:r>
+        <w:t xml:space="preserve">: </w:t>
+      </w:r>
+      <w:r>
+        <w:t xml:space="preserve">Fitted </w:t>
+      </w:r>
+      <w:r>
+        <w:t xml:space="preserve">Plates, </w:t>
+      </w:r>
+      <w:r>
+        <w:t xml:space="preserve"> </w:t>
+      </w:r>
+      <w:r>
+        <w:t>Forged Plates</w:t>
+      </w:r>
+    </w:p>
+    <w:p>
+      <w:r>
         <w:br w:type="page"/>
       </w:r>
     </w:p>
@@ -10203,14 +11365,12 @@
       <w:r>
         <w:t xml:space="preserve"> </w:t>
       </w:r>
-      <w:proofErr w:type="spellStart"/>
       <w:r>
         <w:rPr>
           <w:rStyle w:val="CodeChar"/>
         </w:rPr>
         <w:t>CombatAction</w:t>
       </w:r>
-      <w:proofErr w:type="spellEnd"/>
       <w:r>
         <w:t xml:space="preserve"> object</w:t>
       </w:r>
@@ -10227,15 +11387,7 @@
         <w:t xml:space="preserve">with </w:t>
       </w:r>
       <w:r>
-        <w:t>"</w:t>
-      </w:r>
-      <w:proofErr w:type="spellStart"/>
-      <w:r>
-        <w:t>MeleeStrike</w:t>
-      </w:r>
-      <w:proofErr w:type="spellEnd"/>
-      <w:r>
-        <w:t xml:space="preserve">" </w:t>
+        <w:t xml:space="preserve">"MeleeStrike" </w:t>
       </w:r>
       <w:r>
         <w:t xml:space="preserve">data from </w:t>
@@ -10245,6 +11397,21 @@
       </w:r>
       <w:r>
         <w:t>action library</w:t>
+      </w:r>
+      <w:r>
+        <w:t>.</w:t>
+      </w:r>
+      <w:r>
+        <w:t xml:space="preserve"> The object is added to </w:t>
+      </w:r>
+      <w:r>
+        <w:t xml:space="preserve">the </w:t>
+      </w:r>
+      <w:r>
+        <w:rPr>
+          <w:rStyle w:val="CodeChar"/>
+        </w:rPr>
+        <w:t>CombatQueue</w:t>
       </w:r>
       <w:r>
         <w:t>.</w:t>
@@ -10268,6 +11435,18 @@
       <w:r>
         <w:t xml:space="preserve">: </w:t>
       </w:r>
+      <w:r>
+        <w:t xml:space="preserve">Andrew ends his turn. One at a time, the contents of the </w:t>
+      </w:r>
+      <w:r>
+        <w:rPr>
+          <w:rStyle w:val="CodeChar"/>
+        </w:rPr>
+        <w:t>CombatQueue</w:t>
+      </w:r>
+      <w:r>
+        <w:t xml:space="preserve"> are executed.</w:t>
+      </w:r>
     </w:p>
     <w:p>
       <w:pPr>
@@ -10288,7 +11467,6 @@
           <w:u w:val="single"/>
         </w:rPr>
       </w:pPr>
-      <w:proofErr w:type="spellStart"/>
       <w:r>
         <w:rPr>
           <w:u w:val="single"/>
@@ -10302,7 +11480,6 @@
         </w:rPr>
         <w:t>Action</w:t>
       </w:r>
-      <w:proofErr w:type="spellEnd"/>
     </w:p>
     <w:p>
       <w:pPr>
@@ -10413,15 +11590,7 @@
         <w:t>ffects</w:t>
       </w:r>
       <w:r>
-        <w:t xml:space="preserve"> (key/value with list of </w:t>
-      </w:r>
-      <w:proofErr w:type="gramStart"/>
-      <w:r>
-        <w:t>Effects  for</w:t>
-      </w:r>
-      <w:proofErr w:type="gramEnd"/>
-      <w:r>
-        <w:t xml:space="preserve"> each of the following)</w:t>
+        <w:t xml:space="preserve"> (key/value with list of Effects  for each of the following)</w:t>
       </w:r>
     </w:p>
     <w:p>
@@ -10509,91 +11678,195 @@
       <w:pPr>
         <w:pStyle w:val="ListParagraph"/>
         <w:numPr>
-          <w:ilvl w:val="1"/>
+          <w:ilvl w:val="0"/>
           <w:numId w:val="39"/>
         </w:numPr>
       </w:pPr>
-      <w:proofErr w:type="spellStart"/>
-      <w:r>
-        <w:t>sourceFormula</w:t>
-      </w:r>
-      <w:proofErr w:type="spellEnd"/>
-      <w:r>
-        <w:t xml:space="preserve">: </w:t>
-      </w:r>
-      <w:r>
-        <w:rPr>
-          <w:i/>
-          <w:iCs/>
-        </w:rPr>
-        <w:t xml:space="preserve">example: </w:t>
-      </w:r>
-      <w:r>
-        <w:rPr>
-          <w:i/>
-          <w:iCs/>
-        </w:rPr>
-        <w:t>Attack</w:t>
-      </w:r>
-      <w:r>
-        <w:rPr>
-          <w:i/>
-          <w:iCs/>
-        </w:rPr>
-        <w:t xml:space="preserve"> + </w:t>
-      </w:r>
-      <w:proofErr w:type="spellStart"/>
-      <w:r>
-        <w:rPr>
-          <w:i/>
-          <w:iCs/>
-        </w:rPr>
-        <w:t>MeleeAccuracy</w:t>
-      </w:r>
-      <w:proofErr w:type="spellEnd"/>
+      <w:r>
+        <w:rPr>
+          <w:u w:val="single"/>
+        </w:rPr>
+        <w:t>act</w:t>
+      </w:r>
+      <w:r>
+        <w:rPr>
+          <w:u w:val="single"/>
+        </w:rPr>
+        <w:t>()</w:t>
+      </w:r>
+      <w:r>
+        <w:t xml:space="preserve">: A function </w:t>
+      </w:r>
+      <w:r>
+        <w:t xml:space="preserve">that </w:t>
+      </w:r>
+      <w:r>
+        <w:t xml:space="preserve">rolls the challenge roll, </w:t>
+      </w:r>
+      <w:r>
+        <w:t xml:space="preserve">then </w:t>
+      </w:r>
+      <w:r>
+        <w:t>applies the Action's Effects to the Targets</w:t>
+      </w:r>
+      <w:r>
+        <w:t xml:space="preserve"> if successful</w:t>
+      </w:r>
+    </w:p>
+    <w:p>
+      <w:pPr>
+        <w:rPr>
+          <w:u w:val="single"/>
+        </w:rPr>
+      </w:pPr>
+      <w:r>
+        <w:rPr>
+          <w:u w:val="single"/>
+        </w:rPr>
+        <w:t>CombatEffect</w:t>
+      </w:r>
+    </w:p>
+    <w:p>
+      <w:pPr>
+        <w:pStyle w:val="ListParagraph"/>
+        <w:numPr>
+          <w:ilvl w:val="0"/>
+          <w:numId w:val="42"/>
+        </w:numPr>
+      </w:pPr>
+      <w:r>
+        <w:t>id: A unique id for this Effect</w:t>
+      </w:r>
+    </w:p>
+    <w:p>
+      <w:pPr>
+        <w:pStyle w:val="ListParagraph"/>
+        <w:numPr>
+          <w:ilvl w:val="0"/>
+          <w:numId w:val="42"/>
+        </w:numPr>
+      </w:pPr>
+      <w:r>
+        <w:t xml:space="preserve">label: The Effect object's </w:t>
+      </w:r>
+      <w:r>
+        <w:t>label, used to display it or debug it</w:t>
+      </w:r>
+    </w:p>
+    <w:p>
+      <w:pPr>
+        <w:pStyle w:val="ListParagraph"/>
+        <w:numPr>
+          <w:ilvl w:val="0"/>
+          <w:numId w:val="42"/>
+        </w:numPr>
+      </w:pPr>
+      <w:r>
+        <w:t>view: Determines how the Effect is displayed</w:t>
+      </w:r>
     </w:p>
     <w:p>
       <w:pPr>
         <w:pStyle w:val="ListParagraph"/>
         <w:numPr>
           <w:ilvl w:val="1"/>
-          <w:numId w:val="39"/>
+          <w:numId w:val="42"/>
         </w:numPr>
       </w:pPr>
-      <w:proofErr w:type="spellStart"/>
-      <w:r>
-        <w:t>target</w:t>
-      </w:r>
-      <w:r>
-        <w:t>Formula</w:t>
-      </w:r>
-      <w:proofErr w:type="spellEnd"/>
-      <w:r>
-        <w:t xml:space="preserve">: </w:t>
-      </w:r>
-      <w:r>
-        <w:rPr>
-          <w:i/>
-          <w:iCs/>
-        </w:rPr>
-        <w:t>example: Defense</w:t>
-      </w:r>
-      <w:r>
-        <w:rPr>
-          <w:i/>
-          <w:iCs/>
-        </w:rPr>
-        <w:t xml:space="preserve"> + </w:t>
-      </w:r>
-      <w:proofErr w:type="spellStart"/>
-      <w:r>
-        <w:rPr>
-          <w:i/>
-          <w:iCs/>
-        </w:rPr>
-        <w:t>MeleeDefense</w:t>
-      </w:r>
-      <w:proofErr w:type="spellEnd"/>
+      <w:r>
+        <w:t>isVisible: Show the Effect?</w:t>
+      </w:r>
+    </w:p>
+    <w:p>
+      <w:pPr>
+        <w:pStyle w:val="ListParagraph"/>
+        <w:numPr>
+          <w:ilvl w:val="1"/>
+          <w:numId w:val="42"/>
+        </w:numPr>
+      </w:pPr>
+      <w:r>
+        <w:t>name</w:t>
+      </w:r>
+    </w:p>
+    <w:p>
+      <w:pPr>
+        <w:pStyle w:val="ListParagraph"/>
+        <w:numPr>
+          <w:ilvl w:val="1"/>
+          <w:numId w:val="42"/>
+        </w:numPr>
+      </w:pPr>
+      <w:r>
+        <w:t>description</w:t>
+      </w:r>
+    </w:p>
+    <w:p>
+      <w:pPr>
+        <w:pStyle w:val="ListParagraph"/>
+        <w:numPr>
+          <w:ilvl w:val="1"/>
+          <w:numId w:val="42"/>
+        </w:numPr>
+      </w:pPr>
+      <w:r>
+        <w:t>color</w:t>
+      </w:r>
+    </w:p>
+    <w:p>
+      <w:pPr>
+        <w:pStyle w:val="ListParagraph"/>
+        <w:numPr>
+          <w:ilvl w:val="1"/>
+          <w:numId w:val="42"/>
+        </w:numPr>
+      </w:pPr>
+      <w:r>
+        <w:t>icon</w:t>
+      </w:r>
+    </w:p>
+    <w:p>
+      <w:pPr>
+        <w:pStyle w:val="ListParagraph"/>
+        <w:numPr>
+          <w:ilvl w:val="0"/>
+          <w:numId w:val="42"/>
+        </w:numPr>
+      </w:pPr>
+      <w:r>
+        <w:t>sou</w:t>
+      </w:r>
+      <w:r>
+        <w:t>r</w:t>
+      </w:r>
+      <w:r>
+        <w:t>ce</w:t>
+      </w:r>
+    </w:p>
+    <w:p>
+      <w:pPr>
+        <w:pStyle w:val="ListParagraph"/>
+        <w:numPr>
+          <w:ilvl w:val="0"/>
+          <w:numId w:val="42"/>
+        </w:numPr>
+      </w:pPr>
+      <w:r>
+        <w:t xml:space="preserve">actions: Actions </w:t>
+      </w:r>
+    </w:p>
+    <w:p>
+      <w:pPr>
+        <w:rPr>
+          <w:u w:val="single"/>
+        </w:rPr>
+      </w:pPr>
+      <w:r>
+        <w:rPr>
+          <w:u w:val="single"/>
+        </w:rPr>
+        <w:t>Challenge</w:t>
+      </w:r>
     </w:p>
     <w:p>
       <w:pPr>
@@ -10603,189 +11876,57 @@
           <w:numId w:val="39"/>
         </w:numPr>
       </w:pPr>
-      <w:proofErr w:type="gramStart"/>
-      <w:r>
-        <w:rPr>
-          <w:u w:val="single"/>
-        </w:rPr>
-        <w:t>act</w:t>
-      </w:r>
-      <w:r>
-        <w:rPr>
-          <w:u w:val="single"/>
-        </w:rPr>
-        <w:t>(</w:t>
-      </w:r>
-      <w:proofErr w:type="gramEnd"/>
-      <w:r>
-        <w:rPr>
-          <w:u w:val="single"/>
-        </w:rPr>
-        <w:t>)</w:t>
-      </w:r>
-      <w:r>
-        <w:t xml:space="preserve">: A function </w:t>
-      </w:r>
-      <w:r>
-        <w:t xml:space="preserve">that </w:t>
-      </w:r>
-      <w:r>
-        <w:t xml:space="preserve">rolls the challenge roll, </w:t>
-      </w:r>
-      <w:r>
-        <w:t xml:space="preserve">then </w:t>
-      </w:r>
-      <w:r>
-        <w:t>applies the Action's Effects to the Targets</w:t>
-      </w:r>
-      <w:r>
-        <w:t xml:space="preserve"> if successful</w:t>
-      </w:r>
-    </w:p>
-    <w:p>
-      <w:pPr>
-        <w:rPr>
-          <w:u w:val="single"/>
-        </w:rPr>
-      </w:pPr>
-      <w:proofErr w:type="spellStart"/>
-      <w:r>
-        <w:rPr>
-          <w:u w:val="single"/>
-        </w:rPr>
-        <w:t>CombatEffect</w:t>
-      </w:r>
-      <w:proofErr w:type="spellEnd"/>
+      <w:r>
+        <w:t xml:space="preserve">sourceFormula: </w:t>
+      </w:r>
+      <w:r>
+        <w:rPr>
+          <w:i/>
+          <w:iCs/>
+        </w:rPr>
+        <w:t>example: Attack + MeleeAccuracy</w:t>
+      </w:r>
     </w:p>
     <w:p>
       <w:pPr>
         <w:pStyle w:val="ListParagraph"/>
         <w:numPr>
           <w:ilvl w:val="0"/>
-          <w:numId w:val="42"/>
+          <w:numId w:val="39"/>
         </w:numPr>
       </w:pPr>
       <w:r>
-        <w:t>id: A unique id for this Effect</w:t>
-      </w:r>
-    </w:p>
-    <w:p>
-      <w:pPr>
-        <w:pStyle w:val="ListParagraph"/>
-        <w:numPr>
-          <w:ilvl w:val="0"/>
-          <w:numId w:val="42"/>
-        </w:numPr>
-      </w:pPr>
-      <w:r>
-        <w:t xml:space="preserve">label: The Effect object's </w:t>
-      </w:r>
-      <w:r>
-        <w:t>label, used to display it or debug it</w:t>
-      </w:r>
-    </w:p>
-    <w:p>
-      <w:pPr>
-        <w:pStyle w:val="ListParagraph"/>
-        <w:numPr>
-          <w:ilvl w:val="0"/>
-          <w:numId w:val="42"/>
-        </w:numPr>
-      </w:pPr>
-      <w:r>
-        <w:t>view: Determines how the Effect is displayed</w:t>
-      </w:r>
-    </w:p>
-    <w:p>
-      <w:pPr>
-        <w:pStyle w:val="ListParagraph"/>
-        <w:numPr>
-          <w:ilvl w:val="1"/>
-          <w:numId w:val="42"/>
-        </w:numPr>
-      </w:pPr>
-      <w:proofErr w:type="spellStart"/>
-      <w:r>
-        <w:t>isVisible</w:t>
-      </w:r>
-      <w:proofErr w:type="spellEnd"/>
-      <w:r>
-        <w:t>: Show the Effect?</w:t>
-      </w:r>
-    </w:p>
-    <w:p>
-      <w:pPr>
-        <w:pStyle w:val="ListParagraph"/>
-        <w:numPr>
-          <w:ilvl w:val="1"/>
-          <w:numId w:val="42"/>
-        </w:numPr>
-      </w:pPr>
-      <w:r>
-        <w:t>name</w:t>
-      </w:r>
-    </w:p>
-    <w:p>
-      <w:pPr>
-        <w:pStyle w:val="ListParagraph"/>
-        <w:numPr>
-          <w:ilvl w:val="1"/>
-          <w:numId w:val="42"/>
-        </w:numPr>
-      </w:pPr>
-      <w:r>
-        <w:t>description</w:t>
-      </w:r>
-    </w:p>
-    <w:p>
-      <w:pPr>
-        <w:pStyle w:val="ListParagraph"/>
-        <w:numPr>
-          <w:ilvl w:val="1"/>
-          <w:numId w:val="42"/>
-        </w:numPr>
-      </w:pPr>
-      <w:r>
-        <w:t>color</w:t>
-      </w:r>
-    </w:p>
-    <w:p>
-      <w:pPr>
-        <w:pStyle w:val="ListParagraph"/>
-        <w:numPr>
-          <w:ilvl w:val="1"/>
-          <w:numId w:val="42"/>
-        </w:numPr>
-      </w:pPr>
-      <w:r>
-        <w:t>icon</w:t>
-      </w:r>
-    </w:p>
-    <w:p>
-      <w:pPr>
-        <w:pStyle w:val="ListParagraph"/>
-        <w:numPr>
-          <w:ilvl w:val="0"/>
-          <w:numId w:val="42"/>
-        </w:numPr>
-      </w:pPr>
-      <w:proofErr w:type="spellStart"/>
-      <w:r>
-        <w:t>souce</w:t>
-      </w:r>
-      <w:proofErr w:type="spellEnd"/>
-    </w:p>
-    <w:p>
-      <w:pPr>
-        <w:pStyle w:val="ListParagraph"/>
-        <w:numPr>
-          <w:ilvl w:val="0"/>
-          <w:numId w:val="42"/>
-        </w:numPr>
-      </w:pPr>
-      <w:r>
-        <w:t xml:space="preserve">actions: Actions </w:t>
-      </w:r>
+        <w:t xml:space="preserve">targetFormula: </w:t>
+      </w:r>
+      <w:r>
+        <w:rPr>
+          <w:i/>
+          <w:iCs/>
+        </w:rPr>
+        <w:t>example: Defense + MeleeDefense</w:t>
+      </w:r>
+    </w:p>
+    <w:p>
+      <w:r>
+        <w:rPr>
+          <w:highlight w:val="yellow"/>
+        </w:rPr>
+        <w:t xml:space="preserve">How </w:t>
+      </w:r>
+      <w:r>
+        <w:rPr>
+          <w:highlight w:val="yellow"/>
+        </w:rPr>
+        <w:t>to</w:t>
+      </w:r>
+      <w:r>
+        <w:rPr>
+          <w:highlight w:val="yellow"/>
+        </w:rPr>
+        <w:t xml:space="preserve"> describe formulas? An object with keys and operations?</w:t>
+      </w:r>
+    </w:p>
+    <w:p>
       <w:r>
         <w:br w:type="page"/>
       </w:r>
@@ -10890,13 +12031,19 @@
     </w:p>
     <w:p>
       <w:r>
-        <w:t>Any Path can have Guard (because items provide it), but</w:t>
+        <w:t>Any Path can have Guard (items provide it), but</w:t>
       </w:r>
       <w:r>
         <w:t xml:space="preserve"> </w:t>
       </w:r>
       <w:r>
-        <w:t xml:space="preserve">Vanguards naturally receive Guard equal to 20% of their Health, automatically making Guard a </w:t>
+        <w:t>Vanguards</w:t>
+      </w:r>
+      <w:r>
+        <w:t xml:space="preserve"> additionally</w:t>
+      </w:r>
+      <w:r>
+        <w:t xml:space="preserve"> receive Guard equal to 20% of their Health, making Guard a </w:t>
       </w:r>
       <w:r>
         <w:t>core mechanic</w:t>
@@ -11164,7 +12311,10 @@
         <w:t>Increase</w:t>
       </w:r>
       <w:r>
-        <w:t xml:space="preserve"> your Defense +2</w:t>
+        <w:t xml:space="preserve"> your Defense +</w:t>
+      </w:r>
+      <w:r>
+        <w:t>1</w:t>
       </w:r>
       <w:r>
         <w:t xml:space="preserve"> </w:t>
@@ -11179,17 +12329,19 @@
         <w:t>↻</w:t>
       </w:r>
       <w:r>
-        <w:t>.</w:t>
-      </w:r>
-    </w:p>
-    <w:p>
-      <w:pPr>
-        <w:rPr>
-          <w:rFonts w:ascii="Segoe UI" w:hAnsi="Segoe UI" w:cs="Segoe UI"/>
-          <w:color w:val="202122"/>
-          <w:shd w:val="clear" w:color="auto" w:fill="F8F9FA"/>
-        </w:rPr>
-      </w:pPr>
+        <w:t xml:space="preserve"> </w:t>
+      </w:r>
+      <w:r>
+        <w:t xml:space="preserve">(only available </w:t>
+      </w:r>
+      <w:r>
+        <w:t>if you're carrying a shield</w:t>
+      </w:r>
+      <w:r>
+        <w:t>)</w:t>
+      </w:r>
+    </w:p>
+    <w:p>
       <w:r>
         <w:rPr>
           <w:u w:val="single"/>
@@ -11260,6 +12412,28 @@
       </w:r>
       <w:r>
         <w:t>.</w:t>
+      </w:r>
+    </w:p>
+    <w:p>
+      <w:pPr>
+        <w:pStyle w:val="Heading2"/>
+      </w:pPr>
+      <w:r>
+        <w:t>Starting Recipes</w:t>
+      </w:r>
+    </w:p>
+    <w:p>
+      <w:r>
+        <w:t>Poultice</w:t>
+      </w:r>
+      <w:r>
+        <w:t>, Poison</w:t>
+      </w:r>
+      <w:r>
+        <w:t xml:space="preserve">, </w:t>
+      </w:r>
+      <w:r>
+        <w:t>Scrap Plating</w:t>
       </w:r>
       <w:r>
         <w:br w:type="page"/>
@@ -11395,6 +12569,9 @@
             <w:r>
               <w:t>Shield Bash</w:t>
             </w:r>
+            <w:r>
+              <w:t>*</w:t>
+            </w:r>
           </w:p>
         </w:tc>
         <w:tc>
@@ -11508,6 +12685,9 @@
           <w:p>
             <w:r>
               <w:t>Valorous Interception</w:t>
+            </w:r>
+            <w:r>
+              <w:t>*</w:t>
             </w:r>
           </w:p>
         </w:tc>
@@ -11640,7 +12820,13 @@
               <w:t>5%</w:t>
             </w:r>
             <w:r>
-              <w:t xml:space="preserve"> chance of being </w:t>
+              <w:t xml:space="preserve"> chance of </w:t>
+            </w:r>
+            <w:r>
+              <w:t>becoming</w:t>
+            </w:r>
+            <w:r>
+              <w:t xml:space="preserve"> </w:t>
             </w:r>
             <w:r>
               <w:t>threatened</w:t>
@@ -11662,6 +12848,9 @@
             </w:r>
             <w:r>
               <w:t xml:space="preserve"> Yourself</w:t>
+            </w:r>
+            <w:r>
+              <w:t>*</w:t>
             </w:r>
           </w:p>
         </w:tc>
@@ -11745,6 +12934,9 @@
             <w:r>
               <w:t>Defensive Stance</w:t>
             </w:r>
+            <w:r>
+              <w:t>*</w:t>
+            </w:r>
           </w:p>
         </w:tc>
         <w:tc>
@@ -12003,13 +13195,17 @@
               <w:t>Gain 25% Resistance to any one element</w:t>
             </w:r>
             <w:r>
-              <w:t>.</w:t>
+              <w:t xml:space="preserve"> (your choice)</w:t>
             </w:r>
           </w:p>
         </w:tc>
       </w:tr>
     </w:tbl>
-    <w:p/>
+    <w:p>
+      <w:r>
+        <w:t>* Unlocks an Ability with the same name</w:t>
+      </w:r>
+    </w:p>
     <w:p>
       <w:r>
         <w:br w:type="page"/>
@@ -12165,11 +13361,9 @@
       <w:r>
         <w:t xml:space="preserve"> </w:t>
       </w:r>
-      <w:proofErr w:type="gramStart"/>
       <w:r>
         <w:t>cooldown</w:t>
       </w:r>
-      <w:proofErr w:type="gramEnd"/>
       <w:r>
         <w:t>.</w:t>
       </w:r>
@@ -12697,6 +13891,9 @@
             <w:r>
               <w:t>Pinning Shot</w:t>
             </w:r>
+            <w:r>
+              <w:t>*</w:t>
+            </w:r>
           </w:p>
           <w:p>
             <w:pPr>
@@ -12873,6 +14070,9 @@
             <w:r>
               <w:t>Flurry</w:t>
             </w:r>
+            <w:r>
+              <w:t>*</w:t>
+            </w:r>
           </w:p>
           <w:p>
             <w:pPr>
@@ -12953,80 +14153,10 @@
           </w:tcPr>
           <w:p>
             <w:r>
-              <w:t>Uncanny dodge</w:t>
-            </w:r>
-          </w:p>
-          <w:p>
-            <w:pPr>
-              <w:pStyle w:val="Info"/>
-            </w:pPr>
-            <w:r>
-              <w:t>Reaction</w:t>
-            </w:r>
-          </w:p>
-        </w:tc>
-        <w:tc>
-          <w:tcPr>
-            <w:tcW w:w="1059" w:type="pct"/>
-          </w:tcPr>
-          <w:p>
-            <w:r>
-              <w:t>Avoid</w:t>
-            </w:r>
-          </w:p>
-        </w:tc>
-        <w:tc>
-          <w:tcPr>
-            <w:tcW w:w="722" w:type="pct"/>
-          </w:tcPr>
-          <w:p>
-            <w:pPr>
-              <w:rPr>
-                <w:b/>
-                <w:bCs/>
-              </w:rPr>
-            </w:pPr>
-            <w:r>
-              <w:rPr>
-                <w:rFonts w:ascii="Cambria Math" w:hAnsi="Cambria Math" w:cs="Cambria Math"/>
-                <w:b/>
-                <w:bCs/>
-              </w:rPr>
-              <w:t>⇌</w:t>
-            </w:r>
-          </w:p>
-        </w:tc>
-        <w:tc>
-          <w:tcPr>
-            <w:tcW w:w="2115" w:type="pct"/>
-          </w:tcPr>
-          <w:p>
-            <w:r>
-              <w:t xml:space="preserve">Once per encounter, when </w:t>
-            </w:r>
-            <w:r>
-              <w:t>attacked</w:t>
-            </w:r>
-            <w:r>
-              <w:t xml:space="preserve">, </w:t>
-            </w:r>
-            <w:r>
-              <w:t>you're grazed instead. R</w:t>
-            </w:r>
-            <w:r>
-              <w:t>educe the damage by 50%.</w:t>
-            </w:r>
-          </w:p>
-        </w:tc>
-      </w:tr>
-      <w:tr>
-        <w:tc>
-          <w:tcPr>
-            <w:tcW w:w="1104" w:type="pct"/>
-          </w:tcPr>
-          <w:p>
-            <w:r>
               <w:t>Deep Breaths</w:t>
+            </w:r>
+            <w:r>
+              <w:t>*</w:t>
             </w:r>
           </w:p>
         </w:tc>
@@ -13109,6 +14239,71 @@
             </w:r>
             <w:r>
               <w:t>.</w:t>
+            </w:r>
+          </w:p>
+        </w:tc>
+      </w:tr>
+      <w:tr>
+        <w:tc>
+          <w:tcPr>
+            <w:tcW w:w="1104" w:type="pct"/>
+          </w:tcPr>
+          <w:p>
+            <w:r>
+              <w:t>Disengage</w:t>
+            </w:r>
+            <w:r>
+              <w:t>*</w:t>
+            </w:r>
+          </w:p>
+        </w:tc>
+        <w:tc>
+          <w:tcPr>
+            <w:tcW w:w="1059" w:type="pct"/>
+          </w:tcPr>
+          <w:p>
+            <w:r>
+              <w:t>Avoid</w:t>
+            </w:r>
+          </w:p>
+        </w:tc>
+        <w:tc>
+          <w:tcPr>
+            <w:tcW w:w="722" w:type="pct"/>
+          </w:tcPr>
+          <w:p>
+            <w:r>
+              <w:rPr>
+                <w:rFonts w:ascii="Segoe UI Symbol" w:hAnsi="Segoe UI Symbol" w:cs="Segoe UI Symbol"/>
+              </w:rPr>
+              <w:t>◉</w:t>
+            </w:r>
+            <w:r>
+              <w:rPr>
+                <w:rFonts w:ascii="Segoe UI" w:hAnsi="Segoe UI" w:cs="Segoe UI"/>
+              </w:rPr>
+              <w:t>○○</w:t>
+            </w:r>
+          </w:p>
+          <w:p>
+            <w:r>
+              <w:t>2</w:t>
+            </w:r>
+            <w:r>
+              <w:rPr>
+                <w:rFonts w:ascii="Cambria Math" w:hAnsi="Cambria Math" w:cs="Cambria Math"/>
+              </w:rPr>
+              <w:t>↻</w:t>
+            </w:r>
+          </w:p>
+        </w:tc>
+        <w:tc>
+          <w:tcPr>
+            <w:tcW w:w="2115" w:type="pct"/>
+          </w:tcPr>
+          <w:p>
+            <w:r>
+              <w:t>Move to a safe position, gaining +2 Defense until your next turn.</w:t>
             </w:r>
           </w:p>
         </w:tc>
@@ -13123,7 +14318,10 @@
           </w:tcPr>
           <w:p>
             <w:r>
-              <w:t>Disengage</w:t>
+              <w:t>Vital Strike</w:t>
+            </w:r>
+            <w:r>
+              <w:t>*</w:t>
             </w:r>
           </w:p>
         </w:tc>
@@ -13133,7 +14331,7 @@
           </w:tcPr>
           <w:p>
             <w:r>
-              <w:t>Avoid</w:t>
+              <w:t>Execution</w:t>
             </w:r>
           </w:p>
         </w:tc>
@@ -13146,18 +14344,12 @@
               <w:rPr>
                 <w:rFonts w:ascii="Segoe UI Symbol" w:hAnsi="Segoe UI Symbol" w:cs="Segoe UI Symbol"/>
               </w:rPr>
-              <w:t>◉</w:t>
-            </w:r>
-            <w:r>
-              <w:rPr>
-                <w:rFonts w:ascii="Segoe UI" w:hAnsi="Segoe UI" w:cs="Segoe UI"/>
-              </w:rPr>
-              <w:t>○○</w:t>
-            </w:r>
-          </w:p>
-          <w:p>
-            <w:r>
-              <w:t>2</w:t>
+              <w:t>◉◉◉</w:t>
+            </w:r>
+          </w:p>
+          <w:p>
+            <w:r>
+              <w:t>4</w:t>
             </w:r>
             <w:r>
               <w:rPr>
@@ -13173,7 +14365,31 @@
           </w:tcPr>
           <w:p>
             <w:r>
-              <w:t>Move to a safe position, gaining +2 Defense until your next turn.</w:t>
+              <w:t xml:space="preserve">Deal a devastating attack against a </w:t>
+            </w:r>
+            <w:r>
+              <w:rPr>
+                <w:rStyle w:val="EffectChar"/>
+              </w:rPr>
+              <w:t>Hunted</w:t>
+            </w:r>
+            <w:r>
+              <w:t xml:space="preserve"> target below 30% Health. If it kills them, reset your </w:t>
+            </w:r>
+            <w:r>
+              <w:t xml:space="preserve">Mark for free </w:t>
+            </w:r>
+            <w:r>
+              <w:t>and reduce this talent's cooldown to 1</w:t>
+            </w:r>
+            <w:r>
+              <w:rPr>
+                <w:rFonts w:ascii="Cambria Math" w:hAnsi="Cambria Math" w:cs="Cambria Math"/>
+              </w:rPr>
+              <w:t>↻</w:t>
+            </w:r>
+            <w:r>
+              <w:t>.</w:t>
             </w:r>
           </w:p>
         </w:tc>
@@ -13185,7 +14401,7 @@
           </w:tcPr>
           <w:p>
             <w:r>
-              <w:t>Vital Strike</w:t>
+              <w:t>Pack Tactics</w:t>
             </w:r>
           </w:p>
         </w:tc>
@@ -13195,7 +14411,7 @@
           </w:tcPr>
           <w:p>
             <w:r>
-              <w:t>Execution</w:t>
+              <w:t>Companion</w:t>
             </w:r>
           </w:p>
         </w:tc>
@@ -13205,21 +14421,7 @@
           </w:tcPr>
           <w:p>
             <w:r>
-              <w:rPr>
-                <w:rFonts w:ascii="Segoe UI Symbol" w:hAnsi="Segoe UI Symbol" w:cs="Segoe UI Symbol"/>
-              </w:rPr>
-              <w:t>◉◉◉</w:t>
-            </w:r>
-          </w:p>
-          <w:p>
-            <w:r>
-              <w:t>4</w:t>
-            </w:r>
-            <w:r>
-              <w:rPr>
-                <w:rFonts w:ascii="Cambria Math" w:hAnsi="Cambria Math" w:cs="Cambria Math"/>
-              </w:rPr>
-              <w:t>↻</w:t>
+              <w:t>Passive</w:t>
             </w:r>
           </w:p>
         </w:tc>
@@ -13229,22 +14431,17 @@
           </w:tcPr>
           <w:p>
             <w:r>
-              <w:t xml:space="preserve">Deal a devastating attack against a </w:t>
-            </w:r>
-            <w:r>
-              <w:rPr>
-                <w:rStyle w:val="EffectChar"/>
-              </w:rPr>
-              <w:t>Hunted</w:t>
-            </w:r>
-            <w:r>
-              <w:t xml:space="preserve"> target below 30% Health. If it kills them, reset your </w:t>
-            </w:r>
-            <w:r>
-              <w:t xml:space="preserve">Mark for free </w:t>
-            </w:r>
-            <w:r>
-              <w:t>and reduce this talent's cooldown to 1</w:t>
+              <w:t xml:space="preserve">When your companion attacks an enemy, that enemy becomes </w:t>
+            </w:r>
+            <w:r>
+              <w:rPr>
+                <w:i/>
+                <w:iCs/>
+              </w:rPr>
+              <w:t>Off Guard</w:t>
+            </w:r>
+            <w:r>
+              <w:t xml:space="preserve"> for 1</w:t>
             </w:r>
             <w:r>
               <w:rPr>
@@ -13268,7 +14465,7 @@
           </w:tcPr>
           <w:p>
             <w:r>
-              <w:t>Pack Tactics</w:t>
+              <w:t>Synchronized Strike</w:t>
             </w:r>
           </w:p>
         </w:tc>
@@ -13298,26 +14495,17 @@
           </w:tcPr>
           <w:p>
             <w:r>
-              <w:t xml:space="preserve">When your companion attacks an enemy, that enemy becomes </w:t>
+              <w:t xml:space="preserve">When you attack your </w:t>
             </w:r>
             <w:r>
               <w:rPr>
                 <w:i/>
                 <w:iCs/>
               </w:rPr>
-              <w:t>Off Guard</w:t>
-            </w:r>
-            <w:r>
-              <w:t xml:space="preserve"> for 1</w:t>
-            </w:r>
-            <w:r>
-              <w:rPr>
-                <w:rFonts w:ascii="Cambria Math" w:hAnsi="Cambria Math" w:cs="Cambria Math"/>
-              </w:rPr>
-              <w:t>↻</w:t>
-            </w:r>
-            <w:r>
-              <w:t>.</w:t>
+              <w:t>Hunted</w:t>
+            </w:r>
+            <w:r>
+              <w:t xml:space="preserve"> target, your companion makes a free attack against them.</w:t>
             </w:r>
           </w:p>
         </w:tc>
@@ -13329,7 +14517,18 @@
           </w:tcPr>
           <w:p>
             <w:r>
-              <w:t>Synchronized Strike</w:t>
+              <w:t>Below the Belt</w:t>
+            </w:r>
+            <w:r>
+              <w:t>*</w:t>
+            </w:r>
+          </w:p>
+          <w:p>
+            <w:pPr>
+              <w:pStyle w:val="Info"/>
+            </w:pPr>
+            <w:r>
+              <w:t>Melee</w:t>
             </w:r>
           </w:p>
         </w:tc>
@@ -13337,11 +14536,7 @@
           <w:tcPr>
             <w:tcW w:w="1059" w:type="pct"/>
           </w:tcPr>
-          <w:p>
-            <w:r>
-              <w:t>Companion</w:t>
-            </w:r>
-          </w:p>
+          <w:p/>
         </w:tc>
         <w:tc>
           <w:tcPr>
@@ -13349,7 +14544,27 @@
           </w:tcPr>
           <w:p>
             <w:r>
-              <w:t>Passive</w:t>
+              <w:rPr>
+                <w:rFonts w:ascii="Segoe UI Symbol" w:hAnsi="Segoe UI Symbol" w:cs="Segoe UI Symbol"/>
+              </w:rPr>
+              <w:t>◉</w:t>
+            </w:r>
+            <w:r>
+              <w:rPr>
+                <w:rFonts w:ascii="Segoe UI" w:hAnsi="Segoe UI" w:cs="Segoe UI"/>
+              </w:rPr>
+              <w:t>○○</w:t>
+            </w:r>
+          </w:p>
+          <w:p>
+            <w:r>
+              <w:t>4</w:t>
+            </w:r>
+            <w:r>
+              <w:rPr>
+                <w:rFonts w:ascii="Cambria Math" w:hAnsi="Cambria Math" w:cs="Cambria Math"/>
+              </w:rPr>
+              <w:t>↻</w:t>
             </w:r>
           </w:p>
         </w:tc>
@@ -13359,7 +14574,16 @@
           </w:tcPr>
           <w:p>
             <w:r>
-              <w:t xml:space="preserve">When you attack your </w:t>
+              <w:t xml:space="preserve">A dirty attack that applies </w:t>
+            </w:r>
+            <w:r>
+              <w:rPr>
+                <w:rStyle w:val="EffectChar"/>
+              </w:rPr>
+              <w:t>Slowed</w:t>
+            </w:r>
+            <w:r>
+              <w:t xml:space="preserve"> to your </w:t>
             </w:r>
             <w:r>
               <w:rPr>
@@ -13369,7 +14593,145 @@
               <w:t>Hunted</w:t>
             </w:r>
             <w:r>
-              <w:t xml:space="preserve"> target, your companion makes a free attack against them.</w:t>
+              <w:t xml:space="preserve"> target</w:t>
+            </w:r>
+            <w:r>
+              <w:t>.</w:t>
+            </w:r>
+          </w:p>
+        </w:tc>
+      </w:tr>
+    </w:tbl>
+    <w:p>
+      <w:r>
+        <w:t>* Unlocks an Ability with the same name</w:t>
+      </w:r>
+    </w:p>
+    <w:p>
+      <w:r>
+        <w:br w:type="page"/>
+      </w:r>
+    </w:p>
+    <w:p>
+      <w:pPr>
+        <w:pStyle w:val="Heading1"/>
+      </w:pPr>
+      <w:r>
+        <w:lastRenderedPageBreak/>
+        <w:t>Whisper</w:t>
+      </w:r>
+    </w:p>
+    <w:p>
+      <w:pPr>
+        <w:pStyle w:val="Quote"/>
+      </w:pPr>
+      <w:r>
+        <w:t>“</w:t>
+      </w:r>
+      <w:r>
+        <w:t>The wake is but an instrument, waiting to be played</w:t>
+      </w:r>
+      <w:r>
+        <w:t>.”</w:t>
+      </w:r>
+    </w:p>
+    <w:p>
+      <w:r>
+        <w:t>You’</w:t>
+      </w:r>
+      <w:r>
+        <w:t xml:space="preserve">re one of the rare </w:t>
+      </w:r>
+      <w:r>
+        <w:t xml:space="preserve">people that can interact with the Wake, and cast </w:t>
+      </w:r>
+      <w:r>
+        <w:t>spells.</w:t>
+      </w:r>
+    </w:p>
+    <w:p>
+      <w:pPr>
+        <w:pStyle w:val="Heading2"/>
+      </w:pPr>
+      <w:r>
+        <w:t>Features</w:t>
+      </w:r>
+    </w:p>
+    <w:p>
+      <w:r>
+        <w:t>The Prowler is all about taking down enemies with high damage attacks.</w:t>
+      </w:r>
+    </w:p>
+    <w:p>
+      <w:r>
+        <w:t>Each Prowler has a companion animal which appears with them during combat and widens the Path’s tactical scope. The companion can strike an enemy at the cost of 1 Action and 1</w:t>
+      </w:r>
+      <w:r>
+        <w:rPr>
+          <w:rFonts w:ascii="Cambria Math" w:hAnsi="Cambria Math" w:cs="Cambria Math"/>
+        </w:rPr>
+        <w:t>↻</w:t>
+      </w:r>
+      <w:r>
+        <w:t xml:space="preserve"> cooldown.</w:t>
+      </w:r>
+    </w:p>
+    <w:tbl>
+      <w:tblPr>
+        <w:tblStyle w:val="TableGrid"/>
+        <w:tblpPr w:leftFromText="187" w:rightFromText="187" w:bottomFromText="115" w:vertAnchor="text" w:tblpY="1"/>
+        <w:tblOverlap w:val="never"/>
+        <w:tblW w:w="5000" w:type="pct"/>
+        <w:tblCellMar>
+          <w:top w:w="72" w:type="dxa"/>
+          <w:left w:w="72" w:type="dxa"/>
+          <w:bottom w:w="72" w:type="dxa"/>
+          <w:right w:w="72" w:type="dxa"/>
+        </w:tblCellMar>
+        <w:tblLook w:val="04A0" w:firstRow="1" w:lastRow="0" w:firstColumn="1" w:lastColumn="0" w:noHBand="0" w:noVBand="1"/>
+      </w:tblPr>
+      <w:tblGrid>
+        <w:gridCol w:w="3116"/>
+        <w:gridCol w:w="3117"/>
+        <w:gridCol w:w="3117"/>
+      </w:tblGrid>
+      <w:tr>
+        <w:tc>
+          <w:tcPr>
+            <w:tcW w:w="1666" w:type="pct"/>
+          </w:tcPr>
+          <w:p>
+            <w:pPr>
+              <w:jc w:val="center"/>
+            </w:pPr>
+            <w:r>
+              <w:t>Mark &amp; Hunted</w:t>
+            </w:r>
+          </w:p>
+        </w:tc>
+        <w:tc>
+          <w:tcPr>
+            <w:tcW w:w="1667" w:type="pct"/>
+          </w:tcPr>
+          <w:p>
+            <w:pPr>
+              <w:jc w:val="center"/>
+            </w:pPr>
+            <w:r>
+              <w:t>Avoidance</w:t>
+            </w:r>
+          </w:p>
+        </w:tc>
+        <w:tc>
+          <w:tcPr>
+            <w:tcW w:w="1667" w:type="pct"/>
+          </w:tcPr>
+          <w:p>
+            <w:pPr>
+              <w:jc w:val="center"/>
+            </w:pPr>
+            <w:r>
+              <w:t>Companion</w:t>
             </w:r>
           </w:p>
         </w:tc>
@@ -13380,106 +14742,71 @@
         </w:trPr>
         <w:tc>
           <w:tcPr>
-            <w:tcW w:w="1104" w:type="pct"/>
-          </w:tcPr>
-          <w:p>
-            <w:r>
-              <w:t>Below the Belt</w:t>
-            </w:r>
-          </w:p>
-          <w:p>
-            <w:pPr>
-              <w:pStyle w:val="Info"/>
-            </w:pPr>
-            <w:r>
-              <w:t>Melee</w:t>
-            </w:r>
-          </w:p>
-        </w:tc>
-        <w:tc>
-          <w:tcPr>
-            <w:tcW w:w="1059" w:type="pct"/>
-          </w:tcPr>
-          <w:p/>
-        </w:tc>
-        <w:tc>
-          <w:tcPr>
-            <w:tcW w:w="722" w:type="pct"/>
-          </w:tcPr>
-          <w:p>
-            <w:r>
-              <w:rPr>
-                <w:rFonts w:ascii="Segoe UI Symbol" w:hAnsi="Segoe UI Symbol" w:cs="Segoe UI Symbol"/>
-              </w:rPr>
-              <w:t>◉</w:t>
-            </w:r>
-            <w:r>
-              <w:rPr>
-                <w:rFonts w:ascii="Segoe UI" w:hAnsi="Segoe UI" w:cs="Segoe UI"/>
-              </w:rPr>
-              <w:t>○○</w:t>
-            </w:r>
-          </w:p>
-          <w:p>
-            <w:r>
-              <w:t>4</w:t>
-            </w:r>
-            <w:r>
-              <w:rPr>
-                <w:rFonts w:ascii="Cambria Math" w:hAnsi="Cambria Math" w:cs="Cambria Math"/>
-              </w:rPr>
-              <w:t>↻</w:t>
-            </w:r>
-          </w:p>
-        </w:tc>
-        <w:tc>
-          <w:tcPr>
-            <w:tcW w:w="2115" w:type="pct"/>
-          </w:tcPr>
-          <w:p>
-            <w:r>
-              <w:t xml:space="preserve">A dirty attack that applies </w:t>
-            </w:r>
-            <w:r>
-              <w:rPr>
-                <w:rStyle w:val="EffectChar"/>
-              </w:rPr>
-              <w:t>Slowed</w:t>
-            </w:r>
-            <w:r>
-              <w:t xml:space="preserve"> to your </w:t>
+            <w:tcW w:w="1666" w:type="pct"/>
+          </w:tcPr>
+          <w:p>
+            <w:r>
+              <w:t>Mark</w:t>
+            </w:r>
+            <w:r>
+              <w:t xml:space="preserve"> an enemy as </w:t>
             </w:r>
             <w:r>
               <w:rPr>
                 <w:i/>
                 <w:iCs/>
               </w:rPr>
-              <w:t>Hunted</w:t>
-            </w:r>
-            <w:r>
-              <w:t xml:space="preserve"> target</w:t>
-            </w:r>
-            <w:r>
-              <w:t>.</w:t>
+              <w:t xml:space="preserve">Hunted. </w:t>
+            </w:r>
+            <w:r>
+              <w:t>You deal extra damage to Hunted enemies.</w:t>
+            </w:r>
+          </w:p>
+        </w:tc>
+        <w:tc>
+          <w:tcPr>
+            <w:tcW w:w="1667" w:type="pct"/>
+          </w:tcPr>
+          <w:p>
+            <w:r>
+              <w:t>You do your best to avoid enemy attacks and opt for hit-and-run tactics instead.</w:t>
+            </w:r>
+          </w:p>
+        </w:tc>
+        <w:tc>
+          <w:tcPr>
+            <w:tcW w:w="1667" w:type="pct"/>
+          </w:tcPr>
+          <w:p>
+            <w:r>
+              <w:t>Your companion provides you with additional tactical options.</w:t>
             </w:r>
           </w:p>
         </w:tc>
       </w:tr>
     </w:tbl>
-    <w:p/>
-    <w:p>
-      <w:r>
-        <w:lastRenderedPageBreak/>
-        <w:br w:type="page"/>
-      </w:r>
-    </w:p>
-    <w:p>
-      <w:pPr>
-        <w:pStyle w:val="Heading1"/>
-      </w:pPr>
-      <w:r>
-        <w:lastRenderedPageBreak/>
-        <w:t>Whisper</w:t>
+    <w:p>
+      <w:pPr>
+        <w:pStyle w:val="Heading2"/>
+      </w:pPr>
+      <w:r>
+        <w:t>Pillars</w:t>
+      </w:r>
+    </w:p>
+    <w:p>
+      <w:pPr>
+        <w:jc w:val="center"/>
+      </w:pPr>
+      <w:r>
+        <w:t>Target Pressure · Avoid · Execution · Companion Benefit</w:t>
+      </w:r>
+    </w:p>
+    <w:p>
+      <w:pPr>
+        <w:pStyle w:val="Heading2"/>
+      </w:pPr>
+      <w:r>
+        <w:t>Starting Abilities</w:t>
       </w:r>
     </w:p>
     <w:p>
@@ -13493,6 +14820,64 @@
         </w:rPr>
       </w:pPr>
       <w:r>
+        <w:rPr>
+          <w:u w:val="single"/>
+        </w:rPr>
+        <w:t>Hunt Prey</w:t>
+      </w:r>
+      <w:r>
+        <w:t xml:space="preserve">: </w:t>
+      </w:r>
+      <w:r>
+        <w:rPr>
+          <w:rFonts w:ascii="Segoe UI Symbol" w:hAnsi="Segoe UI Symbol" w:cs="Segoe UI Symbol"/>
+        </w:rPr>
+        <w:t>◉</w:t>
+      </w:r>
+      <w:r>
+        <w:rPr>
+          <w:rFonts w:ascii="Segoe UI" w:hAnsi="Segoe UI" w:cs="Segoe UI"/>
+        </w:rPr>
+        <w:t>○○</w:t>
+      </w:r>
+      <w:r>
+        <w:rPr>
+          <w:rFonts w:ascii="Segoe UI" w:hAnsi="Segoe UI" w:cs="Segoe UI"/>
+        </w:rPr>
+        <w:t xml:space="preserve"> </w:t>
+      </w:r>
+      <w:r>
+        <w:rPr>
+          <w:rFonts w:cs="Cambria Math"/>
+        </w:rPr>
+        <w:t>1</w:t>
+      </w:r>
+      <w:r>
+        <w:rPr>
+          <w:rFonts w:ascii="Cambria Math" w:hAnsi="Cambria Math" w:cs="Cambria Math"/>
+        </w:rPr>
+        <w:t>↻</w:t>
+      </w:r>
+      <w:r>
+        <w:rPr>
+          <w:rFonts w:ascii="Cambria Math" w:hAnsi="Cambria Math" w:cs="Cambria Math"/>
+        </w:rPr>
+        <w:t xml:space="preserve"> </w:t>
+      </w:r>
+      <w:r>
+        <w:t xml:space="preserve">Mark an enemy as your prey. Only one enemy can be marked by you at a time. They will gain the Effect </w:t>
+      </w:r>
+      <w:r>
+        <w:rPr>
+          <w:i/>
+          <w:iCs/>
+        </w:rPr>
+        <w:t>Hunted</w:t>
+      </w:r>
+      <w:r>
+        <w:t xml:space="preserve"> which will stay applied until they die or it is dispelled. You gain +1 during a challenge roll targeting your Prey and gain +10% physical damage.</w:t>
+      </w:r>
+      <w:r>
         <w:br w:type="page"/>
       </w:r>
     </w:p>
@@ -13503,6 +14888,245 @@
       <w:r>
         <w:lastRenderedPageBreak/>
         <w:t>Artificer</w:t>
+      </w:r>
+    </w:p>
+    <w:p>
+      <w:pPr>
+        <w:pStyle w:val="Quote"/>
+      </w:pPr>
+      <w:r>
+        <w:t>“</w:t>
+      </w:r>
+      <w:r>
+        <w:t>They passed this way, I’m sure of i</w:t>
+      </w:r>
+      <w:r>
+        <w:t>t.”</w:t>
+      </w:r>
+    </w:p>
+    <w:p>
+      <w:r>
+        <w:t>You’re an expert hunter and thrive at range. Your enemies are your prey, and you stalk them relentlessly, striking at their weak points. You’re accompanied by a fiercely loyal animal. Companions cannot be attacked; they’re mechanically a part of the Prowler.</w:t>
+      </w:r>
+    </w:p>
+    <w:p>
+      <w:pPr>
+        <w:pStyle w:val="Heading2"/>
+      </w:pPr>
+      <w:r>
+        <w:t>Features</w:t>
+      </w:r>
+    </w:p>
+    <w:p>
+      <w:r>
+        <w:t>The Prowler is all about taking down enemies with high damage attacks.</w:t>
+      </w:r>
+    </w:p>
+    <w:p>
+      <w:r>
+        <w:t>Each Prowler has a companion animal which appears with them during combat and widens the Path’s tactical scope. The companion can strike an enemy at the cost of 1 Action and 1</w:t>
+      </w:r>
+      <w:r>
+        <w:rPr>
+          <w:rFonts w:ascii="Cambria Math" w:hAnsi="Cambria Math" w:cs="Cambria Math"/>
+        </w:rPr>
+        <w:t>↻</w:t>
+      </w:r>
+      <w:r>
+        <w:t xml:space="preserve"> cooldown.</w:t>
+      </w:r>
+    </w:p>
+    <w:tbl>
+      <w:tblPr>
+        <w:tblStyle w:val="TableGrid"/>
+        <w:tblpPr w:leftFromText="187" w:rightFromText="187" w:bottomFromText="115" w:vertAnchor="text" w:tblpY="1"/>
+        <w:tblOverlap w:val="never"/>
+        <w:tblW w:w="5000" w:type="pct"/>
+        <w:tblCellMar>
+          <w:top w:w="72" w:type="dxa"/>
+          <w:left w:w="72" w:type="dxa"/>
+          <w:bottom w:w="72" w:type="dxa"/>
+          <w:right w:w="72" w:type="dxa"/>
+        </w:tblCellMar>
+        <w:tblLook w:val="04A0" w:firstRow="1" w:lastRow="0" w:firstColumn="1" w:lastColumn="0" w:noHBand="0" w:noVBand="1"/>
+      </w:tblPr>
+      <w:tblGrid>
+        <w:gridCol w:w="3116"/>
+        <w:gridCol w:w="3117"/>
+        <w:gridCol w:w="3117"/>
+      </w:tblGrid>
+      <w:tr>
+        <w:tc>
+          <w:tcPr>
+            <w:tcW w:w="1666" w:type="pct"/>
+          </w:tcPr>
+          <w:p>
+            <w:pPr>
+              <w:jc w:val="center"/>
+            </w:pPr>
+            <w:r>
+              <w:t>Mark &amp; Hunted</w:t>
+            </w:r>
+          </w:p>
+        </w:tc>
+        <w:tc>
+          <w:tcPr>
+            <w:tcW w:w="1667" w:type="pct"/>
+          </w:tcPr>
+          <w:p>
+            <w:pPr>
+              <w:jc w:val="center"/>
+            </w:pPr>
+            <w:r>
+              <w:t>Avoidance</w:t>
+            </w:r>
+          </w:p>
+        </w:tc>
+        <w:tc>
+          <w:tcPr>
+            <w:tcW w:w="1667" w:type="pct"/>
+          </w:tcPr>
+          <w:p>
+            <w:pPr>
+              <w:jc w:val="center"/>
+            </w:pPr>
+            <w:r>
+              <w:t>Companion</w:t>
+            </w:r>
+          </w:p>
+        </w:tc>
+      </w:tr>
+      <w:tr>
+        <w:trPr>
+          <w:cnfStyle w:val="000000010000" w:firstRow="0" w:lastRow="0" w:firstColumn="0" w:lastColumn="0" w:oddVBand="0" w:evenVBand="0" w:oddHBand="0" w:evenHBand="1" w:firstRowFirstColumn="0" w:firstRowLastColumn="0" w:lastRowFirstColumn="0" w:lastRowLastColumn="0"/>
+        </w:trPr>
+        <w:tc>
+          <w:tcPr>
+            <w:tcW w:w="1666" w:type="pct"/>
+          </w:tcPr>
+          <w:p>
+            <w:r>
+              <w:t>Mark</w:t>
+            </w:r>
+            <w:r>
+              <w:t xml:space="preserve"> an enemy as </w:t>
+            </w:r>
+            <w:r>
+              <w:rPr>
+                <w:i/>
+                <w:iCs/>
+              </w:rPr>
+              <w:t xml:space="preserve">Hunted. </w:t>
+            </w:r>
+            <w:r>
+              <w:t>You deal extra damage to Hunted enemies.</w:t>
+            </w:r>
+          </w:p>
+        </w:tc>
+        <w:tc>
+          <w:tcPr>
+            <w:tcW w:w="1667" w:type="pct"/>
+          </w:tcPr>
+          <w:p>
+            <w:r>
+              <w:t>You do your best to avoid enemy attacks and opt for hit-and-run tactics instead.</w:t>
+            </w:r>
+          </w:p>
+        </w:tc>
+        <w:tc>
+          <w:tcPr>
+            <w:tcW w:w="1667" w:type="pct"/>
+          </w:tcPr>
+          <w:p>
+            <w:r>
+              <w:t>Your companion provides you with additional tactical options.</w:t>
+            </w:r>
+          </w:p>
+        </w:tc>
+      </w:tr>
+    </w:tbl>
+    <w:p>
+      <w:pPr>
+        <w:pStyle w:val="Heading2"/>
+      </w:pPr>
+      <w:r>
+        <w:t>Pillars</w:t>
+      </w:r>
+    </w:p>
+    <w:p>
+      <w:pPr>
+        <w:jc w:val="center"/>
+      </w:pPr>
+      <w:r>
+        <w:t>Target Pressure · Avoid · Execution · Companion Benefit</w:t>
+      </w:r>
+    </w:p>
+    <w:p>
+      <w:pPr>
+        <w:pStyle w:val="Heading2"/>
+      </w:pPr>
+      <w:r>
+        <w:t>Starting Abilities</w:t>
+      </w:r>
+    </w:p>
+    <w:p>
+      <w:r>
+        <w:rPr>
+          <w:u w:val="single"/>
+        </w:rPr>
+        <w:t>Hunt Prey</w:t>
+      </w:r>
+      <w:r>
+        <w:t xml:space="preserve">: </w:t>
+      </w:r>
+      <w:r>
+        <w:rPr>
+          <w:rFonts w:ascii="Segoe UI Symbol" w:hAnsi="Segoe UI Symbol" w:cs="Segoe UI Symbol"/>
+        </w:rPr>
+        <w:t>◉</w:t>
+      </w:r>
+      <w:r>
+        <w:rPr>
+          <w:rFonts w:ascii="Segoe UI" w:hAnsi="Segoe UI" w:cs="Segoe UI"/>
+        </w:rPr>
+        <w:t>○○</w:t>
+      </w:r>
+      <w:r>
+        <w:rPr>
+          <w:rFonts w:ascii="Segoe UI" w:hAnsi="Segoe UI" w:cs="Segoe UI"/>
+        </w:rPr>
+        <w:t xml:space="preserve"> </w:t>
+      </w:r>
+      <w:r>
+        <w:rPr>
+          <w:rFonts w:cs="Cambria Math"/>
+        </w:rPr>
+        <w:t>1</w:t>
+      </w:r>
+      <w:r>
+        <w:rPr>
+          <w:rFonts w:ascii="Cambria Math" w:hAnsi="Cambria Math" w:cs="Cambria Math"/>
+        </w:rPr>
+        <w:t>↻</w:t>
+      </w:r>
+      <w:r>
+        <w:rPr>
+          <w:rFonts w:ascii="Cambria Math" w:hAnsi="Cambria Math" w:cs="Cambria Math"/>
+        </w:rPr>
+        <w:t xml:space="preserve"> </w:t>
+      </w:r>
+      <w:r>
+        <w:t xml:space="preserve">Mark an enemy as your prey. Only one enemy can be marked by you at a time. They will gain the Effect </w:t>
+      </w:r>
+      <w:r>
+        <w:rPr>
+          <w:i/>
+          <w:iCs/>
+        </w:rPr>
+        <w:t>Hunted</w:t>
+      </w:r>
+      <w:r>
+        <w:t xml:space="preserve"> which will stay applied until they die or it is dispelled. You gain +1 during a challenge roll targeting your Prey and gain +10% physical damage.</w:t>
       </w:r>
     </w:p>
     <w:sectPr>
@@ -15557,6 +17181,119 @@
     </w:lvl>
   </w:abstractNum>
   <w:abstractNum w:abstractNumId="18" w15:restartNumberingAfterBreak="0">
+    <w:nsid w:val="310A012C"/>
+    <w:multiLevelType w:val="hybridMultilevel"/>
+    <w:tmpl w:val="563800BE"/>
+    <w:lvl w:ilvl="0" w:tplc="04090001">
+      <w:start w:val="1"/>
+      <w:numFmt w:val="bullet"/>
+      <w:lvlText w:val=""/>
+      <w:lvlJc w:val="left"/>
+      <w:pPr>
+        <w:ind w:left="720" w:hanging="360"/>
+      </w:pPr>
+      <w:rPr>
+        <w:rFonts w:ascii="Symbol" w:hAnsi="Symbol" w:hint="default"/>
+      </w:rPr>
+    </w:lvl>
+    <w:lvl w:ilvl="1" w:tplc="04090003" w:tentative="1">
+      <w:start w:val="1"/>
+      <w:numFmt w:val="bullet"/>
+      <w:lvlText w:val="o"/>
+      <w:lvlJc w:val="left"/>
+      <w:pPr>
+        <w:ind w:left="1440" w:hanging="360"/>
+      </w:pPr>
+      <w:rPr>
+        <w:rFonts w:ascii="Courier New" w:hAnsi="Courier New" w:cs="Courier New" w:hint="default"/>
+      </w:rPr>
+    </w:lvl>
+    <w:lvl w:ilvl="2" w:tplc="04090005" w:tentative="1">
+      <w:start w:val="1"/>
+      <w:numFmt w:val="bullet"/>
+      <w:lvlText w:val=""/>
+      <w:lvlJc w:val="left"/>
+      <w:pPr>
+        <w:ind w:left="2160" w:hanging="360"/>
+      </w:pPr>
+      <w:rPr>
+        <w:rFonts w:ascii="Wingdings" w:hAnsi="Wingdings" w:hint="default"/>
+      </w:rPr>
+    </w:lvl>
+    <w:lvl w:ilvl="3" w:tplc="04090001" w:tentative="1">
+      <w:start w:val="1"/>
+      <w:numFmt w:val="bullet"/>
+      <w:lvlText w:val=""/>
+      <w:lvlJc w:val="left"/>
+      <w:pPr>
+        <w:ind w:left="2880" w:hanging="360"/>
+      </w:pPr>
+      <w:rPr>
+        <w:rFonts w:ascii="Symbol" w:hAnsi="Symbol" w:hint="default"/>
+      </w:rPr>
+    </w:lvl>
+    <w:lvl w:ilvl="4" w:tplc="04090003" w:tentative="1">
+      <w:start w:val="1"/>
+      <w:numFmt w:val="bullet"/>
+      <w:lvlText w:val="o"/>
+      <w:lvlJc w:val="left"/>
+      <w:pPr>
+        <w:ind w:left="3600" w:hanging="360"/>
+      </w:pPr>
+      <w:rPr>
+        <w:rFonts w:ascii="Courier New" w:hAnsi="Courier New" w:cs="Courier New" w:hint="default"/>
+      </w:rPr>
+    </w:lvl>
+    <w:lvl w:ilvl="5" w:tplc="04090005" w:tentative="1">
+      <w:start w:val="1"/>
+      <w:numFmt w:val="bullet"/>
+      <w:lvlText w:val=""/>
+      <w:lvlJc w:val="left"/>
+      <w:pPr>
+        <w:ind w:left="4320" w:hanging="360"/>
+      </w:pPr>
+      <w:rPr>
+        <w:rFonts w:ascii="Wingdings" w:hAnsi="Wingdings" w:hint="default"/>
+      </w:rPr>
+    </w:lvl>
+    <w:lvl w:ilvl="6" w:tplc="04090001" w:tentative="1">
+      <w:start w:val="1"/>
+      <w:numFmt w:val="bullet"/>
+      <w:lvlText w:val=""/>
+      <w:lvlJc w:val="left"/>
+      <w:pPr>
+        <w:ind w:left="5040" w:hanging="360"/>
+      </w:pPr>
+      <w:rPr>
+        <w:rFonts w:ascii="Symbol" w:hAnsi="Symbol" w:hint="default"/>
+      </w:rPr>
+    </w:lvl>
+    <w:lvl w:ilvl="7" w:tplc="04090003" w:tentative="1">
+      <w:start w:val="1"/>
+      <w:numFmt w:val="bullet"/>
+      <w:lvlText w:val="o"/>
+      <w:lvlJc w:val="left"/>
+      <w:pPr>
+        <w:ind w:left="5760" w:hanging="360"/>
+      </w:pPr>
+      <w:rPr>
+        <w:rFonts w:ascii="Courier New" w:hAnsi="Courier New" w:cs="Courier New" w:hint="default"/>
+      </w:rPr>
+    </w:lvl>
+    <w:lvl w:ilvl="8" w:tplc="04090005" w:tentative="1">
+      <w:start w:val="1"/>
+      <w:numFmt w:val="bullet"/>
+      <w:lvlText w:val=""/>
+      <w:lvlJc w:val="left"/>
+      <w:pPr>
+        <w:ind w:left="6480" w:hanging="360"/>
+      </w:pPr>
+      <w:rPr>
+        <w:rFonts w:ascii="Wingdings" w:hAnsi="Wingdings" w:hint="default"/>
+      </w:rPr>
+    </w:lvl>
+  </w:abstractNum>
+  <w:abstractNum w:abstractNumId="19" w15:restartNumberingAfterBreak="0">
     <w:nsid w:val="34056BD4"/>
     <w:multiLevelType w:val="hybridMultilevel"/>
     <w:tmpl w:val="C82E186E"/>
@@ -15642,7 +17379,7 @@
       </w:pPr>
     </w:lvl>
   </w:abstractNum>
-  <w:abstractNum w:abstractNumId="19" w15:restartNumberingAfterBreak="0">
+  <w:abstractNum w:abstractNumId="20" w15:restartNumberingAfterBreak="0">
     <w:nsid w:val="375038A2"/>
     <w:multiLevelType w:val="hybridMultilevel"/>
     <w:tmpl w:val="9A4CC9FE"/>
@@ -15755,7 +17492,7 @@
       </w:rPr>
     </w:lvl>
   </w:abstractNum>
-  <w:abstractNum w:abstractNumId="20" w15:restartNumberingAfterBreak="0">
+  <w:abstractNum w:abstractNumId="21" w15:restartNumberingAfterBreak="0">
     <w:nsid w:val="38D213B9"/>
     <w:multiLevelType w:val="hybridMultilevel"/>
     <w:tmpl w:val="A4364AD6"/>
@@ -15841,7 +17578,7 @@
       </w:pPr>
     </w:lvl>
   </w:abstractNum>
-  <w:abstractNum w:abstractNumId="21" w15:restartNumberingAfterBreak="0">
+  <w:abstractNum w:abstractNumId="22" w15:restartNumberingAfterBreak="0">
     <w:nsid w:val="3B8356F1"/>
     <w:multiLevelType w:val="hybridMultilevel"/>
     <w:tmpl w:val="8EEEBB50"/>
@@ -15930,7 +17667,7 @@
       </w:pPr>
     </w:lvl>
   </w:abstractNum>
-  <w:abstractNum w:abstractNumId="22" w15:restartNumberingAfterBreak="0">
+  <w:abstractNum w:abstractNumId="23" w15:restartNumberingAfterBreak="0">
     <w:nsid w:val="3BAA25E5"/>
     <w:multiLevelType w:val="hybridMultilevel"/>
     <w:tmpl w:val="D8C825EC"/>
@@ -16043,7 +17780,7 @@
       </w:rPr>
     </w:lvl>
   </w:abstractNum>
-  <w:abstractNum w:abstractNumId="23" w15:restartNumberingAfterBreak="0">
+  <w:abstractNum w:abstractNumId="24" w15:restartNumberingAfterBreak="0">
     <w:nsid w:val="3DA9465C"/>
     <w:multiLevelType w:val="hybridMultilevel"/>
     <w:tmpl w:val="D056F0EA"/>
@@ -16156,7 +17893,120 @@
       </w:rPr>
     </w:lvl>
   </w:abstractNum>
-  <w:abstractNum w:abstractNumId="24" w15:restartNumberingAfterBreak="0">
+  <w:abstractNum w:abstractNumId="25" w15:restartNumberingAfterBreak="0">
+    <w:nsid w:val="41993A93"/>
+    <w:multiLevelType w:val="hybridMultilevel"/>
+    <w:tmpl w:val="C2E2FA2A"/>
+    <w:lvl w:ilvl="0" w:tplc="04090001">
+      <w:start w:val="1"/>
+      <w:numFmt w:val="bullet"/>
+      <w:lvlText w:val=""/>
+      <w:lvlJc w:val="left"/>
+      <w:pPr>
+        <w:ind w:left="720" w:hanging="360"/>
+      </w:pPr>
+      <w:rPr>
+        <w:rFonts w:ascii="Symbol" w:hAnsi="Symbol" w:hint="default"/>
+      </w:rPr>
+    </w:lvl>
+    <w:lvl w:ilvl="1" w:tplc="04090003" w:tentative="1">
+      <w:start w:val="1"/>
+      <w:numFmt w:val="bullet"/>
+      <w:lvlText w:val="o"/>
+      <w:lvlJc w:val="left"/>
+      <w:pPr>
+        <w:ind w:left="1440" w:hanging="360"/>
+      </w:pPr>
+      <w:rPr>
+        <w:rFonts w:ascii="Courier New" w:hAnsi="Courier New" w:cs="Courier New" w:hint="default"/>
+      </w:rPr>
+    </w:lvl>
+    <w:lvl w:ilvl="2" w:tplc="04090005" w:tentative="1">
+      <w:start w:val="1"/>
+      <w:numFmt w:val="bullet"/>
+      <w:lvlText w:val=""/>
+      <w:lvlJc w:val="left"/>
+      <w:pPr>
+        <w:ind w:left="2160" w:hanging="360"/>
+      </w:pPr>
+      <w:rPr>
+        <w:rFonts w:ascii="Wingdings" w:hAnsi="Wingdings" w:hint="default"/>
+      </w:rPr>
+    </w:lvl>
+    <w:lvl w:ilvl="3" w:tplc="04090001" w:tentative="1">
+      <w:start w:val="1"/>
+      <w:numFmt w:val="bullet"/>
+      <w:lvlText w:val=""/>
+      <w:lvlJc w:val="left"/>
+      <w:pPr>
+        <w:ind w:left="2880" w:hanging="360"/>
+      </w:pPr>
+      <w:rPr>
+        <w:rFonts w:ascii="Symbol" w:hAnsi="Symbol" w:hint="default"/>
+      </w:rPr>
+    </w:lvl>
+    <w:lvl w:ilvl="4" w:tplc="04090003" w:tentative="1">
+      <w:start w:val="1"/>
+      <w:numFmt w:val="bullet"/>
+      <w:lvlText w:val="o"/>
+      <w:lvlJc w:val="left"/>
+      <w:pPr>
+        <w:ind w:left="3600" w:hanging="360"/>
+      </w:pPr>
+      <w:rPr>
+        <w:rFonts w:ascii="Courier New" w:hAnsi="Courier New" w:cs="Courier New" w:hint="default"/>
+      </w:rPr>
+    </w:lvl>
+    <w:lvl w:ilvl="5" w:tplc="04090005" w:tentative="1">
+      <w:start w:val="1"/>
+      <w:numFmt w:val="bullet"/>
+      <w:lvlText w:val=""/>
+      <w:lvlJc w:val="left"/>
+      <w:pPr>
+        <w:ind w:left="4320" w:hanging="360"/>
+      </w:pPr>
+      <w:rPr>
+        <w:rFonts w:ascii="Wingdings" w:hAnsi="Wingdings" w:hint="default"/>
+      </w:rPr>
+    </w:lvl>
+    <w:lvl w:ilvl="6" w:tplc="04090001" w:tentative="1">
+      <w:start w:val="1"/>
+      <w:numFmt w:val="bullet"/>
+      <w:lvlText w:val=""/>
+      <w:lvlJc w:val="left"/>
+      <w:pPr>
+        <w:ind w:left="5040" w:hanging="360"/>
+      </w:pPr>
+      <w:rPr>
+        <w:rFonts w:ascii="Symbol" w:hAnsi="Symbol" w:hint="default"/>
+      </w:rPr>
+    </w:lvl>
+    <w:lvl w:ilvl="7" w:tplc="04090003" w:tentative="1">
+      <w:start w:val="1"/>
+      <w:numFmt w:val="bullet"/>
+      <w:lvlText w:val="o"/>
+      <w:lvlJc w:val="left"/>
+      <w:pPr>
+        <w:ind w:left="5760" w:hanging="360"/>
+      </w:pPr>
+      <w:rPr>
+        <w:rFonts w:ascii="Courier New" w:hAnsi="Courier New" w:cs="Courier New" w:hint="default"/>
+      </w:rPr>
+    </w:lvl>
+    <w:lvl w:ilvl="8" w:tplc="04090005" w:tentative="1">
+      <w:start w:val="1"/>
+      <w:numFmt w:val="bullet"/>
+      <w:lvlText w:val=""/>
+      <w:lvlJc w:val="left"/>
+      <w:pPr>
+        <w:ind w:left="6480" w:hanging="360"/>
+      </w:pPr>
+      <w:rPr>
+        <w:rFonts w:ascii="Wingdings" w:hAnsi="Wingdings" w:hint="default"/>
+      </w:rPr>
+    </w:lvl>
+  </w:abstractNum>
+  <w:abstractNum w:abstractNumId="26" w15:restartNumberingAfterBreak="0">
     <w:nsid w:val="484949ED"/>
     <w:multiLevelType w:val="hybridMultilevel"/>
     <w:tmpl w:val="B726C06A"/>
@@ -16245,7 +18095,7 @@
       </w:pPr>
     </w:lvl>
   </w:abstractNum>
-  <w:abstractNum w:abstractNumId="25" w15:restartNumberingAfterBreak="0">
+  <w:abstractNum w:abstractNumId="27" w15:restartNumberingAfterBreak="0">
     <w:nsid w:val="4D9503E4"/>
     <w:multiLevelType w:val="hybridMultilevel"/>
     <w:tmpl w:val="C03C3DF2"/>
@@ -16336,7 +18186,7 @@
       </w:pPr>
     </w:lvl>
   </w:abstractNum>
-  <w:abstractNum w:abstractNumId="26" w15:restartNumberingAfterBreak="0">
+  <w:abstractNum w:abstractNumId="28" w15:restartNumberingAfterBreak="0">
     <w:nsid w:val="4E1F4DAD"/>
     <w:multiLevelType w:val="hybridMultilevel"/>
     <w:tmpl w:val="3D241A32"/>
@@ -16449,7 +18299,7 @@
       </w:rPr>
     </w:lvl>
   </w:abstractNum>
-  <w:abstractNum w:abstractNumId="27" w15:restartNumberingAfterBreak="0">
+  <w:abstractNum w:abstractNumId="29" w15:restartNumberingAfterBreak="0">
     <w:nsid w:val="522C29FE"/>
     <w:multiLevelType w:val="hybridMultilevel"/>
     <w:tmpl w:val="74426494"/>
@@ -16562,7 +18412,7 @@
       </w:rPr>
     </w:lvl>
   </w:abstractNum>
-  <w:abstractNum w:abstractNumId="28" w15:restartNumberingAfterBreak="0">
+  <w:abstractNum w:abstractNumId="30" w15:restartNumberingAfterBreak="0">
     <w:nsid w:val="5B482414"/>
     <w:multiLevelType w:val="hybridMultilevel"/>
     <w:tmpl w:val="9698DA2A"/>
@@ -16675,7 +18525,7 @@
       </w:rPr>
     </w:lvl>
   </w:abstractNum>
-  <w:abstractNum w:abstractNumId="29" w15:restartNumberingAfterBreak="0">
+  <w:abstractNum w:abstractNumId="31" w15:restartNumberingAfterBreak="0">
     <w:nsid w:val="5C480982"/>
     <w:multiLevelType w:val="hybridMultilevel"/>
     <w:tmpl w:val="A21A3238"/>
@@ -16788,7 +18638,7 @@
       </w:rPr>
     </w:lvl>
   </w:abstractNum>
-  <w:abstractNum w:abstractNumId="30" w15:restartNumberingAfterBreak="0">
+  <w:abstractNum w:abstractNumId="32" w15:restartNumberingAfterBreak="0">
     <w:nsid w:val="5D2A6FAF"/>
     <w:multiLevelType w:val="hybridMultilevel"/>
     <w:tmpl w:val="B5AE7E34"/>
@@ -16900,7 +18750,7 @@
       </w:rPr>
     </w:lvl>
   </w:abstractNum>
-  <w:abstractNum w:abstractNumId="31" w15:restartNumberingAfterBreak="0">
+  <w:abstractNum w:abstractNumId="33" w15:restartNumberingAfterBreak="0">
     <w:nsid w:val="5DA0128B"/>
     <w:multiLevelType w:val="hybridMultilevel"/>
     <w:tmpl w:val="84344A7E"/>
@@ -17013,7 +18863,120 @@
       </w:rPr>
     </w:lvl>
   </w:abstractNum>
-  <w:abstractNum w:abstractNumId="32" w15:restartNumberingAfterBreak="0">
+  <w:abstractNum w:abstractNumId="34" w15:restartNumberingAfterBreak="0">
+    <w:nsid w:val="5FD363D4"/>
+    <w:multiLevelType w:val="hybridMultilevel"/>
+    <w:tmpl w:val="3378E272"/>
+    <w:lvl w:ilvl="0" w:tplc="04090001">
+      <w:start w:val="1"/>
+      <w:numFmt w:val="bullet"/>
+      <w:lvlText w:val=""/>
+      <w:lvlJc w:val="left"/>
+      <w:pPr>
+        <w:ind w:left="720" w:hanging="360"/>
+      </w:pPr>
+      <w:rPr>
+        <w:rFonts w:ascii="Symbol" w:hAnsi="Symbol" w:hint="default"/>
+      </w:rPr>
+    </w:lvl>
+    <w:lvl w:ilvl="1" w:tplc="04090003" w:tentative="1">
+      <w:start w:val="1"/>
+      <w:numFmt w:val="bullet"/>
+      <w:lvlText w:val="o"/>
+      <w:lvlJc w:val="left"/>
+      <w:pPr>
+        <w:ind w:left="1440" w:hanging="360"/>
+      </w:pPr>
+      <w:rPr>
+        <w:rFonts w:ascii="Courier New" w:hAnsi="Courier New" w:cs="Courier New" w:hint="default"/>
+      </w:rPr>
+    </w:lvl>
+    <w:lvl w:ilvl="2" w:tplc="04090005" w:tentative="1">
+      <w:start w:val="1"/>
+      <w:numFmt w:val="bullet"/>
+      <w:lvlText w:val=""/>
+      <w:lvlJc w:val="left"/>
+      <w:pPr>
+        <w:ind w:left="2160" w:hanging="360"/>
+      </w:pPr>
+      <w:rPr>
+        <w:rFonts w:ascii="Wingdings" w:hAnsi="Wingdings" w:hint="default"/>
+      </w:rPr>
+    </w:lvl>
+    <w:lvl w:ilvl="3" w:tplc="04090001" w:tentative="1">
+      <w:start w:val="1"/>
+      <w:numFmt w:val="bullet"/>
+      <w:lvlText w:val=""/>
+      <w:lvlJc w:val="left"/>
+      <w:pPr>
+        <w:ind w:left="2880" w:hanging="360"/>
+      </w:pPr>
+      <w:rPr>
+        <w:rFonts w:ascii="Symbol" w:hAnsi="Symbol" w:hint="default"/>
+      </w:rPr>
+    </w:lvl>
+    <w:lvl w:ilvl="4" w:tplc="04090003" w:tentative="1">
+      <w:start w:val="1"/>
+      <w:numFmt w:val="bullet"/>
+      <w:lvlText w:val="o"/>
+      <w:lvlJc w:val="left"/>
+      <w:pPr>
+        <w:ind w:left="3600" w:hanging="360"/>
+      </w:pPr>
+      <w:rPr>
+        <w:rFonts w:ascii="Courier New" w:hAnsi="Courier New" w:cs="Courier New" w:hint="default"/>
+      </w:rPr>
+    </w:lvl>
+    <w:lvl w:ilvl="5" w:tplc="04090005" w:tentative="1">
+      <w:start w:val="1"/>
+      <w:numFmt w:val="bullet"/>
+      <w:lvlText w:val=""/>
+      <w:lvlJc w:val="left"/>
+      <w:pPr>
+        <w:ind w:left="4320" w:hanging="360"/>
+      </w:pPr>
+      <w:rPr>
+        <w:rFonts w:ascii="Wingdings" w:hAnsi="Wingdings" w:hint="default"/>
+      </w:rPr>
+    </w:lvl>
+    <w:lvl w:ilvl="6" w:tplc="04090001" w:tentative="1">
+      <w:start w:val="1"/>
+      <w:numFmt w:val="bullet"/>
+      <w:lvlText w:val=""/>
+      <w:lvlJc w:val="left"/>
+      <w:pPr>
+        <w:ind w:left="5040" w:hanging="360"/>
+      </w:pPr>
+      <w:rPr>
+        <w:rFonts w:ascii="Symbol" w:hAnsi="Symbol" w:hint="default"/>
+      </w:rPr>
+    </w:lvl>
+    <w:lvl w:ilvl="7" w:tplc="04090003" w:tentative="1">
+      <w:start w:val="1"/>
+      <w:numFmt w:val="bullet"/>
+      <w:lvlText w:val="o"/>
+      <w:lvlJc w:val="left"/>
+      <w:pPr>
+        <w:ind w:left="5760" w:hanging="360"/>
+      </w:pPr>
+      <w:rPr>
+        <w:rFonts w:ascii="Courier New" w:hAnsi="Courier New" w:cs="Courier New" w:hint="default"/>
+      </w:rPr>
+    </w:lvl>
+    <w:lvl w:ilvl="8" w:tplc="04090005" w:tentative="1">
+      <w:start w:val="1"/>
+      <w:numFmt w:val="bullet"/>
+      <w:lvlText w:val=""/>
+      <w:lvlJc w:val="left"/>
+      <w:pPr>
+        <w:ind w:left="6480" w:hanging="360"/>
+      </w:pPr>
+      <w:rPr>
+        <w:rFonts w:ascii="Wingdings" w:hAnsi="Wingdings" w:hint="default"/>
+      </w:rPr>
+    </w:lvl>
+  </w:abstractNum>
+  <w:abstractNum w:abstractNumId="35" w15:restartNumberingAfterBreak="0">
     <w:nsid w:val="6614688B"/>
     <w:multiLevelType w:val="hybridMultilevel"/>
     <w:tmpl w:val="9A9A9806"/>
@@ -17126,7 +19089,7 @@
       </w:rPr>
     </w:lvl>
   </w:abstractNum>
-  <w:abstractNum w:abstractNumId="33" w15:restartNumberingAfterBreak="0">
+  <w:abstractNum w:abstractNumId="36" w15:restartNumberingAfterBreak="0">
     <w:nsid w:val="689F709A"/>
     <w:multiLevelType w:val="hybridMultilevel"/>
     <w:tmpl w:val="3E9AFDB0"/>
@@ -17239,7 +19202,7 @@
       </w:rPr>
     </w:lvl>
   </w:abstractNum>
-  <w:abstractNum w:abstractNumId="34" w15:restartNumberingAfterBreak="0">
+  <w:abstractNum w:abstractNumId="37" w15:restartNumberingAfterBreak="0">
     <w:nsid w:val="6B6A1E2A"/>
     <w:multiLevelType w:val="hybridMultilevel"/>
     <w:tmpl w:val="0458059A"/>
@@ -17352,7 +19315,7 @@
       </w:rPr>
     </w:lvl>
   </w:abstractNum>
-  <w:abstractNum w:abstractNumId="35" w15:restartNumberingAfterBreak="0">
+  <w:abstractNum w:abstractNumId="38" w15:restartNumberingAfterBreak="0">
     <w:nsid w:val="6BDC2A0F"/>
     <w:multiLevelType w:val="hybridMultilevel"/>
     <w:tmpl w:val="7FCC328A"/>
@@ -17465,7 +19428,7 @@
       </w:rPr>
     </w:lvl>
   </w:abstractNum>
-  <w:abstractNum w:abstractNumId="36" w15:restartNumberingAfterBreak="0">
+  <w:abstractNum w:abstractNumId="39" w15:restartNumberingAfterBreak="0">
     <w:nsid w:val="710C1AB9"/>
     <w:multiLevelType w:val="hybridMultilevel"/>
     <w:tmpl w:val="BFF8FE20"/>
@@ -17578,7 +19541,7 @@
       </w:rPr>
     </w:lvl>
   </w:abstractNum>
-  <w:abstractNum w:abstractNumId="37" w15:restartNumberingAfterBreak="0">
+  <w:abstractNum w:abstractNumId="40" w15:restartNumberingAfterBreak="0">
     <w:nsid w:val="71D413D5"/>
     <w:multiLevelType w:val="hybridMultilevel"/>
     <w:tmpl w:val="9AD8CA84"/>
@@ -17690,7 +19653,7 @@
       </w:rPr>
     </w:lvl>
   </w:abstractNum>
-  <w:abstractNum w:abstractNumId="38" w15:restartNumberingAfterBreak="0">
+  <w:abstractNum w:abstractNumId="41" w15:restartNumberingAfterBreak="0">
     <w:nsid w:val="756F7823"/>
     <w:multiLevelType w:val="hybridMultilevel"/>
     <w:tmpl w:val="64765930"/>
@@ -17803,7 +19766,120 @@
       </w:rPr>
     </w:lvl>
   </w:abstractNum>
-  <w:abstractNum w:abstractNumId="39" w15:restartNumberingAfterBreak="0">
+  <w:abstractNum w:abstractNumId="42" w15:restartNumberingAfterBreak="0">
+    <w:nsid w:val="775428C6"/>
+    <w:multiLevelType w:val="hybridMultilevel"/>
+    <w:tmpl w:val="EB0E29EE"/>
+    <w:lvl w:ilvl="0" w:tplc="04090001">
+      <w:start w:val="1"/>
+      <w:numFmt w:val="bullet"/>
+      <w:lvlText w:val=""/>
+      <w:lvlJc w:val="left"/>
+      <w:pPr>
+        <w:ind w:left="720" w:hanging="360"/>
+      </w:pPr>
+      <w:rPr>
+        <w:rFonts w:ascii="Symbol" w:hAnsi="Symbol" w:hint="default"/>
+      </w:rPr>
+    </w:lvl>
+    <w:lvl w:ilvl="1" w:tplc="04090003" w:tentative="1">
+      <w:start w:val="1"/>
+      <w:numFmt w:val="bullet"/>
+      <w:lvlText w:val="o"/>
+      <w:lvlJc w:val="left"/>
+      <w:pPr>
+        <w:ind w:left="1440" w:hanging="360"/>
+      </w:pPr>
+      <w:rPr>
+        <w:rFonts w:ascii="Courier New" w:hAnsi="Courier New" w:cs="Courier New" w:hint="default"/>
+      </w:rPr>
+    </w:lvl>
+    <w:lvl w:ilvl="2" w:tplc="04090005" w:tentative="1">
+      <w:start w:val="1"/>
+      <w:numFmt w:val="bullet"/>
+      <w:lvlText w:val=""/>
+      <w:lvlJc w:val="left"/>
+      <w:pPr>
+        <w:ind w:left="2160" w:hanging="360"/>
+      </w:pPr>
+      <w:rPr>
+        <w:rFonts w:ascii="Wingdings" w:hAnsi="Wingdings" w:hint="default"/>
+      </w:rPr>
+    </w:lvl>
+    <w:lvl w:ilvl="3" w:tplc="04090001" w:tentative="1">
+      <w:start w:val="1"/>
+      <w:numFmt w:val="bullet"/>
+      <w:lvlText w:val=""/>
+      <w:lvlJc w:val="left"/>
+      <w:pPr>
+        <w:ind w:left="2880" w:hanging="360"/>
+      </w:pPr>
+      <w:rPr>
+        <w:rFonts w:ascii="Symbol" w:hAnsi="Symbol" w:hint="default"/>
+      </w:rPr>
+    </w:lvl>
+    <w:lvl w:ilvl="4" w:tplc="04090003" w:tentative="1">
+      <w:start w:val="1"/>
+      <w:numFmt w:val="bullet"/>
+      <w:lvlText w:val="o"/>
+      <w:lvlJc w:val="left"/>
+      <w:pPr>
+        <w:ind w:left="3600" w:hanging="360"/>
+      </w:pPr>
+      <w:rPr>
+        <w:rFonts w:ascii="Courier New" w:hAnsi="Courier New" w:cs="Courier New" w:hint="default"/>
+      </w:rPr>
+    </w:lvl>
+    <w:lvl w:ilvl="5" w:tplc="04090005" w:tentative="1">
+      <w:start w:val="1"/>
+      <w:numFmt w:val="bullet"/>
+      <w:lvlText w:val=""/>
+      <w:lvlJc w:val="left"/>
+      <w:pPr>
+        <w:ind w:left="4320" w:hanging="360"/>
+      </w:pPr>
+      <w:rPr>
+        <w:rFonts w:ascii="Wingdings" w:hAnsi="Wingdings" w:hint="default"/>
+      </w:rPr>
+    </w:lvl>
+    <w:lvl w:ilvl="6" w:tplc="04090001" w:tentative="1">
+      <w:start w:val="1"/>
+      <w:numFmt w:val="bullet"/>
+      <w:lvlText w:val=""/>
+      <w:lvlJc w:val="left"/>
+      <w:pPr>
+        <w:ind w:left="5040" w:hanging="360"/>
+      </w:pPr>
+      <w:rPr>
+        <w:rFonts w:ascii="Symbol" w:hAnsi="Symbol" w:hint="default"/>
+      </w:rPr>
+    </w:lvl>
+    <w:lvl w:ilvl="7" w:tplc="04090003" w:tentative="1">
+      <w:start w:val="1"/>
+      <w:numFmt w:val="bullet"/>
+      <w:lvlText w:val="o"/>
+      <w:lvlJc w:val="left"/>
+      <w:pPr>
+        <w:ind w:left="5760" w:hanging="360"/>
+      </w:pPr>
+      <w:rPr>
+        <w:rFonts w:ascii="Courier New" w:hAnsi="Courier New" w:cs="Courier New" w:hint="default"/>
+      </w:rPr>
+    </w:lvl>
+    <w:lvl w:ilvl="8" w:tplc="04090005" w:tentative="1">
+      <w:start w:val="1"/>
+      <w:numFmt w:val="bullet"/>
+      <w:lvlText w:val=""/>
+      <w:lvlJc w:val="left"/>
+      <w:pPr>
+        <w:ind w:left="6480" w:hanging="360"/>
+      </w:pPr>
+      <w:rPr>
+        <w:rFonts w:ascii="Wingdings" w:hAnsi="Wingdings" w:hint="default"/>
+      </w:rPr>
+    </w:lvl>
+  </w:abstractNum>
+  <w:abstractNum w:abstractNumId="43" w15:restartNumberingAfterBreak="0">
     <w:nsid w:val="798B1C8A"/>
     <w:multiLevelType w:val="hybridMultilevel"/>
     <w:tmpl w:val="F8D6B2E2"/>
@@ -17892,7 +19968,7 @@
       </w:pPr>
     </w:lvl>
   </w:abstractNum>
-  <w:abstractNum w:abstractNumId="40" w15:restartNumberingAfterBreak="0">
+  <w:abstractNum w:abstractNumId="44" w15:restartNumberingAfterBreak="0">
     <w:nsid w:val="79911088"/>
     <w:multiLevelType w:val="hybridMultilevel"/>
     <w:tmpl w:val="B89254AA"/>
@@ -18005,7 +20081,233 @@
       </w:rPr>
     </w:lvl>
   </w:abstractNum>
-  <w:abstractNum w:abstractNumId="41" w15:restartNumberingAfterBreak="0">
+  <w:abstractNum w:abstractNumId="45" w15:restartNumberingAfterBreak="0">
+    <w:nsid w:val="7A9B6951"/>
+    <w:multiLevelType w:val="hybridMultilevel"/>
+    <w:tmpl w:val="1D78FCC2"/>
+    <w:lvl w:ilvl="0" w:tplc="04090001">
+      <w:start w:val="1"/>
+      <w:numFmt w:val="bullet"/>
+      <w:lvlText w:val=""/>
+      <w:lvlJc w:val="left"/>
+      <w:pPr>
+        <w:ind w:left="720" w:hanging="360"/>
+      </w:pPr>
+      <w:rPr>
+        <w:rFonts w:ascii="Symbol" w:hAnsi="Symbol" w:hint="default"/>
+      </w:rPr>
+    </w:lvl>
+    <w:lvl w:ilvl="1" w:tplc="04090003" w:tentative="1">
+      <w:start w:val="1"/>
+      <w:numFmt w:val="bullet"/>
+      <w:lvlText w:val="o"/>
+      <w:lvlJc w:val="left"/>
+      <w:pPr>
+        <w:ind w:left="1440" w:hanging="360"/>
+      </w:pPr>
+      <w:rPr>
+        <w:rFonts w:ascii="Courier New" w:hAnsi="Courier New" w:cs="Courier New" w:hint="default"/>
+      </w:rPr>
+    </w:lvl>
+    <w:lvl w:ilvl="2" w:tplc="04090005" w:tentative="1">
+      <w:start w:val="1"/>
+      <w:numFmt w:val="bullet"/>
+      <w:lvlText w:val=""/>
+      <w:lvlJc w:val="left"/>
+      <w:pPr>
+        <w:ind w:left="2160" w:hanging="360"/>
+      </w:pPr>
+      <w:rPr>
+        <w:rFonts w:ascii="Wingdings" w:hAnsi="Wingdings" w:hint="default"/>
+      </w:rPr>
+    </w:lvl>
+    <w:lvl w:ilvl="3" w:tplc="04090001" w:tentative="1">
+      <w:start w:val="1"/>
+      <w:numFmt w:val="bullet"/>
+      <w:lvlText w:val=""/>
+      <w:lvlJc w:val="left"/>
+      <w:pPr>
+        <w:ind w:left="2880" w:hanging="360"/>
+      </w:pPr>
+      <w:rPr>
+        <w:rFonts w:ascii="Symbol" w:hAnsi="Symbol" w:hint="default"/>
+      </w:rPr>
+    </w:lvl>
+    <w:lvl w:ilvl="4" w:tplc="04090003" w:tentative="1">
+      <w:start w:val="1"/>
+      <w:numFmt w:val="bullet"/>
+      <w:lvlText w:val="o"/>
+      <w:lvlJc w:val="left"/>
+      <w:pPr>
+        <w:ind w:left="3600" w:hanging="360"/>
+      </w:pPr>
+      <w:rPr>
+        <w:rFonts w:ascii="Courier New" w:hAnsi="Courier New" w:cs="Courier New" w:hint="default"/>
+      </w:rPr>
+    </w:lvl>
+    <w:lvl w:ilvl="5" w:tplc="04090005" w:tentative="1">
+      <w:start w:val="1"/>
+      <w:numFmt w:val="bullet"/>
+      <w:lvlText w:val=""/>
+      <w:lvlJc w:val="left"/>
+      <w:pPr>
+        <w:ind w:left="4320" w:hanging="360"/>
+      </w:pPr>
+      <w:rPr>
+        <w:rFonts w:ascii="Wingdings" w:hAnsi="Wingdings" w:hint="default"/>
+      </w:rPr>
+    </w:lvl>
+    <w:lvl w:ilvl="6" w:tplc="04090001" w:tentative="1">
+      <w:start w:val="1"/>
+      <w:numFmt w:val="bullet"/>
+      <w:lvlText w:val=""/>
+      <w:lvlJc w:val="left"/>
+      <w:pPr>
+        <w:ind w:left="5040" w:hanging="360"/>
+      </w:pPr>
+      <w:rPr>
+        <w:rFonts w:ascii="Symbol" w:hAnsi="Symbol" w:hint="default"/>
+      </w:rPr>
+    </w:lvl>
+    <w:lvl w:ilvl="7" w:tplc="04090003" w:tentative="1">
+      <w:start w:val="1"/>
+      <w:numFmt w:val="bullet"/>
+      <w:lvlText w:val="o"/>
+      <w:lvlJc w:val="left"/>
+      <w:pPr>
+        <w:ind w:left="5760" w:hanging="360"/>
+      </w:pPr>
+      <w:rPr>
+        <w:rFonts w:ascii="Courier New" w:hAnsi="Courier New" w:cs="Courier New" w:hint="default"/>
+      </w:rPr>
+    </w:lvl>
+    <w:lvl w:ilvl="8" w:tplc="04090005" w:tentative="1">
+      <w:start w:val="1"/>
+      <w:numFmt w:val="bullet"/>
+      <w:lvlText w:val=""/>
+      <w:lvlJc w:val="left"/>
+      <w:pPr>
+        <w:ind w:left="6480" w:hanging="360"/>
+      </w:pPr>
+      <w:rPr>
+        <w:rFonts w:ascii="Wingdings" w:hAnsi="Wingdings" w:hint="default"/>
+      </w:rPr>
+    </w:lvl>
+  </w:abstractNum>
+  <w:abstractNum w:abstractNumId="46" w15:restartNumberingAfterBreak="0">
+    <w:nsid w:val="7B4F66EC"/>
+    <w:multiLevelType w:val="hybridMultilevel"/>
+    <w:tmpl w:val="75D00820"/>
+    <w:lvl w:ilvl="0" w:tplc="04090001">
+      <w:start w:val="1"/>
+      <w:numFmt w:val="bullet"/>
+      <w:lvlText w:val=""/>
+      <w:lvlJc w:val="left"/>
+      <w:pPr>
+        <w:ind w:left="720" w:hanging="360"/>
+      </w:pPr>
+      <w:rPr>
+        <w:rFonts w:ascii="Symbol" w:hAnsi="Symbol" w:hint="default"/>
+      </w:rPr>
+    </w:lvl>
+    <w:lvl w:ilvl="1" w:tplc="04090003" w:tentative="1">
+      <w:start w:val="1"/>
+      <w:numFmt w:val="bullet"/>
+      <w:lvlText w:val="o"/>
+      <w:lvlJc w:val="left"/>
+      <w:pPr>
+        <w:ind w:left="1440" w:hanging="360"/>
+      </w:pPr>
+      <w:rPr>
+        <w:rFonts w:ascii="Courier New" w:hAnsi="Courier New" w:cs="Courier New" w:hint="default"/>
+      </w:rPr>
+    </w:lvl>
+    <w:lvl w:ilvl="2" w:tplc="04090005" w:tentative="1">
+      <w:start w:val="1"/>
+      <w:numFmt w:val="bullet"/>
+      <w:lvlText w:val=""/>
+      <w:lvlJc w:val="left"/>
+      <w:pPr>
+        <w:ind w:left="2160" w:hanging="360"/>
+      </w:pPr>
+      <w:rPr>
+        <w:rFonts w:ascii="Wingdings" w:hAnsi="Wingdings" w:hint="default"/>
+      </w:rPr>
+    </w:lvl>
+    <w:lvl w:ilvl="3" w:tplc="04090001" w:tentative="1">
+      <w:start w:val="1"/>
+      <w:numFmt w:val="bullet"/>
+      <w:lvlText w:val=""/>
+      <w:lvlJc w:val="left"/>
+      <w:pPr>
+        <w:ind w:left="2880" w:hanging="360"/>
+      </w:pPr>
+      <w:rPr>
+        <w:rFonts w:ascii="Symbol" w:hAnsi="Symbol" w:hint="default"/>
+      </w:rPr>
+    </w:lvl>
+    <w:lvl w:ilvl="4" w:tplc="04090003" w:tentative="1">
+      <w:start w:val="1"/>
+      <w:numFmt w:val="bullet"/>
+      <w:lvlText w:val="o"/>
+      <w:lvlJc w:val="left"/>
+      <w:pPr>
+        <w:ind w:left="3600" w:hanging="360"/>
+      </w:pPr>
+      <w:rPr>
+        <w:rFonts w:ascii="Courier New" w:hAnsi="Courier New" w:cs="Courier New" w:hint="default"/>
+      </w:rPr>
+    </w:lvl>
+    <w:lvl w:ilvl="5" w:tplc="04090005" w:tentative="1">
+      <w:start w:val="1"/>
+      <w:numFmt w:val="bullet"/>
+      <w:lvlText w:val=""/>
+      <w:lvlJc w:val="left"/>
+      <w:pPr>
+        <w:ind w:left="4320" w:hanging="360"/>
+      </w:pPr>
+      <w:rPr>
+        <w:rFonts w:ascii="Wingdings" w:hAnsi="Wingdings" w:hint="default"/>
+      </w:rPr>
+    </w:lvl>
+    <w:lvl w:ilvl="6" w:tplc="04090001" w:tentative="1">
+      <w:start w:val="1"/>
+      <w:numFmt w:val="bullet"/>
+      <w:lvlText w:val=""/>
+      <w:lvlJc w:val="left"/>
+      <w:pPr>
+        <w:ind w:left="5040" w:hanging="360"/>
+      </w:pPr>
+      <w:rPr>
+        <w:rFonts w:ascii="Symbol" w:hAnsi="Symbol" w:hint="default"/>
+      </w:rPr>
+    </w:lvl>
+    <w:lvl w:ilvl="7" w:tplc="04090003" w:tentative="1">
+      <w:start w:val="1"/>
+      <w:numFmt w:val="bullet"/>
+      <w:lvlText w:val="o"/>
+      <w:lvlJc w:val="left"/>
+      <w:pPr>
+        <w:ind w:left="5760" w:hanging="360"/>
+      </w:pPr>
+      <w:rPr>
+        <w:rFonts w:ascii="Courier New" w:hAnsi="Courier New" w:cs="Courier New" w:hint="default"/>
+      </w:rPr>
+    </w:lvl>
+    <w:lvl w:ilvl="8" w:tplc="04090005" w:tentative="1">
+      <w:start w:val="1"/>
+      <w:numFmt w:val="bullet"/>
+      <w:lvlText w:val=""/>
+      <w:lvlJc w:val="left"/>
+      <w:pPr>
+        <w:ind w:left="6480" w:hanging="360"/>
+      </w:pPr>
+      <w:rPr>
+        <w:rFonts w:ascii="Wingdings" w:hAnsi="Wingdings" w:hint="default"/>
+      </w:rPr>
+    </w:lvl>
+  </w:abstractNum>
+  <w:abstractNum w:abstractNumId="47" w15:restartNumberingAfterBreak="0">
     <w:nsid w:val="7E5556B8"/>
     <w:multiLevelType w:val="hybridMultilevel"/>
     <w:tmpl w:val="37C87164"/>
@@ -18119,16 +20421,16 @@
     </w:lvl>
   </w:abstractNum>
   <w:num w:numId="1" w16cid:durableId="1934632031">
-    <w:abstractNumId w:val="39"/>
+    <w:abstractNumId w:val="43"/>
   </w:num>
   <w:num w:numId="2" w16cid:durableId="144322598">
-    <w:abstractNumId w:val="40"/>
+    <w:abstractNumId w:val="44"/>
   </w:num>
   <w:num w:numId="3" w16cid:durableId="279459713">
-    <w:abstractNumId w:val="21"/>
+    <w:abstractNumId w:val="22"/>
   </w:num>
   <w:num w:numId="4" w16cid:durableId="1657106081">
-    <w:abstractNumId w:val="24"/>
+    <w:abstractNumId w:val="26"/>
   </w:num>
   <w:num w:numId="5" w16cid:durableId="1326712334">
     <w:abstractNumId w:val="4"/>
@@ -18137,31 +20439,31 @@
     <w:abstractNumId w:val="6"/>
   </w:num>
   <w:num w:numId="7" w16cid:durableId="1525558506">
-    <w:abstractNumId w:val="26"/>
+    <w:abstractNumId w:val="28"/>
   </w:num>
   <w:num w:numId="8" w16cid:durableId="850493014">
-    <w:abstractNumId w:val="38"/>
+    <w:abstractNumId w:val="41"/>
   </w:num>
   <w:num w:numId="9" w16cid:durableId="1604802902">
     <w:abstractNumId w:val="8"/>
   </w:num>
   <w:num w:numId="10" w16cid:durableId="1836070790">
-    <w:abstractNumId w:val="25"/>
+    <w:abstractNumId w:val="27"/>
   </w:num>
   <w:num w:numId="11" w16cid:durableId="1809350132">
-    <w:abstractNumId w:val="30"/>
+    <w:abstractNumId w:val="32"/>
   </w:num>
   <w:num w:numId="12" w16cid:durableId="1287080009">
-    <w:abstractNumId w:val="34"/>
+    <w:abstractNumId w:val="37"/>
   </w:num>
   <w:num w:numId="13" w16cid:durableId="543568699">
     <w:abstractNumId w:val="13"/>
   </w:num>
   <w:num w:numId="14" w16cid:durableId="709648945">
-    <w:abstractNumId w:val="23"/>
+    <w:abstractNumId w:val="24"/>
   </w:num>
   <w:num w:numId="15" w16cid:durableId="2064256533">
-    <w:abstractNumId w:val="36"/>
+    <w:abstractNumId w:val="39"/>
   </w:num>
   <w:num w:numId="16" w16cid:durableId="2141260341">
     <w:abstractNumId w:val="7"/>
@@ -18176,16 +20478,16 @@
     <w:abstractNumId w:val="11"/>
   </w:num>
   <w:num w:numId="20" w16cid:durableId="416635631">
-    <w:abstractNumId w:val="27"/>
+    <w:abstractNumId w:val="29"/>
   </w:num>
   <w:num w:numId="21" w16cid:durableId="854998761">
     <w:abstractNumId w:val="14"/>
   </w:num>
   <w:num w:numId="22" w16cid:durableId="134612965">
-    <w:abstractNumId w:val="41"/>
+    <w:abstractNumId w:val="47"/>
   </w:num>
   <w:num w:numId="23" w16cid:durableId="161894447">
-    <w:abstractNumId w:val="35"/>
+    <w:abstractNumId w:val="38"/>
   </w:num>
   <w:num w:numId="24" w16cid:durableId="1999796368">
     <w:abstractNumId w:val="2"/>
@@ -18197,13 +20499,13 @@
     <w:abstractNumId w:val="0"/>
   </w:num>
   <w:num w:numId="27" w16cid:durableId="1797285986">
-    <w:abstractNumId w:val="20"/>
+    <w:abstractNumId w:val="21"/>
   </w:num>
   <w:num w:numId="28" w16cid:durableId="1468476322">
-    <w:abstractNumId w:val="18"/>
+    <w:abstractNumId w:val="19"/>
   </w:num>
   <w:num w:numId="29" w16cid:durableId="1851529987">
-    <w:abstractNumId w:val="22"/>
+    <w:abstractNumId w:val="23"/>
   </w:num>
   <w:num w:numId="30" w16cid:durableId="1539665835">
     <w:abstractNumId w:val="16"/>
@@ -18212,37 +20514,55 @@
     <w:abstractNumId w:val="3"/>
   </w:num>
   <w:num w:numId="32" w16cid:durableId="1247304767">
-    <w:abstractNumId w:val="19"/>
+    <w:abstractNumId w:val="20"/>
   </w:num>
   <w:num w:numId="33" w16cid:durableId="967584561">
-    <w:abstractNumId w:val="37"/>
+    <w:abstractNumId w:val="40"/>
   </w:num>
   <w:num w:numId="34" w16cid:durableId="1521702928">
     <w:abstractNumId w:val="12"/>
   </w:num>
   <w:num w:numId="35" w16cid:durableId="1464692314">
-    <w:abstractNumId w:val="32"/>
+    <w:abstractNumId w:val="35"/>
   </w:num>
   <w:num w:numId="36" w16cid:durableId="294218208">
     <w:abstractNumId w:val="17"/>
   </w:num>
   <w:num w:numId="37" w16cid:durableId="507989332">
-    <w:abstractNumId w:val="29"/>
+    <w:abstractNumId w:val="31"/>
   </w:num>
   <w:num w:numId="38" w16cid:durableId="1697342152">
+    <w:abstractNumId w:val="36"/>
+  </w:num>
+  <w:num w:numId="39" w16cid:durableId="362289025">
     <w:abstractNumId w:val="33"/>
   </w:num>
-  <w:num w:numId="39" w16cid:durableId="362289025">
-    <w:abstractNumId w:val="31"/>
-  </w:num>
   <w:num w:numId="40" w16cid:durableId="657266574">
-    <w:abstractNumId w:val="28"/>
+    <w:abstractNumId w:val="30"/>
   </w:num>
   <w:num w:numId="41" w16cid:durableId="874317858">
     <w:abstractNumId w:val="15"/>
   </w:num>
   <w:num w:numId="42" w16cid:durableId="1355692089">
     <w:abstractNumId w:val="10"/>
+  </w:num>
+  <w:num w:numId="43" w16cid:durableId="745807828">
+    <w:abstractNumId w:val="18"/>
+  </w:num>
+  <w:num w:numId="44" w16cid:durableId="82579455">
+    <w:abstractNumId w:val="34"/>
+  </w:num>
+  <w:num w:numId="45" w16cid:durableId="1675642577">
+    <w:abstractNumId w:val="42"/>
+  </w:num>
+  <w:num w:numId="46" w16cid:durableId="1505322395">
+    <w:abstractNumId w:val="25"/>
+  </w:num>
+  <w:num w:numId="47" w16cid:durableId="1527131965">
+    <w:abstractNumId w:val="45"/>
+  </w:num>
+  <w:num w:numId="48" w16cid:durableId="1270166177">
+    <w:abstractNumId w:val="46"/>
   </w:num>
 </w:numbering>
 </file>
@@ -18859,7 +21179,6 @@
   <w:style w:type="character" w:default="1" w:styleId="DefaultParagraphFont">
     <w:name w:val="Default Paragraph Font"/>
     <w:uiPriority w:val="1"/>
-    <w:semiHidden/>
     <w:unhideWhenUsed/>
   </w:style>
   <w:style w:type="table" w:default="1" w:styleId="TableNormal">

--- a/design/character-system.docx
+++ b/design/character-system.docx
@@ -1648,7 +1648,7 @@
         <w:t xml:space="preserve">start at </w:t>
       </w:r>
       <w:r>
-        <w:t>1</w:t>
+        <w:t>0</w:t>
       </w:r>
       <w:r>
         <w:t>.</w:t>
@@ -1657,7 +1657,28 @@
         <w:t xml:space="preserve"> They are </w:t>
       </w:r>
       <w:r>
-        <w:t>increased by spending Attribute Points.</w:t>
+        <w:t xml:space="preserve">increased by </w:t>
+      </w:r>
+      <w:r>
+        <w:t xml:space="preserve">investing </w:t>
+      </w:r>
+      <w:r>
+        <w:t>Attribute Points.</w:t>
+      </w:r>
+      <w:r>
+        <w:t xml:space="preserve"> Y</w:t>
+      </w:r>
+      <w:r>
+        <w:t xml:space="preserve">ou can have a maximum of 3 </w:t>
+      </w:r>
+      <w:r>
+        <w:t xml:space="preserve">points in any </w:t>
+      </w:r>
+      <w:r>
+        <w:t>Attribute</w:t>
+      </w:r>
+      <w:r>
+        <w:t>.</w:t>
       </w:r>
     </w:p>
     <w:p>
@@ -3097,45 +3118,31 @@
         <w:tblLook w:val="04A0" w:firstRow="1" w:lastRow="0" w:firstColumn="1" w:lastColumn="0" w:noHBand="0" w:noVBand="1"/>
       </w:tblPr>
       <w:tblGrid>
-        <w:gridCol w:w="3714"/>
-        <w:gridCol w:w="1141"/>
-        <w:gridCol w:w="4495"/>
+        <w:gridCol w:w="2515"/>
+        <w:gridCol w:w="6835"/>
       </w:tblGrid>
       <w:tr>
         <w:tc>
           <w:tcPr>
-            <w:tcW w:w="3714" w:type="dxa"/>
-          </w:tcPr>
-          <w:p>
-            <w:r>
+            <w:tcW w:w="2515" w:type="dxa"/>
+          </w:tcPr>
+          <w:p>
+            <w:pPr>
               <w:rPr>
                 <w:rStyle w:val="Emphasis"/>
               </w:rPr>
+            </w:pPr>
+            <w:r>
+              <w:rPr>
+                <w:rStyle w:val="Emphasis"/>
+              </w:rPr>
               <w:t>Statistic</w:t>
             </w:r>
           </w:p>
         </w:tc>
         <w:tc>
           <w:tcPr>
-            <w:tcW w:w="1141" w:type="dxa"/>
-          </w:tcPr>
-          <w:p>
-            <w:pPr>
-              <w:rPr>
-                <w:rStyle w:val="Emphasis"/>
-              </w:rPr>
-            </w:pPr>
-            <w:r>
-              <w:rPr>
-                <w:rStyle w:val="Emphasis"/>
-              </w:rPr>
-              <w:t>Abbr.</w:t>
-            </w:r>
-          </w:p>
-        </w:tc>
-        <w:tc>
-          <w:tcPr>
-            <w:tcW w:w="4495" w:type="dxa"/>
+            <w:tcW w:w="6835" w:type="dxa"/>
           </w:tcPr>
           <w:p>
             <w:r>
@@ -3153,7 +3160,7 @@
         </w:trPr>
         <w:tc>
           <w:tcPr>
-            <w:tcW w:w="3714" w:type="dxa"/>
+            <w:tcW w:w="2515" w:type="dxa"/>
           </w:tcPr>
           <w:p>
             <w:r>
@@ -3163,17 +3170,7 @@
         </w:tc>
         <w:tc>
           <w:tcPr>
-            <w:tcW w:w="1141" w:type="dxa"/>
-          </w:tcPr>
-          <w:p>
-            <w:r>
-              <w:t>H</w:t>
-            </w:r>
-          </w:p>
-        </w:tc>
-        <w:tc>
-          <w:tcPr>
-            <w:tcW w:w="4495" w:type="dxa"/>
+            <w:tcW w:w="6835" w:type="dxa"/>
           </w:tcPr>
           <w:p>
             <w:r>
@@ -3185,7 +3182,7 @@
       <w:tr>
         <w:tc>
           <w:tcPr>
-            <w:tcW w:w="3714" w:type="dxa"/>
+            <w:tcW w:w="2515" w:type="dxa"/>
           </w:tcPr>
           <w:p>
             <w:r>
@@ -3195,30 +3192,11 @@
         </w:tc>
         <w:tc>
           <w:tcPr>
-            <w:tcW w:w="1141" w:type="dxa"/>
-          </w:tcPr>
-          <w:p>
-            <w:r>
-              <w:t>A</w:t>
-            </w:r>
-          </w:p>
-        </w:tc>
-        <w:tc>
-          <w:tcPr>
-            <w:tcW w:w="4495" w:type="dxa"/>
-          </w:tcPr>
-          <w:p>
-            <w:r>
-              <w:t>C</w:t>
-            </w:r>
-            <w:r>
-              <w:t xml:space="preserve">hance to hit </w:t>
-            </w:r>
-            <w:r>
-              <w:t>targets</w:t>
-            </w:r>
-            <w:r>
-              <w:t xml:space="preserve"> during an attack roll</w:t>
+            <w:tcW w:w="6835" w:type="dxa"/>
+          </w:tcPr>
+          <w:p>
+            <w:r>
+              <w:t>Chance to hit targets during an attack roll</w:t>
             </w:r>
           </w:p>
           <w:p>
@@ -3233,8 +3211,51 @@
                 <w:i/>
                 <w:iCs/>
               </w:rPr>
-              <w:t>6 + (Brawn + Agility) / 2</w:t>
-            </w:r>
+              <w:t xml:space="preserve">2D6 + </w:t>
+            </w:r>
+            <w:r>
+              <w:rPr>
+                <w:i/>
+                <w:iCs/>
+              </w:rPr>
+              <w:t>Brawn</w:t>
+            </w:r>
+            <w:r>
+              <w:rPr>
+                <w:i/>
+                <w:iCs/>
+              </w:rPr>
+              <w:t xml:space="preserve"> + </w:t>
+            </w:r>
+            <w:r>
+              <w:rPr>
+                <w:i/>
+                <w:iCs/>
+              </w:rPr>
+              <w:t xml:space="preserve">Attack </w:t>
+            </w:r>
+            <w:r>
+              <w:rPr>
+                <w:i/>
+                <w:iCs/>
+              </w:rPr>
+              <w:t>Modifier</w:t>
+            </w:r>
+            <w:r>
+              <w:rPr>
+                <w:i/>
+                <w:iCs/>
+              </w:rPr>
+              <w:t xml:space="preserve"> (from Weapon)</w:t>
+            </w:r>
+          </w:p>
+          <w:p>
+            <w:pPr>
+              <w:rPr>
+                <w:i/>
+                <w:iCs/>
+              </w:rPr>
+            </w:pPr>
           </w:p>
         </w:tc>
       </w:tr>
@@ -3244,7 +3265,7 @@
         </w:trPr>
         <w:tc>
           <w:tcPr>
-            <w:tcW w:w="3714" w:type="dxa"/>
+            <w:tcW w:w="2515" w:type="dxa"/>
           </w:tcPr>
           <w:p>
             <w:r>
@@ -3254,27 +3275,14 @@
         </w:tc>
         <w:tc>
           <w:tcPr>
-            <w:tcW w:w="1141" w:type="dxa"/>
-          </w:tcPr>
-          <w:p>
-            <w:r>
-              <w:t>D</w:t>
-            </w:r>
-          </w:p>
-        </w:tc>
-        <w:tc>
-          <w:tcPr>
-            <w:tcW w:w="4495" w:type="dxa"/>
-          </w:tcPr>
-          <w:p>
-            <w:r>
-              <w:t>C</w:t>
-            </w:r>
-            <w:r>
-              <w:t>hance to avoid physical attacks</w:t>
-            </w:r>
-            <w:r>
-              <w:t xml:space="preserve"> when the target of an attack</w:t>
+            <w:tcW w:w="6835" w:type="dxa"/>
+          </w:tcPr>
+          <w:p>
+            <w:r>
+              <w:t>Chance to avoid physical attacks when attack</w:t>
+            </w:r>
+            <w:r>
+              <w:t>ed</w:t>
             </w:r>
           </w:p>
           <w:p>
@@ -3289,14 +3297,35 @@
                 <w:i/>
                 <w:iCs/>
               </w:rPr>
-              <w:t xml:space="preserve">6 + </w:t>
+              <w:t xml:space="preserve">Defense (from Armor) </w:t>
             </w:r>
             <w:r>
               <w:rPr>
                 <w:i/>
                 <w:iCs/>
               </w:rPr>
-              <w:t>Brawn</w:t>
+              <w:t xml:space="preserve">+ </w:t>
+            </w:r>
+            <w:r>
+              <w:rPr>
+                <w:i/>
+                <w:iCs/>
+              </w:rPr>
+              <w:t>(</w:t>
+            </w:r>
+            <w:r>
+              <w:rPr>
+                <w:i/>
+                <w:iCs/>
+              </w:rPr>
+              <w:t>Agility</w:t>
+            </w:r>
+            <w:r>
+              <w:rPr>
+                <w:i/>
+                <w:iCs/>
+              </w:rPr>
+              <w:t xml:space="preserve"> / 2)</w:t>
             </w:r>
           </w:p>
         </w:tc>
@@ -3304,7 +3333,7 @@
       <w:tr>
         <w:tc>
           <w:tcPr>
-            <w:tcW w:w="3714" w:type="dxa"/>
+            <w:tcW w:w="2515" w:type="dxa"/>
           </w:tcPr>
           <w:p>
             <w:r>
@@ -3314,17 +3343,7 @@
         </w:tc>
         <w:tc>
           <w:tcPr>
-            <w:tcW w:w="1141" w:type="dxa"/>
-          </w:tcPr>
-          <w:p>
-            <w:r>
-              <w:t>C</w:t>
-            </w:r>
-          </w:p>
-        </w:tc>
-        <w:tc>
-          <w:tcPr>
-            <w:tcW w:w="4495" w:type="dxa"/>
+            <w:tcW w:w="6835" w:type="dxa"/>
           </w:tcPr>
           <w:p>
             <w:r>
@@ -3361,7 +3380,7 @@
         </w:trPr>
         <w:tc>
           <w:tcPr>
-            <w:tcW w:w="3714" w:type="dxa"/>
+            <w:tcW w:w="2515" w:type="dxa"/>
           </w:tcPr>
           <w:p>
             <w:r>
@@ -3371,23 +3390,7 @@
         </w:tc>
         <w:tc>
           <w:tcPr>
-            <w:tcW w:w="1141" w:type="dxa"/>
-          </w:tcPr>
-          <w:p>
-            <w:r>
-              <w:t>C</w:t>
-            </w:r>
-            <w:r>
-              <w:rPr>
-                <w:vertAlign w:val="superscript"/>
-              </w:rPr>
-              <w:t>M</w:t>
-            </w:r>
-          </w:p>
-        </w:tc>
-        <w:tc>
-          <w:tcPr>
-            <w:tcW w:w="4495" w:type="dxa"/>
+            <w:tcW w:w="6835" w:type="dxa"/>
           </w:tcPr>
           <w:p>
             <w:r>
@@ -3406,7 +3409,7 @@
                 <w:i/>
                 <w:iCs/>
               </w:rPr>
-              <w:t>150</w:t>
+              <w:t>200</w:t>
             </w:r>
             <w:r>
               <w:rPr>
@@ -3421,7 +3424,7 @@
       <w:tr>
         <w:tc>
           <w:tcPr>
-            <w:tcW w:w="3714" w:type="dxa"/>
+            <w:tcW w:w="2515" w:type="dxa"/>
           </w:tcPr>
           <w:p>
             <w:r>
@@ -3431,17 +3434,7 @@
         </w:tc>
         <w:tc>
           <w:tcPr>
-            <w:tcW w:w="1141" w:type="dxa"/>
-          </w:tcPr>
-          <w:p>
-            <w:r>
-              <w:t>G</w:t>
-            </w:r>
-          </w:p>
-        </w:tc>
-        <w:tc>
-          <w:tcPr>
-            <w:tcW w:w="4495" w:type="dxa"/>
+            <w:tcW w:w="6835" w:type="dxa"/>
           </w:tcPr>
           <w:p>
             <w:r>
@@ -3456,7 +3449,7 @@
         </w:trPr>
         <w:tc>
           <w:tcPr>
-            <w:tcW w:w="3714" w:type="dxa"/>
+            <w:tcW w:w="2515" w:type="dxa"/>
           </w:tcPr>
           <w:p>
             <w:r>
@@ -3466,17 +3459,7 @@
         </w:tc>
         <w:tc>
           <w:tcPr>
-            <w:tcW w:w="1141" w:type="dxa"/>
-          </w:tcPr>
-          <w:p>
-            <w:r>
-              <w:t>B</w:t>
-            </w:r>
-          </w:p>
-        </w:tc>
-        <w:tc>
-          <w:tcPr>
-            <w:tcW w:w="4495" w:type="dxa"/>
+            <w:tcW w:w="6835" w:type="dxa"/>
           </w:tcPr>
           <w:p>
             <w:r>
@@ -3488,7 +3471,7 @@
       <w:tr>
         <w:tc>
           <w:tcPr>
-            <w:tcW w:w="3714" w:type="dxa"/>
+            <w:tcW w:w="2515" w:type="dxa"/>
           </w:tcPr>
           <w:p>
             <w:r>
@@ -3498,17 +3481,7 @@
         </w:tc>
         <w:tc>
           <w:tcPr>
-            <w:tcW w:w="1141" w:type="dxa"/>
-          </w:tcPr>
-          <w:p>
-            <w:r>
-              <w:t>M</w:t>
-            </w:r>
-          </w:p>
-        </w:tc>
-        <w:tc>
-          <w:tcPr>
-            <w:tcW w:w="4495" w:type="dxa"/>
+            <w:tcW w:w="6835" w:type="dxa"/>
           </w:tcPr>
           <w:p>
             <w:r>
@@ -10365,14 +10338,7 @@
           <w:i/>
           <w:iCs/>
         </w:rPr>
-        <w:t>×</w:t>
-      </w:r>
-      <w:r>
-        <w:rPr>
-          <w:i/>
-          <w:iCs/>
-        </w:rPr>
-        <w:t xml:space="preserve"> </w:t>
+        <w:t xml:space="preserve">× </w:t>
       </w:r>
       <w:r>
         <w:rPr>
@@ -10420,6 +10386,18 @@
       </w:r>
     </w:p>
     <w:p>
+      <w:r>
+        <w:rPr>
+          <w:u w:val="single"/>
+        </w:rPr>
+        <w:t>Tattoos</w:t>
+      </w:r>
+      <w:r>
+        <w:t>?</w:t>
+      </w:r>
+      <w:r>
+        <w:t xml:space="preserve"> (Idea to replace Scrap Plates)</w:t>
+      </w:r>
       <w:r>
         <w:br w:type="page"/>
       </w:r>
@@ -10596,44 +10574,7 @@
       </w:r>
     </w:p>
     <w:p>
-      <w:r>
-        <w:t xml:space="preserve">The regular Strike action that every character has access to costs one Action and has zero cooldown. However, it also applies </w:t>
-      </w:r>
-      <w:r>
-        <w:t xml:space="preserve">the </w:t>
-      </w:r>
-      <w:r>
-        <w:rPr>
-          <w:i/>
-          <w:iCs/>
-        </w:rPr>
-        <w:t>Winded</w:t>
-      </w:r>
-      <w:r>
-        <w:t xml:space="preserve"> Effect</w:t>
-      </w:r>
-      <w:r>
-        <w:t xml:space="preserve"> (</w:t>
-      </w:r>
-      <w:r>
-        <w:t xml:space="preserve">essentially the </w:t>
-      </w:r>
-      <w:r>
-        <w:t>Multiple Action Penalty from Pathfinder).</w:t>
-      </w:r>
-      <w:r>
-        <w:t xml:space="preserve"> This is to discourage players from just striking</w:t>
-      </w:r>
-      <w:r>
-        <w:t xml:space="preserve"> repeatedly</w:t>
-      </w:r>
-      <w:r>
-        <w:t>, and instead to use their different abilities.</w:t>
-      </w:r>
-    </w:p>
-    <w:p>
-      <w:pPr>
-        <w:pStyle w:val="Heading2"/>
+      <w:pPr>
         <w:sectPr>
           <w:type w:val="continuous"/>
           <w:pgSz w:w="12240" w:h="15840"/>
@@ -10642,6 +10583,43 @@
           <w:docGrid w:linePitch="360"/>
         </w:sectPr>
       </w:pPr>
+      <w:r>
+        <w:t xml:space="preserve">The regular Strike action that every character has access to costs one Action and has zero cooldown. However, it also applies </w:t>
+      </w:r>
+      <w:r>
+        <w:t xml:space="preserve">the </w:t>
+      </w:r>
+      <w:r>
+        <w:rPr>
+          <w:i/>
+          <w:iCs/>
+        </w:rPr>
+        <w:t>Winded</w:t>
+      </w:r>
+      <w:r>
+        <w:t xml:space="preserve"> Effect</w:t>
+      </w:r>
+      <w:r>
+        <w:t xml:space="preserve"> (</w:t>
+      </w:r>
+      <w:r>
+        <w:t xml:space="preserve">essentially the </w:t>
+      </w:r>
+      <w:r>
+        <w:t>Multiple Action Penalty from Pathfinder).</w:t>
+      </w:r>
+      <w:r>
+        <w:t xml:space="preserve"> This is to discourage players from just striking</w:t>
+      </w:r>
+      <w:r>
+        <w:t xml:space="preserve"> repeatedly</w:t>
+      </w:r>
+      <w:r>
+        <w:t>, and instead to use their different abilities</w:t>
+      </w:r>
+      <w:r>
+        <w:t>.</w:t>
+      </w:r>
     </w:p>
     <w:p>
       <w:pPr>
@@ -21179,6 +21157,7 @@
   <w:style w:type="character" w:default="1" w:styleId="DefaultParagraphFont">
     <w:name w:val="Default Paragraph Font"/>
     <w:uiPriority w:val="1"/>
+    <w:semiHidden/>
     <w:unhideWhenUsed/>
   </w:style>
   <w:style w:type="table" w:default="1" w:styleId="TableNormal">

--- a/design/character-system.docx
+++ b/design/character-system.docx
@@ -2552,10 +2552,7 @@
         <w:t>. They are</w:t>
       </w:r>
       <w:r>
-        <w:t xml:space="preserve"> </w:t>
-      </w:r>
-      <w:r>
-        <w:t xml:space="preserve">learned or improved with </w:t>
+        <w:t xml:space="preserve"> improved with </w:t>
       </w:r>
       <w:r>
         <w:rPr>
@@ -2578,7 +2575,33 @@
     </w:p>
     <w:p>
       <w:r>
-        <w:t xml:space="preserve">Each Skill can only be improved once the prerequisite Attributes are all at least 1, e.g., you can't improve Endurance if your Brawn is -1 or 0, and you can't improve Insight if your Wits is -1 or 0, even if you have 1 or 2 </w:t>
+        <w:t xml:space="preserve">Each Skill can only be improved </w:t>
+      </w:r>
+      <w:r>
+        <w:t>when</w:t>
+      </w:r>
+      <w:r>
+        <w:t xml:space="preserve"> the prerequisite Attributes are all at least 1, e.g., you can't improve </w:t>
+      </w:r>
+      <w:r>
+        <w:rPr>
+          <w:i/>
+          <w:iCs/>
+        </w:rPr>
+        <w:t>Endurance</w:t>
+      </w:r>
+      <w:r>
+        <w:t xml:space="preserve"> if your Brawn is -1 or 0, and you can't improve </w:t>
+      </w:r>
+      <w:r>
+        <w:rPr>
+          <w:i/>
+          <w:iCs/>
+        </w:rPr>
+        <w:t>Insight</w:t>
+      </w:r>
+      <w:r>
+        <w:t xml:space="preserve"> if your Wits is -1 or 0, even if you have 1 or 2 </w:t>
       </w:r>
       <w:r>
         <w:t xml:space="preserve">points </w:t>
@@ -9396,1018 +9419,6 @@
       </w:pPr>
       <w:r>
         <w:lastRenderedPageBreak/>
-        <w:t>Crafting</w:t>
-      </w:r>
-    </w:p>
-    <w:p>
-      <w:pPr>
-        <w:pStyle w:val="Heading2"/>
-      </w:pPr>
-      <w:r>
-        <w:t>Ingredients</w:t>
-      </w:r>
-    </w:p>
-    <w:p>
-      <w:r>
-        <w:t xml:space="preserve">Ingredients are </w:t>
-      </w:r>
-      <w:r>
-        <w:t xml:space="preserve">aqcuired </w:t>
-      </w:r>
-      <w:r>
-        <w:t xml:space="preserve">via </w:t>
-      </w:r>
-      <w:r>
-        <w:t xml:space="preserve">loot, rewards, dialogue, or </w:t>
-      </w:r>
-      <w:r>
-        <w:t>shopping.</w:t>
-      </w:r>
-    </w:p>
-    <w:p>
-      <w:pPr>
-        <w:pStyle w:val="ListParagraph"/>
-        <w:numPr>
-          <w:ilvl w:val="0"/>
-          <w:numId w:val="47"/>
-        </w:numPr>
-      </w:pPr>
-      <w:r>
-        <w:rPr>
-          <w:u w:val="single"/>
-        </w:rPr>
-        <w:t>Redcap</w:t>
-      </w:r>
-      <w:r>
-        <w:t>: A poisonous mushroom</w:t>
-      </w:r>
-      <w:r>
-        <w:t>.</w:t>
-      </w:r>
-    </w:p>
-    <w:p>
-      <w:pPr>
-        <w:pStyle w:val="ListParagraph"/>
-        <w:numPr>
-          <w:ilvl w:val="0"/>
-          <w:numId w:val="47"/>
-        </w:numPr>
-      </w:pPr>
-      <w:r>
-        <w:rPr>
-          <w:u w:val="single"/>
-        </w:rPr>
-        <w:t>Plant Fiber</w:t>
-      </w:r>
-      <w:r>
-        <w:t xml:space="preserve">: Sturdy </w:t>
-      </w:r>
-      <w:r>
-        <w:t xml:space="preserve">fibers, </w:t>
-      </w:r>
-      <w:r>
-        <w:t>good for textiles</w:t>
-      </w:r>
-      <w:r>
-        <w:t xml:space="preserve"> or rope</w:t>
-      </w:r>
-      <w:r>
-        <w:t>.</w:t>
-      </w:r>
-    </w:p>
-    <w:p>
-      <w:pPr>
-        <w:pStyle w:val="ListParagraph"/>
-        <w:numPr>
-          <w:ilvl w:val="0"/>
-          <w:numId w:val="47"/>
-        </w:numPr>
-      </w:pPr>
-      <w:r>
-        <w:rPr>
-          <w:u w:val="single"/>
-        </w:rPr>
-        <w:t>Bell</w:t>
-      </w:r>
-      <w:r>
-        <w:rPr>
-          <w:u w:val="single"/>
-        </w:rPr>
-        <w:t xml:space="preserve"> Blossom</w:t>
-      </w:r>
-      <w:r>
-        <w:t>: A flower known for its healing properties</w:t>
-      </w:r>
-      <w:r>
-        <w:t>.</w:t>
-      </w:r>
-    </w:p>
-    <w:p>
-      <w:pPr>
-        <w:pStyle w:val="ListParagraph"/>
-        <w:numPr>
-          <w:ilvl w:val="0"/>
-          <w:numId w:val="47"/>
-        </w:numPr>
-      </w:pPr>
-      <w:r>
-        <w:rPr>
-          <w:u w:val="single"/>
-        </w:rPr>
-        <w:t>Mugwort</w:t>
-      </w:r>
-      <w:r>
-        <w:t>: A flower known for it’s arcane properties</w:t>
-      </w:r>
-      <w:r>
-        <w:t>.</w:t>
-      </w:r>
-    </w:p>
-    <w:p>
-      <w:pPr>
-        <w:pStyle w:val="ListParagraph"/>
-        <w:numPr>
-          <w:ilvl w:val="0"/>
-          <w:numId w:val="47"/>
-        </w:numPr>
-      </w:pPr>
-      <w:r>
-        <w:rPr>
-          <w:u w:val="single"/>
-        </w:rPr>
-        <w:t>Meltwater</w:t>
-      </w:r>
-      <w:r>
-        <w:t>: A vial of glacier water for making chemical solutions.</w:t>
-      </w:r>
-    </w:p>
-    <w:p>
-      <w:pPr>
-        <w:pStyle w:val="ListParagraph"/>
-        <w:numPr>
-          <w:ilvl w:val="0"/>
-          <w:numId w:val="47"/>
-        </w:numPr>
-      </w:pPr>
-      <w:r>
-        <w:rPr>
-          <w:u w:val="single"/>
-        </w:rPr>
-        <w:t>Machine Part</w:t>
-      </w:r>
-      <w:r>
-        <w:t>: A component</w:t>
-      </w:r>
-      <w:r>
-        <w:t xml:space="preserve"> from a machine</w:t>
-      </w:r>
-      <w:r>
-        <w:t>, not easily reproduced</w:t>
-      </w:r>
-      <w:r>
-        <w:t>.</w:t>
-      </w:r>
-    </w:p>
-    <w:p>
-      <w:pPr>
-        <w:pStyle w:val="ListParagraph"/>
-        <w:numPr>
-          <w:ilvl w:val="0"/>
-          <w:numId w:val="47"/>
-        </w:numPr>
-      </w:pPr>
-      <w:r>
-        <w:rPr>
-          <w:u w:val="single"/>
-        </w:rPr>
-        <w:t>Coal</w:t>
-      </w:r>
-      <w:r>
-        <w:t xml:space="preserve">: </w:t>
-      </w:r>
-      <w:r>
-        <w:t xml:space="preserve">A chunk of black </w:t>
-      </w:r>
-      <w:r>
-        <w:t>U</w:t>
-      </w:r>
-      <w:r>
-        <w:t>seful for burning to provide heat or energy</w:t>
-      </w:r>
-      <w:r>
-        <w:t>.</w:t>
-      </w:r>
-    </w:p>
-    <w:p>
-      <w:pPr>
-        <w:pStyle w:val="ListParagraph"/>
-        <w:numPr>
-          <w:ilvl w:val="0"/>
-          <w:numId w:val="47"/>
-        </w:numPr>
-      </w:pPr>
-      <w:r>
-        <w:rPr>
-          <w:u w:val="single"/>
-        </w:rPr>
-        <w:t>Scrap Metal</w:t>
-      </w:r>
-      <w:r>
-        <w:t>: Crude but strong, could be melted down</w:t>
-      </w:r>
-      <w:r>
-        <w:t xml:space="preserve"> and reshaped</w:t>
-      </w:r>
-      <w:r>
-        <w:t>.</w:t>
-      </w:r>
-    </w:p>
-    <w:p>
-      <w:pPr>
-        <w:pStyle w:val="ListParagraph"/>
-        <w:numPr>
-          <w:ilvl w:val="0"/>
-          <w:numId w:val="47"/>
-        </w:numPr>
-      </w:pPr>
-      <w:r>
-        <w:rPr>
-          <w:u w:val="single"/>
-        </w:rPr>
-        <w:t>Leather</w:t>
-      </w:r>
-      <w:r>
-        <w:t xml:space="preserve">: Useful for textiles that can withstand </w:t>
-      </w:r>
-      <w:r>
-        <w:t xml:space="preserve">weather and </w:t>
-      </w:r>
-      <w:r>
-        <w:t>angry animals</w:t>
-      </w:r>
-      <w:r>
-        <w:t>.</w:t>
-      </w:r>
-    </w:p>
-    <w:p>
-      <w:pPr>
-        <w:pStyle w:val="ListParagraph"/>
-        <w:numPr>
-          <w:ilvl w:val="0"/>
-          <w:numId w:val="47"/>
-        </w:numPr>
-      </w:pPr>
-      <w:r>
-        <w:rPr>
-          <w:u w:val="single"/>
-        </w:rPr>
-        <w:t>Wood</w:t>
-      </w:r>
-      <w:r>
-        <w:t xml:space="preserve">: </w:t>
-      </w:r>
-      <w:r>
-        <w:t>Burns bright, and can be whittled into different shapes</w:t>
-      </w:r>
-      <w:r>
-        <w:t>.</w:t>
-      </w:r>
-    </w:p>
-    <w:p>
-      <w:pPr>
-        <w:pStyle w:val="ListParagraph"/>
-        <w:numPr>
-          <w:ilvl w:val="0"/>
-          <w:numId w:val="47"/>
-        </w:numPr>
-      </w:pPr>
-      <w:r>
-        <w:rPr>
-          <w:u w:val="single"/>
-        </w:rPr>
-        <w:t>Sapphire</w:t>
-      </w:r>
-      <w:r>
-        <w:t>: A rare, teal gemstone.</w:t>
-      </w:r>
-      <w:r>
-        <w:t xml:space="preserve"> Probably worth a pretty penny</w:t>
-      </w:r>
-      <w:r>
-        <w:t>.</w:t>
-      </w:r>
-    </w:p>
-    <w:p>
-      <w:pPr>
-        <w:pStyle w:val="ListParagraph"/>
-        <w:numPr>
-          <w:ilvl w:val="0"/>
-          <w:numId w:val="47"/>
-        </w:numPr>
-      </w:pPr>
-      <w:r>
-        <w:rPr>
-          <w:u w:val="single"/>
-        </w:rPr>
-        <w:t>Quartz</w:t>
-      </w:r>
-      <w:r>
-        <w:t xml:space="preserve">: </w:t>
-      </w:r>
-      <w:r>
-        <w:t xml:space="preserve">This common </w:t>
-      </w:r>
-      <w:r>
-        <w:t>gem</w:t>
-      </w:r>
-      <w:r>
-        <w:t>stone is p</w:t>
-      </w:r>
-      <w:r>
-        <w:t>retty</w:t>
-      </w:r>
-      <w:r>
-        <w:t xml:space="preserve"> to look at.</w:t>
-      </w:r>
-    </w:p>
-    <w:p>
-      <w:pPr>
-        <w:pStyle w:val="ListParagraph"/>
-        <w:numPr>
-          <w:ilvl w:val="0"/>
-          <w:numId w:val="47"/>
-        </w:numPr>
-      </w:pPr>
-      <w:r>
-        <w:rPr>
-          <w:u w:val="single"/>
-        </w:rPr>
-        <w:t>Iron</w:t>
-      </w:r>
-      <w:r>
-        <w:t xml:space="preserve">: </w:t>
-      </w:r>
-    </w:p>
-    <w:p>
-      <w:pPr>
-        <w:pStyle w:val="ListParagraph"/>
-        <w:numPr>
-          <w:ilvl w:val="0"/>
-          <w:numId w:val="47"/>
-        </w:numPr>
-      </w:pPr>
-      <w:r>
-        <w:rPr>
-          <w:u w:val="single"/>
-        </w:rPr>
-        <w:t>Steel</w:t>
-      </w:r>
-      <w:r>
-        <w:t xml:space="preserve">: </w:t>
-      </w:r>
-    </w:p>
-    <w:p>
-      <w:pPr>
-        <w:rPr>
-          <w:rFonts w:eastAsiaTheme="majorEastAsia" w:cstheme="majorBidi"/>
-          <w:color w:val="0F4761" w:themeColor="accent1" w:themeShade="BF"/>
-          <w:sz w:val="32"/>
-          <w:szCs w:val="32"/>
-        </w:rPr>
-      </w:pPr>
-      <w:r>
-        <w:br w:type="page"/>
-      </w:r>
-    </w:p>
-    <w:p>
-      <w:pPr>
-        <w:pStyle w:val="Heading2"/>
-      </w:pPr>
-      <w:r>
-        <w:lastRenderedPageBreak/>
-        <w:t>Recipes</w:t>
-      </w:r>
-    </w:p>
-    <w:p>
-      <w:r>
-        <w:rPr>
-          <w:u w:val="single"/>
-        </w:rPr>
-        <w:t>Poultice</w:t>
-      </w:r>
-      <w:r>
-        <w:t>: A soothing paste of crushed medicinal herbs.</w:t>
-      </w:r>
-    </w:p>
-    <w:p>
-      <w:pPr>
-        <w:pStyle w:val="ListParagraph"/>
-        <w:numPr>
-          <w:ilvl w:val="0"/>
-          <w:numId w:val="46"/>
-        </w:numPr>
-      </w:pPr>
-      <w:r>
-        <w:rPr>
-          <w:u w:val="single"/>
-        </w:rPr>
-        <w:t>Ingredients</w:t>
-      </w:r>
-      <w:r>
-        <w:t>:</w:t>
-      </w:r>
-      <w:r>
-        <w:t xml:space="preserve"> </w:t>
-      </w:r>
-      <w:r>
-        <w:t>Plant Fiber, Bell Blossom</w:t>
-      </w:r>
-      <w:r>
-        <w:t xml:space="preserve"> (2)</w:t>
-      </w:r>
-    </w:p>
-    <w:p>
-      <w:pPr>
-        <w:pStyle w:val="ListParagraph"/>
-        <w:numPr>
-          <w:ilvl w:val="0"/>
-          <w:numId w:val="46"/>
-        </w:numPr>
-      </w:pPr>
-      <w:r>
-        <w:rPr>
-          <w:u w:val="single"/>
-        </w:rPr>
-        <w:t>Use Poultice</w:t>
-      </w:r>
-      <w:r>
-        <w:rPr>
-          <w:rFonts w:ascii="Segoe UI Symbol" w:hAnsi="Segoe UI Symbol" w:cs="Segoe UI Symbol"/>
-        </w:rPr>
-        <w:t>: ◉</w:t>
-      </w:r>
-      <w:r>
-        <w:rPr>
-          <w:rFonts w:ascii="Segoe UI" w:hAnsi="Segoe UI" w:cs="Segoe UI"/>
-        </w:rPr>
-        <w:t xml:space="preserve">○○ </w:t>
-      </w:r>
-      <w:r>
-        <w:rPr>
-          <w:rFonts w:cs="Cambria Math"/>
-        </w:rPr>
-        <w:t>0</w:t>
-      </w:r>
-      <w:r>
-        <w:rPr>
-          <w:rFonts w:ascii="Cambria Math" w:hAnsi="Cambria Math" w:cs="Cambria Math"/>
-        </w:rPr>
-        <w:t xml:space="preserve">↻ </w:t>
-      </w:r>
-      <w:r>
-        <w:t xml:space="preserve">Replenish your Health by </w:t>
-      </w:r>
-      <w:r>
-        <w:rPr>
-          <w:i/>
-          <w:iCs/>
-        </w:rPr>
-        <w:t xml:space="preserve">20 + </w:t>
-      </w:r>
-      <w:r>
-        <w:rPr>
-          <w:i/>
-          <w:iCs/>
-        </w:rPr>
-        <w:t>(Medicine)</w:t>
-      </w:r>
-      <w:r>
-        <w:rPr>
-          <w:i/>
-          <w:iCs/>
-        </w:rPr>
-        <w:t>D</w:t>
-      </w:r>
-      <w:r>
-        <w:rPr>
-          <w:i/>
-          <w:iCs/>
-        </w:rPr>
-        <w:t>6</w:t>
-      </w:r>
-    </w:p>
-    <w:p>
-      <w:pPr>
-        <w:pStyle w:val="ListParagraph"/>
-        <w:numPr>
-          <w:ilvl w:val="0"/>
-          <w:numId w:val="46"/>
-        </w:numPr>
-      </w:pPr>
-      <w:r>
-        <w:rPr>
-          <w:u w:val="single"/>
-        </w:rPr>
-        <w:t>Variations</w:t>
-      </w:r>
-      <w:r>
-        <w:t>: Major Poultice, Greater Poultice</w:t>
-      </w:r>
-    </w:p>
-    <w:p>
-      <w:r>
-        <w:rPr>
-          <w:u w:val="single"/>
-        </w:rPr>
-        <w:t>Tonic</w:t>
-      </w:r>
-      <w:r>
-        <w:t>:</w:t>
-      </w:r>
-      <w:r>
-        <w:t xml:space="preserve"> A vial of bitter-tasting but invigorating stimulant.</w:t>
-      </w:r>
-    </w:p>
-    <w:p>
-      <w:pPr>
-        <w:pStyle w:val="ListParagraph"/>
-        <w:numPr>
-          <w:ilvl w:val="0"/>
-          <w:numId w:val="46"/>
-        </w:numPr>
-      </w:pPr>
-      <w:r>
-        <w:rPr>
-          <w:u w:val="single"/>
-        </w:rPr>
-        <w:t>Ingredients</w:t>
-      </w:r>
-      <w:r>
-        <w:t xml:space="preserve">: </w:t>
-      </w:r>
-      <w:r>
-        <w:t>Meltwater, Mugwort</w:t>
-      </w:r>
-      <w:r>
-        <w:t xml:space="preserve"> (2)</w:t>
-      </w:r>
-    </w:p>
-    <w:p>
-      <w:pPr>
-        <w:pStyle w:val="ListParagraph"/>
-        <w:numPr>
-          <w:ilvl w:val="0"/>
-          <w:numId w:val="46"/>
-        </w:numPr>
-      </w:pPr>
-      <w:r>
-        <w:rPr>
-          <w:u w:val="single"/>
-        </w:rPr>
-        <w:t xml:space="preserve">Use </w:t>
-      </w:r>
-      <w:r>
-        <w:rPr>
-          <w:u w:val="single"/>
-        </w:rPr>
-        <w:t>Tonic</w:t>
-      </w:r>
-      <w:r>
-        <w:rPr>
-          <w:rFonts w:ascii="Segoe UI Symbol" w:hAnsi="Segoe UI Symbol" w:cs="Segoe UI Symbol"/>
-        </w:rPr>
-        <w:t>: ◉</w:t>
-      </w:r>
-      <w:r>
-        <w:rPr>
-          <w:rFonts w:ascii="Segoe UI" w:hAnsi="Segoe UI" w:cs="Segoe UI"/>
-        </w:rPr>
-        <w:t xml:space="preserve">○○ </w:t>
-      </w:r>
-      <w:r>
-        <w:rPr>
-          <w:rFonts w:cs="Cambria Math"/>
-        </w:rPr>
-        <w:t>0</w:t>
-      </w:r>
-      <w:r>
-        <w:rPr>
-          <w:rFonts w:ascii="Cambria Math" w:hAnsi="Cambria Math" w:cs="Cambria Math"/>
-        </w:rPr>
-        <w:t xml:space="preserve">↻ </w:t>
-      </w:r>
-      <w:r>
-        <w:t xml:space="preserve">Replenish your </w:t>
-      </w:r>
-      <w:r>
-        <w:t xml:space="preserve">Mana </w:t>
-      </w:r>
-      <w:r>
-        <w:t xml:space="preserve">by </w:t>
-      </w:r>
-      <w:r>
-        <w:rPr>
-          <w:i/>
-          <w:iCs/>
-        </w:rPr>
-        <w:t xml:space="preserve">20 + </w:t>
-      </w:r>
-      <w:r>
-        <w:rPr>
-          <w:i/>
-          <w:iCs/>
-        </w:rPr>
-        <w:t>(</w:t>
-      </w:r>
-      <w:r>
-        <w:rPr>
-          <w:i/>
-          <w:iCs/>
-        </w:rPr>
-        <w:t>Conduit</w:t>
-      </w:r>
-      <w:r>
-        <w:rPr>
-          <w:i/>
-          <w:iCs/>
-        </w:rPr>
-        <w:t>)D6</w:t>
-      </w:r>
-    </w:p>
-    <w:p>
-      <w:pPr>
-        <w:pStyle w:val="ListParagraph"/>
-        <w:numPr>
-          <w:ilvl w:val="0"/>
-          <w:numId w:val="46"/>
-        </w:numPr>
-      </w:pPr>
-      <w:r>
-        <w:rPr>
-          <w:u w:val="single"/>
-        </w:rPr>
-        <w:t>Variations</w:t>
-      </w:r>
-      <w:r>
-        <w:t xml:space="preserve">: Major </w:t>
-      </w:r>
-      <w:r>
-        <w:t>Tonic</w:t>
-      </w:r>
-      <w:r>
-        <w:t>, Greater Tonic</w:t>
-      </w:r>
-    </w:p>
-    <w:p>
-      <w:r>
-        <w:rPr>
-          <w:u w:val="single"/>
-        </w:rPr>
-        <w:t>Poison</w:t>
-      </w:r>
-      <w:r>
-        <w:t>: A vial of toxic liquid.</w:t>
-      </w:r>
-    </w:p>
-    <w:p>
-      <w:pPr>
-        <w:pStyle w:val="ListParagraph"/>
-        <w:numPr>
-          <w:ilvl w:val="0"/>
-          <w:numId w:val="46"/>
-        </w:numPr>
-      </w:pPr>
-      <w:r>
-        <w:rPr>
-          <w:u w:val="single"/>
-        </w:rPr>
-        <w:t>Ingredients</w:t>
-      </w:r>
-      <w:r>
-        <w:t xml:space="preserve">: </w:t>
-      </w:r>
-      <w:r>
-        <w:t>Meltwater</w:t>
-      </w:r>
-      <w:r>
-        <w:t xml:space="preserve">, </w:t>
-      </w:r>
-      <w:r>
-        <w:t>Redcap</w:t>
-      </w:r>
-      <w:r>
-        <w:t xml:space="preserve"> (2)</w:t>
-      </w:r>
-    </w:p>
-    <w:p>
-      <w:pPr>
-        <w:pStyle w:val="ListParagraph"/>
-        <w:numPr>
-          <w:ilvl w:val="0"/>
-          <w:numId w:val="46"/>
-        </w:numPr>
-      </w:pPr>
-      <w:r>
-        <w:rPr>
-          <w:u w:val="single"/>
-        </w:rPr>
-        <w:t>Coat Weapon</w:t>
-      </w:r>
-      <w:r>
-        <w:rPr>
-          <w:rFonts w:ascii="Segoe UI Symbol" w:hAnsi="Segoe UI Symbol" w:cs="Segoe UI Symbol"/>
-        </w:rPr>
-        <w:t>: ◉</w:t>
-      </w:r>
-      <w:r>
-        <w:rPr>
-          <w:rFonts w:ascii="Segoe UI" w:hAnsi="Segoe UI" w:cs="Segoe UI"/>
-        </w:rPr>
-        <w:t xml:space="preserve">○○ </w:t>
-      </w:r>
-      <w:r>
-        <w:rPr>
-          <w:rFonts w:cs="Cambria Math"/>
-        </w:rPr>
-        <w:t>0</w:t>
-      </w:r>
-      <w:r>
-        <w:rPr>
-          <w:rFonts w:ascii="Cambria Math" w:hAnsi="Cambria Math" w:cs="Cambria Math"/>
-        </w:rPr>
-        <w:t xml:space="preserve">↻ </w:t>
-      </w:r>
-      <w:r>
-        <w:t>Apply</w:t>
-      </w:r>
-      <w:r>
-        <w:t xml:space="preserve"> a Poison </w:t>
-      </w:r>
-      <w:r>
-        <w:t xml:space="preserve">Damage </w:t>
-      </w:r>
-      <w:r>
-        <w:t>E</w:t>
-      </w:r>
-      <w:r>
-        <w:t>ffect to the equipped weapon.</w:t>
-      </w:r>
-      <w:r>
-        <w:t xml:space="preserve"> </w:t>
-      </w:r>
-      <w:r>
-        <w:t>(</w:t>
-      </w:r>
-      <w:r>
-        <w:t>5</w:t>
-      </w:r>
-      <w:r>
-        <w:t xml:space="preserve"> Poison Damage)</w:t>
-      </w:r>
-      <w:r>
-        <w:t>/</w:t>
-      </w:r>
-      <w:r>
-        <w:rPr>
-          <w:rFonts w:ascii="Cambria Math" w:hAnsi="Cambria Math" w:cs="Cambria Math"/>
-        </w:rPr>
-        <w:t>↻</w:t>
-      </w:r>
-      <w:r>
-        <w:rPr>
-          <w:rFonts w:ascii="Cambria Math" w:hAnsi="Cambria Math" w:cs="Cambria Math"/>
-        </w:rPr>
-        <w:t>,</w:t>
-      </w:r>
-      <w:r>
-        <w:t xml:space="preserve"> </w:t>
-      </w:r>
-      <w:r>
-        <w:rPr>
-          <w:rFonts w:cs="Cambria Math"/>
-        </w:rPr>
-        <w:t>3</w:t>
-      </w:r>
-      <w:r>
-        <w:rPr>
-          <w:rFonts w:ascii="Cambria Math" w:hAnsi="Cambria Math" w:cs="Cambria Math"/>
-        </w:rPr>
-        <w:t>↻</w:t>
-      </w:r>
-    </w:p>
-    <w:p>
-      <w:pPr>
-        <w:pStyle w:val="ListParagraph"/>
-        <w:numPr>
-          <w:ilvl w:val="0"/>
-          <w:numId w:val="46"/>
-        </w:numPr>
-      </w:pPr>
-      <w:r>
-        <w:rPr>
-          <w:u w:val="single"/>
-        </w:rPr>
-        <w:t>Variations</w:t>
-      </w:r>
-      <w:r>
-        <w:t>: Major Poison, Greater Poison</w:t>
-      </w:r>
-    </w:p>
-    <w:p>
-      <w:r>
-        <w:rPr>
-          <w:u w:val="single"/>
-        </w:rPr>
-        <w:t xml:space="preserve">Scrap </w:t>
-      </w:r>
-      <w:r>
-        <w:rPr>
-          <w:u w:val="single"/>
-        </w:rPr>
-        <w:t>Plates</w:t>
-      </w:r>
-      <w:r>
-        <w:t xml:space="preserve">: Temporary armor </w:t>
-      </w:r>
-      <w:r>
-        <w:t>strapped in half-plate fashion</w:t>
-      </w:r>
-      <w:r>
-        <w:t xml:space="preserve">, good </w:t>
-      </w:r>
-      <w:r>
-        <w:t xml:space="preserve">for one </w:t>
-      </w:r>
-      <w:r>
-        <w:t>encounter.</w:t>
-      </w:r>
-    </w:p>
-    <w:p>
-      <w:pPr>
-        <w:pStyle w:val="ListParagraph"/>
-        <w:numPr>
-          <w:ilvl w:val="0"/>
-          <w:numId w:val="48"/>
-        </w:numPr>
-      </w:pPr>
-      <w:r>
-        <w:rPr>
-          <w:u w:val="single"/>
-        </w:rPr>
-        <w:t>Ingredients</w:t>
-      </w:r>
-      <w:r>
-        <w:t>:</w:t>
-      </w:r>
-      <w:r>
-        <w:t xml:space="preserve"> Scrap Metal, </w:t>
-      </w:r>
-      <w:r>
-        <w:t xml:space="preserve">Leather, </w:t>
-      </w:r>
-      <w:r>
-        <w:t>Plant Fiber</w:t>
-      </w:r>
-      <w:r>
-        <w:t xml:space="preserve"> (2)</w:t>
-      </w:r>
-    </w:p>
-    <w:p>
-      <w:pPr>
-        <w:pStyle w:val="ListParagraph"/>
-        <w:numPr>
-          <w:ilvl w:val="0"/>
-          <w:numId w:val="48"/>
-        </w:numPr>
-      </w:pPr>
-      <w:r>
-        <w:rPr>
-          <w:u w:val="single"/>
-        </w:rPr>
-        <w:t>Use Plating</w:t>
-      </w:r>
-      <w:r>
-        <w:rPr>
-          <w:rFonts w:ascii="Segoe UI Symbol" w:hAnsi="Segoe UI Symbol" w:cs="Segoe UI Symbol"/>
-        </w:rPr>
-        <w:t>: ◉</w:t>
-      </w:r>
-      <w:r>
-        <w:rPr>
-          <w:rFonts w:ascii="Segoe UI Symbol" w:hAnsi="Segoe UI Symbol" w:cs="Segoe UI Symbol"/>
-        </w:rPr>
-        <w:t>◉◉</w:t>
-      </w:r>
-      <w:r>
-        <w:rPr>
-          <w:rFonts w:ascii="Segoe UI" w:hAnsi="Segoe UI" w:cs="Segoe UI"/>
-        </w:rPr>
-        <w:t xml:space="preserve"> </w:t>
-      </w:r>
-      <w:r>
-        <w:rPr>
-          <w:rFonts w:cs="Cambria Math"/>
-        </w:rPr>
-        <w:t>0</w:t>
-      </w:r>
-      <w:r>
-        <w:rPr>
-          <w:rFonts w:ascii="Cambria Math" w:hAnsi="Cambria Math" w:cs="Cambria Math"/>
-        </w:rPr>
-        <w:t xml:space="preserve">↻ </w:t>
-      </w:r>
-      <w:r>
-        <w:t xml:space="preserve">Increase your Guard by </w:t>
-      </w:r>
-      <w:r>
-        <w:rPr>
-          <w:i/>
-          <w:iCs/>
-        </w:rPr>
-        <w:t xml:space="preserve">60 + </w:t>
-      </w:r>
-      <w:r>
-        <w:rPr>
-          <w:i/>
-          <w:iCs/>
-        </w:rPr>
-        <w:t xml:space="preserve">5 </w:t>
-      </w:r>
-      <w:r>
-        <w:rPr>
-          <w:i/>
-          <w:iCs/>
-        </w:rPr>
-        <w:t xml:space="preserve">× </w:t>
-      </w:r>
-      <w:r>
-        <w:rPr>
-          <w:i/>
-          <w:iCs/>
-        </w:rPr>
-        <w:t>Enduranc</w:t>
-      </w:r>
-      <w:r>
-        <w:rPr>
-          <w:i/>
-          <w:iCs/>
-        </w:rPr>
-        <w:t>e</w:t>
-      </w:r>
-    </w:p>
-    <w:p>
-      <w:pPr>
-        <w:pStyle w:val="ListParagraph"/>
-        <w:numPr>
-          <w:ilvl w:val="0"/>
-          <w:numId w:val="48"/>
-        </w:numPr>
-      </w:pPr>
-      <w:r>
-        <w:rPr>
-          <w:u w:val="single"/>
-        </w:rPr>
-        <w:t>Variations</w:t>
-      </w:r>
-      <w:r>
-        <w:t xml:space="preserve">: </w:t>
-      </w:r>
-      <w:r>
-        <w:t xml:space="preserve">Fitted </w:t>
-      </w:r>
-      <w:r>
-        <w:t xml:space="preserve">Plates, </w:t>
-      </w:r>
-      <w:r>
-        <w:t xml:space="preserve"> </w:t>
-      </w:r>
-      <w:r>
-        <w:t>Forged Plates</w:t>
-      </w:r>
-    </w:p>
-    <w:p>
-      <w:r>
-        <w:rPr>
-          <w:u w:val="single"/>
-        </w:rPr>
-        <w:t>Tattoos</w:t>
-      </w:r>
-      <w:r>
-        <w:t>?</w:t>
-      </w:r>
-      <w:r>
-        <w:t xml:space="preserve"> (Idea to replace Scrap Plates)</w:t>
-      </w:r>
-      <w:r>
-        <w:br w:type="page"/>
-      </w:r>
-    </w:p>
-    <w:p>
-      <w:pPr>
-        <w:pStyle w:val="Heading1"/>
-      </w:pPr>
-      <w:r>
-        <w:lastRenderedPageBreak/>
         <w:t>Combat</w:t>
       </w:r>
     </w:p>
@@ -10716,6 +9727,64 @@
       <w:r>
         <w:t>Ranged Weapon: Agility + Ranged Accuracy</w:t>
       </w:r>
+    </w:p>
+    <w:p>
+      <w:r>
+        <w:rPr>
+          <w:u w:val="single"/>
+        </w:rPr>
+        <w:t>Raise Shield</w:t>
+      </w:r>
+      <w:r>
+        <w:t xml:space="preserve">: </w:t>
+      </w:r>
+      <w:r>
+        <w:rPr>
+          <w:rFonts w:ascii="Segoe UI Symbol" w:hAnsi="Segoe UI Symbol" w:cs="Segoe UI Symbol"/>
+        </w:rPr>
+        <w:t>◉</w:t>
+      </w:r>
+      <w:r>
+        <w:rPr>
+          <w:rFonts w:ascii="Segoe UI" w:hAnsi="Segoe UI" w:cs="Segoe UI"/>
+        </w:rPr>
+        <w:t xml:space="preserve">○○ </w:t>
+      </w:r>
+      <w:r>
+        <w:rPr>
+          <w:rFonts w:cs="Cambria Math"/>
+        </w:rPr>
+        <w:t>1</w:t>
+      </w:r>
+      <w:r>
+        <w:rPr>
+          <w:rFonts w:ascii="Cambria Math" w:hAnsi="Cambria Math" w:cs="Cambria Math"/>
+        </w:rPr>
+        <w:t xml:space="preserve">↻ </w:t>
+      </w:r>
+      <w:r>
+        <w:t>Increase</w:t>
+      </w:r>
+      <w:r>
+        <w:t xml:space="preserve"> your Defense +1 for 1</w:t>
+      </w:r>
+      <w:r>
+        <w:rPr>
+          <w:rFonts w:ascii="Cambria Math" w:hAnsi="Cambria Math" w:cs="Cambria Math"/>
+        </w:rPr>
+        <w:t>↻</w:t>
+      </w:r>
+      <w:r>
+        <w:t xml:space="preserve"> (only available</w:t>
+      </w:r>
+      <w:r>
+        <w:t xml:space="preserve"> when</w:t>
+      </w:r>
+      <w:r>
+        <w:t xml:space="preserve"> carrying a shield)</w:t>
+      </w:r>
+    </w:p>
+    <w:p>
       <w:r>
         <w:br w:type="page"/>
       </w:r>
@@ -10940,6 +10009,23 @@
         <w:rPr>
           <w:u w:val="single"/>
         </w:rPr>
+        <w:t>Terrified</w:t>
+      </w:r>
+      <w:r>
+        <w:t xml:space="preserve">: </w:t>
+      </w:r>
+      <w:r>
+        <w:t xml:space="preserve">You can't target the </w:t>
+      </w:r>
+      <w:r>
+        <w:t>source of the Effect.</w:t>
+      </w:r>
+    </w:p>
+    <w:p>
+      <w:r>
+        <w:rPr>
+          <w:u w:val="single"/>
+        </w:rPr>
         <w:t>Stunned</w:t>
       </w:r>
       <w:r>
@@ -11123,6 +10209,23 @@
       </w:r>
       <w:r>
         <w:t xml:space="preserve"> the damage instead.</w:t>
+      </w:r>
+    </w:p>
+    <w:p>
+      <w:r>
+        <w:rPr>
+          <w:u w:val="single"/>
+        </w:rPr>
+        <w:t>Burn</w:t>
+      </w:r>
+      <w:r>
+        <w:rPr>
+          <w:u w:val="single"/>
+        </w:rPr>
+        <w:t>ing</w:t>
+      </w:r>
+      <w:r>
+        <w:t>: Take fire damage.</w:t>
       </w:r>
     </w:p>
     <w:p>
@@ -11134,6 +10237,15 @@
           <w:szCs w:val="32"/>
         </w:rPr>
       </w:pPr>
+      <w:r>
+        <w:rPr>
+          <w:u w:val="single"/>
+        </w:rPr>
+        <w:t>Poisoned</w:t>
+      </w:r>
+      <w:r>
+        <w:t>: Take poison damage.</w:t>
+      </w:r>
       <w:r>
         <w:br w:type="page"/>
       </w:r>
@@ -11903,8 +11015,6 @@
         </w:rPr>
         <w:t xml:space="preserve"> describe formulas? An object with keys and operations?</w:t>
       </w:r>
-    </w:p>
-    <w:p>
       <w:r>
         <w:br w:type="page"/>
       </w:r>
@@ -12244,86 +11354,6 @@
         <w:rPr>
           <w:u w:val="single"/>
         </w:rPr>
-        <w:t>Raise Shield</w:t>
-      </w:r>
-      <w:r>
-        <w:t xml:space="preserve">: </w:t>
-      </w:r>
-      <w:r>
-        <w:rPr>
-          <w:rFonts w:ascii="Segoe UI Symbol" w:hAnsi="Segoe UI Symbol" w:cs="Segoe UI Symbol"/>
-        </w:rPr>
-        <w:t>◉</w:t>
-      </w:r>
-      <w:r>
-        <w:rPr>
-          <w:rFonts w:ascii="Segoe UI" w:hAnsi="Segoe UI" w:cs="Segoe UI"/>
-        </w:rPr>
-        <w:t>○○</w:t>
-      </w:r>
-      <w:r>
-        <w:rPr>
-          <w:rFonts w:ascii="Segoe UI" w:hAnsi="Segoe UI" w:cs="Segoe UI"/>
-        </w:rPr>
-        <w:t xml:space="preserve"> </w:t>
-      </w:r>
-      <w:r>
-        <w:rPr>
-          <w:rFonts w:cs="Cambria Math"/>
-        </w:rPr>
-        <w:t>1</w:t>
-      </w:r>
-      <w:r>
-        <w:rPr>
-          <w:rFonts w:ascii="Cambria Math" w:hAnsi="Cambria Math" w:cs="Cambria Math"/>
-        </w:rPr>
-        <w:t>↻</w:t>
-      </w:r>
-      <w:r>
-        <w:rPr>
-          <w:rFonts w:ascii="Cambria Math" w:hAnsi="Cambria Math" w:cs="Cambria Math"/>
-        </w:rPr>
-        <w:t xml:space="preserve"> </w:t>
-      </w:r>
-      <w:r>
-        <w:t>Increase</w:t>
-      </w:r>
-      <w:r>
-        <w:t xml:space="preserve"> your Defense +</w:t>
-      </w:r>
-      <w:r>
-        <w:t>1</w:t>
-      </w:r>
-      <w:r>
-        <w:t xml:space="preserve"> </w:t>
-      </w:r>
-      <w:r>
-        <w:t>for 1</w:t>
-      </w:r>
-      <w:r>
-        <w:rPr>
-          <w:rFonts w:ascii="Cambria Math" w:hAnsi="Cambria Math" w:cs="Cambria Math"/>
-        </w:rPr>
-        <w:t>↻</w:t>
-      </w:r>
-      <w:r>
-        <w:t xml:space="preserve"> </w:t>
-      </w:r>
-      <w:r>
-        <w:t xml:space="preserve">(only available </w:t>
-      </w:r>
-      <w:r>
-        <w:t>if you're carrying a shield</w:t>
-      </w:r>
-      <w:r>
-        <w:t>)</w:t>
-      </w:r>
-    </w:p>
-    <w:p>
-      <w:r>
-        <w:rPr>
-          <w:u w:val="single"/>
-        </w:rPr>
         <w:t>Challenge</w:t>
       </w:r>
       <w:r>
@@ -12426,7 +11456,7 @@
         <w:t xml:space="preserve">Vanguard </w:t>
       </w:r>
       <w:r>
-        <w:t>Abilities</w:t>
+        <w:t>Talents</w:t>
       </w:r>
     </w:p>
     <w:tbl>
@@ -12614,7 +11644,13 @@
           </w:tcPr>
           <w:p>
             <w:r>
-              <w:t xml:space="preserve">Deal light damage, and </w:t>
+              <w:t>Deal light</w:t>
+            </w:r>
+            <w:r>
+              <w:t xml:space="preserve"> bludgeoning</w:t>
+            </w:r>
+            <w:r>
+              <w:t xml:space="preserve"> damage, and </w:t>
             </w:r>
             <w:r>
               <w:t xml:space="preserve">apply </w:t>
@@ -14637,21 +13673,19 @@
     </w:p>
     <w:p>
       <w:r>
-        <w:t>The Prowler is all about taking down enemies with high damage attacks.</w:t>
-      </w:r>
-    </w:p>
-    <w:p>
-      <w:r>
-        <w:t>Each Prowler has a companion animal which appears with them during combat and widens the Path’s tactical scope. The companion can strike an enemy at the cost of 1 Action and 1</w:t>
-      </w:r>
-      <w:r>
-        <w:rPr>
-          <w:rFonts w:ascii="Cambria Math" w:hAnsi="Cambria Math" w:cs="Cambria Math"/>
-        </w:rPr>
-        <w:t>↻</w:t>
-      </w:r>
-      <w:r>
-        <w:t xml:space="preserve"> cooldown.</w:t>
+        <w:t>The Whisper can cast spells to hurt enemies or help allies</w:t>
+      </w:r>
+      <w:r>
+        <w:t xml:space="preserve">. </w:t>
+      </w:r>
+      <w:r>
+        <w:t>Raw wake energy is powerful but volatile</w:t>
+      </w:r>
+      <w:r>
+        <w:t>. Major spells require totems to be cast safely.</w:t>
+      </w:r>
+      <w:r>
+        <w:t xml:space="preserve"> </w:t>
       </w:r>
     </w:p>
     <w:tbl>
@@ -14683,7 +13717,7 @@
               <w:jc w:val="center"/>
             </w:pPr>
             <w:r>
-              <w:t>Mark &amp; Hunted</w:t>
+              <w:t>Channel the Wake</w:t>
             </w:r>
           </w:p>
         </w:tc>
@@ -14696,7 +13730,7 @@
               <w:jc w:val="center"/>
             </w:pPr>
             <w:r>
-              <w:t>Avoidance</w:t>
+              <w:t>Learned</w:t>
             </w:r>
           </w:p>
         </w:tc>
@@ -14709,7 +13743,7 @@
               <w:jc w:val="center"/>
             </w:pPr>
             <w:r>
-              <w:t>Companion</w:t>
+              <w:t>Mana Pool</w:t>
             </w:r>
           </w:p>
         </w:tc>
@@ -14724,137 +13758,1392 @@
           </w:tcPr>
           <w:p>
             <w:r>
-              <w:t>Mark</w:t>
-            </w:r>
-            <w:r>
-              <w:t xml:space="preserve"> an enemy as </w:t>
-            </w:r>
-            <w:r>
+              <w:t xml:space="preserve">You </w:t>
+            </w:r>
+            <w:r>
+              <w:t xml:space="preserve">can use magic, and </w:t>
+            </w:r>
+            <w:r>
+              <w:t xml:space="preserve">protect yourself from the Wake with </w:t>
+            </w:r>
+            <w:r>
+              <w:t>Totems</w:t>
+            </w:r>
+            <w:r>
+              <w:t>.</w:t>
+            </w:r>
+          </w:p>
+        </w:tc>
+        <w:tc>
+          <w:tcPr>
+            <w:tcW w:w="1667" w:type="pct"/>
+          </w:tcPr>
+          <w:p>
+            <w:r>
+              <w:t>You can learn new Spells from Talents or from the world.</w:t>
+            </w:r>
+          </w:p>
+        </w:tc>
+        <w:tc>
+          <w:tcPr>
+            <w:tcW w:w="1667" w:type="pct"/>
+          </w:tcPr>
+          <w:p>
+            <w:r>
+              <w:t>You have access to a Mana Pool, a resource spent by casting Spells.</w:t>
+            </w:r>
+          </w:p>
+        </w:tc>
+      </w:tr>
+    </w:tbl>
+    <w:p>
+      <w:pPr>
+        <w:pStyle w:val="Heading2"/>
+      </w:pPr>
+      <w:r>
+        <w:t>Pillars</w:t>
+      </w:r>
+    </w:p>
+    <w:p>
+      <w:pPr>
+        <w:jc w:val="center"/>
+      </w:pPr>
+      <w:r>
+        <w:t xml:space="preserve">Spellcasting </w:t>
+      </w:r>
+      <w:r>
+        <w:t xml:space="preserve">· </w:t>
+      </w:r>
+      <w:r>
+        <w:t xml:space="preserve">Crowd Control </w:t>
+      </w:r>
+      <w:r>
+        <w:t xml:space="preserve">· </w:t>
+      </w:r>
+      <w:r>
+        <w:t>Buffs</w:t>
+      </w:r>
+      <w:r>
+        <w:t xml:space="preserve"> · </w:t>
+      </w:r>
+      <w:r>
+        <w:t>Mana</w:t>
+      </w:r>
+      <w:r>
+        <w:t xml:space="preserve"> &amp; Totems</w:t>
+      </w:r>
+    </w:p>
+    <w:p>
+      <w:pPr>
+        <w:pStyle w:val="Heading2"/>
+      </w:pPr>
+      <w:r>
+        <w:t>Starting Abilities</w:t>
+      </w:r>
+    </w:p>
+    <w:p>
+      <w:r>
+        <w:rPr>
+          <w:u w:val="single"/>
+        </w:rPr>
+        <w:t>Invoke</w:t>
+      </w:r>
+      <w:r>
+        <w:t xml:space="preserve">: </w:t>
+      </w:r>
+      <w:r>
+        <w:rPr>
+          <w:rFonts w:ascii="Segoe UI Symbol" w:hAnsi="Segoe UI Symbol" w:cs="Segoe UI Symbol"/>
+        </w:rPr>
+        <w:t>◉</w:t>
+      </w:r>
+      <w:r>
+        <w:rPr>
+          <w:rFonts w:ascii="Segoe UI Symbol" w:hAnsi="Segoe UI Symbol" w:cs="Segoe UI Symbol"/>
+        </w:rPr>
+        <w:t>◉</w:t>
+      </w:r>
+      <w:r>
+        <w:rPr>
+          <w:rFonts w:ascii="Segoe UI" w:hAnsi="Segoe UI" w:cs="Segoe UI"/>
+        </w:rPr>
+        <w:t>○</w:t>
+      </w:r>
+      <w:r>
+        <w:rPr>
+          <w:rFonts w:ascii="Segoe UI" w:hAnsi="Segoe UI" w:cs="Segoe UI"/>
+        </w:rPr>
+        <w:t xml:space="preserve"> </w:t>
+      </w:r>
+      <w:r>
+        <w:rPr>
+          <w:rFonts w:cs="Cambria Math"/>
+        </w:rPr>
+        <w:t>0</w:t>
+      </w:r>
+      <w:r>
+        <w:rPr>
+          <w:rFonts w:ascii="Cambria Math" w:hAnsi="Cambria Math" w:cs="Cambria Math"/>
+        </w:rPr>
+        <w:t>↻</w:t>
+      </w:r>
+      <w:r>
+        <w:rPr>
+          <w:rFonts w:ascii="Cambria Math" w:hAnsi="Cambria Math" w:cs="Cambria Math"/>
+        </w:rPr>
+        <w:t xml:space="preserve"> </w:t>
+      </w:r>
+      <w:r>
+        <w:rPr>
+          <w:i/>
+          <w:iCs/>
+        </w:rPr>
+        <w:t xml:space="preserve">Attune </w:t>
+      </w:r>
+      <w:r>
+        <w:rPr>
+          <w:rFonts w:ascii="Times New Roman" w:hAnsi="Times New Roman" w:cs="Times New Roman"/>
+          <w:i/>
+          <w:iCs/>
+        </w:rPr>
+        <w:t>→</w:t>
+      </w:r>
+      <w:r>
+        <w:t xml:space="preserve"> </w:t>
+      </w:r>
+      <w:r>
+        <w:t>Hurl a bolt of energy at an enemy</w:t>
+      </w:r>
+      <w:r>
+        <w:t xml:space="preserve"> dealing </w:t>
+      </w:r>
+      <w:r>
+        <w:t xml:space="preserve">moderate </w:t>
+      </w:r>
+      <w:r>
+        <w:t>energy damage.</w:t>
+      </w:r>
+      <w:r>
+        <w:t xml:space="preserve"> Critical success deals more damage.</w:t>
+      </w:r>
+    </w:p>
+    <w:p>
+      <w:pPr>
+        <w:pStyle w:val="Heading2"/>
+        <w:rPr>
+          <w:rStyle w:val="Strong"/>
+          <w:b w:val="0"/>
+          <w:bCs w:val="0"/>
+        </w:rPr>
+      </w:pPr>
+      <w:r>
+        <w:rPr>
+          <w:rStyle w:val="Strong"/>
+          <w:b w:val="0"/>
+          <w:bCs w:val="0"/>
+        </w:rPr>
+        <w:t>Spellcasting</w:t>
+      </w:r>
+      <w:r>
+        <w:rPr>
+          <w:rStyle w:val="Strong"/>
+          <w:b w:val="0"/>
+          <w:bCs w:val="0"/>
+        </w:rPr>
+        <w:t xml:space="preserve"> &amp; Attune Rolls</w:t>
+      </w:r>
+    </w:p>
+    <w:p>
+      <w:pPr>
+        <w:rPr>
+          <w:rStyle w:val="Strong"/>
+          <w:b w:val="0"/>
+          <w:bCs w:val="0"/>
+        </w:rPr>
+      </w:pPr>
+      <w:r>
+        <w:rPr>
+          <w:rStyle w:val="Strong"/>
+          <w:b w:val="0"/>
+          <w:bCs w:val="0"/>
+        </w:rPr>
+        <w:t xml:space="preserve">Spells are Abilities </w:t>
+      </w:r>
+      <w:r>
+        <w:rPr>
+          <w:rStyle w:val="Strong"/>
+          <w:b w:val="0"/>
+          <w:bCs w:val="0"/>
+        </w:rPr>
+        <w:t>that are used</w:t>
+      </w:r>
+      <w:r>
+        <w:rPr>
+          <w:rStyle w:val="Strong"/>
+          <w:b w:val="0"/>
+          <w:bCs w:val="0"/>
+        </w:rPr>
+        <w:t xml:space="preserve"> in battle and follow the same rules as other Abilities (cool-down, resource cost, applying effects)</w:t>
+      </w:r>
+      <w:r>
+        <w:rPr>
+          <w:rStyle w:val="Strong"/>
+          <w:b w:val="0"/>
+          <w:bCs w:val="0"/>
+        </w:rPr>
+        <w:t>. They're</w:t>
+      </w:r>
+      <w:r>
+        <w:rPr>
+          <w:rStyle w:val="Strong"/>
+          <w:b w:val="0"/>
+          <w:bCs w:val="0"/>
+        </w:rPr>
+        <w:t xml:space="preserve"> equipped the same way. Spells generally have a Mana cost associated with them.</w:t>
+      </w:r>
+    </w:p>
+    <w:p>
+      <w:pPr>
+        <w:rPr>
+          <w:rStyle w:val="Strong"/>
+          <w:b w:val="0"/>
+          <w:bCs w:val="0"/>
+        </w:rPr>
+      </w:pPr>
+      <w:r>
+        <w:rPr>
+          <w:rStyle w:val="Strong"/>
+          <w:b w:val="0"/>
+          <w:bCs w:val="0"/>
+        </w:rPr>
+        <w:t xml:space="preserve">As part of any Spell Ability, the caster must attune to the Wake. </w:t>
+      </w:r>
+      <w:r>
+        <w:rPr>
+          <w:rStyle w:val="Strong"/>
+          <w:b w:val="0"/>
+          <w:bCs w:val="0"/>
+        </w:rPr>
+        <w:t>A</w:t>
+      </w:r>
+      <w:r>
+        <w:rPr>
+          <w:rStyle w:val="Strong"/>
+          <w:b w:val="0"/>
+          <w:bCs w:val="0"/>
+        </w:rPr>
+        <w:t xml:space="preserve">ttuning to the Wake plays out as an </w:t>
+      </w:r>
+      <w:r>
+        <w:rPr>
+          <w:rStyle w:val="Strong"/>
+          <w:b w:val="0"/>
+          <w:bCs w:val="0"/>
+          <w:i/>
+          <w:iCs/>
+        </w:rPr>
+        <w:t>Aura</w:t>
+      </w:r>
+      <w:r>
+        <w:rPr>
+          <w:rStyle w:val="Strong"/>
+          <w:b w:val="0"/>
+          <w:bCs w:val="0"/>
+        </w:rPr>
+        <w:t xml:space="preserve"> </w:t>
+      </w:r>
+      <w:r>
+        <w:rPr>
+          <w:rStyle w:val="Strong"/>
+        </w:rPr>
+        <w:t>Challenge Roll</w:t>
+      </w:r>
+      <w:r>
+        <w:rPr>
+          <w:rStyle w:val="Strong"/>
+          <w:b w:val="0"/>
+          <w:bCs w:val="0"/>
+        </w:rPr>
+        <w:t xml:space="preserve">, </w:t>
+      </w:r>
+      <w:r>
+        <w:rPr>
+          <w:rStyle w:val="Strong"/>
+          <w:b w:val="0"/>
+          <w:bCs w:val="0"/>
+        </w:rPr>
+        <w:t>and adds</w:t>
+      </w:r>
+      <w:r>
+        <w:rPr>
+          <w:rStyle w:val="Strong"/>
+          <w:b w:val="0"/>
+          <w:bCs w:val="0"/>
+        </w:rPr>
+        <w:t xml:space="preserve"> the Totem’s bonus. Totems provide +1 (potent Totems provide +2) and can be used two times.</w:t>
+      </w:r>
+    </w:p>
+    <w:p>
+      <w:pPr>
+        <w:rPr>
+          <w:rStyle w:val="Strong"/>
+          <w:b w:val="0"/>
+          <w:bCs w:val="0"/>
+        </w:rPr>
+      </w:pPr>
+      <w:r>
+        <w:rPr>
+          <w:rStyle w:val="Strong"/>
+          <w:b w:val="0"/>
+          <w:bCs w:val="0"/>
+        </w:rPr>
+        <w:t>The rules for Challenge Rolls apply to Attune rolls</w:t>
+      </w:r>
+      <w:r>
+        <w:rPr>
+          <w:rStyle w:val="Strong"/>
+          <w:b w:val="0"/>
+          <w:bCs w:val="0"/>
+        </w:rPr>
+        <w:t>. T</w:t>
+      </w:r>
+      <w:r>
+        <w:rPr>
+          <w:rStyle w:val="Strong"/>
+          <w:b w:val="0"/>
+          <w:bCs w:val="0"/>
+        </w:rPr>
+        <w:t>he degree of success affect</w:t>
+      </w:r>
+      <w:r>
+        <w:rPr>
+          <w:rStyle w:val="Strong"/>
+          <w:b w:val="0"/>
+          <w:bCs w:val="0"/>
+        </w:rPr>
+        <w:t>s</w:t>
+      </w:r>
+      <w:r>
+        <w:rPr>
+          <w:rStyle w:val="Strong"/>
+          <w:b w:val="0"/>
+          <w:bCs w:val="0"/>
+        </w:rPr>
+        <w:t xml:space="preserve"> the outcome of the Spell (critical success </w:t>
+      </w:r>
+      <w:r>
+        <w:rPr>
+          <w:rStyle w:val="Strong"/>
+          <w:b w:val="0"/>
+          <w:bCs w:val="0"/>
+        </w:rPr>
+        <w:t xml:space="preserve">gives </w:t>
+      </w:r>
+      <w:r>
+        <w:rPr>
+          <w:rStyle w:val="Strong"/>
+          <w:b w:val="0"/>
+          <w:bCs w:val="0"/>
+        </w:rPr>
+        <w:t>some bonus to the Spell).</w:t>
+      </w:r>
+    </w:p>
+    <w:p>
+      <w:pPr>
+        <w:rPr>
+          <w:rStyle w:val="Strong"/>
+          <w:b w:val="0"/>
+          <w:bCs w:val="0"/>
+        </w:rPr>
+      </w:pPr>
+      <w:r>
+        <w:rPr>
+          <w:rStyle w:val="Strong"/>
+          <w:b w:val="0"/>
+          <w:bCs w:val="0"/>
+        </w:rPr>
+        <w:br w:type="page"/>
+      </w:r>
+    </w:p>
+    <w:p>
+      <w:pPr>
+        <w:pStyle w:val="Heading2"/>
+      </w:pPr>
+      <w:r>
+        <w:lastRenderedPageBreak/>
+        <w:t>Whisper</w:t>
+      </w:r>
+      <w:r>
+        <w:t xml:space="preserve"> Talents</w:t>
+      </w:r>
+    </w:p>
+    <w:tbl>
+      <w:tblPr>
+        <w:tblStyle w:val="TableGrid"/>
+        <w:tblpPr w:leftFromText="187" w:rightFromText="187" w:bottomFromText="115" w:vertAnchor="text" w:tblpY="1"/>
+        <w:tblOverlap w:val="never"/>
+        <w:tblW w:w="5000" w:type="pct"/>
+        <w:tblCellMar>
+          <w:top w:w="72" w:type="dxa"/>
+          <w:left w:w="72" w:type="dxa"/>
+          <w:bottom w:w="72" w:type="dxa"/>
+          <w:right w:w="72" w:type="dxa"/>
+        </w:tblCellMar>
+        <w:tblLook w:val="04A0" w:firstRow="1" w:lastRow="0" w:firstColumn="1" w:lastColumn="0" w:noHBand="0" w:noVBand="1"/>
+      </w:tblPr>
+      <w:tblGrid>
+        <w:gridCol w:w="2065"/>
+        <w:gridCol w:w="1980"/>
+        <w:gridCol w:w="1350"/>
+        <w:gridCol w:w="3955"/>
+      </w:tblGrid>
+      <w:tr>
+        <w:tc>
+          <w:tcPr>
+            <w:tcW w:w="1104" w:type="pct"/>
+          </w:tcPr>
+          <w:p>
+            <w:pPr>
+              <w:jc w:val="center"/>
               <w:rPr>
                 <w:i/>
                 <w:iCs/>
               </w:rPr>
-              <w:t xml:space="preserve">Hunted. </w:t>
-            </w:r>
-            <w:r>
-              <w:t>You deal extra damage to Hunted enemies.</w:t>
-            </w:r>
-          </w:p>
-        </w:tc>
-        <w:tc>
-          <w:tcPr>
-            <w:tcW w:w="1667" w:type="pct"/>
-          </w:tcPr>
-          <w:p>
-            <w:r>
-              <w:t>You do your best to avoid enemy attacks and opt for hit-and-run tactics instead.</w:t>
-            </w:r>
-          </w:p>
-        </w:tc>
-        <w:tc>
-          <w:tcPr>
-            <w:tcW w:w="1667" w:type="pct"/>
-          </w:tcPr>
-          <w:p>
-            <w:r>
-              <w:t>Your companion provides you with additional tactical options.</w:t>
+            </w:pPr>
+            <w:r>
+              <w:rPr>
+                <w:i/>
+                <w:iCs/>
+              </w:rPr>
+              <w:t>Talent Name</w:t>
+            </w:r>
+          </w:p>
+        </w:tc>
+        <w:tc>
+          <w:tcPr>
+            <w:tcW w:w="1059" w:type="pct"/>
+          </w:tcPr>
+          <w:p>
+            <w:pPr>
+              <w:jc w:val="center"/>
+              <w:rPr>
+                <w:i/>
+                <w:iCs/>
+              </w:rPr>
+            </w:pPr>
+            <w:r>
+              <w:rPr>
+                <w:i/>
+                <w:iCs/>
+              </w:rPr>
+              <w:t>Pillars</w:t>
+            </w:r>
+          </w:p>
+        </w:tc>
+        <w:tc>
+          <w:tcPr>
+            <w:tcW w:w="722" w:type="pct"/>
+          </w:tcPr>
+          <w:p>
+            <w:pPr>
+              <w:jc w:val="center"/>
+              <w:rPr>
+                <w:i/>
+                <w:iCs/>
+              </w:rPr>
+            </w:pPr>
+            <w:r>
+              <w:rPr>
+                <w:i/>
+                <w:iCs/>
+              </w:rPr>
+              <w:t>Cost</w:t>
+            </w:r>
+          </w:p>
+        </w:tc>
+        <w:tc>
+          <w:tcPr>
+            <w:tcW w:w="2115" w:type="pct"/>
+          </w:tcPr>
+          <w:p>
+            <w:pPr>
+              <w:jc w:val="center"/>
+              <w:rPr>
+                <w:i/>
+                <w:iCs/>
+              </w:rPr>
+            </w:pPr>
+            <w:r>
+              <w:rPr>
+                <w:i/>
+                <w:iCs/>
+              </w:rPr>
+              <w:t>Description</w:t>
+            </w:r>
+          </w:p>
+        </w:tc>
+      </w:tr>
+      <w:tr>
+        <w:trPr>
+          <w:cnfStyle w:val="000000010000" w:firstRow="0" w:lastRow="0" w:firstColumn="0" w:lastColumn="0" w:oddVBand="0" w:evenVBand="0" w:oddHBand="0" w:evenHBand="1" w:firstRowFirstColumn="0" w:firstRowLastColumn="0" w:lastRowFirstColumn="0" w:lastRowLastColumn="0"/>
+        </w:trPr>
+        <w:tc>
+          <w:tcPr>
+            <w:tcW w:w="1104" w:type="pct"/>
+          </w:tcPr>
+          <w:p>
+            <w:r>
+              <w:t>Focus</w:t>
+            </w:r>
+          </w:p>
+        </w:tc>
+        <w:tc>
+          <w:tcPr>
+            <w:tcW w:w="1059" w:type="pct"/>
+          </w:tcPr>
+          <w:p>
+            <w:r>
+              <w:t>Mana</w:t>
+            </w:r>
+            <w:r>
+              <w:t xml:space="preserve"> &amp; Totems</w:t>
+            </w:r>
+          </w:p>
+        </w:tc>
+        <w:tc>
+          <w:tcPr>
+            <w:tcW w:w="722" w:type="pct"/>
+          </w:tcPr>
+          <w:p>
+            <w:r>
+              <w:t>Passive</w:t>
+            </w:r>
+          </w:p>
+          <w:p/>
+        </w:tc>
+        <w:tc>
+          <w:tcPr>
+            <w:tcW w:w="2115" w:type="pct"/>
+          </w:tcPr>
+          <w:p>
+            <w:r>
+              <w:t>Recover</w:t>
+            </w:r>
+            <w:r>
+              <w:t xml:space="preserve"> Mana </w:t>
+            </w:r>
+            <w:r>
+              <w:t>when you</w:t>
+            </w:r>
+            <w:r>
+              <w:t>r</w:t>
+            </w:r>
+            <w:r>
+              <w:t xml:space="preserve"> Attune rolls critically succeed.</w:t>
+            </w:r>
+          </w:p>
+        </w:tc>
+      </w:tr>
+      <w:tr>
+        <w:tc>
+          <w:tcPr>
+            <w:tcW w:w="1104" w:type="pct"/>
+          </w:tcPr>
+          <w:p>
+            <w:r>
+              <w:t>Elementalist</w:t>
+            </w:r>
+            <w:r>
+              <w:t xml:space="preserve"> #1</w:t>
+            </w:r>
+            <w:r>
+              <w:t xml:space="preserve"> </w:t>
+            </w:r>
+            <w:r>
+              <w:t>Sear</w:t>
+            </w:r>
+            <w:r>
+              <w:t>**</w:t>
+            </w:r>
+          </w:p>
+        </w:tc>
+        <w:tc>
+          <w:tcPr>
+            <w:tcW w:w="1059" w:type="pct"/>
+          </w:tcPr>
+          <w:p>
+            <w:r>
+              <w:t>Spellcasting</w:t>
+            </w:r>
+          </w:p>
+        </w:tc>
+        <w:tc>
+          <w:tcPr>
+            <w:tcW w:w="722" w:type="pct"/>
+          </w:tcPr>
+          <w:p>
+            <w:r>
+              <w:rPr>
+                <w:rFonts w:ascii="Segoe UI Symbol" w:hAnsi="Segoe UI Symbol" w:cs="Segoe UI Symbol"/>
+              </w:rPr>
+              <w:t>◉</w:t>
+            </w:r>
+            <w:r>
+              <w:rPr>
+                <w:rFonts w:ascii="Segoe UI Symbol" w:hAnsi="Segoe UI Symbol" w:cs="Segoe UI Symbol"/>
+              </w:rPr>
+              <w:t>◉</w:t>
+            </w:r>
+            <w:r>
+              <w:rPr>
+                <w:rFonts w:ascii="Segoe UI" w:hAnsi="Segoe UI" w:cs="Segoe UI"/>
+              </w:rPr>
+              <w:t>○</w:t>
+            </w:r>
+          </w:p>
+          <w:p>
+            <w:pPr>
+              <w:rPr>
+                <w:rFonts w:ascii="Cambria Math" w:hAnsi="Cambria Math" w:cs="Cambria Math"/>
+              </w:rPr>
+            </w:pPr>
+            <w:r>
+              <w:t>2</w:t>
+            </w:r>
+            <w:r>
+              <w:rPr>
+                <w:rFonts w:ascii="Cambria Math" w:hAnsi="Cambria Math" w:cs="Cambria Math"/>
+              </w:rPr>
+              <w:t>↻</w:t>
+            </w:r>
+          </w:p>
+          <w:p>
+            <w:r>
+              <w:t>15 Mana</w:t>
+            </w:r>
+          </w:p>
+        </w:tc>
+        <w:tc>
+          <w:tcPr>
+            <w:tcW w:w="2115" w:type="pct"/>
+          </w:tcPr>
+          <w:p>
+            <w:r>
+              <w:t xml:space="preserve">A gout of flame that deals moderate fire damage and applies a </w:t>
+            </w:r>
+            <w:r>
+              <w:rPr>
+                <w:i/>
+                <w:iCs/>
+              </w:rPr>
+              <w:t>Burn</w:t>
+            </w:r>
+            <w:r>
+              <w:rPr>
+                <w:i/>
+                <w:iCs/>
+              </w:rPr>
+              <w:t>ing</w:t>
+            </w:r>
+            <w:r>
+              <w:t xml:space="preserve"> effect.</w:t>
+            </w:r>
+          </w:p>
+        </w:tc>
+      </w:tr>
+      <w:tr>
+        <w:trPr>
+          <w:cnfStyle w:val="000000010000" w:firstRow="0" w:lastRow="0" w:firstColumn="0" w:lastColumn="0" w:oddVBand="0" w:evenVBand="0" w:oddHBand="0" w:evenHBand="1" w:firstRowFirstColumn="0" w:firstRowLastColumn="0" w:lastRowFirstColumn="0" w:lastRowLastColumn="0"/>
+        </w:trPr>
+        <w:tc>
+          <w:tcPr>
+            <w:tcW w:w="1104" w:type="pct"/>
+          </w:tcPr>
+          <w:p>
+            <w:r>
+              <w:t>Elementalist</w:t>
+            </w:r>
+            <w:r>
+              <w:t xml:space="preserve"> #2</w:t>
+            </w:r>
+            <w:r>
+              <w:t xml:space="preserve"> </w:t>
+            </w:r>
+            <w:r>
+              <w:t>Freeze</w:t>
+            </w:r>
+            <w:r>
+              <w:t>**</w:t>
+            </w:r>
+          </w:p>
+        </w:tc>
+        <w:tc>
+          <w:tcPr>
+            <w:tcW w:w="1059" w:type="pct"/>
+          </w:tcPr>
+          <w:p>
+            <w:r>
+              <w:t>Spellcasting</w:t>
+            </w:r>
+          </w:p>
+        </w:tc>
+        <w:tc>
+          <w:tcPr>
+            <w:tcW w:w="722" w:type="pct"/>
+          </w:tcPr>
+          <w:p>
+            <w:r>
+              <w:rPr>
+                <w:rFonts w:ascii="Segoe UI Symbol" w:hAnsi="Segoe UI Symbol" w:cs="Segoe UI Symbol"/>
+              </w:rPr>
+              <w:t>◉</w:t>
+            </w:r>
+            <w:r>
+              <w:rPr>
+                <w:rFonts w:ascii="Segoe UI Symbol" w:hAnsi="Segoe UI Symbol" w:cs="Segoe UI Symbol"/>
+              </w:rPr>
+              <w:t>◉</w:t>
+            </w:r>
+            <w:r>
+              <w:rPr>
+                <w:rFonts w:ascii="Segoe UI" w:hAnsi="Segoe UI" w:cs="Segoe UI"/>
+              </w:rPr>
+              <w:t>○</w:t>
+            </w:r>
+          </w:p>
+          <w:p>
+            <w:pPr>
+              <w:rPr>
+                <w:rFonts w:ascii="Cambria Math" w:hAnsi="Cambria Math" w:cs="Cambria Math"/>
+              </w:rPr>
+            </w:pPr>
+            <w:r>
+              <w:t>2</w:t>
+            </w:r>
+            <w:r>
+              <w:rPr>
+                <w:rFonts w:ascii="Cambria Math" w:hAnsi="Cambria Math" w:cs="Cambria Math"/>
+              </w:rPr>
+              <w:t>↻</w:t>
+            </w:r>
+          </w:p>
+          <w:p>
+            <w:r>
+              <w:t>15 Mana</w:t>
+            </w:r>
+          </w:p>
+        </w:tc>
+        <w:tc>
+          <w:tcPr>
+            <w:tcW w:w="2115" w:type="pct"/>
+          </w:tcPr>
+          <w:p>
+            <w:r>
+              <w:t xml:space="preserve">A lance of cold that deals moderate Cold damage and applies </w:t>
+            </w:r>
+            <w:r>
+              <w:rPr>
+                <w:i/>
+                <w:iCs/>
+              </w:rPr>
+              <w:t>Slowed</w:t>
+            </w:r>
+            <w:r>
+              <w:t>.</w:t>
+            </w:r>
+          </w:p>
+        </w:tc>
+      </w:tr>
+      <w:tr>
+        <w:tc>
+          <w:tcPr>
+            <w:tcW w:w="1104" w:type="pct"/>
+          </w:tcPr>
+          <w:p>
+            <w:r>
+              <w:t>Totem Crafter</w:t>
+            </w:r>
+          </w:p>
+        </w:tc>
+        <w:tc>
+          <w:tcPr>
+            <w:tcW w:w="1059" w:type="pct"/>
+          </w:tcPr>
+          <w:p>
+            <w:r>
+              <w:t>Mana &amp; Totems</w:t>
+            </w:r>
+          </w:p>
+        </w:tc>
+        <w:tc>
+          <w:tcPr>
+            <w:tcW w:w="722" w:type="pct"/>
+          </w:tcPr>
+          <w:p>
+            <w:r>
+              <w:t>Passive</w:t>
+            </w:r>
+          </w:p>
+        </w:tc>
+        <w:tc>
+          <w:tcPr>
+            <w:tcW w:w="2115" w:type="pct"/>
+          </w:tcPr>
+          <w:p>
+            <w:r>
+              <w:t>Unlocks the Potent Totem recipe.</w:t>
+            </w:r>
+          </w:p>
+        </w:tc>
+      </w:tr>
+      <w:tr>
+        <w:trPr>
+          <w:cnfStyle w:val="000000010000" w:firstRow="0" w:lastRow="0" w:firstColumn="0" w:lastColumn="0" w:oddVBand="0" w:evenVBand="0" w:oddHBand="0" w:evenHBand="1" w:firstRowFirstColumn="0" w:firstRowLastColumn="0" w:lastRowFirstColumn="0" w:lastRowLastColumn="0"/>
+        </w:trPr>
+        <w:tc>
+          <w:tcPr>
+            <w:tcW w:w="1104" w:type="pct"/>
+          </w:tcPr>
+          <w:p>
+            <w:r>
+              <w:t>Witchcraft</w:t>
+            </w:r>
+            <w:r>
+              <w:t xml:space="preserve"> #1</w:t>
+            </w:r>
+          </w:p>
+          <w:p>
+            <w:r>
+              <w:t>Hex</w:t>
+            </w:r>
+            <w:r>
+              <w:t>**</w:t>
+            </w:r>
+          </w:p>
+        </w:tc>
+        <w:tc>
+          <w:tcPr>
+            <w:tcW w:w="1059" w:type="pct"/>
+          </w:tcPr>
+          <w:p>
+            <w:r>
+              <w:t>Spellcasting</w:t>
+            </w:r>
+          </w:p>
+        </w:tc>
+        <w:tc>
+          <w:tcPr>
+            <w:tcW w:w="722" w:type="pct"/>
+          </w:tcPr>
+          <w:p>
+            <w:r>
+              <w:rPr>
+                <w:rFonts w:ascii="Segoe UI Symbol" w:hAnsi="Segoe UI Symbol" w:cs="Segoe UI Symbol"/>
+              </w:rPr>
+              <w:t>◉◉</w:t>
+            </w:r>
+            <w:r>
+              <w:rPr>
+                <w:rFonts w:ascii="Segoe UI" w:hAnsi="Segoe UI" w:cs="Segoe UI"/>
+              </w:rPr>
+              <w:t>○</w:t>
+            </w:r>
+          </w:p>
+          <w:p>
+            <w:pPr>
+              <w:rPr>
+                <w:rFonts w:ascii="Cambria Math" w:hAnsi="Cambria Math" w:cs="Cambria Math"/>
+              </w:rPr>
+            </w:pPr>
+            <w:r>
+              <w:t>2</w:t>
+            </w:r>
+            <w:r>
+              <w:rPr>
+                <w:rFonts w:ascii="Cambria Math" w:hAnsi="Cambria Math" w:cs="Cambria Math"/>
+              </w:rPr>
+              <w:t>↻</w:t>
+            </w:r>
+          </w:p>
+          <w:p>
+            <w:pPr>
+              <w:rPr>
+                <w:rFonts w:ascii="Cambria Math" w:hAnsi="Cambria Math" w:cs="Cambria Math"/>
+              </w:rPr>
+            </w:pPr>
+            <w:r>
+              <w:t>1</w:t>
+            </w:r>
+            <w:r>
+              <w:t>0</w:t>
+            </w:r>
+            <w:r>
+              <w:t xml:space="preserve"> Mana</w:t>
+            </w:r>
+          </w:p>
+        </w:tc>
+        <w:tc>
+          <w:tcPr>
+            <w:tcW w:w="2115" w:type="pct"/>
+          </w:tcPr>
+          <w:p>
+            <w:pPr>
+              <w:rPr>
+                <w:rFonts w:ascii="Cambria Math" w:hAnsi="Cambria Math" w:cs="Cambria Math"/>
+              </w:rPr>
+            </w:pPr>
+            <w:r>
+              <w:t xml:space="preserve">Curse a target ,applying -2 to all their Challenge Rolls for </w:t>
+            </w:r>
+            <w:r>
+              <w:t>2</w:t>
+            </w:r>
+            <w:r>
+              <w:rPr>
+                <w:rFonts w:ascii="Cambria Math" w:hAnsi="Cambria Math" w:cs="Cambria Math"/>
+              </w:rPr>
+              <w:t>↻</w:t>
+            </w:r>
+          </w:p>
+        </w:tc>
+      </w:tr>
+      <w:tr>
+        <w:tc>
+          <w:tcPr>
+            <w:tcW w:w="1104" w:type="pct"/>
+          </w:tcPr>
+          <w:p>
+            <w:r>
+              <w:t>Witchcraft</w:t>
+            </w:r>
+            <w:r>
+              <w:t xml:space="preserve"> #2</w:t>
+            </w:r>
+          </w:p>
+          <w:p>
+            <w:r>
+              <w:t>Terrif</w:t>
+            </w:r>
+            <w:r>
+              <w:t>y</w:t>
+            </w:r>
+            <w:r>
+              <w:t>**</w:t>
+            </w:r>
+          </w:p>
+        </w:tc>
+        <w:tc>
+          <w:tcPr>
+            <w:tcW w:w="1059" w:type="pct"/>
+          </w:tcPr>
+          <w:p>
+            <w:r>
+              <w:t>Spellcasting</w:t>
+            </w:r>
+          </w:p>
+        </w:tc>
+        <w:tc>
+          <w:tcPr>
+            <w:tcW w:w="722" w:type="pct"/>
+          </w:tcPr>
+          <w:p>
+            <w:r>
+              <w:rPr>
+                <w:rFonts w:ascii="Segoe UI Symbol" w:hAnsi="Segoe UI Symbol" w:cs="Segoe UI Symbol"/>
+              </w:rPr>
+              <w:t>◉◉</w:t>
+            </w:r>
+            <w:r>
+              <w:rPr>
+                <w:rFonts w:ascii="Segoe UI" w:hAnsi="Segoe UI" w:cs="Segoe UI"/>
+              </w:rPr>
+              <w:t>○</w:t>
+            </w:r>
+          </w:p>
+          <w:p>
+            <w:pPr>
+              <w:rPr>
+                <w:rFonts w:ascii="Cambria Math" w:hAnsi="Cambria Math" w:cs="Cambria Math"/>
+              </w:rPr>
+            </w:pPr>
+            <w:r>
+              <w:t>2</w:t>
+            </w:r>
+            <w:r>
+              <w:rPr>
+                <w:rFonts w:ascii="Cambria Math" w:hAnsi="Cambria Math" w:cs="Cambria Math"/>
+              </w:rPr>
+              <w:t>↻</w:t>
+            </w:r>
+          </w:p>
+          <w:p>
+            <w:r>
+              <w:t>1</w:t>
+            </w:r>
+            <w:r>
+              <w:t>0</w:t>
+            </w:r>
+            <w:r>
+              <w:t xml:space="preserve"> Mana</w:t>
+            </w:r>
+          </w:p>
+        </w:tc>
+        <w:tc>
+          <w:tcPr>
+            <w:tcW w:w="2115" w:type="pct"/>
+          </w:tcPr>
+          <w:p>
+            <w:pPr>
+              <w:rPr>
+                <w:rFonts w:ascii="Cambria Math" w:hAnsi="Cambria Math" w:cs="Cambria Math"/>
+              </w:rPr>
+            </w:pPr>
+            <w:r>
+              <w:t xml:space="preserve">Flood a target's mind with dread; they become </w:t>
+            </w:r>
+            <w:r>
+              <w:rPr>
+                <w:i/>
+                <w:iCs/>
+              </w:rPr>
+              <w:t>Off Guard</w:t>
+            </w:r>
+            <w:r>
+              <w:t xml:space="preserve"> and </w:t>
+            </w:r>
+            <w:r>
+              <w:rPr>
+                <w:i/>
+                <w:iCs/>
+              </w:rPr>
+              <w:t>Terrified</w:t>
+            </w:r>
+            <w:r>
+              <w:rPr>
+                <w:i/>
+                <w:iCs/>
+              </w:rPr>
+              <w:t xml:space="preserve"> </w:t>
+            </w:r>
+            <w:r>
+              <w:t>of yo</w:t>
+            </w:r>
+            <w:r>
+              <w:t>u for 1</w:t>
+            </w:r>
+            <w:r>
+              <w:rPr>
+                <w:rFonts w:ascii="Cambria Math" w:hAnsi="Cambria Math" w:cs="Cambria Math"/>
+              </w:rPr>
+              <w:t>↻</w:t>
+            </w:r>
+            <w:r>
+              <w:rPr>
+                <w:rFonts w:ascii="Cambria Math" w:hAnsi="Cambria Math" w:cs="Cambria Math"/>
+              </w:rPr>
+              <w:t>.</w:t>
+            </w:r>
+          </w:p>
+        </w:tc>
+      </w:tr>
+      <w:tr>
+        <w:trPr>
+          <w:cnfStyle w:val="000000010000" w:firstRow="0" w:lastRow="0" w:firstColumn="0" w:lastColumn="0" w:oddVBand="0" w:evenVBand="0" w:oddHBand="0" w:evenHBand="1" w:firstRowFirstColumn="0" w:firstRowLastColumn="0" w:lastRowFirstColumn="0" w:lastRowLastColumn="0"/>
+        </w:trPr>
+        <w:tc>
+          <w:tcPr>
+            <w:tcW w:w="1104" w:type="pct"/>
+          </w:tcPr>
+          <w:p>
+            <w:r>
+              <w:t>Surge</w:t>
+            </w:r>
+          </w:p>
+        </w:tc>
+        <w:tc>
+          <w:tcPr>
+            <w:tcW w:w="1059" w:type="pct"/>
+          </w:tcPr>
+          <w:p>
+            <w:r>
+              <w:t>Mana</w:t>
+            </w:r>
+            <w:r>
+              <w:t xml:space="preserve"> &amp; Totems</w:t>
+            </w:r>
+          </w:p>
+        </w:tc>
+        <w:tc>
+          <w:tcPr>
+            <w:tcW w:w="722" w:type="pct"/>
+          </w:tcPr>
+          <w:p>
+            <w:r>
+              <w:t>Passive</w:t>
+            </w:r>
+          </w:p>
+        </w:tc>
+        <w:tc>
+          <w:tcPr>
+            <w:tcW w:w="2115" w:type="pct"/>
+          </w:tcPr>
+          <w:p>
+            <w:r>
+              <w:t>When your Mana drops below 30, your Attune rolls gain advantage.</w:t>
+            </w:r>
+          </w:p>
+        </w:tc>
+      </w:tr>
+      <w:tr>
+        <w:tc>
+          <w:tcPr>
+            <w:tcW w:w="1104" w:type="pct"/>
+          </w:tcPr>
+          <w:p>
+            <w:r>
+              <w:t>Mind Blast*</w:t>
+            </w:r>
+          </w:p>
+        </w:tc>
+        <w:tc>
+          <w:tcPr>
+            <w:tcW w:w="1059" w:type="pct"/>
+          </w:tcPr>
+          <w:p>
+            <w:r>
+              <w:t>Crowd Control</w:t>
+            </w:r>
+          </w:p>
+        </w:tc>
+        <w:tc>
+          <w:tcPr>
+            <w:tcW w:w="722" w:type="pct"/>
+          </w:tcPr>
+          <w:p>
+            <w:r>
+              <w:rPr>
+                <w:rFonts w:ascii="Segoe UI Symbol" w:hAnsi="Segoe UI Symbol" w:cs="Segoe UI Symbol"/>
+              </w:rPr>
+              <w:t>◉◉◉</w:t>
+            </w:r>
+          </w:p>
+          <w:p>
+            <w:pPr>
+              <w:rPr>
+                <w:rFonts w:ascii="Cambria Math" w:hAnsi="Cambria Math" w:cs="Cambria Math"/>
+              </w:rPr>
+            </w:pPr>
+            <w:r>
+              <w:rPr>
+                <w:rFonts w:cs="Cambria Math"/>
+              </w:rPr>
+              <w:t>4</w:t>
+            </w:r>
+            <w:r>
+              <w:rPr>
+                <w:rFonts w:ascii="Cambria Math" w:hAnsi="Cambria Math" w:cs="Cambria Math"/>
+              </w:rPr>
+              <w:t>↻</w:t>
+            </w:r>
+          </w:p>
+          <w:p>
+            <w:r>
+              <w:t>5 Mana</w:t>
+            </w:r>
+          </w:p>
+        </w:tc>
+        <w:tc>
+          <w:tcPr>
+            <w:tcW w:w="2115" w:type="pct"/>
+          </w:tcPr>
+          <w:p>
+            <w:r>
+              <w:t xml:space="preserve">Enemies </w:t>
+            </w:r>
+            <w:r>
+              <w:t xml:space="preserve">make a challenge roll against </w:t>
+            </w:r>
+            <w:r>
+              <w:t xml:space="preserve">your </w:t>
+            </w:r>
+            <w:r>
+              <w:rPr>
+                <w:i/>
+                <w:iCs/>
+              </w:rPr>
+              <w:t>Aura</w:t>
+            </w:r>
+            <w:r>
+              <w:t>, taking damage and potentially getting stunned.</w:t>
+            </w:r>
+          </w:p>
+        </w:tc>
+      </w:tr>
+      <w:tr>
+        <w:trPr>
+          <w:cnfStyle w:val="000000010000" w:firstRow="0" w:lastRow="0" w:firstColumn="0" w:lastColumn="0" w:oddVBand="0" w:evenVBand="0" w:oddHBand="0" w:evenHBand="1" w:firstRowFirstColumn="0" w:firstRowLastColumn="0" w:lastRowFirstColumn="0" w:lastRowLastColumn="0"/>
+        </w:trPr>
+        <w:tc>
+          <w:tcPr>
+            <w:tcW w:w="1104" w:type="pct"/>
+          </w:tcPr>
+          <w:p>
+            <w:r>
+              <w:t>Empowered Totem</w:t>
+            </w:r>
+          </w:p>
+        </w:tc>
+        <w:tc>
+          <w:tcPr>
+            <w:tcW w:w="1059" w:type="pct"/>
+          </w:tcPr>
+          <w:p>
+            <w:r>
+              <w:t>Mana &amp; Totems</w:t>
+            </w:r>
+          </w:p>
+        </w:tc>
+        <w:tc>
+          <w:tcPr>
+            <w:tcW w:w="722" w:type="pct"/>
+          </w:tcPr>
+          <w:p>
+            <w:r>
+              <w:t>Passive</w:t>
+            </w:r>
+          </w:p>
+        </w:tc>
+        <w:tc>
+          <w:tcPr>
+            <w:tcW w:w="2115" w:type="pct"/>
+          </w:tcPr>
+          <w:p>
+            <w:r>
+              <w:t>Once per encounter, you can spend 2 Totem charges on a single Attune roll.</w:t>
+            </w:r>
+          </w:p>
+        </w:tc>
+      </w:tr>
+      <w:tr>
+        <w:tc>
+          <w:tcPr>
+            <w:tcW w:w="1104" w:type="pct"/>
+          </w:tcPr>
+          <w:p>
+            <w:r>
+              <w:t>Unravel</w:t>
+            </w:r>
+          </w:p>
+        </w:tc>
+        <w:tc>
+          <w:tcPr>
+            <w:tcW w:w="1059" w:type="pct"/>
+          </w:tcPr>
+          <w:p>
+            <w:r>
+              <w:t>Spellcasting</w:t>
+            </w:r>
+          </w:p>
+        </w:tc>
+        <w:tc>
+          <w:tcPr>
+            <w:tcW w:w="722" w:type="pct"/>
+          </w:tcPr>
+          <w:p>
+            <w:r>
+              <w:rPr>
+                <w:rFonts w:ascii="Segoe UI Symbol" w:hAnsi="Segoe UI Symbol" w:cs="Segoe UI Symbol"/>
+              </w:rPr>
+              <w:t>◉◉</w:t>
+            </w:r>
+            <w:r>
+              <w:rPr>
+                <w:rFonts w:ascii="Segoe UI" w:hAnsi="Segoe UI" w:cs="Segoe UI"/>
+              </w:rPr>
+              <w:t>○</w:t>
+            </w:r>
+          </w:p>
+          <w:p>
+            <w:pPr>
+              <w:rPr>
+                <w:rFonts w:ascii="Cambria Math" w:hAnsi="Cambria Math" w:cs="Cambria Math"/>
+              </w:rPr>
+            </w:pPr>
+            <w:r>
+              <w:rPr>
+                <w:rFonts w:cs="Cambria Math"/>
+              </w:rPr>
+              <w:t>3</w:t>
+            </w:r>
+            <w:r>
+              <w:rPr>
+                <w:rFonts w:ascii="Cambria Math" w:hAnsi="Cambria Math" w:cs="Cambria Math"/>
+              </w:rPr>
+              <w:t>↻</w:t>
+            </w:r>
+          </w:p>
+          <w:p>
+            <w:r>
+              <w:t>20</w:t>
+            </w:r>
+            <w:r>
+              <w:t xml:space="preserve"> Mana</w:t>
+            </w:r>
+          </w:p>
+        </w:tc>
+        <w:tc>
+          <w:tcPr>
+            <w:tcW w:w="2115" w:type="pct"/>
+          </w:tcPr>
+          <w:p>
+            <w:r>
+              <w:t>Remove one beneficial Effect and reduce their Psychic resistance by 20% for 2</w:t>
+            </w:r>
+            <w:r>
+              <w:rPr>
+                <w:rFonts w:ascii="Cambria Math" w:hAnsi="Cambria Math" w:cs="Cambria Math"/>
+              </w:rPr>
+              <w:t>↻</w:t>
+            </w:r>
+            <w:r>
+              <w:rPr>
+                <w:rFonts w:ascii="Cambria Math" w:hAnsi="Cambria Math" w:cs="Cambria Math"/>
+              </w:rPr>
+              <w:t>.</w:t>
             </w:r>
           </w:p>
         </w:tc>
       </w:tr>
     </w:tbl>
     <w:p>
-      <w:pPr>
-        <w:pStyle w:val="Heading2"/>
-      </w:pPr>
-      <w:r>
-        <w:t>Pillars</w:t>
-      </w:r>
-    </w:p>
-    <w:p>
-      <w:pPr>
-        <w:jc w:val="center"/>
-      </w:pPr>
-      <w:r>
-        <w:t>Target Pressure · Avoid · Execution · Companion Benefit</w:t>
-      </w:r>
-    </w:p>
-    <w:p>
-      <w:pPr>
-        <w:pStyle w:val="Heading2"/>
-      </w:pPr>
-      <w:r>
-        <w:t>Starting Abilities</w:t>
-      </w:r>
-    </w:p>
-    <w:p>
-      <w:pPr>
-        <w:rPr>
-          <w:rFonts w:eastAsiaTheme="majorEastAsia" w:cstheme="majorBidi"/>
-          <w:b/>
-          <w:color w:val="0F4761" w:themeColor="accent1" w:themeShade="BF"/>
-          <w:sz w:val="40"/>
-          <w:szCs w:val="40"/>
-        </w:rPr>
-      </w:pPr>
-      <w:r>
-        <w:rPr>
-          <w:u w:val="single"/>
-        </w:rPr>
-        <w:t>Hunt Prey</w:t>
-      </w:r>
-      <w:r>
-        <w:t xml:space="preserve">: </w:t>
-      </w:r>
-      <w:r>
-        <w:rPr>
-          <w:rFonts w:ascii="Segoe UI Symbol" w:hAnsi="Segoe UI Symbol" w:cs="Segoe UI Symbol"/>
-        </w:rPr>
-        <w:t>◉</w:t>
-      </w:r>
-      <w:r>
-        <w:rPr>
-          <w:rFonts w:ascii="Segoe UI" w:hAnsi="Segoe UI" w:cs="Segoe UI"/>
-        </w:rPr>
-        <w:t>○○</w:t>
-      </w:r>
-      <w:r>
-        <w:rPr>
-          <w:rFonts w:ascii="Segoe UI" w:hAnsi="Segoe UI" w:cs="Segoe UI"/>
-        </w:rPr>
-        <w:t xml:space="preserve"> </w:t>
-      </w:r>
-      <w:r>
-        <w:rPr>
-          <w:rFonts w:cs="Cambria Math"/>
-        </w:rPr>
-        <w:t>1</w:t>
-      </w:r>
-      <w:r>
-        <w:rPr>
-          <w:rFonts w:ascii="Cambria Math" w:hAnsi="Cambria Math" w:cs="Cambria Math"/>
-        </w:rPr>
-        <w:t>↻</w:t>
-      </w:r>
-      <w:r>
-        <w:rPr>
-          <w:rFonts w:ascii="Cambria Math" w:hAnsi="Cambria Math" w:cs="Cambria Math"/>
-        </w:rPr>
-        <w:t xml:space="preserve"> </w:t>
-      </w:r>
-      <w:r>
-        <w:t xml:space="preserve">Mark an enemy as your prey. Only one enemy can be marked by you at a time. They will gain the Effect </w:t>
-      </w:r>
-      <w:r>
-        <w:rPr>
-          <w:i/>
-          <w:iCs/>
-        </w:rPr>
-        <w:t>Hunted</w:t>
-      </w:r>
-      <w:r>
-        <w:t xml:space="preserve"> which will stay applied until they die or it is dispelled. You gain +1 during a challenge roll targeting your Prey and gain +10% physical damage.</w:t>
-      </w:r>
+      <w:r>
+        <w:t>* Unlocks an Ability with the same name</w:t>
+      </w:r>
+    </w:p>
+    <w:p>
+      <w:r>
+        <w:t>*</w:t>
+      </w:r>
+      <w:r>
+        <w:t xml:space="preserve">* Unlocks </w:t>
+      </w:r>
+      <w:r>
+        <w:t>one</w:t>
+      </w:r>
+      <w:r>
+        <w:t xml:space="preserve"> Ability</w:t>
+      </w:r>
+      <w:r>
+        <w:t xml:space="preserve"> and locks the other (</w:t>
+      </w:r>
+      <w:r>
+        <w:t>choose between two Abilities</w:t>
+      </w:r>
+      <w:r>
+        <w:t>)</w:t>
+      </w:r>
+    </w:p>
+    <w:p>
       <w:r>
         <w:br w:type="page"/>
       </w:r>
@@ -15107,6 +15396,215 @@
         <w:t xml:space="preserve"> which will stay applied until they die or it is dispelled. You gain +1 during a challenge roll targeting your Prey and gain +10% physical damage.</w:t>
       </w:r>
     </w:p>
+    <w:p>
+      <w:r>
+        <w:br w:type="page"/>
+      </w:r>
+    </w:p>
+    <w:p>
+      <w:pPr>
+        <w:pStyle w:val="Heading2"/>
+      </w:pPr>
+      <w:r>
+        <w:lastRenderedPageBreak/>
+        <w:t xml:space="preserve">Artificer </w:t>
+      </w:r>
+      <w:r>
+        <w:t>Talents</w:t>
+      </w:r>
+    </w:p>
+    <w:tbl>
+      <w:tblPr>
+        <w:tblStyle w:val="TableGrid"/>
+        <w:tblpPr w:leftFromText="187" w:rightFromText="187" w:bottomFromText="115" w:vertAnchor="text" w:tblpY="1"/>
+        <w:tblOverlap w:val="never"/>
+        <w:tblW w:w="5000" w:type="pct"/>
+        <w:tblCellMar>
+          <w:top w:w="72" w:type="dxa"/>
+          <w:left w:w="72" w:type="dxa"/>
+          <w:bottom w:w="72" w:type="dxa"/>
+          <w:right w:w="72" w:type="dxa"/>
+        </w:tblCellMar>
+        <w:tblLook w:val="04A0" w:firstRow="1" w:lastRow="0" w:firstColumn="1" w:lastColumn="0" w:noHBand="0" w:noVBand="1"/>
+      </w:tblPr>
+      <w:tblGrid>
+        <w:gridCol w:w="2065"/>
+        <w:gridCol w:w="1980"/>
+        <w:gridCol w:w="1350"/>
+        <w:gridCol w:w="3955"/>
+      </w:tblGrid>
+      <w:tr>
+        <w:tc>
+          <w:tcPr>
+            <w:tcW w:w="1104" w:type="pct"/>
+          </w:tcPr>
+          <w:p>
+            <w:pPr>
+              <w:jc w:val="center"/>
+              <w:rPr>
+                <w:i/>
+                <w:iCs/>
+              </w:rPr>
+            </w:pPr>
+            <w:r>
+              <w:rPr>
+                <w:i/>
+                <w:iCs/>
+              </w:rPr>
+              <w:t>Talent Name</w:t>
+            </w:r>
+          </w:p>
+        </w:tc>
+        <w:tc>
+          <w:tcPr>
+            <w:tcW w:w="1059" w:type="pct"/>
+          </w:tcPr>
+          <w:p>
+            <w:pPr>
+              <w:jc w:val="center"/>
+              <w:rPr>
+                <w:i/>
+                <w:iCs/>
+              </w:rPr>
+            </w:pPr>
+            <w:r>
+              <w:rPr>
+                <w:i/>
+                <w:iCs/>
+              </w:rPr>
+              <w:t>Pillars</w:t>
+            </w:r>
+          </w:p>
+        </w:tc>
+        <w:tc>
+          <w:tcPr>
+            <w:tcW w:w="722" w:type="pct"/>
+          </w:tcPr>
+          <w:p>
+            <w:pPr>
+              <w:jc w:val="center"/>
+              <w:rPr>
+                <w:i/>
+                <w:iCs/>
+              </w:rPr>
+            </w:pPr>
+            <w:r>
+              <w:rPr>
+                <w:i/>
+                <w:iCs/>
+              </w:rPr>
+              <w:t>Cost</w:t>
+            </w:r>
+          </w:p>
+        </w:tc>
+        <w:tc>
+          <w:tcPr>
+            <w:tcW w:w="2115" w:type="pct"/>
+          </w:tcPr>
+          <w:p>
+            <w:pPr>
+              <w:jc w:val="center"/>
+              <w:rPr>
+                <w:i/>
+                <w:iCs/>
+              </w:rPr>
+            </w:pPr>
+            <w:r>
+              <w:rPr>
+                <w:i/>
+                <w:iCs/>
+              </w:rPr>
+              <w:t>Description</w:t>
+            </w:r>
+          </w:p>
+        </w:tc>
+      </w:tr>
+      <w:tr>
+        <w:trPr>
+          <w:cnfStyle w:val="000000010000" w:firstRow="0" w:lastRow="0" w:firstColumn="0" w:lastColumn="0" w:oddVBand="0" w:evenVBand="0" w:oddHBand="0" w:evenHBand="1" w:firstRowFirstColumn="0" w:firstRowLastColumn="0" w:lastRowFirstColumn="0" w:lastRowLastColumn="0"/>
+        </w:trPr>
+        <w:tc>
+          <w:tcPr>
+            <w:tcW w:w="1104" w:type="pct"/>
+          </w:tcPr>
+          <w:p>
+            <w:r>
+              <w:t>Deadly Aim</w:t>
+            </w:r>
+          </w:p>
+          <w:p>
+            <w:pPr>
+              <w:pStyle w:val="Info"/>
+            </w:pPr>
+            <w:r>
+              <w:t>Ranged</w:t>
+            </w:r>
+          </w:p>
+        </w:tc>
+        <w:tc>
+          <w:tcPr>
+            <w:tcW w:w="1059" w:type="pct"/>
+          </w:tcPr>
+          <w:p>
+            <w:r>
+              <w:t>Pressure</w:t>
+            </w:r>
+          </w:p>
+          <w:p>
+            <w:pPr>
+              <w:ind w:firstLine="720"/>
+            </w:pPr>
+          </w:p>
+        </w:tc>
+        <w:tc>
+          <w:tcPr>
+            <w:tcW w:w="722" w:type="pct"/>
+          </w:tcPr>
+          <w:p>
+            <w:r>
+              <w:t>Passive</w:t>
+            </w:r>
+          </w:p>
+          <w:p/>
+        </w:tc>
+        <w:tc>
+          <w:tcPr>
+            <w:tcW w:w="2115" w:type="pct"/>
+          </w:tcPr>
+          <w:p>
+            <w:r>
+              <w:t xml:space="preserve">Your </w:t>
+            </w:r>
+            <w:r>
+              <w:rPr>
+                <w:rStyle w:val="EffectChar"/>
+              </w:rPr>
+              <w:t>Hunted</w:t>
+            </w:r>
+            <w:r>
+              <w:rPr>
+                <w:color w:val="77206D" w:themeColor="accent5" w:themeShade="BF"/>
+              </w:rPr>
+              <w:t xml:space="preserve"> </w:t>
+            </w:r>
+            <w:r>
+              <w:t xml:space="preserve">target is also </w:t>
+            </w:r>
+            <w:r>
+              <w:rPr>
+                <w:i/>
+                <w:iCs/>
+              </w:rPr>
+              <w:t>Off Guard</w:t>
+            </w:r>
+            <w:r>
+              <w:t xml:space="preserve"> against your attacks.</w:t>
+            </w:r>
+          </w:p>
+        </w:tc>
+      </w:tr>
+    </w:tbl>
+    <w:p/>
     <w:sectPr>
       <w:type w:val="continuous"/>
       <w:pgSz w:w="12240" w:h="15840"/>

--- a/design/character-system.docx
+++ b/design/character-system.docx
@@ -5418,7 +5418,15 @@
         <w:t xml:space="preserve"> </w:t>
       </w:r>
       <w:r>
-        <w:t>that extert control on the battlefield</w:t>
+        <w:t xml:space="preserve">that </w:t>
+      </w:r>
+      <w:proofErr w:type="spellStart"/>
+      <w:r>
+        <w:t>extert</w:t>
+      </w:r>
+      <w:proofErr w:type="spellEnd"/>
+      <w:r>
+        <w:t xml:space="preserve"> control on the battlefield</w:t>
       </w:r>
       <w:r>
         <w:t xml:space="preserve">. Gadgets are one-time use but they can be retrieved after a fight, if undamaged, or </w:t>
@@ -6212,6 +6220,7 @@
           <w:szCs w:val="16"/>
         </w:rPr>
       </w:pPr>
+      <w:proofErr w:type="spellStart"/>
       <w:r>
         <w:rPr>
           <w:sz w:val="16"/>
@@ -6219,6 +6228,7 @@
         </w:rPr>
         <w:t>Anchorshot</w:t>
       </w:r>
+      <w:proofErr w:type="spellEnd"/>
     </w:p>
     <w:p>
       <w:pPr>
@@ -8060,6 +8070,7 @@
           <w:szCs w:val="16"/>
         </w:rPr>
       </w:pPr>
+      <w:proofErr w:type="spellStart"/>
       <w:r>
         <w:rPr>
           <w:sz w:val="16"/>
@@ -8067,6 +8078,7 @@
         </w:rPr>
         <w:t>Oathsworn</w:t>
       </w:r>
+      <w:proofErr w:type="spellEnd"/>
     </w:p>
     <w:p>
       <w:pPr>
@@ -8816,6 +8828,7 @@
           <w:szCs w:val="16"/>
         </w:rPr>
       </w:pPr>
+      <w:proofErr w:type="spellStart"/>
       <w:r>
         <w:rPr>
           <w:sz w:val="16"/>
@@ -8823,6 +8836,7 @@
         </w:rPr>
         <w:t>Spelleater</w:t>
       </w:r>
+      <w:proofErr w:type="spellEnd"/>
     </w:p>
     <w:p>
       <w:pPr>
@@ -8837,6 +8851,7 @@
           <w:szCs w:val="16"/>
         </w:rPr>
       </w:pPr>
+      <w:proofErr w:type="spellStart"/>
       <w:r>
         <w:rPr>
           <w:sz w:val="16"/>
@@ -8844,6 +8859,7 @@
         </w:rPr>
         <w:t>Stonefist</w:t>
       </w:r>
+      <w:proofErr w:type="spellEnd"/>
     </w:p>
     <w:p>
       <w:pPr>
@@ -9131,6 +9147,7 @@
           <w:szCs w:val="16"/>
         </w:rPr>
       </w:pPr>
+      <w:proofErr w:type="spellStart"/>
       <w:r>
         <w:rPr>
           <w:sz w:val="16"/>
@@ -9138,6 +9155,7 @@
         </w:rPr>
         <w:t>Warborn</w:t>
       </w:r>
+      <w:proofErr w:type="spellEnd"/>
     </w:p>
     <w:p>
       <w:pPr>
@@ -9152,6 +9170,7 @@
           <w:szCs w:val="16"/>
         </w:rPr>
       </w:pPr>
+      <w:proofErr w:type="spellStart"/>
       <w:r>
         <w:rPr>
           <w:sz w:val="16"/>
@@ -9159,6 +9178,7 @@
         </w:rPr>
         <w:t>Warsongs</w:t>
       </w:r>
+      <w:proofErr w:type="spellEnd"/>
     </w:p>
     <w:p>
       <w:pPr>
@@ -9299,6 +9319,7 @@
           <w:szCs w:val="16"/>
         </w:rPr>
       </w:pPr>
+      <w:proofErr w:type="spellStart"/>
       <w:r>
         <w:rPr>
           <w:sz w:val="16"/>
@@ -9306,6 +9327,7 @@
         </w:rPr>
         <w:t>Windcall</w:t>
       </w:r>
+      <w:proofErr w:type="spellEnd"/>
     </w:p>
     <w:p>
       <w:pPr>
@@ -10455,12 +10477,14 @@
       <w:r>
         <w:t xml:space="preserve"> </w:t>
       </w:r>
+      <w:proofErr w:type="spellStart"/>
       <w:r>
         <w:rPr>
           <w:rStyle w:val="CodeChar"/>
         </w:rPr>
         <w:t>CombatAction</w:t>
       </w:r>
+      <w:proofErr w:type="spellEnd"/>
       <w:r>
         <w:t xml:space="preserve"> object</w:t>
       </w:r>
@@ -10477,7 +10501,15 @@
         <w:t xml:space="preserve">with </w:t>
       </w:r>
       <w:r>
-        <w:t xml:space="preserve">"MeleeStrike" </w:t>
+        <w:t>"</w:t>
+      </w:r>
+      <w:proofErr w:type="spellStart"/>
+      <w:r>
+        <w:t>MeleeStrike</w:t>
+      </w:r>
+      <w:proofErr w:type="spellEnd"/>
+      <w:r>
+        <w:t xml:space="preserve">" </w:t>
       </w:r>
       <w:r>
         <w:t xml:space="preserve">data from </w:t>
@@ -10497,12 +10529,14 @@
       <w:r>
         <w:t xml:space="preserve">the </w:t>
       </w:r>
+      <w:proofErr w:type="spellStart"/>
       <w:r>
         <w:rPr>
           <w:rStyle w:val="CodeChar"/>
         </w:rPr>
         <w:t>CombatQueue</w:t>
       </w:r>
+      <w:proofErr w:type="spellEnd"/>
       <w:r>
         <w:t>.</w:t>
       </w:r>
@@ -10528,12 +10562,14 @@
       <w:r>
         <w:t xml:space="preserve">Andrew ends his turn. One at a time, the contents of the </w:t>
       </w:r>
+      <w:proofErr w:type="spellStart"/>
       <w:r>
         <w:rPr>
           <w:rStyle w:val="CodeChar"/>
         </w:rPr>
         <w:t>CombatQueue</w:t>
       </w:r>
+      <w:proofErr w:type="spellEnd"/>
       <w:r>
         <w:t xml:space="preserve"> are executed.</w:t>
       </w:r>
@@ -10557,6 +10593,7 @@
           <w:u w:val="single"/>
         </w:rPr>
       </w:pPr>
+      <w:proofErr w:type="spellStart"/>
       <w:r>
         <w:rPr>
           <w:u w:val="single"/>
@@ -10570,6 +10607,7 @@
         </w:rPr>
         <w:t>Action</w:t>
       </w:r>
+      <w:proofErr w:type="spellEnd"/>
     </w:p>
     <w:p>
       <w:pPr>
@@ -10680,7 +10718,15 @@
         <w:t>ffects</w:t>
       </w:r>
       <w:r>
-        <w:t xml:space="preserve"> (key/value with list of Effects  for each of the following)</w:t>
+        <w:t xml:space="preserve"> (key/value with list of </w:t>
+      </w:r>
+      <w:proofErr w:type="gramStart"/>
+      <w:r>
+        <w:t>Effects  for</w:t>
+      </w:r>
+      <w:proofErr w:type="gramEnd"/>
+      <w:r>
+        <w:t xml:space="preserve"> each of the following)</w:t>
       </w:r>
     </w:p>
     <w:p>
@@ -10772,6 +10818,7 @@
           <w:numId w:val="39"/>
         </w:numPr>
       </w:pPr>
+      <w:proofErr w:type="gramStart"/>
       <w:r>
         <w:rPr>
           <w:u w:val="single"/>
@@ -10782,7 +10829,14 @@
         <w:rPr>
           <w:u w:val="single"/>
         </w:rPr>
-        <w:t>()</w:t>
+        <w:t>(</w:t>
+      </w:r>
+      <w:proofErr w:type="gramEnd"/>
+      <w:r>
+        <w:rPr>
+          <w:u w:val="single"/>
+        </w:rPr>
+        <w:t>)</w:t>
       </w:r>
       <w:r>
         <w:t xml:space="preserve">: A function </w:t>
@@ -10809,12 +10863,14 @@
           <w:u w:val="single"/>
         </w:rPr>
       </w:pPr>
+      <w:proofErr w:type="spellStart"/>
       <w:r>
         <w:rPr>
           <w:u w:val="single"/>
         </w:rPr>
         <w:t>CombatEffect</w:t>
       </w:r>
+      <w:proofErr w:type="spellEnd"/>
     </w:p>
     <w:p>
       <w:pPr>
@@ -10863,8 +10919,13 @@
           <w:numId w:val="42"/>
         </w:numPr>
       </w:pPr>
-      <w:r>
-        <w:t>isVisible: Show the Effect?</w:t>
+      <w:proofErr w:type="spellStart"/>
+      <w:r>
+        <w:t>isVisible</w:t>
+      </w:r>
+      <w:proofErr w:type="spellEnd"/>
+      <w:r>
+        <w:t>: Show the Effect?</w:t>
       </w:r>
     </w:p>
     <w:p>
@@ -10966,16 +11027,30 @@
           <w:numId w:val="39"/>
         </w:numPr>
       </w:pPr>
-      <w:r>
-        <w:t xml:space="preserve">sourceFormula: </w:t>
+      <w:proofErr w:type="spellStart"/>
+      <w:r>
+        <w:t>sourceFormula</w:t>
+      </w:r>
+      <w:proofErr w:type="spellEnd"/>
+      <w:r>
+        <w:t xml:space="preserve">: </w:t>
       </w:r>
       <w:r>
         <w:rPr>
           <w:i/>
           <w:iCs/>
         </w:rPr>
-        <w:t>example: Attack + MeleeAccuracy</w:t>
-      </w:r>
+        <w:t xml:space="preserve">example: Attack + </w:t>
+      </w:r>
+      <w:proofErr w:type="spellStart"/>
+      <w:r>
+        <w:rPr>
+          <w:i/>
+          <w:iCs/>
+        </w:rPr>
+        <w:t>MeleeAccuracy</w:t>
+      </w:r>
+      <w:proofErr w:type="spellEnd"/>
     </w:p>
     <w:p>
       <w:pPr>
@@ -10985,16 +11060,30 @@
           <w:numId w:val="39"/>
         </w:numPr>
       </w:pPr>
-      <w:r>
-        <w:t xml:space="preserve">targetFormula: </w:t>
+      <w:proofErr w:type="spellStart"/>
+      <w:r>
+        <w:t>targetFormula</w:t>
+      </w:r>
+      <w:proofErr w:type="spellEnd"/>
+      <w:r>
+        <w:t xml:space="preserve">: </w:t>
       </w:r>
       <w:r>
         <w:rPr>
           <w:i/>
           <w:iCs/>
         </w:rPr>
-        <w:t>example: Defense + MeleeDefense</w:t>
-      </w:r>
+        <w:t xml:space="preserve">example: Defense + </w:t>
+      </w:r>
+      <w:proofErr w:type="spellStart"/>
+      <w:r>
+        <w:rPr>
+          <w:i/>
+          <w:iCs/>
+        </w:rPr>
+        <w:t>MeleeDefense</w:t>
+      </w:r>
+      <w:proofErr w:type="spellEnd"/>
     </w:p>
     <w:p>
       <w:r>
@@ -12375,9 +12464,11 @@
       <w:r>
         <w:t xml:space="preserve"> </w:t>
       </w:r>
+      <w:proofErr w:type="gramStart"/>
       <w:r>
         <w:t>cooldown</w:t>
       </w:r>
+      <w:proofErr w:type="gramEnd"/>
       <w:r>
         <w:t>.</w:t>
       </w:r>
@@ -13657,7 +13748,15 @@
         <w:t xml:space="preserve">re one of the rare </w:t>
       </w:r>
       <w:r>
-        <w:t xml:space="preserve">people that can interact with the Wake, and cast </w:t>
+        <w:t xml:space="preserve">people that can interact with the </w:t>
+      </w:r>
+      <w:proofErr w:type="gramStart"/>
+      <w:r>
+        <w:t>Wake, and</w:t>
+      </w:r>
+      <w:proofErr w:type="gramEnd"/>
+      <w:r>
+        <w:t xml:space="preserve"> cast </w:t>
       </w:r>
       <w:r>
         <w:t>spells.</w:t>
@@ -13761,7 +13860,15 @@
               <w:t xml:space="preserve">You </w:t>
             </w:r>
             <w:r>
-              <w:t xml:space="preserve">can use magic, and </w:t>
+              <w:t xml:space="preserve">can use </w:t>
+            </w:r>
+            <w:proofErr w:type="gramStart"/>
+            <w:r>
+              <w:t>magic, and</w:t>
+            </w:r>
+            <w:proofErr w:type="gramEnd"/>
+            <w:r>
+              <w:t xml:space="preserve"> </w:t>
             </w:r>
             <w:r>
               <w:t xml:space="preserve">protect yourself from the Wake with </w:t>
@@ -14056,7 +14163,14 @@
         <w:rPr>
           <w:rStyle w:val="Strong"/>
         </w:rPr>
-        <w:t>Challenge Roll</w:t>
+        <w:t xml:space="preserve">Challenge </w:t>
+      </w:r>
+      <w:proofErr w:type="gramStart"/>
+      <w:r>
+        <w:rPr>
+          <w:rStyle w:val="Strong"/>
+        </w:rPr>
+        <w:t>Roll</w:t>
       </w:r>
       <w:r>
         <w:rPr>
@@ -14072,7 +14186,16 @@
           <w:b w:val="0"/>
           <w:bCs w:val="0"/>
         </w:rPr>
-        <w:t>and adds</w:t>
+        <w:t>and</w:t>
+      </w:r>
+      <w:proofErr w:type="gramEnd"/>
+      <w:r>
+        <w:rPr>
+          <w:rStyle w:val="Strong"/>
+          <w:b w:val="0"/>
+          <w:bCs w:val="0"/>
+        </w:rPr>
+        <w:t xml:space="preserve"> adds</w:t>
       </w:r>
       <w:r>
         <w:rPr>
@@ -14350,9 +14473,11 @@
             <w:tcW w:w="1104" w:type="pct"/>
           </w:tcPr>
           <w:p>
+            <w:proofErr w:type="spellStart"/>
             <w:r>
               <w:t>Elementalist</w:t>
             </w:r>
+            <w:proofErr w:type="spellEnd"/>
             <w:r>
               <w:t xml:space="preserve"> #1</w:t>
             </w:r>
@@ -14460,9 +14585,11 @@
             <w:tcW w:w="1104" w:type="pct"/>
           </w:tcPr>
           <w:p>
+            <w:proofErr w:type="spellStart"/>
             <w:r>
               <w:t>Elementalist</w:t>
             </w:r>
+            <w:proofErr w:type="spellEnd"/>
             <w:r>
               <w:t xml:space="preserve"> #2</w:t>
             </w:r>
@@ -14693,10 +14820,15 @@
               </w:rPr>
             </w:pPr>
             <w:r>
-              <w:t xml:space="preserve">Curse a target ,applying -2 to all their Challenge Rolls for </w:t>
-            </w:r>
-            <w:r>
-              <w:t>2</w:t>
+              <w:t xml:space="preserve">Curse a </w:t>
+            </w:r>
+            <w:proofErr w:type="gramStart"/>
+            <w:r>
+              <w:t>target ,applying</w:t>
+            </w:r>
+            <w:proofErr w:type="gramEnd"/>
+            <w:r>
+              <w:t xml:space="preserve"> -2 to all their Challenge Rolls for 2</w:t>
             </w:r>
             <w:r>
               <w:rPr>
@@ -15122,10 +15254,7 @@
     </w:p>
     <w:p>
       <w:r>
-        <w:t>*</w:t>
-      </w:r>
-      <w:r>
-        <w:t xml:space="preserve">* Unlocks </w:t>
+        <w:t xml:space="preserve">** Unlocks </w:t>
       </w:r>
       <w:r>
         <w:t>one</w:t>
@@ -15200,7 +15329,15 @@
         <w:t>↻</w:t>
       </w:r>
       <w:r>
-        <w:t xml:space="preserve"> cooldown.</w:t>
+        <w:t xml:space="preserve"> </w:t>
+      </w:r>
+      <w:proofErr w:type="gramStart"/>
+      <w:r>
+        <w:t>cooldown</w:t>
+      </w:r>
+      <w:proofErr w:type="gramEnd"/>
+      <w:r>
+        <w:t>.</w:t>
       </w:r>
     </w:p>
     <w:tbl>

--- a/design/character-system.docx
+++ b/design/character-system.docx
@@ -13734,7 +13734,7 @@
         <w:t>“</w:t>
       </w:r>
       <w:r>
-        <w:t>The wake is but an instrument, waiting to be played</w:t>
+        <w:t>The wake is an instrument, waiting to be played</w:t>
       </w:r>
       <w:r>
         <w:t>.”</w:t>
@@ -13750,11 +13750,9 @@
       <w:r>
         <w:t xml:space="preserve">people that can interact with the </w:t>
       </w:r>
-      <w:proofErr w:type="gramStart"/>
-      <w:r>
-        <w:t>Wake, and</w:t>
-      </w:r>
-      <w:proofErr w:type="gramEnd"/>
+      <w:r>
+        <w:t>Wake and</w:t>
+      </w:r>
       <w:r>
         <w:t xml:space="preserve"> cast </w:t>
       </w:r>
@@ -14165,7 +14163,6 @@
         </w:rPr>
         <w:t xml:space="preserve">Challenge </w:t>
       </w:r>
-      <w:proofErr w:type="gramStart"/>
       <w:r>
         <w:rPr>
           <w:rStyle w:val="Strong"/>
@@ -14178,17 +14175,8 @@
           <w:b w:val="0"/>
           <w:bCs w:val="0"/>
         </w:rPr>
-        <w:t xml:space="preserve">, </w:t>
-      </w:r>
-      <w:r>
-        <w:rPr>
-          <w:rStyle w:val="Strong"/>
-          <w:b w:val="0"/>
-          <w:bCs w:val="0"/>
-        </w:rPr>
-        <w:t>and</w:t>
-      </w:r>
-      <w:proofErr w:type="gramEnd"/>
+        <w:t xml:space="preserve"> and</w:t>
+      </w:r>
       <w:r>
         <w:rPr>
           <w:rStyle w:val="Strong"/>
@@ -14822,11 +14810,9 @@
             <w:r>
               <w:t xml:space="preserve">Curse a </w:t>
             </w:r>
-            <w:proofErr w:type="gramStart"/>
-            <w:r>
-              <w:t>target ,applying</w:t>
-            </w:r>
-            <w:proofErr w:type="gramEnd"/>
+            <w:r>
+              <w:t>target and apply</w:t>
+            </w:r>
             <w:r>
               <w:t xml:space="preserve"> -2 to all their Challenge Rolls for 2</w:t>
             </w:r>

--- a/design/character-system.docx
+++ b/design/character-system.docx
@@ -5418,15 +5418,7 @@
         <w:t xml:space="preserve"> </w:t>
       </w:r>
       <w:r>
-        <w:t xml:space="preserve">that </w:t>
-      </w:r>
-      <w:proofErr w:type="spellStart"/>
-      <w:r>
-        <w:t>extert</w:t>
-      </w:r>
-      <w:proofErr w:type="spellEnd"/>
-      <w:r>
-        <w:t xml:space="preserve"> control on the battlefield</w:t>
+        <w:t>that extert control on the battlefield</w:t>
       </w:r>
       <w:r>
         <w:t xml:space="preserve">. Gadgets are one-time use but they can be retrieved after a fight, if undamaged, or </w:t>
@@ -6220,7 +6212,6 @@
           <w:szCs w:val="16"/>
         </w:rPr>
       </w:pPr>
-      <w:proofErr w:type="spellStart"/>
       <w:r>
         <w:rPr>
           <w:sz w:val="16"/>
@@ -6228,7 +6219,6 @@
         </w:rPr>
         <w:t>Anchorshot</w:t>
       </w:r>
-      <w:proofErr w:type="spellEnd"/>
     </w:p>
     <w:p>
       <w:pPr>
@@ -8070,7 +8060,6 @@
           <w:szCs w:val="16"/>
         </w:rPr>
       </w:pPr>
-      <w:proofErr w:type="spellStart"/>
       <w:r>
         <w:rPr>
           <w:sz w:val="16"/>
@@ -8078,7 +8067,6 @@
         </w:rPr>
         <w:t>Oathsworn</w:t>
       </w:r>
-      <w:proofErr w:type="spellEnd"/>
     </w:p>
     <w:p>
       <w:pPr>
@@ -8828,7 +8816,6 @@
           <w:szCs w:val="16"/>
         </w:rPr>
       </w:pPr>
-      <w:proofErr w:type="spellStart"/>
       <w:r>
         <w:rPr>
           <w:sz w:val="16"/>
@@ -8836,7 +8823,6 @@
         </w:rPr>
         <w:t>Spelleater</w:t>
       </w:r>
-      <w:proofErr w:type="spellEnd"/>
     </w:p>
     <w:p>
       <w:pPr>
@@ -8851,7 +8837,6 @@
           <w:szCs w:val="16"/>
         </w:rPr>
       </w:pPr>
-      <w:proofErr w:type="spellStart"/>
       <w:r>
         <w:rPr>
           <w:sz w:val="16"/>
@@ -8859,7 +8844,6 @@
         </w:rPr>
         <w:t>Stonefist</w:t>
       </w:r>
-      <w:proofErr w:type="spellEnd"/>
     </w:p>
     <w:p>
       <w:pPr>
@@ -9147,7 +9131,6 @@
           <w:szCs w:val="16"/>
         </w:rPr>
       </w:pPr>
-      <w:proofErr w:type="spellStart"/>
       <w:r>
         <w:rPr>
           <w:sz w:val="16"/>
@@ -9155,7 +9138,6 @@
         </w:rPr>
         <w:t>Warborn</w:t>
       </w:r>
-      <w:proofErr w:type="spellEnd"/>
     </w:p>
     <w:p>
       <w:pPr>
@@ -9170,7 +9152,6 @@
           <w:szCs w:val="16"/>
         </w:rPr>
       </w:pPr>
-      <w:proofErr w:type="spellStart"/>
       <w:r>
         <w:rPr>
           <w:sz w:val="16"/>
@@ -9178,7 +9159,6 @@
         </w:rPr>
         <w:t>Warsongs</w:t>
       </w:r>
-      <w:proofErr w:type="spellEnd"/>
     </w:p>
     <w:p>
       <w:pPr>
@@ -9319,7 +9299,6 @@
           <w:szCs w:val="16"/>
         </w:rPr>
       </w:pPr>
-      <w:proofErr w:type="spellStart"/>
       <w:r>
         <w:rPr>
           <w:sz w:val="16"/>
@@ -9327,7 +9306,6 @@
         </w:rPr>
         <w:t>Windcall</w:t>
       </w:r>
-      <w:proofErr w:type="spellEnd"/>
     </w:p>
     <w:p>
       <w:pPr>
@@ -10477,14 +10455,12 @@
       <w:r>
         <w:t xml:space="preserve"> </w:t>
       </w:r>
-      <w:proofErr w:type="spellStart"/>
       <w:r>
         <w:rPr>
           <w:rStyle w:val="CodeChar"/>
         </w:rPr>
         <w:t>CombatAction</w:t>
       </w:r>
-      <w:proofErr w:type="spellEnd"/>
       <w:r>
         <w:t xml:space="preserve"> object</w:t>
       </w:r>
@@ -10501,15 +10477,7 @@
         <w:t xml:space="preserve">with </w:t>
       </w:r>
       <w:r>
-        <w:t>"</w:t>
-      </w:r>
-      <w:proofErr w:type="spellStart"/>
-      <w:r>
-        <w:t>MeleeStrike</w:t>
-      </w:r>
-      <w:proofErr w:type="spellEnd"/>
-      <w:r>
-        <w:t xml:space="preserve">" </w:t>
+        <w:t xml:space="preserve">"MeleeStrike" </w:t>
       </w:r>
       <w:r>
         <w:t xml:space="preserve">data from </w:t>
@@ -10529,14 +10497,12 @@
       <w:r>
         <w:t xml:space="preserve">the </w:t>
       </w:r>
-      <w:proofErr w:type="spellStart"/>
       <w:r>
         <w:rPr>
           <w:rStyle w:val="CodeChar"/>
         </w:rPr>
         <w:t>CombatQueue</w:t>
       </w:r>
-      <w:proofErr w:type="spellEnd"/>
       <w:r>
         <w:t>.</w:t>
       </w:r>
@@ -10562,14 +10528,12 @@
       <w:r>
         <w:t xml:space="preserve">Andrew ends his turn. One at a time, the contents of the </w:t>
       </w:r>
-      <w:proofErr w:type="spellStart"/>
       <w:r>
         <w:rPr>
           <w:rStyle w:val="CodeChar"/>
         </w:rPr>
         <w:t>CombatQueue</w:t>
       </w:r>
-      <w:proofErr w:type="spellEnd"/>
       <w:r>
         <w:t xml:space="preserve"> are executed.</w:t>
       </w:r>
@@ -10593,7 +10557,6 @@
           <w:u w:val="single"/>
         </w:rPr>
       </w:pPr>
-      <w:proofErr w:type="spellStart"/>
       <w:r>
         <w:rPr>
           <w:u w:val="single"/>
@@ -10607,7 +10570,6 @@
         </w:rPr>
         <w:t>Action</w:t>
       </w:r>
-      <w:proofErr w:type="spellEnd"/>
     </w:p>
     <w:p>
       <w:pPr>
@@ -10718,15 +10680,7 @@
         <w:t>ffects</w:t>
       </w:r>
       <w:r>
-        <w:t xml:space="preserve"> (key/value with list of </w:t>
-      </w:r>
-      <w:proofErr w:type="gramStart"/>
-      <w:r>
-        <w:t>Effects  for</w:t>
-      </w:r>
-      <w:proofErr w:type="gramEnd"/>
-      <w:r>
-        <w:t xml:space="preserve"> each of the following)</w:t>
+        <w:t xml:space="preserve"> (key/value with list of Effects  for each of the following)</w:t>
       </w:r>
     </w:p>
     <w:p>
@@ -10818,7 +10772,6 @@
           <w:numId w:val="39"/>
         </w:numPr>
       </w:pPr>
-      <w:proofErr w:type="gramStart"/>
       <w:r>
         <w:rPr>
           <w:u w:val="single"/>
@@ -10829,48 +10782,39 @@
         <w:rPr>
           <w:u w:val="single"/>
         </w:rPr>
-        <w:t>(</w:t>
-      </w:r>
-      <w:proofErr w:type="gramEnd"/>
-      <w:r>
+        <w:t>()</w:t>
+      </w:r>
+      <w:r>
+        <w:t xml:space="preserve">: A function </w:t>
+      </w:r>
+      <w:r>
+        <w:t xml:space="preserve">that </w:t>
+      </w:r>
+      <w:r>
+        <w:t xml:space="preserve">rolls the challenge roll, </w:t>
+      </w:r>
+      <w:r>
+        <w:t xml:space="preserve">then </w:t>
+      </w:r>
+      <w:r>
+        <w:t>applies the Action's Effects to the Targets</w:t>
+      </w:r>
+      <w:r>
+        <w:t xml:space="preserve"> if successful</w:t>
+      </w:r>
+    </w:p>
+    <w:p>
+      <w:pPr>
         <w:rPr>
           <w:u w:val="single"/>
         </w:rPr>
-        <w:t>)</w:t>
-      </w:r>
-      <w:r>
-        <w:t xml:space="preserve">: A function </w:t>
-      </w:r>
-      <w:r>
-        <w:t xml:space="preserve">that </w:t>
-      </w:r>
-      <w:r>
-        <w:t xml:space="preserve">rolls the challenge roll, </w:t>
-      </w:r>
-      <w:r>
-        <w:t xml:space="preserve">then </w:t>
-      </w:r>
-      <w:r>
-        <w:t>applies the Action's Effects to the Targets</w:t>
-      </w:r>
-      <w:r>
-        <w:t xml:space="preserve"> if successful</w:t>
-      </w:r>
-    </w:p>
-    <w:p>
-      <w:pPr>
+      </w:pPr>
+      <w:r>
         <w:rPr>
           <w:u w:val="single"/>
         </w:rPr>
-      </w:pPr>
-      <w:proofErr w:type="spellStart"/>
-      <w:r>
-        <w:rPr>
-          <w:u w:val="single"/>
-        </w:rPr>
         <w:t>CombatEffect</w:t>
       </w:r>
-      <w:proofErr w:type="spellEnd"/>
     </w:p>
     <w:p>
       <w:pPr>
@@ -10919,13 +10863,8 @@
           <w:numId w:val="42"/>
         </w:numPr>
       </w:pPr>
-      <w:proofErr w:type="spellStart"/>
-      <w:r>
-        <w:t>isVisible</w:t>
-      </w:r>
-      <w:proofErr w:type="spellEnd"/>
-      <w:r>
-        <w:t>: Show the Effect?</w:t>
+      <w:r>
+        <w:t>isVisible: Show the Effect?</w:t>
       </w:r>
     </w:p>
     <w:p>
@@ -11027,30 +10966,16 @@
           <w:numId w:val="39"/>
         </w:numPr>
       </w:pPr>
-      <w:proofErr w:type="spellStart"/>
-      <w:r>
-        <w:t>sourceFormula</w:t>
-      </w:r>
-      <w:proofErr w:type="spellEnd"/>
-      <w:r>
-        <w:t xml:space="preserve">: </w:t>
+      <w:r>
+        <w:t xml:space="preserve">sourceFormula: </w:t>
       </w:r>
       <w:r>
         <w:rPr>
           <w:i/>
           <w:iCs/>
         </w:rPr>
-        <w:t xml:space="preserve">example: Attack + </w:t>
-      </w:r>
-      <w:proofErr w:type="spellStart"/>
-      <w:r>
-        <w:rPr>
-          <w:i/>
-          <w:iCs/>
-        </w:rPr>
-        <w:t>MeleeAccuracy</w:t>
-      </w:r>
-      <w:proofErr w:type="spellEnd"/>
+        <w:t>example: Attack + MeleeAccuracy</w:t>
+      </w:r>
     </w:p>
     <w:p>
       <w:pPr>
@@ -11060,30 +10985,16 @@
           <w:numId w:val="39"/>
         </w:numPr>
       </w:pPr>
-      <w:proofErr w:type="spellStart"/>
-      <w:r>
-        <w:t>targetFormula</w:t>
-      </w:r>
-      <w:proofErr w:type="spellEnd"/>
-      <w:r>
-        <w:t xml:space="preserve">: </w:t>
+      <w:r>
+        <w:t xml:space="preserve">targetFormula: </w:t>
       </w:r>
       <w:r>
         <w:rPr>
           <w:i/>
           <w:iCs/>
         </w:rPr>
-        <w:t xml:space="preserve">example: Defense + </w:t>
-      </w:r>
-      <w:proofErr w:type="spellStart"/>
-      <w:r>
-        <w:rPr>
-          <w:i/>
-          <w:iCs/>
-        </w:rPr>
-        <w:t>MeleeDefense</w:t>
-      </w:r>
-      <w:proofErr w:type="spellEnd"/>
+        <w:t>example: Defense + MeleeDefense</w:t>
+      </w:r>
     </w:p>
     <w:p>
       <w:r>
@@ -12464,11 +12375,9 @@
       <w:r>
         <w:t xml:space="preserve"> </w:t>
       </w:r>
-      <w:proofErr w:type="gramStart"/>
       <w:r>
         <w:t>cooldown</w:t>
       </w:r>
-      <w:proofErr w:type="gramEnd"/>
       <w:r>
         <w:t>.</w:t>
       </w:r>
@@ -13858,15 +13767,7 @@
               <w:t xml:space="preserve">You </w:t>
             </w:r>
             <w:r>
-              <w:t xml:space="preserve">can use </w:t>
-            </w:r>
-            <w:proofErr w:type="gramStart"/>
-            <w:r>
-              <w:t>magic, and</w:t>
-            </w:r>
-            <w:proofErr w:type="gramEnd"/>
-            <w:r>
-              <w:t xml:space="preserve"> </w:t>
+              <w:t xml:space="preserve">can use magic, and </w:t>
             </w:r>
             <w:r>
               <w:t xml:space="preserve">protect yourself from the Wake with </w:t>
@@ -14461,11 +14362,9 @@
             <w:tcW w:w="1104" w:type="pct"/>
           </w:tcPr>
           <w:p>
-            <w:proofErr w:type="spellStart"/>
             <w:r>
               <w:t>Elementalist</w:t>
             </w:r>
-            <w:proofErr w:type="spellEnd"/>
             <w:r>
               <w:t xml:space="preserve"> #1</w:t>
             </w:r>
@@ -14573,11 +14472,9 @@
             <w:tcW w:w="1104" w:type="pct"/>
           </w:tcPr>
           <w:p>
-            <w:proofErr w:type="spellStart"/>
             <w:r>
               <w:t>Elementalist</w:t>
             </w:r>
-            <w:proofErr w:type="spellEnd"/>
             <w:r>
               <w:t xml:space="preserve"> #2</w:t>
             </w:r>
@@ -15258,476 +15155,6 @@
         <w:t>)</w:t>
       </w:r>
     </w:p>
-    <w:p>
-      <w:r>
-        <w:br w:type="page"/>
-      </w:r>
-    </w:p>
-    <w:p>
-      <w:pPr>
-        <w:pStyle w:val="Heading1"/>
-      </w:pPr>
-      <w:r>
-        <w:lastRenderedPageBreak/>
-        <w:t>Artificer</w:t>
-      </w:r>
-    </w:p>
-    <w:p>
-      <w:pPr>
-        <w:pStyle w:val="Quote"/>
-      </w:pPr>
-      <w:r>
-        <w:t>“</w:t>
-      </w:r>
-      <w:r>
-        <w:t>They passed this way, I’m sure of i</w:t>
-      </w:r>
-      <w:r>
-        <w:t>t.”</w:t>
-      </w:r>
-    </w:p>
-    <w:p>
-      <w:r>
-        <w:t>You’re an expert hunter and thrive at range. Your enemies are your prey, and you stalk them relentlessly, striking at their weak points. You’re accompanied by a fiercely loyal animal. Companions cannot be attacked; they’re mechanically a part of the Prowler.</w:t>
-      </w:r>
-    </w:p>
-    <w:p>
-      <w:pPr>
-        <w:pStyle w:val="Heading2"/>
-      </w:pPr>
-      <w:r>
-        <w:t>Features</w:t>
-      </w:r>
-    </w:p>
-    <w:p>
-      <w:r>
-        <w:t>The Prowler is all about taking down enemies with high damage attacks.</w:t>
-      </w:r>
-    </w:p>
-    <w:p>
-      <w:r>
-        <w:t>Each Prowler has a companion animal which appears with them during combat and widens the Path’s tactical scope. The companion can strike an enemy at the cost of 1 Action and 1</w:t>
-      </w:r>
-      <w:r>
-        <w:rPr>
-          <w:rFonts w:ascii="Cambria Math" w:hAnsi="Cambria Math" w:cs="Cambria Math"/>
-        </w:rPr>
-        <w:t>↻</w:t>
-      </w:r>
-      <w:r>
-        <w:t xml:space="preserve"> </w:t>
-      </w:r>
-      <w:proofErr w:type="gramStart"/>
-      <w:r>
-        <w:t>cooldown</w:t>
-      </w:r>
-      <w:proofErr w:type="gramEnd"/>
-      <w:r>
-        <w:t>.</w:t>
-      </w:r>
-    </w:p>
-    <w:tbl>
-      <w:tblPr>
-        <w:tblStyle w:val="TableGrid"/>
-        <w:tblpPr w:leftFromText="187" w:rightFromText="187" w:bottomFromText="115" w:vertAnchor="text" w:tblpY="1"/>
-        <w:tblOverlap w:val="never"/>
-        <w:tblW w:w="5000" w:type="pct"/>
-        <w:tblCellMar>
-          <w:top w:w="72" w:type="dxa"/>
-          <w:left w:w="72" w:type="dxa"/>
-          <w:bottom w:w="72" w:type="dxa"/>
-          <w:right w:w="72" w:type="dxa"/>
-        </w:tblCellMar>
-        <w:tblLook w:val="04A0" w:firstRow="1" w:lastRow="0" w:firstColumn="1" w:lastColumn="0" w:noHBand="0" w:noVBand="1"/>
-      </w:tblPr>
-      <w:tblGrid>
-        <w:gridCol w:w="3116"/>
-        <w:gridCol w:w="3117"/>
-        <w:gridCol w:w="3117"/>
-      </w:tblGrid>
-      <w:tr>
-        <w:tc>
-          <w:tcPr>
-            <w:tcW w:w="1666" w:type="pct"/>
-          </w:tcPr>
-          <w:p>
-            <w:pPr>
-              <w:jc w:val="center"/>
-            </w:pPr>
-            <w:r>
-              <w:t>Mark &amp; Hunted</w:t>
-            </w:r>
-          </w:p>
-        </w:tc>
-        <w:tc>
-          <w:tcPr>
-            <w:tcW w:w="1667" w:type="pct"/>
-          </w:tcPr>
-          <w:p>
-            <w:pPr>
-              <w:jc w:val="center"/>
-            </w:pPr>
-            <w:r>
-              <w:t>Avoidance</w:t>
-            </w:r>
-          </w:p>
-        </w:tc>
-        <w:tc>
-          <w:tcPr>
-            <w:tcW w:w="1667" w:type="pct"/>
-          </w:tcPr>
-          <w:p>
-            <w:pPr>
-              <w:jc w:val="center"/>
-            </w:pPr>
-            <w:r>
-              <w:t>Companion</w:t>
-            </w:r>
-          </w:p>
-        </w:tc>
-      </w:tr>
-      <w:tr>
-        <w:trPr>
-          <w:cnfStyle w:val="000000010000" w:firstRow="0" w:lastRow="0" w:firstColumn="0" w:lastColumn="0" w:oddVBand="0" w:evenVBand="0" w:oddHBand="0" w:evenHBand="1" w:firstRowFirstColumn="0" w:firstRowLastColumn="0" w:lastRowFirstColumn="0" w:lastRowLastColumn="0"/>
-        </w:trPr>
-        <w:tc>
-          <w:tcPr>
-            <w:tcW w:w="1666" w:type="pct"/>
-          </w:tcPr>
-          <w:p>
-            <w:r>
-              <w:t>Mark</w:t>
-            </w:r>
-            <w:r>
-              <w:t xml:space="preserve"> an enemy as </w:t>
-            </w:r>
-            <w:r>
-              <w:rPr>
-                <w:i/>
-                <w:iCs/>
-              </w:rPr>
-              <w:t xml:space="preserve">Hunted. </w:t>
-            </w:r>
-            <w:r>
-              <w:t>You deal extra damage to Hunted enemies.</w:t>
-            </w:r>
-          </w:p>
-        </w:tc>
-        <w:tc>
-          <w:tcPr>
-            <w:tcW w:w="1667" w:type="pct"/>
-          </w:tcPr>
-          <w:p>
-            <w:r>
-              <w:t>You do your best to avoid enemy attacks and opt for hit-and-run tactics instead.</w:t>
-            </w:r>
-          </w:p>
-        </w:tc>
-        <w:tc>
-          <w:tcPr>
-            <w:tcW w:w="1667" w:type="pct"/>
-          </w:tcPr>
-          <w:p>
-            <w:r>
-              <w:t>Your companion provides you with additional tactical options.</w:t>
-            </w:r>
-          </w:p>
-        </w:tc>
-      </w:tr>
-    </w:tbl>
-    <w:p>
-      <w:pPr>
-        <w:pStyle w:val="Heading2"/>
-      </w:pPr>
-      <w:r>
-        <w:t>Pillars</w:t>
-      </w:r>
-    </w:p>
-    <w:p>
-      <w:pPr>
-        <w:jc w:val="center"/>
-      </w:pPr>
-      <w:r>
-        <w:t>Target Pressure · Avoid · Execution · Companion Benefit</w:t>
-      </w:r>
-    </w:p>
-    <w:p>
-      <w:pPr>
-        <w:pStyle w:val="Heading2"/>
-      </w:pPr>
-      <w:r>
-        <w:t>Starting Abilities</w:t>
-      </w:r>
-    </w:p>
-    <w:p>
-      <w:r>
-        <w:rPr>
-          <w:u w:val="single"/>
-        </w:rPr>
-        <w:t>Hunt Prey</w:t>
-      </w:r>
-      <w:r>
-        <w:t xml:space="preserve">: </w:t>
-      </w:r>
-      <w:r>
-        <w:rPr>
-          <w:rFonts w:ascii="Segoe UI Symbol" w:hAnsi="Segoe UI Symbol" w:cs="Segoe UI Symbol"/>
-        </w:rPr>
-        <w:t>◉</w:t>
-      </w:r>
-      <w:r>
-        <w:rPr>
-          <w:rFonts w:ascii="Segoe UI" w:hAnsi="Segoe UI" w:cs="Segoe UI"/>
-        </w:rPr>
-        <w:t>○○</w:t>
-      </w:r>
-      <w:r>
-        <w:rPr>
-          <w:rFonts w:ascii="Segoe UI" w:hAnsi="Segoe UI" w:cs="Segoe UI"/>
-        </w:rPr>
-        <w:t xml:space="preserve"> </w:t>
-      </w:r>
-      <w:r>
-        <w:rPr>
-          <w:rFonts w:cs="Cambria Math"/>
-        </w:rPr>
-        <w:t>1</w:t>
-      </w:r>
-      <w:r>
-        <w:rPr>
-          <w:rFonts w:ascii="Cambria Math" w:hAnsi="Cambria Math" w:cs="Cambria Math"/>
-        </w:rPr>
-        <w:t>↻</w:t>
-      </w:r>
-      <w:r>
-        <w:rPr>
-          <w:rFonts w:ascii="Cambria Math" w:hAnsi="Cambria Math" w:cs="Cambria Math"/>
-        </w:rPr>
-        <w:t xml:space="preserve"> </w:t>
-      </w:r>
-      <w:r>
-        <w:t xml:space="preserve">Mark an enemy as your prey. Only one enemy can be marked by you at a time. They will gain the Effect </w:t>
-      </w:r>
-      <w:r>
-        <w:rPr>
-          <w:i/>
-          <w:iCs/>
-        </w:rPr>
-        <w:t>Hunted</w:t>
-      </w:r>
-      <w:r>
-        <w:t xml:space="preserve"> which will stay applied until they die or it is dispelled. You gain +1 during a challenge roll targeting your Prey and gain +10% physical damage.</w:t>
-      </w:r>
-    </w:p>
-    <w:p>
-      <w:r>
-        <w:br w:type="page"/>
-      </w:r>
-    </w:p>
-    <w:p>
-      <w:pPr>
-        <w:pStyle w:val="Heading2"/>
-      </w:pPr>
-      <w:r>
-        <w:lastRenderedPageBreak/>
-        <w:t xml:space="preserve">Artificer </w:t>
-      </w:r>
-      <w:r>
-        <w:t>Talents</w:t>
-      </w:r>
-    </w:p>
-    <w:tbl>
-      <w:tblPr>
-        <w:tblStyle w:val="TableGrid"/>
-        <w:tblpPr w:leftFromText="187" w:rightFromText="187" w:bottomFromText="115" w:vertAnchor="text" w:tblpY="1"/>
-        <w:tblOverlap w:val="never"/>
-        <w:tblW w:w="5000" w:type="pct"/>
-        <w:tblCellMar>
-          <w:top w:w="72" w:type="dxa"/>
-          <w:left w:w="72" w:type="dxa"/>
-          <w:bottom w:w="72" w:type="dxa"/>
-          <w:right w:w="72" w:type="dxa"/>
-        </w:tblCellMar>
-        <w:tblLook w:val="04A0" w:firstRow="1" w:lastRow="0" w:firstColumn="1" w:lastColumn="0" w:noHBand="0" w:noVBand="1"/>
-      </w:tblPr>
-      <w:tblGrid>
-        <w:gridCol w:w="2065"/>
-        <w:gridCol w:w="1980"/>
-        <w:gridCol w:w="1350"/>
-        <w:gridCol w:w="3955"/>
-      </w:tblGrid>
-      <w:tr>
-        <w:tc>
-          <w:tcPr>
-            <w:tcW w:w="1104" w:type="pct"/>
-          </w:tcPr>
-          <w:p>
-            <w:pPr>
-              <w:jc w:val="center"/>
-              <w:rPr>
-                <w:i/>
-                <w:iCs/>
-              </w:rPr>
-            </w:pPr>
-            <w:r>
-              <w:rPr>
-                <w:i/>
-                <w:iCs/>
-              </w:rPr>
-              <w:t>Talent Name</w:t>
-            </w:r>
-          </w:p>
-        </w:tc>
-        <w:tc>
-          <w:tcPr>
-            <w:tcW w:w="1059" w:type="pct"/>
-          </w:tcPr>
-          <w:p>
-            <w:pPr>
-              <w:jc w:val="center"/>
-              <w:rPr>
-                <w:i/>
-                <w:iCs/>
-              </w:rPr>
-            </w:pPr>
-            <w:r>
-              <w:rPr>
-                <w:i/>
-                <w:iCs/>
-              </w:rPr>
-              <w:t>Pillars</w:t>
-            </w:r>
-          </w:p>
-        </w:tc>
-        <w:tc>
-          <w:tcPr>
-            <w:tcW w:w="722" w:type="pct"/>
-          </w:tcPr>
-          <w:p>
-            <w:pPr>
-              <w:jc w:val="center"/>
-              <w:rPr>
-                <w:i/>
-                <w:iCs/>
-              </w:rPr>
-            </w:pPr>
-            <w:r>
-              <w:rPr>
-                <w:i/>
-                <w:iCs/>
-              </w:rPr>
-              <w:t>Cost</w:t>
-            </w:r>
-          </w:p>
-        </w:tc>
-        <w:tc>
-          <w:tcPr>
-            <w:tcW w:w="2115" w:type="pct"/>
-          </w:tcPr>
-          <w:p>
-            <w:pPr>
-              <w:jc w:val="center"/>
-              <w:rPr>
-                <w:i/>
-                <w:iCs/>
-              </w:rPr>
-            </w:pPr>
-            <w:r>
-              <w:rPr>
-                <w:i/>
-                <w:iCs/>
-              </w:rPr>
-              <w:t>Description</w:t>
-            </w:r>
-          </w:p>
-        </w:tc>
-      </w:tr>
-      <w:tr>
-        <w:trPr>
-          <w:cnfStyle w:val="000000010000" w:firstRow="0" w:lastRow="0" w:firstColumn="0" w:lastColumn="0" w:oddVBand="0" w:evenVBand="0" w:oddHBand="0" w:evenHBand="1" w:firstRowFirstColumn="0" w:firstRowLastColumn="0" w:lastRowFirstColumn="0" w:lastRowLastColumn="0"/>
-        </w:trPr>
-        <w:tc>
-          <w:tcPr>
-            <w:tcW w:w="1104" w:type="pct"/>
-          </w:tcPr>
-          <w:p>
-            <w:r>
-              <w:t>Deadly Aim</w:t>
-            </w:r>
-          </w:p>
-          <w:p>
-            <w:pPr>
-              <w:pStyle w:val="Info"/>
-            </w:pPr>
-            <w:r>
-              <w:t>Ranged</w:t>
-            </w:r>
-          </w:p>
-        </w:tc>
-        <w:tc>
-          <w:tcPr>
-            <w:tcW w:w="1059" w:type="pct"/>
-          </w:tcPr>
-          <w:p>
-            <w:r>
-              <w:t>Pressure</w:t>
-            </w:r>
-          </w:p>
-          <w:p>
-            <w:pPr>
-              <w:ind w:firstLine="720"/>
-            </w:pPr>
-          </w:p>
-        </w:tc>
-        <w:tc>
-          <w:tcPr>
-            <w:tcW w:w="722" w:type="pct"/>
-          </w:tcPr>
-          <w:p>
-            <w:r>
-              <w:t>Passive</w:t>
-            </w:r>
-          </w:p>
-          <w:p/>
-        </w:tc>
-        <w:tc>
-          <w:tcPr>
-            <w:tcW w:w="2115" w:type="pct"/>
-          </w:tcPr>
-          <w:p>
-            <w:r>
-              <w:t xml:space="preserve">Your </w:t>
-            </w:r>
-            <w:r>
-              <w:rPr>
-                <w:rStyle w:val="EffectChar"/>
-              </w:rPr>
-              <w:t>Hunted</w:t>
-            </w:r>
-            <w:r>
-              <w:rPr>
-                <w:color w:val="77206D" w:themeColor="accent5" w:themeShade="BF"/>
-              </w:rPr>
-              <w:t xml:space="preserve"> </w:t>
-            </w:r>
-            <w:r>
-              <w:t xml:space="preserve">target is also </w:t>
-            </w:r>
-            <w:r>
-              <w:rPr>
-                <w:i/>
-                <w:iCs/>
-              </w:rPr>
-              <w:t>Off Guard</w:t>
-            </w:r>
-            <w:r>
-              <w:t xml:space="preserve"> against your attacks.</w:t>
-            </w:r>
-          </w:p>
-        </w:tc>
-      </w:tr>
-    </w:tbl>
-    <w:p/>
     <w:sectPr>
       <w:type w:val="continuous"/>
       <w:pgSz w:w="12240" w:h="15840"/>
